--- a/Events throughout the day.docx
+++ b/Events throughout the day.docx
@@ -45,29 +45,91 @@
           <w:sz w:val="26"/>
           <w:szCs w:val="26"/>
         </w:rPr>
-        <w:t>I started with some python challenges from the 101 book. </w:t>
-      </w:r>
-    </w:p>
-    <w:p>
-      <w:pPr>
-        <w:pStyle w:val="NormalWeb"/>
-        <w:shd w:val="clear" w:color="auto" w:fill="FFFFFF"/>
-        <w:spacing w:before="0" w:beforeAutospacing="0"/>
-        <w:rPr>
+        <w:t xml:space="preserve">I started with some python challenges from the 101 </w:t>
+      </w:r>
+      <w:proofErr w:type="gramStart"/>
+      <w:r>
+        <w:rPr>
+          <w:rStyle w:val="Strong"/>
           <w:rFonts w:ascii="Arial" w:hAnsi="Arial" w:cs="Arial"/>
           <w:color w:val="212529"/>
           <w:sz w:val="26"/>
           <w:szCs w:val="26"/>
         </w:rPr>
-      </w:pPr>
-      <w:r>
-        <w:rPr>
+        <w:t>book</w:t>
+      </w:r>
+      <w:proofErr w:type="gramEnd"/>
+      <w:r>
+        <w:rPr>
+          <w:rStyle w:val="Strong"/>
           <w:rFonts w:ascii="Arial" w:hAnsi="Arial" w:cs="Arial"/>
           <w:color w:val="212529"/>
           <w:sz w:val="26"/>
           <w:szCs w:val="26"/>
         </w:rPr>
-        <w:t>They started getting normal level and actually making me think a bit. Unfortunately I did not do many.</w:t>
+        <w:t>. </w:t>
+      </w:r>
+    </w:p>
+    <w:p>
+      <w:pPr>
+        <w:pStyle w:val="NormalWeb"/>
+        <w:shd w:val="clear" w:color="auto" w:fill="FFFFFF"/>
+        <w:spacing w:before="0" w:beforeAutospacing="0"/>
+        <w:rPr>
+          <w:rFonts w:ascii="Arial" w:hAnsi="Arial" w:cs="Arial"/>
+          <w:color w:val="212529"/>
+          <w:sz w:val="26"/>
+          <w:szCs w:val="26"/>
+        </w:rPr>
+      </w:pPr>
+      <w:r>
+        <w:rPr>
+          <w:rFonts w:ascii="Arial" w:hAnsi="Arial" w:cs="Arial"/>
+          <w:color w:val="212529"/>
+          <w:sz w:val="26"/>
+          <w:szCs w:val="26"/>
+        </w:rPr>
+        <w:t xml:space="preserve">They started getting normal level and </w:t>
+      </w:r>
+      <w:proofErr w:type="gramStart"/>
+      <w:r>
+        <w:rPr>
+          <w:rFonts w:ascii="Arial" w:hAnsi="Arial" w:cs="Arial"/>
+          <w:color w:val="212529"/>
+          <w:sz w:val="26"/>
+          <w:szCs w:val="26"/>
+        </w:rPr>
+        <w:t>actually making</w:t>
+      </w:r>
+      <w:proofErr w:type="gramEnd"/>
+      <w:r>
+        <w:rPr>
+          <w:rFonts w:ascii="Arial" w:hAnsi="Arial" w:cs="Arial"/>
+          <w:color w:val="212529"/>
+          <w:sz w:val="26"/>
+          <w:szCs w:val="26"/>
+        </w:rPr>
+        <w:t xml:space="preserve"> me think a bit. </w:t>
+      </w:r>
+      <w:proofErr w:type="gramStart"/>
+      <w:r>
+        <w:rPr>
+          <w:rFonts w:ascii="Arial" w:hAnsi="Arial" w:cs="Arial"/>
+          <w:color w:val="212529"/>
+          <w:sz w:val="26"/>
+          <w:szCs w:val="26"/>
+        </w:rPr>
+        <w:t>Unfortunately</w:t>
+      </w:r>
+      <w:proofErr w:type="gramEnd"/>
+      <w:r>
+        <w:rPr>
+          <w:rFonts w:ascii="Arial" w:hAnsi="Arial" w:cs="Arial"/>
+          <w:color w:val="212529"/>
+          <w:sz w:val="26"/>
+          <w:szCs w:val="26"/>
+        </w:rPr>
+        <w:t xml:space="preserve"> I did not do many.</w:t>
       </w:r>
     </w:p>
     <w:p>
@@ -328,9 +390,9 @@
           <w:sz w:val="26"/>
           <w:szCs w:val="26"/>
         </w:rPr>
-        <w:t xml:space="preserve">First thing I wanted to was add a </w:t>
-      </w:r>
-      <w:proofErr w:type="spellStart"/>
+        <w:t xml:space="preserve">First thing I wanted to </w:t>
+      </w:r>
+      <w:proofErr w:type="gramStart"/>
       <w:r>
         <w:rPr>
           <w:rFonts w:ascii="Arial" w:hAnsi="Arial" w:cs="Arial"/>
@@ -338,9 +400,9 @@
           <w:sz w:val="26"/>
           <w:szCs w:val="26"/>
         </w:rPr>
-        <w:t>RichTextField</w:t>
-      </w:r>
-      <w:proofErr w:type="spellEnd"/>
+        <w:t>was</w:t>
+      </w:r>
+      <w:proofErr w:type="gramEnd"/>
       <w:r>
         <w:rPr>
           <w:rFonts w:ascii="Arial" w:hAnsi="Arial" w:cs="Arial"/>
@@ -348,21 +410,19 @@
           <w:sz w:val="26"/>
           <w:szCs w:val="26"/>
         </w:rPr>
-        <w:t xml:space="preserve"> as the content field in the admin site so that I have better-looking posts. This was baby work compared to the next bit...</w:t>
-      </w:r>
-    </w:p>
-    <w:p>
-      <w:pPr>
-        <w:pStyle w:val="NormalWeb"/>
-        <w:shd w:val="clear" w:color="auto" w:fill="FFFFFF"/>
-        <w:spacing w:before="0" w:beforeAutospacing="0"/>
+        <w:t xml:space="preserve"> add a </w:t>
+      </w:r>
+      <w:proofErr w:type="spellStart"/>
+      <w:r>
         <w:rPr>
           <w:rFonts w:ascii="Arial" w:hAnsi="Arial" w:cs="Arial"/>
           <w:color w:val="212529"/>
           <w:sz w:val="26"/>
           <w:szCs w:val="26"/>
         </w:rPr>
-      </w:pPr>
+        <w:t>RichTextField</w:t>
+      </w:r>
+      <w:proofErr w:type="spellEnd"/>
       <w:r>
         <w:rPr>
           <w:rFonts w:ascii="Arial" w:hAnsi="Arial" w:cs="Arial"/>
@@ -370,7 +430,7 @@
           <w:sz w:val="26"/>
           <w:szCs w:val="26"/>
         </w:rPr>
-        <w:t>I mentioned on the previous post that I wanted to make the header jumbotron the following way:</w:t>
+        <w:t xml:space="preserve"> as the content field in the admin site so that I have better-looking posts. This was baby work compared to the next bit...</w:t>
       </w:r>
     </w:p>
     <w:p>
@@ -392,7 +452,7 @@
           <w:sz w:val="26"/>
           <w:szCs w:val="26"/>
         </w:rPr>
-        <w:t> - left half - the sitting programmer picture</w:t>
+        <w:t>I mentioned on the previous post that I wanted to make the header jumbotron the following way:</w:t>
       </w:r>
     </w:p>
     <w:p>
@@ -414,7 +474,7 @@
           <w:sz w:val="26"/>
           <w:szCs w:val="26"/>
         </w:rPr>
-        <w:t> - right half - a code snippet to say hello to the readers.</w:t>
+        <w:t> - left half - the sitting programmer picture</w:t>
       </w:r>
     </w:p>
     <w:p>
@@ -436,7 +496,7 @@
           <w:sz w:val="26"/>
           <w:szCs w:val="26"/>
         </w:rPr>
-        <w:t> </w:t>
+        <w:t> - right half - a code snippet to say hello to the readers.</w:t>
       </w:r>
     </w:p>
     <w:p>
@@ -458,7 +518,40 @@
           <w:sz w:val="26"/>
           <w:szCs w:val="26"/>
         </w:rPr>
-        <w:t>First I had some problems with Bootstrap layout, though I finished the course I did not have particular experience using it on my own. I got to learn some things on the moment.</w:t>
+        <w:t> </w:t>
+      </w:r>
+    </w:p>
+    <w:p>
+      <w:pPr>
+        <w:pStyle w:val="NormalWeb"/>
+        <w:shd w:val="clear" w:color="auto" w:fill="FFFFFF"/>
+        <w:spacing w:before="0" w:beforeAutospacing="0"/>
+        <w:rPr>
+          <w:rFonts w:ascii="Arial" w:hAnsi="Arial" w:cs="Arial"/>
+          <w:color w:val="212529"/>
+          <w:sz w:val="26"/>
+          <w:szCs w:val="26"/>
+        </w:rPr>
+      </w:pPr>
+      <w:proofErr w:type="gramStart"/>
+      <w:r>
+        <w:rPr>
+          <w:rFonts w:ascii="Arial" w:hAnsi="Arial" w:cs="Arial"/>
+          <w:color w:val="212529"/>
+          <w:sz w:val="26"/>
+          <w:szCs w:val="26"/>
+        </w:rPr>
+        <w:t>First</w:t>
+      </w:r>
+      <w:proofErr w:type="gramEnd"/>
+      <w:r>
+        <w:rPr>
+          <w:rFonts w:ascii="Arial" w:hAnsi="Arial" w:cs="Arial"/>
+          <w:color w:val="212529"/>
+          <w:sz w:val="26"/>
+          <w:szCs w:val="26"/>
+        </w:rPr>
+        <w:t xml:space="preserve"> I had some problems with Bootstrap layout, though I finished the course I did not have particular experience using it on my own. I got to learn some things on the moment.</w:t>
       </w:r>
     </w:p>
     <w:p>
@@ -575,21 +668,19 @@
           <w:sz w:val="26"/>
           <w:szCs w:val="26"/>
         </w:rPr>
-        <w:t>I have seen typewriting simulations on other websites and figured out that I could find a ready to copy-paste code and do little tweaks to fit my case. But my case turned out more specific than anything I could find...</w:t>
-      </w:r>
-    </w:p>
-    <w:p>
-      <w:pPr>
-        <w:pStyle w:val="NormalWeb"/>
-        <w:shd w:val="clear" w:color="auto" w:fill="FFFFFF"/>
-        <w:spacing w:before="0" w:beforeAutospacing="0"/>
+        <w:t xml:space="preserve">I have seen typewriting simulations on other websites and figured out that I could find a ready to copy-paste code and </w:t>
+      </w:r>
+      <w:proofErr w:type="gramStart"/>
+      <w:r>
         <w:rPr>
           <w:rFonts w:ascii="Arial" w:hAnsi="Arial" w:cs="Arial"/>
           <w:color w:val="212529"/>
           <w:sz w:val="26"/>
           <w:szCs w:val="26"/>
         </w:rPr>
-      </w:pPr>
+        <w:t>do little</w:t>
+      </w:r>
+      <w:proofErr w:type="gramEnd"/>
       <w:r>
         <w:rPr>
           <w:rFonts w:ascii="Arial" w:hAnsi="Arial" w:cs="Arial"/>
@@ -597,19 +688,21 @@
           <w:sz w:val="26"/>
           <w:szCs w:val="26"/>
         </w:rPr>
-        <w:t xml:space="preserve">1) most of the typewriting </w:t>
-      </w:r>
-      <w:proofErr w:type="spellStart"/>
-      <w:r>
+        <w:t xml:space="preserve"> tweaks to fit my case. But my case turned out more specific than anything I could find...</w:t>
+      </w:r>
+    </w:p>
+    <w:p>
+      <w:pPr>
+        <w:pStyle w:val="NormalWeb"/>
+        <w:shd w:val="clear" w:color="auto" w:fill="FFFFFF"/>
+        <w:spacing w:before="0" w:beforeAutospacing="0"/>
         <w:rPr>
           <w:rFonts w:ascii="Arial" w:hAnsi="Arial" w:cs="Arial"/>
           <w:color w:val="212529"/>
           <w:sz w:val="26"/>
           <w:szCs w:val="26"/>
         </w:rPr>
-        <w:t>css</w:t>
-      </w:r>
-      <w:proofErr w:type="spellEnd"/>
+      </w:pPr>
       <w:r>
         <w:rPr>
           <w:rFonts w:ascii="Arial" w:hAnsi="Arial" w:cs="Arial"/>
@@ -617,7 +710,47 @@
           <w:sz w:val="26"/>
           <w:szCs w:val="26"/>
         </w:rPr>
-        <w:t xml:space="preserve"> and html codes were only for one line of text and when I tried to use them for multiple lines they were either doing </w:t>
+        <w:t xml:space="preserve">1) most of the typewriting </w:t>
+      </w:r>
+      <w:proofErr w:type="spellStart"/>
+      <w:r>
+        <w:rPr>
+          <w:rFonts w:ascii="Arial" w:hAnsi="Arial" w:cs="Arial"/>
+          <w:color w:val="212529"/>
+          <w:sz w:val="26"/>
+          <w:szCs w:val="26"/>
+        </w:rPr>
+        <w:t>css</w:t>
+      </w:r>
+      <w:proofErr w:type="spellEnd"/>
+      <w:r>
+        <w:rPr>
+          <w:rFonts w:ascii="Arial" w:hAnsi="Arial" w:cs="Arial"/>
+          <w:color w:val="212529"/>
+          <w:sz w:val="26"/>
+          <w:szCs w:val="26"/>
+        </w:rPr>
+        <w:t xml:space="preserve"> and html codes were only for one line of text and when I tried to use them for multiple </w:t>
+      </w:r>
+      <w:proofErr w:type="gramStart"/>
+      <w:r>
+        <w:rPr>
+          <w:rFonts w:ascii="Arial" w:hAnsi="Arial" w:cs="Arial"/>
+          <w:color w:val="212529"/>
+          <w:sz w:val="26"/>
+          <w:szCs w:val="26"/>
+        </w:rPr>
+        <w:t>lines</w:t>
+      </w:r>
+      <w:proofErr w:type="gramEnd"/>
+      <w:r>
+        <w:rPr>
+          <w:rFonts w:ascii="Arial" w:hAnsi="Arial" w:cs="Arial"/>
+          <w:color w:val="212529"/>
+          <w:sz w:val="26"/>
+          <w:szCs w:val="26"/>
+        </w:rPr>
+        <w:t xml:space="preserve"> they were either doing </w:t>
       </w:r>
       <w:proofErr w:type="spellStart"/>
       <w:r>
@@ -719,9 +852,9 @@
           <w:sz w:val="26"/>
           <w:szCs w:val="26"/>
         </w:rPr>
-        <w:t xml:space="preserve"> for making it. Very simple and nice code. Afterwards I thought that I needed to make each line wait for the previous one to complete before the current one starts to be typed. Luckily there is the </w:t>
-      </w:r>
-      <w:proofErr w:type="spellStart"/>
+        <w:t xml:space="preserve"> for making it. </w:t>
+      </w:r>
+      <w:proofErr w:type="gramStart"/>
       <w:r>
         <w:rPr>
           <w:rFonts w:ascii="Arial" w:hAnsi="Arial" w:cs="Arial"/>
@@ -729,9 +862,9 @@
           <w:sz w:val="26"/>
           <w:szCs w:val="26"/>
         </w:rPr>
-        <w:t>setTimeOut</w:t>
-      </w:r>
-      <w:proofErr w:type="spellEnd"/>
+        <w:t>Very simple</w:t>
+      </w:r>
+      <w:proofErr w:type="gramEnd"/>
       <w:r>
         <w:rPr>
           <w:rFonts w:ascii="Arial" w:hAnsi="Arial" w:cs="Arial"/>
@@ -739,9 +872,9 @@
           <w:sz w:val="26"/>
           <w:szCs w:val="26"/>
         </w:rPr>
-        <w:t xml:space="preserve"> method in JS which does that and the other problem which was fast solved was to make the next lines initially invisible and after the timeout for them to become visible and then run the typewriting effect. The final job was to add </w:t>
-      </w:r>
-      <w:proofErr w:type="spellStart"/>
+        <w:t xml:space="preserve"> and nice code. Afterwards I thought that I needed to make each line wait for the previous one to complete before the current one starts to be typed. </w:t>
+      </w:r>
+      <w:proofErr w:type="gramStart"/>
       <w:r>
         <w:rPr>
           <w:rFonts w:ascii="Arial" w:hAnsi="Arial" w:cs="Arial"/>
@@ -749,9 +882,9 @@
           <w:sz w:val="26"/>
           <w:szCs w:val="26"/>
         </w:rPr>
-        <w:t>colour</w:t>
-      </w:r>
-      <w:proofErr w:type="spellEnd"/>
+        <w:t>Luckily</w:t>
+      </w:r>
+      <w:proofErr w:type="gramEnd"/>
       <w:r>
         <w:rPr>
           <w:rFonts w:ascii="Arial" w:hAnsi="Arial" w:cs="Arial"/>
@@ -759,21 +892,19 @@
           <w:sz w:val="26"/>
           <w:szCs w:val="26"/>
         </w:rPr>
-        <w:t xml:space="preserve"> to the text which was a nice easy ending to the day. </w:t>
-      </w:r>
-    </w:p>
-    <w:p>
-      <w:pPr>
-        <w:pStyle w:val="NormalWeb"/>
-        <w:shd w:val="clear" w:color="auto" w:fill="FFFFFF"/>
-        <w:spacing w:before="0" w:beforeAutospacing="0"/>
+        <w:t xml:space="preserve"> there is the </w:t>
+      </w:r>
+      <w:proofErr w:type="spellStart"/>
+      <w:r>
         <w:rPr>
           <w:rFonts w:ascii="Arial" w:hAnsi="Arial" w:cs="Arial"/>
           <w:color w:val="212529"/>
           <w:sz w:val="26"/>
           <w:szCs w:val="26"/>
         </w:rPr>
-      </w:pPr>
+        <w:t>setTimeOut</w:t>
+      </w:r>
+      <w:proofErr w:type="spellEnd"/>
       <w:r>
         <w:rPr>
           <w:rFonts w:ascii="Arial" w:hAnsi="Arial" w:cs="Arial"/>
@@ -781,7 +912,7 @@
           <w:sz w:val="26"/>
           <w:szCs w:val="26"/>
         </w:rPr>
-        <w:t xml:space="preserve">This was a lot of searching and head </w:t>
+        <w:t xml:space="preserve"> method in JS which does that and the other problem which was fast solved was to make the next lines initially invisible and after the timeout for them to become visible and then run the typewriting effect. The final job was to add </w:t>
       </w:r>
       <w:proofErr w:type="spellStart"/>
       <w:r>
@@ -791,7 +922,7 @@
           <w:sz w:val="26"/>
           <w:szCs w:val="26"/>
         </w:rPr>
-        <w:t>scraching</w:t>
+        <w:t>colour</w:t>
       </w:r>
       <w:proofErr w:type="spellEnd"/>
       <w:r>
@@ -801,7 +932,7 @@
           <w:sz w:val="26"/>
           <w:szCs w:val="26"/>
         </w:rPr>
-        <w:t xml:space="preserve"> and thinking of other ideas, but I am glad in the end I ended up with what I wanted. </w:t>
+        <w:t xml:space="preserve"> to the text which was a nice easy ending to the day. </w:t>
       </w:r>
     </w:p>
     <w:p>
@@ -823,21 +954,19 @@
           <w:sz w:val="26"/>
           <w:szCs w:val="26"/>
         </w:rPr>
-        <w:t> </w:t>
-      </w:r>
-    </w:p>
-    <w:p>
-      <w:pPr>
-        <w:pStyle w:val="NormalWeb"/>
-        <w:shd w:val="clear" w:color="auto" w:fill="FFFFFF"/>
-        <w:spacing w:before="0" w:beforeAutospacing="0"/>
+        <w:t xml:space="preserve">This was a lot of searching and head </w:t>
+      </w:r>
+      <w:proofErr w:type="spellStart"/>
+      <w:r>
         <w:rPr>
           <w:rFonts w:ascii="Arial" w:hAnsi="Arial" w:cs="Arial"/>
           <w:color w:val="212529"/>
           <w:sz w:val="26"/>
           <w:szCs w:val="26"/>
         </w:rPr>
-      </w:pPr>
+        <w:t>scraching</w:t>
+      </w:r>
+      <w:proofErr w:type="spellEnd"/>
       <w:r>
         <w:rPr>
           <w:rFonts w:ascii="Arial" w:hAnsi="Arial" w:cs="Arial"/>
@@ -845,7 +974,7 @@
           <w:sz w:val="26"/>
           <w:szCs w:val="26"/>
         </w:rPr>
-        <w:t>These are the coding bits I did today and I am happy with the done work. </w:t>
+        <w:t xml:space="preserve"> and thinking of other ideas, but I am glad in the end I ended up with what I wanted. </w:t>
       </w:r>
     </w:p>
     <w:p>
@@ -867,7 +996,7 @@
           <w:sz w:val="26"/>
           <w:szCs w:val="26"/>
         </w:rPr>
-        <w:t>It is 10.30pm now and it seems like an early finish for a Friday, but considering the right half code snippet took 7 hours, I will gladly take this early finish. (the post time will be 8.30pm, that is because it is set to UK time but now I am home in Bulgaria where it is 2 hours ahead.)</w:t>
+        <w:t> </w:t>
       </w:r>
     </w:p>
     <w:p>
@@ -889,22 +1018,19 @@
           <w:sz w:val="26"/>
           <w:szCs w:val="26"/>
         </w:rPr>
-        <w:lastRenderedPageBreak/>
-        <w:t>Tomorrow I have planned to learn about Kubernetes. I want to leave this blog/CV website aside for tomorrow so that I can have a break and let my subconsciousness think about it in the background (maybe some good ideas will come). I am looking forward to learning about Kubernetes and excited to see what new things I will learn.</w:t>
-      </w:r>
-    </w:p>
-    <w:p>
-      <w:pPr>
-        <w:pStyle w:val="NormalWeb"/>
-        <w:shd w:val="clear" w:color="auto" w:fill="FFFFFF"/>
-        <w:spacing w:before="0" w:beforeAutospacing="0"/>
+        <w:t xml:space="preserve">These are the coding bits I did </w:t>
+      </w:r>
+      <w:proofErr w:type="gramStart"/>
+      <w:r>
         <w:rPr>
           <w:rFonts w:ascii="Arial" w:hAnsi="Arial" w:cs="Arial"/>
           <w:color w:val="212529"/>
           <w:sz w:val="26"/>
           <w:szCs w:val="26"/>
         </w:rPr>
-      </w:pPr>
+        <w:t>today</w:t>
+      </w:r>
+      <w:proofErr w:type="gramEnd"/>
       <w:r>
         <w:rPr>
           <w:rFonts w:ascii="Arial" w:hAnsi="Arial" w:cs="Arial"/>
@@ -912,7 +1038,7 @@
           <w:sz w:val="26"/>
           <w:szCs w:val="26"/>
         </w:rPr>
-        <w:t> </w:t>
+        <w:t xml:space="preserve"> and I am happy with the done work. </w:t>
       </w:r>
     </w:p>
     <w:p>
@@ -934,21 +1060,19 @@
           <w:sz w:val="26"/>
           <w:szCs w:val="26"/>
         </w:rPr>
-        <w:t>See you in the next one,</w:t>
-      </w:r>
-    </w:p>
-    <w:p>
-      <w:pPr>
-        <w:pStyle w:val="NormalWeb"/>
-        <w:shd w:val="clear" w:color="auto" w:fill="FFFFFF"/>
-        <w:spacing w:before="0" w:beforeAutospacing="0"/>
+        <w:t xml:space="preserve">It is 10.30pm now and it seems like an early finish for a </w:t>
+      </w:r>
+      <w:proofErr w:type="gramStart"/>
+      <w:r>
         <w:rPr>
           <w:rFonts w:ascii="Arial" w:hAnsi="Arial" w:cs="Arial"/>
           <w:color w:val="212529"/>
           <w:sz w:val="26"/>
           <w:szCs w:val="26"/>
         </w:rPr>
-      </w:pPr>
+        <w:t>Friday, but</w:t>
+      </w:r>
+      <w:proofErr w:type="gramEnd"/>
       <w:r>
         <w:rPr>
           <w:rFonts w:ascii="Arial" w:hAnsi="Arial" w:cs="Arial"/>
@@ -956,21 +1080,19 @@
           <w:sz w:val="26"/>
           <w:szCs w:val="26"/>
         </w:rPr>
-        <w:t>Ivan</w:t>
-      </w:r>
-    </w:p>
-    <w:p>
-      <w:pPr>
-        <w:pStyle w:val="NormalWeb"/>
-        <w:shd w:val="clear" w:color="auto" w:fill="FFFFFF"/>
-        <w:spacing w:before="0" w:beforeAutospacing="0"/>
+        <w:t xml:space="preserve"> considering the right half code snippet took 7 hours, I will gladly take this early finish. (the post time will be 8.30pm, that is because it is set to UK time but </w:t>
+      </w:r>
+      <w:proofErr w:type="gramStart"/>
+      <w:r>
         <w:rPr>
           <w:rFonts w:ascii="Arial" w:hAnsi="Arial" w:cs="Arial"/>
           <w:color w:val="212529"/>
           <w:sz w:val="26"/>
           <w:szCs w:val="26"/>
         </w:rPr>
-      </w:pPr>
+        <w:t>now</w:t>
+      </w:r>
+      <w:proofErr w:type="gramEnd"/>
       <w:r>
         <w:rPr>
           <w:rFonts w:ascii="Arial" w:hAnsi="Arial" w:cs="Arial"/>
@@ -978,7 +1100,7 @@
           <w:sz w:val="26"/>
           <w:szCs w:val="26"/>
         </w:rPr>
-        <w:t> </w:t>
+        <w:t xml:space="preserve"> I am home in Bulgaria where it is 2 hours ahead.)</w:t>
       </w:r>
     </w:p>
     <w:p>
@@ -1000,19 +1122,22 @@
           <w:sz w:val="26"/>
           <w:szCs w:val="26"/>
         </w:rPr>
-        <w:t xml:space="preserve">P.S. I had to repost the first post because I had to delete my original database. Thankfully I had saved the text from the post so I did not need to rewrite everything which would have been </w:t>
-      </w:r>
-      <w:proofErr w:type="spellStart"/>
-      <w:r>
+        <w:lastRenderedPageBreak/>
+        <w:t>Tomorrow I have planned to learn about Kubernetes. I want to leave this blog/CV website aside for tomorrow so that I can have a break and let my subconsciousness think about it in the background (maybe some good ideas will come). I am looking forward to learning about Kubernetes and excited to see what new things I will learn.</w:t>
+      </w:r>
+    </w:p>
+    <w:p>
+      <w:pPr>
+        <w:pStyle w:val="NormalWeb"/>
+        <w:shd w:val="clear" w:color="auto" w:fill="FFFFFF"/>
+        <w:spacing w:before="0" w:beforeAutospacing="0"/>
         <w:rPr>
           <w:rFonts w:ascii="Arial" w:hAnsi="Arial" w:cs="Arial"/>
           <w:color w:val="212529"/>
           <w:sz w:val="26"/>
           <w:szCs w:val="26"/>
         </w:rPr>
-        <w:t>alwful</w:t>
-      </w:r>
-      <w:proofErr w:type="spellEnd"/>
+      </w:pPr>
       <w:r>
         <w:rPr>
           <w:rFonts w:ascii="Arial" w:hAnsi="Arial" w:cs="Arial"/>
@@ -1020,6 +1145,134 @@
           <w:sz w:val="26"/>
           <w:szCs w:val="26"/>
         </w:rPr>
+        <w:t> </w:t>
+      </w:r>
+    </w:p>
+    <w:p>
+      <w:pPr>
+        <w:pStyle w:val="NormalWeb"/>
+        <w:shd w:val="clear" w:color="auto" w:fill="FFFFFF"/>
+        <w:spacing w:before="0" w:beforeAutospacing="0"/>
+        <w:rPr>
+          <w:rFonts w:ascii="Arial" w:hAnsi="Arial" w:cs="Arial"/>
+          <w:color w:val="212529"/>
+          <w:sz w:val="26"/>
+          <w:szCs w:val="26"/>
+        </w:rPr>
+      </w:pPr>
+      <w:r>
+        <w:rPr>
+          <w:rFonts w:ascii="Arial" w:hAnsi="Arial" w:cs="Arial"/>
+          <w:color w:val="212529"/>
+          <w:sz w:val="26"/>
+          <w:szCs w:val="26"/>
+        </w:rPr>
+        <w:t>See you in the next one,</w:t>
+      </w:r>
+    </w:p>
+    <w:p>
+      <w:pPr>
+        <w:pStyle w:val="NormalWeb"/>
+        <w:shd w:val="clear" w:color="auto" w:fill="FFFFFF"/>
+        <w:spacing w:before="0" w:beforeAutospacing="0"/>
+        <w:rPr>
+          <w:rFonts w:ascii="Arial" w:hAnsi="Arial" w:cs="Arial"/>
+          <w:color w:val="212529"/>
+          <w:sz w:val="26"/>
+          <w:szCs w:val="26"/>
+        </w:rPr>
+      </w:pPr>
+      <w:r>
+        <w:rPr>
+          <w:rFonts w:ascii="Arial" w:hAnsi="Arial" w:cs="Arial"/>
+          <w:color w:val="212529"/>
+          <w:sz w:val="26"/>
+          <w:szCs w:val="26"/>
+        </w:rPr>
+        <w:t>Ivan</w:t>
+      </w:r>
+    </w:p>
+    <w:p>
+      <w:pPr>
+        <w:pStyle w:val="NormalWeb"/>
+        <w:shd w:val="clear" w:color="auto" w:fill="FFFFFF"/>
+        <w:spacing w:before="0" w:beforeAutospacing="0"/>
+        <w:rPr>
+          <w:rFonts w:ascii="Arial" w:hAnsi="Arial" w:cs="Arial"/>
+          <w:color w:val="212529"/>
+          <w:sz w:val="26"/>
+          <w:szCs w:val="26"/>
+        </w:rPr>
+      </w:pPr>
+      <w:r>
+        <w:rPr>
+          <w:rFonts w:ascii="Arial" w:hAnsi="Arial" w:cs="Arial"/>
+          <w:color w:val="212529"/>
+          <w:sz w:val="26"/>
+          <w:szCs w:val="26"/>
+        </w:rPr>
+        <w:t> </w:t>
+      </w:r>
+    </w:p>
+    <w:p>
+      <w:pPr>
+        <w:pStyle w:val="NormalWeb"/>
+        <w:shd w:val="clear" w:color="auto" w:fill="FFFFFF"/>
+        <w:spacing w:before="0" w:beforeAutospacing="0"/>
+        <w:rPr>
+          <w:rFonts w:ascii="Arial" w:hAnsi="Arial" w:cs="Arial"/>
+          <w:color w:val="212529"/>
+          <w:sz w:val="26"/>
+          <w:szCs w:val="26"/>
+        </w:rPr>
+      </w:pPr>
+      <w:r>
+        <w:rPr>
+          <w:rFonts w:ascii="Arial" w:hAnsi="Arial" w:cs="Arial"/>
+          <w:color w:val="212529"/>
+          <w:sz w:val="26"/>
+          <w:szCs w:val="26"/>
+        </w:rPr>
+        <w:t xml:space="preserve">P.S. I had to repost the first post because I had to delete my original database. </w:t>
+      </w:r>
+      <w:proofErr w:type="gramStart"/>
+      <w:r>
+        <w:rPr>
+          <w:rFonts w:ascii="Arial" w:hAnsi="Arial" w:cs="Arial"/>
+          <w:color w:val="212529"/>
+          <w:sz w:val="26"/>
+          <w:szCs w:val="26"/>
+        </w:rPr>
+        <w:t>Thankfully</w:t>
+      </w:r>
+      <w:proofErr w:type="gramEnd"/>
+      <w:r>
+        <w:rPr>
+          <w:rFonts w:ascii="Arial" w:hAnsi="Arial" w:cs="Arial"/>
+          <w:color w:val="212529"/>
+          <w:sz w:val="26"/>
+          <w:szCs w:val="26"/>
+        </w:rPr>
+        <w:t xml:space="preserve"> I had saved the text from the post so I did not need to rewrite everything which would have been </w:t>
+      </w:r>
+      <w:proofErr w:type="spellStart"/>
+      <w:r>
+        <w:rPr>
+          <w:rFonts w:ascii="Arial" w:hAnsi="Arial" w:cs="Arial"/>
+          <w:color w:val="212529"/>
+          <w:sz w:val="26"/>
+          <w:szCs w:val="26"/>
+        </w:rPr>
+        <w:t>alwful</w:t>
+      </w:r>
+      <w:proofErr w:type="spellEnd"/>
+      <w:r>
+        <w:rPr>
+          <w:rFonts w:ascii="Arial" w:hAnsi="Arial" w:cs="Arial"/>
+          <w:color w:val="212529"/>
+          <w:sz w:val="26"/>
+          <w:szCs w:val="26"/>
+        </w:rPr>
         <w:t>. </w:t>
       </w:r>
     </w:p>
@@ -1095,7 +1348,29 @@
           <w:szCs w:val="24"/>
           <w:lang w:val="en-US"/>
         </w:rPr>
-        <w:t xml:space="preserve">My first day of 100 consecutive days of code is almost done. I wish I was not sleepy to continue coding but here I am, </w:t>
+        <w:t xml:space="preserve">My first day of 100 consecutive days of code is almost done. I wish I </w:t>
+      </w:r>
+      <w:proofErr w:type="gramStart"/>
+      <w:r>
+        <w:rPr>
+          <w:rFonts w:ascii="Arial" w:eastAsia="Times New Roman" w:hAnsi="Arial" w:cs="Arial"/>
+          <w:color w:val="212529"/>
+          <w:sz w:val="24"/>
+          <w:szCs w:val="24"/>
+          <w:lang w:val="en-US"/>
+        </w:rPr>
+        <w:t>was</w:t>
+      </w:r>
+      <w:proofErr w:type="gramEnd"/>
+      <w:r>
+        <w:rPr>
+          <w:rFonts w:ascii="Arial" w:eastAsia="Times New Roman" w:hAnsi="Arial" w:cs="Arial"/>
+          <w:color w:val="212529"/>
+          <w:sz w:val="24"/>
+          <w:szCs w:val="24"/>
+          <w:lang w:val="en-US"/>
+        </w:rPr>
+        <w:t xml:space="preserve"> not sleepy to continue coding but here I am, </w:t>
       </w:r>
       <w:proofErr w:type="spellStart"/>
       <w:r>
@@ -1210,13 +1485,10 @@
           <w:szCs w:val="26"/>
           <w:lang w:val="en-US"/>
         </w:rPr>
-        <w:t>Did 27 of those, unsurprisingly, the first few were very simple but it is never bad to confirm that you have basic knowledge. I decided to go with Python as an "interview" language because of its simple syntax. I have done other online simple algorithm practices but I decided to start recording the ones I do and add them to a GitHub repo.</w:t>
-      </w:r>
-    </w:p>
-    <w:p>
-      <w:pPr>
-        <w:shd w:val="clear" w:color="auto" w:fill="FFFFFF"/>
-        <w:spacing w:after="100" w:afterAutospacing="1" w:line="240" w:lineRule="auto"/>
+        <w:t xml:space="preserve">Did 27 of those, unsurprisingly, the first few were very </w:t>
+      </w:r>
+      <w:proofErr w:type="gramStart"/>
+      <w:r>
         <w:rPr>
           <w:rFonts w:ascii="Arial" w:eastAsia="Times New Roman" w:hAnsi="Arial" w:cs="Arial"/>
           <w:color w:val="212529"/>
@@ -1224,7 +1496,9 @@
           <w:szCs w:val="26"/>
           <w:lang w:val="en-US"/>
         </w:rPr>
-      </w:pPr>
+        <w:t>simple</w:t>
+      </w:r>
+      <w:proofErr w:type="gramEnd"/>
       <w:r>
         <w:rPr>
           <w:rFonts w:ascii="Arial" w:eastAsia="Times New Roman" w:hAnsi="Arial" w:cs="Arial"/>
@@ -1233,13 +1507,10 @@
           <w:szCs w:val="26"/>
           <w:lang w:val="en-US"/>
         </w:rPr>
-        <w:t>Code covered and new knowledge from the 27 challenges:</w:t>
-      </w:r>
-    </w:p>
-    <w:p>
-      <w:pPr>
-        <w:shd w:val="clear" w:color="auto" w:fill="FFFFFF"/>
-        <w:spacing w:after="100" w:afterAutospacing="1" w:line="240" w:lineRule="auto"/>
+        <w:t xml:space="preserve"> but it is never bad to confirm that you have basic knowledge. I decided to go with Python as an "interview" language because of its simple syntax. I have done other online simple algorithm </w:t>
+      </w:r>
+      <w:proofErr w:type="gramStart"/>
+      <w:r>
         <w:rPr>
           <w:rFonts w:ascii="Arial" w:eastAsia="Times New Roman" w:hAnsi="Arial" w:cs="Arial"/>
           <w:color w:val="212529"/>
@@ -1247,7 +1518,9 @@
           <w:szCs w:val="26"/>
           <w:lang w:val="en-US"/>
         </w:rPr>
-      </w:pPr>
+        <w:t>practices</w:t>
+      </w:r>
+      <w:proofErr w:type="gramEnd"/>
       <w:r>
         <w:rPr>
           <w:rFonts w:ascii="Arial" w:eastAsia="Times New Roman" w:hAnsi="Arial" w:cs="Arial"/>
@@ -1256,7 +1529,7 @@
           <w:szCs w:val="26"/>
           <w:lang w:val="en-US"/>
         </w:rPr>
-        <w:t> - a lot of for loops for couple of the challenges</w:t>
+        <w:t xml:space="preserve"> but I decided to start recording the ones I do and add them to a GitHub repo.</w:t>
       </w:r>
     </w:p>
     <w:p>
@@ -1279,8 +1552,7 @@
           <w:szCs w:val="26"/>
           <w:lang w:val="en-US"/>
         </w:rPr>
-        <w:lastRenderedPageBreak/>
-        <w:t> - a pomodoro functionality created with python, though there is no sound when the 5, 25 and 30 min is reached, can be added probably</w:t>
+        <w:t>Code covered and new knowledge from the 27 challenges:</w:t>
       </w:r>
     </w:p>
     <w:p>
@@ -1303,7 +1575,7 @@
           <w:szCs w:val="26"/>
           <w:lang w:val="en-US"/>
         </w:rPr>
-        <w:t> - wrote a simple bidding code, thank God I am not addicted to betting and casino games</w:t>
+        <w:t> - a lot of for loops for couple of the challenges</w:t>
       </w:r>
     </w:p>
     <w:p>
@@ -1326,10 +1598,14 @@
           <w:szCs w:val="26"/>
           <w:lang w:val="en-US"/>
         </w:rPr>
-        <w:t xml:space="preserve"> - learned about this "turtle" python package which allows you to draw anything you want, the challenge was to draw some </w:t>
-      </w:r>
-      <w:proofErr w:type="spellStart"/>
-      <w:r>
+        <w:lastRenderedPageBreak/>
+        <w:t> - a pomodoro functionality created with python, though there is no sound when the 5, 25 and 30 min is reached, can be added probably</w:t>
+      </w:r>
+    </w:p>
+    <w:p>
+      <w:pPr>
+        <w:shd w:val="clear" w:color="auto" w:fill="FFFFFF"/>
+        <w:spacing w:after="100" w:afterAutospacing="1" w:line="240" w:lineRule="auto"/>
         <w:rPr>
           <w:rFonts w:ascii="Arial" w:eastAsia="Times New Roman" w:hAnsi="Arial" w:cs="Arial"/>
           <w:color w:val="212529"/>
@@ -1337,9 +1613,7 @@
           <w:szCs w:val="26"/>
           <w:lang w:val="en-US"/>
         </w:rPr>
-        <w:t>moroccan</w:t>
-      </w:r>
-      <w:proofErr w:type="spellEnd"/>
+      </w:pPr>
       <w:r>
         <w:rPr>
           <w:rFonts w:ascii="Arial" w:eastAsia="Times New Roman" w:hAnsi="Arial" w:cs="Arial"/>
@@ -1348,10 +1622,13 @@
           <w:szCs w:val="26"/>
           <w:lang w:val="en-US"/>
         </w:rPr>
-        <w:t xml:space="preserve"> </w:t>
-      </w:r>
-      <w:proofErr w:type="spellStart"/>
-      <w:r>
+        <w:t> - wrote a simple bidding code, thank God I am not addicted to betting and casino games</w:t>
+      </w:r>
+    </w:p>
+    <w:p>
+      <w:pPr>
+        <w:shd w:val="clear" w:color="auto" w:fill="FFFFFF"/>
+        <w:spacing w:after="100" w:afterAutospacing="1" w:line="240" w:lineRule="auto"/>
         <w:rPr>
           <w:rFonts w:ascii="Arial" w:eastAsia="Times New Roman" w:hAnsi="Arial" w:cs="Arial"/>
           <w:color w:val="212529"/>
@@ -1359,9 +1636,7 @@
           <w:szCs w:val="26"/>
           <w:lang w:val="en-US"/>
         </w:rPr>
-        <w:t>mosiacs</w:t>
-      </w:r>
-      <w:proofErr w:type="spellEnd"/>
+      </w:pPr>
       <w:r>
         <w:rPr>
           <w:rFonts w:ascii="Arial" w:eastAsia="Times New Roman" w:hAnsi="Arial" w:cs="Arial"/>
@@ -1370,7 +1645,7 @@
           <w:szCs w:val="26"/>
           <w:lang w:val="en-US"/>
         </w:rPr>
-        <w:t>, which were fun to draw. Also before I had never heard of the turtle package, so I guess I already got my money's worth from the book (</w:t>
+        <w:t xml:space="preserve"> - learned about this "turtle" python package which allows you to draw anything you want, the challenge was to draw some </w:t>
       </w:r>
       <w:proofErr w:type="spellStart"/>
       <w:r>
@@ -1381,7 +1656,7 @@
           <w:szCs w:val="26"/>
           <w:lang w:val="en-US"/>
         </w:rPr>
-        <w:t>xaxa</w:t>
+        <w:t>moroccan</w:t>
       </w:r>
       <w:proofErr w:type="spellEnd"/>
       <w:r>
@@ -1392,13 +1667,10 @@
           <w:szCs w:val="26"/>
           <w:lang w:val="en-US"/>
         </w:rPr>
-        <w:t>)</w:t>
-      </w:r>
-    </w:p>
-    <w:p>
-      <w:pPr>
-        <w:shd w:val="clear" w:color="auto" w:fill="FFFFFF"/>
-        <w:spacing w:after="100" w:afterAutospacing="1" w:line="240" w:lineRule="auto"/>
+        <w:t xml:space="preserve"> </w:t>
+      </w:r>
+      <w:proofErr w:type="spellStart"/>
+      <w:r>
         <w:rPr>
           <w:rFonts w:ascii="Arial" w:eastAsia="Times New Roman" w:hAnsi="Arial" w:cs="Arial"/>
           <w:color w:val="212529"/>
@@ -1406,7 +1678,9 @@
           <w:szCs w:val="26"/>
           <w:lang w:val="en-US"/>
         </w:rPr>
-      </w:pPr>
+        <w:t>mosiacs</w:t>
+      </w:r>
+      <w:proofErr w:type="spellEnd"/>
       <w:r>
         <w:rPr>
           <w:rFonts w:ascii="Arial" w:eastAsia="Times New Roman" w:hAnsi="Arial" w:cs="Arial"/>
@@ -1415,13 +1689,10 @@
           <w:szCs w:val="26"/>
           <w:lang w:val="en-US"/>
         </w:rPr>
-        <w:t>I could easily continue with the challenges but I felt it would be pointless because I would be going through them for the sake of completing the book, not for the sake of learning, so I stopped so I my mine could "soak" some of the new knowledge in "its background".</w:t>
-      </w:r>
-    </w:p>
-    <w:p>
-      <w:pPr>
-        <w:shd w:val="clear" w:color="auto" w:fill="FFFFFF"/>
-        <w:spacing w:after="100" w:afterAutospacing="1" w:line="240" w:lineRule="auto"/>
+        <w:t>, which were fun to draw. </w:t>
+      </w:r>
+      <w:proofErr w:type="gramStart"/>
+      <w:r>
         <w:rPr>
           <w:rFonts w:ascii="Arial" w:eastAsia="Times New Roman" w:hAnsi="Arial" w:cs="Arial"/>
           <w:color w:val="212529"/>
@@ -1429,7 +1700,9 @@
           <w:szCs w:val="26"/>
           <w:lang w:val="en-US"/>
         </w:rPr>
-      </w:pPr>
+        <w:t>Also</w:t>
+      </w:r>
+      <w:proofErr w:type="gramEnd"/>
       <w:r>
         <w:rPr>
           <w:rFonts w:ascii="Arial" w:eastAsia="Times New Roman" w:hAnsi="Arial" w:cs="Arial"/>
@@ -1438,13 +1711,10 @@
           <w:szCs w:val="26"/>
           <w:lang w:val="en-US"/>
         </w:rPr>
-        <w:t>I finished at about 12pm mid-day. For the rest of the day I was trying to figure out what to code. I knew I wanted to create a CV website eventually so I decided to give it a go.</w:t>
-      </w:r>
-    </w:p>
-    <w:p>
-      <w:pPr>
-        <w:shd w:val="clear" w:color="auto" w:fill="FFFFFF"/>
-        <w:spacing w:after="100" w:afterAutospacing="1" w:line="240" w:lineRule="auto"/>
+        <w:t xml:space="preserve"> before I had never heard of the turtle package, so I guess I already got my money's worth from the book (</w:t>
+      </w:r>
+      <w:proofErr w:type="spellStart"/>
+      <w:r>
         <w:rPr>
           <w:rFonts w:ascii="Arial" w:eastAsia="Times New Roman" w:hAnsi="Arial" w:cs="Arial"/>
           <w:color w:val="212529"/>
@@ -1452,7 +1722,9 @@
           <w:szCs w:val="26"/>
           <w:lang w:val="en-US"/>
         </w:rPr>
-      </w:pPr>
+        <w:t>xaxa</w:t>
+      </w:r>
+      <w:proofErr w:type="spellEnd"/>
       <w:r>
         <w:rPr>
           <w:rFonts w:ascii="Arial" w:eastAsia="Times New Roman" w:hAnsi="Arial" w:cs="Arial"/>
@@ -1461,7 +1733,7 @@
           <w:szCs w:val="26"/>
           <w:lang w:val="en-US"/>
         </w:rPr>
-        <w:t>I used Django because I knew that it comes with an amazing admin page which allows easy content management (thanks Shaun Royal).</w:t>
+        <w:t>)</w:t>
       </w:r>
     </w:p>
     <w:p>
@@ -1484,53 +1756,7 @@
           <w:szCs w:val="26"/>
           <w:lang w:val="en-US"/>
         </w:rPr>
-        <w:t> </w:t>
-      </w:r>
-    </w:p>
-    <w:p>
-      <w:pPr>
-        <w:shd w:val="clear" w:color="auto" w:fill="FFFFFF"/>
-        <w:spacing w:after="100" w:afterAutospacing="1" w:line="240" w:lineRule="auto"/>
-        <w:outlineLvl w:val="3"/>
-        <w:rPr>
-          <w:rFonts w:ascii="Arial" w:eastAsia="Times New Roman" w:hAnsi="Arial" w:cs="Arial"/>
-          <w:color w:val="212529"/>
-          <w:sz w:val="24"/>
-          <w:szCs w:val="24"/>
-          <w:lang w:val="en-US"/>
-        </w:rPr>
-      </w:pPr>
-      <w:r>
-        <w:rPr>
-          <w:rFonts w:ascii="Arial" w:eastAsia="Times New Roman" w:hAnsi="Arial" w:cs="Arial"/>
-          <w:color w:val="212529"/>
-          <w:sz w:val="24"/>
-          <w:szCs w:val="24"/>
-          <w:lang w:val="en-US"/>
-        </w:rPr>
-        <w:t xml:space="preserve">2) I went on this website </w:t>
-      </w:r>
-      <w:proofErr w:type="spellStart"/>
-      <w:r>
-        <w:rPr>
-          <w:rFonts w:ascii="Arial" w:eastAsia="Times New Roman" w:hAnsi="Arial" w:cs="Arial"/>
-          <w:color w:val="212529"/>
-          <w:sz w:val="24"/>
-          <w:szCs w:val="24"/>
-          <w:lang w:val="en-US"/>
-        </w:rPr>
-        <w:t>djangocentral</w:t>
-      </w:r>
-      <w:proofErr w:type="spellEnd"/>
-      <w:r>
-        <w:rPr>
-          <w:rFonts w:ascii="Arial" w:eastAsia="Times New Roman" w:hAnsi="Arial" w:cs="Arial"/>
-          <w:color w:val="212529"/>
-          <w:sz w:val="24"/>
-          <w:szCs w:val="24"/>
-          <w:lang w:val="en-US"/>
-        </w:rPr>
-        <w:t xml:space="preserve"> which has an amazingly easy tutorial on how to create your blog page with Django.</w:t>
+        <w:t>I could easily continue with the challenges but I felt it would be pointless because I would be going through them for the sake of completing the book, not for the sake of learning, so I stopped so I my mine could "soak" some of the new knowledge in "its background".</w:t>
       </w:r>
     </w:p>
     <w:p>
@@ -1553,13 +1779,10 @@
           <w:szCs w:val="26"/>
           <w:lang w:val="en-US"/>
         </w:rPr>
-        <w:t>Followed it and ended up with an blog page which was ready for me to update as I wish.</w:t>
-      </w:r>
-    </w:p>
-    <w:p>
-      <w:pPr>
-        <w:shd w:val="clear" w:color="auto" w:fill="FFFFFF"/>
-        <w:spacing w:after="100" w:afterAutospacing="1" w:line="240" w:lineRule="auto"/>
+        <w:t xml:space="preserve">I finished at about 12pm mid-day. For the rest of the day I was trying to figure out what to code. I knew I wanted to create a CV website </w:t>
+      </w:r>
+      <w:proofErr w:type="gramStart"/>
+      <w:r>
         <w:rPr>
           <w:rFonts w:ascii="Arial" w:eastAsia="Times New Roman" w:hAnsi="Arial" w:cs="Arial"/>
           <w:color w:val="212529"/>
@@ -1567,7 +1790,9 @@
           <w:szCs w:val="26"/>
           <w:lang w:val="en-US"/>
         </w:rPr>
-      </w:pPr>
+        <w:t>eventually</w:t>
+      </w:r>
+      <w:proofErr w:type="gramEnd"/>
       <w:r>
         <w:rPr>
           <w:rFonts w:ascii="Arial" w:eastAsia="Times New Roman" w:hAnsi="Arial" w:cs="Arial"/>
@@ -1576,7 +1801,7 @@
           <w:szCs w:val="26"/>
           <w:lang w:val="en-US"/>
         </w:rPr>
-        <w:t>Things I did to improve it:</w:t>
+        <w:t xml:space="preserve"> so I decided to give it a go.</w:t>
       </w:r>
     </w:p>
     <w:p>
@@ -1599,7 +1824,7 @@
           <w:szCs w:val="26"/>
           <w:lang w:val="en-US"/>
         </w:rPr>
-        <w:t> - added links to my GitHub repos, LinkedIn and a download link for my CV.</w:t>
+        <w:t>I used Django because I knew that it comes with an amazing admin page which allows easy content management (thanks Shaun Royal).</w:t>
       </w:r>
     </w:p>
     <w:p>
@@ -1622,7 +1847,53 @@
           <w:szCs w:val="26"/>
           <w:lang w:val="en-US"/>
         </w:rPr>
-        <w:t> - found a great picture for the header</w:t>
+        <w:t> </w:t>
+      </w:r>
+    </w:p>
+    <w:p>
+      <w:pPr>
+        <w:shd w:val="clear" w:color="auto" w:fill="FFFFFF"/>
+        <w:spacing w:after="100" w:afterAutospacing="1" w:line="240" w:lineRule="auto"/>
+        <w:outlineLvl w:val="3"/>
+        <w:rPr>
+          <w:rFonts w:ascii="Arial" w:eastAsia="Times New Roman" w:hAnsi="Arial" w:cs="Arial"/>
+          <w:color w:val="212529"/>
+          <w:sz w:val="24"/>
+          <w:szCs w:val="24"/>
+          <w:lang w:val="en-US"/>
+        </w:rPr>
+      </w:pPr>
+      <w:r>
+        <w:rPr>
+          <w:rFonts w:ascii="Arial" w:eastAsia="Times New Roman" w:hAnsi="Arial" w:cs="Arial"/>
+          <w:color w:val="212529"/>
+          <w:sz w:val="24"/>
+          <w:szCs w:val="24"/>
+          <w:lang w:val="en-US"/>
+        </w:rPr>
+        <w:t xml:space="preserve">2) I went on this website </w:t>
+      </w:r>
+      <w:proofErr w:type="spellStart"/>
+      <w:r>
+        <w:rPr>
+          <w:rFonts w:ascii="Arial" w:eastAsia="Times New Roman" w:hAnsi="Arial" w:cs="Arial"/>
+          <w:color w:val="212529"/>
+          <w:sz w:val="24"/>
+          <w:szCs w:val="24"/>
+          <w:lang w:val="en-US"/>
+        </w:rPr>
+        <w:t>djangocentral</w:t>
+      </w:r>
+      <w:proofErr w:type="spellEnd"/>
+      <w:r>
+        <w:rPr>
+          <w:rFonts w:ascii="Arial" w:eastAsia="Times New Roman" w:hAnsi="Arial" w:cs="Arial"/>
+          <w:color w:val="212529"/>
+          <w:sz w:val="24"/>
+          <w:szCs w:val="24"/>
+          <w:lang w:val="en-US"/>
+        </w:rPr>
+        <w:t xml:space="preserve"> which has an amazingly easy tutorial on how to create your blog page with Django.</w:t>
       </w:r>
     </w:p>
     <w:p>
@@ -1645,9 +1916,9 @@
           <w:szCs w:val="26"/>
           <w:lang w:val="en-US"/>
         </w:rPr>
-        <w:t xml:space="preserve"> - added a small about me card I spent probably 1-2 hours trying to figure out how do the static files work in Django because it is not as straight-forward as if it was HTML. I did not find success and ended up pushing images to my GitHub repo and getting the links for the images from there. I WILL find out how to use the </w:t>
-      </w:r>
-      <w:proofErr w:type="spellStart"/>
+        <w:t xml:space="preserve">Followed it and ended up with </w:t>
+      </w:r>
+      <w:proofErr w:type="gramStart"/>
       <w:r>
         <w:rPr>
           <w:rFonts w:ascii="Arial" w:eastAsia="Times New Roman" w:hAnsi="Arial" w:cs="Arial"/>
@@ -1656,9 +1927,9 @@
           <w:szCs w:val="26"/>
           <w:lang w:val="en-US"/>
         </w:rPr>
-        <w:t>django</w:t>
-      </w:r>
-      <w:proofErr w:type="spellEnd"/>
+        <w:t>an</w:t>
+      </w:r>
+      <w:proofErr w:type="gramEnd"/>
       <w:r>
         <w:rPr>
           <w:rFonts w:ascii="Arial" w:eastAsia="Times New Roman" w:hAnsi="Arial" w:cs="Arial"/>
@@ -1667,7 +1938,7 @@
           <w:szCs w:val="26"/>
           <w:lang w:val="en-US"/>
         </w:rPr>
-        <w:t xml:space="preserve"> static files folder.</w:t>
+        <w:t xml:space="preserve"> blog page which was ready for me to update as I wish.</w:t>
       </w:r>
     </w:p>
     <w:p>
@@ -1690,7 +1961,7 @@
           <w:szCs w:val="26"/>
           <w:lang w:val="en-US"/>
         </w:rPr>
-        <w:t>Work to be done and ideas I cannot finish now because I am sleepy:</w:t>
+        <w:t>Things I did to improve it:</w:t>
       </w:r>
     </w:p>
     <w:p>
@@ -1713,14 +1984,10 @@
           <w:szCs w:val="26"/>
           <w:lang w:val="en-US"/>
         </w:rPr>
-        <w:lastRenderedPageBreak/>
-        <w:t> - create pages for my CV content</w:t>
-      </w:r>
-    </w:p>
-    <w:p>
-      <w:pPr>
-        <w:shd w:val="clear" w:color="auto" w:fill="FFFFFF"/>
-        <w:spacing w:after="100" w:afterAutospacing="1" w:line="240" w:lineRule="auto"/>
+        <w:t xml:space="preserve"> - added links to my GitHub repos, </w:t>
+      </w:r>
+      <w:proofErr w:type="gramStart"/>
+      <w:r>
         <w:rPr>
           <w:rFonts w:ascii="Arial" w:eastAsia="Times New Roman" w:hAnsi="Arial" w:cs="Arial"/>
           <w:color w:val="212529"/>
@@ -1728,7 +1995,9 @@
           <w:szCs w:val="26"/>
           <w:lang w:val="en-US"/>
         </w:rPr>
-      </w:pPr>
+        <w:t>LinkedIn</w:t>
+      </w:r>
+      <w:proofErr w:type="gramEnd"/>
       <w:r>
         <w:rPr>
           <w:rFonts w:ascii="Arial" w:eastAsia="Times New Roman" w:hAnsi="Arial" w:cs="Arial"/>
@@ -1737,10 +2006,13 @@
           <w:szCs w:val="26"/>
           <w:lang w:val="en-US"/>
         </w:rPr>
-        <w:t xml:space="preserve"> - integrating </w:t>
-      </w:r>
-      <w:proofErr w:type="spellStart"/>
-      <w:r>
+        <w:t xml:space="preserve"> and a download link for my CV.</w:t>
+      </w:r>
+    </w:p>
+    <w:p>
+      <w:pPr>
+        <w:shd w:val="clear" w:color="auto" w:fill="FFFFFF"/>
+        <w:spacing w:after="100" w:afterAutospacing="1" w:line="240" w:lineRule="auto"/>
         <w:rPr>
           <w:rFonts w:ascii="Arial" w:eastAsia="Times New Roman" w:hAnsi="Arial" w:cs="Arial"/>
           <w:color w:val="212529"/>
@@ -1748,9 +2020,7 @@
           <w:szCs w:val="26"/>
           <w:lang w:val="en-US"/>
         </w:rPr>
-        <w:t>summernote</w:t>
-      </w:r>
-      <w:proofErr w:type="spellEnd"/>
+      </w:pPr>
       <w:r>
         <w:rPr>
           <w:rFonts w:ascii="Arial" w:eastAsia="Times New Roman" w:hAnsi="Arial" w:cs="Arial"/>
@@ -1759,7 +2029,7 @@
           <w:szCs w:val="26"/>
           <w:lang w:val="en-US"/>
         </w:rPr>
-        <w:t xml:space="preserve"> WYSIWYG editor so that those blog posts look way better than just plain text</w:t>
+        <w:t> - found a great picture for the header</w:t>
       </w:r>
     </w:p>
     <w:p>
@@ -1782,13 +2052,10 @@
           <w:szCs w:val="26"/>
           <w:lang w:val="en-US"/>
         </w:rPr>
-        <w:t> - adjust the header</w:t>
-      </w:r>
-    </w:p>
-    <w:p>
-      <w:pPr>
-        <w:shd w:val="clear" w:color="auto" w:fill="FFFFFF"/>
-        <w:spacing w:after="100" w:afterAutospacing="1" w:line="240" w:lineRule="auto"/>
+        <w:t xml:space="preserve"> - added a small about me card I spent probably 1-2 hours trying to figure out how do the static files work in Django because it is not as straight-forward as if it was HTML. I did not find success and ended up pushing images to my GitHub repo and getting the links for the images from there. I WILL find out how to use the </w:t>
+      </w:r>
+      <w:proofErr w:type="spellStart"/>
+      <w:r>
         <w:rPr>
           <w:rFonts w:ascii="Arial" w:eastAsia="Times New Roman" w:hAnsi="Arial" w:cs="Arial"/>
           <w:color w:val="212529"/>
@@ -1796,7 +2063,9 @@
           <w:szCs w:val="26"/>
           <w:lang w:val="en-US"/>
         </w:rPr>
-      </w:pPr>
+        <w:t>django</w:t>
+      </w:r>
+      <w:proofErr w:type="spellEnd"/>
       <w:r>
         <w:rPr>
           <w:rFonts w:ascii="Arial" w:eastAsia="Times New Roman" w:hAnsi="Arial" w:cs="Arial"/>
@@ -1805,7 +2074,7 @@
           <w:szCs w:val="26"/>
           <w:lang w:val="en-US"/>
         </w:rPr>
-        <w:t> - atm a good idea is to have half of the header with the picture I found and the other half to be a code block with Python greeting and a "fun" JS line on the right half.</w:t>
+        <w:t xml:space="preserve"> static files folder.</w:t>
       </w:r>
     </w:p>
     <w:p>
@@ -1828,7 +2097,189 @@
           <w:szCs w:val="26"/>
           <w:lang w:val="en-US"/>
         </w:rPr>
-        <w:t>I will need to figure out how to do the right half because I want it to appear nicely with some CSS which I need to write and also add syntax highlighting.</w:t>
+        <w:t>Work to be done and ideas I cannot finish now because I am sleepy:</w:t>
+      </w:r>
+    </w:p>
+    <w:p>
+      <w:pPr>
+        <w:shd w:val="clear" w:color="auto" w:fill="FFFFFF"/>
+        <w:spacing w:after="100" w:afterAutospacing="1" w:line="240" w:lineRule="auto"/>
+        <w:rPr>
+          <w:rFonts w:ascii="Arial" w:eastAsia="Times New Roman" w:hAnsi="Arial" w:cs="Arial"/>
+          <w:color w:val="212529"/>
+          <w:sz w:val="26"/>
+          <w:szCs w:val="26"/>
+          <w:lang w:val="en-US"/>
+        </w:rPr>
+      </w:pPr>
+      <w:r>
+        <w:rPr>
+          <w:rFonts w:ascii="Arial" w:eastAsia="Times New Roman" w:hAnsi="Arial" w:cs="Arial"/>
+          <w:color w:val="212529"/>
+          <w:sz w:val="26"/>
+          <w:szCs w:val="26"/>
+          <w:lang w:val="en-US"/>
+        </w:rPr>
+        <w:lastRenderedPageBreak/>
+        <w:t> - create pages for my CV content</w:t>
+      </w:r>
+    </w:p>
+    <w:p>
+      <w:pPr>
+        <w:shd w:val="clear" w:color="auto" w:fill="FFFFFF"/>
+        <w:spacing w:after="100" w:afterAutospacing="1" w:line="240" w:lineRule="auto"/>
+        <w:rPr>
+          <w:rFonts w:ascii="Arial" w:eastAsia="Times New Roman" w:hAnsi="Arial" w:cs="Arial"/>
+          <w:color w:val="212529"/>
+          <w:sz w:val="26"/>
+          <w:szCs w:val="26"/>
+          <w:lang w:val="en-US"/>
+        </w:rPr>
+      </w:pPr>
+      <w:r>
+        <w:rPr>
+          <w:rFonts w:ascii="Arial" w:eastAsia="Times New Roman" w:hAnsi="Arial" w:cs="Arial"/>
+          <w:color w:val="212529"/>
+          <w:sz w:val="26"/>
+          <w:szCs w:val="26"/>
+          <w:lang w:val="en-US"/>
+        </w:rPr>
+        <w:t xml:space="preserve"> - integrating </w:t>
+      </w:r>
+      <w:proofErr w:type="spellStart"/>
+      <w:r>
+        <w:rPr>
+          <w:rFonts w:ascii="Arial" w:eastAsia="Times New Roman" w:hAnsi="Arial" w:cs="Arial"/>
+          <w:color w:val="212529"/>
+          <w:sz w:val="26"/>
+          <w:szCs w:val="26"/>
+          <w:lang w:val="en-US"/>
+        </w:rPr>
+        <w:t>summernote</w:t>
+      </w:r>
+      <w:proofErr w:type="spellEnd"/>
+      <w:r>
+        <w:rPr>
+          <w:rFonts w:ascii="Arial" w:eastAsia="Times New Roman" w:hAnsi="Arial" w:cs="Arial"/>
+          <w:color w:val="212529"/>
+          <w:sz w:val="26"/>
+          <w:szCs w:val="26"/>
+          <w:lang w:val="en-US"/>
+        </w:rPr>
+        <w:t xml:space="preserve"> WYSIWYG editor so that those blog posts look way better than </w:t>
+      </w:r>
+      <w:proofErr w:type="gramStart"/>
+      <w:r>
+        <w:rPr>
+          <w:rFonts w:ascii="Arial" w:eastAsia="Times New Roman" w:hAnsi="Arial" w:cs="Arial"/>
+          <w:color w:val="212529"/>
+          <w:sz w:val="26"/>
+          <w:szCs w:val="26"/>
+          <w:lang w:val="en-US"/>
+        </w:rPr>
+        <w:t>just plain</w:t>
+      </w:r>
+      <w:proofErr w:type="gramEnd"/>
+      <w:r>
+        <w:rPr>
+          <w:rFonts w:ascii="Arial" w:eastAsia="Times New Roman" w:hAnsi="Arial" w:cs="Arial"/>
+          <w:color w:val="212529"/>
+          <w:sz w:val="26"/>
+          <w:szCs w:val="26"/>
+          <w:lang w:val="en-US"/>
+        </w:rPr>
+        <w:t xml:space="preserve"> text</w:t>
+      </w:r>
+    </w:p>
+    <w:p>
+      <w:pPr>
+        <w:shd w:val="clear" w:color="auto" w:fill="FFFFFF"/>
+        <w:spacing w:after="100" w:afterAutospacing="1" w:line="240" w:lineRule="auto"/>
+        <w:rPr>
+          <w:rFonts w:ascii="Arial" w:eastAsia="Times New Roman" w:hAnsi="Arial" w:cs="Arial"/>
+          <w:color w:val="212529"/>
+          <w:sz w:val="26"/>
+          <w:szCs w:val="26"/>
+          <w:lang w:val="en-US"/>
+        </w:rPr>
+      </w:pPr>
+      <w:r>
+        <w:rPr>
+          <w:rFonts w:ascii="Arial" w:eastAsia="Times New Roman" w:hAnsi="Arial" w:cs="Arial"/>
+          <w:color w:val="212529"/>
+          <w:sz w:val="26"/>
+          <w:szCs w:val="26"/>
+          <w:lang w:val="en-US"/>
+        </w:rPr>
+        <w:t> - adjust the header</w:t>
+      </w:r>
+    </w:p>
+    <w:p>
+      <w:pPr>
+        <w:shd w:val="clear" w:color="auto" w:fill="FFFFFF"/>
+        <w:spacing w:after="100" w:afterAutospacing="1" w:line="240" w:lineRule="auto"/>
+        <w:rPr>
+          <w:rFonts w:ascii="Arial" w:eastAsia="Times New Roman" w:hAnsi="Arial" w:cs="Arial"/>
+          <w:color w:val="212529"/>
+          <w:sz w:val="26"/>
+          <w:szCs w:val="26"/>
+          <w:lang w:val="en-US"/>
+        </w:rPr>
+      </w:pPr>
+      <w:r>
+        <w:rPr>
+          <w:rFonts w:ascii="Arial" w:eastAsia="Times New Roman" w:hAnsi="Arial" w:cs="Arial"/>
+          <w:color w:val="212529"/>
+          <w:sz w:val="26"/>
+          <w:szCs w:val="26"/>
+          <w:lang w:val="en-US"/>
+        </w:rPr>
+        <w:t> - atm a good idea is to have half of the header with the picture I found and the other half to be a code block with Python greeting and a "fun" JS line on the right half.</w:t>
+      </w:r>
+    </w:p>
+    <w:p>
+      <w:pPr>
+        <w:shd w:val="clear" w:color="auto" w:fill="FFFFFF"/>
+        <w:spacing w:after="100" w:afterAutospacing="1" w:line="240" w:lineRule="auto"/>
+        <w:rPr>
+          <w:rFonts w:ascii="Arial" w:eastAsia="Times New Roman" w:hAnsi="Arial" w:cs="Arial"/>
+          <w:color w:val="212529"/>
+          <w:sz w:val="26"/>
+          <w:szCs w:val="26"/>
+          <w:lang w:val="en-US"/>
+        </w:rPr>
+      </w:pPr>
+      <w:r>
+        <w:rPr>
+          <w:rFonts w:ascii="Arial" w:eastAsia="Times New Roman" w:hAnsi="Arial" w:cs="Arial"/>
+          <w:color w:val="212529"/>
+          <w:sz w:val="26"/>
+          <w:szCs w:val="26"/>
+          <w:lang w:val="en-US"/>
+        </w:rPr>
+        <w:t xml:space="preserve">I will need to figure out how to do the right half because I want it to appear nicely with some CSS which I need to write </w:t>
+      </w:r>
+      <w:proofErr w:type="gramStart"/>
+      <w:r>
+        <w:rPr>
+          <w:rFonts w:ascii="Arial" w:eastAsia="Times New Roman" w:hAnsi="Arial" w:cs="Arial"/>
+          <w:color w:val="212529"/>
+          <w:sz w:val="26"/>
+          <w:szCs w:val="26"/>
+          <w:lang w:val="en-US"/>
+        </w:rPr>
+        <w:t>and also</w:t>
+      </w:r>
+      <w:proofErr w:type="gramEnd"/>
+      <w:r>
+        <w:rPr>
+          <w:rFonts w:ascii="Arial" w:eastAsia="Times New Roman" w:hAnsi="Arial" w:cs="Arial"/>
+          <w:color w:val="212529"/>
+          <w:sz w:val="26"/>
+          <w:szCs w:val="26"/>
+          <w:lang w:val="en-US"/>
+        </w:rPr>
+        <w:t xml:space="preserve"> add syntax highlighting.</w:t>
       </w:r>
     </w:p>
     <w:p>
@@ -2169,17 +2620,25 @@
       <w:pPr>
         <w:pStyle w:val="NormalWeb"/>
       </w:pPr>
+      <w:proofErr w:type="gramStart"/>
       <w:r>
         <w:rPr>
           <w:rStyle w:val="Emphasis"/>
         </w:rPr>
-        <w:t xml:space="preserve">Let's begin with the </w:t>
-      </w:r>
-      <w:proofErr w:type="spellStart"/>
+        <w:t>Let's</w:t>
+      </w:r>
+      <w:proofErr w:type="gramEnd"/>
       <w:r>
         <w:rPr>
           <w:rStyle w:val="Emphasis"/>
         </w:rPr>
+        <w:t xml:space="preserve"> begin with the </w:t>
+      </w:r>
+      <w:proofErr w:type="spellStart"/>
+      <w:r>
+        <w:rPr>
+          <w:rStyle w:val="Emphasis"/>
+        </w:rPr>
         <w:t>Procfile</w:t>
       </w:r>
       <w:proofErr w:type="spellEnd"/>
@@ -2203,7 +2662,15 @@
       </w:r>
       <w:proofErr w:type="spellEnd"/>
       <w:r>
-        <w:t xml:space="preserve"> numerous time because of the structure of my project. At the beginning I did not know where or how to find errors and fix them, I just saw "Build failed" and tried things on my own, that was until I installed Heroku's CLI and read the errors (not so detailed but still gave useful information). I was fixing some bugs by myself, other required the use of </w:t>
+        <w:t xml:space="preserve"> numerous </w:t>
+      </w:r>
+      <w:proofErr w:type="gramStart"/>
+      <w:r>
+        <w:t>time</w:t>
+      </w:r>
+      <w:proofErr w:type="gramEnd"/>
+      <w:r>
+        <w:t xml:space="preserve"> because of the structure of my project. At the beginning I did not know where or how to find errors and fix them, I just saw "Build failed" and tried things on my own, that was until I installed Heroku's CLI and read the errors (not so detailed but still gave useful information). I was fixing some bugs by myself, other required the use of </w:t>
       </w:r>
       <w:proofErr w:type="spellStart"/>
       <w:r>
@@ -2211,7 +2678,15 @@
       </w:r>
       <w:proofErr w:type="spellEnd"/>
       <w:r>
-        <w:t xml:space="preserve"> and Heroku/Django documentations. There was one bug which I could not fix and it wasted an hour of my time before a person on </w:t>
+        <w:t xml:space="preserve"> and Heroku/Django documentations. There was one bug which I could not </w:t>
+      </w:r>
+      <w:proofErr w:type="gramStart"/>
+      <w:r>
+        <w:t>fix</w:t>
+      </w:r>
+      <w:proofErr w:type="gramEnd"/>
+      <w:r>
+        <w:t xml:space="preserve"> and it wasted an hour of my time before a person on </w:t>
       </w:r>
       <w:proofErr w:type="spellStart"/>
       <w:r>
@@ -2316,7 +2791,15 @@
         <w:pStyle w:val="NormalWeb"/>
       </w:pPr>
       <w:r>
-        <w:t xml:space="preserve">After struggling for a good hour I managed to change my app from sqlite3 to </w:t>
+        <w:t xml:space="preserve">After struggling for a good </w:t>
+      </w:r>
+      <w:proofErr w:type="gramStart"/>
+      <w:r>
+        <w:t>hour</w:t>
+      </w:r>
+      <w:proofErr w:type="gramEnd"/>
+      <w:r>
+        <w:t xml:space="preserve"> I managed to change my app from sqlite3 to </w:t>
       </w:r>
       <w:proofErr w:type="spellStart"/>
       <w:r>
@@ -2337,7 +2820,15 @@
         <w:pStyle w:val="NormalWeb"/>
       </w:pPr>
       <w:r>
-        <w:t xml:space="preserve">I pushed the change to master, hoping that afterwards the Heroku build would succeed(which it did) and I would see my blog hosted from </w:t>
+        <w:t xml:space="preserve">I pushed the change to master, hoping that afterwards the Heroku build would </w:t>
+      </w:r>
+      <w:proofErr w:type="gramStart"/>
+      <w:r>
+        <w:t>succeed(</w:t>
+      </w:r>
+      <w:proofErr w:type="gramEnd"/>
+      <w:r>
+        <w:t xml:space="preserve">which it did) and I would see my blog hosted from </w:t>
       </w:r>
       <w:proofErr w:type="spellStart"/>
       <w:r>
@@ -2540,7 +3031,23 @@
     <w:p/>
     <w:p>
       <w:r>
-        <w:t xml:space="preserve">Started to build basic knowledge about Kubernetes and Docker, Learning DevOps basics is definitely different from learning a programming language basics. Also really happy to write a generator for </w:t>
+        <w:t xml:space="preserve">Started to build basic knowledge about Kubernetes and Docker, Learning DevOps basics is </w:t>
+      </w:r>
+      <w:proofErr w:type="gramStart"/>
+      <w:r>
+        <w:t>definitely different</w:t>
+      </w:r>
+      <w:proofErr w:type="gramEnd"/>
+      <w:r>
+        <w:t xml:space="preserve"> from learning a programming language basics. </w:t>
+      </w:r>
+      <w:proofErr w:type="gramStart"/>
+      <w:r>
+        <w:t>Also</w:t>
+      </w:r>
+      <w:proofErr w:type="gramEnd"/>
+      <w:r>
+        <w:t xml:space="preserve"> really happy to write a generator for </w:t>
       </w:r>
       <w:proofErr w:type="spellStart"/>
       <w:r>
@@ -2623,8 +3130,13 @@
         <w:pStyle w:val="Heading3"/>
       </w:pPr>
       <w:r>
-        <w:t>First: why did I want to learn more about Kubernetes, app deployment and CI ?</w:t>
-      </w:r>
+        <w:t xml:space="preserve">First: why did I want to learn more about Kubernetes, app deployment and </w:t>
+      </w:r>
+      <w:proofErr w:type="gramStart"/>
+      <w:r>
+        <w:t>CI ?</w:t>
+      </w:r>
+      <w:proofErr w:type="gramEnd"/>
     </w:p>
     <w:p>
       <w:pPr>
@@ -2639,7 +3151,23 @@
       </w:r>
       <w:proofErr w:type="spellEnd"/>
       <w:r>
-        <w:t xml:space="preserve"> and Kubernetes. I never knew what they were for and when I think about it I never asked (which I guess is kind of my fault as well). I did not know anything about Jenkins and Kubernetes until towards the middle of December when I was given a task to fix some errors that were appearing in Jenkins when trying to run our app on Jenkins. When I was being given the task and told where to look for bugs I was exposed to terms like "docker", "images", "CI" and "CD". I was thrown into the ocean(which is good for me), but it was not that deep because I just had to fix bugs, not improve something. </w:t>
+        <w:t xml:space="preserve"> and Kubernetes. I never knew what they were for and when I think about </w:t>
+      </w:r>
+      <w:proofErr w:type="gramStart"/>
+      <w:r>
+        <w:t>it</w:t>
+      </w:r>
+      <w:proofErr w:type="gramEnd"/>
+      <w:r>
+        <w:t xml:space="preserve"> I never asked (which I guess is kind of my fault as well). I did not know anything about Jenkins and Kubernetes until towards the middle of December when I was given a task to fix some errors that were appearing in Jenkins when trying to run our app on Jenkins. When I was being given the task and told where to look for bugs I was exposed to terms like "docker", "images", "CI" and "CD". I was thrown into the </w:t>
+      </w:r>
+      <w:proofErr w:type="gramStart"/>
+      <w:r>
+        <w:t>ocean(</w:t>
+      </w:r>
+      <w:proofErr w:type="gramEnd"/>
+      <w:r>
+        <w:t>which is good for me), but it was not that deep because I just had to fix bugs, not improve something. </w:t>
       </w:r>
     </w:p>
     <w:p>
@@ -2673,8 +3201,13 @@
         <w:pStyle w:val="Heading3"/>
       </w:pPr>
       <w:r>
-        <w:t>Second: what I learned about Kubernetes, Jenkins, Docker and DevOps overall ?</w:t>
-      </w:r>
+        <w:t xml:space="preserve">Second: what I learned about Kubernetes, Jenkins, Docker and DevOps </w:t>
+      </w:r>
+      <w:proofErr w:type="gramStart"/>
+      <w:r>
+        <w:t>overall ?</w:t>
+      </w:r>
+      <w:proofErr w:type="gramEnd"/>
     </w:p>
     <w:p>
       <w:pPr>
@@ -2786,7 +3319,15 @@
         </w:drawing>
       </w:r>
       <w:r>
-        <w:t>). But I guess intro to programming languages are easy for me now because I have been coding for 6 months (not a lot of time, but still have more than basic knowledge on programming). Maybe those intro to DevOps courses will be </w:t>
+        <w:t xml:space="preserve">). But I guess intro to programming languages are easy for me now because I have been coding for 6 months (not a lot of time, but still have more than basic knowledge on programming). Maybe </w:t>
+      </w:r>
+      <w:proofErr w:type="gramStart"/>
+      <w:r>
+        <w:t>those intro</w:t>
+      </w:r>
+      <w:proofErr w:type="gramEnd"/>
+      <w:r>
+        <w:t xml:space="preserve"> to DevOps courses will be </w:t>
       </w:r>
       <w:r>
         <w:rPr>
@@ -2803,7 +3344,15 @@
         <w:pStyle w:val="NormalWeb"/>
       </w:pPr>
       <w:r>
-        <w:t>I am excited to go back to work and see what next I can do to help with CI and learn by practice about Kubernetes and Jenkins. </w:t>
+        <w:t xml:space="preserve">I am excited to go back to work and see what </w:t>
+      </w:r>
+      <w:proofErr w:type="gramStart"/>
+      <w:r>
+        <w:t>next</w:t>
+      </w:r>
+      <w:proofErr w:type="gramEnd"/>
+      <w:r>
+        <w:t xml:space="preserve"> I can do to help with CI and learn by practice about Kubernetes and Jenkins. </w:t>
       </w:r>
     </w:p>
     <w:p>
@@ -2906,7 +3455,15 @@
         <w:pStyle w:val="NormalWeb"/>
       </w:pPr>
       <w:r>
-        <w:t xml:space="preserve">Some of the challenges were quite annoying mainly because they were repeating a very simple process, but the last one I did was about creating </w:t>
+        <w:t xml:space="preserve">Some of the challenges were quite annoying mainly because they were repeating </w:t>
+      </w:r>
+      <w:proofErr w:type="gramStart"/>
+      <w:r>
+        <w:t>a very simple</w:t>
+      </w:r>
+      <w:proofErr w:type="gramEnd"/>
+      <w:r>
+        <w:t xml:space="preserve"> process, but the last one I did was about creating </w:t>
       </w:r>
       <w:proofErr w:type="spellStart"/>
       <w:r>
@@ -2946,7 +3503,15 @@
         <w:pStyle w:val="NormalWeb"/>
       </w:pPr>
       <w:r>
-        <w:t xml:space="preserve">At work I have not found any opportunities to write generators (maybe because in our cases generators are not so useful) and I was very excited to write a generator for </w:t>
+        <w:t xml:space="preserve">At work I have not found any opportunities to write generators (maybe because in our cases generators are not so useful) and I was </w:t>
+      </w:r>
+      <w:proofErr w:type="gramStart"/>
+      <w:r>
+        <w:t>very excited</w:t>
+      </w:r>
+      <w:proofErr w:type="gramEnd"/>
+      <w:r>
+        <w:t xml:space="preserve"> to write a generator for </w:t>
       </w:r>
       <w:proofErr w:type="spellStart"/>
       <w:r>
@@ -3174,7 +3739,15 @@
       </w:pPr>
       <w:r>
         <w:lastRenderedPageBreak/>
-        <w:t>Until today, all the React apps I have built are simple SPAs and I wanted to learn more about web development with React - using the router, connecting to a database and running queries with some kind of an API. </w:t>
+        <w:t xml:space="preserve">Until today, all the React apps I have built are simple SPAs and I wanted to learn more about web development with React - using the router, connecting to a </w:t>
+      </w:r>
+      <w:proofErr w:type="gramStart"/>
+      <w:r>
+        <w:t>database</w:t>
+      </w:r>
+      <w:proofErr w:type="gramEnd"/>
+      <w:r>
+        <w:t xml:space="preserve"> and running queries with some kind of an API. </w:t>
       </w:r>
     </w:p>
     <w:p>
@@ -3283,7 +3856,15 @@
         <w:pStyle w:val="NormalWeb"/>
       </w:pPr>
       <w:r>
-        <w:t> - I have not learned about MongoDB, or how is it different from MySQL, PostgreSQL or other databases, yet.</w:t>
+        <w:t xml:space="preserve"> - I have not learned about MongoDB, or how is it different from MySQL, </w:t>
+      </w:r>
+      <w:proofErr w:type="gramStart"/>
+      <w:r>
+        <w:t>PostgreSQL</w:t>
+      </w:r>
+      <w:proofErr w:type="gramEnd"/>
+      <w:r>
+        <w:t xml:space="preserve"> or other databases, yet.</w:t>
       </w:r>
     </w:p>
     <w:p>
@@ -3363,7 +3944,15 @@
         <w:pStyle w:val="NormalWeb"/>
       </w:pPr>
       <w:r>
-        <w:t xml:space="preserve">The React refresher is 1 hour long and I could easily skip it because I know React basics, but I decided to go over it, just in case something new came along. And boy was there something </w:t>
+        <w:t xml:space="preserve">The React refresher is 1 hour </w:t>
+      </w:r>
+      <w:proofErr w:type="gramStart"/>
+      <w:r>
+        <w:t>long</w:t>
+      </w:r>
+      <w:proofErr w:type="gramEnd"/>
+      <w:r>
+        <w:t xml:space="preserve"> and I could easily skip it because I know React basics, but I decided to go over it, just in case something new came along. And boy was there something </w:t>
       </w:r>
       <w:r>
         <w:lastRenderedPageBreak/>
@@ -3375,7 +3964,15 @@
       </w:r>
       <w:proofErr w:type="spellEnd"/>
       <w:r>
-        <w:t xml:space="preserve">" hook, but no knowledge on others. It is amazing how class based components are slowly being replaced by functional components (also many </w:t>
+        <w:t xml:space="preserve">" hook, but no knowledge on others. It is amazing how </w:t>
+      </w:r>
+      <w:proofErr w:type="gramStart"/>
+      <w:r>
+        <w:t>class based</w:t>
+      </w:r>
+      <w:proofErr w:type="gramEnd"/>
+      <w:r>
+        <w:t xml:space="preserve"> components are slowly being replaced by functional components (also many </w:t>
       </w:r>
       <w:proofErr w:type="spellStart"/>
       <w:r>
@@ -3420,20 +4017,33 @@
         <w:pStyle w:val="NormalWeb"/>
       </w:pPr>
       <w:r>
-        <w:t> - hopefully I can reach the MongoDB part, which is after the first two points</w:t>
-      </w:r>
-    </w:p>
-    <w:p>
-      <w:pPr>
-        <w:pStyle w:val="NormalWeb"/>
-      </w:pPr>
-    </w:p>
-    <w:p>
-      <w:pPr>
-        <w:pStyle w:val="NormalWeb"/>
-      </w:pPr>
-      <w:r>
-        <w:t>Hopefully I can cover decent material and learn new stuff tomorrow, because I am kind of sick and it is hard to concentrate for a while when I am such bad condition. </w:t>
+        <w:t xml:space="preserve"> - </w:t>
+      </w:r>
+      <w:proofErr w:type="gramStart"/>
+      <w:r>
+        <w:t>hopefully</w:t>
+      </w:r>
+      <w:proofErr w:type="gramEnd"/>
+      <w:r>
+        <w:t xml:space="preserve"> I can reach the MongoDB part, which is after the first two points</w:t>
+      </w:r>
+    </w:p>
+    <w:p>
+      <w:pPr>
+        <w:pStyle w:val="NormalWeb"/>
+      </w:pPr>
+    </w:p>
+    <w:p>
+      <w:pPr>
+        <w:pStyle w:val="NormalWeb"/>
+      </w:pPr>
+      <w:proofErr w:type="gramStart"/>
+      <w:r>
+        <w:t>Hopefully</w:t>
+      </w:r>
+      <w:proofErr w:type="gramEnd"/>
+      <w:r>
+        <w:t xml:space="preserve"> I can cover decent material and learn new stuff tomorrow, because I am kind of sick and it is hard to concentrate for a while when I am such bad condition. </w:t>
       </w:r>
     </w:p>
     <w:p>
@@ -3596,7 +4206,15 @@
         <w:pStyle w:val="NormalWeb"/>
       </w:pPr>
       <w:r>
-        <w:t>Today (7th of Jan) was actually my Name day. For those who are not familiar with Bulgarian culture, if you are Bulgarian and have a Slavic name, chances are - you have a Name day. </w:t>
+        <w:t xml:space="preserve">Today (7th of Jan) was </w:t>
+      </w:r>
+      <w:proofErr w:type="gramStart"/>
+      <w:r>
+        <w:t>actually my</w:t>
+      </w:r>
+      <w:proofErr w:type="gramEnd"/>
+      <w:r>
+        <w:t xml:space="preserve"> Name day. For those who are not familiar with Bulgarian culture, if you are Bulgarian and have a Slavic name, chances are - you have a Name day. </w:t>
       </w:r>
     </w:p>
     <w:p>
@@ -3636,7 +4254,15 @@
         <w:pStyle w:val="NormalWeb"/>
       </w:pPr>
       <w:r>
-        <w:t> - using React hooks for state management (I have read that they can replace Redux, but have not seen it "in action").</w:t>
+        <w:t xml:space="preserve"> - using React hooks for state management (I have read that they can replace </w:t>
+      </w:r>
+      <w:proofErr w:type="gramStart"/>
+      <w:r>
+        <w:t>Redux, but</w:t>
+      </w:r>
+      <w:proofErr w:type="gramEnd"/>
+      <w:r>
+        <w:t xml:space="preserve"> have not seen it "in action").</w:t>
       </w:r>
     </w:p>
     <w:p>
@@ -3702,7 +4328,15 @@
         <w:pStyle w:val="NormalWeb"/>
       </w:pPr>
       <w:r>
-        <w:t xml:space="preserve">Also, today when I looked into the blog from my friends' phones, the picture in the header was not loading, which is quite strange, because they were using Google Chrome as well. I guess it might be because I am not using the static files method that Django provides. But as I am writing this I </w:t>
+        <w:t xml:space="preserve">Also, today when I </w:t>
+      </w:r>
+      <w:proofErr w:type="gramStart"/>
+      <w:r>
+        <w:t>looked into</w:t>
+      </w:r>
+      <w:proofErr w:type="gramEnd"/>
+      <w:r>
+        <w:t xml:space="preserve"> the blog from my friends' phones, the picture in the header was not loading, which is quite strange, because they were using Google Chrome as well. I guess it might be because I am not using the static files method that Django provides. But as I am writing this I </w:t>
       </w:r>
       <w:proofErr w:type="spellStart"/>
       <w:r>
@@ -3775,7 +4409,15 @@
         <w:t>Summary:</w:t>
       </w:r>
       <w:r>
-        <w:t xml:space="preserve"> Day 7 of 100. Not much coding today because of events happening at home. Spent only 2-3 hours to learn more about Node and Express which so far seem pretty nice.</w:t>
+        <w:t xml:space="preserve"> Day 7 of 100. Not much coding today because of events happening at home. Spent only 2-3 hours to learn more about Node and Express which so far seem </w:t>
+      </w:r>
+      <w:proofErr w:type="gramStart"/>
+      <w:r>
+        <w:t>pretty nice</w:t>
+      </w:r>
+      <w:proofErr w:type="gramEnd"/>
+      <w:r>
+        <w:t>.</w:t>
       </w:r>
     </w:p>
     <w:p>
@@ -3813,7 +4455,15 @@
         <w:t>sudden</w:t>
       </w:r>
       <w:r>
-        <w:t xml:space="preserve"> something in our bath tub broke down and I had to overwatch the workers as I was the only person at home. </w:t>
+        <w:t xml:space="preserve"> something in our </w:t>
+      </w:r>
+      <w:proofErr w:type="gramStart"/>
+      <w:r>
+        <w:t>bath tub</w:t>
+      </w:r>
+      <w:proofErr w:type="gramEnd"/>
+      <w:r>
+        <w:t xml:space="preserve"> broke down and I had to overwatch the workers as I was the only person at home. </w:t>
       </w:r>
     </w:p>
     <w:p>
@@ -3879,9 +4529,14 @@
       <w:pPr>
         <w:pStyle w:val="NormalWeb"/>
       </w:pPr>
+      <w:proofErr w:type="gramStart"/>
       <w:r>
         <w:lastRenderedPageBreak/>
-        <w:t>Hence I was mostly monitoring the workers at home, today I could code for about 2-3 hours and during that time not much happened. </w:t>
+        <w:t>Hence</w:t>
+      </w:r>
+      <w:proofErr w:type="gramEnd"/>
+      <w:r>
+        <w:t xml:space="preserve"> I was mostly monitoring the workers at home, today I could code for about 2-3 hours and during that time not much happened. </w:t>
       </w:r>
     </w:p>
     <w:p>
@@ -3910,13 +4565,29 @@
         <w:pStyle w:val="NormalWeb"/>
       </w:pPr>
       <w:r>
-        <w:t> - also this course wanted me to use Postma</w:t>
+        <w:t xml:space="preserve"> - </w:t>
+      </w:r>
+      <w:proofErr w:type="gramStart"/>
+      <w:r>
+        <w:t>also</w:t>
+      </w:r>
+      <w:proofErr w:type="gramEnd"/>
+      <w:r>
+        <w:t xml:space="preserve"> this course wanted me to use Postma</w:t>
       </w:r>
       <w:r>
         <w:t>n</w:t>
       </w:r>
       <w:r>
-        <w:t xml:space="preserve"> to test the GET and POST requests which was nice. I have used Postman at work to test some requests and also used it for a bit when I was learning about Flask. </w:t>
+        <w:t xml:space="preserve"> to test the GET and POST requests which was nice. I have used Postman at work to test some requests </w:t>
+      </w:r>
+      <w:proofErr w:type="gramStart"/>
+      <w:r>
+        <w:t>and also</w:t>
+      </w:r>
+      <w:proofErr w:type="gramEnd"/>
+      <w:r>
+        <w:t xml:space="preserve"> used it for a bit when I was learning about Flask. </w:t>
       </w:r>
     </w:p>
     <w:p>
@@ -3936,8 +4607,13 @@
       <w:pPr>
         <w:pStyle w:val="NormalWeb"/>
       </w:pPr>
-      <w:r>
-        <w:t>Thankfully the workers finished their work today, so tomorrow I will be free the whole day.</w:t>
+      <w:proofErr w:type="gramStart"/>
+      <w:r>
+        <w:t>Thankfully</w:t>
+      </w:r>
+      <w:proofErr w:type="gramEnd"/>
+      <w:r>
+        <w:t xml:space="preserve"> the workers finished their work today, so tomorrow I will be free the whole day.</w:t>
       </w:r>
     </w:p>
     <w:p>
@@ -4102,7 +4778,23 @@
         <w:pStyle w:val="NormalWeb"/>
       </w:pPr>
       <w:r>
-        <w:t xml:space="preserve">It definitely seems very clear and straightforward. The time in mid-December when I built some very basic knowledge about APIs (from a Flask tutorial) definitely helps me easily to understand what is happening in the node/express REST API, and </w:t>
+        <w:t xml:space="preserve">It </w:t>
+      </w:r>
+      <w:proofErr w:type="gramStart"/>
+      <w:r>
+        <w:t>definitely seems</w:t>
+      </w:r>
+      <w:proofErr w:type="gramEnd"/>
+      <w:r>
+        <w:t xml:space="preserve"> very clear and straightforward. The time in mid-December when I built some </w:t>
+      </w:r>
+      <w:proofErr w:type="gramStart"/>
+      <w:r>
+        <w:t>very basic</w:t>
+      </w:r>
+      <w:proofErr w:type="gramEnd"/>
+      <w:r>
+        <w:t xml:space="preserve"> knowledge about APIs (from a Flask tutorial) definitely helps me easily to understand what is happening in the node/express REST API, and </w:t>
       </w:r>
       <w:r>
         <w:rPr>
@@ -4175,15 +4867,31 @@
         <w:pStyle w:val="NormalWeb"/>
       </w:pPr>
       <w:r>
-        <w:t> ( - also used Google's API to parse addresses, this is related to the next bit)</w:t>
-      </w:r>
-    </w:p>
-    <w:p>
-      <w:pPr>
-        <w:pStyle w:val="NormalWeb"/>
-      </w:pPr>
-      <w:r>
-        <w:t>One of the major things that I took from this was, definitely understanding when/where/what I am doing in Postman. How to test GET/POST/PATCH/DELETE requests and what info I need to provide and where I need to put it. </w:t>
+        <w:t> </w:t>
+      </w:r>
+      <w:proofErr w:type="gramStart"/>
+      <w:r>
+        <w:t>( -</w:t>
+      </w:r>
+      <w:proofErr w:type="gramEnd"/>
+      <w:r>
+        <w:t xml:space="preserve"> also used Google's API to parse addresses, this is related to the next bit)</w:t>
+      </w:r>
+    </w:p>
+    <w:p>
+      <w:pPr>
+        <w:pStyle w:val="NormalWeb"/>
+      </w:pPr>
+      <w:r>
+        <w:t xml:space="preserve">One of the major things that I took from this was, </w:t>
+      </w:r>
+      <w:proofErr w:type="gramStart"/>
+      <w:r>
+        <w:t>definitely understanding</w:t>
+      </w:r>
+      <w:proofErr w:type="gramEnd"/>
+      <w:r>
+        <w:t xml:space="preserve"> when/where/what I am doing in Postman. How to test GET/POST/PATCH/DELETE requests and what info I need to provide and where I need to put it. </w:t>
       </w:r>
     </w:p>
     <w:p>
@@ -4205,7 +4913,15 @@
         <w:pStyle w:val="NormalWeb"/>
       </w:pPr>
       <w:r>
-        <w:t>Part of creating the API today was using Google's API to parse incoming addresses, and turn them to coordinates. </w:t>
+        <w:t xml:space="preserve">Part of creating the API today was using Google's API to parse incoming </w:t>
+      </w:r>
+      <w:proofErr w:type="gramStart"/>
+      <w:r>
+        <w:t>addresses, and</w:t>
+      </w:r>
+      <w:proofErr w:type="gramEnd"/>
+      <w:r>
+        <w:t xml:space="preserve"> turn them to coordinates. </w:t>
       </w:r>
     </w:p>
     <w:p>
@@ -4282,7 +4998,15 @@
         <w:pStyle w:val="NormalWeb"/>
       </w:pPr>
       <w:r>
-        <w:t xml:space="preserve">I quickly joined Riot's Developer community on Discord and discovered there are some very simple and useful libraries for using Riot's </w:t>
+        <w:t xml:space="preserve">I quickly joined Riot's Developer community on Discord and discovered there are some </w:t>
+      </w:r>
+      <w:proofErr w:type="gramStart"/>
+      <w:r>
+        <w:t>very simple</w:t>
+      </w:r>
+      <w:proofErr w:type="gramEnd"/>
+      <w:r>
+        <w:t xml:space="preserve"> and useful libraries for using Riot's </w:t>
       </w:r>
       <w:proofErr w:type="spellStart"/>
       <w:r>
@@ -4311,7 +5035,15 @@
         <w:pStyle w:val="NormalWeb"/>
       </w:pPr>
       <w:r>
-        <w:t xml:space="preserve">And this is going to be my little Python project which I am really excited for, mainly because I am combining programming and </w:t>
+        <w:t xml:space="preserve">And this is going to be my little Python project which I am </w:t>
+      </w:r>
+      <w:proofErr w:type="gramStart"/>
+      <w:r>
+        <w:t>really excited</w:t>
+      </w:r>
+      <w:proofErr w:type="gramEnd"/>
+      <w:r>
+        <w:t xml:space="preserve"> for, mainly because I am combining programming and </w:t>
       </w:r>
       <w:proofErr w:type="spellStart"/>
       <w:r>
@@ -4335,7 +5067,23 @@
         <w:pStyle w:val="NormalWeb"/>
       </w:pPr>
       <w:r>
-        <w:t>I still have to read more of Riot's API documentation so I could explore my options. But this project is very exciting and want to see where it leads me. </w:t>
+        <w:t xml:space="preserve">I still </w:t>
+      </w:r>
+      <w:proofErr w:type="gramStart"/>
+      <w:r>
+        <w:t>have to</w:t>
+      </w:r>
+      <w:proofErr w:type="gramEnd"/>
+      <w:r>
+        <w:t xml:space="preserve"> read more of Riot's API documentation so I could explore my options. But this project is </w:t>
+      </w:r>
+      <w:proofErr w:type="gramStart"/>
+      <w:r>
+        <w:t>very exciting</w:t>
+      </w:r>
+      <w:proofErr w:type="gramEnd"/>
+      <w:r>
+        <w:t xml:space="preserve"> and want to see where it leads me. </w:t>
       </w:r>
     </w:p>
     <w:p>
@@ -4399,7 +5147,15 @@
         <w:t>Summary:</w:t>
       </w:r>
       <w:r>
-        <w:t xml:space="preserve"> Day 9 of 100. Practicing Python by writing some function to extract game info from Riot Games' API. It is amazing when you can do that on your own. Also the process improved my knowledge on how </w:t>
+        <w:t xml:space="preserve"> Day 9 of 100. Practicing Python by writing some function to extract game info from Riot Games' API. It is amazing when you can do that on your own. </w:t>
+      </w:r>
+      <w:proofErr w:type="gramStart"/>
+      <w:r>
+        <w:t>Also</w:t>
+      </w:r>
+      <w:proofErr w:type="gramEnd"/>
+      <w:r>
+        <w:t xml:space="preserve"> the process improved my knowledge on how </w:t>
       </w:r>
       <w:proofErr w:type="spellStart"/>
       <w:r>
@@ -4492,7 +5248,15 @@
       </w:r>
       <w:proofErr w:type="spellEnd"/>
       <w:r>
-        <w:t xml:space="preserve"> request, each variable that is returned is described and this is very easy when trying to find the right variable to extract and use it in your code.</w:t>
+        <w:t xml:space="preserve"> request, each variable that is returned is described and this is </w:t>
+      </w:r>
+      <w:proofErr w:type="gramStart"/>
+      <w:r>
+        <w:t>very easy</w:t>
+      </w:r>
+      <w:proofErr w:type="gramEnd"/>
+      <w:r>
+        <w:t xml:space="preserve"> when trying to find the right variable to extract and use it in your code.</w:t>
       </w:r>
     </w:p>
     <w:p>
@@ -4595,7 +5359,15 @@
         <w:pStyle w:val="NormalWeb"/>
       </w:pPr>
       <w:r>
-        <w:t>The functions are not extracting any game-changing or new data. It is just fun to do it on my own. Now I better understand how websites like op.gg work. Also it is a chance to practice my python and writing new and different functions.</w:t>
+        <w:t xml:space="preserve">The functions are not extracting any game-changing or new data. It is just fun to do it on my own. Now I better understand how websites like op.gg work. </w:t>
+      </w:r>
+      <w:proofErr w:type="gramStart"/>
+      <w:r>
+        <w:t>Also</w:t>
+      </w:r>
+      <w:proofErr w:type="gramEnd"/>
+      <w:r>
+        <w:t xml:space="preserve"> it is a chance to practice my python and writing new and different functions.</w:t>
       </w:r>
     </w:p>
     <w:p>
@@ -4685,7 +5457,15 @@
       </w:r>
       <w:proofErr w:type="spellEnd"/>
       <w:r>
-        <w:t xml:space="preserve"> databases and also got introduced to MongoDB, a </w:t>
+        <w:t xml:space="preserve"> databases </w:t>
+      </w:r>
+      <w:proofErr w:type="gramStart"/>
+      <w:r>
+        <w:t>and also</w:t>
+      </w:r>
+      <w:proofErr w:type="gramEnd"/>
+      <w:r>
+        <w:t xml:space="preserve"> got introduced to MongoDB, a </w:t>
       </w:r>
       <w:proofErr w:type="spellStart"/>
       <w:r>
@@ -4759,7 +5539,15 @@
         <w:pStyle w:val="NormalWeb"/>
       </w:pPr>
       <w:r>
-        <w:t xml:space="preserve">I have read that SQL databases are used more than NoSQL ones and I definitely want to get experience using either MySQL, </w:t>
+        <w:t xml:space="preserve">I have read that SQL databases are used more than NoSQL ones and I </w:t>
+      </w:r>
+      <w:proofErr w:type="gramStart"/>
+      <w:r>
+        <w:t>definitely want</w:t>
+      </w:r>
+      <w:proofErr w:type="gramEnd"/>
+      <w:r>
+        <w:t xml:space="preserve"> to get experience using either MySQL, </w:t>
       </w:r>
       <w:proofErr w:type="spellStart"/>
       <w:r>
@@ -4784,7 +5572,15 @@
       </w:pPr>
       <w:r>
         <w:lastRenderedPageBreak/>
-        <w:t>Also learned about "mongoose", a third-party library which manages connections and creating schemas for MongoDB. The intro part did not cover much mongoose, but the next part is how to connect the server with MongoDB and it will mainly use mongoose there, so I will learn more about it.</w:t>
+        <w:t xml:space="preserve">Also learned about "mongoose", a third-party library which manages connections and creating schemas for MongoDB. The intro part did not cover much mongoose, but the next part is how to connect the server with </w:t>
+      </w:r>
+      <w:proofErr w:type="gramStart"/>
+      <w:r>
+        <w:t>MongoDB</w:t>
+      </w:r>
+      <w:proofErr w:type="gramEnd"/>
+      <w:r>
+        <w:t xml:space="preserve"> and it will mainly use mongoose there, so I will learn more about it.</w:t>
       </w:r>
     </w:p>
     <w:p>
@@ -4909,7 +5705,15 @@
         <w:t>Summary:</w:t>
       </w:r>
       <w:r>
-        <w:t xml:space="preserve"> Day 11 of 100. I am back in London. Holiday is over, tomorrow I continue my Placement at Lloyds, 6 more months. Today I learned about mongoose, creating Schemas with it and connecting the node/express server to MongoDB. Also started looking into "how to ace coding interview questions in Python"...</w:t>
+        <w:t xml:space="preserve"> Day 11 of 100. I am back in London. Holiday is over, tomorrow I continue my Placement at Lloyds, 6 more months. Today I learned about mongoose, creating Schemas with </w:t>
+      </w:r>
+      <w:proofErr w:type="gramStart"/>
+      <w:r>
+        <w:t>it</w:t>
+      </w:r>
+      <w:proofErr w:type="gramEnd"/>
+      <w:r>
+        <w:t xml:space="preserve"> and connecting the node/express server to MongoDB. Also started looking into "how to ace coding interview questions in Python"...</w:t>
       </w:r>
     </w:p>
     <w:p>
@@ -4954,20 +5758,36 @@
         <w:pStyle w:val="NormalWeb"/>
       </w:pPr>
       <w:r>
-        <w:t>I will probably write shorter posts than before, because the time I put into the evenings will be something like 2-3 hours (that is during week days) where I will be doing some extra learning besides on the job. </w:t>
-      </w:r>
-    </w:p>
-    <w:p>
-      <w:pPr>
-        <w:pStyle w:val="NormalWeb"/>
-      </w:pPr>
-    </w:p>
-    <w:p>
-      <w:pPr>
-        <w:pStyle w:val="NormalWeb"/>
-      </w:pPr>
-      <w:r>
-        <w:t>Today I did not have much time either because I was travelling from Sofia to London and also had to do some cleaning at my place since I was away for 3 weeks. But I still managed to do some interesting stuff...</w:t>
+        <w:t xml:space="preserve">I will probably write shorter posts than before, because the time I put into the evenings will be something like 2-3 hours (that is during </w:t>
+      </w:r>
+      <w:proofErr w:type="gramStart"/>
+      <w:r>
+        <w:t>week days</w:t>
+      </w:r>
+      <w:proofErr w:type="gramEnd"/>
+      <w:r>
+        <w:t>) where I will be doing some extra learning besides on the job. </w:t>
+      </w:r>
+    </w:p>
+    <w:p>
+      <w:pPr>
+        <w:pStyle w:val="NormalWeb"/>
+      </w:pPr>
+    </w:p>
+    <w:p>
+      <w:pPr>
+        <w:pStyle w:val="NormalWeb"/>
+      </w:pPr>
+      <w:r>
+        <w:t xml:space="preserve">Today I did not have much time either because I was travelling from Sofia to London </w:t>
+      </w:r>
+      <w:proofErr w:type="gramStart"/>
+      <w:r>
+        <w:t>and also</w:t>
+      </w:r>
+      <w:proofErr w:type="gramEnd"/>
+      <w:r>
+        <w:t xml:space="preserve"> had to do some cleaning at my place since I was away for 3 weeks. But I still managed to do some interesting stuff...</w:t>
       </w:r>
     </w:p>
     <w:p>
@@ -4988,20 +5808,36 @@
       </w:r>
       <w:proofErr w:type="spellEnd"/>
       <w:r>
-        <w:t xml:space="preserve"> course where the node/express server is connecting to a database (MongoDB, in this case) and I was introduced to writing Schemas in mongoose and how to use them to create CRUD functions - create, read, update and delete content from the database. It is definitely nice that I did this because my understanding of APIs is growing, but I want to sit down soon and read through the code and think about what is happening, maybe rewrite some of it, for practice. </w:t>
-      </w:r>
-    </w:p>
-    <w:p>
-      <w:pPr>
-        <w:pStyle w:val="NormalWeb"/>
-      </w:pPr>
-    </w:p>
-    <w:p>
-      <w:pPr>
-        <w:pStyle w:val="NormalWeb"/>
-      </w:pPr>
-      <w:r>
-        <w:t>The next bits of the MERN course are connecting the backend(server and database) to the frontend(React) and adding proper authentication once they are connected. Looking forward to these parts now. </w:t>
+        <w:t xml:space="preserve"> course where the node/express server is connecting to a database (MongoDB, in this case) and I was introduced to writing Schemas in mongoose and how to use them to create CRUD functions - create, read, update and delete content from the database. It is </w:t>
+      </w:r>
+      <w:proofErr w:type="gramStart"/>
+      <w:r>
+        <w:t>definitely nice</w:t>
+      </w:r>
+      <w:proofErr w:type="gramEnd"/>
+      <w:r>
+        <w:t xml:space="preserve"> that I did this because my understanding of APIs is growing, but I want to sit down soon and read through the code and think about what is happening, maybe rewrite some of it, for practice. </w:t>
+      </w:r>
+    </w:p>
+    <w:p>
+      <w:pPr>
+        <w:pStyle w:val="NormalWeb"/>
+      </w:pPr>
+    </w:p>
+    <w:p>
+      <w:pPr>
+        <w:pStyle w:val="NormalWeb"/>
+      </w:pPr>
+      <w:r>
+        <w:t xml:space="preserve">The next bits of the MERN course are connecting the </w:t>
+      </w:r>
+      <w:proofErr w:type="gramStart"/>
+      <w:r>
+        <w:t>backend(</w:t>
+      </w:r>
+      <w:proofErr w:type="gramEnd"/>
+      <w:r>
+        <w:t>server and database) to the frontend(React) and adding proper authentication once they are connected. Looking forward to these parts now. </w:t>
       </w:r>
     </w:p>
     <w:p>
@@ -5049,20 +5885,36 @@
         <w:pStyle w:val="NormalWeb"/>
       </w:pPr>
       <w:r>
-        <w:t>There is a lot to more to learn and this is very exciting because programming has become not only my career choice, but also a hobby. </w:t>
-      </w:r>
-    </w:p>
-    <w:p>
-      <w:pPr>
-        <w:pStyle w:val="NormalWeb"/>
-      </w:pPr>
-    </w:p>
-    <w:p>
-      <w:pPr>
-        <w:pStyle w:val="NormalWeb"/>
-      </w:pPr>
-      <w:r>
-        <w:t>This is all for today! Hopefully I can share some of the stuff that happens at work (the non-confidential bits).</w:t>
+        <w:t xml:space="preserve">There is a lot to more to learn and this is </w:t>
+      </w:r>
+      <w:proofErr w:type="gramStart"/>
+      <w:r>
+        <w:t>very exciting</w:t>
+      </w:r>
+      <w:proofErr w:type="gramEnd"/>
+      <w:r>
+        <w:t xml:space="preserve"> because programming has become not only my career choice, but also a hobby. </w:t>
+      </w:r>
+    </w:p>
+    <w:p>
+      <w:pPr>
+        <w:pStyle w:val="NormalWeb"/>
+      </w:pPr>
+    </w:p>
+    <w:p>
+      <w:pPr>
+        <w:pStyle w:val="NormalWeb"/>
+      </w:pPr>
+      <w:r>
+        <w:t xml:space="preserve">This is all for today! </w:t>
+      </w:r>
+      <w:proofErr w:type="gramStart"/>
+      <w:r>
+        <w:t>Hopefully</w:t>
+      </w:r>
+      <w:proofErr w:type="gramEnd"/>
+      <w:r>
+        <w:t xml:space="preserve"> I can share some of the stuff that happens at work (the non-confidential bits).</w:t>
       </w:r>
     </w:p>
     <w:p>
@@ -5133,20 +5985,36 @@
         </w:rPr>
       </w:pPr>
       <w:r>
-        <w:t>First day at work after the 3 week holiday. Nice to be back.</w:t>
-      </w:r>
-    </w:p>
-    <w:p>
-      <w:pPr>
-        <w:pStyle w:val="NormalWeb"/>
-      </w:pPr>
-    </w:p>
-    <w:p>
-      <w:pPr>
-        <w:pStyle w:val="NormalWeb"/>
-      </w:pPr>
-      <w:r>
-        <w:t>I will try to share the non-confidential stuff that I am doing at work(i.e. not including any names of software or sensitive data) during weekdays.</w:t>
+        <w:t xml:space="preserve">First day at work after the </w:t>
+      </w:r>
+      <w:proofErr w:type="gramStart"/>
+      <w:r>
+        <w:t>3 week</w:t>
+      </w:r>
+      <w:proofErr w:type="gramEnd"/>
+      <w:r>
+        <w:t xml:space="preserve"> holiday. Nice to be back.</w:t>
+      </w:r>
+    </w:p>
+    <w:p>
+      <w:pPr>
+        <w:pStyle w:val="NormalWeb"/>
+      </w:pPr>
+    </w:p>
+    <w:p>
+      <w:pPr>
+        <w:pStyle w:val="NormalWeb"/>
+      </w:pPr>
+      <w:r>
+        <w:t xml:space="preserve">I will try to share the non-confidential stuff that I am doing at </w:t>
+      </w:r>
+      <w:proofErr w:type="gramStart"/>
+      <w:r>
+        <w:t>work(</w:t>
+      </w:r>
+      <w:proofErr w:type="gramEnd"/>
+      <w:r>
+        <w:t>i.e. not including any names of software or sensitive data) during weekdays.</w:t>
       </w:r>
     </w:p>
     <w:p>
@@ -5201,7 +6069,23 @@
         <w:pStyle w:val="NormalWeb"/>
       </w:pPr>
       <w:r>
-        <w:t>Looking after documentation has been really valuable to me because I learned the importance of documenting the code we write, so that when future/other colleagues want to use a piece of code, the docstring will be their friend. Also it exposed me to using HTML and CSS for maintaining both documentations. Before this placement I did not have any coding experience (which includes web development), and HTML and CSS were not something with which I was familiar. But by doing those documentations, reading HTML and CSS almost on daily basis has helped me learn more about the two. </w:t>
+        <w:t xml:space="preserve">Looking after documentation has been </w:t>
+      </w:r>
+      <w:proofErr w:type="gramStart"/>
+      <w:r>
+        <w:t>really valuable</w:t>
+      </w:r>
+      <w:proofErr w:type="gramEnd"/>
+      <w:r>
+        <w:t xml:space="preserve"> to me because I learned the importance of documenting the code we write, so that when future/other colleagues want to use a piece of code, the docstring will be their friend. </w:t>
+      </w:r>
+      <w:proofErr w:type="gramStart"/>
+      <w:r>
+        <w:t>Also</w:t>
+      </w:r>
+      <w:proofErr w:type="gramEnd"/>
+      <w:r>
+        <w:t xml:space="preserve"> it exposed me to using HTML and CSS for maintaining both documentations. Before this placement I did not have any coding experience (which includes web development), and HTML and CSS were not something with which I was familiar. But by doing those documentations, reading HTML and CSS almost on daily basis has helped me learn more about the two. </w:t>
       </w:r>
     </w:p>
     <w:p>
@@ -5214,7 +6098,15 @@
         <w:pStyle w:val="Heading3"/>
       </w:pPr>
       <w:r>
-        <w:t xml:space="preserve">2) The other thing I did today was help out some of my colleagues by updating them to a newer version of a piece of software (for which I cannot share info). </w:t>
+        <w:t xml:space="preserve">2) The other thing I did today was </w:t>
+      </w:r>
+      <w:proofErr w:type="gramStart"/>
+      <w:r>
+        <w:t>help out</w:t>
+      </w:r>
+      <w:proofErr w:type="gramEnd"/>
+      <w:r>
+        <w:t xml:space="preserve"> some of my colleagues by updating them to a newer version of a piece of software (for which I cannot share info). </w:t>
       </w:r>
     </w:p>
     <w:p>
@@ -5286,7 +6178,15 @@
         </w:drawing>
       </w:r>
       <w:r>
-        <w:t>). Of course errors are bad but they teach us why the software is failing and from where errors appear, so that when the next colleague installs the software, we already have the knowledge on how to fix the particular error. </w:t>
+        <w:t xml:space="preserve">). </w:t>
+      </w:r>
+      <w:proofErr w:type="gramStart"/>
+      <w:r>
+        <w:t>Of course</w:t>
+      </w:r>
+      <w:proofErr w:type="gramEnd"/>
+      <w:r>
+        <w:t xml:space="preserve"> errors are bad but they teach us why the software is failing and from where errors appear, so that when the next colleague installs the software, we already have the knowledge on how to fix the particular error. </w:t>
       </w:r>
     </w:p>
     <w:p>
@@ -5316,7 +6216,15 @@
         <w:pStyle w:val="NormalWeb"/>
       </w:pPr>
       <w:r>
-        <w:t xml:space="preserve">The assessment was right after the submission of CV and cover letter (general info). What stood out was the length of this assessment - it was a couple of hours and also I had never done such an extended assessment before, let alone it was the first step after the CV submission. Though it was long, it was a nice experience hence I saw many different and new logical/coding/situational questions, which I had never seen before. Half of the coding questions were in Java and thankfully I had some basic knowledge so I could understand the syntax and what is happening in the long code snippets which I had to </w:t>
+        <w:t xml:space="preserve">The assessment was right after the submission of CV and cover letter (general info). What stood out was the length of this assessment - it was a couple of hours and </w:t>
+      </w:r>
+      <w:proofErr w:type="gramStart"/>
+      <w:r>
+        <w:t>also</w:t>
+      </w:r>
+      <w:proofErr w:type="gramEnd"/>
+      <w:r>
+        <w:t xml:space="preserve"> I had never done such an extended assessment before, let alone it was the first step after the CV submission. Though it was long, it was a nice experience hence I saw many different and new logical/coding/situational questions, which I had never seen before. Half of the coding questions were in Java and thankfully I had some basic knowledge so I could understand the syntax and what is happening in the long code snippets which I had to </w:t>
       </w:r>
       <w:proofErr w:type="spellStart"/>
       <w:r>
@@ -5434,7 +6342,47 @@
           <w:szCs w:val="24"/>
           <w:lang w:val="en-US"/>
         </w:rPr>
-        <w:t>When I got home I saw a web scraping video where a person gets stock info and writes code to do some transactions (not real of course) based on price movements. I have not done any web scraping before but it gave me the thought that I could scrape the internet for Annual reports. </w:t>
+        <w:t xml:space="preserve">When I got </w:t>
+      </w:r>
+      <w:proofErr w:type="gramStart"/>
+      <w:r>
+        <w:rPr>
+          <w:rFonts w:ascii="Times New Roman" w:eastAsia="Times New Roman" w:hAnsi="Times New Roman" w:cs="Times New Roman"/>
+          <w:sz w:val="24"/>
+          <w:szCs w:val="24"/>
+          <w:lang w:val="en-US"/>
+        </w:rPr>
+        <w:t>home</w:t>
+      </w:r>
+      <w:proofErr w:type="gramEnd"/>
+      <w:r>
+        <w:rPr>
+          <w:rFonts w:ascii="Times New Roman" w:eastAsia="Times New Roman" w:hAnsi="Times New Roman" w:cs="Times New Roman"/>
+          <w:sz w:val="24"/>
+          <w:szCs w:val="24"/>
+          <w:lang w:val="en-US"/>
+        </w:rPr>
+        <w:t xml:space="preserve"> I saw a web scraping video where a person gets stock info and writes code to do some transactions (not real of course) based on price movements. I have not done any web scraping </w:t>
+      </w:r>
+      <w:proofErr w:type="gramStart"/>
+      <w:r>
+        <w:rPr>
+          <w:rFonts w:ascii="Times New Roman" w:eastAsia="Times New Roman" w:hAnsi="Times New Roman" w:cs="Times New Roman"/>
+          <w:sz w:val="24"/>
+          <w:szCs w:val="24"/>
+          <w:lang w:val="en-US"/>
+        </w:rPr>
+        <w:t>before</w:t>
+      </w:r>
+      <w:proofErr w:type="gramEnd"/>
+      <w:r>
+        <w:rPr>
+          <w:rFonts w:ascii="Times New Roman" w:eastAsia="Times New Roman" w:hAnsi="Times New Roman" w:cs="Times New Roman"/>
+          <w:sz w:val="24"/>
+          <w:szCs w:val="24"/>
+          <w:lang w:val="en-US"/>
+        </w:rPr>
+        <w:t xml:space="preserve"> but it gave me the thought that I could scrape the internet for Annual reports. </w:t>
       </w:r>
     </w:p>
     <w:p>
@@ -5466,7 +6414,47 @@
           <w:lang w:val="en-US"/>
         </w:rPr>
         <w:lastRenderedPageBreak/>
-        <w:t xml:space="preserve">Annual reports in particular because in my second year I remember going to many companies' website to look at their annual reports and get different data. Obviously each annual report is </w:t>
+        <w:t xml:space="preserve">Annual reports </w:t>
+      </w:r>
+      <w:proofErr w:type="gramStart"/>
+      <w:r>
+        <w:rPr>
+          <w:rFonts w:ascii="Times New Roman" w:eastAsia="Times New Roman" w:hAnsi="Times New Roman" w:cs="Times New Roman"/>
+          <w:sz w:val="24"/>
+          <w:szCs w:val="24"/>
+          <w:lang w:val="en-US"/>
+        </w:rPr>
+        <w:t>in particular because</w:t>
+      </w:r>
+      <w:proofErr w:type="gramEnd"/>
+      <w:r>
+        <w:rPr>
+          <w:rFonts w:ascii="Times New Roman" w:eastAsia="Times New Roman" w:hAnsi="Times New Roman" w:cs="Times New Roman"/>
+          <w:sz w:val="24"/>
+          <w:szCs w:val="24"/>
+          <w:lang w:val="en-US"/>
+        </w:rPr>
+        <w:t xml:space="preserve"> in my second year I remember going to many companies' website to look at their annual reports and get different data. </w:t>
+      </w:r>
+      <w:proofErr w:type="gramStart"/>
+      <w:r>
+        <w:rPr>
+          <w:rFonts w:ascii="Times New Roman" w:eastAsia="Times New Roman" w:hAnsi="Times New Roman" w:cs="Times New Roman"/>
+          <w:sz w:val="24"/>
+          <w:szCs w:val="24"/>
+          <w:lang w:val="en-US"/>
+        </w:rPr>
+        <w:t>Obviously</w:t>
+      </w:r>
+      <w:proofErr w:type="gramEnd"/>
+      <w:r>
+        <w:rPr>
+          <w:rFonts w:ascii="Times New Roman" w:eastAsia="Times New Roman" w:hAnsi="Times New Roman" w:cs="Times New Roman"/>
+          <w:sz w:val="24"/>
+          <w:szCs w:val="24"/>
+          <w:lang w:val="en-US"/>
+        </w:rPr>
+        <w:t xml:space="preserve"> each annual report is </w:t>
       </w:r>
       <w:r>
         <w:rPr>
@@ -5515,7 +6503,27 @@
           <w:szCs w:val="24"/>
           <w:lang w:val="en-US"/>
         </w:rPr>
-        <w:t>I did not come up with an idea to do web scraping in specific, but to ask the user to point to some pdf files (Annual reports) and to the pages which the user wants from each file and therefore I can create a "summarized" pdf file with those pages, so that all info is in one pdf file. All that the user has to do is download the pdf files and look at which pages are needed. It still seems like the user has to go through websites and then annual reports, but now the amazing thing is that after the user points to the needed pages, 1 pdf file is created with all the pages, so that we no longer need to look through different files to compare something, or get info about a specific part. </w:t>
+        <w:t xml:space="preserve">I did not come up with an idea to do web scraping in specific, but to ask the user to point to some pdf files (Annual reports) and to the pages which the user wants from each file and therefore I can create a "summarized" pdf file with those pages, so that all info is in one pdf file. All that the user </w:t>
+      </w:r>
+      <w:proofErr w:type="gramStart"/>
+      <w:r>
+        <w:rPr>
+          <w:rFonts w:ascii="Times New Roman" w:eastAsia="Times New Roman" w:hAnsi="Times New Roman" w:cs="Times New Roman"/>
+          <w:sz w:val="24"/>
+          <w:szCs w:val="24"/>
+          <w:lang w:val="en-US"/>
+        </w:rPr>
+        <w:t>has to</w:t>
+      </w:r>
+      <w:proofErr w:type="gramEnd"/>
+      <w:r>
+        <w:rPr>
+          <w:rFonts w:ascii="Times New Roman" w:eastAsia="Times New Roman" w:hAnsi="Times New Roman" w:cs="Times New Roman"/>
+          <w:sz w:val="24"/>
+          <w:szCs w:val="24"/>
+          <w:lang w:val="en-US"/>
+        </w:rPr>
+        <w:t xml:space="preserve"> do is download the pdf files and look at which pages are needed. It still seems like the user has to go through websites and then annual reports, but now the amazing thing is that after the user points to the needed pages, 1 pdf file is created with all the pages, so that we no longer need to look through different files to compare something, or get info about a specific part. </w:t>
       </w:r>
     </w:p>
     <w:p>
@@ -5577,38 +6585,78 @@
           <w:szCs w:val="24"/>
           <w:lang w:val="en-US"/>
         </w:rPr>
-        <w:t>I found the PyPDF2 library for pdf file reading/writing and overall manipulation and data extraction. The code I have at the moment accepts the pages that are needed but first creates a pdf file for each page and then it combines each page into a single pdf file. The next step tomorrow would be to figure out how to skip the "creation" stage of this process, because it is creating files that are not needed and are using memory on the person's machine. I want to find a way to directly write a pdf file and add each page (each page coming from a pdf file). </w:t>
-      </w:r>
-    </w:p>
-    <w:p>
-      <w:pPr>
-        <w:spacing w:before="100" w:beforeAutospacing="1" w:after="100" w:afterAutospacing="1" w:line="240" w:lineRule="auto"/>
-        <w:rPr>
-          <w:rFonts w:ascii="Times New Roman" w:eastAsia="Times New Roman" w:hAnsi="Times New Roman" w:cs="Times New Roman"/>
-          <w:sz w:val="24"/>
-          <w:szCs w:val="24"/>
-          <w:lang w:val="en-US"/>
-        </w:rPr>
-      </w:pPr>
-    </w:p>
-    <w:p>
-      <w:pPr>
-        <w:spacing w:before="100" w:beforeAutospacing="1" w:after="100" w:afterAutospacing="1" w:line="240" w:lineRule="auto"/>
-        <w:rPr>
-          <w:rFonts w:ascii="Times New Roman" w:eastAsia="Times New Roman" w:hAnsi="Times New Roman" w:cs="Times New Roman"/>
-          <w:sz w:val="24"/>
-          <w:szCs w:val="24"/>
-          <w:lang w:val="en-US"/>
-        </w:rPr>
-      </w:pPr>
-      <w:r>
-        <w:rPr>
-          <w:rFonts w:ascii="Times New Roman" w:eastAsia="Times New Roman" w:hAnsi="Times New Roman" w:cs="Times New Roman"/>
-          <w:sz w:val="24"/>
-          <w:szCs w:val="24"/>
-          <w:lang w:val="en-US"/>
-        </w:rPr>
-        <w:t>This is quite exciting because, as I said, as an Accounting student I have to look at annual reports for almost every assignment and with this code, the process of comparing data will be much easier. </w:t>
+        <w:t xml:space="preserve">I found the PyPDF2 library for pdf file reading/writing and overall manipulation and data extraction. The code I have </w:t>
+      </w:r>
+      <w:proofErr w:type="gramStart"/>
+      <w:r>
+        <w:rPr>
+          <w:rFonts w:ascii="Times New Roman" w:eastAsia="Times New Roman" w:hAnsi="Times New Roman" w:cs="Times New Roman"/>
+          <w:sz w:val="24"/>
+          <w:szCs w:val="24"/>
+          <w:lang w:val="en-US"/>
+        </w:rPr>
+        <w:t>at the moment</w:t>
+      </w:r>
+      <w:proofErr w:type="gramEnd"/>
+      <w:r>
+        <w:rPr>
+          <w:rFonts w:ascii="Times New Roman" w:eastAsia="Times New Roman" w:hAnsi="Times New Roman" w:cs="Times New Roman"/>
+          <w:sz w:val="24"/>
+          <w:szCs w:val="24"/>
+          <w:lang w:val="en-US"/>
+        </w:rPr>
+        <w:t xml:space="preserve"> accepts the pages that are needed but first creates a pdf file for each page and then it combines each page into a single pdf file. The next step tomorrow would be to figure out how to skip the "creation" stage of this process, because it is creating files that are not needed and are using memory on the person's machine. I want to find a way to directly write a pdf file and add each page (each page coming from a pdf file). </w:t>
+      </w:r>
+    </w:p>
+    <w:p>
+      <w:pPr>
+        <w:spacing w:before="100" w:beforeAutospacing="1" w:after="100" w:afterAutospacing="1" w:line="240" w:lineRule="auto"/>
+        <w:rPr>
+          <w:rFonts w:ascii="Times New Roman" w:eastAsia="Times New Roman" w:hAnsi="Times New Roman" w:cs="Times New Roman"/>
+          <w:sz w:val="24"/>
+          <w:szCs w:val="24"/>
+          <w:lang w:val="en-US"/>
+        </w:rPr>
+      </w:pPr>
+    </w:p>
+    <w:p>
+      <w:pPr>
+        <w:spacing w:before="100" w:beforeAutospacing="1" w:after="100" w:afterAutospacing="1" w:line="240" w:lineRule="auto"/>
+        <w:rPr>
+          <w:rFonts w:ascii="Times New Roman" w:eastAsia="Times New Roman" w:hAnsi="Times New Roman" w:cs="Times New Roman"/>
+          <w:sz w:val="24"/>
+          <w:szCs w:val="24"/>
+          <w:lang w:val="en-US"/>
+        </w:rPr>
+      </w:pPr>
+      <w:r>
+        <w:rPr>
+          <w:rFonts w:ascii="Times New Roman" w:eastAsia="Times New Roman" w:hAnsi="Times New Roman" w:cs="Times New Roman"/>
+          <w:sz w:val="24"/>
+          <w:szCs w:val="24"/>
+          <w:lang w:val="en-US"/>
+        </w:rPr>
+        <w:t xml:space="preserve">This is quite exciting because, as I said, as an Accounting student I </w:t>
+      </w:r>
+      <w:proofErr w:type="gramStart"/>
+      <w:r>
+        <w:rPr>
+          <w:rFonts w:ascii="Times New Roman" w:eastAsia="Times New Roman" w:hAnsi="Times New Roman" w:cs="Times New Roman"/>
+          <w:sz w:val="24"/>
+          <w:szCs w:val="24"/>
+          <w:lang w:val="en-US"/>
+        </w:rPr>
+        <w:t>have to</w:t>
+      </w:r>
+      <w:proofErr w:type="gramEnd"/>
+      <w:r>
+        <w:rPr>
+          <w:rFonts w:ascii="Times New Roman" w:eastAsia="Times New Roman" w:hAnsi="Times New Roman" w:cs="Times New Roman"/>
+          <w:sz w:val="24"/>
+          <w:szCs w:val="24"/>
+          <w:lang w:val="en-US"/>
+        </w:rPr>
+        <w:t xml:space="preserve"> look at annual reports for almost every assignment and with this code, the process of comparing data will be much easier. </w:t>
       </w:r>
     </w:p>
     <w:p>
@@ -5659,7 +6707,27 @@
           <w:szCs w:val="24"/>
           <w:lang w:val="en-US"/>
         </w:rPr>
-        <w:t> - I am going to get involved in testing of our code now (unit testing/full process testing). As I am new to development I have not done this before and I am excited to learn what the process is, how to we report the tests, the whole admin side of testing and also using/writing unit test code. </w:t>
+        <w:t xml:space="preserve"> - I am going to get involved in testing of our code now (unit testing/full process testing). As I am new to </w:t>
+      </w:r>
+      <w:proofErr w:type="gramStart"/>
+      <w:r>
+        <w:rPr>
+          <w:rFonts w:ascii="Times New Roman" w:eastAsia="Times New Roman" w:hAnsi="Times New Roman" w:cs="Times New Roman"/>
+          <w:sz w:val="24"/>
+          <w:szCs w:val="24"/>
+          <w:lang w:val="en-US"/>
+        </w:rPr>
+        <w:t>development</w:t>
+      </w:r>
+      <w:proofErr w:type="gramEnd"/>
+      <w:r>
+        <w:rPr>
+          <w:rFonts w:ascii="Times New Roman" w:eastAsia="Times New Roman" w:hAnsi="Times New Roman" w:cs="Times New Roman"/>
+          <w:sz w:val="24"/>
+          <w:szCs w:val="24"/>
+          <w:lang w:val="en-US"/>
+        </w:rPr>
+        <w:t xml:space="preserve"> I have not done this before and I am excited to learn what the process is, how to we report the tests, the whole admin side of testing and also using/writing unit test code. </w:t>
       </w:r>
     </w:p>
     <w:p>
@@ -5921,7 +6989,47 @@
           <w:szCs w:val="24"/>
           <w:lang w:val="en-US"/>
         </w:rPr>
-        <w:t xml:space="preserve">I am pretty happy with the code at the moment, it does what I want and what I explained above. Initially I thought that I could use PyPDF2's parse text and content methods so I could find on which pages are financial reports and the user only has to provide the pdf file, but that brings some uncertainty to the code. Mainly because of different annual reports structured differently and the page numbers which I get from PyPDF2 are not always matching because of the way they are presented in the pdf. Another way would be to parse the text on the summary page, but </w:t>
+        <w:t xml:space="preserve">I am </w:t>
+      </w:r>
+      <w:proofErr w:type="gramStart"/>
+      <w:r>
+        <w:rPr>
+          <w:rFonts w:ascii="Times New Roman" w:eastAsia="Times New Roman" w:hAnsi="Times New Roman" w:cs="Times New Roman"/>
+          <w:sz w:val="24"/>
+          <w:szCs w:val="24"/>
+          <w:lang w:val="en-US"/>
+        </w:rPr>
+        <w:t>pretty happy</w:t>
+      </w:r>
+      <w:proofErr w:type="gramEnd"/>
+      <w:r>
+        <w:rPr>
+          <w:rFonts w:ascii="Times New Roman" w:eastAsia="Times New Roman" w:hAnsi="Times New Roman" w:cs="Times New Roman"/>
+          <w:sz w:val="24"/>
+          <w:szCs w:val="24"/>
+          <w:lang w:val="en-US"/>
+        </w:rPr>
+        <w:t xml:space="preserve"> with the code at the moment, it does what I want and what I explained above. Initially I thought that I could use PyPDF2's parse text and content methods so I could find on which pages are financial reports and the user only </w:t>
+      </w:r>
+      <w:proofErr w:type="gramStart"/>
+      <w:r>
+        <w:rPr>
+          <w:rFonts w:ascii="Times New Roman" w:eastAsia="Times New Roman" w:hAnsi="Times New Roman" w:cs="Times New Roman"/>
+          <w:sz w:val="24"/>
+          <w:szCs w:val="24"/>
+          <w:lang w:val="en-US"/>
+        </w:rPr>
+        <w:t>has to</w:t>
+      </w:r>
+      <w:proofErr w:type="gramEnd"/>
+      <w:r>
+        <w:rPr>
+          <w:rFonts w:ascii="Times New Roman" w:eastAsia="Times New Roman" w:hAnsi="Times New Roman" w:cs="Times New Roman"/>
+          <w:sz w:val="24"/>
+          <w:szCs w:val="24"/>
+          <w:lang w:val="en-US"/>
+        </w:rPr>
+        <w:t xml:space="preserve"> provide the pdf file, but that brings some uncertainty to the code. Mainly because of different annual reports structured differently and the page numbers which I get from PyPDF2 are not always matching because of the way they are presented in the pdf. Another way would be to parse the text on the summary page, but </w:t>
       </w:r>
       <w:r>
         <w:rPr>
@@ -5949,38 +7057,78 @@
           <w:szCs w:val="24"/>
           <w:lang w:val="en-US"/>
         </w:rPr>
-        <w:t xml:space="preserve"> to company. At the moment the user still has to look up in the files and find the pages for the financial reports, but skipping this stage might be possible but at the moment I do not have a solution for it. </w:t>
-      </w:r>
-    </w:p>
-    <w:p>
-      <w:pPr>
-        <w:spacing w:before="100" w:beforeAutospacing="1" w:after="100" w:afterAutospacing="1" w:line="240" w:lineRule="auto"/>
-        <w:rPr>
-          <w:rFonts w:ascii="Times New Roman" w:eastAsia="Times New Roman" w:hAnsi="Times New Roman" w:cs="Times New Roman"/>
-          <w:sz w:val="24"/>
-          <w:szCs w:val="24"/>
-          <w:lang w:val="en-US"/>
-        </w:rPr>
-      </w:pPr>
-    </w:p>
-    <w:p>
-      <w:pPr>
-        <w:spacing w:before="100" w:beforeAutospacing="1" w:after="100" w:afterAutospacing="1" w:line="240" w:lineRule="auto"/>
-        <w:rPr>
-          <w:rFonts w:ascii="Times New Roman" w:eastAsia="Times New Roman" w:hAnsi="Times New Roman" w:cs="Times New Roman"/>
-          <w:sz w:val="24"/>
-          <w:szCs w:val="24"/>
-          <w:lang w:val="en-US"/>
-        </w:rPr>
-      </w:pPr>
-      <w:r>
-        <w:rPr>
-          <w:rFonts w:ascii="Times New Roman" w:eastAsia="Times New Roman" w:hAnsi="Times New Roman" w:cs="Times New Roman"/>
-          <w:sz w:val="24"/>
-          <w:szCs w:val="24"/>
-          <w:lang w:val="en-US"/>
-        </w:rPr>
-        <w:t>It would definitely be nice to have something like: </w:t>
+        <w:t xml:space="preserve"> to company. At the moment the user still has to look up in the files and find the pages for the financial </w:t>
+      </w:r>
+      <w:proofErr w:type="gramStart"/>
+      <w:r>
+        <w:rPr>
+          <w:rFonts w:ascii="Times New Roman" w:eastAsia="Times New Roman" w:hAnsi="Times New Roman" w:cs="Times New Roman"/>
+          <w:sz w:val="24"/>
+          <w:szCs w:val="24"/>
+          <w:lang w:val="en-US"/>
+        </w:rPr>
+        <w:t>reports, but</w:t>
+      </w:r>
+      <w:proofErr w:type="gramEnd"/>
+      <w:r>
+        <w:rPr>
+          <w:rFonts w:ascii="Times New Roman" w:eastAsia="Times New Roman" w:hAnsi="Times New Roman" w:cs="Times New Roman"/>
+          <w:sz w:val="24"/>
+          <w:szCs w:val="24"/>
+          <w:lang w:val="en-US"/>
+        </w:rPr>
+        <w:t xml:space="preserve"> skipping this stage might be possible but at the moment I do not have a solution for it. </w:t>
+      </w:r>
+    </w:p>
+    <w:p>
+      <w:pPr>
+        <w:spacing w:before="100" w:beforeAutospacing="1" w:after="100" w:afterAutospacing="1" w:line="240" w:lineRule="auto"/>
+        <w:rPr>
+          <w:rFonts w:ascii="Times New Roman" w:eastAsia="Times New Roman" w:hAnsi="Times New Roman" w:cs="Times New Roman"/>
+          <w:sz w:val="24"/>
+          <w:szCs w:val="24"/>
+          <w:lang w:val="en-US"/>
+        </w:rPr>
+      </w:pPr>
+    </w:p>
+    <w:p>
+      <w:pPr>
+        <w:spacing w:before="100" w:beforeAutospacing="1" w:after="100" w:afterAutospacing="1" w:line="240" w:lineRule="auto"/>
+        <w:rPr>
+          <w:rFonts w:ascii="Times New Roman" w:eastAsia="Times New Roman" w:hAnsi="Times New Roman" w:cs="Times New Roman"/>
+          <w:sz w:val="24"/>
+          <w:szCs w:val="24"/>
+          <w:lang w:val="en-US"/>
+        </w:rPr>
+      </w:pPr>
+      <w:r>
+        <w:rPr>
+          <w:rFonts w:ascii="Times New Roman" w:eastAsia="Times New Roman" w:hAnsi="Times New Roman" w:cs="Times New Roman"/>
+          <w:sz w:val="24"/>
+          <w:szCs w:val="24"/>
+          <w:lang w:val="en-US"/>
+        </w:rPr>
+        <w:t xml:space="preserve">It would </w:t>
+      </w:r>
+      <w:proofErr w:type="gramStart"/>
+      <w:r>
+        <w:rPr>
+          <w:rFonts w:ascii="Times New Roman" w:eastAsia="Times New Roman" w:hAnsi="Times New Roman" w:cs="Times New Roman"/>
+          <w:sz w:val="24"/>
+          <w:szCs w:val="24"/>
+          <w:lang w:val="en-US"/>
+        </w:rPr>
+        <w:t>definitely be</w:t>
+      </w:r>
+      <w:proofErr w:type="gramEnd"/>
+      <w:r>
+        <w:rPr>
+          <w:rFonts w:ascii="Times New Roman" w:eastAsia="Times New Roman" w:hAnsi="Times New Roman" w:cs="Times New Roman"/>
+          <w:sz w:val="24"/>
+          <w:szCs w:val="24"/>
+          <w:lang w:val="en-US"/>
+        </w:rPr>
+        <w:t xml:space="preserve"> nice to have something like: </w:t>
       </w:r>
     </w:p>
     <w:p>
@@ -6550,7 +7698,47 @@
           <w:szCs w:val="24"/>
           <w:lang w:val="en-US"/>
         </w:rPr>
-        <w:t>Overall, this MERN course really helped me understand what is the connection and how the connection works, between the fronted, the backend(server) and the database of an application. I definitely gained invaluable knowledge about APIs and using MongoDB. I will write a summary of my learning when I officially end the course (there a couple more hours to it, but I covered the main bits - creating a frontend with React (using hooks and functional components only), creating a node/express API server, using MongoDB and connecting all three of them.</w:t>
+        <w:t xml:space="preserve">Overall, this MERN course really helped me understand what </w:t>
+      </w:r>
+      <w:proofErr w:type="gramStart"/>
+      <w:r>
+        <w:rPr>
+          <w:rFonts w:ascii="Times New Roman" w:eastAsia="Times New Roman" w:hAnsi="Times New Roman" w:cs="Times New Roman"/>
+          <w:sz w:val="24"/>
+          <w:szCs w:val="24"/>
+          <w:lang w:val="en-US"/>
+        </w:rPr>
+        <w:t>is the connection</w:t>
+      </w:r>
+      <w:proofErr w:type="gramEnd"/>
+      <w:r>
+        <w:rPr>
+          <w:rFonts w:ascii="Times New Roman" w:eastAsia="Times New Roman" w:hAnsi="Times New Roman" w:cs="Times New Roman"/>
+          <w:sz w:val="24"/>
+          <w:szCs w:val="24"/>
+          <w:lang w:val="en-US"/>
+        </w:rPr>
+        <w:t xml:space="preserve"> and how the connection works, between the fronted, the backend(server) and the database of an application. I </w:t>
+      </w:r>
+      <w:proofErr w:type="gramStart"/>
+      <w:r>
+        <w:rPr>
+          <w:rFonts w:ascii="Times New Roman" w:eastAsia="Times New Roman" w:hAnsi="Times New Roman" w:cs="Times New Roman"/>
+          <w:sz w:val="24"/>
+          <w:szCs w:val="24"/>
+          <w:lang w:val="en-US"/>
+        </w:rPr>
+        <w:t>definitely gained</w:t>
+      </w:r>
+      <w:proofErr w:type="gramEnd"/>
+      <w:r>
+        <w:rPr>
+          <w:rFonts w:ascii="Times New Roman" w:eastAsia="Times New Roman" w:hAnsi="Times New Roman" w:cs="Times New Roman"/>
+          <w:sz w:val="24"/>
+          <w:szCs w:val="24"/>
+          <w:lang w:val="en-US"/>
+        </w:rPr>
+        <w:t xml:space="preserve"> invaluable knowledge about APIs and using MongoDB. I will write a summary of my learning when I officially end the course (there a couple more hours to it, but I covered the main bits - creating a frontend with React (using hooks and functional components only), creating a node/express API server, using MongoDB and connecting all three of them.</w:t>
       </w:r>
     </w:p>
     <w:p>
@@ -6745,7 +7933,15 @@
         <w:pStyle w:val="NormalWeb"/>
       </w:pPr>
       <w:r>
-        <w:t xml:space="preserve">I decided the project will be a website where I can save/update/view information about e-sports matches - you can save the opponents, info about the game and also a link to a </w:t>
+        <w:t xml:space="preserve">I decided the project will be a website where I can save/update/view information about e-sports matches - you can save the opponents, info about the game </w:t>
+      </w:r>
+      <w:proofErr w:type="gramStart"/>
+      <w:r>
+        <w:t>and also</w:t>
+      </w:r>
+      <w:proofErr w:type="gramEnd"/>
+      <w:r>
+        <w:t xml:space="preserve"> a link to a </w:t>
       </w:r>
       <w:proofErr w:type="spellStart"/>
       <w:r>
@@ -6850,7 +8046,15 @@
       </w:r>
       <w:proofErr w:type="spellEnd"/>
       <w:r>
-        <w:t>/games/:team/all)</w:t>
+        <w:t>/games</w:t>
+      </w:r>
+      <w:proofErr w:type="gramStart"/>
+      <w:r>
+        <w:t>/:team</w:t>
+      </w:r>
+      <w:proofErr w:type="gramEnd"/>
+      <w:r>
+        <w:t>/all)</w:t>
       </w:r>
     </w:p>
     <w:p>
@@ -6866,13 +8070,18 @@
       </w:r>
       <w:proofErr w:type="spellEnd"/>
       <w:r>
-        <w:t>/games/:</w:t>
+        <w:t>/games</w:t>
+      </w:r>
+      <w:proofErr w:type="gramStart"/>
+      <w:r>
+        <w:t>/:</w:t>
       </w:r>
       <w:proofErr w:type="spellStart"/>
       <w:r>
         <w:t>gameId</w:t>
       </w:r>
       <w:proofErr w:type="spellEnd"/>
+      <w:proofErr w:type="gramEnd"/>
       <w:r>
         <w:t>)</w:t>
       </w:r>
@@ -7005,7 +8214,15 @@
         <w:pStyle w:val="NormalWeb"/>
       </w:pPr>
       <w:r>
-        <w:t>(side note: issues might appear when I start using it more and connect it to the frontend but those errors will come at the time of connection frontend and backend and potentially using the API from the frontend)</w:t>
+        <w:t xml:space="preserve">(side note: issues might appear when I start using it more and connect it to the </w:t>
+      </w:r>
+      <w:proofErr w:type="gramStart"/>
+      <w:r>
+        <w:t>frontend</w:t>
+      </w:r>
+      <w:proofErr w:type="gramEnd"/>
+      <w:r>
+        <w:t xml:space="preserve"> but those errors will come at the time of connection frontend and backend and potentially using the API from the frontend)</w:t>
       </w:r>
     </w:p>
     <w:p>
@@ -7046,7 +8263,15 @@
       </w:pPr>
       <w:r>
         <w:lastRenderedPageBreak/>
-        <w:t>    - afterwards I replaced all the usages of dummy data in my code to using mongoose and making sure that all the CRUD requests I created above were doing those but the changes became permanently saved in a database. </w:t>
+        <w:t xml:space="preserve">    - afterwards I replaced all the usages of dummy data in my code to using mongoose and making sure that all the CRUD requests I created above were doing </w:t>
+      </w:r>
+      <w:proofErr w:type="gramStart"/>
+      <w:r>
+        <w:t>those</w:t>
+      </w:r>
+      <w:proofErr w:type="gramEnd"/>
+      <w:r>
+        <w:t xml:space="preserve"> but the changes became permanently saved in a database. </w:t>
       </w:r>
     </w:p>
     <w:p>
@@ -7067,7 +8292,15 @@
       </w:r>
       <w:proofErr w:type="spellEnd"/>
       <w:r>
-        <w:t xml:space="preserve"> end points and I am happy with how comfortable I was when using it. There is probably still a lot to learn about the Postman system and desktop application, but for now it is alright. I also used the error handling reusable piece of code which was shown in the MERN course and it was very helpful whenever something did not work, I knew where to look. </w:t>
+        <w:t xml:space="preserve"> end points and I am happy with how comfortable I was when using it. There is probably still a lot to learn about the Postman system and desktop application, but for now it is alright. I also used the error handling reusable piece of code which was shown in the MERN course and it was </w:t>
+      </w:r>
+      <w:proofErr w:type="gramStart"/>
+      <w:r>
+        <w:t>very helpful</w:t>
+      </w:r>
+      <w:proofErr w:type="gramEnd"/>
+      <w:r>
+        <w:t xml:space="preserve"> whenever something did not work, I knew where to look. </w:t>
       </w:r>
     </w:p>
     <w:p>
@@ -7363,7 +8596,47 @@
           <w:szCs w:val="24"/>
           <w:lang w:val="en-US"/>
         </w:rPr>
-        <w:t>One of the things that hurdles my progress was the fact that so far I had not used react router's functionality on my own. I had used it when watching videos, the small apps I have are all single-page-applications and I never really sat down and practiced using react router. It is not that hard, to be honest, when I look into the documentation, but I could not do it from the get-go. </w:t>
+        <w:t xml:space="preserve">One of the things that hurdles my progress was the fact that so </w:t>
+      </w:r>
+      <w:proofErr w:type="gramStart"/>
+      <w:r>
+        <w:rPr>
+          <w:rFonts w:ascii="Times New Roman" w:eastAsia="Times New Roman" w:hAnsi="Times New Roman" w:cs="Times New Roman"/>
+          <w:sz w:val="24"/>
+          <w:szCs w:val="24"/>
+          <w:lang w:val="en-US"/>
+        </w:rPr>
+        <w:t>far</w:t>
+      </w:r>
+      <w:proofErr w:type="gramEnd"/>
+      <w:r>
+        <w:rPr>
+          <w:rFonts w:ascii="Times New Roman" w:eastAsia="Times New Roman" w:hAnsi="Times New Roman" w:cs="Times New Roman"/>
+          <w:sz w:val="24"/>
+          <w:szCs w:val="24"/>
+          <w:lang w:val="en-US"/>
+        </w:rPr>
+        <w:t xml:space="preserve"> I had not used react router's functionality on my own. I had used it when watching videos, the small apps I have are all single-page-applications and I never really sat down and practiced using react router. It is not that hard, to be honest, when I </w:t>
+      </w:r>
+      <w:proofErr w:type="gramStart"/>
+      <w:r>
+        <w:rPr>
+          <w:rFonts w:ascii="Times New Roman" w:eastAsia="Times New Roman" w:hAnsi="Times New Roman" w:cs="Times New Roman"/>
+          <w:sz w:val="24"/>
+          <w:szCs w:val="24"/>
+          <w:lang w:val="en-US"/>
+        </w:rPr>
+        <w:t>look into</w:t>
+      </w:r>
+      <w:proofErr w:type="gramEnd"/>
+      <w:r>
+        <w:rPr>
+          <w:rFonts w:ascii="Times New Roman" w:eastAsia="Times New Roman" w:hAnsi="Times New Roman" w:cs="Times New Roman"/>
+          <w:sz w:val="24"/>
+          <w:szCs w:val="24"/>
+          <w:lang w:val="en-US"/>
+        </w:rPr>
+        <w:t xml:space="preserve"> the documentation, but I could not do it from the get-go. </w:t>
       </w:r>
     </w:p>
     <w:p>
@@ -7414,7 +8687,27 @@
           <w:szCs w:val="24"/>
           <w:lang w:val="en-US"/>
         </w:rPr>
-        <w:t>/animations for those sidebars. I could not make my mind whether it should be a nav bar at the top or a sidebar. I tried both versions and I liked having a sidebar more because I could add many items and the sidebar could become scrollable, whereas the navbar could be limited and I would need to introduce dropdowns in there. (Though, as I write this, having a navbar at the top with dropdowns could be good in the future if I add more functionalities, but for now I will go with the sidebar). After I settled for a sidebar, I needed to decide whether I want it fixed or with animation(close/open). Again I tried both and liked the one with animations, where I can close and open it.</w:t>
+        <w:t xml:space="preserve">/animations for those sidebars. I could not make my mind whether it should be a nav bar at the top or a sidebar. I tried both versions and I liked having a sidebar more because I could add many items and the sidebar could become scrollable, whereas the navbar could be limited and I would need to introduce dropdowns in there. (Though, as I write this, having a navbar at the top with dropdowns could be good in the future if I add more functionalities, but for now I will go with the sidebar). After I settled for a sidebar, I needed to decide whether I want it fixed or with animation(close/open). </w:t>
+      </w:r>
+      <w:proofErr w:type="gramStart"/>
+      <w:r>
+        <w:rPr>
+          <w:rFonts w:ascii="Times New Roman" w:eastAsia="Times New Roman" w:hAnsi="Times New Roman" w:cs="Times New Roman"/>
+          <w:sz w:val="24"/>
+          <w:szCs w:val="24"/>
+          <w:lang w:val="en-US"/>
+        </w:rPr>
+        <w:t>Again</w:t>
+      </w:r>
+      <w:proofErr w:type="gramEnd"/>
+      <w:r>
+        <w:rPr>
+          <w:rFonts w:ascii="Times New Roman" w:eastAsia="Times New Roman" w:hAnsi="Times New Roman" w:cs="Times New Roman"/>
+          <w:sz w:val="24"/>
+          <w:szCs w:val="24"/>
+          <w:lang w:val="en-US"/>
+        </w:rPr>
+        <w:t xml:space="preserve"> I tried both and liked the one with animations, where I can close and open it.</w:t>
       </w:r>
     </w:p>
     <w:p>
@@ -7790,7 +9083,27 @@
           <w:szCs w:val="24"/>
           <w:lang w:val="en-US"/>
         </w:rPr>
-        <w:t>I saw different ways on how I can build the Card component that I want for each game but as expected I ended up with Bootstrap's. The grid system was not 100% clear to me, but now I definitely know more on how to use the Container, Rows and Cols. </w:t>
+        <w:t xml:space="preserve">I saw different ways on how I can build the Card component that I want for each game but as expected I ended up with Bootstrap's. The grid system was not 100% clear to me, but now I </w:t>
+      </w:r>
+      <w:proofErr w:type="gramStart"/>
+      <w:r>
+        <w:rPr>
+          <w:rFonts w:ascii="Times New Roman" w:eastAsia="Times New Roman" w:hAnsi="Times New Roman" w:cs="Times New Roman"/>
+          <w:sz w:val="24"/>
+          <w:szCs w:val="24"/>
+          <w:lang w:val="en-US"/>
+        </w:rPr>
+        <w:t>definitely know</w:t>
+      </w:r>
+      <w:proofErr w:type="gramEnd"/>
+      <w:r>
+        <w:rPr>
+          <w:rFonts w:ascii="Times New Roman" w:eastAsia="Times New Roman" w:hAnsi="Times New Roman" w:cs="Times New Roman"/>
+          <w:sz w:val="24"/>
+          <w:szCs w:val="24"/>
+          <w:lang w:val="en-US"/>
+        </w:rPr>
+        <w:t xml:space="preserve"> more on how to use the Container, Rows and Cols. </w:t>
       </w:r>
     </w:p>
     <w:p>
@@ -7911,14 +9224,25 @@
           <w:lang w:val="en-US"/>
         </w:rPr>
       </w:pPr>
-      <w:r>
-        <w:rPr>
-          <w:rFonts w:ascii="Times New Roman" w:eastAsia="Times New Roman" w:hAnsi="Times New Roman" w:cs="Times New Roman"/>
-          <w:sz w:val="24"/>
-          <w:szCs w:val="24"/>
-          <w:lang w:val="en-US"/>
-        </w:rPr>
-        <w:t xml:space="preserve">Thankfully I remembered how to use the </w:t>
+      <w:proofErr w:type="gramStart"/>
+      <w:r>
+        <w:rPr>
+          <w:rFonts w:ascii="Times New Roman" w:eastAsia="Times New Roman" w:hAnsi="Times New Roman" w:cs="Times New Roman"/>
+          <w:sz w:val="24"/>
+          <w:szCs w:val="24"/>
+          <w:lang w:val="en-US"/>
+        </w:rPr>
+        <w:t>Thankfully</w:t>
+      </w:r>
+      <w:proofErr w:type="gramEnd"/>
+      <w:r>
+        <w:rPr>
+          <w:rFonts w:ascii="Times New Roman" w:eastAsia="Times New Roman" w:hAnsi="Times New Roman" w:cs="Times New Roman"/>
+          <w:sz w:val="24"/>
+          <w:szCs w:val="24"/>
+          <w:lang w:val="en-US"/>
+        </w:rPr>
+        <w:t xml:space="preserve"> I remembered how to use the </w:t>
       </w:r>
       <w:proofErr w:type="spellStart"/>
       <w:r>
@@ -7989,7 +9313,27 @@
           <w:szCs w:val="24"/>
           <w:lang w:val="en-US"/>
         </w:rPr>
-        <w:t>    - created component that would render a list of games (dummy data at the moment). I am using bootstrap's card component for this.</w:t>
+        <w:t xml:space="preserve">    - created component that would render a list of games (dummy data </w:t>
+      </w:r>
+      <w:proofErr w:type="gramStart"/>
+      <w:r>
+        <w:rPr>
+          <w:rFonts w:ascii="Times New Roman" w:eastAsia="Times New Roman" w:hAnsi="Times New Roman" w:cs="Times New Roman"/>
+          <w:sz w:val="24"/>
+          <w:szCs w:val="24"/>
+          <w:lang w:val="en-US"/>
+        </w:rPr>
+        <w:t>at the moment</w:t>
+      </w:r>
+      <w:proofErr w:type="gramEnd"/>
+      <w:r>
+        <w:rPr>
+          <w:rFonts w:ascii="Times New Roman" w:eastAsia="Times New Roman" w:hAnsi="Times New Roman" w:cs="Times New Roman"/>
+          <w:sz w:val="24"/>
+          <w:szCs w:val="24"/>
+          <w:lang w:val="en-US"/>
+        </w:rPr>
+        <w:t>). I am using bootstrap's card component for this.</w:t>
       </w:r>
     </w:p>
     <w:p>
@@ -8029,7 +9373,27 @@
           <w:szCs w:val="24"/>
           <w:lang w:val="en-US"/>
         </w:rPr>
-        <w:t>    - implemented the get game by id. There is a button on each game card which leads to a page for the specific game. At the moment I just show the info only for that game on that game's page, but later I will add an Edit, Delete and More info (probably later stages) buttons. </w:t>
+        <w:t xml:space="preserve">    - implemented the get game by id. There is a button on each game card which leads to a page for the specific game. </w:t>
+      </w:r>
+      <w:proofErr w:type="gramStart"/>
+      <w:r>
+        <w:rPr>
+          <w:rFonts w:ascii="Times New Roman" w:eastAsia="Times New Roman" w:hAnsi="Times New Roman" w:cs="Times New Roman"/>
+          <w:sz w:val="24"/>
+          <w:szCs w:val="24"/>
+          <w:lang w:val="en-US"/>
+        </w:rPr>
+        <w:t>At the moment</w:t>
+      </w:r>
+      <w:proofErr w:type="gramEnd"/>
+      <w:r>
+        <w:rPr>
+          <w:rFonts w:ascii="Times New Roman" w:eastAsia="Times New Roman" w:hAnsi="Times New Roman" w:cs="Times New Roman"/>
+          <w:sz w:val="24"/>
+          <w:szCs w:val="24"/>
+          <w:lang w:val="en-US"/>
+        </w:rPr>
+        <w:t xml:space="preserve"> I just show the info only for that game on that game's page, but later I will add an Edit, Delete and More info (probably later stages) buttons. </w:t>
       </w:r>
     </w:p>
     <w:p>
@@ -8069,7 +9433,27 @@
           <w:szCs w:val="24"/>
           <w:lang w:val="en-US"/>
         </w:rPr>
-        <w:t xml:space="preserve"> that is provided in the link. At the moment I have listed a couple of teams in the nav bar, but for the future I plan to create a proper menu, for when there are all the teams that compete in a certain league. </w:t>
+        <w:t xml:space="preserve"> that is provided in the link. </w:t>
+      </w:r>
+      <w:proofErr w:type="gramStart"/>
+      <w:r>
+        <w:rPr>
+          <w:rFonts w:ascii="Times New Roman" w:eastAsia="Times New Roman" w:hAnsi="Times New Roman" w:cs="Times New Roman"/>
+          <w:sz w:val="24"/>
+          <w:szCs w:val="24"/>
+          <w:lang w:val="en-US"/>
+        </w:rPr>
+        <w:t>At the moment</w:t>
+      </w:r>
+      <w:proofErr w:type="gramEnd"/>
+      <w:r>
+        <w:rPr>
+          <w:rFonts w:ascii="Times New Roman" w:eastAsia="Times New Roman" w:hAnsi="Times New Roman" w:cs="Times New Roman"/>
+          <w:sz w:val="24"/>
+          <w:szCs w:val="24"/>
+          <w:lang w:val="en-US"/>
+        </w:rPr>
+        <w:t xml:space="preserve"> I have listed a couple of teams in the nav bar, but for the future I plan to create a proper menu, for when there are all the teams that compete in a certain league. </w:t>
       </w:r>
     </w:p>
     <w:p>
@@ -8132,7 +9516,47 @@
           <w:szCs w:val="24"/>
           <w:lang w:val="en-US"/>
         </w:rPr>
-        <w:t>Tomorrow I plan to make the view game by id page to look nicer. Because at the moment it is just rendering the info from the card button which is very basic. And hopefully at the end of tomorrow I will have a nice looking page for when you view a single game. </w:t>
+        <w:t xml:space="preserve">Tomorrow I plan to make the view game by id page to look nicer. Because </w:t>
+      </w:r>
+      <w:proofErr w:type="gramStart"/>
+      <w:r>
+        <w:rPr>
+          <w:rFonts w:ascii="Times New Roman" w:eastAsia="Times New Roman" w:hAnsi="Times New Roman" w:cs="Times New Roman"/>
+          <w:sz w:val="24"/>
+          <w:szCs w:val="24"/>
+          <w:lang w:val="en-US"/>
+        </w:rPr>
+        <w:t>at the moment</w:t>
+      </w:r>
+      <w:proofErr w:type="gramEnd"/>
+      <w:r>
+        <w:rPr>
+          <w:rFonts w:ascii="Times New Roman" w:eastAsia="Times New Roman" w:hAnsi="Times New Roman" w:cs="Times New Roman"/>
+          <w:sz w:val="24"/>
+          <w:szCs w:val="24"/>
+          <w:lang w:val="en-US"/>
+        </w:rPr>
+        <w:t xml:space="preserve"> it is just rendering the info from the card button which is very basic. And hopefully at the end of tomorrow I will have a </w:t>
+      </w:r>
+      <w:proofErr w:type="gramStart"/>
+      <w:r>
+        <w:rPr>
+          <w:rFonts w:ascii="Times New Roman" w:eastAsia="Times New Roman" w:hAnsi="Times New Roman" w:cs="Times New Roman"/>
+          <w:sz w:val="24"/>
+          <w:szCs w:val="24"/>
+          <w:lang w:val="en-US"/>
+        </w:rPr>
+        <w:t>nice looking</w:t>
+      </w:r>
+      <w:proofErr w:type="gramEnd"/>
+      <w:r>
+        <w:rPr>
+          <w:rFonts w:ascii="Times New Roman" w:eastAsia="Times New Roman" w:hAnsi="Times New Roman" w:cs="Times New Roman"/>
+          <w:sz w:val="24"/>
+          <w:szCs w:val="24"/>
+          <w:lang w:val="en-US"/>
+        </w:rPr>
+        <w:t xml:space="preserve"> page for when you view a single game. </w:t>
       </w:r>
     </w:p>
     <w:p>
@@ -8244,7 +9668,15 @@
         <w:t>Summary:</w:t>
       </w:r>
       <w:r>
-        <w:t xml:space="preserve"> Day 19 of 100. Making progress on the "View Info" page for each game. There is link to a picture in the post. Also the </w:t>
+        <w:t xml:space="preserve"> Day 19 of 100. Making progress on the "View Info" page for each game. There is link to a picture in the post. </w:t>
+      </w:r>
+      <w:proofErr w:type="gramStart"/>
+      <w:r>
+        <w:t>Also</w:t>
+      </w:r>
+      <w:proofErr w:type="gramEnd"/>
+      <w:r>
+        <w:t xml:space="preserve"> the </w:t>
       </w:r>
       <w:proofErr w:type="spellStart"/>
       <w:r>
@@ -8319,7 +9751,15 @@
         <w:pStyle w:val="NormalWeb"/>
       </w:pPr>
       <w:r>
-        <w:t xml:space="preserve">Today I had to present my code in front of "the client". It is not exactly a client, it is the colleagues that are going to use this to produce summary datasets. I will call them clients </w:t>
+        <w:t xml:space="preserve">Today I had to present my code in front of "the client". It is not exactly a </w:t>
+      </w:r>
+      <w:proofErr w:type="gramStart"/>
+      <w:r>
+        <w:t>client,</w:t>
+      </w:r>
+      <w:proofErr w:type="gramEnd"/>
+      <w:r>
+        <w:t xml:space="preserve"> it is the colleagues that are going to use this to produce summary datasets. I will call them clients </w:t>
       </w:r>
       <w:r>
         <w:lastRenderedPageBreak/>
@@ -8331,7 +9771,15 @@
         <w:pStyle w:val="NormalWeb"/>
       </w:pPr>
       <w:r>
-        <w:t>It was not the first time I was explaining something without technical terms, because with accounting it is kind of the same. I have to explain ratios and financial reports to non-accountants, using simple language. It was the first time when independently - without anyone else from my team that knows coding, I had to explain what I have done, what is my progress and how can the code be used so far. I believe it went very well, since not long ago I did not know anything about programming and remembered how easily some of the beginner courses were explained. I will probably talk more about this in later stages (assuming I can share any info). </w:t>
+        <w:t xml:space="preserve">It was not the first time I was explaining something without technical terms, because with accounting it is kind of the same. I </w:t>
+      </w:r>
+      <w:proofErr w:type="gramStart"/>
+      <w:r>
+        <w:t>have to</w:t>
+      </w:r>
+      <w:proofErr w:type="gramEnd"/>
+      <w:r>
+        <w:t xml:space="preserve"> explain ratios and financial reports to non-accountants, using simple language. It was the first time when independently - without anyone else from my team that knows coding, I had to explain what I have done, what is my progress and how can the code be used so far. I believe it went very well, since not long ago I did not know anything about programming and remembered how easily some of the beginner courses were explained. I will probably talk more about this in later stages (assuming I can share any info). </w:t>
       </w:r>
     </w:p>
     <w:p>
@@ -8450,10 +9898,12 @@
         <w:t xml:space="preserve"> a nice view of Summoner's Rift (the League of Legends map) and also shows the opponents {</w:t>
       </w:r>
       <w:proofErr w:type="spellStart"/>
+      <w:proofErr w:type="gramStart"/>
       <w:r>
         <w:t>props.blue</w:t>
       </w:r>
       <w:proofErr w:type="spellEnd"/>
+      <w:proofErr w:type="gramEnd"/>
       <w:r>
         <w:t>) vs {</w:t>
       </w:r>
@@ -8621,20 +10071,36 @@
         <w:pStyle w:val="NormalWeb"/>
       </w:pPr>
       <w:r>
-        <w:t>I looked at some esports API, the best one was paid with subscription (not doing that), the other seem not complete, but I will try to find a way so that when a game is added, the champions in that game are extracted so that the left and blue sides can be filled with the champions from a specific game. (atm it's hard-coded)</w:t>
-      </w:r>
-    </w:p>
-    <w:p>
-      <w:pPr>
-        <w:pStyle w:val="NormalWeb"/>
-      </w:pPr>
-    </w:p>
-    <w:p>
-      <w:pPr>
-        <w:pStyle w:val="NormalWeb"/>
-      </w:pPr>
-      <w:r>
-        <w:t>It really looks uneven but I am leaving it for tonight because it is getting late, and I wake up at 7am on work days.</w:t>
+        <w:t xml:space="preserve">I looked at some esports API, the best one was paid with subscription (not doing that), the other seem not complete, but I will try to find a way so that when a game is added, the champions in that game are extracted so that the left and blue sides can be filled with the champions from a specific game. (atm </w:t>
+      </w:r>
+      <w:proofErr w:type="gramStart"/>
+      <w:r>
+        <w:t>it's</w:t>
+      </w:r>
+      <w:proofErr w:type="gramEnd"/>
+      <w:r>
+        <w:t xml:space="preserve"> hard-coded)</w:t>
+      </w:r>
+    </w:p>
+    <w:p>
+      <w:pPr>
+        <w:pStyle w:val="NormalWeb"/>
+      </w:pPr>
+    </w:p>
+    <w:p>
+      <w:pPr>
+        <w:pStyle w:val="NormalWeb"/>
+      </w:pPr>
+      <w:r>
+        <w:t xml:space="preserve">It really looks </w:t>
+      </w:r>
+      <w:proofErr w:type="gramStart"/>
+      <w:r>
+        <w:t>uneven</w:t>
+      </w:r>
+      <w:proofErr w:type="gramEnd"/>
+      <w:r>
+        <w:t xml:space="preserve"> but I am leaving it for tonight because it is getting late, and I wake up at 7am on work days.</w:t>
       </w:r>
     </w:p>
     <w:p>
@@ -8748,7 +10214,31 @@
         <w:pStyle w:val="NormalWeb"/>
       </w:pPr>
       <w:r>
-        <w:t>At work, testing is beginning and we have to compare datasets for different contents. Our Python code produces a dataset and we have to compare it to the dataset coming from the SAS version of the code. For now it is mainly 1 other person and me that are writing some tests for comparing the datasets. That is something new to me and it is exciting to go further and write tests. (I am trying to be careful when I talk about work stuff, obviously do not want to expose any potentially confidential info). </w:t>
+        <w:t xml:space="preserve">At work, testing is </w:t>
+      </w:r>
+      <w:proofErr w:type="gramStart"/>
+      <w:r>
+        <w:t>beginning</w:t>
+      </w:r>
+      <w:proofErr w:type="gramEnd"/>
+      <w:r>
+        <w:t xml:space="preserve"> and we have to compare datasets for different contents. Our Python code produces a dataset and we </w:t>
+      </w:r>
+      <w:proofErr w:type="gramStart"/>
+      <w:r>
+        <w:t>have to</w:t>
+      </w:r>
+      <w:proofErr w:type="gramEnd"/>
+      <w:r>
+        <w:t xml:space="preserve"> compare it to the dataset coming from the SAS version of the code. For </w:t>
+      </w:r>
+      <w:proofErr w:type="gramStart"/>
+      <w:r>
+        <w:t>now</w:t>
+      </w:r>
+      <w:proofErr w:type="gramEnd"/>
+      <w:r>
+        <w:t xml:space="preserve"> it is mainly 1 other person and me that are writing some tests for comparing the datasets. That is something new to me and it is exciting to go further and write tests. (I am trying to be careful when I talk about work stuff, obviously do not want to expose any potentially confidential info). </w:t>
       </w:r>
     </w:p>
     <w:p>
@@ -8769,7 +10259,15 @@
         <w:pStyle w:val="NormalWeb"/>
       </w:pPr>
       <w:r>
-        <w:t xml:space="preserve">since I am the person from our team that is developing the Reporting code, now the people that will use it want to test it against outputs from their reporting software. So I guess I am testing my reporting code as well. (it is safe to say we are entering a testing period, </w:t>
+        <w:t xml:space="preserve">since I am the person from our team that is developing the Reporting code, now the people that will use it want to test it against outputs from their reporting software. </w:t>
+      </w:r>
+      <w:proofErr w:type="gramStart"/>
+      <w:r>
+        <w:t>So</w:t>
+      </w:r>
+      <w:proofErr w:type="gramEnd"/>
+      <w:r>
+        <w:t xml:space="preserve"> I guess I am testing my reporting code as well. (it is safe to say we are entering a testing period, </w:t>
       </w:r>
       <w:proofErr w:type="spellStart"/>
       <w:r>
@@ -8875,7 +10373,15 @@
       </w:r>
       <w:proofErr w:type="spellEnd"/>
       <w:r>
-        <w:t xml:space="preserve"> (I assume) from my localhost server. I saw this can be fixed in the server itself (in express) so that CORS is removed/fixed. For now I will not have the </w:t>
+        <w:t xml:space="preserve"> (I assume) from my localhost server. I saw this can be fixed in the server itself (in express) so that CORS is removed/fixed. For </w:t>
+      </w:r>
+      <w:proofErr w:type="gramStart"/>
+      <w:r>
+        <w:t>now</w:t>
+      </w:r>
+      <w:proofErr w:type="gramEnd"/>
+      <w:r>
+        <w:t xml:space="preserve"> I will not have the </w:t>
       </w:r>
       <w:proofErr w:type="spellStart"/>
       <w:r>
@@ -9079,8 +10585,13 @@
       <w:pPr>
         <w:pStyle w:val="Heading3"/>
       </w:pPr>
-      <w:r>
-        <w:t>So onto my project and where I am building the UI...</w:t>
+      <w:proofErr w:type="gramStart"/>
+      <w:r>
+        <w:t>So</w:t>
+      </w:r>
+      <w:proofErr w:type="gramEnd"/>
+      <w:r>
+        <w:t xml:space="preserve"> onto my project and where I am building the UI...</w:t>
       </w:r>
     </w:p>
     <w:p>
@@ -9128,7 +10639,15 @@
         <w:pStyle w:val="NormalWeb"/>
       </w:pPr>
       <w:r>
-        <w:t>I did not want the Add game page to be "just" to add a game. I wanted to re-create the experience when you are in champion select in the actual game. So this is what I started building. </w:t>
+        <w:t xml:space="preserve">I did not want the Add game page to be "just" to add a game. I wanted to re-create the experience when you are in champion select in the actual game. </w:t>
+      </w:r>
+      <w:proofErr w:type="gramStart"/>
+      <w:r>
+        <w:t>So</w:t>
+      </w:r>
+      <w:proofErr w:type="gramEnd"/>
+      <w:r>
+        <w:t xml:space="preserve"> this is what I started building. </w:t>
       </w:r>
       <w:hyperlink r:id="rId13" w:history="1">
         <w:r>
@@ -9140,28 +10659,52 @@
         </w:r>
       </w:hyperlink>
       <w:r>
-        <w:t>. In the dev view you can see an idea of what the champion select looks like if you are not familiar in the game. At the moment the user just writes the name and submits it. There is no validation, but just before I closed the IDE, I created a list with all the champions (did not do it manually, thankfully) which I will use for validation. </w:t>
-      </w:r>
-    </w:p>
-    <w:p>
-      <w:pPr>
-        <w:pStyle w:val="NormalWeb"/>
-      </w:pPr>
-      <w:r>
-        <w:t>The middle field might not be an input field in later stages, there might be a field of champion pictures and then the user will select a picture of a champion for each position. At the moment I will keep it as an input field and will validate the user input. </w:t>
-      </w:r>
-    </w:p>
-    <w:p>
-      <w:pPr>
-        <w:pStyle w:val="NormalWeb"/>
-      </w:pPr>
-    </w:p>
-    <w:p>
-      <w:pPr>
-        <w:pStyle w:val="NormalWeb"/>
-      </w:pPr>
-      <w:r>
-        <w:t>Also want to add a way for the user to select which champion he is picking, because at the moment it is 1 by 1 and you cannot go back.</w:t>
+        <w:t xml:space="preserve">. In the dev view you can see an idea of what the champion select looks like if you are not familiar in the game. </w:t>
+      </w:r>
+      <w:proofErr w:type="gramStart"/>
+      <w:r>
+        <w:t>At the moment</w:t>
+      </w:r>
+      <w:proofErr w:type="gramEnd"/>
+      <w:r>
+        <w:t xml:space="preserve"> the user just writes the name and submits it. There is no validation, but just before I closed the IDE, I created a list with all the champions (did not do it manually, thankfully) which I will use for validation. </w:t>
+      </w:r>
+    </w:p>
+    <w:p>
+      <w:pPr>
+        <w:pStyle w:val="NormalWeb"/>
+      </w:pPr>
+      <w:r>
+        <w:t xml:space="preserve">The middle field might not be an input field in later stages, there might be a field of champion pictures and then the user will select a picture of a champion for each position. </w:t>
+      </w:r>
+      <w:proofErr w:type="gramStart"/>
+      <w:r>
+        <w:t>At the moment</w:t>
+      </w:r>
+      <w:proofErr w:type="gramEnd"/>
+      <w:r>
+        <w:t xml:space="preserve"> I will keep it as an input field and will validate the user input. </w:t>
+      </w:r>
+    </w:p>
+    <w:p>
+      <w:pPr>
+        <w:pStyle w:val="NormalWeb"/>
+      </w:pPr>
+    </w:p>
+    <w:p>
+      <w:pPr>
+        <w:pStyle w:val="NormalWeb"/>
+      </w:pPr>
+      <w:r>
+        <w:t xml:space="preserve">Also want to add a way for the user to select which champion he is picking, because </w:t>
+      </w:r>
+      <w:proofErr w:type="gramStart"/>
+      <w:r>
+        <w:t>at the moment</w:t>
+      </w:r>
+      <w:proofErr w:type="gramEnd"/>
+      <w:r>
+        <w:t xml:space="preserve"> it is 1 by 1 and you cannot go back.</w:t>
       </w:r>
     </w:p>
     <w:p>
@@ -9393,7 +10936,27 @@
           <w:szCs w:val="24"/>
           <w:lang w:val="en-US"/>
         </w:rPr>
-        <w:t>What I did today on the project ? </w:t>
+        <w:t xml:space="preserve">What I did today on the </w:t>
+      </w:r>
+      <w:proofErr w:type="gramStart"/>
+      <w:r>
+        <w:rPr>
+          <w:rFonts w:ascii="Times New Roman" w:eastAsia="Times New Roman" w:hAnsi="Times New Roman" w:cs="Times New Roman"/>
+          <w:sz w:val="24"/>
+          <w:szCs w:val="24"/>
+          <w:lang w:val="en-US"/>
+        </w:rPr>
+        <w:t>project ?</w:t>
+      </w:r>
+      <w:proofErr w:type="gramEnd"/>
+      <w:r>
+        <w:rPr>
+          <w:rFonts w:ascii="Times New Roman" w:eastAsia="Times New Roman" w:hAnsi="Times New Roman" w:cs="Times New Roman"/>
+          <w:sz w:val="24"/>
+          <w:szCs w:val="24"/>
+          <w:lang w:val="en-US"/>
+        </w:rPr>
+        <w:t> </w:t>
       </w:r>
     </w:p>
     <w:p>
@@ -9495,7 +11058,27 @@
           <w:szCs w:val="24"/>
           <w:lang w:val="en-US"/>
         </w:rPr>
-        <w:t xml:space="preserve"> blue side and is currently picking champions on red side, the user cannot go back (and this is not very nice user experience). What I started doing is with radio buttons, to select which role and side to fill a champion. I have not really worked with radio buttons and I am not exactly sure how to extract the value from the radio button group so I can use the value for the selected blue/red side and map position. This would be something to figure out when I get back to the project. Will try to ask colleagues at work who know more about React and can help me with working with radio buttons. </w:t>
+        <w:t xml:space="preserve"> blue side and is currently picking champions on red side, the user cannot go back (and this is not </w:t>
+      </w:r>
+      <w:proofErr w:type="gramStart"/>
+      <w:r>
+        <w:rPr>
+          <w:rFonts w:ascii="Times New Roman" w:eastAsia="Times New Roman" w:hAnsi="Times New Roman" w:cs="Times New Roman"/>
+          <w:sz w:val="24"/>
+          <w:szCs w:val="24"/>
+          <w:lang w:val="en-US"/>
+        </w:rPr>
+        <w:t>very nice</w:t>
+      </w:r>
+      <w:proofErr w:type="gramEnd"/>
+      <w:r>
+        <w:rPr>
+          <w:rFonts w:ascii="Times New Roman" w:eastAsia="Times New Roman" w:hAnsi="Times New Roman" w:cs="Times New Roman"/>
+          <w:sz w:val="24"/>
+          <w:szCs w:val="24"/>
+          <w:lang w:val="en-US"/>
+        </w:rPr>
+        <w:t xml:space="preserve"> user experience). What I started doing is with radio buttons, to select which role and side to fill a champion. I have not really worked with radio buttons and I am not exactly sure how to extract the value from the radio button group so I can use the value for the selected blue/red side and map position. This would be something to figure out when I get back to the project. Will try to ask colleagues at work who know more about React and can help me with working with radio buttons. </w:t>
       </w:r>
     </w:p>
     <w:p>
@@ -9638,7 +11221,27 @@
           <w:szCs w:val="24"/>
           <w:lang w:val="en-US"/>
         </w:rPr>
-        <w:t xml:space="preserve">). The open-beta for Legends of </w:t>
+        <w:t xml:space="preserve">). The </w:t>
+      </w:r>
+      <w:proofErr w:type="gramStart"/>
+      <w:r>
+        <w:rPr>
+          <w:rFonts w:ascii="Times New Roman" w:eastAsia="Times New Roman" w:hAnsi="Times New Roman" w:cs="Times New Roman"/>
+          <w:sz w:val="24"/>
+          <w:szCs w:val="24"/>
+          <w:lang w:val="en-US"/>
+        </w:rPr>
+        <w:t>open-beta</w:t>
+      </w:r>
+      <w:proofErr w:type="gramEnd"/>
+      <w:r>
+        <w:rPr>
+          <w:rFonts w:ascii="Times New Roman" w:eastAsia="Times New Roman" w:hAnsi="Times New Roman" w:cs="Times New Roman"/>
+          <w:sz w:val="24"/>
+          <w:szCs w:val="24"/>
+          <w:lang w:val="en-US"/>
+        </w:rPr>
+        <w:t xml:space="preserve"> for Legends of </w:t>
       </w:r>
       <w:proofErr w:type="spellStart"/>
       <w:r>
@@ -9698,7 +11301,27 @@
           <w:szCs w:val="24"/>
           <w:lang w:val="en-US"/>
         </w:rPr>
-        <w:t>    - Tomorrow the pro leagues start which is very exciting.</w:t>
+        <w:t xml:space="preserve">    - Tomorrow the pro leagues start which is </w:t>
+      </w:r>
+      <w:proofErr w:type="gramStart"/>
+      <w:r>
+        <w:rPr>
+          <w:rFonts w:ascii="Times New Roman" w:eastAsia="Times New Roman" w:hAnsi="Times New Roman" w:cs="Times New Roman"/>
+          <w:sz w:val="24"/>
+          <w:szCs w:val="24"/>
+          <w:lang w:val="en-US"/>
+        </w:rPr>
+        <w:t>very exciting</w:t>
+      </w:r>
+      <w:proofErr w:type="gramEnd"/>
+      <w:r>
+        <w:rPr>
+          <w:rFonts w:ascii="Times New Roman" w:eastAsia="Times New Roman" w:hAnsi="Times New Roman" w:cs="Times New Roman"/>
+          <w:sz w:val="24"/>
+          <w:szCs w:val="24"/>
+          <w:lang w:val="en-US"/>
+        </w:rPr>
+        <w:t>.</w:t>
       </w:r>
     </w:p>
     <w:p>
@@ -9803,7 +11426,15 @@
         <w:t>by</w:t>
       </w:r>
       <w:r>
-        <w:t xml:space="preserve"> starting a text based adventure game</w:t>
+        <w:t xml:space="preserve"> starting a </w:t>
+      </w:r>
+      <w:proofErr w:type="gramStart"/>
+      <w:r>
+        <w:t>text based</w:t>
+      </w:r>
+      <w:proofErr w:type="gramEnd"/>
+      <w:r>
+        <w:t xml:space="preserve"> adventure game</w:t>
       </w:r>
     </w:p>
     <w:p/>
@@ -9812,7 +11443,23 @@
         <w:t>Summary:</w:t>
       </w:r>
       <w:r>
-        <w:t xml:space="preserve"> Well Java seems like a cool language to know. I do not really know what are its capabilities, but it looks kind of cool. From what I know, it feels like Java is OOP, seems like a very object oriented language (if a Java dev reads this he might laugh at me, do not know :D). I ended up going with Python for this game challenge.</w:t>
+        <w:t xml:space="preserve"> Well Java seems like a cool language to know. I do not really know what </w:t>
+      </w:r>
+      <w:proofErr w:type="gramStart"/>
+      <w:r>
+        <w:t>are its capabilities</w:t>
+      </w:r>
+      <w:proofErr w:type="gramEnd"/>
+      <w:r>
+        <w:t xml:space="preserve">, but it looks kind of cool. From what I know, it feels like Java is OOP, seems like a very </w:t>
+      </w:r>
+      <w:proofErr w:type="gramStart"/>
+      <w:r>
+        <w:t>object oriented</w:t>
+      </w:r>
+      <w:proofErr w:type="gramEnd"/>
+      <w:r>
+        <w:t xml:space="preserve"> language (if a Java dev reads this he might laugh at me, do not know :D). I ended up going with Python for this game challenge.</w:t>
       </w:r>
     </w:p>
     <w:p/>
@@ -9871,8 +11518,29 @@
           <w:szCs w:val="24"/>
           <w:lang w:val="en-US"/>
         </w:rPr>
-        <w:t xml:space="preserve">Phew, another week gone. After the half way point of my placement at Lloyds, it seems now that time is ticking backwards. Feels like time, I am counting backwards now, until the end of my placement, which so far has truly been life changing. The biggest proof being this coding blog </w:t>
-      </w:r>
+        <w:t xml:space="preserve">Phew, another week gone. After the </w:t>
+      </w:r>
+      <w:proofErr w:type="gramStart"/>
+      <w:r>
+        <w:rPr>
+          <w:rFonts w:ascii="Times New Roman" w:eastAsia="Times New Roman" w:hAnsi="Times New Roman" w:cs="Times New Roman"/>
+          <w:sz w:val="24"/>
+          <w:szCs w:val="24"/>
+          <w:lang w:val="en-US"/>
+        </w:rPr>
+        <w:t>half way</w:t>
+      </w:r>
+      <w:proofErr w:type="gramEnd"/>
+      <w:r>
+        <w:rPr>
+          <w:rFonts w:ascii="Times New Roman" w:eastAsia="Times New Roman" w:hAnsi="Times New Roman" w:cs="Times New Roman"/>
+          <w:sz w:val="24"/>
+          <w:szCs w:val="24"/>
+          <w:lang w:val="en-US"/>
+        </w:rPr>
+        <w:t xml:space="preserve"> point of my placement at Lloyds, it seems now that time is ticking backwards. Feels like time, I am counting backwards now, until the end of my placement, which so far has truly been life changing. The biggest proof being this coding blog </w:t>
+      </w:r>
+      <w:proofErr w:type="gramStart"/>
       <w:r>
         <w:rPr>
           <w:rFonts w:ascii="Times New Roman" w:eastAsia="Times New Roman" w:hAnsi="Times New Roman" w:cs="Times New Roman"/>
@@ -9881,38 +11549,68 @@
           <w:lang w:val="en-US"/>
         </w:rPr>
         <w:lastRenderedPageBreak/>
-        <w:t>and also everyday enjoying coding and thinking about it not only at work, but as a hobby as well. </w:t>
-      </w:r>
-    </w:p>
-    <w:p>
-      <w:pPr>
-        <w:spacing w:before="100" w:beforeAutospacing="1" w:after="100" w:afterAutospacing="1" w:line="240" w:lineRule="auto"/>
-        <w:rPr>
-          <w:rFonts w:ascii="Times New Roman" w:eastAsia="Times New Roman" w:hAnsi="Times New Roman" w:cs="Times New Roman"/>
-          <w:sz w:val="24"/>
-          <w:szCs w:val="24"/>
-          <w:lang w:val="en-US"/>
-        </w:rPr>
-      </w:pPr>
-    </w:p>
-    <w:p>
-      <w:pPr>
-        <w:spacing w:before="100" w:beforeAutospacing="1" w:after="100" w:afterAutospacing="1" w:line="240" w:lineRule="auto"/>
-        <w:rPr>
-          <w:rFonts w:ascii="Times New Roman" w:eastAsia="Times New Roman" w:hAnsi="Times New Roman" w:cs="Times New Roman"/>
-          <w:sz w:val="24"/>
-          <w:szCs w:val="24"/>
-          <w:lang w:val="en-US"/>
-        </w:rPr>
-      </w:pPr>
-      <w:r>
-        <w:rPr>
-          <w:rFonts w:ascii="Times New Roman" w:eastAsia="Times New Roman" w:hAnsi="Times New Roman" w:cs="Times New Roman"/>
-          <w:sz w:val="24"/>
-          <w:szCs w:val="24"/>
-          <w:lang w:val="en-US"/>
-        </w:rPr>
-        <w:t xml:space="preserve">Well today I decided to practice some object oriented programming by starting a text based adventure game. I got the idea from couple of places. One reason was a friend of mine (another placement student who studies Computer Science) told me about a homework at </w:t>
+        <w:t>and also</w:t>
+      </w:r>
+      <w:proofErr w:type="gramEnd"/>
+      <w:r>
+        <w:rPr>
+          <w:rFonts w:ascii="Times New Roman" w:eastAsia="Times New Roman" w:hAnsi="Times New Roman" w:cs="Times New Roman"/>
+          <w:sz w:val="24"/>
+          <w:szCs w:val="24"/>
+          <w:lang w:val="en-US"/>
+        </w:rPr>
+        <w:t xml:space="preserve"> everyday enjoying coding and thinking about it not only at work, but as a hobby as well. </w:t>
+      </w:r>
+    </w:p>
+    <w:p>
+      <w:pPr>
+        <w:spacing w:before="100" w:beforeAutospacing="1" w:after="100" w:afterAutospacing="1" w:line="240" w:lineRule="auto"/>
+        <w:rPr>
+          <w:rFonts w:ascii="Times New Roman" w:eastAsia="Times New Roman" w:hAnsi="Times New Roman" w:cs="Times New Roman"/>
+          <w:sz w:val="24"/>
+          <w:szCs w:val="24"/>
+          <w:lang w:val="en-US"/>
+        </w:rPr>
+      </w:pPr>
+    </w:p>
+    <w:p>
+      <w:pPr>
+        <w:spacing w:before="100" w:beforeAutospacing="1" w:after="100" w:afterAutospacing="1" w:line="240" w:lineRule="auto"/>
+        <w:rPr>
+          <w:rFonts w:ascii="Times New Roman" w:eastAsia="Times New Roman" w:hAnsi="Times New Roman" w:cs="Times New Roman"/>
+          <w:sz w:val="24"/>
+          <w:szCs w:val="24"/>
+          <w:lang w:val="en-US"/>
+        </w:rPr>
+      </w:pPr>
+      <w:r>
+        <w:rPr>
+          <w:rFonts w:ascii="Times New Roman" w:eastAsia="Times New Roman" w:hAnsi="Times New Roman" w:cs="Times New Roman"/>
+          <w:sz w:val="24"/>
+          <w:szCs w:val="24"/>
+          <w:lang w:val="en-US"/>
+        </w:rPr>
+        <w:t xml:space="preserve">Well today I decided to practice some </w:t>
+      </w:r>
+      <w:proofErr w:type="gramStart"/>
+      <w:r>
+        <w:rPr>
+          <w:rFonts w:ascii="Times New Roman" w:eastAsia="Times New Roman" w:hAnsi="Times New Roman" w:cs="Times New Roman"/>
+          <w:sz w:val="24"/>
+          <w:szCs w:val="24"/>
+          <w:lang w:val="en-US"/>
+        </w:rPr>
+        <w:t>object oriented</w:t>
+      </w:r>
+      <w:proofErr w:type="gramEnd"/>
+      <w:r>
+        <w:rPr>
+          <w:rFonts w:ascii="Times New Roman" w:eastAsia="Times New Roman" w:hAnsi="Times New Roman" w:cs="Times New Roman"/>
+          <w:sz w:val="24"/>
+          <w:szCs w:val="24"/>
+          <w:lang w:val="en-US"/>
+        </w:rPr>
+        <w:t xml:space="preserve"> programming by starting a text based adventure game. I got the idea from couple of places. One reason was a friend of mine (another placement student who studies Computer Science) told me about a homework at </w:t>
       </w:r>
       <w:proofErr w:type="spellStart"/>
       <w:r>
@@ -9963,140 +11661,262 @@
           <w:szCs w:val="24"/>
           <w:lang w:val="en-US"/>
         </w:rPr>
-        <w:t>There was not much coding today (outside of work), it was 50/50 in terms of researching and reading different Java and Python text based adventure games. </w:t>
-      </w:r>
-    </w:p>
-    <w:p>
-      <w:pPr>
-        <w:spacing w:before="100" w:beforeAutospacing="1" w:after="100" w:afterAutospacing="1" w:line="240" w:lineRule="auto"/>
-        <w:rPr>
-          <w:rFonts w:ascii="Times New Roman" w:eastAsia="Times New Roman" w:hAnsi="Times New Roman" w:cs="Times New Roman"/>
-          <w:sz w:val="24"/>
-          <w:szCs w:val="24"/>
-          <w:lang w:val="en-US"/>
-        </w:rPr>
-      </w:pPr>
-    </w:p>
-    <w:p>
-      <w:pPr>
-        <w:spacing w:before="100" w:beforeAutospacing="1" w:after="100" w:afterAutospacing="1" w:line="240" w:lineRule="auto"/>
-        <w:rPr>
-          <w:rFonts w:ascii="Times New Roman" w:eastAsia="Times New Roman" w:hAnsi="Times New Roman" w:cs="Times New Roman"/>
-          <w:sz w:val="24"/>
-          <w:szCs w:val="24"/>
-          <w:lang w:val="en-US"/>
-        </w:rPr>
-      </w:pPr>
-      <w:r>
-        <w:rPr>
-          <w:rFonts w:ascii="Times New Roman" w:eastAsia="Times New Roman" w:hAnsi="Times New Roman" w:cs="Times New Roman"/>
-          <w:sz w:val="24"/>
-          <w:szCs w:val="24"/>
-          <w:lang w:val="en-US"/>
-        </w:rPr>
-        <w:t>Why did I research Java for this ?</w:t>
-      </w:r>
-    </w:p>
-    <w:p>
-      <w:pPr>
-        <w:spacing w:before="100" w:beforeAutospacing="1" w:after="100" w:afterAutospacing="1" w:line="240" w:lineRule="auto"/>
-        <w:rPr>
-          <w:rFonts w:ascii="Times New Roman" w:eastAsia="Times New Roman" w:hAnsi="Times New Roman" w:cs="Times New Roman"/>
-          <w:sz w:val="24"/>
-          <w:szCs w:val="24"/>
-          <w:lang w:val="en-US"/>
-        </w:rPr>
-      </w:pPr>
-      <w:r>
-        <w:rPr>
-          <w:rFonts w:ascii="Times New Roman" w:eastAsia="Times New Roman" w:hAnsi="Times New Roman" w:cs="Times New Roman"/>
-          <w:sz w:val="24"/>
-          <w:szCs w:val="24"/>
-          <w:lang w:val="en-US"/>
-        </w:rPr>
-        <w:t>Well Java seems like a cool language to know. I do not really know what are its capabilities, but it looks kind of cool. From what I know, it feels like Java is OOP, seems like a very object oriented language (if a Java dev reads this he might laugh at me, do not know :D). </w:t>
-      </w:r>
-    </w:p>
-    <w:p>
-      <w:pPr>
-        <w:spacing w:before="100" w:beforeAutospacing="1" w:after="100" w:afterAutospacing="1" w:line="240" w:lineRule="auto"/>
-        <w:rPr>
-          <w:rFonts w:ascii="Times New Roman" w:eastAsia="Times New Roman" w:hAnsi="Times New Roman" w:cs="Times New Roman"/>
-          <w:sz w:val="24"/>
-          <w:szCs w:val="24"/>
-          <w:lang w:val="en-US"/>
-        </w:rPr>
-      </w:pPr>
-    </w:p>
-    <w:p>
-      <w:pPr>
-        <w:spacing w:before="100" w:beforeAutospacing="1" w:after="100" w:afterAutospacing="1" w:line="240" w:lineRule="auto"/>
-        <w:rPr>
-          <w:rFonts w:ascii="Times New Roman" w:eastAsia="Times New Roman" w:hAnsi="Times New Roman" w:cs="Times New Roman"/>
-          <w:sz w:val="24"/>
-          <w:szCs w:val="24"/>
-          <w:lang w:val="en-US"/>
-        </w:rPr>
-      </w:pPr>
-      <w:r>
-        <w:rPr>
-          <w:rFonts w:ascii="Times New Roman" w:eastAsia="Times New Roman" w:hAnsi="Times New Roman" w:cs="Times New Roman"/>
-          <w:sz w:val="24"/>
-          <w:szCs w:val="24"/>
-          <w:lang w:val="en-US"/>
-        </w:rPr>
-        <w:t>I decided to go with Python as I am more familiar with it at the moment. I have not used classes much, do not know their full potential yet so I wanted to change that. </w:t>
-      </w:r>
-    </w:p>
-    <w:p>
-      <w:pPr>
-        <w:spacing w:before="100" w:beforeAutospacing="1" w:after="100" w:afterAutospacing="1" w:line="240" w:lineRule="auto"/>
-        <w:rPr>
-          <w:rFonts w:ascii="Times New Roman" w:eastAsia="Times New Roman" w:hAnsi="Times New Roman" w:cs="Times New Roman"/>
-          <w:sz w:val="24"/>
-          <w:szCs w:val="24"/>
-          <w:lang w:val="en-US"/>
-        </w:rPr>
-      </w:pPr>
-    </w:p>
-    <w:p>
-      <w:pPr>
-        <w:spacing w:before="100" w:beforeAutospacing="1" w:after="100" w:afterAutospacing="1" w:line="240" w:lineRule="auto"/>
-        <w:rPr>
-          <w:rFonts w:ascii="Times New Roman" w:eastAsia="Times New Roman" w:hAnsi="Times New Roman" w:cs="Times New Roman"/>
-          <w:sz w:val="24"/>
-          <w:szCs w:val="24"/>
-          <w:lang w:val="en-US"/>
-        </w:rPr>
-      </w:pPr>
-      <w:r>
-        <w:rPr>
-          <w:rFonts w:ascii="Times New Roman" w:eastAsia="Times New Roman" w:hAnsi="Times New Roman" w:cs="Times New Roman"/>
-          <w:sz w:val="24"/>
-          <w:szCs w:val="24"/>
-          <w:lang w:val="en-US"/>
-        </w:rPr>
-        <w:t>I ended up playing a text based adventure game built in Java, to get an idea of what I want my game to look like. </w:t>
-      </w:r>
-    </w:p>
-    <w:p>
-      <w:pPr>
-        <w:spacing w:before="100" w:beforeAutospacing="1" w:after="100" w:afterAutospacing="1" w:line="240" w:lineRule="auto"/>
-        <w:rPr>
-          <w:rFonts w:ascii="Times New Roman" w:eastAsia="Times New Roman" w:hAnsi="Times New Roman" w:cs="Times New Roman"/>
-          <w:sz w:val="24"/>
-          <w:szCs w:val="24"/>
-          <w:lang w:val="en-US"/>
-        </w:rPr>
-      </w:pPr>
-      <w:r>
-        <w:rPr>
-          <w:rFonts w:ascii="Times New Roman" w:eastAsia="Times New Roman" w:hAnsi="Times New Roman" w:cs="Times New Roman"/>
-          <w:sz w:val="24"/>
-          <w:szCs w:val="24"/>
-          <w:lang w:val="en-US"/>
-        </w:rPr>
-        <w:t>At the moment my game is nothing impressive, it is mostly inputs asking the user for actions. </w:t>
+        <w:t xml:space="preserve">There was not much coding today (outside of work), it was 50/50 in terms of researching and reading different Java and Python </w:t>
+      </w:r>
+      <w:proofErr w:type="gramStart"/>
+      <w:r>
+        <w:rPr>
+          <w:rFonts w:ascii="Times New Roman" w:eastAsia="Times New Roman" w:hAnsi="Times New Roman" w:cs="Times New Roman"/>
+          <w:sz w:val="24"/>
+          <w:szCs w:val="24"/>
+          <w:lang w:val="en-US"/>
+        </w:rPr>
+        <w:t>text based</w:t>
+      </w:r>
+      <w:proofErr w:type="gramEnd"/>
+      <w:r>
+        <w:rPr>
+          <w:rFonts w:ascii="Times New Roman" w:eastAsia="Times New Roman" w:hAnsi="Times New Roman" w:cs="Times New Roman"/>
+          <w:sz w:val="24"/>
+          <w:szCs w:val="24"/>
+          <w:lang w:val="en-US"/>
+        </w:rPr>
+        <w:t xml:space="preserve"> adventure games. </w:t>
+      </w:r>
+    </w:p>
+    <w:p>
+      <w:pPr>
+        <w:spacing w:before="100" w:beforeAutospacing="1" w:after="100" w:afterAutospacing="1" w:line="240" w:lineRule="auto"/>
+        <w:rPr>
+          <w:rFonts w:ascii="Times New Roman" w:eastAsia="Times New Roman" w:hAnsi="Times New Roman" w:cs="Times New Roman"/>
+          <w:sz w:val="24"/>
+          <w:szCs w:val="24"/>
+          <w:lang w:val="en-US"/>
+        </w:rPr>
+      </w:pPr>
+    </w:p>
+    <w:p>
+      <w:pPr>
+        <w:spacing w:before="100" w:beforeAutospacing="1" w:after="100" w:afterAutospacing="1" w:line="240" w:lineRule="auto"/>
+        <w:rPr>
+          <w:rFonts w:ascii="Times New Roman" w:eastAsia="Times New Roman" w:hAnsi="Times New Roman" w:cs="Times New Roman"/>
+          <w:sz w:val="24"/>
+          <w:szCs w:val="24"/>
+          <w:lang w:val="en-US"/>
+        </w:rPr>
+      </w:pPr>
+      <w:r>
+        <w:rPr>
+          <w:rFonts w:ascii="Times New Roman" w:eastAsia="Times New Roman" w:hAnsi="Times New Roman" w:cs="Times New Roman"/>
+          <w:sz w:val="24"/>
+          <w:szCs w:val="24"/>
+          <w:lang w:val="en-US"/>
+        </w:rPr>
+        <w:t xml:space="preserve">Why did I research Java for </w:t>
+      </w:r>
+      <w:proofErr w:type="gramStart"/>
+      <w:r>
+        <w:rPr>
+          <w:rFonts w:ascii="Times New Roman" w:eastAsia="Times New Roman" w:hAnsi="Times New Roman" w:cs="Times New Roman"/>
+          <w:sz w:val="24"/>
+          <w:szCs w:val="24"/>
+          <w:lang w:val="en-US"/>
+        </w:rPr>
+        <w:t>this ?</w:t>
+      </w:r>
+      <w:proofErr w:type="gramEnd"/>
+    </w:p>
+    <w:p>
+      <w:pPr>
+        <w:spacing w:before="100" w:beforeAutospacing="1" w:after="100" w:afterAutospacing="1" w:line="240" w:lineRule="auto"/>
+        <w:rPr>
+          <w:rFonts w:ascii="Times New Roman" w:eastAsia="Times New Roman" w:hAnsi="Times New Roman" w:cs="Times New Roman"/>
+          <w:sz w:val="24"/>
+          <w:szCs w:val="24"/>
+          <w:lang w:val="en-US"/>
+        </w:rPr>
+      </w:pPr>
+      <w:r>
+        <w:rPr>
+          <w:rFonts w:ascii="Times New Roman" w:eastAsia="Times New Roman" w:hAnsi="Times New Roman" w:cs="Times New Roman"/>
+          <w:sz w:val="24"/>
+          <w:szCs w:val="24"/>
+          <w:lang w:val="en-US"/>
+        </w:rPr>
+        <w:t xml:space="preserve">Well Java seems like a cool language to know. I do not really know what </w:t>
+      </w:r>
+      <w:proofErr w:type="gramStart"/>
+      <w:r>
+        <w:rPr>
+          <w:rFonts w:ascii="Times New Roman" w:eastAsia="Times New Roman" w:hAnsi="Times New Roman" w:cs="Times New Roman"/>
+          <w:sz w:val="24"/>
+          <w:szCs w:val="24"/>
+          <w:lang w:val="en-US"/>
+        </w:rPr>
+        <w:t>are its capabilities</w:t>
+      </w:r>
+      <w:proofErr w:type="gramEnd"/>
+      <w:r>
+        <w:rPr>
+          <w:rFonts w:ascii="Times New Roman" w:eastAsia="Times New Roman" w:hAnsi="Times New Roman" w:cs="Times New Roman"/>
+          <w:sz w:val="24"/>
+          <w:szCs w:val="24"/>
+          <w:lang w:val="en-US"/>
+        </w:rPr>
+        <w:t xml:space="preserve">, but it looks kind of cool. From what I know, it feels like Java is OOP, seems like a very </w:t>
+      </w:r>
+      <w:proofErr w:type="gramStart"/>
+      <w:r>
+        <w:rPr>
+          <w:rFonts w:ascii="Times New Roman" w:eastAsia="Times New Roman" w:hAnsi="Times New Roman" w:cs="Times New Roman"/>
+          <w:sz w:val="24"/>
+          <w:szCs w:val="24"/>
+          <w:lang w:val="en-US"/>
+        </w:rPr>
+        <w:t>object oriented</w:t>
+      </w:r>
+      <w:proofErr w:type="gramEnd"/>
+      <w:r>
+        <w:rPr>
+          <w:rFonts w:ascii="Times New Roman" w:eastAsia="Times New Roman" w:hAnsi="Times New Roman" w:cs="Times New Roman"/>
+          <w:sz w:val="24"/>
+          <w:szCs w:val="24"/>
+          <w:lang w:val="en-US"/>
+        </w:rPr>
+        <w:t xml:space="preserve"> language (if a Java dev reads this he might laugh at me, do not know :D). </w:t>
+      </w:r>
+    </w:p>
+    <w:p>
+      <w:pPr>
+        <w:spacing w:before="100" w:beforeAutospacing="1" w:after="100" w:afterAutospacing="1" w:line="240" w:lineRule="auto"/>
+        <w:rPr>
+          <w:rFonts w:ascii="Times New Roman" w:eastAsia="Times New Roman" w:hAnsi="Times New Roman" w:cs="Times New Roman"/>
+          <w:sz w:val="24"/>
+          <w:szCs w:val="24"/>
+          <w:lang w:val="en-US"/>
+        </w:rPr>
+      </w:pPr>
+    </w:p>
+    <w:p>
+      <w:pPr>
+        <w:spacing w:before="100" w:beforeAutospacing="1" w:after="100" w:afterAutospacing="1" w:line="240" w:lineRule="auto"/>
+        <w:rPr>
+          <w:rFonts w:ascii="Times New Roman" w:eastAsia="Times New Roman" w:hAnsi="Times New Roman" w:cs="Times New Roman"/>
+          <w:sz w:val="24"/>
+          <w:szCs w:val="24"/>
+          <w:lang w:val="en-US"/>
+        </w:rPr>
+      </w:pPr>
+      <w:r>
+        <w:rPr>
+          <w:rFonts w:ascii="Times New Roman" w:eastAsia="Times New Roman" w:hAnsi="Times New Roman" w:cs="Times New Roman"/>
+          <w:sz w:val="24"/>
+          <w:szCs w:val="24"/>
+          <w:lang w:val="en-US"/>
+        </w:rPr>
+        <w:t xml:space="preserve">I decided to go with Python as I am more familiar with it </w:t>
+      </w:r>
+      <w:proofErr w:type="gramStart"/>
+      <w:r>
+        <w:rPr>
+          <w:rFonts w:ascii="Times New Roman" w:eastAsia="Times New Roman" w:hAnsi="Times New Roman" w:cs="Times New Roman"/>
+          <w:sz w:val="24"/>
+          <w:szCs w:val="24"/>
+          <w:lang w:val="en-US"/>
+        </w:rPr>
+        <w:t>at the moment</w:t>
+      </w:r>
+      <w:proofErr w:type="gramEnd"/>
+      <w:r>
+        <w:rPr>
+          <w:rFonts w:ascii="Times New Roman" w:eastAsia="Times New Roman" w:hAnsi="Times New Roman" w:cs="Times New Roman"/>
+          <w:sz w:val="24"/>
+          <w:szCs w:val="24"/>
+          <w:lang w:val="en-US"/>
+        </w:rPr>
+        <w:t>. I have not used classes much, do not know their full potential yet so I wanted to change that. </w:t>
+      </w:r>
+    </w:p>
+    <w:p>
+      <w:pPr>
+        <w:spacing w:before="100" w:beforeAutospacing="1" w:after="100" w:afterAutospacing="1" w:line="240" w:lineRule="auto"/>
+        <w:rPr>
+          <w:rFonts w:ascii="Times New Roman" w:eastAsia="Times New Roman" w:hAnsi="Times New Roman" w:cs="Times New Roman"/>
+          <w:sz w:val="24"/>
+          <w:szCs w:val="24"/>
+          <w:lang w:val="en-US"/>
+        </w:rPr>
+      </w:pPr>
+    </w:p>
+    <w:p>
+      <w:pPr>
+        <w:spacing w:before="100" w:beforeAutospacing="1" w:after="100" w:afterAutospacing="1" w:line="240" w:lineRule="auto"/>
+        <w:rPr>
+          <w:rFonts w:ascii="Times New Roman" w:eastAsia="Times New Roman" w:hAnsi="Times New Roman" w:cs="Times New Roman"/>
+          <w:sz w:val="24"/>
+          <w:szCs w:val="24"/>
+          <w:lang w:val="en-US"/>
+        </w:rPr>
+      </w:pPr>
+      <w:r>
+        <w:rPr>
+          <w:rFonts w:ascii="Times New Roman" w:eastAsia="Times New Roman" w:hAnsi="Times New Roman" w:cs="Times New Roman"/>
+          <w:sz w:val="24"/>
+          <w:szCs w:val="24"/>
+          <w:lang w:val="en-US"/>
+        </w:rPr>
+        <w:t xml:space="preserve">I ended up playing a </w:t>
+      </w:r>
+      <w:proofErr w:type="gramStart"/>
+      <w:r>
+        <w:rPr>
+          <w:rFonts w:ascii="Times New Roman" w:eastAsia="Times New Roman" w:hAnsi="Times New Roman" w:cs="Times New Roman"/>
+          <w:sz w:val="24"/>
+          <w:szCs w:val="24"/>
+          <w:lang w:val="en-US"/>
+        </w:rPr>
+        <w:t>text based</w:t>
+      </w:r>
+      <w:proofErr w:type="gramEnd"/>
+      <w:r>
+        <w:rPr>
+          <w:rFonts w:ascii="Times New Roman" w:eastAsia="Times New Roman" w:hAnsi="Times New Roman" w:cs="Times New Roman"/>
+          <w:sz w:val="24"/>
+          <w:szCs w:val="24"/>
+          <w:lang w:val="en-US"/>
+        </w:rPr>
+        <w:t xml:space="preserve"> adventure game built in Java, to get an idea of what I want my game to look like. </w:t>
+      </w:r>
+    </w:p>
+    <w:p>
+      <w:pPr>
+        <w:spacing w:before="100" w:beforeAutospacing="1" w:after="100" w:afterAutospacing="1" w:line="240" w:lineRule="auto"/>
+        <w:rPr>
+          <w:rFonts w:ascii="Times New Roman" w:eastAsia="Times New Roman" w:hAnsi="Times New Roman" w:cs="Times New Roman"/>
+          <w:sz w:val="24"/>
+          <w:szCs w:val="24"/>
+          <w:lang w:val="en-US"/>
+        </w:rPr>
+      </w:pPr>
+      <w:proofErr w:type="gramStart"/>
+      <w:r>
+        <w:rPr>
+          <w:rFonts w:ascii="Times New Roman" w:eastAsia="Times New Roman" w:hAnsi="Times New Roman" w:cs="Times New Roman"/>
+          <w:sz w:val="24"/>
+          <w:szCs w:val="24"/>
+          <w:lang w:val="en-US"/>
+        </w:rPr>
+        <w:t>At the moment</w:t>
+      </w:r>
+      <w:proofErr w:type="gramEnd"/>
+      <w:r>
+        <w:rPr>
+          <w:rFonts w:ascii="Times New Roman" w:eastAsia="Times New Roman" w:hAnsi="Times New Roman" w:cs="Times New Roman"/>
+          <w:sz w:val="24"/>
+          <w:szCs w:val="24"/>
+          <w:lang w:val="en-US"/>
+        </w:rPr>
+        <w:t xml:space="preserve"> my game is nothing impressive, it is mostly inputs asking the user for actions. </w:t>
       </w:r>
     </w:p>
     <w:p>
@@ -10281,7 +12101,23 @@
         <w:t>Summary:</w:t>
       </w:r>
       <w:r>
-        <w:t xml:space="preserve"> Day 24 of 100. I wrote a basic Item class for the text based adventure game I want to do. At the moment when it is initialised it expects some arguments for </w:t>
+        <w:t xml:space="preserve"> Day 24 of 100. I wrote a basic Item class for the </w:t>
+      </w:r>
+      <w:proofErr w:type="gramStart"/>
+      <w:r>
+        <w:t>text based</w:t>
+      </w:r>
+      <w:proofErr w:type="gramEnd"/>
+      <w:r>
+        <w:t xml:space="preserve"> adventure game I want to do. </w:t>
+      </w:r>
+      <w:proofErr w:type="gramStart"/>
+      <w:r>
+        <w:t>At the moment</w:t>
+      </w:r>
+      <w:proofErr w:type="gramEnd"/>
+      <w:r>
+        <w:t xml:space="preserve"> when it is initialised it expects some arguments for </w:t>
       </w:r>
       <w:proofErr w:type="spellStart"/>
       <w:r>
@@ -10367,7 +12203,27 @@
           <w:szCs w:val="24"/>
           <w:lang w:val="en-US"/>
         </w:rPr>
-        <w:t>    print("</w:t>
+        <w:t xml:space="preserve">    </w:t>
+      </w:r>
+      <w:proofErr w:type="gramStart"/>
+      <w:r>
+        <w:rPr>
+          <w:rFonts w:ascii="Times New Roman" w:eastAsia="Times New Roman" w:hAnsi="Times New Roman" w:cs="Times New Roman"/>
+          <w:sz w:val="24"/>
+          <w:szCs w:val="24"/>
+          <w:lang w:val="en-US"/>
+        </w:rPr>
+        <w:t>print(</w:t>
+      </w:r>
+      <w:proofErr w:type="gramEnd"/>
+      <w:r>
+        <w:rPr>
+          <w:rFonts w:ascii="Times New Roman" w:eastAsia="Times New Roman" w:hAnsi="Times New Roman" w:cs="Times New Roman"/>
+          <w:sz w:val="24"/>
+          <w:szCs w:val="24"/>
+          <w:lang w:val="en-US"/>
+        </w:rPr>
+        <w:t>"</w:t>
       </w:r>
       <w:r>
         <w:rPr>
@@ -10427,7 +12283,27 @@
           <w:szCs w:val="24"/>
           <w:lang w:val="en-US"/>
         </w:rPr>
-        <w:t>    print("</w:t>
+        <w:t xml:space="preserve">    </w:t>
+      </w:r>
+      <w:proofErr w:type="gramStart"/>
+      <w:r>
+        <w:rPr>
+          <w:rFonts w:ascii="Times New Roman" w:eastAsia="Times New Roman" w:hAnsi="Times New Roman" w:cs="Times New Roman"/>
+          <w:sz w:val="24"/>
+          <w:szCs w:val="24"/>
+          <w:lang w:val="en-US"/>
+        </w:rPr>
+        <w:t>print(</w:t>
+      </w:r>
+      <w:proofErr w:type="gramEnd"/>
+      <w:r>
+        <w:rPr>
+          <w:rFonts w:ascii="Times New Roman" w:eastAsia="Times New Roman" w:hAnsi="Times New Roman" w:cs="Times New Roman"/>
+          <w:sz w:val="24"/>
+          <w:szCs w:val="24"/>
+          <w:lang w:val="en-US"/>
+        </w:rPr>
+        <w:t>"</w:t>
       </w:r>
       <w:r>
         <w:rPr>
@@ -10572,7 +12448,27 @@
           <w:szCs w:val="24"/>
           <w:lang w:val="en-US"/>
         </w:rPr>
-        <w:t>From the above, it is clear most of my day was gone. This post is actually kind of early for a Saturday, but I am actually exhausted from travelling. </w:t>
+        <w:t xml:space="preserve">From the above, it is clear most of my day was gone. This post is </w:t>
+      </w:r>
+      <w:proofErr w:type="gramStart"/>
+      <w:r>
+        <w:rPr>
+          <w:rFonts w:ascii="Times New Roman" w:eastAsia="Times New Roman" w:hAnsi="Times New Roman" w:cs="Times New Roman"/>
+          <w:sz w:val="24"/>
+          <w:szCs w:val="24"/>
+          <w:lang w:val="en-US"/>
+        </w:rPr>
+        <w:t>actually kind</w:t>
+      </w:r>
+      <w:proofErr w:type="gramEnd"/>
+      <w:r>
+        <w:rPr>
+          <w:rFonts w:ascii="Times New Roman" w:eastAsia="Times New Roman" w:hAnsi="Times New Roman" w:cs="Times New Roman"/>
+          <w:sz w:val="24"/>
+          <w:szCs w:val="24"/>
+          <w:lang w:val="en-US"/>
+        </w:rPr>
+        <w:t xml:space="preserve"> of early for a Saturday, but I am actually exhausted from travelling. </w:t>
       </w:r>
     </w:p>
     <w:p>
@@ -10636,38 +12532,98 @@
           <w:szCs w:val="24"/>
           <w:lang w:val="en-US"/>
         </w:rPr>
-        <w:t>The exhaustion will not stop me from writing code to continue with this 100 days of code challenge!</w:t>
-      </w:r>
-    </w:p>
-    <w:p>
-      <w:pPr>
-        <w:spacing w:before="100" w:beforeAutospacing="1" w:after="100" w:afterAutospacing="1" w:line="240" w:lineRule="auto"/>
-        <w:rPr>
-          <w:rFonts w:ascii="Times New Roman" w:eastAsia="Times New Roman" w:hAnsi="Times New Roman" w:cs="Times New Roman"/>
-          <w:sz w:val="24"/>
-          <w:szCs w:val="24"/>
-          <w:lang w:val="en-US"/>
-        </w:rPr>
-      </w:pPr>
-    </w:p>
-    <w:p>
-      <w:pPr>
-        <w:spacing w:before="100" w:beforeAutospacing="1" w:after="100" w:afterAutospacing="1" w:line="240" w:lineRule="auto"/>
-        <w:rPr>
-          <w:rFonts w:ascii="Times New Roman" w:eastAsia="Times New Roman" w:hAnsi="Times New Roman" w:cs="Times New Roman"/>
-          <w:sz w:val="24"/>
-          <w:szCs w:val="24"/>
-          <w:lang w:val="en-US"/>
-        </w:rPr>
-      </w:pPr>
-      <w:r>
-        <w:rPr>
-          <w:rFonts w:ascii="Times New Roman" w:eastAsia="Times New Roman" w:hAnsi="Times New Roman" w:cs="Times New Roman"/>
-          <w:sz w:val="24"/>
-          <w:szCs w:val="24"/>
-          <w:lang w:val="en-US"/>
-        </w:rPr>
-        <w:t xml:space="preserve">Even little, I wrote a basic Item class for the text based adventure game I want to do. At the moment when it is </w:t>
+        <w:t xml:space="preserve">The exhaustion will not stop me from writing code to continue with </w:t>
+      </w:r>
+      <w:proofErr w:type="gramStart"/>
+      <w:r>
+        <w:rPr>
+          <w:rFonts w:ascii="Times New Roman" w:eastAsia="Times New Roman" w:hAnsi="Times New Roman" w:cs="Times New Roman"/>
+          <w:sz w:val="24"/>
+          <w:szCs w:val="24"/>
+          <w:lang w:val="en-US"/>
+        </w:rPr>
+        <w:t>this 100 days of code</w:t>
+      </w:r>
+      <w:proofErr w:type="gramEnd"/>
+      <w:r>
+        <w:rPr>
+          <w:rFonts w:ascii="Times New Roman" w:eastAsia="Times New Roman" w:hAnsi="Times New Roman" w:cs="Times New Roman"/>
+          <w:sz w:val="24"/>
+          <w:szCs w:val="24"/>
+          <w:lang w:val="en-US"/>
+        </w:rPr>
+        <w:t xml:space="preserve"> challenge!</w:t>
+      </w:r>
+    </w:p>
+    <w:p>
+      <w:pPr>
+        <w:spacing w:before="100" w:beforeAutospacing="1" w:after="100" w:afterAutospacing="1" w:line="240" w:lineRule="auto"/>
+        <w:rPr>
+          <w:rFonts w:ascii="Times New Roman" w:eastAsia="Times New Roman" w:hAnsi="Times New Roman" w:cs="Times New Roman"/>
+          <w:sz w:val="24"/>
+          <w:szCs w:val="24"/>
+          <w:lang w:val="en-US"/>
+        </w:rPr>
+      </w:pPr>
+    </w:p>
+    <w:p>
+      <w:pPr>
+        <w:spacing w:before="100" w:beforeAutospacing="1" w:after="100" w:afterAutospacing="1" w:line="240" w:lineRule="auto"/>
+        <w:rPr>
+          <w:rFonts w:ascii="Times New Roman" w:eastAsia="Times New Roman" w:hAnsi="Times New Roman" w:cs="Times New Roman"/>
+          <w:sz w:val="24"/>
+          <w:szCs w:val="24"/>
+          <w:lang w:val="en-US"/>
+        </w:rPr>
+      </w:pPr>
+      <w:r>
+        <w:rPr>
+          <w:rFonts w:ascii="Times New Roman" w:eastAsia="Times New Roman" w:hAnsi="Times New Roman" w:cs="Times New Roman"/>
+          <w:sz w:val="24"/>
+          <w:szCs w:val="24"/>
+          <w:lang w:val="en-US"/>
+        </w:rPr>
+        <w:t xml:space="preserve">Even little, I wrote a basic Item class for the </w:t>
+      </w:r>
+      <w:proofErr w:type="gramStart"/>
+      <w:r>
+        <w:rPr>
+          <w:rFonts w:ascii="Times New Roman" w:eastAsia="Times New Roman" w:hAnsi="Times New Roman" w:cs="Times New Roman"/>
+          <w:sz w:val="24"/>
+          <w:szCs w:val="24"/>
+          <w:lang w:val="en-US"/>
+        </w:rPr>
+        <w:t>text based</w:t>
+      </w:r>
+      <w:proofErr w:type="gramEnd"/>
+      <w:r>
+        <w:rPr>
+          <w:rFonts w:ascii="Times New Roman" w:eastAsia="Times New Roman" w:hAnsi="Times New Roman" w:cs="Times New Roman"/>
+          <w:sz w:val="24"/>
+          <w:szCs w:val="24"/>
+          <w:lang w:val="en-US"/>
+        </w:rPr>
+        <w:t xml:space="preserve"> adventure game I want to do. </w:t>
+      </w:r>
+      <w:proofErr w:type="gramStart"/>
+      <w:r>
+        <w:rPr>
+          <w:rFonts w:ascii="Times New Roman" w:eastAsia="Times New Roman" w:hAnsi="Times New Roman" w:cs="Times New Roman"/>
+          <w:sz w:val="24"/>
+          <w:szCs w:val="24"/>
+          <w:lang w:val="en-US"/>
+        </w:rPr>
+        <w:t>At the moment</w:t>
+      </w:r>
+      <w:proofErr w:type="gramEnd"/>
+      <w:r>
+        <w:rPr>
+          <w:rFonts w:ascii="Times New Roman" w:eastAsia="Times New Roman" w:hAnsi="Times New Roman" w:cs="Times New Roman"/>
+          <w:sz w:val="24"/>
+          <w:szCs w:val="24"/>
+          <w:lang w:val="en-US"/>
+        </w:rPr>
+        <w:t xml:space="preserve"> when it is </w:t>
       </w:r>
       <w:proofErr w:type="spellStart"/>
       <w:r>
@@ -10847,7 +12803,27 @@
           <w:szCs w:val="24"/>
           <w:lang w:val="en-US"/>
         </w:rPr>
-        <w:t xml:space="preserve">Wrote some methods for the class as well. Mostly printing methods which will display name, description, stats and a method that changes the </w:t>
+        <w:t xml:space="preserve">Wrote some methods for the class as well. Mostly printing methods which will display name, description, </w:t>
+      </w:r>
+      <w:proofErr w:type="gramStart"/>
+      <w:r>
+        <w:rPr>
+          <w:rFonts w:ascii="Times New Roman" w:eastAsia="Times New Roman" w:hAnsi="Times New Roman" w:cs="Times New Roman"/>
+          <w:sz w:val="24"/>
+          <w:szCs w:val="24"/>
+          <w:lang w:val="en-US"/>
+        </w:rPr>
+        <w:t>stats</w:t>
+      </w:r>
+      <w:proofErr w:type="gramEnd"/>
+      <w:r>
+        <w:rPr>
+          <w:rFonts w:ascii="Times New Roman" w:eastAsia="Times New Roman" w:hAnsi="Times New Roman" w:cs="Times New Roman"/>
+          <w:sz w:val="24"/>
+          <w:szCs w:val="24"/>
+          <w:lang w:val="en-US"/>
+        </w:rPr>
+        <w:t xml:space="preserve"> and a method that changes the </w:t>
       </w:r>
       <w:proofErr w:type="spellStart"/>
       <w:r>
@@ -10922,14 +12898,25 @@
           <w:lang w:val="en-US"/>
         </w:rPr>
       </w:pPr>
-      <w:r>
-        <w:rPr>
-          <w:rFonts w:ascii="Times New Roman" w:eastAsia="Times New Roman" w:hAnsi="Times New Roman" w:cs="Times New Roman"/>
-          <w:sz w:val="24"/>
-          <w:szCs w:val="24"/>
-          <w:lang w:val="en-US"/>
-        </w:rPr>
-        <w:t>Unfortunately I have not done anything else and I am going to bed early tonight. </w:t>
+      <w:proofErr w:type="gramStart"/>
+      <w:r>
+        <w:rPr>
+          <w:rFonts w:ascii="Times New Roman" w:eastAsia="Times New Roman" w:hAnsi="Times New Roman" w:cs="Times New Roman"/>
+          <w:sz w:val="24"/>
+          <w:szCs w:val="24"/>
+          <w:lang w:val="en-US"/>
+        </w:rPr>
+        <w:t>Unfortunately</w:t>
+      </w:r>
+      <w:proofErr w:type="gramEnd"/>
+      <w:r>
+        <w:rPr>
+          <w:rFonts w:ascii="Times New Roman" w:eastAsia="Times New Roman" w:hAnsi="Times New Roman" w:cs="Times New Roman"/>
+          <w:sz w:val="24"/>
+          <w:szCs w:val="24"/>
+          <w:lang w:val="en-US"/>
+        </w:rPr>
+        <w:t xml:space="preserve"> I have not done anything else and I am going to bed early tonight. </w:t>
       </w:r>
     </w:p>
     <w:p>
@@ -11226,6 +13213,7 @@
         <w:t xml:space="preserve"> </w:t>
       </w:r>
       <w:proofErr w:type="spellStart"/>
+      <w:proofErr w:type="gramStart"/>
       <w:r>
         <w:rPr>
           <w:rFonts w:ascii="Times New Roman" w:eastAsia="Times New Roman" w:hAnsi="Times New Roman" w:cs="Times New Roman"/>
@@ -11243,7 +13231,17 @@
           <w:szCs w:val="24"/>
           <w:lang w:val="en-US"/>
         </w:rPr>
-        <w:t xml:space="preserve">, and </w:t>
+        <w:t>, and</w:t>
+      </w:r>
+      <w:proofErr w:type="gramEnd"/>
+      <w:r>
+        <w:rPr>
+          <w:rFonts w:ascii="Times New Roman" w:eastAsia="Times New Roman" w:hAnsi="Times New Roman" w:cs="Times New Roman"/>
+          <w:sz w:val="24"/>
+          <w:szCs w:val="24"/>
+          <w:lang w:val="en-US"/>
+        </w:rPr>
+        <w:t xml:space="preserve"> </w:t>
       </w:r>
       <w:proofErr w:type="spellStart"/>
       <w:r>
@@ -11283,7 +13281,27 @@
           <w:szCs w:val="24"/>
           <w:lang w:val="en-US"/>
         </w:rPr>
-        <w:t xml:space="preserve"> as methods. Very simple. </w:t>
+        <w:t xml:space="preserve"> as methods. </w:t>
+      </w:r>
+      <w:proofErr w:type="gramStart"/>
+      <w:r>
+        <w:rPr>
+          <w:rFonts w:ascii="Times New Roman" w:eastAsia="Times New Roman" w:hAnsi="Times New Roman" w:cs="Times New Roman"/>
+          <w:sz w:val="24"/>
+          <w:szCs w:val="24"/>
+          <w:lang w:val="en-US"/>
+        </w:rPr>
+        <w:t>Very simple</w:t>
+      </w:r>
+      <w:proofErr w:type="gramEnd"/>
+      <w:r>
+        <w:rPr>
+          <w:rFonts w:ascii="Times New Roman" w:eastAsia="Times New Roman" w:hAnsi="Times New Roman" w:cs="Times New Roman"/>
+          <w:sz w:val="24"/>
+          <w:szCs w:val="24"/>
+          <w:lang w:val="en-US"/>
+        </w:rPr>
+        <w:t>. </w:t>
       </w:r>
     </w:p>
     <w:p>
@@ -11405,7 +13423,27 @@
           <w:szCs w:val="24"/>
           <w:lang w:val="en-US"/>
         </w:rPr>
-        <w:t xml:space="preserve"> which comes in from an input() statement. That is all is needed for the </w:t>
+        <w:t xml:space="preserve"> which comes in from an </w:t>
+      </w:r>
+      <w:proofErr w:type="gramStart"/>
+      <w:r>
+        <w:rPr>
+          <w:rFonts w:ascii="Times New Roman" w:eastAsia="Times New Roman" w:hAnsi="Times New Roman" w:cs="Times New Roman"/>
+          <w:sz w:val="24"/>
+          <w:szCs w:val="24"/>
+          <w:lang w:val="en-US"/>
+        </w:rPr>
+        <w:t>input(</w:t>
+      </w:r>
+      <w:proofErr w:type="gramEnd"/>
+      <w:r>
+        <w:rPr>
+          <w:rFonts w:ascii="Times New Roman" w:eastAsia="Times New Roman" w:hAnsi="Times New Roman" w:cs="Times New Roman"/>
+          <w:sz w:val="24"/>
+          <w:szCs w:val="24"/>
+          <w:lang w:val="en-US"/>
+        </w:rPr>
+        <w:t xml:space="preserve">) statement. That is all is needed for the </w:t>
       </w:r>
       <w:proofErr w:type="spellStart"/>
       <w:r>
@@ -11448,14 +13486,25 @@
         <w:t xml:space="preserve">2) There is a </w:t>
       </w:r>
       <w:proofErr w:type="spellStart"/>
-      <w:r>
-        <w:rPr>
-          <w:rFonts w:ascii="Times New Roman" w:eastAsia="Times New Roman" w:hAnsi="Times New Roman" w:cs="Times New Roman"/>
-          <w:sz w:val="24"/>
-          <w:szCs w:val="24"/>
-          <w:lang w:val="en-US"/>
-        </w:rPr>
-        <w:t>self.player_items</w:t>
+      <w:proofErr w:type="gramStart"/>
+      <w:r>
+        <w:rPr>
+          <w:rFonts w:ascii="Times New Roman" w:eastAsia="Times New Roman" w:hAnsi="Times New Roman" w:cs="Times New Roman"/>
+          <w:sz w:val="24"/>
+          <w:szCs w:val="24"/>
+          <w:lang w:val="en-US"/>
+        </w:rPr>
+        <w:t>self.player</w:t>
+      </w:r>
+      <w:proofErr w:type="gramEnd"/>
+      <w:r>
+        <w:rPr>
+          <w:rFonts w:ascii="Times New Roman" w:eastAsia="Times New Roman" w:hAnsi="Times New Roman" w:cs="Times New Roman"/>
+          <w:sz w:val="24"/>
+          <w:szCs w:val="24"/>
+          <w:lang w:val="en-US"/>
+        </w:rPr>
+        <w:t>_items</w:t>
       </w:r>
       <w:proofErr w:type="spellEnd"/>
       <w:r>
@@ -11489,6 +13538,7 @@
         <w:t xml:space="preserve">3) I have a </w:t>
       </w:r>
       <w:proofErr w:type="spellStart"/>
+      <w:proofErr w:type="gramStart"/>
       <w:r>
         <w:rPr>
           <w:rFonts w:ascii="Times New Roman" w:eastAsia="Times New Roman" w:hAnsi="Times New Roman" w:cs="Times New Roman"/>
@@ -11499,6 +13549,7 @@
         <w:t>self.items</w:t>
       </w:r>
       <w:proofErr w:type="spellEnd"/>
+      <w:proofErr w:type="gramEnd"/>
       <w:r>
         <w:rPr>
           <w:rFonts w:ascii="Times New Roman" w:eastAsia="Times New Roman" w:hAnsi="Times New Roman" w:cs="Times New Roman"/>
@@ -11526,7 +13577,27 @@
           <w:szCs w:val="24"/>
           <w:lang w:val="en-US"/>
         </w:rPr>
-        <w:t>4) I was thinking about how I can create a "map" for the game. And today I came up with this 3 wide "path" which has n-length at the moment. It is structured like this: </w:t>
+        <w:t xml:space="preserve">4) I was thinking about how I can create a "map" for the game. And today I came up with this 3 wide "path" which has n-length </w:t>
+      </w:r>
+      <w:proofErr w:type="gramStart"/>
+      <w:r>
+        <w:rPr>
+          <w:rFonts w:ascii="Times New Roman" w:eastAsia="Times New Roman" w:hAnsi="Times New Roman" w:cs="Times New Roman"/>
+          <w:sz w:val="24"/>
+          <w:szCs w:val="24"/>
+          <w:lang w:val="en-US"/>
+        </w:rPr>
+        <w:t>at the moment</w:t>
+      </w:r>
+      <w:proofErr w:type="gramEnd"/>
+      <w:r>
+        <w:rPr>
+          <w:rFonts w:ascii="Times New Roman" w:eastAsia="Times New Roman" w:hAnsi="Times New Roman" w:cs="Times New Roman"/>
+          <w:sz w:val="24"/>
+          <w:szCs w:val="24"/>
+          <w:lang w:val="en-US"/>
+        </w:rPr>
+        <w:t>. It is structured like this: </w:t>
       </w:r>
     </w:p>
     <w:p>
@@ -11560,14 +13631,25 @@
         </w:rPr>
       </w:pPr>
       <w:proofErr w:type="spellStart"/>
-      <w:r>
-        <w:rPr>
-          <w:rFonts w:ascii="Times New Roman" w:eastAsia="Times New Roman" w:hAnsi="Times New Roman" w:cs="Times New Roman"/>
-          <w:sz w:val="24"/>
-          <w:szCs w:val="24"/>
-          <w:lang w:val="en-US"/>
-        </w:rPr>
-        <w:t>self.player_position</w:t>
+      <w:proofErr w:type="gramStart"/>
+      <w:r>
+        <w:rPr>
+          <w:rFonts w:ascii="Times New Roman" w:eastAsia="Times New Roman" w:hAnsi="Times New Roman" w:cs="Times New Roman"/>
+          <w:sz w:val="24"/>
+          <w:szCs w:val="24"/>
+          <w:lang w:val="en-US"/>
+        </w:rPr>
+        <w:t>self.player</w:t>
+      </w:r>
+      <w:proofErr w:type="gramEnd"/>
+      <w:r>
+        <w:rPr>
+          <w:rFonts w:ascii="Times New Roman" w:eastAsia="Times New Roman" w:hAnsi="Times New Roman" w:cs="Times New Roman"/>
+          <w:sz w:val="24"/>
+          <w:szCs w:val="24"/>
+          <w:lang w:val="en-US"/>
+        </w:rPr>
+        <w:t>_position</w:t>
       </w:r>
       <w:proofErr w:type="spellEnd"/>
       <w:r>
@@ -11697,7 +13779,27 @@
           <w:szCs w:val="24"/>
           <w:lang w:val="en-US"/>
         </w:rPr>
-        <w:t>I am imagining it like a 3 item list which looks like this:</w:t>
+        <w:t xml:space="preserve">I am imagining it like a </w:t>
+      </w:r>
+      <w:proofErr w:type="gramStart"/>
+      <w:r>
+        <w:rPr>
+          <w:rFonts w:ascii="Times New Roman" w:eastAsia="Times New Roman" w:hAnsi="Times New Roman" w:cs="Times New Roman"/>
+          <w:sz w:val="24"/>
+          <w:szCs w:val="24"/>
+          <w:lang w:val="en-US"/>
+        </w:rPr>
+        <w:t>3 item</w:t>
+      </w:r>
+      <w:proofErr w:type="gramEnd"/>
+      <w:r>
+        <w:rPr>
+          <w:rFonts w:ascii="Times New Roman" w:eastAsia="Times New Roman" w:hAnsi="Times New Roman" w:cs="Times New Roman"/>
+          <w:sz w:val="24"/>
+          <w:szCs w:val="24"/>
+          <w:lang w:val="en-US"/>
+        </w:rPr>
+        <w:t xml:space="preserve"> list which looks like this:</w:t>
       </w:r>
     </w:p>
     <w:p>
@@ -11837,7 +13939,27 @@
           <w:szCs w:val="24"/>
           <w:lang w:val="en-US"/>
         </w:rPr>
-        <w:t>, 1, 0]). I am still figuring out movement but this looks like a good start and a nice idea. </w:t>
+        <w:t xml:space="preserve">, 1, 0]). I am still figuring out </w:t>
+      </w:r>
+      <w:proofErr w:type="gramStart"/>
+      <w:r>
+        <w:rPr>
+          <w:rFonts w:ascii="Times New Roman" w:eastAsia="Times New Roman" w:hAnsi="Times New Roman" w:cs="Times New Roman"/>
+          <w:sz w:val="24"/>
+          <w:szCs w:val="24"/>
+          <w:lang w:val="en-US"/>
+        </w:rPr>
+        <w:t>movement</w:t>
+      </w:r>
+      <w:proofErr w:type="gramEnd"/>
+      <w:r>
+        <w:rPr>
+          <w:rFonts w:ascii="Times New Roman" w:eastAsia="Times New Roman" w:hAnsi="Times New Roman" w:cs="Times New Roman"/>
+          <w:sz w:val="24"/>
+          <w:szCs w:val="24"/>
+          <w:lang w:val="en-US"/>
+        </w:rPr>
+        <w:t xml:space="preserve"> but this looks like a good start and a nice idea. </w:t>
       </w:r>
     </w:p>
     <w:p>
@@ -11979,7 +14101,27 @@
           <w:szCs w:val="24"/>
           <w:lang w:val="en-US"/>
         </w:rPr>
-        <w:t>I need to add more movement, left, right, backwards and also more items.</w:t>
+        <w:t xml:space="preserve">I need to add more movement, left, right, </w:t>
+      </w:r>
+      <w:proofErr w:type="gramStart"/>
+      <w:r>
+        <w:rPr>
+          <w:rFonts w:ascii="Times New Roman" w:eastAsia="Times New Roman" w:hAnsi="Times New Roman" w:cs="Times New Roman"/>
+          <w:sz w:val="24"/>
+          <w:szCs w:val="24"/>
+          <w:lang w:val="en-US"/>
+        </w:rPr>
+        <w:t>backwards</w:t>
+      </w:r>
+      <w:proofErr w:type="gramEnd"/>
+      <w:r>
+        <w:rPr>
+          <w:rFonts w:ascii="Times New Roman" w:eastAsia="Times New Roman" w:hAnsi="Times New Roman" w:cs="Times New Roman"/>
+          <w:sz w:val="24"/>
+          <w:szCs w:val="24"/>
+          <w:lang w:val="en-US"/>
+        </w:rPr>
+        <w:t xml:space="preserve"> and also more items.</w:t>
       </w:r>
     </w:p>
     <w:p>
@@ -12083,7 +14225,15 @@
         <w:t>Title:</w:t>
       </w:r>
       <w:r>
-        <w:t xml:space="preserve"> Adding items and allowing player to pick items in the text based adventure game</w:t>
+        <w:t xml:space="preserve"> Adding items and allowing player to pick items in the </w:t>
+      </w:r>
+      <w:proofErr w:type="gramStart"/>
+      <w:r>
+        <w:t>text based</w:t>
+      </w:r>
+      <w:proofErr w:type="gramEnd"/>
+      <w:r>
+        <w:t xml:space="preserve"> adventure game</w:t>
       </w:r>
     </w:p>
     <w:p/>
@@ -12092,7 +14242,15 @@
         <w:t>Summary:</w:t>
       </w:r>
       <w:r>
-        <w:t xml:space="preserve"> Day 26 of 100. Getting more involved with unit testing at work, and also finishing touches to the Python text game.</w:t>
+        <w:t xml:space="preserve"> Day 26 of 100. Getting more involved with unit testing at work, </w:t>
+      </w:r>
+      <w:proofErr w:type="gramStart"/>
+      <w:r>
+        <w:t>and also</w:t>
+      </w:r>
+      <w:proofErr w:type="gramEnd"/>
+      <w:r>
+        <w:t xml:space="preserve"> finishing touches to the Python text game.</w:t>
       </w:r>
     </w:p>
     <w:p/>
@@ -12211,7 +14369,27 @@
           <w:szCs w:val="24"/>
           <w:lang w:val="en-US"/>
         </w:rPr>
-        <w:t xml:space="preserve">There are occasions where the logic is slightly different from what it should be, but thankfully SAS syntax is not so complicated and I can easily compare and see if there are differences between the </w:t>
+        <w:t xml:space="preserve">There are occasions where the logic is slightly different from what it should be, but thankfully SAS syntax is not so </w:t>
+      </w:r>
+      <w:proofErr w:type="gramStart"/>
+      <w:r>
+        <w:rPr>
+          <w:rFonts w:ascii="Times New Roman" w:eastAsia="Times New Roman" w:hAnsi="Times New Roman" w:cs="Times New Roman"/>
+          <w:sz w:val="24"/>
+          <w:szCs w:val="24"/>
+          <w:lang w:val="en-US"/>
+        </w:rPr>
+        <w:t>complicated</w:t>
+      </w:r>
+      <w:proofErr w:type="gramEnd"/>
+      <w:r>
+        <w:rPr>
+          <w:rFonts w:ascii="Times New Roman" w:eastAsia="Times New Roman" w:hAnsi="Times New Roman" w:cs="Times New Roman"/>
+          <w:sz w:val="24"/>
+          <w:szCs w:val="24"/>
+          <w:lang w:val="en-US"/>
+        </w:rPr>
+        <w:t xml:space="preserve"> and I can easily compare and see if there are differences between the </w:t>
       </w:r>
       <w:proofErr w:type="spellStart"/>
       <w:r>
@@ -12255,14 +14433,25 @@
           <w:lang w:val="en-US"/>
         </w:rPr>
       </w:pPr>
-      <w:r>
-        <w:rPr>
-          <w:rFonts w:ascii="Times New Roman" w:eastAsia="Times New Roman" w:hAnsi="Times New Roman" w:cs="Times New Roman"/>
-          <w:sz w:val="24"/>
-          <w:szCs w:val="24"/>
-          <w:lang w:val="en-US"/>
-        </w:rPr>
-        <w:t>In regards to the Python game...</w:t>
+      <w:proofErr w:type="gramStart"/>
+      <w:r>
+        <w:rPr>
+          <w:rFonts w:ascii="Times New Roman" w:eastAsia="Times New Roman" w:hAnsi="Times New Roman" w:cs="Times New Roman"/>
+          <w:sz w:val="24"/>
+          <w:szCs w:val="24"/>
+          <w:lang w:val="en-US"/>
+        </w:rPr>
+        <w:t>In regards to</w:t>
+      </w:r>
+      <w:proofErr w:type="gramEnd"/>
+      <w:r>
+        <w:rPr>
+          <w:rFonts w:ascii="Times New Roman" w:eastAsia="Times New Roman" w:hAnsi="Times New Roman" w:cs="Times New Roman"/>
+          <w:sz w:val="24"/>
+          <w:szCs w:val="24"/>
+          <w:lang w:val="en-US"/>
+        </w:rPr>
+        <w:t xml:space="preserve"> the Python game...</w:t>
       </w:r>
     </w:p>
     <w:p>
@@ -12342,7 +14531,27 @@
           <w:szCs w:val="24"/>
           <w:lang w:val="en-US"/>
         </w:rPr>
-        <w:t xml:space="preserve"> functions as well, they are pretty similar to the </w:t>
+        <w:t xml:space="preserve"> functions as well, they are pretty </w:t>
+      </w:r>
+      <w:proofErr w:type="gramStart"/>
+      <w:r>
+        <w:rPr>
+          <w:rFonts w:ascii="Times New Roman" w:eastAsia="Times New Roman" w:hAnsi="Times New Roman" w:cs="Times New Roman"/>
+          <w:sz w:val="24"/>
+          <w:szCs w:val="24"/>
+          <w:lang w:val="en-US"/>
+        </w:rPr>
+        <w:t>similar to</w:t>
+      </w:r>
+      <w:proofErr w:type="gramEnd"/>
+      <w:r>
+        <w:rPr>
+          <w:rFonts w:ascii="Times New Roman" w:eastAsia="Times New Roman" w:hAnsi="Times New Roman" w:cs="Times New Roman"/>
+          <w:sz w:val="24"/>
+          <w:szCs w:val="24"/>
+          <w:lang w:val="en-US"/>
+        </w:rPr>
+        <w:t xml:space="preserve"> the </w:t>
       </w:r>
       <w:proofErr w:type="spellStart"/>
       <w:r>
@@ -12372,7 +14581,27 @@
           <w:lang w:val="en-US"/>
         </w:rPr>
         <w:lastRenderedPageBreak/>
-        <w:t>do it again. At the moment I check what is the last move, by storing all moves in a list and checking the -1 index item. </w:t>
+        <w:t xml:space="preserve">do it again. At the moment I check what is the last move, by storing all moves in a list and checking the </w:t>
+      </w:r>
+      <w:proofErr w:type="gramStart"/>
+      <w:r>
+        <w:rPr>
+          <w:rFonts w:ascii="Times New Roman" w:eastAsia="Times New Roman" w:hAnsi="Times New Roman" w:cs="Times New Roman"/>
+          <w:sz w:val="24"/>
+          <w:szCs w:val="24"/>
+          <w:lang w:val="en-US"/>
+        </w:rPr>
+        <w:t>-1 index</w:t>
+      </w:r>
+      <w:proofErr w:type="gramEnd"/>
+      <w:r>
+        <w:rPr>
+          <w:rFonts w:ascii="Times New Roman" w:eastAsia="Times New Roman" w:hAnsi="Times New Roman" w:cs="Times New Roman"/>
+          <w:sz w:val="24"/>
+          <w:szCs w:val="24"/>
+          <w:lang w:val="en-US"/>
+        </w:rPr>
+        <w:t xml:space="preserve"> item. </w:t>
       </w:r>
     </w:p>
     <w:p>
@@ -12454,7 +14683,47 @@
           <w:szCs w:val="24"/>
           <w:lang w:val="en-US"/>
         </w:rPr>
-        <w:t>I want to go back to the said Esports project and finish up the pages. I want to make each page have nice visual and basic functionality so I connect the frontend to the backend. Afterwards I will need to improve and make the pages look really nice. I will prioritize, creating a mediocre looking webpage, because I want to connect it to the server and the database, as this is something I have not done before, and am quite excited about. </w:t>
+        <w:t xml:space="preserve">I want to go back to the said Esports project and finish up the pages. I want to make each page have nice visual and basic </w:t>
+      </w:r>
+      <w:proofErr w:type="gramStart"/>
+      <w:r>
+        <w:rPr>
+          <w:rFonts w:ascii="Times New Roman" w:eastAsia="Times New Roman" w:hAnsi="Times New Roman" w:cs="Times New Roman"/>
+          <w:sz w:val="24"/>
+          <w:szCs w:val="24"/>
+          <w:lang w:val="en-US"/>
+        </w:rPr>
+        <w:t>functionality</w:t>
+      </w:r>
+      <w:proofErr w:type="gramEnd"/>
+      <w:r>
+        <w:rPr>
+          <w:rFonts w:ascii="Times New Roman" w:eastAsia="Times New Roman" w:hAnsi="Times New Roman" w:cs="Times New Roman"/>
+          <w:sz w:val="24"/>
+          <w:szCs w:val="24"/>
+          <w:lang w:val="en-US"/>
+        </w:rPr>
+        <w:t xml:space="preserve"> so I connect the frontend to the backend. Afterwards I will need to improve and make the pages look </w:t>
+      </w:r>
+      <w:proofErr w:type="gramStart"/>
+      <w:r>
+        <w:rPr>
+          <w:rFonts w:ascii="Times New Roman" w:eastAsia="Times New Roman" w:hAnsi="Times New Roman" w:cs="Times New Roman"/>
+          <w:sz w:val="24"/>
+          <w:szCs w:val="24"/>
+          <w:lang w:val="en-US"/>
+        </w:rPr>
+        <w:t>really nice</w:t>
+      </w:r>
+      <w:proofErr w:type="gramEnd"/>
+      <w:r>
+        <w:rPr>
+          <w:rFonts w:ascii="Times New Roman" w:eastAsia="Times New Roman" w:hAnsi="Times New Roman" w:cs="Times New Roman"/>
+          <w:sz w:val="24"/>
+          <w:szCs w:val="24"/>
+          <w:lang w:val="en-US"/>
+        </w:rPr>
+        <w:t>. I will prioritize, creating a mediocre looking webpage, because I want to connect it to the server and the database, as this is something I have not done before, and am quite excited about. </w:t>
       </w:r>
     </w:p>
     <w:p>
@@ -12563,7 +14832,15 @@
       </w:r>
       <w:proofErr w:type="spellEnd"/>
       <w:r>
-        <w:t>. They are something I have not used much, but they might hold great power (and with great power comes great responsibility). I still have to use them for something else, but I need to learn first how they exactly work (which will happen tomorrow most probably).</w:t>
+        <w:t xml:space="preserve">. They are something I have not used much, but they might hold great power (and with great power comes great responsibility). I still </w:t>
+      </w:r>
+      <w:proofErr w:type="gramStart"/>
+      <w:r>
+        <w:t>have to</w:t>
+      </w:r>
+      <w:proofErr w:type="gramEnd"/>
+      <w:r>
+        <w:t xml:space="preserve"> use them for something else, but I need to learn first how they exactly work (which will happen tomorrow most probably).</w:t>
       </w:r>
     </w:p>
     <w:p/>
@@ -12594,8 +14871,13 @@
       </w:pPr>
       <w:r>
         <w:lastRenderedPageBreak/>
-        <w:t>What happened today ?</w:t>
-      </w:r>
+        <w:t xml:space="preserve">What happened </w:t>
+      </w:r>
+      <w:proofErr w:type="gramStart"/>
+      <w:r>
+        <w:t>today ?</w:t>
+      </w:r>
+      <w:proofErr w:type="gramEnd"/>
     </w:p>
     <w:p>
       <w:pPr>
@@ -12615,7 +14897,15 @@
       </w:r>
       <w:proofErr w:type="spellEnd"/>
       <w:r>
-        <w:t>. They are something I have not used much, but they might hold great power (and with great power comes great responsibility). I still have to use them for something else, but I need to learn first how they exactly work (which will happen tomorrow most probably).</w:t>
+        <w:t xml:space="preserve">. They are something I have not used much, but they might hold great power (and with great power comes great responsibility). I still </w:t>
+      </w:r>
+      <w:proofErr w:type="gramStart"/>
+      <w:r>
+        <w:t>have to</w:t>
+      </w:r>
+      <w:proofErr w:type="gramEnd"/>
+      <w:r>
+        <w:t xml:space="preserve"> use them for something else, but I need to learn first how they exactly work (which will happen tomorrow most probably).</w:t>
       </w:r>
     </w:p>
     <w:p>
@@ -12671,12 +14961,17 @@
         <w:t xml:space="preserve">I also added a bootstrap modal informing the user when an invalid champion is entered/or a submission where </w:t>
       </w:r>
       <w:proofErr w:type="spellStart"/>
+      <w:proofErr w:type="gramStart"/>
       <w:r>
         <w:t>championsList</w:t>
       </w:r>
       <w:proofErr w:type="spellEnd"/>
       <w:r>
-        <w:t xml:space="preserve"> !== 10 || !</w:t>
+        <w:t xml:space="preserve"> !</w:t>
+      </w:r>
+      <w:proofErr w:type="gramEnd"/>
+      <w:r>
+        <w:t>== 10 || !</w:t>
       </w:r>
       <w:proofErr w:type="spellStart"/>
       <w:r>
@@ -12684,7 +14979,15 @@
       </w:r>
       <w:proofErr w:type="spellEnd"/>
       <w:r>
-        <w:t xml:space="preserve"> is submitted. Logic is not exactly like this, but is pretty similar. </w:t>
+        <w:t xml:space="preserve"> is submitted. Logic is not exactly like </w:t>
+      </w:r>
+      <w:proofErr w:type="gramStart"/>
+      <w:r>
+        <w:t>this, but</w:t>
+      </w:r>
+      <w:proofErr w:type="gramEnd"/>
+      <w:r>
+        <w:t xml:space="preserve"> is pretty similar. </w:t>
       </w:r>
     </w:p>
     <w:p>
@@ -12720,21 +15023,50 @@
       <w:pPr>
         <w:pStyle w:val="NormalWeb"/>
       </w:pPr>
-      <w:r>
-        <w:t>At the moment the add game submit and update game submit are console logged, but once connected to the server and the database, they will be sent to MongoDB. </w:t>
-      </w:r>
-    </w:p>
-    <w:p>
-      <w:pPr>
-        <w:pStyle w:val="NormalWeb"/>
-      </w:pPr>
-    </w:p>
-    <w:p>
-      <w:pPr>
-        <w:pStyle w:val="NormalWeb"/>
-      </w:pPr>
-      <w:r>
-        <w:t>But I am going to leave the connection between frontend and backend for later. Because I was recommended a Java course which looks quite nice. I am always open to learning other languages, because there is always something different a person can learn. I know some very basic Java, but I cannot sit down and write some basic code without googling simple methods (and I do not like that). Java seems like a cool language, and as I have said previously I believe it is very object oriented and I want to learn more about that.</w:t>
+      <w:proofErr w:type="gramStart"/>
+      <w:r>
+        <w:t>At the moment</w:t>
+      </w:r>
+      <w:proofErr w:type="gramEnd"/>
+      <w:r>
+        <w:t xml:space="preserve"> the add game submit and update game submit are console logged, but once connected to the server and the database, they will be sent to MongoDB. </w:t>
+      </w:r>
+    </w:p>
+    <w:p>
+      <w:pPr>
+        <w:pStyle w:val="NormalWeb"/>
+      </w:pPr>
+    </w:p>
+    <w:p>
+      <w:pPr>
+        <w:pStyle w:val="NormalWeb"/>
+      </w:pPr>
+      <w:r>
+        <w:t xml:space="preserve">But I am going to leave the connection between frontend and backend for later. Because I was recommended a Java course which looks quite nice. I am always open to learning other </w:t>
+      </w:r>
+      <w:proofErr w:type="gramStart"/>
+      <w:r>
+        <w:t>languages, because</w:t>
+      </w:r>
+      <w:proofErr w:type="gramEnd"/>
+      <w:r>
+        <w:t xml:space="preserve"> there is always something different a person can learn. I know some </w:t>
+      </w:r>
+      <w:proofErr w:type="gramStart"/>
+      <w:r>
+        <w:t>very basic</w:t>
+      </w:r>
+      <w:proofErr w:type="gramEnd"/>
+      <w:r>
+        <w:t xml:space="preserve"> Java, but I cannot sit down and write some basic code without googling simple methods (and I do not like that). Java seems like a cool language, and as I have said </w:t>
+      </w:r>
+      <w:proofErr w:type="gramStart"/>
+      <w:r>
+        <w:t>previously</w:t>
+      </w:r>
+      <w:proofErr w:type="gramEnd"/>
+      <w:r>
+        <w:t xml:space="preserve"> I believe it is very object oriented and I want to learn more about that.</w:t>
       </w:r>
     </w:p>
     <w:p>
@@ -12906,7 +15238,47 @@
           <w:szCs w:val="24"/>
           <w:lang w:val="en-US"/>
         </w:rPr>
-        <w:t>The slow internet caused videos to pause every 5 seconds and that was not very nice. So I decided to wait for a bit and do something else, because watching a video which pauses every 5 seconds because it needs to load is a waste of time and nerves. </w:t>
+        <w:t xml:space="preserve">The slow internet caused videos to pause every 5 seconds and that was not </w:t>
+      </w:r>
+      <w:proofErr w:type="gramStart"/>
+      <w:r>
+        <w:rPr>
+          <w:rFonts w:ascii="Times New Roman" w:eastAsia="Times New Roman" w:hAnsi="Times New Roman" w:cs="Times New Roman"/>
+          <w:sz w:val="24"/>
+          <w:szCs w:val="24"/>
+          <w:lang w:val="en-US"/>
+        </w:rPr>
+        <w:t>very nice</w:t>
+      </w:r>
+      <w:proofErr w:type="gramEnd"/>
+      <w:r>
+        <w:rPr>
+          <w:rFonts w:ascii="Times New Roman" w:eastAsia="Times New Roman" w:hAnsi="Times New Roman" w:cs="Times New Roman"/>
+          <w:sz w:val="24"/>
+          <w:szCs w:val="24"/>
+          <w:lang w:val="en-US"/>
+        </w:rPr>
+        <w:t xml:space="preserve">. </w:t>
+      </w:r>
+      <w:proofErr w:type="gramStart"/>
+      <w:r>
+        <w:rPr>
+          <w:rFonts w:ascii="Times New Roman" w:eastAsia="Times New Roman" w:hAnsi="Times New Roman" w:cs="Times New Roman"/>
+          <w:sz w:val="24"/>
+          <w:szCs w:val="24"/>
+          <w:lang w:val="en-US"/>
+        </w:rPr>
+        <w:t>So</w:t>
+      </w:r>
+      <w:proofErr w:type="gramEnd"/>
+      <w:r>
+        <w:rPr>
+          <w:rFonts w:ascii="Times New Roman" w:eastAsia="Times New Roman" w:hAnsi="Times New Roman" w:cs="Times New Roman"/>
+          <w:sz w:val="24"/>
+          <w:szCs w:val="24"/>
+          <w:lang w:val="en-US"/>
+        </w:rPr>
+        <w:t xml:space="preserve"> I decided to wait for a bit and do something else, because watching a video which pauses every 5 seconds because it needs to load is a waste of time and nerves. </w:t>
       </w:r>
     </w:p>
     <w:p>
@@ -12957,7 +15329,47 @@
           <w:szCs w:val="24"/>
           <w:lang w:val="en-US"/>
         </w:rPr>
-        <w:t>On mobile devices, the blog posts are shown first and the About me part is shown at the bottom. Now that there are plenty of posts, people who visit the page from their phone, might not even reach the bottom. That is why I made the change so that the About me card is shown above individual blog posts. Also I added a small card, accompanying the About me card, which is "What I learned so far...". It is a very short summary of the languages that I have used so far and the stuff that I have built in the challenge. </w:t>
+        <w:t xml:space="preserve">On mobile devices, the blog posts are shown first and the About me part is shown at the bottom. Now that there are plenty of posts, people who visit the page from their phone, might not even reach the bottom. That is why I made the change so that the About me card is shown above individual blog posts. </w:t>
+      </w:r>
+      <w:proofErr w:type="gramStart"/>
+      <w:r>
+        <w:rPr>
+          <w:rFonts w:ascii="Times New Roman" w:eastAsia="Times New Roman" w:hAnsi="Times New Roman" w:cs="Times New Roman"/>
+          <w:sz w:val="24"/>
+          <w:szCs w:val="24"/>
+          <w:lang w:val="en-US"/>
+        </w:rPr>
+        <w:t>Also</w:t>
+      </w:r>
+      <w:proofErr w:type="gramEnd"/>
+      <w:r>
+        <w:rPr>
+          <w:rFonts w:ascii="Times New Roman" w:eastAsia="Times New Roman" w:hAnsi="Times New Roman" w:cs="Times New Roman"/>
+          <w:sz w:val="24"/>
+          <w:szCs w:val="24"/>
+          <w:lang w:val="en-US"/>
+        </w:rPr>
+        <w:t xml:space="preserve"> I added a small card, accompanying the About me card, which is "What I learned so far...". It is </w:t>
+      </w:r>
+      <w:proofErr w:type="gramStart"/>
+      <w:r>
+        <w:rPr>
+          <w:rFonts w:ascii="Times New Roman" w:eastAsia="Times New Roman" w:hAnsi="Times New Roman" w:cs="Times New Roman"/>
+          <w:sz w:val="24"/>
+          <w:szCs w:val="24"/>
+          <w:lang w:val="en-US"/>
+        </w:rPr>
+        <w:t>a very short</w:t>
+      </w:r>
+      <w:proofErr w:type="gramEnd"/>
+      <w:r>
+        <w:rPr>
+          <w:rFonts w:ascii="Times New Roman" w:eastAsia="Times New Roman" w:hAnsi="Times New Roman" w:cs="Times New Roman"/>
+          <w:sz w:val="24"/>
+          <w:szCs w:val="24"/>
+          <w:lang w:val="en-US"/>
+        </w:rPr>
+        <w:t xml:space="preserve"> summary of the languages that I have used so far and the stuff that I have built in the challenge. </w:t>
       </w:r>
     </w:p>
     <w:p>
@@ -13028,7 +15440,47 @@
           <w:szCs w:val="24"/>
           <w:lang w:val="en-US"/>
         </w:rPr>
-        <w:t xml:space="preserve"> speed a bit faster and fixed the video issues I was having. So I started the course. I did not made the progress I wanted, but stuff </w:t>
+        <w:t xml:space="preserve"> speed a bit faster and fixed the video issues I was having. </w:t>
+      </w:r>
+      <w:proofErr w:type="gramStart"/>
+      <w:r>
+        <w:rPr>
+          <w:rFonts w:ascii="Times New Roman" w:eastAsia="Times New Roman" w:hAnsi="Times New Roman" w:cs="Times New Roman"/>
+          <w:sz w:val="24"/>
+          <w:szCs w:val="24"/>
+          <w:lang w:val="en-US"/>
+        </w:rPr>
+        <w:t>So</w:t>
+      </w:r>
+      <w:proofErr w:type="gramEnd"/>
+      <w:r>
+        <w:rPr>
+          <w:rFonts w:ascii="Times New Roman" w:eastAsia="Times New Roman" w:hAnsi="Times New Roman" w:cs="Times New Roman"/>
+          <w:sz w:val="24"/>
+          <w:szCs w:val="24"/>
+          <w:lang w:val="en-US"/>
+        </w:rPr>
+        <w:t xml:space="preserve"> I started the course. I did not </w:t>
+      </w:r>
+      <w:proofErr w:type="gramStart"/>
+      <w:r>
+        <w:rPr>
+          <w:rFonts w:ascii="Times New Roman" w:eastAsia="Times New Roman" w:hAnsi="Times New Roman" w:cs="Times New Roman"/>
+          <w:sz w:val="24"/>
+          <w:szCs w:val="24"/>
+          <w:lang w:val="en-US"/>
+        </w:rPr>
+        <w:t>made</w:t>
+      </w:r>
+      <w:proofErr w:type="gramEnd"/>
+      <w:r>
+        <w:rPr>
+          <w:rFonts w:ascii="Times New Roman" w:eastAsia="Times New Roman" w:hAnsi="Times New Roman" w:cs="Times New Roman"/>
+          <w:sz w:val="24"/>
+          <w:szCs w:val="24"/>
+          <w:lang w:val="en-US"/>
+        </w:rPr>
+        <w:t xml:space="preserve"> the progress I wanted, but stuff </w:t>
       </w:r>
       <w:r>
         <w:rPr>
@@ -13129,38 +15581,69 @@
           <w:szCs w:val="24"/>
           <w:lang w:val="en-US"/>
         </w:rPr>
-        <w:t xml:space="preserve"> course. Because in C# there are those keywords such as private, public, static and void - which back then did not mean anything to me and were quite confusing to have them. </w:t>
-      </w:r>
-    </w:p>
-    <w:p>
-      <w:pPr>
-        <w:spacing w:before="100" w:beforeAutospacing="1" w:after="100" w:afterAutospacing="1" w:line="240" w:lineRule="auto"/>
-        <w:rPr>
-          <w:rFonts w:ascii="Times New Roman" w:eastAsia="Times New Roman" w:hAnsi="Times New Roman" w:cs="Times New Roman"/>
-          <w:sz w:val="24"/>
-          <w:szCs w:val="24"/>
-          <w:lang w:val="en-US"/>
-        </w:rPr>
-      </w:pPr>
-    </w:p>
-    <w:p>
-      <w:pPr>
-        <w:spacing w:before="100" w:beforeAutospacing="1" w:after="100" w:afterAutospacing="1" w:line="240" w:lineRule="auto"/>
-        <w:rPr>
-          <w:rFonts w:ascii="Times New Roman" w:eastAsia="Times New Roman" w:hAnsi="Times New Roman" w:cs="Times New Roman"/>
-          <w:sz w:val="24"/>
-          <w:szCs w:val="24"/>
-          <w:lang w:val="en-US"/>
-        </w:rPr>
-      </w:pPr>
-      <w:r>
-        <w:rPr>
-          <w:rFonts w:ascii="Times New Roman" w:eastAsia="Times New Roman" w:hAnsi="Times New Roman" w:cs="Times New Roman"/>
-          <w:sz w:val="24"/>
-          <w:szCs w:val="24"/>
-          <w:lang w:val="en-US"/>
-        </w:rPr>
-        <w:t>Unfortunately that is all for today.</w:t>
+        <w:t xml:space="preserve"> course. Because in C# there are those keywords such as private, public, </w:t>
+      </w:r>
+      <w:proofErr w:type="gramStart"/>
+      <w:r>
+        <w:rPr>
+          <w:rFonts w:ascii="Times New Roman" w:eastAsia="Times New Roman" w:hAnsi="Times New Roman" w:cs="Times New Roman"/>
+          <w:sz w:val="24"/>
+          <w:szCs w:val="24"/>
+          <w:lang w:val="en-US"/>
+        </w:rPr>
+        <w:t>static</w:t>
+      </w:r>
+      <w:proofErr w:type="gramEnd"/>
+      <w:r>
+        <w:rPr>
+          <w:rFonts w:ascii="Times New Roman" w:eastAsia="Times New Roman" w:hAnsi="Times New Roman" w:cs="Times New Roman"/>
+          <w:sz w:val="24"/>
+          <w:szCs w:val="24"/>
+          <w:lang w:val="en-US"/>
+        </w:rPr>
+        <w:t xml:space="preserve"> and void - which back then did not mean anything to me and were quite confusing to have them. </w:t>
+      </w:r>
+    </w:p>
+    <w:p>
+      <w:pPr>
+        <w:spacing w:before="100" w:beforeAutospacing="1" w:after="100" w:afterAutospacing="1" w:line="240" w:lineRule="auto"/>
+        <w:rPr>
+          <w:rFonts w:ascii="Times New Roman" w:eastAsia="Times New Roman" w:hAnsi="Times New Roman" w:cs="Times New Roman"/>
+          <w:sz w:val="24"/>
+          <w:szCs w:val="24"/>
+          <w:lang w:val="en-US"/>
+        </w:rPr>
+      </w:pPr>
+    </w:p>
+    <w:p>
+      <w:pPr>
+        <w:spacing w:before="100" w:beforeAutospacing="1" w:after="100" w:afterAutospacing="1" w:line="240" w:lineRule="auto"/>
+        <w:rPr>
+          <w:rFonts w:ascii="Times New Roman" w:eastAsia="Times New Roman" w:hAnsi="Times New Roman" w:cs="Times New Roman"/>
+          <w:sz w:val="24"/>
+          <w:szCs w:val="24"/>
+          <w:lang w:val="en-US"/>
+        </w:rPr>
+      </w:pPr>
+      <w:proofErr w:type="gramStart"/>
+      <w:r>
+        <w:rPr>
+          <w:rFonts w:ascii="Times New Roman" w:eastAsia="Times New Roman" w:hAnsi="Times New Roman" w:cs="Times New Roman"/>
+          <w:sz w:val="24"/>
+          <w:szCs w:val="24"/>
+          <w:lang w:val="en-US"/>
+        </w:rPr>
+        <w:t>Unfortunately</w:t>
+      </w:r>
+      <w:proofErr w:type="gramEnd"/>
+      <w:r>
+        <w:rPr>
+          <w:rFonts w:ascii="Times New Roman" w:eastAsia="Times New Roman" w:hAnsi="Times New Roman" w:cs="Times New Roman"/>
+          <w:sz w:val="24"/>
+          <w:szCs w:val="24"/>
+          <w:lang w:val="en-US"/>
+        </w:rPr>
+        <w:t xml:space="preserve"> that is all for today.</w:t>
       </w:r>
     </w:p>
     <w:p>
@@ -13444,6 +15927,7 @@
         </w:rPr>
         <w:t>пре</w:t>
       </w:r>
+      <w:proofErr w:type="spellEnd"/>
       <w:r>
         <w:rPr>
           <w:rFonts w:ascii="Times New Roman" w:eastAsia="Times New Roman" w:hAnsi="Times New Roman" w:cs="Times New Roman"/>
@@ -13455,6 +15939,7 @@
         </w:rPr>
         <w:t>диз</w:t>
       </w:r>
+      <w:proofErr w:type="spellStart"/>
       <w:r>
         <w:rPr>
           <w:rFonts w:ascii="Times New Roman" w:eastAsia="Times New Roman" w:hAnsi="Times New Roman" w:cs="Times New Roman"/>
@@ -13623,7 +16108,27 @@
           <w:szCs w:val="24"/>
           <w:lang w:val="en-US"/>
         </w:rPr>
-        <w:t xml:space="preserve"> that has remained relevant over the years, since its creation, it is very exciting to learn it.</w:t>
+        <w:t xml:space="preserve"> that has remained relevant over the years, since its creation, it is </w:t>
+      </w:r>
+      <w:proofErr w:type="gramStart"/>
+      <w:r>
+        <w:rPr>
+          <w:rFonts w:ascii="Times New Roman" w:eastAsia="Times New Roman" w:hAnsi="Times New Roman" w:cs="Times New Roman"/>
+          <w:sz w:val="24"/>
+          <w:szCs w:val="24"/>
+          <w:lang w:val="en-US"/>
+        </w:rPr>
+        <w:t>very exciting</w:t>
+      </w:r>
+      <w:proofErr w:type="gramEnd"/>
+      <w:r>
+        <w:rPr>
+          <w:rFonts w:ascii="Times New Roman" w:eastAsia="Times New Roman" w:hAnsi="Times New Roman" w:cs="Times New Roman"/>
+          <w:sz w:val="24"/>
+          <w:szCs w:val="24"/>
+          <w:lang w:val="en-US"/>
+        </w:rPr>
+        <w:t xml:space="preserve"> to learn it.</w:t>
       </w:r>
     </w:p>
     <w:p>
@@ -13692,7 +16197,27 @@
           <w:szCs w:val="24"/>
           <w:lang w:val="en-US"/>
         </w:rPr>
-        <w:t xml:space="preserve"> are memory issues when </w:t>
+        <w:t xml:space="preserve"> </w:t>
+      </w:r>
+      <w:proofErr w:type="gramStart"/>
+      <w:r>
+        <w:rPr>
+          <w:rFonts w:ascii="Times New Roman" w:eastAsia="Times New Roman" w:hAnsi="Times New Roman" w:cs="Times New Roman"/>
+          <w:sz w:val="24"/>
+          <w:szCs w:val="24"/>
+          <w:lang w:val="en-US"/>
+        </w:rPr>
+        <w:t>are memory issues</w:t>
+      </w:r>
+      <w:proofErr w:type="gramEnd"/>
+      <w:r>
+        <w:rPr>
+          <w:rFonts w:ascii="Times New Roman" w:eastAsia="Times New Roman" w:hAnsi="Times New Roman" w:cs="Times New Roman"/>
+          <w:sz w:val="24"/>
+          <w:szCs w:val="24"/>
+          <w:lang w:val="en-US"/>
+        </w:rPr>
+        <w:t xml:space="preserve"> when </w:t>
       </w:r>
       <w:r>
         <w:rPr>
@@ -13801,7 +16326,27 @@
           <w:szCs w:val="24"/>
           <w:lang w:val="en-US"/>
         </w:rPr>
-        <w:t xml:space="preserve"> (and also small bits of Java)</w:t>
+        <w:t xml:space="preserve"> (</w:t>
+      </w:r>
+      <w:proofErr w:type="gramStart"/>
+      <w:r>
+        <w:rPr>
+          <w:rFonts w:ascii="Times New Roman" w:eastAsia="Times New Roman" w:hAnsi="Times New Roman" w:cs="Times New Roman"/>
+          <w:sz w:val="24"/>
+          <w:szCs w:val="24"/>
+          <w:lang w:val="en-US"/>
+        </w:rPr>
+        <w:t>and also</w:t>
+      </w:r>
+      <w:proofErr w:type="gramEnd"/>
+      <w:r>
+        <w:rPr>
+          <w:rFonts w:ascii="Times New Roman" w:eastAsia="Times New Roman" w:hAnsi="Times New Roman" w:cs="Times New Roman"/>
+          <w:sz w:val="24"/>
+          <w:szCs w:val="24"/>
+          <w:lang w:val="en-US"/>
+        </w:rPr>
+        <w:t xml:space="preserve"> small bits of Java)</w:t>
       </w:r>
       <w:r>
         <w:rPr>
@@ -13828,7 +16373,27 @@
           <w:szCs w:val="24"/>
           <w:lang w:val="en-US"/>
         </w:rPr>
-        <w:t xml:space="preserve"> the top of the ladder(the Java ladder), I need to start at the bottom.</w:t>
+        <w:t xml:space="preserve"> the top of the </w:t>
+      </w:r>
+      <w:proofErr w:type="gramStart"/>
+      <w:r>
+        <w:rPr>
+          <w:rFonts w:ascii="Times New Roman" w:eastAsia="Times New Roman" w:hAnsi="Times New Roman" w:cs="Times New Roman"/>
+          <w:sz w:val="24"/>
+          <w:szCs w:val="24"/>
+          <w:lang w:val="en-US"/>
+        </w:rPr>
+        <w:t>ladder(</w:t>
+      </w:r>
+      <w:proofErr w:type="gramEnd"/>
+      <w:r>
+        <w:rPr>
+          <w:rFonts w:ascii="Times New Roman" w:eastAsia="Times New Roman" w:hAnsi="Times New Roman" w:cs="Times New Roman"/>
+          <w:sz w:val="24"/>
+          <w:szCs w:val="24"/>
+          <w:lang w:val="en-US"/>
+        </w:rPr>
+        <w:t>the Java ladder), I need to start at the bottom.</w:t>
       </w:r>
     </w:p>
     <w:p>
@@ -13970,27 +16535,58 @@
           <w:szCs w:val="24"/>
           <w:lang w:val="en-US"/>
         </w:rPr>
-        <w:t>("balance", 12, 0) .over(window). I read that window functions can be quite costly, and in this case I am using 12. </w:t>
-      </w:r>
-    </w:p>
-    <w:p>
-      <w:pPr>
-        <w:spacing w:before="100" w:beforeAutospacing="1" w:after="100" w:afterAutospacing="1" w:line="240" w:lineRule="auto"/>
-        <w:rPr>
-          <w:rFonts w:ascii="Times New Roman" w:eastAsia="Times New Roman" w:hAnsi="Times New Roman" w:cs="Times New Roman"/>
-          <w:sz w:val="24"/>
-          <w:szCs w:val="24"/>
-          <w:lang w:val="en-US"/>
-        </w:rPr>
-      </w:pPr>
-      <w:r>
-        <w:rPr>
-          <w:rFonts w:ascii="Times New Roman" w:eastAsia="Times New Roman" w:hAnsi="Times New Roman" w:cs="Times New Roman"/>
-          <w:sz w:val="24"/>
-          <w:szCs w:val="24"/>
-          <w:lang w:val="en-US"/>
-        </w:rPr>
-        <w:t xml:space="preserve">So I ran my code and it took 360seconds. I thought: "WOW, those window functions are really slowing me". But then I removed 2 </w:t>
+        <w:t xml:space="preserve">("balance", 12, 0) .over(window). I read that window functions can be quite costly, and in this </w:t>
+      </w:r>
+      <w:proofErr w:type="gramStart"/>
+      <w:r>
+        <w:rPr>
+          <w:rFonts w:ascii="Times New Roman" w:eastAsia="Times New Roman" w:hAnsi="Times New Roman" w:cs="Times New Roman"/>
+          <w:sz w:val="24"/>
+          <w:szCs w:val="24"/>
+          <w:lang w:val="en-US"/>
+        </w:rPr>
+        <w:t>case</w:t>
+      </w:r>
+      <w:proofErr w:type="gramEnd"/>
+      <w:r>
+        <w:rPr>
+          <w:rFonts w:ascii="Times New Roman" w:eastAsia="Times New Roman" w:hAnsi="Times New Roman" w:cs="Times New Roman"/>
+          <w:sz w:val="24"/>
+          <w:szCs w:val="24"/>
+          <w:lang w:val="en-US"/>
+        </w:rPr>
+        <w:t xml:space="preserve"> I am using 12. </w:t>
+      </w:r>
+    </w:p>
+    <w:p>
+      <w:pPr>
+        <w:spacing w:before="100" w:beforeAutospacing="1" w:after="100" w:afterAutospacing="1" w:line="240" w:lineRule="auto"/>
+        <w:rPr>
+          <w:rFonts w:ascii="Times New Roman" w:eastAsia="Times New Roman" w:hAnsi="Times New Roman" w:cs="Times New Roman"/>
+          <w:sz w:val="24"/>
+          <w:szCs w:val="24"/>
+          <w:lang w:val="en-US"/>
+        </w:rPr>
+      </w:pPr>
+      <w:proofErr w:type="gramStart"/>
+      <w:r>
+        <w:rPr>
+          <w:rFonts w:ascii="Times New Roman" w:eastAsia="Times New Roman" w:hAnsi="Times New Roman" w:cs="Times New Roman"/>
+          <w:sz w:val="24"/>
+          <w:szCs w:val="24"/>
+          <w:lang w:val="en-US"/>
+        </w:rPr>
+        <w:t>So</w:t>
+      </w:r>
+      <w:proofErr w:type="gramEnd"/>
+      <w:r>
+        <w:rPr>
+          <w:rFonts w:ascii="Times New Roman" w:eastAsia="Times New Roman" w:hAnsi="Times New Roman" w:cs="Times New Roman"/>
+          <w:sz w:val="24"/>
+          <w:szCs w:val="24"/>
+          <w:lang w:val="en-US"/>
+        </w:rPr>
+        <w:t xml:space="preserve"> I ran my code and it took 360seconds. I thought: "WOW, those window functions are really slowing me". But then I removed 2 </w:t>
       </w:r>
       <w:proofErr w:type="spellStart"/>
       <w:r>
@@ -14238,14 +16834,25 @@
           <w:lang w:val="en-US"/>
         </w:rPr>
       </w:pPr>
-      <w:r>
-        <w:rPr>
-          <w:rFonts w:ascii="Times New Roman" w:eastAsia="Times New Roman" w:hAnsi="Times New Roman" w:cs="Times New Roman"/>
-          <w:sz w:val="24"/>
-          <w:szCs w:val="24"/>
-          <w:lang w:val="en-US"/>
-        </w:rPr>
-        <w:t>No I did not forget to post last night. The reasoning for posting now in the morning about last Friday night is because I decided to this from now on (just for Fridays and Saturdays). Because I stay quite late on Friday and Saturday coding, I decided instead of spending 30 minutes on writing this blog in the middle of the night, I better dedicate extra 30 mins to coding and write a blog about it when I wake up. </w:t>
+      <w:proofErr w:type="gramStart"/>
+      <w:r>
+        <w:rPr>
+          <w:rFonts w:ascii="Times New Roman" w:eastAsia="Times New Roman" w:hAnsi="Times New Roman" w:cs="Times New Roman"/>
+          <w:sz w:val="24"/>
+          <w:szCs w:val="24"/>
+          <w:lang w:val="en-US"/>
+        </w:rPr>
+        <w:t>No</w:t>
+      </w:r>
+      <w:proofErr w:type="gramEnd"/>
+      <w:r>
+        <w:rPr>
+          <w:rFonts w:ascii="Times New Roman" w:eastAsia="Times New Roman" w:hAnsi="Times New Roman" w:cs="Times New Roman"/>
+          <w:sz w:val="24"/>
+          <w:szCs w:val="24"/>
+          <w:lang w:val="en-US"/>
+        </w:rPr>
+        <w:t xml:space="preserve"> I did not forget to post last night. The reasoning for posting now in the morning about last Friday night is because I decided to this from now on (just for Fridays and Saturdays). Because I stay quite late on Friday and Saturday coding, I decided instead of spending 30 minutes on writing this blog in the middle of the night, I better dedicate extra 30 mins to coding and write a blog about it when I wake up. </w:t>
       </w:r>
     </w:p>
     <w:p>
@@ -14459,100 +17066,240 @@
           <w:szCs w:val="24"/>
           <w:lang w:val="en-US"/>
         </w:rPr>
-        <w:t>1) if you create a variable in an if statement, you cannot access that variable outside of the if code block. And that is the case even if you create the variable in the if, else if and else code block which is not the case in Python. In Python you can create a new variable in the if block and then you can access it outside of it (or at least in the function, if that if statement is in a function).</w:t>
-      </w:r>
-    </w:p>
-    <w:p>
-      <w:pPr>
-        <w:spacing w:before="100" w:beforeAutospacing="1" w:after="100" w:afterAutospacing="1" w:line="240" w:lineRule="auto"/>
-        <w:rPr>
-          <w:rFonts w:ascii="Times New Roman" w:eastAsia="Times New Roman" w:hAnsi="Times New Roman" w:cs="Times New Roman"/>
-          <w:sz w:val="24"/>
-          <w:szCs w:val="24"/>
-          <w:lang w:val="en-US"/>
-        </w:rPr>
-      </w:pPr>
-    </w:p>
-    <w:p>
-      <w:pPr>
-        <w:spacing w:before="100" w:beforeAutospacing="1" w:after="100" w:afterAutospacing="1" w:line="240" w:lineRule="auto"/>
-        <w:rPr>
-          <w:rFonts w:ascii="Times New Roman" w:eastAsia="Times New Roman" w:hAnsi="Times New Roman" w:cs="Times New Roman"/>
-          <w:sz w:val="24"/>
-          <w:szCs w:val="24"/>
-          <w:lang w:val="en-US"/>
-        </w:rPr>
-      </w:pPr>
-      <w:r>
-        <w:rPr>
-          <w:rFonts w:ascii="Times New Roman" w:eastAsia="Times New Roman" w:hAnsi="Times New Roman" w:cs="Times New Roman"/>
-          <w:sz w:val="24"/>
-          <w:szCs w:val="24"/>
-          <w:lang w:val="en-US"/>
-        </w:rPr>
-        <w:t> 2) You cannot create methods inside methods - which is something that can be done in both JavaScript and Python. I do not how restricting this is at the moment, but a quick google search advised that there are some ways to create nested methods. For now, it is just an interesting point to mention.</w:t>
-      </w:r>
-    </w:p>
-    <w:p>
-      <w:pPr>
-        <w:spacing w:before="100" w:beforeAutospacing="1" w:after="100" w:afterAutospacing="1" w:line="240" w:lineRule="auto"/>
-        <w:rPr>
-          <w:rFonts w:ascii="Times New Roman" w:eastAsia="Times New Roman" w:hAnsi="Times New Roman" w:cs="Times New Roman"/>
-          <w:sz w:val="24"/>
-          <w:szCs w:val="24"/>
-          <w:lang w:val="en-US"/>
-        </w:rPr>
-      </w:pPr>
-    </w:p>
-    <w:p>
-      <w:pPr>
-        <w:spacing w:before="100" w:beforeAutospacing="1" w:after="100" w:afterAutospacing="1" w:line="240" w:lineRule="auto"/>
-        <w:rPr>
-          <w:rFonts w:ascii="Times New Roman" w:eastAsia="Times New Roman" w:hAnsi="Times New Roman" w:cs="Times New Roman"/>
-          <w:sz w:val="24"/>
-          <w:szCs w:val="24"/>
-          <w:lang w:val="en-US"/>
-        </w:rPr>
-      </w:pPr>
-      <w:r>
-        <w:rPr>
-          <w:rFonts w:ascii="Times New Roman" w:eastAsia="Times New Roman" w:hAnsi="Times New Roman" w:cs="Times New Roman"/>
-          <w:sz w:val="24"/>
-          <w:szCs w:val="24"/>
-          <w:lang w:val="en-US"/>
-        </w:rPr>
-        <w:t>3) You can create any amount of methods with the same name (method overloading). This one I found very interesting. As we are applying functional programming at work (with Python) I find this quite interesting. You can create methods with same names, but in order for them to work, they must have different arguments passed. </w:t>
-      </w:r>
-    </w:p>
-    <w:p>
-      <w:pPr>
-        <w:spacing w:before="100" w:beforeAutospacing="1" w:after="100" w:afterAutospacing="1" w:line="240" w:lineRule="auto"/>
-        <w:rPr>
-          <w:rFonts w:ascii="Times New Roman" w:eastAsia="Times New Roman" w:hAnsi="Times New Roman" w:cs="Times New Roman"/>
-          <w:sz w:val="24"/>
-          <w:szCs w:val="24"/>
-          <w:lang w:val="en-US"/>
-        </w:rPr>
-      </w:pPr>
-    </w:p>
-    <w:p>
-      <w:pPr>
-        <w:spacing w:before="100" w:beforeAutospacing="1" w:after="100" w:afterAutospacing="1" w:line="240" w:lineRule="auto"/>
-        <w:rPr>
-          <w:rFonts w:ascii="Times New Roman" w:eastAsia="Times New Roman" w:hAnsi="Times New Roman" w:cs="Times New Roman"/>
-          <w:sz w:val="24"/>
-          <w:szCs w:val="24"/>
-          <w:lang w:val="en-US"/>
-        </w:rPr>
-      </w:pPr>
-      <w:r>
-        <w:rPr>
-          <w:rFonts w:ascii="Times New Roman" w:eastAsia="Times New Roman" w:hAnsi="Times New Roman" w:cs="Times New Roman"/>
-          <w:sz w:val="24"/>
-          <w:szCs w:val="24"/>
-          <w:lang w:val="en-US"/>
-        </w:rPr>
-        <w:t xml:space="preserve">4) Something I knew already - when creating the method you should specify the data type it will return and also give the data type of the arguments passed. There were definitely cases while coding in Python at work when I was thinking: "Oh, can't I just know what will come out of this function without writing validation". If you put a int, for example, as what the method will return, if after the return keyword you put something else, Java immediately errors and </w:t>
+        <w:t xml:space="preserve">1) if you create a variable in an if statement, you cannot access that variable outside of the if code block. And that is the case even if you create the variable in the if, else if and else code block which is not the case in Python. In Python you can create a new variable in the if block and then you can access it outside of it (or at least in the </w:t>
+      </w:r>
+      <w:proofErr w:type="gramStart"/>
+      <w:r>
+        <w:rPr>
+          <w:rFonts w:ascii="Times New Roman" w:eastAsia="Times New Roman" w:hAnsi="Times New Roman" w:cs="Times New Roman"/>
+          <w:sz w:val="24"/>
+          <w:szCs w:val="24"/>
+          <w:lang w:val="en-US"/>
+        </w:rPr>
+        <w:t>function, if</w:t>
+      </w:r>
+      <w:proofErr w:type="gramEnd"/>
+      <w:r>
+        <w:rPr>
+          <w:rFonts w:ascii="Times New Roman" w:eastAsia="Times New Roman" w:hAnsi="Times New Roman" w:cs="Times New Roman"/>
+          <w:sz w:val="24"/>
+          <w:szCs w:val="24"/>
+          <w:lang w:val="en-US"/>
+        </w:rPr>
+        <w:t xml:space="preserve"> that if statement is in a function).</w:t>
+      </w:r>
+    </w:p>
+    <w:p>
+      <w:pPr>
+        <w:spacing w:before="100" w:beforeAutospacing="1" w:after="100" w:afterAutospacing="1" w:line="240" w:lineRule="auto"/>
+        <w:rPr>
+          <w:rFonts w:ascii="Times New Roman" w:eastAsia="Times New Roman" w:hAnsi="Times New Roman" w:cs="Times New Roman"/>
+          <w:sz w:val="24"/>
+          <w:szCs w:val="24"/>
+          <w:lang w:val="en-US"/>
+        </w:rPr>
+      </w:pPr>
+    </w:p>
+    <w:p>
+      <w:pPr>
+        <w:spacing w:before="100" w:beforeAutospacing="1" w:after="100" w:afterAutospacing="1" w:line="240" w:lineRule="auto"/>
+        <w:rPr>
+          <w:rFonts w:ascii="Times New Roman" w:eastAsia="Times New Roman" w:hAnsi="Times New Roman" w:cs="Times New Roman"/>
+          <w:sz w:val="24"/>
+          <w:szCs w:val="24"/>
+          <w:lang w:val="en-US"/>
+        </w:rPr>
+      </w:pPr>
+      <w:r>
+        <w:rPr>
+          <w:rFonts w:ascii="Times New Roman" w:eastAsia="Times New Roman" w:hAnsi="Times New Roman" w:cs="Times New Roman"/>
+          <w:sz w:val="24"/>
+          <w:szCs w:val="24"/>
+          <w:lang w:val="en-US"/>
+        </w:rPr>
+        <w:t xml:space="preserve"> 2) You cannot create methods inside methods - which is something that can be done in both JavaScript and Python. I do not how restricting this is </w:t>
+      </w:r>
+      <w:proofErr w:type="gramStart"/>
+      <w:r>
+        <w:rPr>
+          <w:rFonts w:ascii="Times New Roman" w:eastAsia="Times New Roman" w:hAnsi="Times New Roman" w:cs="Times New Roman"/>
+          <w:sz w:val="24"/>
+          <w:szCs w:val="24"/>
+          <w:lang w:val="en-US"/>
+        </w:rPr>
+        <w:t>at the moment</w:t>
+      </w:r>
+      <w:proofErr w:type="gramEnd"/>
+      <w:r>
+        <w:rPr>
+          <w:rFonts w:ascii="Times New Roman" w:eastAsia="Times New Roman" w:hAnsi="Times New Roman" w:cs="Times New Roman"/>
+          <w:sz w:val="24"/>
+          <w:szCs w:val="24"/>
+          <w:lang w:val="en-US"/>
+        </w:rPr>
+        <w:t>, but a quick google search advised that there are some ways to create nested methods. For now, it is just an interesting point to mention.</w:t>
+      </w:r>
+    </w:p>
+    <w:p>
+      <w:pPr>
+        <w:spacing w:before="100" w:beforeAutospacing="1" w:after="100" w:afterAutospacing="1" w:line="240" w:lineRule="auto"/>
+        <w:rPr>
+          <w:rFonts w:ascii="Times New Roman" w:eastAsia="Times New Roman" w:hAnsi="Times New Roman" w:cs="Times New Roman"/>
+          <w:sz w:val="24"/>
+          <w:szCs w:val="24"/>
+          <w:lang w:val="en-US"/>
+        </w:rPr>
+      </w:pPr>
+    </w:p>
+    <w:p>
+      <w:pPr>
+        <w:spacing w:before="100" w:beforeAutospacing="1" w:after="100" w:afterAutospacing="1" w:line="240" w:lineRule="auto"/>
+        <w:rPr>
+          <w:rFonts w:ascii="Times New Roman" w:eastAsia="Times New Roman" w:hAnsi="Times New Roman" w:cs="Times New Roman"/>
+          <w:sz w:val="24"/>
+          <w:szCs w:val="24"/>
+          <w:lang w:val="en-US"/>
+        </w:rPr>
+      </w:pPr>
+      <w:r>
+        <w:rPr>
+          <w:rFonts w:ascii="Times New Roman" w:eastAsia="Times New Roman" w:hAnsi="Times New Roman" w:cs="Times New Roman"/>
+          <w:sz w:val="24"/>
+          <w:szCs w:val="24"/>
+          <w:lang w:val="en-US"/>
+        </w:rPr>
+        <w:t xml:space="preserve">3) You can create any amount of methods with the same name (method overloading). This one I found </w:t>
+      </w:r>
+      <w:proofErr w:type="gramStart"/>
+      <w:r>
+        <w:rPr>
+          <w:rFonts w:ascii="Times New Roman" w:eastAsia="Times New Roman" w:hAnsi="Times New Roman" w:cs="Times New Roman"/>
+          <w:sz w:val="24"/>
+          <w:szCs w:val="24"/>
+          <w:lang w:val="en-US"/>
+        </w:rPr>
+        <w:t>very interesting</w:t>
+      </w:r>
+      <w:proofErr w:type="gramEnd"/>
+      <w:r>
+        <w:rPr>
+          <w:rFonts w:ascii="Times New Roman" w:eastAsia="Times New Roman" w:hAnsi="Times New Roman" w:cs="Times New Roman"/>
+          <w:sz w:val="24"/>
+          <w:szCs w:val="24"/>
+          <w:lang w:val="en-US"/>
+        </w:rPr>
+        <w:t xml:space="preserve">. As we are applying functional programming at work (with Python) I find this quite interesting. You can create methods with same names, but </w:t>
+      </w:r>
+      <w:proofErr w:type="gramStart"/>
+      <w:r>
+        <w:rPr>
+          <w:rFonts w:ascii="Times New Roman" w:eastAsia="Times New Roman" w:hAnsi="Times New Roman" w:cs="Times New Roman"/>
+          <w:sz w:val="24"/>
+          <w:szCs w:val="24"/>
+          <w:lang w:val="en-US"/>
+        </w:rPr>
+        <w:t>in order for</w:t>
+      </w:r>
+      <w:proofErr w:type="gramEnd"/>
+      <w:r>
+        <w:rPr>
+          <w:rFonts w:ascii="Times New Roman" w:eastAsia="Times New Roman" w:hAnsi="Times New Roman" w:cs="Times New Roman"/>
+          <w:sz w:val="24"/>
+          <w:szCs w:val="24"/>
+          <w:lang w:val="en-US"/>
+        </w:rPr>
+        <w:t xml:space="preserve"> them to work, they must have different arguments passed. </w:t>
+      </w:r>
+    </w:p>
+    <w:p>
+      <w:pPr>
+        <w:spacing w:before="100" w:beforeAutospacing="1" w:after="100" w:afterAutospacing="1" w:line="240" w:lineRule="auto"/>
+        <w:rPr>
+          <w:rFonts w:ascii="Times New Roman" w:eastAsia="Times New Roman" w:hAnsi="Times New Roman" w:cs="Times New Roman"/>
+          <w:sz w:val="24"/>
+          <w:szCs w:val="24"/>
+          <w:lang w:val="en-US"/>
+        </w:rPr>
+      </w:pPr>
+    </w:p>
+    <w:p>
+      <w:pPr>
+        <w:spacing w:before="100" w:beforeAutospacing="1" w:after="100" w:afterAutospacing="1" w:line="240" w:lineRule="auto"/>
+        <w:rPr>
+          <w:rFonts w:ascii="Times New Roman" w:eastAsia="Times New Roman" w:hAnsi="Times New Roman" w:cs="Times New Roman"/>
+          <w:sz w:val="24"/>
+          <w:szCs w:val="24"/>
+          <w:lang w:val="en-US"/>
+        </w:rPr>
+      </w:pPr>
+      <w:r>
+        <w:rPr>
+          <w:rFonts w:ascii="Times New Roman" w:eastAsia="Times New Roman" w:hAnsi="Times New Roman" w:cs="Times New Roman"/>
+          <w:sz w:val="24"/>
+          <w:szCs w:val="24"/>
+          <w:lang w:val="en-US"/>
+        </w:rPr>
+        <w:t xml:space="preserve">4) Something I knew already - when creating the </w:t>
+      </w:r>
+      <w:proofErr w:type="gramStart"/>
+      <w:r>
+        <w:rPr>
+          <w:rFonts w:ascii="Times New Roman" w:eastAsia="Times New Roman" w:hAnsi="Times New Roman" w:cs="Times New Roman"/>
+          <w:sz w:val="24"/>
+          <w:szCs w:val="24"/>
+          <w:lang w:val="en-US"/>
+        </w:rPr>
+        <w:t>method</w:t>
+      </w:r>
+      <w:proofErr w:type="gramEnd"/>
+      <w:r>
+        <w:rPr>
+          <w:rFonts w:ascii="Times New Roman" w:eastAsia="Times New Roman" w:hAnsi="Times New Roman" w:cs="Times New Roman"/>
+          <w:sz w:val="24"/>
+          <w:szCs w:val="24"/>
+          <w:lang w:val="en-US"/>
+        </w:rPr>
+        <w:t xml:space="preserve"> you should specify the data type it will return and also give the data type of the arguments passed. There were </w:t>
+      </w:r>
+      <w:proofErr w:type="gramStart"/>
+      <w:r>
+        <w:rPr>
+          <w:rFonts w:ascii="Times New Roman" w:eastAsia="Times New Roman" w:hAnsi="Times New Roman" w:cs="Times New Roman"/>
+          <w:sz w:val="24"/>
+          <w:szCs w:val="24"/>
+          <w:lang w:val="en-US"/>
+        </w:rPr>
+        <w:t>definitely cases</w:t>
+      </w:r>
+      <w:proofErr w:type="gramEnd"/>
+      <w:r>
+        <w:rPr>
+          <w:rFonts w:ascii="Times New Roman" w:eastAsia="Times New Roman" w:hAnsi="Times New Roman" w:cs="Times New Roman"/>
+          <w:sz w:val="24"/>
+          <w:szCs w:val="24"/>
+          <w:lang w:val="en-US"/>
+        </w:rPr>
+        <w:t xml:space="preserve"> while coding in Python at work when I was thinking: "Oh, can't I just know what will come out of this function without writing validation". If you put </w:t>
+      </w:r>
+      <w:proofErr w:type="gramStart"/>
+      <w:r>
+        <w:rPr>
+          <w:rFonts w:ascii="Times New Roman" w:eastAsia="Times New Roman" w:hAnsi="Times New Roman" w:cs="Times New Roman"/>
+          <w:sz w:val="24"/>
+          <w:szCs w:val="24"/>
+          <w:lang w:val="en-US"/>
+        </w:rPr>
+        <w:t>a</w:t>
+      </w:r>
+      <w:proofErr w:type="gramEnd"/>
+      <w:r>
+        <w:rPr>
+          <w:rFonts w:ascii="Times New Roman" w:eastAsia="Times New Roman" w:hAnsi="Times New Roman" w:cs="Times New Roman"/>
+          <w:sz w:val="24"/>
+          <w:szCs w:val="24"/>
+          <w:lang w:val="en-US"/>
+        </w:rPr>
+        <w:t xml:space="preserve"> int, for example, as what the method will return, if after the return keyword you put something else, Java immediately errors and </w:t>
       </w:r>
       <w:proofErr w:type="spellStart"/>
       <w:r>
@@ -14635,7 +17382,27 @@
           <w:lang w:val="en-US"/>
         </w:rPr>
         <w:lastRenderedPageBreak/>
-        <w:t>It is funny that now IntelliJ idea actually gives errors for every case when I have missed a semi-colon. Because when writing React code (JS), for most cases it just "warns" to add one, but the code still runs.</w:t>
+        <w:t xml:space="preserve">It is funny that now IntelliJ idea </w:t>
+      </w:r>
+      <w:proofErr w:type="gramStart"/>
+      <w:r>
+        <w:rPr>
+          <w:rFonts w:ascii="Times New Roman" w:eastAsia="Times New Roman" w:hAnsi="Times New Roman" w:cs="Times New Roman"/>
+          <w:sz w:val="24"/>
+          <w:szCs w:val="24"/>
+          <w:lang w:val="en-US"/>
+        </w:rPr>
+        <w:t>actually gives</w:t>
+      </w:r>
+      <w:proofErr w:type="gramEnd"/>
+      <w:r>
+        <w:rPr>
+          <w:rFonts w:ascii="Times New Roman" w:eastAsia="Times New Roman" w:hAnsi="Times New Roman" w:cs="Times New Roman"/>
+          <w:sz w:val="24"/>
+          <w:szCs w:val="24"/>
+          <w:lang w:val="en-US"/>
+        </w:rPr>
+        <w:t xml:space="preserve"> errors for every case when I have missed a semi-colon. Because when writing React code (JS), for most cases it just "warns" to add one, but the code still runs.</w:t>
       </w:r>
     </w:p>
     <w:p>
@@ -14767,7 +17534,15 @@
         <w:t>Summary:</w:t>
       </w:r>
       <w:r>
-        <w:t xml:space="preserve"> Day 31 of 100. Java classes are amazing and seem very powerful. Read what I learned about them so far...</w:t>
+        <w:t xml:space="preserve"> Day 31 of 100. Java classes are amazing and seem </w:t>
+      </w:r>
+      <w:proofErr w:type="gramStart"/>
+      <w:r>
+        <w:t>very powerful</w:t>
+      </w:r>
+      <w:proofErr w:type="gramEnd"/>
+      <w:r>
+        <w:t>. Read what I learned about them so far...</w:t>
       </w:r>
     </w:p>
     <w:p/>
@@ -14832,16 +17607,29 @@
         <w:pStyle w:val="NormalWeb"/>
       </w:pPr>
       <w:r>
-        <w:t>Well I started learning about classes, objects, inheritance and composition in Java. Exciting times.</w:t>
-      </w:r>
-    </w:p>
-    <w:p>
-      <w:pPr>
-        <w:pStyle w:val="NormalWeb"/>
-      </w:pPr>
+        <w:t xml:space="preserve">Well I started learning about classes, objects, </w:t>
+      </w:r>
+      <w:proofErr w:type="gramStart"/>
+      <w:r>
+        <w:t>inheritance</w:t>
+      </w:r>
+      <w:proofErr w:type="gramEnd"/>
+      <w:r>
+        <w:t xml:space="preserve"> and composition in Java. Exciting times.</w:t>
+      </w:r>
+    </w:p>
+    <w:p>
+      <w:pPr>
+        <w:pStyle w:val="NormalWeb"/>
+      </w:pPr>
+      <w:proofErr w:type="gramStart"/>
       <w:r>
         <w:lastRenderedPageBreak/>
-        <w:t>Let's start in the order I covered them:</w:t>
+        <w:t>Let's</w:t>
+      </w:r>
+      <w:proofErr w:type="gramEnd"/>
+      <w:r>
+        <w:t xml:space="preserve"> start in the order I covered them:</w:t>
       </w:r>
     </w:p>
     <w:p>
@@ -14862,7 +17650,23 @@
         <w:pStyle w:val="NormalWeb"/>
       </w:pPr>
       <w:r>
-        <w:t xml:space="preserve"> - The first part of the intro to Java classes was about getters and setters. I remember when I started learning about React, there was a JS "refresher" course, which for me was completely new. But one of the things covered there was setters and getters. I did not really understand why and how can they be used. But of course it was the first time I had heard about getters and setters and my knowledge was not built. Time passed, word days as well and I learned how to use them and how they can be useful. The situation was not: "I do not really understand why are they important". it was more: "I have not experienced them in real life situations, and I am not confident with my understanding of them". But as I said, over time they became clearer and now when I learn about them in Java (they are kind of the same as in JavaScript) I am comfortable with them and know when and how I can </w:t>
+        <w:t xml:space="preserve"> - The first part of the intro to Java classes was about getters and setters. I remember when I started learning about React, there was a JS "refresher" course, which for me was completely new. But one of the things covered there was setters and getters. I did not really understand why and how </w:t>
+      </w:r>
+      <w:proofErr w:type="gramStart"/>
+      <w:r>
+        <w:t>can they</w:t>
+      </w:r>
+      <w:proofErr w:type="gramEnd"/>
+      <w:r>
+        <w:t xml:space="preserve"> be used. But </w:t>
+      </w:r>
+      <w:proofErr w:type="gramStart"/>
+      <w:r>
+        <w:t>of course</w:t>
+      </w:r>
+      <w:proofErr w:type="gramEnd"/>
+      <w:r>
+        <w:t xml:space="preserve"> it was the first time I had heard about getters and setters and my knowledge was not built. Time passed, word days as well and I learned how to use them and how they can be useful. The situation was not: "I do not really understand why are they important". it was more: "I have not experienced them in real life situations, and I am not confident with my understanding of them". But as I said, over time they became clearer and now when I learn about them in Java (they are kind of the same as in JavaScript) I am comfortable with them and know when and how I can </w:t>
       </w:r>
       <w:proofErr w:type="spellStart"/>
       <w:r>
@@ -14896,7 +17700,23 @@
         <w:pStyle w:val="NormalWeb"/>
       </w:pPr>
       <w:r>
-        <w:t xml:space="preserve"> - Inheritance. This is something I am familiar with from Python and JS. So nothing "really" new here. One thing to note, you can only extend a class once. I.e. public class Car extends Vehicle {...}. It is not (or so far I am taught) possible to extend Car from </w:t>
+        <w:t xml:space="preserve"> - Inheritance. This is something I am familiar with from Python and JS. </w:t>
+      </w:r>
+      <w:proofErr w:type="gramStart"/>
+      <w:r>
+        <w:t>So</w:t>
+      </w:r>
+      <w:proofErr w:type="gramEnd"/>
+      <w:r>
+        <w:t xml:space="preserve"> nothing "really" new here. One thing to note, you can only extend a class once. I.e. public class Car extends Vehicle {...}. It is not (or so </w:t>
+      </w:r>
+      <w:proofErr w:type="gramStart"/>
+      <w:r>
+        <w:t>far</w:t>
+      </w:r>
+      <w:proofErr w:type="gramEnd"/>
+      <w:r>
+        <w:t xml:space="preserve"> I am taught) possible to extend Car from </w:t>
       </w:r>
       <w:proofErr w:type="spellStart"/>
       <w:r>
@@ -14943,7 +17763,15 @@
         <w:t>super </w:t>
       </w:r>
       <w:r>
-        <w:t xml:space="preserve">is when you inherit methods, variables from the parent class and you want to use the parent's methods or variables (not really sure if this explains it but I have a good understanding). Might need to </w:t>
+        <w:t xml:space="preserve">is when you inherit methods, variables from the parent class and you want to use the parent's methods or variables (not </w:t>
+      </w:r>
+      <w:proofErr w:type="gramStart"/>
+      <w:r>
+        <w:t>really sure</w:t>
+      </w:r>
+      <w:proofErr w:type="gramEnd"/>
+      <w:r>
+        <w:t xml:space="preserve"> if this explains it but I have a good understanding). Might need to </w:t>
       </w:r>
       <w:proofErr w:type="spellStart"/>
       <w:r>
@@ -14951,22 +17779,35 @@
       </w:r>
       <w:proofErr w:type="spellEnd"/>
       <w:r>
-        <w:t xml:space="preserve"> the </w:t>
+        <w:t xml:space="preserve"> </w:t>
+      </w:r>
+      <w:proofErr w:type="gramStart"/>
+      <w:r>
+        <w:t>the </w:t>
       </w:r>
       <w:r>
         <w:rPr>
           <w:rStyle w:val="Emphasis"/>
         </w:rPr>
-        <w:t>this vs super </w:t>
+        <w:t>this</w:t>
+      </w:r>
+      <w:proofErr w:type="gramEnd"/>
+      <w:r>
+        <w:rPr>
+          <w:rStyle w:val="Emphasis"/>
+        </w:rPr>
+        <w:t xml:space="preserve"> vs super </w:t>
       </w:r>
       <w:r>
         <w:t xml:space="preserve">video. One thing I learned is: if there is a method in the parent called sing(), and we write sing() in the child component, then the call will look first for a method called sing in the current class (child), if there is not, it will call the sing method from the parent. We can do </w:t>
       </w:r>
       <w:proofErr w:type="spellStart"/>
+      <w:proofErr w:type="gramStart"/>
       <w:r>
         <w:t>super.sing</w:t>
       </w:r>
       <w:proofErr w:type="spellEnd"/>
+      <w:proofErr w:type="gramEnd"/>
       <w:r>
         <w:t>() - this will always call the sing method from the parent. </w:t>
       </w:r>
@@ -14986,7 +17827,15 @@
         <w:pStyle w:val="NormalWeb"/>
       </w:pPr>
       <w:r>
-        <w:t>That is all for yesterday. The course is very nice because it has many exercises which is very nice, and to be honest I am spending half the time on them probably - getting used to syntax and of course practicing Java. The course btw is </w:t>
+        <w:t xml:space="preserve">That is all for yesterday. The course is </w:t>
+      </w:r>
+      <w:proofErr w:type="gramStart"/>
+      <w:r>
+        <w:t>very nice</w:t>
+      </w:r>
+      <w:proofErr w:type="gramEnd"/>
+      <w:r>
+        <w:t xml:space="preserve"> because it has many exercises which is very nice, and to be honest I am spending half the time on them probably - getting used to syntax and of course practicing Java. The course btw is </w:t>
       </w:r>
       <w:hyperlink r:id="rId14" w:history="1">
         <w:r>
@@ -15166,7 +18015,47 @@
           <w:szCs w:val="24"/>
           <w:lang w:val="en-US"/>
         </w:rPr>
-        <w:t>Material covered was composition, encapsulation and polymorphism I do not think there is much to talk about each one separately. Mainly because they all kind of complement each other and I was just being taught how we can structure different classes, how to create instances of classes in other classes. Passing methods around and also how to lock variables to their class only, so that we can access those variables only through the class' methods. </w:t>
+        <w:t xml:space="preserve">Material covered was composition, </w:t>
+      </w:r>
+      <w:proofErr w:type="gramStart"/>
+      <w:r>
+        <w:rPr>
+          <w:rFonts w:ascii="Times New Roman" w:eastAsia="Times New Roman" w:hAnsi="Times New Roman" w:cs="Times New Roman"/>
+          <w:sz w:val="24"/>
+          <w:szCs w:val="24"/>
+          <w:lang w:val="en-US"/>
+        </w:rPr>
+        <w:t>encapsulation</w:t>
+      </w:r>
+      <w:proofErr w:type="gramEnd"/>
+      <w:r>
+        <w:rPr>
+          <w:rFonts w:ascii="Times New Roman" w:eastAsia="Times New Roman" w:hAnsi="Times New Roman" w:cs="Times New Roman"/>
+          <w:sz w:val="24"/>
+          <w:szCs w:val="24"/>
+          <w:lang w:val="en-US"/>
+        </w:rPr>
+        <w:t xml:space="preserve"> and polymorphism I do not think there is much to talk about each one separately. Mainly because they all kind of complement each other and I was just being taught how we can structure different classes, how to create instances of classes in other classes. Passing methods around </w:t>
+      </w:r>
+      <w:proofErr w:type="gramStart"/>
+      <w:r>
+        <w:rPr>
+          <w:rFonts w:ascii="Times New Roman" w:eastAsia="Times New Roman" w:hAnsi="Times New Roman" w:cs="Times New Roman"/>
+          <w:sz w:val="24"/>
+          <w:szCs w:val="24"/>
+          <w:lang w:val="en-US"/>
+        </w:rPr>
+        <w:t>and also</w:t>
+      </w:r>
+      <w:proofErr w:type="gramEnd"/>
+      <w:r>
+        <w:rPr>
+          <w:rFonts w:ascii="Times New Roman" w:eastAsia="Times New Roman" w:hAnsi="Times New Roman" w:cs="Times New Roman"/>
+          <w:sz w:val="24"/>
+          <w:szCs w:val="24"/>
+          <w:lang w:val="en-US"/>
+        </w:rPr>
+        <w:t xml:space="preserve"> how to lock variables to their class only, so that we can access those variables only through the class' methods. </w:t>
       </w:r>
     </w:p>
     <w:p>
@@ -15198,7 +18087,47 @@
           <w:lang w:val="en-US"/>
         </w:rPr>
         <w:lastRenderedPageBreak/>
-        <w:t>One of the little things I did not talk about before is understanding the keywords - private, public and void when creating methods/variables. When creating a private variable in a class, then this variable is only accessible from inside the class, and in order to set it or get it(kind of giving it away here) we use setters and getters. </w:t>
+        <w:t xml:space="preserve">One of the little things I did not talk about before is understanding the keywords - private, </w:t>
+      </w:r>
+      <w:proofErr w:type="gramStart"/>
+      <w:r>
+        <w:rPr>
+          <w:rFonts w:ascii="Times New Roman" w:eastAsia="Times New Roman" w:hAnsi="Times New Roman" w:cs="Times New Roman"/>
+          <w:sz w:val="24"/>
+          <w:szCs w:val="24"/>
+          <w:lang w:val="en-US"/>
+        </w:rPr>
+        <w:t>public</w:t>
+      </w:r>
+      <w:proofErr w:type="gramEnd"/>
+      <w:r>
+        <w:rPr>
+          <w:rFonts w:ascii="Times New Roman" w:eastAsia="Times New Roman" w:hAnsi="Times New Roman" w:cs="Times New Roman"/>
+          <w:sz w:val="24"/>
+          <w:szCs w:val="24"/>
+          <w:lang w:val="en-US"/>
+        </w:rPr>
+        <w:t xml:space="preserve"> and void when creating methods/variables. When creating a private variable in a class, then this variable is only accessible from inside the class, and in order to set it or get </w:t>
+      </w:r>
+      <w:proofErr w:type="gramStart"/>
+      <w:r>
+        <w:rPr>
+          <w:rFonts w:ascii="Times New Roman" w:eastAsia="Times New Roman" w:hAnsi="Times New Roman" w:cs="Times New Roman"/>
+          <w:sz w:val="24"/>
+          <w:szCs w:val="24"/>
+          <w:lang w:val="en-US"/>
+        </w:rPr>
+        <w:t>it(</w:t>
+      </w:r>
+      <w:proofErr w:type="gramEnd"/>
+      <w:r>
+        <w:rPr>
+          <w:rFonts w:ascii="Times New Roman" w:eastAsia="Times New Roman" w:hAnsi="Times New Roman" w:cs="Times New Roman"/>
+          <w:sz w:val="24"/>
+          <w:szCs w:val="24"/>
+          <w:lang w:val="en-US"/>
+        </w:rPr>
+        <w:t>kind of giving it away here) we use setters and getters. </w:t>
       </w:r>
       <w:r>
         <w:rPr>
@@ -15289,7 +18218,27 @@
           <w:szCs w:val="24"/>
           <w:lang w:val="en-US"/>
         </w:rPr>
-        <w:t>Monday starting, I will be doing a Python for Finance course which uses Pandas and Matplotlib. Pandas I have experience with and am quite comfortable, but matplotlib not so much. It will for sure be interesting - might learn something new about Pandas and hopefully useful for work and also matplotlib is a widely used library which I want to learn. </w:t>
+        <w:t xml:space="preserve">Monday starting, I will be doing a Python for Finance course which uses Pandas and Matplotlib. Pandas I have experience with and am quite comfortable, but matplotlib not so much. It will for sure be interesting - might learn something new about Pandas and hopefully useful for work </w:t>
+      </w:r>
+      <w:proofErr w:type="gramStart"/>
+      <w:r>
+        <w:rPr>
+          <w:rFonts w:ascii="Times New Roman" w:eastAsia="Times New Roman" w:hAnsi="Times New Roman" w:cs="Times New Roman"/>
+          <w:sz w:val="24"/>
+          <w:szCs w:val="24"/>
+          <w:lang w:val="en-US"/>
+        </w:rPr>
+        <w:t>and also</w:t>
+      </w:r>
+      <w:proofErr w:type="gramEnd"/>
+      <w:r>
+        <w:rPr>
+          <w:rFonts w:ascii="Times New Roman" w:eastAsia="Times New Roman" w:hAnsi="Times New Roman" w:cs="Times New Roman"/>
+          <w:sz w:val="24"/>
+          <w:szCs w:val="24"/>
+          <w:lang w:val="en-US"/>
+        </w:rPr>
+        <w:t xml:space="preserve"> matplotlib is a widely used library which I want to learn. </w:t>
       </w:r>
     </w:p>
     <w:p>
@@ -15402,7 +18351,15 @@
         <w:t>Summary:</w:t>
       </w:r>
       <w:r>
-        <w:t xml:space="preserve"> Day 33 of 100. I was hyped to do the Python for finance course, mainly because it is using Pandas and Matplotlib. The former I know pretty well, but I was looking to applying it to something outside of work, and the later I have not used so I wanted to learn. But this was not the case...</w:t>
+        <w:t xml:space="preserve"> Day 33 of 100. I was hyped to do the Python for finance course, mainly because it is using Pandas and Matplotlib. The former I know </w:t>
+      </w:r>
+      <w:proofErr w:type="gramStart"/>
+      <w:r>
+        <w:t>pretty well</w:t>
+      </w:r>
+      <w:proofErr w:type="gramEnd"/>
+      <w:r>
+        <w:t>, but I was looking to applying it to something outside of work, and the later I have not used so I wanted to learn. But this was not the case...</w:t>
       </w:r>
     </w:p>
     <w:p/>
@@ -15462,7 +18419,27 @@
           <w:szCs w:val="24"/>
           <w:lang w:val="en-US"/>
         </w:rPr>
-        <w:t>I was hyped to do the Python for finance course, mainly because it is using Pandas and Matplotlib. The former I know pretty well, but I was looking to applying it to something outside of work, and the later I have not used so I wanted to learn. </w:t>
+        <w:t xml:space="preserve">I was hyped to do the Python for finance course, mainly because it is using Pandas and Matplotlib. The former I know </w:t>
+      </w:r>
+      <w:proofErr w:type="gramStart"/>
+      <w:r>
+        <w:rPr>
+          <w:rFonts w:ascii="Times New Roman" w:eastAsia="Times New Roman" w:hAnsi="Times New Roman" w:cs="Times New Roman"/>
+          <w:sz w:val="24"/>
+          <w:szCs w:val="24"/>
+          <w:lang w:val="en-US"/>
+        </w:rPr>
+        <w:t>pretty well</w:t>
+      </w:r>
+      <w:proofErr w:type="gramEnd"/>
+      <w:r>
+        <w:rPr>
+          <w:rFonts w:ascii="Times New Roman" w:eastAsia="Times New Roman" w:hAnsi="Times New Roman" w:cs="Times New Roman"/>
+          <w:sz w:val="24"/>
+          <w:szCs w:val="24"/>
+          <w:lang w:val="en-US"/>
+        </w:rPr>
+        <w:t>, but I was looking to applying it to something outside of work, and the later I have not used so I wanted to learn. </w:t>
       </w:r>
     </w:p>
     <w:p>
@@ -15544,7 +18521,47 @@
           <w:szCs w:val="24"/>
           <w:lang w:val="en-US"/>
         </w:rPr>
-        <w:t>1) Course was outdated. Proof of this was when the teacher extracted data from yahoo, the latest data was from march 2017. Also he was mixing Python 2 and Python 3. </w:t>
+        <w:t xml:space="preserve">1) Course was outdated. Proof of this was when the teacher extracted data from yahoo, the latest data was from </w:t>
+      </w:r>
+      <w:proofErr w:type="gramStart"/>
+      <w:r>
+        <w:rPr>
+          <w:rFonts w:ascii="Times New Roman" w:eastAsia="Times New Roman" w:hAnsi="Times New Roman" w:cs="Times New Roman"/>
+          <w:sz w:val="24"/>
+          <w:szCs w:val="24"/>
+          <w:lang w:val="en-US"/>
+        </w:rPr>
+        <w:t>march</w:t>
+      </w:r>
+      <w:proofErr w:type="gramEnd"/>
+      <w:r>
+        <w:rPr>
+          <w:rFonts w:ascii="Times New Roman" w:eastAsia="Times New Roman" w:hAnsi="Times New Roman" w:cs="Times New Roman"/>
+          <w:sz w:val="24"/>
+          <w:szCs w:val="24"/>
+          <w:lang w:val="en-US"/>
+        </w:rPr>
+        <w:t xml:space="preserve"> 2017. </w:t>
+      </w:r>
+      <w:proofErr w:type="gramStart"/>
+      <w:r>
+        <w:rPr>
+          <w:rFonts w:ascii="Times New Roman" w:eastAsia="Times New Roman" w:hAnsi="Times New Roman" w:cs="Times New Roman"/>
+          <w:sz w:val="24"/>
+          <w:szCs w:val="24"/>
+          <w:lang w:val="en-US"/>
+        </w:rPr>
+        <w:t>Also</w:t>
+      </w:r>
+      <w:proofErr w:type="gramEnd"/>
+      <w:r>
+        <w:rPr>
+          <w:rFonts w:ascii="Times New Roman" w:eastAsia="Times New Roman" w:hAnsi="Times New Roman" w:cs="Times New Roman"/>
+          <w:sz w:val="24"/>
+          <w:szCs w:val="24"/>
+          <w:lang w:val="en-US"/>
+        </w:rPr>
+        <w:t xml:space="preserve"> he was mixing Python 2 and Python 3. </w:t>
       </w:r>
     </w:p>
     <w:p>
@@ -15635,27 +18652,67 @@
           <w:szCs w:val="24"/>
           <w:lang w:val="en-US"/>
         </w:rPr>
-        <w:t>1) Watched and took notes on how the teach explained beginner Python concepts like variables, functions, loop and lists. This is important because I (with a colleague of mine) will be doing an "Intro to Python" course mid-Feb. (I will talk more about this when the day comes closer) </w:t>
-      </w:r>
-    </w:p>
-    <w:p>
-      <w:pPr>
-        <w:spacing w:before="100" w:beforeAutospacing="1" w:after="100" w:afterAutospacing="1" w:line="240" w:lineRule="auto"/>
-        <w:rPr>
-          <w:rFonts w:ascii="Times New Roman" w:eastAsia="Times New Roman" w:hAnsi="Times New Roman" w:cs="Times New Roman"/>
-          <w:sz w:val="24"/>
-          <w:szCs w:val="24"/>
-          <w:lang w:val="en-US"/>
-        </w:rPr>
-      </w:pPr>
-      <w:r>
-        <w:rPr>
-          <w:rFonts w:ascii="Times New Roman" w:eastAsia="Times New Roman" w:hAnsi="Times New Roman" w:cs="Times New Roman"/>
-          <w:sz w:val="24"/>
-          <w:szCs w:val="24"/>
-          <w:lang w:val="en-US"/>
-        </w:rPr>
-        <w:t>2) To be honest I wish there was number two (</w:t>
+        <w:t xml:space="preserve">1) Watched and took notes on how the teach explained beginner Python concepts like variables, functions, </w:t>
+      </w:r>
+      <w:proofErr w:type="gramStart"/>
+      <w:r>
+        <w:rPr>
+          <w:rFonts w:ascii="Times New Roman" w:eastAsia="Times New Roman" w:hAnsi="Times New Roman" w:cs="Times New Roman"/>
+          <w:sz w:val="24"/>
+          <w:szCs w:val="24"/>
+          <w:lang w:val="en-US"/>
+        </w:rPr>
+        <w:t>loop</w:t>
+      </w:r>
+      <w:proofErr w:type="gramEnd"/>
+      <w:r>
+        <w:rPr>
+          <w:rFonts w:ascii="Times New Roman" w:eastAsia="Times New Roman" w:hAnsi="Times New Roman" w:cs="Times New Roman"/>
+          <w:sz w:val="24"/>
+          <w:szCs w:val="24"/>
+          <w:lang w:val="en-US"/>
+        </w:rPr>
+        <w:t xml:space="preserve"> and lists. This is important because I (with a colleague of mine) will be doing an "Intro to Python" course mid-Feb. (I will talk more about this when the day comes closer) </w:t>
+      </w:r>
+    </w:p>
+    <w:p>
+      <w:pPr>
+        <w:spacing w:before="100" w:beforeAutospacing="1" w:after="100" w:afterAutospacing="1" w:line="240" w:lineRule="auto"/>
+        <w:rPr>
+          <w:rFonts w:ascii="Times New Roman" w:eastAsia="Times New Roman" w:hAnsi="Times New Roman" w:cs="Times New Roman"/>
+          <w:sz w:val="24"/>
+          <w:szCs w:val="24"/>
+          <w:lang w:val="en-US"/>
+        </w:rPr>
+      </w:pPr>
+      <w:r>
+        <w:rPr>
+          <w:rFonts w:ascii="Times New Roman" w:eastAsia="Times New Roman" w:hAnsi="Times New Roman" w:cs="Times New Roman"/>
+          <w:sz w:val="24"/>
+          <w:szCs w:val="24"/>
+          <w:lang w:val="en-US"/>
+        </w:rPr>
+        <w:t xml:space="preserve">2) To be honest I wish there </w:t>
+      </w:r>
+      <w:proofErr w:type="gramStart"/>
+      <w:r>
+        <w:rPr>
+          <w:rFonts w:ascii="Times New Roman" w:eastAsia="Times New Roman" w:hAnsi="Times New Roman" w:cs="Times New Roman"/>
+          <w:sz w:val="24"/>
+          <w:szCs w:val="24"/>
+          <w:lang w:val="en-US"/>
+        </w:rPr>
+        <w:t>was</w:t>
+      </w:r>
+      <w:proofErr w:type="gramEnd"/>
+      <w:r>
+        <w:rPr>
+          <w:rFonts w:ascii="Times New Roman" w:eastAsia="Times New Roman" w:hAnsi="Times New Roman" w:cs="Times New Roman"/>
+          <w:sz w:val="24"/>
+          <w:szCs w:val="24"/>
+          <w:lang w:val="en-US"/>
+        </w:rPr>
+        <w:t xml:space="preserve"> number two (</w:t>
       </w:r>
       <w:proofErr w:type="spellStart"/>
       <w:r>
@@ -15706,7 +18763,87 @@
           <w:szCs w:val="24"/>
           <w:lang w:val="en-US"/>
         </w:rPr>
-        <w:t>Since, I kind of skimmed over the content because it was for complete beginners, I finished early and I still wanted to code something. So I started these 10 python challenges. The first one is very simple - an English dictionary. A basic function and some input statements which take user input and return the definition of the word. Nothing too special so far, but will see how it goes. </w:t>
+        <w:t xml:space="preserve">Since, I kind of skimmed over the content because it was for complete beginners, I finished </w:t>
+      </w:r>
+      <w:proofErr w:type="gramStart"/>
+      <w:r>
+        <w:rPr>
+          <w:rFonts w:ascii="Times New Roman" w:eastAsia="Times New Roman" w:hAnsi="Times New Roman" w:cs="Times New Roman"/>
+          <w:sz w:val="24"/>
+          <w:szCs w:val="24"/>
+          <w:lang w:val="en-US"/>
+        </w:rPr>
+        <w:t>early</w:t>
+      </w:r>
+      <w:proofErr w:type="gramEnd"/>
+      <w:r>
+        <w:rPr>
+          <w:rFonts w:ascii="Times New Roman" w:eastAsia="Times New Roman" w:hAnsi="Times New Roman" w:cs="Times New Roman"/>
+          <w:sz w:val="24"/>
+          <w:szCs w:val="24"/>
+          <w:lang w:val="en-US"/>
+        </w:rPr>
+        <w:t xml:space="preserve"> and I still wanted to code something. </w:t>
+      </w:r>
+      <w:proofErr w:type="gramStart"/>
+      <w:r>
+        <w:rPr>
+          <w:rFonts w:ascii="Times New Roman" w:eastAsia="Times New Roman" w:hAnsi="Times New Roman" w:cs="Times New Roman"/>
+          <w:sz w:val="24"/>
+          <w:szCs w:val="24"/>
+          <w:lang w:val="en-US"/>
+        </w:rPr>
+        <w:t>So</w:t>
+      </w:r>
+      <w:proofErr w:type="gramEnd"/>
+      <w:r>
+        <w:rPr>
+          <w:rFonts w:ascii="Times New Roman" w:eastAsia="Times New Roman" w:hAnsi="Times New Roman" w:cs="Times New Roman"/>
+          <w:sz w:val="24"/>
+          <w:szCs w:val="24"/>
+          <w:lang w:val="en-US"/>
+        </w:rPr>
+        <w:t xml:space="preserve"> I started these 10 python challenges. The first one is </w:t>
+      </w:r>
+      <w:proofErr w:type="gramStart"/>
+      <w:r>
+        <w:rPr>
+          <w:rFonts w:ascii="Times New Roman" w:eastAsia="Times New Roman" w:hAnsi="Times New Roman" w:cs="Times New Roman"/>
+          <w:sz w:val="24"/>
+          <w:szCs w:val="24"/>
+          <w:lang w:val="en-US"/>
+        </w:rPr>
+        <w:t>very simple</w:t>
+      </w:r>
+      <w:proofErr w:type="gramEnd"/>
+      <w:r>
+        <w:rPr>
+          <w:rFonts w:ascii="Times New Roman" w:eastAsia="Times New Roman" w:hAnsi="Times New Roman" w:cs="Times New Roman"/>
+          <w:sz w:val="24"/>
+          <w:szCs w:val="24"/>
+          <w:lang w:val="en-US"/>
+        </w:rPr>
+        <w:t xml:space="preserve"> - an English dictionary. A basic function and some input statements which take user input and return the definition of the word. Nothing too special so </w:t>
+      </w:r>
+      <w:proofErr w:type="gramStart"/>
+      <w:r>
+        <w:rPr>
+          <w:rFonts w:ascii="Times New Roman" w:eastAsia="Times New Roman" w:hAnsi="Times New Roman" w:cs="Times New Roman"/>
+          <w:sz w:val="24"/>
+          <w:szCs w:val="24"/>
+          <w:lang w:val="en-US"/>
+        </w:rPr>
+        <w:t>far, but</w:t>
+      </w:r>
+      <w:proofErr w:type="gramEnd"/>
+      <w:r>
+        <w:rPr>
+          <w:rFonts w:ascii="Times New Roman" w:eastAsia="Times New Roman" w:hAnsi="Times New Roman" w:cs="Times New Roman"/>
+          <w:sz w:val="24"/>
+          <w:szCs w:val="24"/>
+          <w:lang w:val="en-US"/>
+        </w:rPr>
+        <w:t xml:space="preserve"> will see how it goes. </w:t>
       </w:r>
     </w:p>
     <w:p>
@@ -15738,7 +18875,27 @@
           <w:lang w:val="en-US"/>
         </w:rPr>
         <w:lastRenderedPageBreak/>
-        <w:t>To be honest, I was expecting to spend more time on the Python for Finance course, but no :( . </w:t>
+        <w:t xml:space="preserve">To be honest, I was expecting to spend more time on the Python for Finance course, but no </w:t>
+      </w:r>
+      <w:proofErr w:type="gramStart"/>
+      <w:r>
+        <w:rPr>
+          <w:rFonts w:ascii="Times New Roman" w:eastAsia="Times New Roman" w:hAnsi="Times New Roman" w:cs="Times New Roman"/>
+          <w:sz w:val="24"/>
+          <w:szCs w:val="24"/>
+          <w:lang w:val="en-US"/>
+        </w:rPr>
+        <w:t>:( .</w:t>
+      </w:r>
+      <w:proofErr w:type="gramEnd"/>
+      <w:r>
+        <w:rPr>
+          <w:rFonts w:ascii="Times New Roman" w:eastAsia="Times New Roman" w:hAnsi="Times New Roman" w:cs="Times New Roman"/>
+          <w:sz w:val="24"/>
+          <w:szCs w:val="24"/>
+          <w:lang w:val="en-US"/>
+        </w:rPr>
+        <w:t> </w:t>
       </w:r>
     </w:p>
     <w:p>
@@ -15902,7 +19059,27 @@
           <w:szCs w:val="24"/>
           <w:lang w:val="en-US"/>
         </w:rPr>
-        <w:t>I have not made a decision yet, but for tomorrow night I will have.</w:t>
+        <w:t xml:space="preserve">I have not </w:t>
+      </w:r>
+      <w:proofErr w:type="gramStart"/>
+      <w:r>
+        <w:rPr>
+          <w:rFonts w:ascii="Times New Roman" w:eastAsia="Times New Roman" w:hAnsi="Times New Roman" w:cs="Times New Roman"/>
+          <w:sz w:val="24"/>
+          <w:szCs w:val="24"/>
+          <w:lang w:val="en-US"/>
+        </w:rPr>
+        <w:t>made a decision</w:t>
+      </w:r>
+      <w:proofErr w:type="gramEnd"/>
+      <w:r>
+        <w:rPr>
+          <w:rFonts w:ascii="Times New Roman" w:eastAsia="Times New Roman" w:hAnsi="Times New Roman" w:cs="Times New Roman"/>
+          <w:sz w:val="24"/>
+          <w:szCs w:val="24"/>
+          <w:lang w:val="en-US"/>
+        </w:rPr>
+        <w:t xml:space="preserve"> yet, but for tomorrow night I will have.</w:t>
       </w:r>
     </w:p>
     <w:p>
@@ -16102,38 +19279,98 @@
           <w:szCs w:val="24"/>
           <w:lang w:val="en-US"/>
         </w:rPr>
-        <w:t xml:space="preserve"> was pretty bad, this one is as well - hence the early post today. I will need to come up with a plan for Tuesdays to do something so that I do not rely on internet (maybe work on existing projects), or do Python challenges from the 101 book.</w:t>
-      </w:r>
-    </w:p>
-    <w:p>
-      <w:pPr>
-        <w:spacing w:before="100" w:beforeAutospacing="1" w:after="100" w:afterAutospacing="1" w:line="240" w:lineRule="auto"/>
-        <w:rPr>
-          <w:rFonts w:ascii="Times New Roman" w:eastAsia="Times New Roman" w:hAnsi="Times New Roman" w:cs="Times New Roman"/>
-          <w:sz w:val="24"/>
-          <w:szCs w:val="24"/>
-          <w:lang w:val="en-US"/>
-        </w:rPr>
-      </w:pPr>
-    </w:p>
-    <w:p>
-      <w:pPr>
-        <w:spacing w:before="100" w:beforeAutospacing="1" w:after="100" w:afterAutospacing="1" w:line="240" w:lineRule="auto"/>
-        <w:rPr>
-          <w:rFonts w:ascii="Times New Roman" w:eastAsia="Times New Roman" w:hAnsi="Times New Roman" w:cs="Times New Roman"/>
-          <w:sz w:val="24"/>
-          <w:szCs w:val="24"/>
-          <w:lang w:val="en-US"/>
-        </w:rPr>
-      </w:pPr>
-      <w:r>
-        <w:rPr>
-          <w:rFonts w:ascii="Times New Roman" w:eastAsia="Times New Roman" w:hAnsi="Times New Roman" w:cs="Times New Roman"/>
-          <w:sz w:val="24"/>
-          <w:szCs w:val="24"/>
-          <w:lang w:val="en-US"/>
-        </w:rPr>
-        <w:t xml:space="preserve">Because it is an early post(due to the </w:t>
+        <w:t xml:space="preserve"> was </w:t>
+      </w:r>
+      <w:proofErr w:type="gramStart"/>
+      <w:r>
+        <w:rPr>
+          <w:rFonts w:ascii="Times New Roman" w:eastAsia="Times New Roman" w:hAnsi="Times New Roman" w:cs="Times New Roman"/>
+          <w:sz w:val="24"/>
+          <w:szCs w:val="24"/>
+          <w:lang w:val="en-US"/>
+        </w:rPr>
+        <w:t>pretty bad</w:t>
+      </w:r>
+      <w:proofErr w:type="gramEnd"/>
+      <w:r>
+        <w:rPr>
+          <w:rFonts w:ascii="Times New Roman" w:eastAsia="Times New Roman" w:hAnsi="Times New Roman" w:cs="Times New Roman"/>
+          <w:sz w:val="24"/>
+          <w:szCs w:val="24"/>
+          <w:lang w:val="en-US"/>
+        </w:rPr>
+        <w:t>, this one is as well - hence the early post today. I will need to come up with a plan for Tuesdays to do something so that I do not rely on internet (maybe work on existing projects</w:t>
+      </w:r>
+      <w:proofErr w:type="gramStart"/>
+      <w:r>
+        <w:rPr>
+          <w:rFonts w:ascii="Times New Roman" w:eastAsia="Times New Roman" w:hAnsi="Times New Roman" w:cs="Times New Roman"/>
+          <w:sz w:val="24"/>
+          <w:szCs w:val="24"/>
+          <w:lang w:val="en-US"/>
+        </w:rPr>
+        <w:t>), or</w:t>
+      </w:r>
+      <w:proofErr w:type="gramEnd"/>
+      <w:r>
+        <w:rPr>
+          <w:rFonts w:ascii="Times New Roman" w:eastAsia="Times New Roman" w:hAnsi="Times New Roman" w:cs="Times New Roman"/>
+          <w:sz w:val="24"/>
+          <w:szCs w:val="24"/>
+          <w:lang w:val="en-US"/>
+        </w:rPr>
+        <w:t xml:space="preserve"> do Python challenges from the 101 book.</w:t>
+      </w:r>
+    </w:p>
+    <w:p>
+      <w:pPr>
+        <w:spacing w:before="100" w:beforeAutospacing="1" w:after="100" w:afterAutospacing="1" w:line="240" w:lineRule="auto"/>
+        <w:rPr>
+          <w:rFonts w:ascii="Times New Roman" w:eastAsia="Times New Roman" w:hAnsi="Times New Roman" w:cs="Times New Roman"/>
+          <w:sz w:val="24"/>
+          <w:szCs w:val="24"/>
+          <w:lang w:val="en-US"/>
+        </w:rPr>
+      </w:pPr>
+    </w:p>
+    <w:p>
+      <w:pPr>
+        <w:spacing w:before="100" w:beforeAutospacing="1" w:after="100" w:afterAutospacing="1" w:line="240" w:lineRule="auto"/>
+        <w:rPr>
+          <w:rFonts w:ascii="Times New Roman" w:eastAsia="Times New Roman" w:hAnsi="Times New Roman" w:cs="Times New Roman"/>
+          <w:sz w:val="24"/>
+          <w:szCs w:val="24"/>
+          <w:lang w:val="en-US"/>
+        </w:rPr>
+      </w:pPr>
+      <w:r>
+        <w:rPr>
+          <w:rFonts w:ascii="Times New Roman" w:eastAsia="Times New Roman" w:hAnsi="Times New Roman" w:cs="Times New Roman"/>
+          <w:sz w:val="24"/>
+          <w:szCs w:val="24"/>
+          <w:lang w:val="en-US"/>
+        </w:rPr>
+        <w:t xml:space="preserve">Because it is an early </w:t>
+      </w:r>
+      <w:proofErr w:type="gramStart"/>
+      <w:r>
+        <w:rPr>
+          <w:rFonts w:ascii="Times New Roman" w:eastAsia="Times New Roman" w:hAnsi="Times New Roman" w:cs="Times New Roman"/>
+          <w:sz w:val="24"/>
+          <w:szCs w:val="24"/>
+          <w:lang w:val="en-US"/>
+        </w:rPr>
+        <w:t>post(</w:t>
+      </w:r>
+      <w:proofErr w:type="gramEnd"/>
+      <w:r>
+        <w:rPr>
+          <w:rFonts w:ascii="Times New Roman" w:eastAsia="Times New Roman" w:hAnsi="Times New Roman" w:cs="Times New Roman"/>
+          <w:sz w:val="24"/>
+          <w:szCs w:val="24"/>
+          <w:lang w:val="en-US"/>
+        </w:rPr>
+        <w:t xml:space="preserve">due to the </w:t>
       </w:r>
       <w:proofErr w:type="spellStart"/>
       <w:r>
@@ -16295,58 +19532,178 @@
           <w:szCs w:val="24"/>
           <w:lang w:val="en-US"/>
         </w:rPr>
-        <w:t>At home I could not do much - all I did was 2 small projects (from the 10 small projects course). The first one is using python's Folium package to create a map and then add some pointers on it for information. It is interesting because it is another package to be aware of, and I now know that I can use it in case I want to create some kind of a map program in Python. </w:t>
-      </w:r>
-    </w:p>
-    <w:p>
-      <w:pPr>
-        <w:spacing w:before="100" w:beforeAutospacing="1" w:after="100" w:afterAutospacing="1" w:line="240" w:lineRule="auto"/>
-        <w:rPr>
-          <w:rFonts w:ascii="Times New Roman" w:eastAsia="Times New Roman" w:hAnsi="Times New Roman" w:cs="Times New Roman"/>
-          <w:sz w:val="24"/>
-          <w:szCs w:val="24"/>
-          <w:lang w:val="en-US"/>
-        </w:rPr>
-      </w:pPr>
-      <w:r>
-        <w:rPr>
-          <w:rFonts w:ascii="Times New Roman" w:eastAsia="Times New Roman" w:hAnsi="Times New Roman" w:cs="Times New Roman"/>
-          <w:sz w:val="24"/>
-          <w:szCs w:val="24"/>
-          <w:lang w:val="en-US"/>
-        </w:rPr>
-        <w:t>The 2nd one is a small personal website with Flask. Obviously I have this one made with Django, but I did not want to skip over a project (they are small anyways). Flask definitely feels "lighter" and simpler (Django is simple as well). The website that is created is very simple - using Bootstrap and is one page. Nothing special, but did not want to skip it. </w:t>
-      </w:r>
-    </w:p>
-    <w:p>
-      <w:pPr>
-        <w:spacing w:before="100" w:beforeAutospacing="1" w:after="100" w:afterAutospacing="1" w:line="240" w:lineRule="auto"/>
-        <w:rPr>
-          <w:rFonts w:ascii="Times New Roman" w:eastAsia="Times New Roman" w:hAnsi="Times New Roman" w:cs="Times New Roman"/>
-          <w:sz w:val="24"/>
-          <w:szCs w:val="24"/>
-          <w:lang w:val="en-US"/>
-        </w:rPr>
-      </w:pPr>
-    </w:p>
-    <w:p>
-      <w:pPr>
-        <w:spacing w:before="100" w:beforeAutospacing="1" w:after="100" w:afterAutospacing="1" w:line="240" w:lineRule="auto"/>
-        <w:rPr>
-          <w:rFonts w:ascii="Times New Roman" w:eastAsia="Times New Roman" w:hAnsi="Times New Roman" w:cs="Times New Roman"/>
-          <w:sz w:val="24"/>
-          <w:szCs w:val="24"/>
-          <w:lang w:val="en-US"/>
-        </w:rPr>
-      </w:pPr>
-      <w:r>
-        <w:rPr>
-          <w:rFonts w:ascii="Times New Roman" w:eastAsia="Times New Roman" w:hAnsi="Times New Roman" w:cs="Times New Roman"/>
-          <w:sz w:val="24"/>
-          <w:szCs w:val="24"/>
-          <w:lang w:val="en-US"/>
-        </w:rPr>
-        <w:t>Tomorrow I want to go back to the Java course. At the moment I am hyped about learning more about Java and doing some kind of a project with it, but I still have not learned all the basics. The next section is about arrays and it is 5 hours long. Surprising, but maybe they have some complications and could be powerful. </w:t>
+        <w:t xml:space="preserve">At home I could not do much - all I did was 2 small projects (from the 10 small projects course). The first one is using python's Folium package to create a map and then add some pointers on it for information. It is interesting because it is another package to be aware of, and I now know that I can use it in case I want to create </w:t>
+      </w:r>
+      <w:proofErr w:type="gramStart"/>
+      <w:r>
+        <w:rPr>
+          <w:rFonts w:ascii="Times New Roman" w:eastAsia="Times New Roman" w:hAnsi="Times New Roman" w:cs="Times New Roman"/>
+          <w:sz w:val="24"/>
+          <w:szCs w:val="24"/>
+          <w:lang w:val="en-US"/>
+        </w:rPr>
+        <w:t>some kind of a</w:t>
+      </w:r>
+      <w:proofErr w:type="gramEnd"/>
+      <w:r>
+        <w:rPr>
+          <w:rFonts w:ascii="Times New Roman" w:eastAsia="Times New Roman" w:hAnsi="Times New Roman" w:cs="Times New Roman"/>
+          <w:sz w:val="24"/>
+          <w:szCs w:val="24"/>
+          <w:lang w:val="en-US"/>
+        </w:rPr>
+        <w:t xml:space="preserve"> map program in Python. </w:t>
+      </w:r>
+    </w:p>
+    <w:p>
+      <w:pPr>
+        <w:spacing w:before="100" w:beforeAutospacing="1" w:after="100" w:afterAutospacing="1" w:line="240" w:lineRule="auto"/>
+        <w:rPr>
+          <w:rFonts w:ascii="Times New Roman" w:eastAsia="Times New Roman" w:hAnsi="Times New Roman" w:cs="Times New Roman"/>
+          <w:sz w:val="24"/>
+          <w:szCs w:val="24"/>
+          <w:lang w:val="en-US"/>
+        </w:rPr>
+      </w:pPr>
+      <w:r>
+        <w:rPr>
+          <w:rFonts w:ascii="Times New Roman" w:eastAsia="Times New Roman" w:hAnsi="Times New Roman" w:cs="Times New Roman"/>
+          <w:sz w:val="24"/>
+          <w:szCs w:val="24"/>
+          <w:lang w:val="en-US"/>
+        </w:rPr>
+        <w:t xml:space="preserve">The 2nd one is a small personal website with Flask. </w:t>
+      </w:r>
+      <w:proofErr w:type="gramStart"/>
+      <w:r>
+        <w:rPr>
+          <w:rFonts w:ascii="Times New Roman" w:eastAsia="Times New Roman" w:hAnsi="Times New Roman" w:cs="Times New Roman"/>
+          <w:sz w:val="24"/>
+          <w:szCs w:val="24"/>
+          <w:lang w:val="en-US"/>
+        </w:rPr>
+        <w:t>Obviously</w:t>
+      </w:r>
+      <w:proofErr w:type="gramEnd"/>
+      <w:r>
+        <w:rPr>
+          <w:rFonts w:ascii="Times New Roman" w:eastAsia="Times New Roman" w:hAnsi="Times New Roman" w:cs="Times New Roman"/>
+          <w:sz w:val="24"/>
+          <w:szCs w:val="24"/>
+          <w:lang w:val="en-US"/>
+        </w:rPr>
+        <w:t xml:space="preserve"> I have this one made with Django, but I did not want to skip over a project (they are small anyways). Flask </w:t>
+      </w:r>
+      <w:proofErr w:type="gramStart"/>
+      <w:r>
+        <w:rPr>
+          <w:rFonts w:ascii="Times New Roman" w:eastAsia="Times New Roman" w:hAnsi="Times New Roman" w:cs="Times New Roman"/>
+          <w:sz w:val="24"/>
+          <w:szCs w:val="24"/>
+          <w:lang w:val="en-US"/>
+        </w:rPr>
+        <w:t>definitely feels</w:t>
+      </w:r>
+      <w:proofErr w:type="gramEnd"/>
+      <w:r>
+        <w:rPr>
+          <w:rFonts w:ascii="Times New Roman" w:eastAsia="Times New Roman" w:hAnsi="Times New Roman" w:cs="Times New Roman"/>
+          <w:sz w:val="24"/>
+          <w:szCs w:val="24"/>
+          <w:lang w:val="en-US"/>
+        </w:rPr>
+        <w:t xml:space="preserve"> "lighter" and simpler (Django is simple as well). The website that is created is </w:t>
+      </w:r>
+      <w:proofErr w:type="gramStart"/>
+      <w:r>
+        <w:rPr>
+          <w:rFonts w:ascii="Times New Roman" w:eastAsia="Times New Roman" w:hAnsi="Times New Roman" w:cs="Times New Roman"/>
+          <w:sz w:val="24"/>
+          <w:szCs w:val="24"/>
+          <w:lang w:val="en-US"/>
+        </w:rPr>
+        <w:t>very simple</w:t>
+      </w:r>
+      <w:proofErr w:type="gramEnd"/>
+      <w:r>
+        <w:rPr>
+          <w:rFonts w:ascii="Times New Roman" w:eastAsia="Times New Roman" w:hAnsi="Times New Roman" w:cs="Times New Roman"/>
+          <w:sz w:val="24"/>
+          <w:szCs w:val="24"/>
+          <w:lang w:val="en-US"/>
+        </w:rPr>
+        <w:t xml:space="preserve"> - using Bootstrap and is one page. Nothing </w:t>
+      </w:r>
+      <w:proofErr w:type="gramStart"/>
+      <w:r>
+        <w:rPr>
+          <w:rFonts w:ascii="Times New Roman" w:eastAsia="Times New Roman" w:hAnsi="Times New Roman" w:cs="Times New Roman"/>
+          <w:sz w:val="24"/>
+          <w:szCs w:val="24"/>
+          <w:lang w:val="en-US"/>
+        </w:rPr>
+        <w:t>special, but</w:t>
+      </w:r>
+      <w:proofErr w:type="gramEnd"/>
+      <w:r>
+        <w:rPr>
+          <w:rFonts w:ascii="Times New Roman" w:eastAsia="Times New Roman" w:hAnsi="Times New Roman" w:cs="Times New Roman"/>
+          <w:sz w:val="24"/>
+          <w:szCs w:val="24"/>
+          <w:lang w:val="en-US"/>
+        </w:rPr>
+        <w:t xml:space="preserve"> did not want to skip it. </w:t>
+      </w:r>
+    </w:p>
+    <w:p>
+      <w:pPr>
+        <w:spacing w:before="100" w:beforeAutospacing="1" w:after="100" w:afterAutospacing="1" w:line="240" w:lineRule="auto"/>
+        <w:rPr>
+          <w:rFonts w:ascii="Times New Roman" w:eastAsia="Times New Roman" w:hAnsi="Times New Roman" w:cs="Times New Roman"/>
+          <w:sz w:val="24"/>
+          <w:szCs w:val="24"/>
+          <w:lang w:val="en-US"/>
+        </w:rPr>
+      </w:pPr>
+    </w:p>
+    <w:p>
+      <w:pPr>
+        <w:spacing w:before="100" w:beforeAutospacing="1" w:after="100" w:afterAutospacing="1" w:line="240" w:lineRule="auto"/>
+        <w:rPr>
+          <w:rFonts w:ascii="Times New Roman" w:eastAsia="Times New Roman" w:hAnsi="Times New Roman" w:cs="Times New Roman"/>
+          <w:sz w:val="24"/>
+          <w:szCs w:val="24"/>
+          <w:lang w:val="en-US"/>
+        </w:rPr>
+      </w:pPr>
+      <w:r>
+        <w:rPr>
+          <w:rFonts w:ascii="Times New Roman" w:eastAsia="Times New Roman" w:hAnsi="Times New Roman" w:cs="Times New Roman"/>
+          <w:sz w:val="24"/>
+          <w:szCs w:val="24"/>
+          <w:lang w:val="en-US"/>
+        </w:rPr>
+        <w:t xml:space="preserve">Tomorrow I want to go back to the Java course. </w:t>
+      </w:r>
+      <w:proofErr w:type="gramStart"/>
+      <w:r>
+        <w:rPr>
+          <w:rFonts w:ascii="Times New Roman" w:eastAsia="Times New Roman" w:hAnsi="Times New Roman" w:cs="Times New Roman"/>
+          <w:sz w:val="24"/>
+          <w:szCs w:val="24"/>
+          <w:lang w:val="en-US"/>
+        </w:rPr>
+        <w:t>At the moment</w:t>
+      </w:r>
+      <w:proofErr w:type="gramEnd"/>
+      <w:r>
+        <w:rPr>
+          <w:rFonts w:ascii="Times New Roman" w:eastAsia="Times New Roman" w:hAnsi="Times New Roman" w:cs="Times New Roman"/>
+          <w:sz w:val="24"/>
+          <w:szCs w:val="24"/>
+          <w:lang w:val="en-US"/>
+        </w:rPr>
+        <w:t xml:space="preserve"> I am hyped about learning more about Java and doing some kind of a project with it, but I still have not learned all the basics. The next section is about arrays and it is 5 hours long. Surprising, but maybe they have some complications and could be powerful. </w:t>
       </w:r>
     </w:p>
     <w:p>
@@ -16506,7 +19863,31 @@
           <w:szCs w:val="24"/>
           <w:lang w:val="en-US"/>
         </w:rPr>
-        <w:t>Welcome to this late night post...</w:t>
+        <w:t xml:space="preserve">Welcome to this </w:t>
+      </w:r>
+      <w:proofErr w:type="gramStart"/>
+      <w:r>
+        <w:rPr>
+          <w:rFonts w:ascii="Times New Roman" w:eastAsia="Times New Roman" w:hAnsi="Times New Roman" w:cs="Times New Roman"/>
+          <w:i/>
+          <w:iCs/>
+          <w:sz w:val="24"/>
+          <w:szCs w:val="24"/>
+          <w:lang w:val="en-US"/>
+        </w:rPr>
+        <w:t>late night</w:t>
+      </w:r>
+      <w:proofErr w:type="gramEnd"/>
+      <w:r>
+        <w:rPr>
+          <w:rFonts w:ascii="Times New Roman" w:eastAsia="Times New Roman" w:hAnsi="Times New Roman" w:cs="Times New Roman"/>
+          <w:i/>
+          <w:iCs/>
+          <w:sz w:val="24"/>
+          <w:szCs w:val="24"/>
+          <w:lang w:val="en-US"/>
+        </w:rPr>
+        <w:t xml:space="preserve"> post...</w:t>
       </w:r>
     </w:p>
     <w:p>
@@ -16561,34 +19942,85 @@
           <w:lang w:val="en-US"/>
         </w:rPr>
       </w:pPr>
-      <w:r>
-        <w:rPr>
-          <w:rFonts w:ascii="Times New Roman" w:eastAsia="Times New Roman" w:hAnsi="Times New Roman" w:cs="Times New Roman"/>
-          <w:sz w:val="24"/>
-          <w:szCs w:val="24"/>
-          <w:lang w:val="en-US"/>
-        </w:rPr>
-        <w:t>First of all, the Java course.</w:t>
-      </w:r>
-    </w:p>
-    <w:p>
-      <w:pPr>
-        <w:spacing w:before="100" w:beforeAutospacing="1" w:after="100" w:afterAutospacing="1" w:line="240" w:lineRule="auto"/>
-        <w:rPr>
-          <w:rFonts w:ascii="Times New Roman" w:eastAsia="Times New Roman" w:hAnsi="Times New Roman" w:cs="Times New Roman"/>
-          <w:sz w:val="24"/>
-          <w:szCs w:val="24"/>
-          <w:lang w:val="en-US"/>
-        </w:rPr>
-      </w:pPr>
-      <w:r>
-        <w:rPr>
-          <w:rFonts w:ascii="Times New Roman" w:eastAsia="Times New Roman" w:hAnsi="Times New Roman" w:cs="Times New Roman"/>
-          <w:sz w:val="24"/>
-          <w:szCs w:val="24"/>
-          <w:lang w:val="en-US"/>
-        </w:rPr>
-        <w:t xml:space="preserve">The array sections is 5h 30m as I mentioned. Apparently there are couple of things that are interesting and need to be covered when we are talking about java arrays. I would say I have covered a third of the section which includes looping through an array and how to initialize one with int[] </w:t>
+      <w:proofErr w:type="gramStart"/>
+      <w:r>
+        <w:rPr>
+          <w:rFonts w:ascii="Times New Roman" w:eastAsia="Times New Roman" w:hAnsi="Times New Roman" w:cs="Times New Roman"/>
+          <w:sz w:val="24"/>
+          <w:szCs w:val="24"/>
+          <w:lang w:val="en-US"/>
+        </w:rPr>
+        <w:t>First of all</w:t>
+      </w:r>
+      <w:proofErr w:type="gramEnd"/>
+      <w:r>
+        <w:rPr>
+          <w:rFonts w:ascii="Times New Roman" w:eastAsia="Times New Roman" w:hAnsi="Times New Roman" w:cs="Times New Roman"/>
+          <w:sz w:val="24"/>
+          <w:szCs w:val="24"/>
+          <w:lang w:val="en-US"/>
+        </w:rPr>
+        <w:t>, the Java course.</w:t>
+      </w:r>
+    </w:p>
+    <w:p>
+      <w:pPr>
+        <w:spacing w:before="100" w:beforeAutospacing="1" w:after="100" w:afterAutospacing="1" w:line="240" w:lineRule="auto"/>
+        <w:rPr>
+          <w:rFonts w:ascii="Times New Roman" w:eastAsia="Times New Roman" w:hAnsi="Times New Roman" w:cs="Times New Roman"/>
+          <w:sz w:val="24"/>
+          <w:szCs w:val="24"/>
+          <w:lang w:val="en-US"/>
+        </w:rPr>
+      </w:pPr>
+      <w:r>
+        <w:rPr>
+          <w:rFonts w:ascii="Times New Roman" w:eastAsia="Times New Roman" w:hAnsi="Times New Roman" w:cs="Times New Roman"/>
+          <w:sz w:val="24"/>
+          <w:szCs w:val="24"/>
+          <w:lang w:val="en-US"/>
+        </w:rPr>
+        <w:t xml:space="preserve">The array sections </w:t>
+      </w:r>
+      <w:proofErr w:type="gramStart"/>
+      <w:r>
+        <w:rPr>
+          <w:rFonts w:ascii="Times New Roman" w:eastAsia="Times New Roman" w:hAnsi="Times New Roman" w:cs="Times New Roman"/>
+          <w:sz w:val="24"/>
+          <w:szCs w:val="24"/>
+          <w:lang w:val="en-US"/>
+        </w:rPr>
+        <w:t>is</w:t>
+      </w:r>
+      <w:proofErr w:type="gramEnd"/>
+      <w:r>
+        <w:rPr>
+          <w:rFonts w:ascii="Times New Roman" w:eastAsia="Times New Roman" w:hAnsi="Times New Roman" w:cs="Times New Roman"/>
+          <w:sz w:val="24"/>
+          <w:szCs w:val="24"/>
+          <w:lang w:val="en-US"/>
+        </w:rPr>
+        <w:t xml:space="preserve"> 5h 30m as I mentioned. </w:t>
+      </w:r>
+      <w:proofErr w:type="gramStart"/>
+      <w:r>
+        <w:rPr>
+          <w:rFonts w:ascii="Times New Roman" w:eastAsia="Times New Roman" w:hAnsi="Times New Roman" w:cs="Times New Roman"/>
+          <w:sz w:val="24"/>
+          <w:szCs w:val="24"/>
+          <w:lang w:val="en-US"/>
+        </w:rPr>
+        <w:t>Apparently</w:t>
+      </w:r>
+      <w:proofErr w:type="gramEnd"/>
+      <w:r>
+        <w:rPr>
+          <w:rFonts w:ascii="Times New Roman" w:eastAsia="Times New Roman" w:hAnsi="Times New Roman" w:cs="Times New Roman"/>
+          <w:sz w:val="24"/>
+          <w:szCs w:val="24"/>
+          <w:lang w:val="en-US"/>
+        </w:rPr>
+        <w:t xml:space="preserve"> there are couple of things that are interesting and need to be covered when we are talking about java arrays. I would say I have covered a third of the section which includes looping through an array and how to initialize one with int[] </w:t>
       </w:r>
       <w:proofErr w:type="spellStart"/>
       <w:r>
@@ -16811,7 +20243,27 @@
           <w:szCs w:val="24"/>
           <w:lang w:val="en-US"/>
         </w:rPr>
-        <w:t>After I closed the Java course, I found this beginner Machine Learning course for Python. I decided to give it a go, because it was still kind of early and also I was interested in learning more about ML. </w:t>
+        <w:t xml:space="preserve">After I closed the Java course, I found this beginner Machine Learning course for Python. I decided to give it a go, because it was still kind of early and </w:t>
+      </w:r>
+      <w:proofErr w:type="gramStart"/>
+      <w:r>
+        <w:rPr>
+          <w:rFonts w:ascii="Times New Roman" w:eastAsia="Times New Roman" w:hAnsi="Times New Roman" w:cs="Times New Roman"/>
+          <w:sz w:val="24"/>
+          <w:szCs w:val="24"/>
+          <w:lang w:val="en-US"/>
+        </w:rPr>
+        <w:t>also</w:t>
+      </w:r>
+      <w:proofErr w:type="gramEnd"/>
+      <w:r>
+        <w:rPr>
+          <w:rFonts w:ascii="Times New Roman" w:eastAsia="Times New Roman" w:hAnsi="Times New Roman" w:cs="Times New Roman"/>
+          <w:sz w:val="24"/>
+          <w:szCs w:val="24"/>
+          <w:lang w:val="en-US"/>
+        </w:rPr>
+        <w:t xml:space="preserve"> I was interested in learning more about ML. </w:t>
       </w:r>
     </w:p>
     <w:p>
@@ -16851,7 +20303,27 @@
           <w:szCs w:val="24"/>
           <w:lang w:val="en-US"/>
         </w:rPr>
-        <w:t>It sounds very interesting and cannot wait to continue it tomorrow.</w:t>
+        <w:t xml:space="preserve">It sounds </w:t>
+      </w:r>
+      <w:proofErr w:type="gramStart"/>
+      <w:r>
+        <w:rPr>
+          <w:rFonts w:ascii="Times New Roman" w:eastAsia="Times New Roman" w:hAnsi="Times New Roman" w:cs="Times New Roman"/>
+          <w:sz w:val="24"/>
+          <w:szCs w:val="24"/>
+          <w:lang w:val="en-US"/>
+        </w:rPr>
+        <w:t>very interesting</w:t>
+      </w:r>
+      <w:proofErr w:type="gramEnd"/>
+      <w:r>
+        <w:rPr>
+          <w:rFonts w:ascii="Times New Roman" w:eastAsia="Times New Roman" w:hAnsi="Times New Roman" w:cs="Times New Roman"/>
+          <w:sz w:val="24"/>
+          <w:szCs w:val="24"/>
+          <w:lang w:val="en-US"/>
+        </w:rPr>
+        <w:t xml:space="preserve"> and cannot wait to continue it tomorrow.</w:t>
       </w:r>
     </w:p>
     <w:p>
@@ -16952,7 +20424,15 @@
         <w:t>Summary:</w:t>
       </w:r>
       <w:r>
-        <w:t xml:space="preserve"> Day 36 of 100. Learned some of the theory behind ML. More importantly - decided to learn about relational databases(PostgreSQL) and expand my </w:t>
+        <w:t xml:space="preserve"> Day 36 of 100. Learned some of the theory behind ML. More importantly - decided to learn about relational </w:t>
+      </w:r>
+      <w:proofErr w:type="gramStart"/>
+      <w:r>
+        <w:t>databases(</w:t>
+      </w:r>
+      <w:proofErr w:type="gramEnd"/>
+      <w:r>
+        <w:t xml:space="preserve">PostgreSQL) and expand my </w:t>
       </w:r>
       <w:proofErr w:type="spellStart"/>
       <w:r>
@@ -17020,7 +20500,47 @@
           <w:lang w:val="en-US"/>
         </w:rPr>
         <w:lastRenderedPageBreak/>
-        <w:t xml:space="preserve">Well today I continued with the Machine learning course, which mainly covered the theory behind different regressions that are used. Sadly there was not much coding, it was mostly theoretical. The only coding bits were when I being shown how to create a regression fit line on my own (without using </w:t>
+        <w:t xml:space="preserve">Well today I continued with the Machine learning course, which mainly covered the theory behind different regressions that are used. </w:t>
+      </w:r>
+      <w:proofErr w:type="gramStart"/>
+      <w:r>
+        <w:rPr>
+          <w:rFonts w:ascii="Times New Roman" w:eastAsia="Times New Roman" w:hAnsi="Times New Roman" w:cs="Times New Roman"/>
+          <w:sz w:val="24"/>
+          <w:szCs w:val="24"/>
+          <w:lang w:val="en-US"/>
+        </w:rPr>
+        <w:t>Sadly</w:t>
+      </w:r>
+      <w:proofErr w:type="gramEnd"/>
+      <w:r>
+        <w:rPr>
+          <w:rFonts w:ascii="Times New Roman" w:eastAsia="Times New Roman" w:hAnsi="Times New Roman" w:cs="Times New Roman"/>
+          <w:sz w:val="24"/>
+          <w:szCs w:val="24"/>
+          <w:lang w:val="en-US"/>
+        </w:rPr>
+        <w:t xml:space="preserve"> there was not much coding, it was mostly theoretical. The only coding bits were when I </w:t>
+      </w:r>
+      <w:proofErr w:type="gramStart"/>
+      <w:r>
+        <w:rPr>
+          <w:rFonts w:ascii="Times New Roman" w:eastAsia="Times New Roman" w:hAnsi="Times New Roman" w:cs="Times New Roman"/>
+          <w:sz w:val="24"/>
+          <w:szCs w:val="24"/>
+          <w:lang w:val="en-US"/>
+        </w:rPr>
+        <w:t>being</w:t>
+      </w:r>
+      <w:proofErr w:type="gramEnd"/>
+      <w:r>
+        <w:rPr>
+          <w:rFonts w:ascii="Times New Roman" w:eastAsia="Times New Roman" w:hAnsi="Times New Roman" w:cs="Times New Roman"/>
+          <w:sz w:val="24"/>
+          <w:szCs w:val="24"/>
+          <w:lang w:val="en-US"/>
+        </w:rPr>
+        <w:t xml:space="preserve"> shown how to create a regression fit line on my own (without using </w:t>
       </w:r>
       <w:proofErr w:type="spellStart"/>
       <w:r>
@@ -17448,7 +20968,27 @@
           <w:szCs w:val="24"/>
           <w:lang w:val="en-US"/>
         </w:rPr>
-        <w:t>Decided to stick with the "weekend" schedule where I post about Friday's activities Saturday morning and Saturday's activities on Sunday morning (so I can code till later on both days).</w:t>
+        <w:t xml:space="preserve">Decided to stick with the "weekend" schedule where I post about Friday's activities Saturday morning and Saturday's activities on Sunday morning (so I can code till </w:t>
+      </w:r>
+      <w:proofErr w:type="gramStart"/>
+      <w:r>
+        <w:rPr>
+          <w:rFonts w:ascii="Times New Roman" w:eastAsia="Times New Roman" w:hAnsi="Times New Roman" w:cs="Times New Roman"/>
+          <w:sz w:val="24"/>
+          <w:szCs w:val="24"/>
+          <w:lang w:val="en-US"/>
+        </w:rPr>
+        <w:t>later on</w:t>
+      </w:r>
+      <w:proofErr w:type="gramEnd"/>
+      <w:r>
+        <w:rPr>
+          <w:rFonts w:ascii="Times New Roman" w:eastAsia="Times New Roman" w:hAnsi="Times New Roman" w:cs="Times New Roman"/>
+          <w:sz w:val="24"/>
+          <w:szCs w:val="24"/>
+          <w:lang w:val="en-US"/>
+        </w:rPr>
+        <w:t xml:space="preserve"> both days).</w:t>
       </w:r>
     </w:p>
     <w:p>
@@ -17499,7 +21039,47 @@
           <w:szCs w:val="24"/>
           <w:lang w:val="en-US"/>
         </w:rPr>
-        <w:t xml:space="preserve"> software in particular. This morning I remembered the first time I "encountered" SQL, it was couple of hours before an Audit test which was worth 30% of the Audit mark (very detailed </w:t>
+        <w:t xml:space="preserve"> </w:t>
+      </w:r>
+      <w:proofErr w:type="gramStart"/>
+      <w:r>
+        <w:rPr>
+          <w:rFonts w:ascii="Times New Roman" w:eastAsia="Times New Roman" w:hAnsi="Times New Roman" w:cs="Times New Roman"/>
+          <w:sz w:val="24"/>
+          <w:szCs w:val="24"/>
+          <w:lang w:val="en-US"/>
+        </w:rPr>
+        <w:t>software in particular</w:t>
+      </w:r>
+      <w:proofErr w:type="gramEnd"/>
+      <w:r>
+        <w:rPr>
+          <w:rFonts w:ascii="Times New Roman" w:eastAsia="Times New Roman" w:hAnsi="Times New Roman" w:cs="Times New Roman"/>
+          <w:sz w:val="24"/>
+          <w:szCs w:val="24"/>
+          <w:lang w:val="en-US"/>
+        </w:rPr>
+        <w:t xml:space="preserve">. This morning I remembered the first time I "encountered" </w:t>
+      </w:r>
+      <w:proofErr w:type="gramStart"/>
+      <w:r>
+        <w:rPr>
+          <w:rFonts w:ascii="Times New Roman" w:eastAsia="Times New Roman" w:hAnsi="Times New Roman" w:cs="Times New Roman"/>
+          <w:sz w:val="24"/>
+          <w:szCs w:val="24"/>
+          <w:lang w:val="en-US"/>
+        </w:rPr>
+        <w:t>SQL,</w:t>
+      </w:r>
+      <w:proofErr w:type="gramEnd"/>
+      <w:r>
+        <w:rPr>
+          <w:rFonts w:ascii="Times New Roman" w:eastAsia="Times New Roman" w:hAnsi="Times New Roman" w:cs="Times New Roman"/>
+          <w:sz w:val="24"/>
+          <w:szCs w:val="24"/>
+          <w:lang w:val="en-US"/>
+        </w:rPr>
+        <w:t xml:space="preserve"> it was couple of hours before an Audit test which was worth 30% of the Audit mark (very detailed </w:t>
       </w:r>
       <w:proofErr w:type="spellStart"/>
       <w:r>
@@ -17532,34 +21112,65 @@
           <w:lang w:val="en-US"/>
         </w:rPr>
       </w:pPr>
-      <w:r>
-        <w:rPr>
-          <w:rFonts w:ascii="Times New Roman" w:eastAsia="Times New Roman" w:hAnsi="Times New Roman" w:cs="Times New Roman"/>
-          <w:sz w:val="24"/>
-          <w:szCs w:val="24"/>
-          <w:lang w:val="en-US"/>
-        </w:rPr>
-        <w:t>So I decided to learn a programming language (or what I thought was a programming language). SQL seemed like an easy syntax, easy to learn language. To be fair, SQL is technically a language (says it in the name as well) but it is a database language, not like Python, JS, Java, C, etc. which are considered programming languages. </w:t>
-      </w:r>
-    </w:p>
-    <w:p>
-      <w:pPr>
-        <w:spacing w:before="100" w:beforeAutospacing="1" w:after="100" w:afterAutospacing="1" w:line="240" w:lineRule="auto"/>
-        <w:rPr>
-          <w:rFonts w:ascii="Times New Roman" w:eastAsia="Times New Roman" w:hAnsi="Times New Roman" w:cs="Times New Roman"/>
-          <w:sz w:val="24"/>
-          <w:szCs w:val="24"/>
-          <w:lang w:val="en-US"/>
-        </w:rPr>
-      </w:pPr>
-      <w:r>
-        <w:rPr>
-          <w:rFonts w:ascii="Times New Roman" w:eastAsia="Times New Roman" w:hAnsi="Times New Roman" w:cs="Times New Roman"/>
-          <w:sz w:val="24"/>
-          <w:szCs w:val="24"/>
-          <w:lang w:val="en-US"/>
-        </w:rPr>
-        <w:t>Nevertheless, before the test I covered very simple statements like selecting, adding, deleting and filtering data. I only decided to do it (it was for 2-3 hours) because of its simplicity.</w:t>
+      <w:proofErr w:type="gramStart"/>
+      <w:r>
+        <w:rPr>
+          <w:rFonts w:ascii="Times New Roman" w:eastAsia="Times New Roman" w:hAnsi="Times New Roman" w:cs="Times New Roman"/>
+          <w:sz w:val="24"/>
+          <w:szCs w:val="24"/>
+          <w:lang w:val="en-US"/>
+        </w:rPr>
+        <w:t>So</w:t>
+      </w:r>
+      <w:proofErr w:type="gramEnd"/>
+      <w:r>
+        <w:rPr>
+          <w:rFonts w:ascii="Times New Roman" w:eastAsia="Times New Roman" w:hAnsi="Times New Roman" w:cs="Times New Roman"/>
+          <w:sz w:val="24"/>
+          <w:szCs w:val="24"/>
+          <w:lang w:val="en-US"/>
+        </w:rPr>
+        <w:t xml:space="preserve"> I decided to learn a programming language (or what I thought was a programming language). SQL seemed like an easy syntax, easy to learn language. To be fair, SQL is technically a language (says it in the name as well) but it is a database language, not like Python, JS, Java, C, etc. which are considered programming languages. </w:t>
+      </w:r>
+    </w:p>
+    <w:p>
+      <w:pPr>
+        <w:spacing w:before="100" w:beforeAutospacing="1" w:after="100" w:afterAutospacing="1" w:line="240" w:lineRule="auto"/>
+        <w:rPr>
+          <w:rFonts w:ascii="Times New Roman" w:eastAsia="Times New Roman" w:hAnsi="Times New Roman" w:cs="Times New Roman"/>
+          <w:sz w:val="24"/>
+          <w:szCs w:val="24"/>
+          <w:lang w:val="en-US"/>
+        </w:rPr>
+      </w:pPr>
+      <w:r>
+        <w:rPr>
+          <w:rFonts w:ascii="Times New Roman" w:eastAsia="Times New Roman" w:hAnsi="Times New Roman" w:cs="Times New Roman"/>
+          <w:sz w:val="24"/>
+          <w:szCs w:val="24"/>
+          <w:lang w:val="en-US"/>
+        </w:rPr>
+        <w:t xml:space="preserve">Nevertheless, before the test I covered </w:t>
+      </w:r>
+      <w:proofErr w:type="gramStart"/>
+      <w:r>
+        <w:rPr>
+          <w:rFonts w:ascii="Times New Roman" w:eastAsia="Times New Roman" w:hAnsi="Times New Roman" w:cs="Times New Roman"/>
+          <w:sz w:val="24"/>
+          <w:szCs w:val="24"/>
+          <w:lang w:val="en-US"/>
+        </w:rPr>
+        <w:t>very simple</w:t>
+      </w:r>
+      <w:proofErr w:type="gramEnd"/>
+      <w:r>
+        <w:rPr>
+          <w:rFonts w:ascii="Times New Roman" w:eastAsia="Times New Roman" w:hAnsi="Times New Roman" w:cs="Times New Roman"/>
+          <w:sz w:val="24"/>
+          <w:szCs w:val="24"/>
+          <w:lang w:val="en-US"/>
+        </w:rPr>
+        <w:t xml:space="preserve"> statements like selecting, adding, deleting and filtering data. I only decided to do it (it was for 2-3 hours) because of its simplicity.</w:t>
       </w:r>
     </w:p>
     <w:p>
@@ -17891,7 +21502,27 @@
           <w:lang w:val="en-US"/>
         </w:rPr>
         <w:lastRenderedPageBreak/>
-        <w:t>Knowing PostgreSQL(even the basics) is not bad since it is one of the most powerful relational databases. Doing this relatively short course on learning SQL, Postgres and making a connection to Python was useful because I did not have much experience using relational databases and I wanted to fill the gap (even if I just learned the basics). </w:t>
+        <w:t xml:space="preserve">Knowing </w:t>
+      </w:r>
+      <w:proofErr w:type="gramStart"/>
+      <w:r>
+        <w:rPr>
+          <w:rFonts w:ascii="Times New Roman" w:eastAsia="Times New Roman" w:hAnsi="Times New Roman" w:cs="Times New Roman"/>
+          <w:sz w:val="24"/>
+          <w:szCs w:val="24"/>
+          <w:lang w:val="en-US"/>
+        </w:rPr>
+        <w:t>PostgreSQL(</w:t>
+      </w:r>
+      <w:proofErr w:type="gramEnd"/>
+      <w:r>
+        <w:rPr>
+          <w:rFonts w:ascii="Times New Roman" w:eastAsia="Times New Roman" w:hAnsi="Times New Roman" w:cs="Times New Roman"/>
+          <w:sz w:val="24"/>
+          <w:szCs w:val="24"/>
+          <w:lang w:val="en-US"/>
+        </w:rPr>
+        <w:t>even the basics) is not bad since it is one of the most powerful relational databases. Doing this relatively short course on learning SQL, Postgres and making a connection to Python was useful because I did not have much experience using relational databases and I wanted to fill the gap (even if I just learned the basics). </w:t>
       </w:r>
     </w:p>
     <w:p>
@@ -18011,7 +21642,27 @@
           <w:szCs w:val="24"/>
           <w:lang w:val="en-US"/>
         </w:rPr>
-        <w:t xml:space="preserve"> and SQL have some kind of connection) and the most important thing was the SQL syntax that I learned. </w:t>
+        <w:t xml:space="preserve"> and SQL have </w:t>
+      </w:r>
+      <w:proofErr w:type="gramStart"/>
+      <w:r>
+        <w:rPr>
+          <w:rFonts w:ascii="Times New Roman" w:eastAsia="Times New Roman" w:hAnsi="Times New Roman" w:cs="Times New Roman"/>
+          <w:sz w:val="24"/>
+          <w:szCs w:val="24"/>
+          <w:lang w:val="en-US"/>
+        </w:rPr>
+        <w:t>some kind of connection</w:t>
+      </w:r>
+      <w:proofErr w:type="gramEnd"/>
+      <w:r>
+        <w:rPr>
+          <w:rFonts w:ascii="Times New Roman" w:eastAsia="Times New Roman" w:hAnsi="Times New Roman" w:cs="Times New Roman"/>
+          <w:sz w:val="24"/>
+          <w:szCs w:val="24"/>
+          <w:lang w:val="en-US"/>
+        </w:rPr>
+        <w:t>) and the most important thing was the SQL syntax that I learned. </w:t>
       </w:r>
     </w:p>
     <w:p>
@@ -18222,7 +21873,27 @@
           <w:szCs w:val="24"/>
           <w:lang w:val="en-US"/>
         </w:rPr>
-        <w:t>Overall, a very useful course.</w:t>
+        <w:t xml:space="preserve">Overall, </w:t>
+      </w:r>
+      <w:proofErr w:type="gramStart"/>
+      <w:r>
+        <w:rPr>
+          <w:rFonts w:ascii="Times New Roman" w:eastAsia="Times New Roman" w:hAnsi="Times New Roman" w:cs="Times New Roman"/>
+          <w:sz w:val="24"/>
+          <w:szCs w:val="24"/>
+          <w:lang w:val="en-US"/>
+        </w:rPr>
+        <w:t>a very useful</w:t>
+      </w:r>
+      <w:proofErr w:type="gramEnd"/>
+      <w:r>
+        <w:rPr>
+          <w:rFonts w:ascii="Times New Roman" w:eastAsia="Times New Roman" w:hAnsi="Times New Roman" w:cs="Times New Roman"/>
+          <w:sz w:val="24"/>
+          <w:szCs w:val="24"/>
+          <w:lang w:val="en-US"/>
+        </w:rPr>
+        <w:t xml:space="preserve"> course.</w:t>
       </w:r>
       <w:r>
         <w:rPr>
@@ -18260,7 +21931,27 @@
           <w:szCs w:val="24"/>
           <w:lang w:val="en-US"/>
         </w:rPr>
-        <w:t xml:space="preserve"> will definitely not hurt. </w:t>
+        <w:t xml:space="preserve"> will </w:t>
+      </w:r>
+      <w:proofErr w:type="gramStart"/>
+      <w:r>
+        <w:rPr>
+          <w:rFonts w:ascii="Times New Roman" w:eastAsia="Times New Roman" w:hAnsi="Times New Roman" w:cs="Times New Roman"/>
+          <w:sz w:val="24"/>
+          <w:szCs w:val="24"/>
+          <w:lang w:val="en-US"/>
+        </w:rPr>
+        <w:t>definitely not</w:t>
+      </w:r>
+      <w:proofErr w:type="gramEnd"/>
+      <w:r>
+        <w:rPr>
+          <w:rFonts w:ascii="Times New Roman" w:eastAsia="Times New Roman" w:hAnsi="Times New Roman" w:cs="Times New Roman"/>
+          <w:sz w:val="24"/>
+          <w:szCs w:val="24"/>
+          <w:lang w:val="en-US"/>
+        </w:rPr>
+        <w:t xml:space="preserve"> hurt. </w:t>
       </w:r>
     </w:p>
     <w:p>
@@ -18393,7 +22084,15 @@
       </w:r>
       <w:proofErr w:type="spellEnd"/>
       <w:r>
-        <w:t xml:space="preserve"> has been on my mind for a while because it is the alternative to REST APIs. I am definitely not saying REST APIs are bad, I just wanted to see what the "competitor" </w:t>
+        <w:t xml:space="preserve"> has been on my mind for a while because it is the alternative to REST APIs. I am </w:t>
+      </w:r>
+      <w:proofErr w:type="gramStart"/>
+      <w:r>
+        <w:t>definitely not</w:t>
+      </w:r>
+      <w:proofErr w:type="gramEnd"/>
+      <w:r>
+        <w:t xml:space="preserve"> saying REST APIs are bad, I just wanted to see what the "competitor" </w:t>
       </w:r>
       <w:proofErr w:type="spellStart"/>
       <w:r>
@@ -18502,7 +22201,27 @@
           <w:szCs w:val="24"/>
           <w:lang w:val="en-US"/>
         </w:rPr>
-        <w:t xml:space="preserve"> has been on my mind for a while because it is the alternative to REST APIs. I am definitely not saying REST APIs are bad, I just wanted to see what the "competitor" </w:t>
+        <w:t xml:space="preserve"> has been on my mind for a while because it is the alternative to REST APIs. I am </w:t>
+      </w:r>
+      <w:proofErr w:type="gramStart"/>
+      <w:r>
+        <w:rPr>
+          <w:rFonts w:ascii="Times New Roman" w:eastAsia="Times New Roman" w:hAnsi="Times New Roman" w:cs="Times New Roman"/>
+          <w:sz w:val="24"/>
+          <w:szCs w:val="24"/>
+          <w:lang w:val="en-US"/>
+        </w:rPr>
+        <w:t>definitely not</w:t>
+      </w:r>
+      <w:proofErr w:type="gramEnd"/>
+      <w:r>
+        <w:rPr>
+          <w:rFonts w:ascii="Times New Roman" w:eastAsia="Times New Roman" w:hAnsi="Times New Roman" w:cs="Times New Roman"/>
+          <w:sz w:val="24"/>
+          <w:szCs w:val="24"/>
+          <w:lang w:val="en-US"/>
+        </w:rPr>
+        <w:t xml:space="preserve"> saying REST APIs are bad, I just wanted to see what the "competitor" </w:t>
       </w:r>
       <w:proofErr w:type="spellStart"/>
       <w:r>
@@ -18693,7 +22412,27 @@
           <w:szCs w:val="24"/>
           <w:lang w:val="en-US"/>
         </w:rPr>
-        <w:t>I knew it was going to be good because I have done 2 other of Max's courses - React and MERN and they were just great.</w:t>
+        <w:t xml:space="preserve">I knew it was going to be good because I have done 2 other of Max's courses - React and MERN and they were </w:t>
+      </w:r>
+      <w:proofErr w:type="gramStart"/>
+      <w:r>
+        <w:rPr>
+          <w:rFonts w:ascii="Times New Roman" w:eastAsia="Times New Roman" w:hAnsi="Times New Roman" w:cs="Times New Roman"/>
+          <w:sz w:val="24"/>
+          <w:szCs w:val="24"/>
+          <w:lang w:val="en-US"/>
+        </w:rPr>
+        <w:t>just great</w:t>
+      </w:r>
+      <w:proofErr w:type="gramEnd"/>
+      <w:r>
+        <w:rPr>
+          <w:rFonts w:ascii="Times New Roman" w:eastAsia="Times New Roman" w:hAnsi="Times New Roman" w:cs="Times New Roman"/>
+          <w:sz w:val="24"/>
+          <w:szCs w:val="24"/>
+          <w:lang w:val="en-US"/>
+        </w:rPr>
+        <w:t>.</w:t>
       </w:r>
     </w:p>
     <w:p>
@@ -18859,6 +22598,7 @@
           <w:lang w:val="en-US"/>
         </w:rPr>
       </w:pPr>
+      <w:proofErr w:type="gramStart"/>
       <w:r>
         <w:rPr>
           <w:rFonts w:ascii="Times New Roman" w:eastAsia="Times New Roman" w:hAnsi="Times New Roman" w:cs="Times New Roman"/>
@@ -18867,7 +22607,17 @@
           <w:lang w:val="en-US"/>
         </w:rPr>
         <w:lastRenderedPageBreak/>
-        <w:t xml:space="preserve">At the moment someone can say that I am all over the place with different language and </w:t>
+        <w:t>At the moment</w:t>
+      </w:r>
+      <w:proofErr w:type="gramEnd"/>
+      <w:r>
+        <w:rPr>
+          <w:rFonts w:ascii="Times New Roman" w:eastAsia="Times New Roman" w:hAnsi="Times New Roman" w:cs="Times New Roman"/>
+          <w:sz w:val="24"/>
+          <w:szCs w:val="24"/>
+          <w:lang w:val="en-US"/>
+        </w:rPr>
+        <w:t xml:space="preserve"> someone can say that I am all over the place with different language and </w:t>
       </w:r>
       <w:proofErr w:type="spellStart"/>
       <w:r>
@@ -19007,7 +22757,47 @@
           <w:szCs w:val="24"/>
           <w:lang w:val="en-US"/>
         </w:rPr>
-        <w:t>). I have gained basic (more for some) knowledge about 4 of those, but I want to explore further one or two of them. At the moment I cannot say anything for certain because I have not made my mind. But knowing the basics of those "competition" technologies is very nice because it gives me different perspective of each one and their pros and cons. </w:t>
+        <w:t xml:space="preserve">). I have gained basic (more for some) knowledge about 4 of those, but I want to explore further one or two of them. </w:t>
+      </w:r>
+      <w:proofErr w:type="gramStart"/>
+      <w:r>
+        <w:rPr>
+          <w:rFonts w:ascii="Times New Roman" w:eastAsia="Times New Roman" w:hAnsi="Times New Roman" w:cs="Times New Roman"/>
+          <w:sz w:val="24"/>
+          <w:szCs w:val="24"/>
+          <w:lang w:val="en-US"/>
+        </w:rPr>
+        <w:t>At the moment</w:t>
+      </w:r>
+      <w:proofErr w:type="gramEnd"/>
+      <w:r>
+        <w:rPr>
+          <w:rFonts w:ascii="Times New Roman" w:eastAsia="Times New Roman" w:hAnsi="Times New Roman" w:cs="Times New Roman"/>
+          <w:sz w:val="24"/>
+          <w:szCs w:val="24"/>
+          <w:lang w:val="en-US"/>
+        </w:rPr>
+        <w:t xml:space="preserve"> I cannot say anything for certain because I have not made my mind. But knowing the basics of those "competition" technologies is </w:t>
+      </w:r>
+      <w:proofErr w:type="gramStart"/>
+      <w:r>
+        <w:rPr>
+          <w:rFonts w:ascii="Times New Roman" w:eastAsia="Times New Roman" w:hAnsi="Times New Roman" w:cs="Times New Roman"/>
+          <w:sz w:val="24"/>
+          <w:szCs w:val="24"/>
+          <w:lang w:val="en-US"/>
+        </w:rPr>
+        <w:t>very nice</w:t>
+      </w:r>
+      <w:proofErr w:type="gramEnd"/>
+      <w:r>
+        <w:rPr>
+          <w:rFonts w:ascii="Times New Roman" w:eastAsia="Times New Roman" w:hAnsi="Times New Roman" w:cs="Times New Roman"/>
+          <w:sz w:val="24"/>
+          <w:szCs w:val="24"/>
+          <w:lang w:val="en-US"/>
+        </w:rPr>
+        <w:t xml:space="preserve"> because it gives me different perspective of each one and their pros and cons. </w:t>
       </w:r>
     </w:p>
     <w:p>
@@ -19139,8 +22929,21 @@
           <w:szCs w:val="24"/>
           <w:lang w:val="en-US"/>
         </w:rPr>
-        <w:t>Welcome to day 40 of my 100 days of code (yay, a round number)...</w:t>
-      </w:r>
+        <w:t xml:space="preserve">Welcome to day 40 of my 100 days of code (yay, a round </w:t>
+      </w:r>
+      <w:proofErr w:type="gramStart"/>
+      <w:r>
+        <w:rPr>
+          <w:rFonts w:ascii="Times New Roman" w:eastAsia="Times New Roman" w:hAnsi="Times New Roman" w:cs="Times New Roman"/>
+          <w:i/>
+          <w:iCs/>
+          <w:sz w:val="24"/>
+          <w:szCs w:val="24"/>
+          <w:lang w:val="en-US"/>
+        </w:rPr>
+        <w:t>number)...</w:t>
+      </w:r>
+      <w:proofErr w:type="gramEnd"/>
     </w:p>
     <w:p>
       <w:pPr>
@@ -19201,7 +23004,47 @@
           <w:szCs w:val="24"/>
           <w:lang w:val="en-US"/>
         </w:rPr>
-        <w:t>One day, I had a programming question, I wanted to ask this other intern how can I approach a certain problem. The other intern (just intern from now on) is studying Computer Science at university and is a Java master. Though I am coding in Python, I knew I could seek his advice because one of the most important things I found about programming is - learning how to think, how to approach a problem. Even though he did not know Python, I could ask for guidelines on how can I approach the problem I was having. </w:t>
+        <w:t xml:space="preserve">One day, I had a programming question, I wanted to ask this other intern how </w:t>
+      </w:r>
+      <w:proofErr w:type="gramStart"/>
+      <w:r>
+        <w:rPr>
+          <w:rFonts w:ascii="Times New Roman" w:eastAsia="Times New Roman" w:hAnsi="Times New Roman" w:cs="Times New Roman"/>
+          <w:sz w:val="24"/>
+          <w:szCs w:val="24"/>
+          <w:lang w:val="en-US"/>
+        </w:rPr>
+        <w:t>can I</w:t>
+      </w:r>
+      <w:proofErr w:type="gramEnd"/>
+      <w:r>
+        <w:rPr>
+          <w:rFonts w:ascii="Times New Roman" w:eastAsia="Times New Roman" w:hAnsi="Times New Roman" w:cs="Times New Roman"/>
+          <w:sz w:val="24"/>
+          <w:szCs w:val="24"/>
+          <w:lang w:val="en-US"/>
+        </w:rPr>
+        <w:t xml:space="preserve"> approach a certain problem. The other intern (just intern from now on) is studying Computer Science at university and is a Java master. Though I am coding in Python, I knew I could seek his advice because one of the most important things I found about programming is - learning how to think, how to approach a problem. Even though he did not know Python, I could ask for guidelines on how </w:t>
+      </w:r>
+      <w:proofErr w:type="gramStart"/>
+      <w:r>
+        <w:rPr>
+          <w:rFonts w:ascii="Times New Roman" w:eastAsia="Times New Roman" w:hAnsi="Times New Roman" w:cs="Times New Roman"/>
+          <w:sz w:val="24"/>
+          <w:szCs w:val="24"/>
+          <w:lang w:val="en-US"/>
+        </w:rPr>
+        <w:t>can I</w:t>
+      </w:r>
+      <w:proofErr w:type="gramEnd"/>
+      <w:r>
+        <w:rPr>
+          <w:rFonts w:ascii="Times New Roman" w:eastAsia="Times New Roman" w:hAnsi="Times New Roman" w:cs="Times New Roman"/>
+          <w:sz w:val="24"/>
+          <w:szCs w:val="24"/>
+          <w:lang w:val="en-US"/>
+        </w:rPr>
+        <w:t xml:space="preserve"> approach the problem I was having. </w:t>
       </w:r>
     </w:p>
     <w:p>
@@ -19222,7 +23065,27 @@
           <w:lang w:val="en-US"/>
         </w:rPr>
         <w:lastRenderedPageBreak/>
-        <w:t>I sat down with him for 10 minutes and after seeing my piece of code he asked me whether I can teach him simple Python because he could use it for data analysis in his own job which is in SAS at the moment. I said yes, because one - he is my friend, and 2nd - it would have been a good opportunity to see if I can explain Python to a complete beginner. </w:t>
+        <w:t xml:space="preserve">I sat down with him for 10 minutes and after seeing my piece of code he asked me whether I can teach him simple Python because he could use it for data analysis in his own job which is in SAS </w:t>
+      </w:r>
+      <w:proofErr w:type="gramStart"/>
+      <w:r>
+        <w:rPr>
+          <w:rFonts w:ascii="Times New Roman" w:eastAsia="Times New Roman" w:hAnsi="Times New Roman" w:cs="Times New Roman"/>
+          <w:sz w:val="24"/>
+          <w:szCs w:val="24"/>
+          <w:lang w:val="en-US"/>
+        </w:rPr>
+        <w:t>at the moment</w:t>
+      </w:r>
+      <w:proofErr w:type="gramEnd"/>
+      <w:r>
+        <w:rPr>
+          <w:rFonts w:ascii="Times New Roman" w:eastAsia="Times New Roman" w:hAnsi="Times New Roman" w:cs="Times New Roman"/>
+          <w:sz w:val="24"/>
+          <w:szCs w:val="24"/>
+          <w:lang w:val="en-US"/>
+        </w:rPr>
+        <w:t>. I said yes, because one - he is my friend, and 2nd - it would have been a good opportunity to see if I can explain Python to a complete beginner. </w:t>
       </w:r>
     </w:p>
     <w:p>
@@ -19273,7 +23136,27 @@
           <w:szCs w:val="24"/>
           <w:lang w:val="en-US"/>
         </w:rPr>
-        <w:t>Prior to the day I made a lot of notes and simple exercises about variables, lists, if statements, loops and functions, and also some intro to Python's Pandas library. </w:t>
+        <w:t xml:space="preserve">Prior to the day I made a lot of notes and simple exercises about variables, lists, if statements, </w:t>
+      </w:r>
+      <w:proofErr w:type="gramStart"/>
+      <w:r>
+        <w:rPr>
+          <w:rFonts w:ascii="Times New Roman" w:eastAsia="Times New Roman" w:hAnsi="Times New Roman" w:cs="Times New Roman"/>
+          <w:sz w:val="24"/>
+          <w:szCs w:val="24"/>
+          <w:lang w:val="en-US"/>
+        </w:rPr>
+        <w:t>loops</w:t>
+      </w:r>
+      <w:proofErr w:type="gramEnd"/>
+      <w:r>
+        <w:rPr>
+          <w:rFonts w:ascii="Times New Roman" w:eastAsia="Times New Roman" w:hAnsi="Times New Roman" w:cs="Times New Roman"/>
+          <w:sz w:val="24"/>
+          <w:szCs w:val="24"/>
+          <w:lang w:val="en-US"/>
+        </w:rPr>
+        <w:t xml:space="preserve"> and functions, and also some intro to Python's Pandas library. </w:t>
       </w:r>
     </w:p>
     <w:p>
@@ -19366,7 +23249,27 @@
           <w:szCs w:val="24"/>
           <w:lang w:val="en-US"/>
         </w:rPr>
-        <w:t>The python class will be on the 25th of Feb, and tomorrow we will have our 2nd planning session where we will go in depth of the material that we will cover. (The first one we had was in mid-Jan, to set up dates and get rough guidelines about content and planning). On that first meeting we agreed that the session should not be too long and we should cover just the basics of Python so that we can "spark" interest in people attending and give them an idea of what is Python. </w:t>
+        <w:t xml:space="preserve">The python class will be on the 25th of Feb, and tomorrow we will have our 2nd planning session where we will go in depth of the material that we will cover. (The first one we had was in mid-Jan, to set up dates and get rough guidelines about content and planning). On that first meeting we agreed that the session should not be too </w:t>
+      </w:r>
+      <w:proofErr w:type="gramStart"/>
+      <w:r>
+        <w:rPr>
+          <w:rFonts w:ascii="Times New Roman" w:eastAsia="Times New Roman" w:hAnsi="Times New Roman" w:cs="Times New Roman"/>
+          <w:sz w:val="24"/>
+          <w:szCs w:val="24"/>
+          <w:lang w:val="en-US"/>
+        </w:rPr>
+        <w:t>long</w:t>
+      </w:r>
+      <w:proofErr w:type="gramEnd"/>
+      <w:r>
+        <w:rPr>
+          <w:rFonts w:ascii="Times New Roman" w:eastAsia="Times New Roman" w:hAnsi="Times New Roman" w:cs="Times New Roman"/>
+          <w:sz w:val="24"/>
+          <w:szCs w:val="24"/>
+          <w:lang w:val="en-US"/>
+        </w:rPr>
+        <w:t xml:space="preserve"> and we should cover just the basics of Python so that we can "spark" interest in people attending and give them an idea of what is Python. </w:t>
       </w:r>
     </w:p>
     <w:p>
@@ -19549,7 +23452,27 @@
           <w:szCs w:val="24"/>
           <w:lang w:val="en-US"/>
         </w:rPr>
-        <w:t xml:space="preserve"> slides and short pieces of code that we will be teaching. Of course tomorrow when we meet up we will go over them together and stuff will probably change, but the overall content is created - simple explanations going along with simple exercises. </w:t>
+        <w:t xml:space="preserve"> slides and short pieces of code that we will be teaching. </w:t>
+      </w:r>
+      <w:proofErr w:type="gramStart"/>
+      <w:r>
+        <w:rPr>
+          <w:rFonts w:ascii="Times New Roman" w:eastAsia="Times New Roman" w:hAnsi="Times New Roman" w:cs="Times New Roman"/>
+          <w:sz w:val="24"/>
+          <w:szCs w:val="24"/>
+          <w:lang w:val="en-US"/>
+        </w:rPr>
+        <w:t>Of course</w:t>
+      </w:r>
+      <w:proofErr w:type="gramEnd"/>
+      <w:r>
+        <w:rPr>
+          <w:rFonts w:ascii="Times New Roman" w:eastAsia="Times New Roman" w:hAnsi="Times New Roman" w:cs="Times New Roman"/>
+          <w:sz w:val="24"/>
+          <w:szCs w:val="24"/>
+          <w:lang w:val="en-US"/>
+        </w:rPr>
+        <w:t xml:space="preserve"> tomorrow when we meet up we will go over them together and stuff will probably change, but the overall content is created - simple explanations going along with simple exercises. </w:t>
       </w:r>
     </w:p>
     <w:p>
@@ -19686,8 +23609,6 @@
       <w:r>
         <w:t>Day 41 of 100. Explaining pieces of code to stakeholders is easy. Explaining pieces of code to colleagues is easy. But how about explaining the very basics to people who do not have any knowledge about programming at all...</w:t>
       </w:r>
-      <w:bookmarkStart w:id="0" w:name="_GoBack"/>
-      <w:bookmarkEnd w:id="0"/>
     </w:p>
     <w:p>
       <w:r>
@@ -19745,7 +23666,27 @@
           <w:lang w:val="en-US"/>
         </w:rPr>
         <w:lastRenderedPageBreak/>
-        <w:t>Today we spent 2 hours with the other intern going over the material/presentation that I had prepared yesterday. We only managed to cover half of it. Some things to think about came about - how simple do we need to explain stuff, how much do we dive into explaining each simple bit. </w:t>
+        <w:t xml:space="preserve">Today we spent 2 hours with the other intern going over the material/presentation that I had prepared yesterday. We only managed to cover half of it. Some things to think about came about - how simple do we need to explain </w:t>
+      </w:r>
+      <w:proofErr w:type="gramStart"/>
+      <w:r>
+        <w:rPr>
+          <w:rFonts w:ascii="Times New Roman" w:eastAsia="Times New Roman" w:hAnsi="Times New Roman" w:cs="Times New Roman"/>
+          <w:sz w:val="24"/>
+          <w:szCs w:val="24"/>
+          <w:lang w:val="en-US"/>
+        </w:rPr>
+        <w:t>stuff,</w:t>
+      </w:r>
+      <w:proofErr w:type="gramEnd"/>
+      <w:r>
+        <w:rPr>
+          <w:rFonts w:ascii="Times New Roman" w:eastAsia="Times New Roman" w:hAnsi="Times New Roman" w:cs="Times New Roman"/>
+          <w:sz w:val="24"/>
+          <w:szCs w:val="24"/>
+          <w:lang w:val="en-US"/>
+        </w:rPr>
+        <w:t xml:space="preserve"> how much do we dive into explaining each simple bit. </w:t>
       </w:r>
     </w:p>
     <w:p>
@@ -19896,7 +23837,27 @@
           <w:szCs w:val="24"/>
           <w:lang w:val="en-US"/>
         </w:rPr>
-        <w:t>For 2 hours we went over the first three. I believe we expected 2 hours to be enough, just to go over the material, but today we also went over and repeated what we want to say exactly, because we want to be very clear on the basics. For loops and functions we agreed to meet for another 2 hours this Thursday. </w:t>
+        <w:t xml:space="preserve">For 2 hours we went over the first three. I believe we expected 2 hours to be enough, just to go over the material, but today we also went over and repeated what we want to say exactly, because we want to be </w:t>
+      </w:r>
+      <w:proofErr w:type="gramStart"/>
+      <w:r>
+        <w:rPr>
+          <w:rFonts w:ascii="Times New Roman" w:eastAsia="Times New Roman" w:hAnsi="Times New Roman" w:cs="Times New Roman"/>
+          <w:sz w:val="24"/>
+          <w:szCs w:val="24"/>
+          <w:lang w:val="en-US"/>
+        </w:rPr>
+        <w:t>very clear</w:t>
+      </w:r>
+      <w:proofErr w:type="gramEnd"/>
+      <w:r>
+        <w:rPr>
+          <w:rFonts w:ascii="Times New Roman" w:eastAsia="Times New Roman" w:hAnsi="Times New Roman" w:cs="Times New Roman"/>
+          <w:sz w:val="24"/>
+          <w:szCs w:val="24"/>
+          <w:lang w:val="en-US"/>
+        </w:rPr>
+        <w:t xml:space="preserve"> on the basics. For loops and functions we agreed to meet for another 2 hours this Thursday. </w:t>
       </w:r>
     </w:p>
     <w:p>
@@ -19936,7 +23897,27 @@
           <w:szCs w:val="24"/>
           <w:lang w:val="en-US"/>
         </w:rPr>
-        <w:t>It is going well so far, at home I even went over the stuff we talked about and practiced presenting the first three parts. </w:t>
+        <w:t xml:space="preserve">It is going well so </w:t>
+      </w:r>
+      <w:proofErr w:type="gramStart"/>
+      <w:r>
+        <w:rPr>
+          <w:rFonts w:ascii="Times New Roman" w:eastAsia="Times New Roman" w:hAnsi="Times New Roman" w:cs="Times New Roman"/>
+          <w:sz w:val="24"/>
+          <w:szCs w:val="24"/>
+          <w:lang w:val="en-US"/>
+        </w:rPr>
+        <w:t>far,</w:t>
+      </w:r>
+      <w:proofErr w:type="gramEnd"/>
+      <w:r>
+        <w:rPr>
+          <w:rFonts w:ascii="Times New Roman" w:eastAsia="Times New Roman" w:hAnsi="Times New Roman" w:cs="Times New Roman"/>
+          <w:sz w:val="24"/>
+          <w:szCs w:val="24"/>
+          <w:lang w:val="en-US"/>
+        </w:rPr>
+        <w:t xml:space="preserve"> at home I even went over the stuff we talked about and practiced presenting the first three parts. </w:t>
       </w:r>
     </w:p>
     <w:p>
@@ -19987,7 +23968,47 @@
           <w:szCs w:val="24"/>
           <w:lang w:val="en-US"/>
         </w:rPr>
-        <w:t xml:space="preserve"> Java masterclass course on Udemy is just amazing. It is 80 hours but it is high quality and very well explained. I believe I am 30% in. </w:t>
+        <w:t xml:space="preserve"> Java masterclass course on Udemy is </w:t>
+      </w:r>
+      <w:proofErr w:type="gramStart"/>
+      <w:r>
+        <w:rPr>
+          <w:rFonts w:ascii="Times New Roman" w:eastAsia="Times New Roman" w:hAnsi="Times New Roman" w:cs="Times New Roman"/>
+          <w:sz w:val="24"/>
+          <w:szCs w:val="24"/>
+          <w:lang w:val="en-US"/>
+        </w:rPr>
+        <w:t>just amazing</w:t>
+      </w:r>
+      <w:proofErr w:type="gramEnd"/>
+      <w:r>
+        <w:rPr>
+          <w:rFonts w:ascii="Times New Roman" w:eastAsia="Times New Roman" w:hAnsi="Times New Roman" w:cs="Times New Roman"/>
+          <w:sz w:val="24"/>
+          <w:szCs w:val="24"/>
+          <w:lang w:val="en-US"/>
+        </w:rPr>
+        <w:t xml:space="preserve">. It is 80 </w:t>
+      </w:r>
+      <w:proofErr w:type="gramStart"/>
+      <w:r>
+        <w:rPr>
+          <w:rFonts w:ascii="Times New Roman" w:eastAsia="Times New Roman" w:hAnsi="Times New Roman" w:cs="Times New Roman"/>
+          <w:sz w:val="24"/>
+          <w:szCs w:val="24"/>
+          <w:lang w:val="en-US"/>
+        </w:rPr>
+        <w:t>hours</w:t>
+      </w:r>
+      <w:proofErr w:type="gramEnd"/>
+      <w:r>
+        <w:rPr>
+          <w:rFonts w:ascii="Times New Roman" w:eastAsia="Times New Roman" w:hAnsi="Times New Roman" w:cs="Times New Roman"/>
+          <w:sz w:val="24"/>
+          <w:szCs w:val="24"/>
+          <w:lang w:val="en-US"/>
+        </w:rPr>
+        <w:t xml:space="preserve"> but it is high quality and very well explained. I believe I am 30% in. </w:t>
       </w:r>
     </w:p>
     <w:p>
@@ -20183,6 +24204,643 @@
         <w:t>Ivan</w:t>
       </w:r>
     </w:p>
+    <w:p/>
+    <w:p/>
+    <w:p>
+      <w:r>
+        <w:t>Title:</w:t>
+      </w:r>
+      <w:r>
+        <w:t xml:space="preserve"> </w:t>
+      </w:r>
+      <w:r>
+        <w:t>Finished the Arrays section in the Java masterclass course</w:t>
+      </w:r>
+    </w:p>
+    <w:p/>
+    <w:p>
+      <w:r>
+        <w:t>Summary:</w:t>
+      </w:r>
+    </w:p>
+    <w:p>
+      <w:r>
+        <w:t>Day 42 of 100. Finally finished the array section, half of which is exercises which is quite nice. Next are interfaces, inner and abstract classes...</w:t>
+      </w:r>
+    </w:p>
+    <w:p/>
+    <w:p>
+      <w:r>
+        <w:t>Content:</w:t>
+      </w:r>
+    </w:p>
+    <w:p>
+      <w:pPr>
+        <w:spacing w:before="100" w:beforeAutospacing="1" w:after="100" w:afterAutospacing="1" w:line="240" w:lineRule="auto"/>
+        <w:rPr>
+          <w:rFonts w:ascii="Times New Roman" w:eastAsia="Times New Roman" w:hAnsi="Times New Roman" w:cs="Times New Roman"/>
+          <w:sz w:val="24"/>
+          <w:szCs w:val="24"/>
+          <w:lang w:eastAsia="en-GB"/>
+        </w:rPr>
+      </w:pPr>
+      <w:bookmarkStart w:id="0" w:name="_GoBack"/>
+      <w:r>
+        <w:rPr>
+          <w:rFonts w:ascii="Times New Roman" w:eastAsia="Times New Roman" w:hAnsi="Times New Roman" w:cs="Times New Roman"/>
+          <w:i/>
+          <w:iCs/>
+          <w:sz w:val="24"/>
+          <w:szCs w:val="24"/>
+          <w:lang w:eastAsia="en-GB"/>
+        </w:rPr>
+        <w:t xml:space="preserve">Welcome to day 42. Not far away from day 50. </w:t>
+      </w:r>
+    </w:p>
+    <w:p>
+      <w:pPr>
+        <w:spacing w:before="100" w:beforeAutospacing="1" w:after="100" w:afterAutospacing="1" w:line="240" w:lineRule="auto"/>
+        <w:rPr>
+          <w:rFonts w:ascii="Times New Roman" w:eastAsia="Times New Roman" w:hAnsi="Times New Roman" w:cs="Times New Roman"/>
+          <w:sz w:val="24"/>
+          <w:szCs w:val="24"/>
+          <w:lang w:eastAsia="en-GB"/>
+        </w:rPr>
+      </w:pPr>
+    </w:p>
+    <w:p>
+      <w:pPr>
+        <w:spacing w:before="100" w:beforeAutospacing="1" w:after="100" w:afterAutospacing="1" w:line="240" w:lineRule="auto"/>
+        <w:rPr>
+          <w:rFonts w:ascii="Times New Roman" w:eastAsia="Times New Roman" w:hAnsi="Times New Roman" w:cs="Times New Roman"/>
+          <w:sz w:val="24"/>
+          <w:szCs w:val="24"/>
+          <w:lang w:eastAsia="en-GB"/>
+        </w:rPr>
+      </w:pPr>
+      <w:r>
+        <w:rPr>
+          <w:rFonts w:ascii="Times New Roman" w:eastAsia="Times New Roman" w:hAnsi="Times New Roman" w:cs="Times New Roman"/>
+          <w:sz w:val="24"/>
+          <w:szCs w:val="24"/>
+          <w:lang w:eastAsia="en-GB"/>
+        </w:rPr>
+        <w:t xml:space="preserve">The Array section is 5h 49mins. Who would think there is so much to cover about </w:t>
+      </w:r>
+      <w:proofErr w:type="gramStart"/>
+      <w:r>
+        <w:rPr>
+          <w:rFonts w:ascii="Times New Roman" w:eastAsia="Times New Roman" w:hAnsi="Times New Roman" w:cs="Times New Roman"/>
+          <w:sz w:val="24"/>
+          <w:szCs w:val="24"/>
+          <w:lang w:eastAsia="en-GB"/>
+        </w:rPr>
+        <w:t>lists ?</w:t>
+      </w:r>
+      <w:proofErr w:type="gramEnd"/>
+      <w:r>
+        <w:rPr>
+          <w:rFonts w:ascii="Times New Roman" w:eastAsia="Times New Roman" w:hAnsi="Times New Roman" w:cs="Times New Roman"/>
+          <w:sz w:val="24"/>
+          <w:szCs w:val="24"/>
+          <w:lang w:eastAsia="en-GB"/>
+        </w:rPr>
+        <w:t xml:space="preserve"> I am not saying they are not important, but this section was long because of the different types of lists there are in Java </w:t>
+      </w:r>
+      <w:proofErr w:type="gramStart"/>
+      <w:r>
+        <w:rPr>
+          <w:rFonts w:ascii="Times New Roman" w:eastAsia="Times New Roman" w:hAnsi="Times New Roman" w:cs="Times New Roman"/>
+          <w:sz w:val="24"/>
+          <w:szCs w:val="24"/>
+          <w:lang w:eastAsia="en-GB"/>
+        </w:rPr>
+        <w:t>and also</w:t>
+      </w:r>
+      <w:proofErr w:type="gramEnd"/>
+      <w:r>
+        <w:rPr>
+          <w:rFonts w:ascii="Times New Roman" w:eastAsia="Times New Roman" w:hAnsi="Times New Roman" w:cs="Times New Roman"/>
+          <w:sz w:val="24"/>
+          <w:szCs w:val="24"/>
+          <w:lang w:eastAsia="en-GB"/>
+        </w:rPr>
+        <w:t xml:space="preserve"> their specifications (also half of the time is probably in exercises which is very nice). </w:t>
+      </w:r>
+    </w:p>
+    <w:p>
+      <w:pPr>
+        <w:spacing w:before="100" w:beforeAutospacing="1" w:after="100" w:afterAutospacing="1" w:line="240" w:lineRule="auto"/>
+        <w:rPr>
+          <w:rFonts w:ascii="Times New Roman" w:eastAsia="Times New Roman" w:hAnsi="Times New Roman" w:cs="Times New Roman"/>
+          <w:sz w:val="24"/>
+          <w:szCs w:val="24"/>
+          <w:lang w:eastAsia="en-GB"/>
+        </w:rPr>
+      </w:pPr>
+    </w:p>
+    <w:p>
+      <w:pPr>
+        <w:spacing w:before="100" w:beforeAutospacing="1" w:after="100" w:afterAutospacing="1" w:line="240" w:lineRule="auto"/>
+        <w:rPr>
+          <w:rFonts w:ascii="Times New Roman" w:eastAsia="Times New Roman" w:hAnsi="Times New Roman" w:cs="Times New Roman"/>
+          <w:sz w:val="24"/>
+          <w:szCs w:val="24"/>
+          <w:lang w:eastAsia="en-GB"/>
+        </w:rPr>
+      </w:pPr>
+      <w:r>
+        <w:rPr>
+          <w:rFonts w:ascii="Times New Roman" w:eastAsia="Times New Roman" w:hAnsi="Times New Roman" w:cs="Times New Roman"/>
+          <w:sz w:val="24"/>
+          <w:szCs w:val="24"/>
+          <w:lang w:eastAsia="en-GB"/>
+        </w:rPr>
+        <w:t xml:space="preserve">A short summary on lists and specifications </w:t>
+      </w:r>
+      <w:r>
+        <w:rPr>
+          <w:rFonts w:ascii="Times New Roman" w:eastAsia="Times New Roman" w:hAnsi="Times New Roman" w:cs="Times New Roman"/>
+          <w:sz w:val="24"/>
+          <w:szCs w:val="24"/>
+          <w:lang w:eastAsia="en-GB"/>
+        </w:rPr>
+        <w:t>I</w:t>
+      </w:r>
+      <w:r>
+        <w:rPr>
+          <w:rFonts w:ascii="Times New Roman" w:eastAsia="Times New Roman" w:hAnsi="Times New Roman" w:cs="Times New Roman"/>
+          <w:sz w:val="24"/>
+          <w:szCs w:val="24"/>
+          <w:lang w:eastAsia="en-GB"/>
+        </w:rPr>
+        <w:t xml:space="preserve"> have remembered (without looking at my notes):</w:t>
+      </w:r>
+    </w:p>
+    <w:p>
+      <w:pPr>
+        <w:spacing w:before="100" w:beforeAutospacing="1" w:after="100" w:afterAutospacing="1" w:line="240" w:lineRule="auto"/>
+        <w:rPr>
+          <w:rFonts w:ascii="Times New Roman" w:eastAsia="Times New Roman" w:hAnsi="Times New Roman" w:cs="Times New Roman"/>
+          <w:sz w:val="24"/>
+          <w:szCs w:val="24"/>
+          <w:lang w:eastAsia="en-GB"/>
+        </w:rPr>
+      </w:pPr>
+      <w:r>
+        <w:rPr>
+          <w:rFonts w:ascii="Times New Roman" w:eastAsia="Times New Roman" w:hAnsi="Times New Roman" w:cs="Times New Roman"/>
+          <w:sz w:val="24"/>
+          <w:szCs w:val="24"/>
+          <w:lang w:eastAsia="en-GB"/>
+        </w:rPr>
+        <w:t xml:space="preserve">    - Arrays - they do not have much methods assigned to them. They need to be initialized with a length. Which I saw as a </w:t>
+      </w:r>
+      <w:proofErr w:type="gramStart"/>
+      <w:r>
+        <w:rPr>
+          <w:rFonts w:ascii="Times New Roman" w:eastAsia="Times New Roman" w:hAnsi="Times New Roman" w:cs="Times New Roman"/>
+          <w:sz w:val="24"/>
+          <w:szCs w:val="24"/>
+          <w:lang w:eastAsia="en-GB"/>
+        </w:rPr>
+        <w:t>disadvantage</w:t>
+      </w:r>
+      <w:proofErr w:type="gramEnd"/>
+      <w:r>
+        <w:rPr>
+          <w:rFonts w:ascii="Times New Roman" w:eastAsia="Times New Roman" w:hAnsi="Times New Roman" w:cs="Times New Roman"/>
+          <w:sz w:val="24"/>
+          <w:szCs w:val="24"/>
+          <w:lang w:eastAsia="en-GB"/>
+        </w:rPr>
+        <w:t xml:space="preserve"> but it could be good because you will know that this array will have a constant amount of elements. (Cannot exactly remember if we can add new items to this type of array, will revise with notes)</w:t>
+      </w:r>
+    </w:p>
+    <w:p>
+      <w:pPr>
+        <w:spacing w:before="100" w:beforeAutospacing="1" w:after="100" w:afterAutospacing="1" w:line="240" w:lineRule="auto"/>
+        <w:rPr>
+          <w:rFonts w:ascii="Times New Roman" w:eastAsia="Times New Roman" w:hAnsi="Times New Roman" w:cs="Times New Roman"/>
+          <w:sz w:val="24"/>
+          <w:szCs w:val="24"/>
+          <w:lang w:eastAsia="en-GB"/>
+        </w:rPr>
+      </w:pPr>
+      <w:r>
+        <w:rPr>
+          <w:rFonts w:ascii="Times New Roman" w:eastAsia="Times New Roman" w:hAnsi="Times New Roman" w:cs="Times New Roman"/>
+          <w:sz w:val="24"/>
+          <w:szCs w:val="24"/>
+          <w:lang w:eastAsia="en-GB"/>
+        </w:rPr>
+        <w:t xml:space="preserve">    - </w:t>
+      </w:r>
+      <w:proofErr w:type="spellStart"/>
+      <w:r>
+        <w:rPr>
+          <w:rFonts w:ascii="Times New Roman" w:eastAsia="Times New Roman" w:hAnsi="Times New Roman" w:cs="Times New Roman"/>
+          <w:sz w:val="24"/>
+          <w:szCs w:val="24"/>
+          <w:lang w:eastAsia="en-GB"/>
+        </w:rPr>
+        <w:t>ArrayLists</w:t>
+      </w:r>
+      <w:proofErr w:type="spellEnd"/>
+      <w:r>
+        <w:rPr>
+          <w:rFonts w:ascii="Times New Roman" w:eastAsia="Times New Roman" w:hAnsi="Times New Roman" w:cs="Times New Roman"/>
+          <w:sz w:val="24"/>
+          <w:szCs w:val="24"/>
+          <w:lang w:eastAsia="en-GB"/>
+        </w:rPr>
+        <w:t xml:space="preserve"> - arrays that are </w:t>
+      </w:r>
+      <w:proofErr w:type="gramStart"/>
+      <w:r>
+        <w:rPr>
+          <w:rFonts w:ascii="Times New Roman" w:eastAsia="Times New Roman" w:hAnsi="Times New Roman" w:cs="Times New Roman"/>
+          <w:sz w:val="24"/>
+          <w:szCs w:val="24"/>
+          <w:lang w:eastAsia="en-GB"/>
+        </w:rPr>
+        <w:t>similar to</w:t>
+      </w:r>
+      <w:proofErr w:type="gramEnd"/>
+      <w:r>
+        <w:rPr>
+          <w:rFonts w:ascii="Times New Roman" w:eastAsia="Times New Roman" w:hAnsi="Times New Roman" w:cs="Times New Roman"/>
+          <w:sz w:val="24"/>
+          <w:szCs w:val="24"/>
+          <w:lang w:eastAsia="en-GB"/>
+        </w:rPr>
+        <w:t xml:space="preserve"> Python's lists. There are the usual functionalities to add/remove/modify/get index of an item, etc. You can only initialize such an </w:t>
+      </w:r>
+      <w:proofErr w:type="spellStart"/>
+      <w:r>
+        <w:rPr>
+          <w:rFonts w:ascii="Times New Roman" w:eastAsia="Times New Roman" w:hAnsi="Times New Roman" w:cs="Times New Roman"/>
+          <w:sz w:val="24"/>
+          <w:szCs w:val="24"/>
+          <w:lang w:eastAsia="en-GB"/>
+        </w:rPr>
+        <w:t>ArrayList</w:t>
+      </w:r>
+      <w:proofErr w:type="spellEnd"/>
+      <w:r>
+        <w:rPr>
+          <w:rFonts w:ascii="Times New Roman" w:eastAsia="Times New Roman" w:hAnsi="Times New Roman" w:cs="Times New Roman"/>
+          <w:sz w:val="24"/>
+          <w:szCs w:val="24"/>
+          <w:lang w:eastAsia="en-GB"/>
+        </w:rPr>
+        <w:t xml:space="preserve"> with a class data type. Primitive types cannot be used </w:t>
+      </w:r>
+      <w:proofErr w:type="spellStart"/>
+      <w:r>
+        <w:rPr>
+          <w:rFonts w:ascii="Times New Roman" w:eastAsia="Times New Roman" w:hAnsi="Times New Roman" w:cs="Times New Roman"/>
+          <w:sz w:val="24"/>
+          <w:szCs w:val="24"/>
+          <w:lang w:eastAsia="en-GB"/>
+        </w:rPr>
+        <w:t>inbetween</w:t>
+      </w:r>
+      <w:proofErr w:type="spellEnd"/>
+      <w:r>
+        <w:rPr>
+          <w:rFonts w:ascii="Times New Roman" w:eastAsia="Times New Roman" w:hAnsi="Times New Roman" w:cs="Times New Roman"/>
+          <w:sz w:val="24"/>
+          <w:szCs w:val="24"/>
+          <w:lang w:eastAsia="en-GB"/>
+        </w:rPr>
+        <w:t xml:space="preserve"> the &lt;&gt;. </w:t>
+      </w:r>
+      <w:proofErr w:type="gramStart"/>
+      <w:r>
+        <w:rPr>
+          <w:rFonts w:ascii="Times New Roman" w:eastAsia="Times New Roman" w:hAnsi="Times New Roman" w:cs="Times New Roman"/>
+          <w:sz w:val="24"/>
+          <w:szCs w:val="24"/>
+          <w:lang w:eastAsia="en-GB"/>
+        </w:rPr>
+        <w:t>Thankfully</w:t>
+      </w:r>
+      <w:proofErr w:type="gramEnd"/>
+      <w:r>
+        <w:rPr>
+          <w:rFonts w:ascii="Times New Roman" w:eastAsia="Times New Roman" w:hAnsi="Times New Roman" w:cs="Times New Roman"/>
+          <w:sz w:val="24"/>
+          <w:szCs w:val="24"/>
+          <w:lang w:eastAsia="en-GB"/>
+        </w:rPr>
+        <w:t xml:space="preserve"> Java has classes for </w:t>
+      </w:r>
+      <w:r>
+        <w:rPr>
+          <w:rFonts w:ascii="Times New Roman" w:eastAsia="Times New Roman" w:hAnsi="Times New Roman" w:cs="Times New Roman"/>
+          <w:sz w:val="24"/>
+          <w:szCs w:val="24"/>
+          <w:lang w:eastAsia="en-GB"/>
+        </w:rPr>
+        <w:lastRenderedPageBreak/>
+        <w:t xml:space="preserve">Integer, Double and the other primitive data types, so that we can create an integer array like this: </w:t>
+      </w:r>
+      <w:proofErr w:type="spellStart"/>
+      <w:r>
+        <w:rPr>
+          <w:rFonts w:ascii="Times New Roman" w:eastAsia="Times New Roman" w:hAnsi="Times New Roman" w:cs="Times New Roman"/>
+          <w:sz w:val="24"/>
+          <w:szCs w:val="24"/>
+          <w:lang w:eastAsia="en-GB"/>
+        </w:rPr>
+        <w:t>ArrayList</w:t>
+      </w:r>
+      <w:proofErr w:type="spellEnd"/>
+      <w:r>
+        <w:rPr>
+          <w:rFonts w:ascii="Times New Roman" w:eastAsia="Times New Roman" w:hAnsi="Times New Roman" w:cs="Times New Roman"/>
+          <w:sz w:val="24"/>
+          <w:szCs w:val="24"/>
+          <w:lang w:eastAsia="en-GB"/>
+        </w:rPr>
+        <w:t xml:space="preserve">&lt;Integer&gt;, whereas, </w:t>
+      </w:r>
+      <w:proofErr w:type="spellStart"/>
+      <w:r>
+        <w:rPr>
+          <w:rFonts w:ascii="Times New Roman" w:eastAsia="Times New Roman" w:hAnsi="Times New Roman" w:cs="Times New Roman"/>
+          <w:sz w:val="24"/>
+          <w:szCs w:val="24"/>
+          <w:lang w:eastAsia="en-GB"/>
+        </w:rPr>
+        <w:t>ArrayList</w:t>
+      </w:r>
+      <w:proofErr w:type="spellEnd"/>
+      <w:r>
+        <w:rPr>
+          <w:rFonts w:ascii="Times New Roman" w:eastAsia="Times New Roman" w:hAnsi="Times New Roman" w:cs="Times New Roman"/>
+          <w:sz w:val="24"/>
+          <w:szCs w:val="24"/>
+          <w:lang w:eastAsia="en-GB"/>
+        </w:rPr>
+        <w:t>&lt;int&gt; will not work.</w:t>
+      </w:r>
+    </w:p>
+    <w:p>
+      <w:pPr>
+        <w:spacing w:before="100" w:beforeAutospacing="1" w:after="100" w:afterAutospacing="1" w:line="240" w:lineRule="auto"/>
+        <w:rPr>
+          <w:rFonts w:ascii="Times New Roman" w:eastAsia="Times New Roman" w:hAnsi="Times New Roman" w:cs="Times New Roman"/>
+          <w:sz w:val="24"/>
+          <w:szCs w:val="24"/>
+          <w:lang w:eastAsia="en-GB"/>
+        </w:rPr>
+      </w:pPr>
+      <w:r>
+        <w:rPr>
+          <w:rFonts w:ascii="Times New Roman" w:eastAsia="Times New Roman" w:hAnsi="Times New Roman" w:cs="Times New Roman"/>
+          <w:sz w:val="24"/>
+          <w:szCs w:val="24"/>
+          <w:lang w:eastAsia="en-GB"/>
+        </w:rPr>
+        <w:t xml:space="preserve">    - </w:t>
+      </w:r>
+      <w:proofErr w:type="spellStart"/>
+      <w:r>
+        <w:rPr>
+          <w:rFonts w:ascii="Times New Roman" w:eastAsia="Times New Roman" w:hAnsi="Times New Roman" w:cs="Times New Roman"/>
+          <w:sz w:val="24"/>
+          <w:szCs w:val="24"/>
+          <w:lang w:eastAsia="en-GB"/>
+        </w:rPr>
+        <w:t>LinkedLists</w:t>
+      </w:r>
+      <w:proofErr w:type="spellEnd"/>
+      <w:r>
+        <w:rPr>
+          <w:rFonts w:ascii="Times New Roman" w:eastAsia="Times New Roman" w:hAnsi="Times New Roman" w:cs="Times New Roman"/>
+          <w:sz w:val="24"/>
+          <w:szCs w:val="24"/>
+          <w:lang w:eastAsia="en-GB"/>
+        </w:rPr>
+        <w:t xml:space="preserve"> - I learned about them today. I get the idea that items are linked to each other, and with Java's iterator class we can iterate and use the </w:t>
+      </w:r>
+      <w:proofErr w:type="gramStart"/>
+      <w:r>
+        <w:rPr>
+          <w:rFonts w:ascii="Times New Roman" w:eastAsia="Times New Roman" w:hAnsi="Times New Roman" w:cs="Times New Roman"/>
+          <w:sz w:val="24"/>
+          <w:szCs w:val="24"/>
+          <w:lang w:eastAsia="en-GB"/>
+        </w:rPr>
+        <w:t>next(</w:t>
+      </w:r>
+      <w:proofErr w:type="gramEnd"/>
+      <w:r>
+        <w:rPr>
+          <w:rFonts w:ascii="Times New Roman" w:eastAsia="Times New Roman" w:hAnsi="Times New Roman" w:cs="Times New Roman"/>
+          <w:sz w:val="24"/>
+          <w:szCs w:val="24"/>
+          <w:lang w:eastAsia="en-GB"/>
+        </w:rPr>
+        <w:t xml:space="preserve">), </w:t>
+      </w:r>
+      <w:proofErr w:type="spellStart"/>
+      <w:r>
+        <w:rPr>
+          <w:rFonts w:ascii="Times New Roman" w:eastAsia="Times New Roman" w:hAnsi="Times New Roman" w:cs="Times New Roman"/>
+          <w:sz w:val="24"/>
+          <w:szCs w:val="24"/>
+          <w:lang w:eastAsia="en-GB"/>
+        </w:rPr>
+        <w:t>previos</w:t>
+      </w:r>
+      <w:proofErr w:type="spellEnd"/>
+      <w:r>
+        <w:rPr>
+          <w:rFonts w:ascii="Times New Roman" w:eastAsia="Times New Roman" w:hAnsi="Times New Roman" w:cs="Times New Roman"/>
+          <w:sz w:val="24"/>
+          <w:szCs w:val="24"/>
+          <w:lang w:eastAsia="en-GB"/>
+        </w:rPr>
+        <w:t xml:space="preserve">() and other provided methods. The teacher said that they are </w:t>
+      </w:r>
+      <w:proofErr w:type="gramStart"/>
+      <w:r>
+        <w:rPr>
+          <w:rFonts w:ascii="Times New Roman" w:eastAsia="Times New Roman" w:hAnsi="Times New Roman" w:cs="Times New Roman"/>
+          <w:sz w:val="24"/>
+          <w:szCs w:val="24"/>
+          <w:lang w:eastAsia="en-GB"/>
+        </w:rPr>
+        <w:t>very powerful</w:t>
+      </w:r>
+      <w:proofErr w:type="gramEnd"/>
+      <w:r>
+        <w:rPr>
+          <w:rFonts w:ascii="Times New Roman" w:eastAsia="Times New Roman" w:hAnsi="Times New Roman" w:cs="Times New Roman"/>
+          <w:sz w:val="24"/>
+          <w:szCs w:val="24"/>
+          <w:lang w:eastAsia="en-GB"/>
+        </w:rPr>
+        <w:t xml:space="preserve">. I see some little bits of "power" but </w:t>
+      </w:r>
+      <w:proofErr w:type="gramStart"/>
+      <w:r>
+        <w:rPr>
+          <w:rFonts w:ascii="Times New Roman" w:eastAsia="Times New Roman" w:hAnsi="Times New Roman" w:cs="Times New Roman"/>
+          <w:sz w:val="24"/>
+          <w:szCs w:val="24"/>
+          <w:lang w:eastAsia="en-GB"/>
+        </w:rPr>
+        <w:t>at the moment</w:t>
+      </w:r>
+      <w:proofErr w:type="gramEnd"/>
+      <w:r>
+        <w:rPr>
+          <w:rFonts w:ascii="Times New Roman" w:eastAsia="Times New Roman" w:hAnsi="Times New Roman" w:cs="Times New Roman"/>
+          <w:sz w:val="24"/>
+          <w:szCs w:val="24"/>
+          <w:lang w:eastAsia="en-GB"/>
+        </w:rPr>
+        <w:t xml:space="preserve"> without using them in practice I cannot argue for that statement. </w:t>
+      </w:r>
+    </w:p>
+    <w:p>
+      <w:pPr>
+        <w:spacing w:before="100" w:beforeAutospacing="1" w:after="100" w:afterAutospacing="1" w:line="240" w:lineRule="auto"/>
+        <w:rPr>
+          <w:rFonts w:ascii="Times New Roman" w:eastAsia="Times New Roman" w:hAnsi="Times New Roman" w:cs="Times New Roman"/>
+          <w:sz w:val="24"/>
+          <w:szCs w:val="24"/>
+          <w:lang w:eastAsia="en-GB"/>
+        </w:rPr>
+      </w:pPr>
+    </w:p>
+    <w:p>
+      <w:pPr>
+        <w:spacing w:before="100" w:beforeAutospacing="1" w:after="100" w:afterAutospacing="1" w:line="240" w:lineRule="auto"/>
+        <w:rPr>
+          <w:rFonts w:ascii="Times New Roman" w:eastAsia="Times New Roman" w:hAnsi="Times New Roman" w:cs="Times New Roman"/>
+          <w:sz w:val="24"/>
+          <w:szCs w:val="24"/>
+          <w:lang w:eastAsia="en-GB"/>
+        </w:rPr>
+      </w:pPr>
+      <w:r>
+        <w:rPr>
+          <w:rFonts w:ascii="Times New Roman" w:eastAsia="Times New Roman" w:hAnsi="Times New Roman" w:cs="Times New Roman"/>
+          <w:sz w:val="24"/>
+          <w:szCs w:val="24"/>
+          <w:lang w:eastAsia="en-GB"/>
+        </w:rPr>
+        <w:t xml:space="preserve">Next bits are on Interfaces, inner and abstract classes. Caught a glimpse of the Interfaces videos. They seem to be bringing </w:t>
+      </w:r>
+      <w:proofErr w:type="gramStart"/>
+      <w:r>
+        <w:rPr>
+          <w:rFonts w:ascii="Times New Roman" w:eastAsia="Times New Roman" w:hAnsi="Times New Roman" w:cs="Times New Roman"/>
+          <w:sz w:val="24"/>
+          <w:szCs w:val="24"/>
+          <w:lang w:eastAsia="en-GB"/>
+        </w:rPr>
+        <w:t>some kind of structure</w:t>
+      </w:r>
+      <w:proofErr w:type="gramEnd"/>
+      <w:r>
+        <w:rPr>
+          <w:rFonts w:ascii="Times New Roman" w:eastAsia="Times New Roman" w:hAnsi="Times New Roman" w:cs="Times New Roman"/>
+          <w:sz w:val="24"/>
+          <w:szCs w:val="24"/>
+          <w:lang w:eastAsia="en-GB"/>
+        </w:rPr>
+        <w:t xml:space="preserve"> to classes, but I cannot say anything else at the moment because I am not so familiar with them.</w:t>
+      </w:r>
+    </w:p>
+    <w:p>
+      <w:pPr>
+        <w:spacing w:before="100" w:beforeAutospacing="1" w:after="100" w:afterAutospacing="1" w:line="240" w:lineRule="auto"/>
+        <w:rPr>
+          <w:rFonts w:ascii="Times New Roman" w:eastAsia="Times New Roman" w:hAnsi="Times New Roman" w:cs="Times New Roman"/>
+          <w:sz w:val="24"/>
+          <w:szCs w:val="24"/>
+          <w:lang w:eastAsia="en-GB"/>
+        </w:rPr>
+      </w:pPr>
+    </w:p>
+    <w:p>
+      <w:pPr>
+        <w:spacing w:before="100" w:beforeAutospacing="1" w:after="100" w:afterAutospacing="1" w:line="240" w:lineRule="auto"/>
+        <w:rPr>
+          <w:rFonts w:ascii="Times New Roman" w:eastAsia="Times New Roman" w:hAnsi="Times New Roman" w:cs="Times New Roman"/>
+          <w:sz w:val="24"/>
+          <w:szCs w:val="24"/>
+          <w:lang w:eastAsia="en-GB"/>
+        </w:rPr>
+      </w:pPr>
+      <w:r>
+        <w:rPr>
+          <w:rFonts w:ascii="Times New Roman" w:eastAsia="Times New Roman" w:hAnsi="Times New Roman" w:cs="Times New Roman"/>
+          <w:sz w:val="24"/>
+          <w:szCs w:val="24"/>
+          <w:lang w:eastAsia="en-GB"/>
+        </w:rPr>
+        <w:t>That is all for today.</w:t>
+      </w:r>
+    </w:p>
+    <w:p>
+      <w:pPr>
+        <w:spacing w:before="100" w:beforeAutospacing="1" w:after="100" w:afterAutospacing="1" w:line="240" w:lineRule="auto"/>
+        <w:rPr>
+          <w:rFonts w:ascii="Times New Roman" w:eastAsia="Times New Roman" w:hAnsi="Times New Roman" w:cs="Times New Roman"/>
+          <w:sz w:val="24"/>
+          <w:szCs w:val="24"/>
+          <w:lang w:eastAsia="en-GB"/>
+        </w:rPr>
+      </w:pPr>
+    </w:p>
+    <w:p>
+      <w:pPr>
+        <w:spacing w:before="100" w:beforeAutospacing="1" w:after="100" w:afterAutospacing="1" w:line="240" w:lineRule="auto"/>
+        <w:rPr>
+          <w:rFonts w:ascii="Times New Roman" w:eastAsia="Times New Roman" w:hAnsi="Times New Roman" w:cs="Times New Roman"/>
+          <w:sz w:val="24"/>
+          <w:szCs w:val="24"/>
+          <w:lang w:eastAsia="en-GB"/>
+        </w:rPr>
+      </w:pPr>
+      <w:r>
+        <w:rPr>
+          <w:rFonts w:ascii="Times New Roman" w:eastAsia="Times New Roman" w:hAnsi="Times New Roman" w:cs="Times New Roman"/>
+          <w:sz w:val="24"/>
+          <w:szCs w:val="24"/>
+          <w:lang w:eastAsia="en-GB"/>
+        </w:rPr>
+        <w:t>See you in the next one,</w:t>
+      </w:r>
+    </w:p>
+    <w:p>
+      <w:pPr>
+        <w:spacing w:before="100" w:beforeAutospacing="1" w:after="100" w:afterAutospacing="1" w:line="240" w:lineRule="auto"/>
+        <w:rPr>
+          <w:rFonts w:ascii="Times New Roman" w:eastAsia="Times New Roman" w:hAnsi="Times New Roman" w:cs="Times New Roman"/>
+          <w:sz w:val="24"/>
+          <w:szCs w:val="24"/>
+          <w:lang w:eastAsia="en-GB"/>
+        </w:rPr>
+      </w:pPr>
+      <w:r>
+        <w:rPr>
+          <w:rFonts w:ascii="Times New Roman" w:eastAsia="Times New Roman" w:hAnsi="Times New Roman" w:cs="Times New Roman"/>
+          <w:sz w:val="24"/>
+          <w:szCs w:val="24"/>
+          <w:lang w:eastAsia="en-GB"/>
+        </w:rPr>
+        <w:t>Ivan</w:t>
+      </w:r>
+    </w:p>
+    <w:bookmarkEnd w:id="0"/>
     <w:p/>
     <w:sectPr>
       <w:pgSz w:w="12240" w:h="15840"/>
@@ -20784,6 +25442,37 @@
       <w:lang w:val="en-GB"/>
     </w:rPr>
   </w:style>
+  <w:style w:type="paragraph" w:styleId="BalloonText">
+    <w:name w:val="Balloon Text"/>
+    <w:basedOn w:val="Normal"/>
+    <w:link w:val="BalloonTextChar"/>
+    <w:uiPriority w:val="99"/>
+    <w:semiHidden/>
+    <w:unhideWhenUsed/>
+    <w:rsid w:val="00FB0110"/>
+    <w:pPr>
+      <w:spacing w:after="0" w:line="240" w:lineRule="auto"/>
+    </w:pPr>
+    <w:rPr>
+      <w:rFonts w:ascii="Segoe UI" w:hAnsi="Segoe UI" w:cs="Segoe UI"/>
+      <w:sz w:val="18"/>
+      <w:szCs w:val="18"/>
+    </w:rPr>
+  </w:style>
+  <w:style w:type="character" w:customStyle="1" w:styleId="BalloonTextChar">
+    <w:name w:val="Balloon Text Char"/>
+    <w:basedOn w:val="DefaultParagraphFont"/>
+    <w:link w:val="BalloonText"/>
+    <w:uiPriority w:val="99"/>
+    <w:semiHidden/>
+    <w:rsid w:val="00FB0110"/>
+    <w:rPr>
+      <w:rFonts w:ascii="Segoe UI" w:hAnsi="Segoe UI" w:cs="Segoe UI"/>
+      <w:sz w:val="18"/>
+      <w:szCs w:val="18"/>
+      <w:lang w:val="en-GB"/>
+    </w:rPr>
+  </w:style>
 </w:styles>
 </file>
 

--- a/Events throughout the day.docx
+++ b/Events throughout the day.docx
@@ -24211,10 +24211,7 @@
         <w:t>Title:</w:t>
       </w:r>
       <w:r>
-        <w:t xml:space="preserve"> </w:t>
-      </w:r>
-      <w:r>
-        <w:t>Finished the Arrays section in the Java masterclass course</w:t>
+        <w:t xml:space="preserve"> Finished the Arrays section in the Java masterclass course</w:t>
       </w:r>
     </w:p>
     <w:p/>
@@ -24244,7 +24241,6 @@
           <w:lang w:eastAsia="en-GB"/>
         </w:rPr>
       </w:pPr>
-      <w:bookmarkStart w:id="0" w:name="_GoBack"/>
       <w:r>
         <w:rPr>
           <w:rFonts w:ascii="Times New Roman" w:eastAsia="Times New Roman" w:hAnsi="Times New Roman" w:cs="Times New Roman"/>
@@ -24840,7 +24836,970 @@
         <w:t>Ivan</w:t>
       </w:r>
     </w:p>
-    <w:bookmarkEnd w:id="0"/>
+    <w:p/>
+    <w:p/>
+    <w:p/>
+    <w:p>
+      <w:r>
+        <w:t>Title:</w:t>
+      </w:r>
+      <w:r>
+        <w:t xml:space="preserve"> I want to finish the Esports app before day 50!</w:t>
+      </w:r>
+    </w:p>
+    <w:p/>
+    <w:p>
+      <w:r>
+        <w:t>Summary:</w:t>
+      </w:r>
+      <w:r>
+        <w:t xml:space="preserve"> Day 43 of 100. I will need to do some extra research in order to better understand interfaces, abstract </w:t>
+      </w:r>
+      <w:proofErr w:type="gramStart"/>
+      <w:r>
+        <w:t>classes</w:t>
+      </w:r>
+      <w:proofErr w:type="gramEnd"/>
+      <w:r>
+        <w:t xml:space="preserve"> and generics in Java. </w:t>
+      </w:r>
+      <w:proofErr w:type="gramStart"/>
+      <w:r>
+        <w:t>Also</w:t>
+      </w:r>
+      <w:proofErr w:type="gramEnd"/>
+      <w:r>
+        <w:t xml:space="preserve"> will aim to finish the Esports app by day 50.</w:t>
+      </w:r>
+    </w:p>
+    <w:p/>
+    <w:p>
+      <w:r>
+        <w:t>Content:</w:t>
+      </w:r>
+    </w:p>
+    <w:p>
+      <w:pPr>
+        <w:spacing w:before="100" w:beforeAutospacing="1" w:after="100" w:afterAutospacing="1" w:line="240" w:lineRule="auto"/>
+        <w:rPr>
+          <w:rFonts w:ascii="Times New Roman" w:eastAsia="Times New Roman" w:hAnsi="Times New Roman" w:cs="Times New Roman"/>
+          <w:sz w:val="24"/>
+          <w:szCs w:val="24"/>
+          <w:lang w:eastAsia="en-GB"/>
+        </w:rPr>
+      </w:pPr>
+      <w:r>
+        <w:rPr>
+          <w:rFonts w:ascii="Times New Roman" w:eastAsia="Times New Roman" w:hAnsi="Times New Roman" w:cs="Times New Roman"/>
+          <w:i/>
+          <w:iCs/>
+          <w:sz w:val="24"/>
+          <w:szCs w:val="24"/>
+          <w:lang w:eastAsia="en-GB"/>
+        </w:rPr>
+        <w:t>Welcome to day 43 of my 100 days of code...</w:t>
+      </w:r>
+    </w:p>
+    <w:p>
+      <w:pPr>
+        <w:spacing w:before="100" w:beforeAutospacing="1" w:after="100" w:afterAutospacing="1" w:line="240" w:lineRule="auto"/>
+        <w:rPr>
+          <w:rFonts w:ascii="Times New Roman" w:eastAsia="Times New Roman" w:hAnsi="Times New Roman" w:cs="Times New Roman"/>
+          <w:sz w:val="24"/>
+          <w:szCs w:val="24"/>
+          <w:lang w:eastAsia="en-GB"/>
+        </w:rPr>
+      </w:pPr>
+    </w:p>
+    <w:p>
+      <w:pPr>
+        <w:spacing w:before="100" w:beforeAutospacing="1" w:after="100" w:afterAutospacing="1" w:line="240" w:lineRule="auto"/>
+        <w:rPr>
+          <w:rFonts w:ascii="Times New Roman" w:eastAsia="Times New Roman" w:hAnsi="Times New Roman" w:cs="Times New Roman"/>
+          <w:sz w:val="24"/>
+          <w:szCs w:val="24"/>
+          <w:lang w:eastAsia="en-GB"/>
+        </w:rPr>
+      </w:pPr>
+      <w:r>
+        <w:rPr>
+          <w:rFonts w:ascii="Times New Roman" w:eastAsia="Times New Roman" w:hAnsi="Times New Roman" w:cs="Times New Roman"/>
+          <w:sz w:val="24"/>
+          <w:szCs w:val="24"/>
+          <w:lang w:eastAsia="en-GB"/>
+        </w:rPr>
+        <w:t xml:space="preserve">One of the things I did today - I went over the videos about Inner and abstract classes and generics in Java. </w:t>
+      </w:r>
+    </w:p>
+    <w:p>
+      <w:pPr>
+        <w:spacing w:before="100" w:beforeAutospacing="1" w:after="100" w:afterAutospacing="1" w:line="240" w:lineRule="auto"/>
+        <w:rPr>
+          <w:rFonts w:ascii="Times New Roman" w:eastAsia="Times New Roman" w:hAnsi="Times New Roman" w:cs="Times New Roman"/>
+          <w:sz w:val="24"/>
+          <w:szCs w:val="24"/>
+          <w:lang w:eastAsia="en-GB"/>
+        </w:rPr>
+      </w:pPr>
+      <w:r>
+        <w:rPr>
+          <w:rFonts w:ascii="Times New Roman" w:eastAsia="Times New Roman" w:hAnsi="Times New Roman" w:cs="Times New Roman"/>
+          <w:sz w:val="24"/>
+          <w:szCs w:val="24"/>
+          <w:lang w:eastAsia="en-GB"/>
+        </w:rPr>
+        <w:lastRenderedPageBreak/>
+        <w:t xml:space="preserve">I felt like I was more just listening than learning and "participating" by coding along. The concepts of abstract classes, and interfaces trouble me </w:t>
+      </w:r>
+      <w:proofErr w:type="gramStart"/>
+      <w:r>
+        <w:rPr>
+          <w:rFonts w:ascii="Times New Roman" w:eastAsia="Times New Roman" w:hAnsi="Times New Roman" w:cs="Times New Roman"/>
+          <w:sz w:val="24"/>
+          <w:szCs w:val="24"/>
+          <w:lang w:eastAsia="en-GB"/>
+        </w:rPr>
+        <w:t>at the moment</w:t>
+      </w:r>
+      <w:proofErr w:type="gramEnd"/>
+      <w:r>
+        <w:rPr>
+          <w:rFonts w:ascii="Times New Roman" w:eastAsia="Times New Roman" w:hAnsi="Times New Roman" w:cs="Times New Roman"/>
+          <w:sz w:val="24"/>
+          <w:szCs w:val="24"/>
+          <w:lang w:eastAsia="en-GB"/>
+        </w:rPr>
+        <w:t xml:space="preserve"> because I do not fully understand them, cannot use them and so I cannot see a benefit. </w:t>
+      </w:r>
+    </w:p>
+    <w:p>
+      <w:pPr>
+        <w:spacing w:before="100" w:beforeAutospacing="1" w:after="100" w:afterAutospacing="1" w:line="240" w:lineRule="auto"/>
+        <w:rPr>
+          <w:rFonts w:ascii="Times New Roman" w:eastAsia="Times New Roman" w:hAnsi="Times New Roman" w:cs="Times New Roman"/>
+          <w:sz w:val="24"/>
+          <w:szCs w:val="24"/>
+          <w:lang w:eastAsia="en-GB"/>
+        </w:rPr>
+      </w:pPr>
+      <w:r>
+        <w:rPr>
+          <w:rFonts w:ascii="Times New Roman" w:eastAsia="Times New Roman" w:hAnsi="Times New Roman" w:cs="Times New Roman"/>
+          <w:sz w:val="24"/>
+          <w:szCs w:val="24"/>
+          <w:lang w:eastAsia="en-GB"/>
+        </w:rPr>
+        <w:t xml:space="preserve">I think this is mainly </w:t>
+      </w:r>
+      <w:r>
+        <w:rPr>
+          <w:rFonts w:ascii="Times New Roman" w:eastAsia="Times New Roman" w:hAnsi="Times New Roman" w:cs="Times New Roman"/>
+          <w:sz w:val="24"/>
+          <w:szCs w:val="24"/>
+          <w:lang w:eastAsia="en-GB"/>
+        </w:rPr>
+        <w:t>because</w:t>
+      </w:r>
+      <w:r>
+        <w:rPr>
+          <w:rFonts w:ascii="Times New Roman" w:eastAsia="Times New Roman" w:hAnsi="Times New Roman" w:cs="Times New Roman"/>
+          <w:sz w:val="24"/>
+          <w:szCs w:val="24"/>
+          <w:lang w:eastAsia="en-GB"/>
+        </w:rPr>
+        <w:t xml:space="preserve"> I am going over them and it is not "easy" material. I might need to process it and do some extra research on them so I can fully understand those 2 concepts and then move forward in the course.</w:t>
+      </w:r>
+    </w:p>
+    <w:p>
+      <w:pPr>
+        <w:spacing w:before="100" w:beforeAutospacing="1" w:after="100" w:afterAutospacing="1" w:line="240" w:lineRule="auto"/>
+        <w:rPr>
+          <w:rFonts w:ascii="Times New Roman" w:eastAsia="Times New Roman" w:hAnsi="Times New Roman" w:cs="Times New Roman"/>
+          <w:sz w:val="24"/>
+          <w:szCs w:val="24"/>
+          <w:lang w:eastAsia="en-GB"/>
+        </w:rPr>
+      </w:pPr>
+    </w:p>
+    <w:p>
+      <w:pPr>
+        <w:spacing w:before="100" w:beforeAutospacing="1" w:after="100" w:afterAutospacing="1" w:line="240" w:lineRule="auto"/>
+        <w:rPr>
+          <w:rFonts w:ascii="Times New Roman" w:eastAsia="Times New Roman" w:hAnsi="Times New Roman" w:cs="Times New Roman"/>
+          <w:sz w:val="24"/>
+          <w:szCs w:val="24"/>
+          <w:lang w:eastAsia="en-GB"/>
+        </w:rPr>
+      </w:pPr>
+      <w:r>
+        <w:rPr>
+          <w:rFonts w:ascii="Times New Roman" w:eastAsia="Times New Roman" w:hAnsi="Times New Roman" w:cs="Times New Roman"/>
+          <w:sz w:val="24"/>
+          <w:szCs w:val="24"/>
+          <w:lang w:eastAsia="en-GB"/>
+        </w:rPr>
+        <w:t xml:space="preserve">The other thing I did at home was practice presenting the Python course bits that I will be doing and doing the examples, making sure my explanations are as clean as possible. It is going great so far. Today we had our second preparation meeting with the other </w:t>
+      </w:r>
+      <w:proofErr w:type="gramStart"/>
+      <w:r>
+        <w:rPr>
+          <w:rFonts w:ascii="Times New Roman" w:eastAsia="Times New Roman" w:hAnsi="Times New Roman" w:cs="Times New Roman"/>
+          <w:sz w:val="24"/>
+          <w:szCs w:val="24"/>
+          <w:lang w:eastAsia="en-GB"/>
+        </w:rPr>
+        <w:t>intern</w:t>
+      </w:r>
+      <w:proofErr w:type="gramEnd"/>
+      <w:r>
+        <w:rPr>
+          <w:rFonts w:ascii="Times New Roman" w:eastAsia="Times New Roman" w:hAnsi="Times New Roman" w:cs="Times New Roman"/>
+          <w:sz w:val="24"/>
+          <w:szCs w:val="24"/>
+          <w:lang w:eastAsia="en-GB"/>
+        </w:rPr>
+        <w:t xml:space="preserve"> and we went over all of the material together. Made sure explanations were clear and examples were easy and understandable (and working, as well, </w:t>
+      </w:r>
+      <w:proofErr w:type="spellStart"/>
+      <w:r>
+        <w:rPr>
+          <w:rFonts w:ascii="Times New Roman" w:eastAsia="Times New Roman" w:hAnsi="Times New Roman" w:cs="Times New Roman"/>
+          <w:sz w:val="24"/>
+          <w:szCs w:val="24"/>
+          <w:lang w:eastAsia="en-GB"/>
+        </w:rPr>
+        <w:t>haha</w:t>
+      </w:r>
+      <w:proofErr w:type="spellEnd"/>
+      <w:r>
+        <w:rPr>
+          <w:rFonts w:ascii="Times New Roman" w:eastAsia="Times New Roman" w:hAnsi="Times New Roman" w:cs="Times New Roman"/>
+          <w:sz w:val="24"/>
+          <w:szCs w:val="24"/>
+          <w:lang w:eastAsia="en-GB"/>
+        </w:rPr>
+        <w:t xml:space="preserve">). On Tuesday is our Test session when we will do the class for 1 intern and get its opinions and feedback before the actual thing.  </w:t>
+      </w:r>
+    </w:p>
+    <w:p>
+      <w:pPr>
+        <w:spacing w:before="100" w:beforeAutospacing="1" w:after="100" w:afterAutospacing="1" w:line="240" w:lineRule="auto"/>
+        <w:rPr>
+          <w:rFonts w:ascii="Times New Roman" w:eastAsia="Times New Roman" w:hAnsi="Times New Roman" w:cs="Times New Roman"/>
+          <w:sz w:val="24"/>
+          <w:szCs w:val="24"/>
+          <w:lang w:eastAsia="en-GB"/>
+        </w:rPr>
+      </w:pPr>
+    </w:p>
+    <w:p>
+      <w:pPr>
+        <w:spacing w:before="100" w:beforeAutospacing="1" w:after="100" w:afterAutospacing="1" w:line="240" w:lineRule="auto"/>
+        <w:rPr>
+          <w:rFonts w:ascii="Times New Roman" w:eastAsia="Times New Roman" w:hAnsi="Times New Roman" w:cs="Times New Roman"/>
+          <w:sz w:val="24"/>
+          <w:szCs w:val="24"/>
+          <w:lang w:eastAsia="en-GB"/>
+        </w:rPr>
+      </w:pPr>
+      <w:r>
+        <w:rPr>
+          <w:rFonts w:ascii="Times New Roman" w:eastAsia="Times New Roman" w:hAnsi="Times New Roman" w:cs="Times New Roman"/>
+          <w:i/>
+          <w:iCs/>
+          <w:sz w:val="24"/>
+          <w:szCs w:val="24"/>
+          <w:lang w:eastAsia="en-GB"/>
+        </w:rPr>
+        <w:t>On another note,</w:t>
+      </w:r>
+    </w:p>
+    <w:p>
+      <w:pPr>
+        <w:spacing w:before="100" w:beforeAutospacing="1" w:after="100" w:afterAutospacing="1" w:line="240" w:lineRule="auto"/>
+        <w:rPr>
+          <w:rFonts w:ascii="Times New Roman" w:eastAsia="Times New Roman" w:hAnsi="Times New Roman" w:cs="Times New Roman"/>
+          <w:sz w:val="24"/>
+          <w:szCs w:val="24"/>
+          <w:lang w:eastAsia="en-GB"/>
+        </w:rPr>
+      </w:pPr>
+    </w:p>
+    <w:p>
+      <w:pPr>
+        <w:spacing w:before="100" w:beforeAutospacing="1" w:after="100" w:afterAutospacing="1" w:line="240" w:lineRule="auto"/>
+        <w:rPr>
+          <w:rFonts w:ascii="Times New Roman" w:eastAsia="Times New Roman" w:hAnsi="Times New Roman" w:cs="Times New Roman"/>
+          <w:sz w:val="24"/>
+          <w:szCs w:val="24"/>
+          <w:lang w:eastAsia="en-GB"/>
+        </w:rPr>
+      </w:pPr>
+      <w:r>
+        <w:rPr>
+          <w:rFonts w:ascii="Times New Roman" w:eastAsia="Times New Roman" w:hAnsi="Times New Roman" w:cs="Times New Roman"/>
+          <w:sz w:val="24"/>
+          <w:szCs w:val="24"/>
+          <w:lang w:eastAsia="en-GB"/>
+        </w:rPr>
+        <w:t xml:space="preserve">Soon it will be day 50 and I wanted something important to happen before it/on it. </w:t>
+      </w:r>
+      <w:proofErr w:type="gramStart"/>
+      <w:r>
+        <w:rPr>
+          <w:rFonts w:ascii="Times New Roman" w:eastAsia="Times New Roman" w:hAnsi="Times New Roman" w:cs="Times New Roman"/>
+          <w:sz w:val="24"/>
+          <w:szCs w:val="24"/>
+          <w:lang w:eastAsia="en-GB"/>
+        </w:rPr>
+        <w:t>So</w:t>
+      </w:r>
+      <w:proofErr w:type="gramEnd"/>
+      <w:r>
+        <w:rPr>
+          <w:rFonts w:ascii="Times New Roman" w:eastAsia="Times New Roman" w:hAnsi="Times New Roman" w:cs="Times New Roman"/>
+          <w:sz w:val="24"/>
+          <w:szCs w:val="24"/>
+          <w:lang w:eastAsia="en-GB"/>
+        </w:rPr>
+        <w:t xml:space="preserve"> I will aim to finish the Esports app by day 50 which is in 1 week (7 days). Stuff that needs to be done off the top of my head:</w:t>
+      </w:r>
+    </w:p>
+    <w:p>
+      <w:pPr>
+        <w:spacing w:before="100" w:beforeAutospacing="1" w:after="100" w:afterAutospacing="1" w:line="240" w:lineRule="auto"/>
+        <w:rPr>
+          <w:rFonts w:ascii="Times New Roman" w:eastAsia="Times New Roman" w:hAnsi="Times New Roman" w:cs="Times New Roman"/>
+          <w:sz w:val="24"/>
+          <w:szCs w:val="24"/>
+          <w:lang w:eastAsia="en-GB"/>
+        </w:rPr>
+      </w:pPr>
+      <w:r>
+        <w:rPr>
+          <w:rFonts w:ascii="Times New Roman" w:eastAsia="Times New Roman" w:hAnsi="Times New Roman" w:cs="Times New Roman"/>
+          <w:sz w:val="24"/>
+          <w:szCs w:val="24"/>
+          <w:lang w:eastAsia="en-GB"/>
+        </w:rPr>
+        <w:t xml:space="preserve"> - change the API so that it accepts a list of champions and it stores it as a list in the db. </w:t>
+      </w:r>
+    </w:p>
+    <w:p>
+      <w:pPr>
+        <w:spacing w:before="100" w:beforeAutospacing="1" w:after="100" w:afterAutospacing="1" w:line="240" w:lineRule="auto"/>
+        <w:rPr>
+          <w:rFonts w:ascii="Times New Roman" w:eastAsia="Times New Roman" w:hAnsi="Times New Roman" w:cs="Times New Roman"/>
+          <w:sz w:val="24"/>
+          <w:szCs w:val="24"/>
+          <w:lang w:eastAsia="en-GB"/>
+        </w:rPr>
+      </w:pPr>
+      <w:r>
+        <w:rPr>
+          <w:rFonts w:ascii="Times New Roman" w:eastAsia="Times New Roman" w:hAnsi="Times New Roman" w:cs="Times New Roman"/>
+          <w:sz w:val="24"/>
+          <w:szCs w:val="24"/>
+          <w:lang w:eastAsia="en-GB"/>
+        </w:rPr>
+        <w:t> - make sure the update game info page works.</w:t>
+      </w:r>
+    </w:p>
+    <w:p>
+      <w:pPr>
+        <w:spacing w:before="100" w:beforeAutospacing="1" w:after="100" w:afterAutospacing="1" w:line="240" w:lineRule="auto"/>
+        <w:rPr>
+          <w:rFonts w:ascii="Times New Roman" w:eastAsia="Times New Roman" w:hAnsi="Times New Roman" w:cs="Times New Roman"/>
+          <w:sz w:val="24"/>
+          <w:szCs w:val="24"/>
+          <w:lang w:eastAsia="en-GB"/>
+        </w:rPr>
+      </w:pPr>
+      <w:r>
+        <w:rPr>
+          <w:rFonts w:ascii="Times New Roman" w:eastAsia="Times New Roman" w:hAnsi="Times New Roman" w:cs="Times New Roman"/>
+          <w:sz w:val="24"/>
+          <w:szCs w:val="24"/>
+          <w:lang w:eastAsia="en-GB"/>
+        </w:rPr>
+        <w:t xml:space="preserve"> - connect the frontend and the backend. </w:t>
+      </w:r>
+    </w:p>
+    <w:p>
+      <w:pPr>
+        <w:spacing w:before="100" w:beforeAutospacing="1" w:after="100" w:afterAutospacing="1" w:line="240" w:lineRule="auto"/>
+        <w:rPr>
+          <w:rFonts w:ascii="Times New Roman" w:eastAsia="Times New Roman" w:hAnsi="Times New Roman" w:cs="Times New Roman"/>
+          <w:sz w:val="24"/>
+          <w:szCs w:val="24"/>
+          <w:lang w:eastAsia="en-GB"/>
+        </w:rPr>
+      </w:pPr>
+    </w:p>
+    <w:p>
+      <w:pPr>
+        <w:spacing w:before="100" w:beforeAutospacing="1" w:after="100" w:afterAutospacing="1" w:line="240" w:lineRule="auto"/>
+        <w:rPr>
+          <w:rFonts w:ascii="Times New Roman" w:eastAsia="Times New Roman" w:hAnsi="Times New Roman" w:cs="Times New Roman"/>
+          <w:sz w:val="24"/>
+          <w:szCs w:val="24"/>
+          <w:lang w:eastAsia="en-GB"/>
+        </w:rPr>
+      </w:pPr>
+      <w:r>
+        <w:rPr>
+          <w:rFonts w:ascii="Times New Roman" w:eastAsia="Times New Roman" w:hAnsi="Times New Roman" w:cs="Times New Roman"/>
+          <w:sz w:val="24"/>
+          <w:szCs w:val="24"/>
+          <w:lang w:eastAsia="en-GB"/>
+        </w:rPr>
+        <w:t xml:space="preserve">It is exciting now that I am setting a deadline for it and it will </w:t>
+      </w:r>
+      <w:proofErr w:type="gramStart"/>
+      <w:r>
+        <w:rPr>
+          <w:rFonts w:ascii="Times New Roman" w:eastAsia="Times New Roman" w:hAnsi="Times New Roman" w:cs="Times New Roman"/>
+          <w:sz w:val="24"/>
+          <w:szCs w:val="24"/>
+          <w:lang w:eastAsia="en-GB"/>
+        </w:rPr>
+        <w:t>actually get</w:t>
+      </w:r>
+      <w:proofErr w:type="gramEnd"/>
+      <w:r>
+        <w:rPr>
+          <w:rFonts w:ascii="Times New Roman" w:eastAsia="Times New Roman" w:hAnsi="Times New Roman" w:cs="Times New Roman"/>
+          <w:sz w:val="24"/>
+          <w:szCs w:val="24"/>
+          <w:lang w:eastAsia="en-GB"/>
+        </w:rPr>
+        <w:t xml:space="preserve"> finished. Looking forward to working on it again!</w:t>
+      </w:r>
+    </w:p>
+    <w:p>
+      <w:pPr>
+        <w:spacing w:before="100" w:beforeAutospacing="1" w:after="100" w:afterAutospacing="1" w:line="240" w:lineRule="auto"/>
+        <w:rPr>
+          <w:rFonts w:ascii="Times New Roman" w:eastAsia="Times New Roman" w:hAnsi="Times New Roman" w:cs="Times New Roman"/>
+          <w:sz w:val="24"/>
+          <w:szCs w:val="24"/>
+          <w:lang w:eastAsia="en-GB"/>
+        </w:rPr>
+      </w:pPr>
+    </w:p>
+    <w:p>
+      <w:pPr>
+        <w:spacing w:before="100" w:beforeAutospacing="1" w:after="100" w:afterAutospacing="1" w:line="240" w:lineRule="auto"/>
+        <w:rPr>
+          <w:rFonts w:ascii="Times New Roman" w:eastAsia="Times New Roman" w:hAnsi="Times New Roman" w:cs="Times New Roman"/>
+          <w:sz w:val="24"/>
+          <w:szCs w:val="24"/>
+          <w:lang w:eastAsia="en-GB"/>
+        </w:rPr>
+      </w:pPr>
+      <w:r>
+        <w:rPr>
+          <w:rFonts w:ascii="Times New Roman" w:eastAsia="Times New Roman" w:hAnsi="Times New Roman" w:cs="Times New Roman"/>
+          <w:sz w:val="24"/>
+          <w:szCs w:val="24"/>
+          <w:lang w:eastAsia="en-GB"/>
+        </w:rPr>
+        <w:t>That is all for today.</w:t>
+      </w:r>
+    </w:p>
+    <w:p>
+      <w:pPr>
+        <w:spacing w:before="100" w:beforeAutospacing="1" w:after="100" w:afterAutospacing="1" w:line="240" w:lineRule="auto"/>
+        <w:rPr>
+          <w:rFonts w:ascii="Times New Roman" w:eastAsia="Times New Roman" w:hAnsi="Times New Roman" w:cs="Times New Roman"/>
+          <w:sz w:val="24"/>
+          <w:szCs w:val="24"/>
+          <w:lang w:eastAsia="en-GB"/>
+        </w:rPr>
+      </w:pPr>
+    </w:p>
+    <w:p>
+      <w:pPr>
+        <w:spacing w:before="100" w:beforeAutospacing="1" w:after="100" w:afterAutospacing="1" w:line="240" w:lineRule="auto"/>
+        <w:rPr>
+          <w:rFonts w:ascii="Times New Roman" w:eastAsia="Times New Roman" w:hAnsi="Times New Roman" w:cs="Times New Roman"/>
+          <w:sz w:val="24"/>
+          <w:szCs w:val="24"/>
+          <w:lang w:eastAsia="en-GB"/>
+        </w:rPr>
+      </w:pPr>
+      <w:r>
+        <w:rPr>
+          <w:rFonts w:ascii="Times New Roman" w:eastAsia="Times New Roman" w:hAnsi="Times New Roman" w:cs="Times New Roman"/>
+          <w:sz w:val="24"/>
+          <w:szCs w:val="24"/>
+          <w:lang w:eastAsia="en-GB"/>
+        </w:rPr>
+        <w:t>See you in the next one,</w:t>
+      </w:r>
+    </w:p>
+    <w:p>
+      <w:pPr>
+        <w:spacing w:before="100" w:beforeAutospacing="1" w:after="100" w:afterAutospacing="1" w:line="240" w:lineRule="auto"/>
+        <w:rPr>
+          <w:rFonts w:ascii="Times New Roman" w:eastAsia="Times New Roman" w:hAnsi="Times New Roman" w:cs="Times New Roman"/>
+          <w:sz w:val="24"/>
+          <w:szCs w:val="24"/>
+          <w:lang w:eastAsia="en-GB"/>
+        </w:rPr>
+      </w:pPr>
+      <w:r>
+        <w:rPr>
+          <w:rFonts w:ascii="Times New Roman" w:eastAsia="Times New Roman" w:hAnsi="Times New Roman" w:cs="Times New Roman"/>
+          <w:sz w:val="24"/>
+          <w:szCs w:val="24"/>
+          <w:lang w:eastAsia="en-GB"/>
+        </w:rPr>
+        <w:lastRenderedPageBreak/>
+        <w:t>Ivan</w:t>
+      </w:r>
+    </w:p>
+    <w:p/>
+    <w:p/>
+    <w:p>
+      <w:r>
+        <w:t>Title:</w:t>
+      </w:r>
+      <w:r>
+        <w:t xml:space="preserve"> Connecting the frontend and the backend of my Esports app</w:t>
+      </w:r>
+    </w:p>
+    <w:p/>
+    <w:p>
+      <w:r>
+        <w:t>Summary:</w:t>
+      </w:r>
+      <w:r>
+        <w:t xml:space="preserve"> </w:t>
+      </w:r>
+      <w:r>
+        <w:t>Day 44 of 100. Amazing how APIs work. Everything on the frontend is coming from permanent saves of data in a database. (Also need to start making improvements to my frontend code)</w:t>
+      </w:r>
+    </w:p>
+    <w:p>
+      <w:r>
+        <w:t>Content:</w:t>
+      </w:r>
+      <w:bookmarkStart w:id="0" w:name="_GoBack"/>
+      <w:bookmarkEnd w:id="0"/>
+    </w:p>
+    <w:p>
+      <w:pPr>
+        <w:pStyle w:val="NormalWeb"/>
+      </w:pPr>
+      <w:r>
+        <w:rPr>
+          <w:rStyle w:val="Emphasis"/>
+        </w:rPr>
+        <w:t xml:space="preserve">Welcome to day 44's post. </w:t>
+      </w:r>
+    </w:p>
+    <w:p>
+      <w:pPr>
+        <w:pStyle w:val="NormalWeb"/>
+      </w:pPr>
+    </w:p>
+    <w:p>
+      <w:pPr>
+        <w:pStyle w:val="NormalWeb"/>
+      </w:pPr>
+      <w:r>
+        <w:t>As I have done the last 2 weekends, I will be posting about Friday's and Saturday's coding in the morning of the next day.</w:t>
+      </w:r>
+    </w:p>
+    <w:p>
+      <w:pPr>
+        <w:pStyle w:val="NormalWeb"/>
+      </w:pPr>
+    </w:p>
+    <w:p>
+      <w:pPr>
+        <w:pStyle w:val="Heading3"/>
+      </w:pPr>
+      <w:r>
+        <w:t>Well, yesterday I went back to my Esports app (I removed the dust because I had not touched or looked at the code for at least 2 weeks).</w:t>
+      </w:r>
+    </w:p>
+    <w:p>
+      <w:pPr>
+        <w:pStyle w:val="NormalWeb"/>
+      </w:pPr>
+    </w:p>
+    <w:p>
+      <w:pPr>
+        <w:pStyle w:val="NormalWeb"/>
+      </w:pPr>
+      <w:r>
+        <w:t xml:space="preserve">First thing I wanted to do was the update the API so that instead of duration (a number) it accepts and processes an array of champions. I started laughing when I </w:t>
+      </w:r>
+      <w:r>
+        <w:t>began</w:t>
+      </w:r>
+      <w:r>
+        <w:t xml:space="preserve"> reading my backend code again,</w:t>
+      </w:r>
+      <w:r>
+        <w:t xml:space="preserve"> </w:t>
+      </w:r>
+      <w:r>
+        <w:t xml:space="preserve">not because it is bad, it might </w:t>
+      </w:r>
+      <w:proofErr w:type="gramStart"/>
+      <w:r>
+        <w:t>be</w:t>
+      </w:r>
+      <w:proofErr w:type="gramEnd"/>
+      <w:r>
+        <w:t xml:space="preserve"> but I would not say so, but because I felt like I did not remember anything of what it did (</w:t>
+      </w:r>
+      <w:proofErr w:type="spellStart"/>
+      <w:r>
+        <w:t>hahaha</w:t>
+      </w:r>
+      <w:proofErr w:type="spellEnd"/>
+      <w:r>
+        <w:t xml:space="preserve">). I knew what endpoints I had and what info I could get. I needed to quickly remind myself of where is what and thankfully it took me couple of minutes of reading and following my code to once again, know it completely. I needed to know where to change duration(int) to champions(array) and what else will be affected by this change. </w:t>
+      </w:r>
+    </w:p>
+    <w:p>
+      <w:pPr>
+        <w:pStyle w:val="NormalWeb"/>
+      </w:pPr>
+    </w:p>
+    <w:p>
+      <w:pPr>
+        <w:pStyle w:val="NormalWeb"/>
+      </w:pPr>
+      <w:r>
+        <w:t>Thankfully, it did not take much time to remember my code and I made the change which was not that big - I changed the mongoose Schema for a game from having duration as a Number to champions as Array data type, and also minor changes along some of the API endpoints.</w:t>
+      </w:r>
+    </w:p>
+    <w:p>
+      <w:pPr>
+        <w:pStyle w:val="NormalWeb"/>
+      </w:pPr>
+    </w:p>
+    <w:p>
+      <w:pPr>
+        <w:pStyle w:val="NormalWeb"/>
+      </w:pPr>
+      <w:r>
+        <w:t xml:space="preserve">Before connecting frontend and backend I wanted to make sure that I was happy with the functionality I had on the frontend - whether buttons work and data (hard-coded data) is read and presented properly. </w:t>
+      </w:r>
+    </w:p>
+    <w:p>
+      <w:pPr>
+        <w:pStyle w:val="NormalWeb"/>
+      </w:pPr>
+      <w:r>
+        <w:lastRenderedPageBreak/>
+        <w:t xml:space="preserve">I ran into one issue - the update info button did not actually work. I had the button, a modal opens with the current game info, but I was not happy with the input fields I had put </w:t>
+      </w:r>
+      <w:proofErr w:type="gramStart"/>
+      <w:r>
+        <w:t>and also</w:t>
+      </w:r>
+      <w:proofErr w:type="gramEnd"/>
+      <w:r>
+        <w:t xml:space="preserve"> the "submit changes" button did not do anything. I am blaming myself here for not doing this correctly (Of course I am blaming </w:t>
+      </w:r>
+      <w:proofErr w:type="gramStart"/>
+      <w:r>
+        <w:t>myself,</w:t>
+      </w:r>
+      <w:proofErr w:type="gramEnd"/>
+      <w:r>
+        <w:t xml:space="preserve"> it is not like someone else works on this </w:t>
+      </w:r>
+      <w:proofErr w:type="spellStart"/>
+      <w:r>
+        <w:t>haha</w:t>
+      </w:r>
+      <w:proofErr w:type="spellEnd"/>
+      <w:r>
+        <w:t xml:space="preserve">). </w:t>
+      </w:r>
+    </w:p>
+    <w:p>
+      <w:pPr>
+        <w:pStyle w:val="NormalWeb"/>
+      </w:pPr>
+    </w:p>
+    <w:p>
+      <w:pPr>
+        <w:pStyle w:val="NormalWeb"/>
+      </w:pPr>
+      <w:r>
+        <w:t xml:space="preserve">Because my goal for the night was to connect the frontend and the </w:t>
+      </w:r>
+      <w:proofErr w:type="gramStart"/>
+      <w:r>
+        <w:t>backend</w:t>
+      </w:r>
+      <w:proofErr w:type="gramEnd"/>
+      <w:r>
+        <w:t xml:space="preserve"> I made the decision to comment out the code of the "update game info" button. I wanted the two pieces connected and even if some functionality is not there yet, I can add it later.</w:t>
+      </w:r>
+    </w:p>
+    <w:p>
+      <w:pPr>
+        <w:pStyle w:val="NormalWeb"/>
+      </w:pPr>
+      <w:r>
+        <w:t>One of the things I learned so far in programming is:</w:t>
+      </w:r>
+    </w:p>
+    <w:p>
+      <w:pPr>
+        <w:pStyle w:val="NormalWeb"/>
+      </w:pPr>
+      <w:r>
+        <w:t xml:space="preserve">- </w:t>
+      </w:r>
+      <w:r>
+        <w:rPr>
+          <w:rStyle w:val="Strong"/>
+        </w:rPr>
+        <w:t xml:space="preserve">first: </w:t>
+      </w:r>
+      <w:r>
+        <w:t>write code that works</w:t>
+      </w:r>
+    </w:p>
+    <w:p>
+      <w:pPr>
+        <w:pStyle w:val="NormalWeb"/>
+      </w:pPr>
+      <w:r>
+        <w:t xml:space="preserve">- </w:t>
+      </w:r>
+      <w:r>
+        <w:rPr>
+          <w:rStyle w:val="Strong"/>
+        </w:rPr>
+        <w:t xml:space="preserve">second: </w:t>
+      </w:r>
+      <w:r>
+        <w:t>improve that code</w:t>
+      </w:r>
+    </w:p>
+    <w:p>
+      <w:pPr>
+        <w:pStyle w:val="NormalWeb"/>
+      </w:pPr>
+      <w:r>
+        <w:t>I find it very important to make gradual moves up until the point where the code is flexible, nothing is hard-</w:t>
+      </w:r>
+      <w:proofErr w:type="gramStart"/>
+      <w:r>
+        <w:t>coded</w:t>
+      </w:r>
+      <w:proofErr w:type="gramEnd"/>
+      <w:r>
+        <w:t xml:space="preserve"> and you are happy with it. It is important to have something working in the first place and from there I can improve it. I feel this method is nice for learners because our minds (or at least mine) are not yet trained to immediately be able to write the most efficient code. If I initially write some code that works (even though it is bad) afterwards I know where I can improve it and make it better. </w:t>
+      </w:r>
+    </w:p>
+    <w:p>
+      <w:pPr>
+        <w:pStyle w:val="NormalWeb"/>
+      </w:pPr>
+    </w:p>
+    <w:p>
+      <w:pPr>
+        <w:pStyle w:val="NormalWeb"/>
+      </w:pPr>
+      <w:r>
+        <w:t xml:space="preserve">So, I commented the update game info code and continued with the connection. </w:t>
+      </w:r>
+    </w:p>
+    <w:p>
+      <w:pPr>
+        <w:pStyle w:val="NormalWeb"/>
+      </w:pPr>
+      <w:r>
+        <w:t xml:space="preserve">The first endpoint I connected was the "Add game" page/functionality. A fetch with a POST method, headers, </w:t>
+      </w:r>
+      <w:proofErr w:type="gramStart"/>
+      <w:r>
+        <w:t>body</w:t>
+      </w:r>
+      <w:proofErr w:type="gramEnd"/>
+      <w:r>
+        <w:t xml:space="preserve"> and I had the ability to add games to the database. Immediately after I added the "View all" page. Where I do GET all the games in the database and show them. The other 2 endpoints that I connected are GET all games by a certain team and the "View game info" page - where I see the full game information about a certain game (for context, on each game which is shown as a Card, I have a "View info" button and after its click I am taken to this page with full game info that I have). </w:t>
+      </w:r>
+    </w:p>
+    <w:p>
+      <w:pPr>
+        <w:pStyle w:val="NormalWeb"/>
+      </w:pPr>
+    </w:p>
+    <w:p>
+      <w:pPr>
+        <w:pStyle w:val="NormalWeb"/>
+      </w:pPr>
+      <w:r>
+        <w:t>Seeing how I am adding games from the frontend and then seeing those games again in the "View all" page was amazing. It was really exciting how I am clicking some buttons on the website and everything goes and is saved to a database.</w:t>
+      </w:r>
+    </w:p>
+    <w:p>
+      <w:pPr>
+        <w:pStyle w:val="NormalWeb"/>
+      </w:pPr>
+    </w:p>
+    <w:p>
+      <w:pPr>
+        <w:pStyle w:val="NormalWeb"/>
+      </w:pPr>
+      <w:r>
+        <w:t xml:space="preserve">There are some obvious problems for me which I knew will be there after I connected the front and the back. The frontend code is not that good. Code is repeated a lot and some of the </w:t>
+      </w:r>
+      <w:r>
+        <w:lastRenderedPageBreak/>
+        <w:t xml:space="preserve">validation is not </w:t>
+      </w:r>
+      <w:proofErr w:type="gramStart"/>
+      <w:r>
+        <w:t>very good</w:t>
+      </w:r>
+      <w:proofErr w:type="gramEnd"/>
+      <w:r>
+        <w:t xml:space="preserve">. As I mentioned previously in this post, I wanted to have something that works. Thankfully, during development I </w:t>
+      </w:r>
+      <w:proofErr w:type="spellStart"/>
+      <w:r>
+        <w:t>realise</w:t>
+      </w:r>
+      <w:proofErr w:type="spellEnd"/>
+      <w:r>
+        <w:t xml:space="preserve"> what needs to be improved and how it can be </w:t>
+      </w:r>
+      <w:proofErr w:type="gramStart"/>
+      <w:r>
+        <w:t>improved</w:t>
+      </w:r>
+      <w:proofErr w:type="gramEnd"/>
+      <w:r>
+        <w:t xml:space="preserve"> and I took notes.   </w:t>
+      </w:r>
+    </w:p>
+    <w:p>
+      <w:pPr>
+        <w:pStyle w:val="NormalWeb"/>
+      </w:pPr>
+    </w:p>
+    <w:p>
+      <w:pPr>
+        <w:pStyle w:val="Heading3"/>
+      </w:pPr>
+      <w:r>
+        <w:t xml:space="preserve">What is </w:t>
+      </w:r>
+      <w:proofErr w:type="gramStart"/>
+      <w:r>
+        <w:t>next ?</w:t>
+      </w:r>
+      <w:proofErr w:type="gramEnd"/>
+    </w:p>
+    <w:p>
+      <w:pPr>
+        <w:pStyle w:val="NormalWeb"/>
+      </w:pPr>
+    </w:p>
+    <w:p>
+      <w:pPr>
+        <w:pStyle w:val="NormalWeb"/>
+      </w:pPr>
+      <w:r>
+        <w:t xml:space="preserve">Well, immediate next actions are </w:t>
+      </w:r>
+      <w:proofErr w:type="gramStart"/>
+      <w:r>
+        <w:t>make</w:t>
+      </w:r>
+      <w:proofErr w:type="gramEnd"/>
+      <w:r>
+        <w:t xml:space="preserve"> the frontend code better. Create components for repeated code. </w:t>
+      </w:r>
+    </w:p>
+    <w:p>
+      <w:pPr>
+        <w:pStyle w:val="NormalWeb"/>
+      </w:pPr>
+      <w:r>
+        <w:t>Some main things to improve:</w:t>
+      </w:r>
+    </w:p>
+    <w:p>
+      <w:pPr>
+        <w:pStyle w:val="NormalWeb"/>
+      </w:pPr>
+      <w:r>
+        <w:t xml:space="preserve"> - setup the error validation that is </w:t>
+      </w:r>
+      <w:proofErr w:type="spellStart"/>
+      <w:r>
+        <w:t>comming</w:t>
+      </w:r>
+      <w:proofErr w:type="spellEnd"/>
+      <w:r>
+        <w:t xml:space="preserve"> from the backend</w:t>
+      </w:r>
+    </w:p>
+    <w:p>
+      <w:pPr>
+        <w:pStyle w:val="NormalWeb"/>
+      </w:pPr>
+      <w:r>
+        <w:t> - add a loading spinner for when I am fetching data</w:t>
+      </w:r>
+    </w:p>
+    <w:p>
+      <w:pPr>
+        <w:pStyle w:val="NormalWeb"/>
+      </w:pPr>
+      <w:r>
+        <w:t> - create components for repeated code</w:t>
+      </w:r>
+    </w:p>
+    <w:p>
+      <w:pPr>
+        <w:pStyle w:val="NormalWeb"/>
+      </w:pPr>
+    </w:p>
+    <w:p>
+      <w:pPr>
+        <w:pStyle w:val="NormalWeb"/>
+      </w:pPr>
+      <w:r>
+        <w:t>That is all for Friday.</w:t>
+      </w:r>
+    </w:p>
+    <w:p>
+      <w:pPr>
+        <w:pStyle w:val="NormalWeb"/>
+      </w:pPr>
+    </w:p>
+    <w:p>
+      <w:pPr>
+        <w:pStyle w:val="NormalWeb"/>
+      </w:pPr>
+      <w:r>
+        <w:t>See you in the next one,</w:t>
+      </w:r>
+    </w:p>
+    <w:p>
+      <w:pPr>
+        <w:pStyle w:val="NormalWeb"/>
+      </w:pPr>
+      <w:r>
+        <w:t>Ivan</w:t>
+      </w:r>
+    </w:p>
     <w:p/>
     <w:sectPr>
       <w:pgSz w:w="12240" w:h="15840"/>

--- a/Events throughout the day.docx
+++ b/Events throughout the day.docx
@@ -21437,19 +21437,488 @@
         <w:t xml:space="preserve">Summary: </w:t>
       </w:r>
       <w:r>
-        <w:t xml:space="preserve">Day 45 of 100. Getting closer and closer to </w:t>
-      </w:r>
-      <w:r>
-        <w:t>halfway</w:t>
-      </w:r>
-      <w:r>
-        <w:t xml:space="preserve"> </w:t>
+        <w:t>Day 45 of 100. Getting closer and closer to halfway line. Esports app progress is going great!</w:t>
+      </w:r>
+    </w:p>
+    <w:p/>
+    <w:p>
+      <w:r>
+        <w:t xml:space="preserve">Content: </w:t>
+      </w:r>
+    </w:p>
+    <w:p>
+      <w:pPr>
+        <w:spacing w:before="100" w:beforeAutospacing="1" w:after="100" w:afterAutospacing="1" w:line="240" w:lineRule="auto"/>
+        <w:rPr>
+          <w:rFonts w:ascii="Times New Roman" w:eastAsia="Times New Roman" w:hAnsi="Times New Roman" w:cs="Times New Roman"/>
+          <w:sz w:val="24"/>
+          <w:szCs w:val="24"/>
+          <w:lang w:eastAsia="en-GB"/>
+        </w:rPr>
+      </w:pPr>
+      <w:r>
+        <w:rPr>
+          <w:rFonts w:ascii="Times New Roman" w:eastAsia="Times New Roman" w:hAnsi="Times New Roman" w:cs="Times New Roman"/>
+          <w:i/>
+          <w:iCs/>
+          <w:sz w:val="24"/>
+          <w:szCs w:val="24"/>
+          <w:lang w:eastAsia="en-GB"/>
+        </w:rPr>
+        <w:t>Welcome to another day time travellers...</w:t>
+      </w:r>
+    </w:p>
+    <w:p>
+      <w:pPr>
+        <w:spacing w:before="100" w:beforeAutospacing="1" w:after="100" w:afterAutospacing="1" w:line="240" w:lineRule="auto"/>
+        <w:rPr>
+          <w:rFonts w:ascii="Times New Roman" w:eastAsia="Times New Roman" w:hAnsi="Times New Roman" w:cs="Times New Roman"/>
+          <w:sz w:val="24"/>
+          <w:szCs w:val="24"/>
+          <w:lang w:eastAsia="en-GB"/>
+        </w:rPr>
+      </w:pPr>
+    </w:p>
+    <w:p>
+      <w:pPr>
+        <w:spacing w:before="100" w:beforeAutospacing="1" w:after="100" w:afterAutospacing="1" w:line="240" w:lineRule="auto"/>
+        <w:rPr>
+          <w:rFonts w:ascii="Times New Roman" w:eastAsia="Times New Roman" w:hAnsi="Times New Roman" w:cs="Times New Roman"/>
+          <w:sz w:val="24"/>
+          <w:szCs w:val="24"/>
+          <w:lang w:eastAsia="en-GB"/>
+        </w:rPr>
+      </w:pPr>
+      <w:r>
+        <w:rPr>
+          <w:rFonts w:ascii="Times New Roman" w:eastAsia="Times New Roman" w:hAnsi="Times New Roman" w:cs="Times New Roman"/>
+          <w:sz w:val="24"/>
+          <w:szCs w:val="24"/>
+          <w:lang w:eastAsia="en-GB"/>
+        </w:rPr>
+        <w:lastRenderedPageBreak/>
+        <w:t>I did couple of things yesterday. Kind</w:t>
+      </w:r>
+      <w:r>
+        <w:rPr>
+          <w:rFonts w:ascii="Times New Roman" w:eastAsia="Times New Roman" w:hAnsi="Times New Roman" w:cs="Times New Roman"/>
+          <w:sz w:val="24"/>
+          <w:szCs w:val="24"/>
+          <w:lang w:eastAsia="en-GB"/>
+        </w:rPr>
+        <w:t xml:space="preserve"> of</w:t>
+      </w:r>
+      <w:r>
+        <w:rPr>
+          <w:rFonts w:ascii="Times New Roman" w:eastAsia="Times New Roman" w:hAnsi="Times New Roman" w:cs="Times New Roman"/>
+          <w:sz w:val="24"/>
+          <w:szCs w:val="24"/>
+          <w:lang w:eastAsia="en-GB"/>
+        </w:rPr>
+        <w:t xml:space="preserve"> spread along the day. Multitasking between watching </w:t>
+      </w:r>
+      <w:proofErr w:type="spellStart"/>
+      <w:r>
+        <w:rPr>
+          <w:rFonts w:ascii="Times New Roman" w:eastAsia="Times New Roman" w:hAnsi="Times New Roman" w:cs="Times New Roman"/>
+          <w:sz w:val="24"/>
+          <w:szCs w:val="24"/>
+          <w:lang w:eastAsia="en-GB"/>
+        </w:rPr>
+        <w:t>LoL</w:t>
+      </w:r>
+      <w:proofErr w:type="spellEnd"/>
+      <w:r>
+        <w:rPr>
+          <w:rFonts w:ascii="Times New Roman" w:eastAsia="Times New Roman" w:hAnsi="Times New Roman" w:cs="Times New Roman"/>
+          <w:sz w:val="24"/>
+          <w:szCs w:val="24"/>
+          <w:lang w:eastAsia="en-GB"/>
+        </w:rPr>
+        <w:t xml:space="preserve"> pro league matches and coding. </w:t>
+      </w:r>
+    </w:p>
+    <w:p>
+      <w:pPr>
+        <w:spacing w:before="100" w:beforeAutospacing="1" w:after="100" w:afterAutospacing="1" w:line="240" w:lineRule="auto"/>
+        <w:rPr>
+          <w:rFonts w:ascii="Times New Roman" w:eastAsia="Times New Roman" w:hAnsi="Times New Roman" w:cs="Times New Roman"/>
+          <w:sz w:val="24"/>
+          <w:szCs w:val="24"/>
+          <w:lang w:eastAsia="en-GB"/>
+        </w:rPr>
+      </w:pPr>
+    </w:p>
+    <w:p>
+      <w:pPr>
+        <w:spacing w:before="100" w:beforeAutospacing="1" w:after="100" w:afterAutospacing="1" w:line="240" w:lineRule="auto"/>
+        <w:rPr>
+          <w:rFonts w:ascii="Times New Roman" w:eastAsia="Times New Roman" w:hAnsi="Times New Roman" w:cs="Times New Roman"/>
+          <w:sz w:val="24"/>
+          <w:szCs w:val="24"/>
+          <w:lang w:eastAsia="en-GB"/>
+        </w:rPr>
+      </w:pPr>
+      <w:r>
+        <w:rPr>
+          <w:rFonts w:ascii="Times New Roman" w:eastAsia="Times New Roman" w:hAnsi="Times New Roman" w:cs="Times New Roman"/>
+          <w:sz w:val="24"/>
+          <w:szCs w:val="24"/>
+          <w:lang w:eastAsia="en-GB"/>
+        </w:rPr>
+        <w:t xml:space="preserve">In the MERN course an </w:t>
+      </w:r>
+      <w:proofErr w:type="spellStart"/>
+      <w:r>
+        <w:rPr>
+          <w:rFonts w:ascii="Times New Roman" w:eastAsia="Times New Roman" w:hAnsi="Times New Roman" w:cs="Times New Roman"/>
+          <w:sz w:val="24"/>
+          <w:szCs w:val="24"/>
+          <w:lang w:eastAsia="en-GB"/>
+        </w:rPr>
+        <w:t>httpRequests</w:t>
+      </w:r>
+      <w:proofErr w:type="spellEnd"/>
+      <w:r>
+        <w:rPr>
+          <w:rFonts w:ascii="Times New Roman" w:eastAsia="Times New Roman" w:hAnsi="Times New Roman" w:cs="Times New Roman"/>
+          <w:sz w:val="24"/>
+          <w:szCs w:val="24"/>
+          <w:lang w:eastAsia="en-GB"/>
+        </w:rPr>
+        <w:t xml:space="preserve"> hook is created which I decided to copy and use in my app as well because it make stuff cleaner. I also realised that hooks are just functions. Like components (for their reusability) and like functions for returning variables. The hook handles error checking and loading state in itself, instead of me having to use </w:t>
+      </w:r>
+      <w:proofErr w:type="spellStart"/>
+      <w:r>
+        <w:rPr>
+          <w:rFonts w:ascii="Times New Roman" w:eastAsia="Times New Roman" w:hAnsi="Times New Roman" w:cs="Times New Roman"/>
+          <w:sz w:val="24"/>
+          <w:szCs w:val="24"/>
+          <w:lang w:eastAsia="en-GB"/>
+        </w:rPr>
+        <w:t>useState</w:t>
+      </w:r>
+      <w:proofErr w:type="spellEnd"/>
+      <w:r>
+        <w:rPr>
+          <w:rFonts w:ascii="Times New Roman" w:eastAsia="Times New Roman" w:hAnsi="Times New Roman" w:cs="Times New Roman"/>
+          <w:sz w:val="24"/>
+          <w:szCs w:val="24"/>
+          <w:lang w:eastAsia="en-GB"/>
+        </w:rPr>
+        <w:t xml:space="preserve"> in each component I fetch data and check for errors with try-catches. </w:t>
+      </w:r>
+    </w:p>
+    <w:p>
+      <w:pPr>
+        <w:spacing w:before="100" w:beforeAutospacing="1" w:after="100" w:afterAutospacing="1" w:line="240" w:lineRule="auto"/>
+        <w:rPr>
+          <w:rFonts w:ascii="Times New Roman" w:eastAsia="Times New Roman" w:hAnsi="Times New Roman" w:cs="Times New Roman"/>
+          <w:sz w:val="24"/>
+          <w:szCs w:val="24"/>
+          <w:lang w:eastAsia="en-GB"/>
+        </w:rPr>
+      </w:pPr>
+      <w:r>
+        <w:rPr>
+          <w:rFonts w:ascii="Times New Roman" w:eastAsia="Times New Roman" w:hAnsi="Times New Roman" w:cs="Times New Roman"/>
+          <w:sz w:val="24"/>
+          <w:szCs w:val="24"/>
+          <w:lang w:eastAsia="en-GB"/>
+        </w:rPr>
+        <w:t xml:space="preserve">Also added a </w:t>
+      </w:r>
+      <w:proofErr w:type="spellStart"/>
+      <w:r>
+        <w:rPr>
+          <w:rFonts w:ascii="Times New Roman" w:eastAsia="Times New Roman" w:hAnsi="Times New Roman" w:cs="Times New Roman"/>
+          <w:sz w:val="24"/>
+          <w:szCs w:val="24"/>
+          <w:lang w:eastAsia="en-GB"/>
+        </w:rPr>
+        <w:t>LoadingSpinner</w:t>
+      </w:r>
+      <w:proofErr w:type="spellEnd"/>
+      <w:r>
+        <w:rPr>
+          <w:rFonts w:ascii="Times New Roman" w:eastAsia="Times New Roman" w:hAnsi="Times New Roman" w:cs="Times New Roman"/>
+          <w:sz w:val="24"/>
+          <w:szCs w:val="24"/>
+          <w:lang w:eastAsia="en-GB"/>
+        </w:rPr>
+        <w:t xml:space="preserve"> component. Making sure the user sees something if data is slow to come. </w:t>
+      </w:r>
+    </w:p>
+    <w:p>
+      <w:pPr>
+        <w:spacing w:before="100" w:beforeAutospacing="1" w:after="100" w:afterAutospacing="1" w:line="240" w:lineRule="auto"/>
+        <w:rPr>
+          <w:rFonts w:ascii="Times New Roman" w:eastAsia="Times New Roman" w:hAnsi="Times New Roman" w:cs="Times New Roman"/>
+          <w:sz w:val="24"/>
+          <w:szCs w:val="24"/>
+          <w:lang w:eastAsia="en-GB"/>
+        </w:rPr>
+      </w:pPr>
+    </w:p>
+    <w:p>
+      <w:pPr>
+        <w:spacing w:before="100" w:beforeAutospacing="1" w:after="100" w:afterAutospacing="1" w:line="240" w:lineRule="auto"/>
+        <w:rPr>
+          <w:rFonts w:ascii="Times New Roman" w:eastAsia="Times New Roman" w:hAnsi="Times New Roman" w:cs="Times New Roman"/>
+          <w:sz w:val="24"/>
+          <w:szCs w:val="24"/>
+          <w:lang w:eastAsia="en-GB"/>
+        </w:rPr>
+      </w:pPr>
+      <w:r>
+        <w:rPr>
+          <w:rFonts w:ascii="Times New Roman" w:eastAsia="Times New Roman" w:hAnsi="Times New Roman" w:cs="Times New Roman"/>
+          <w:sz w:val="24"/>
+          <w:szCs w:val="24"/>
+          <w:lang w:eastAsia="en-GB"/>
+        </w:rPr>
+        <w:t>Something I had completely forgotten about when developing the UI - the ability to delete a game. I was just looking at my express endpoints and I saw a delete endpoint. At that point I realised I had forgotten to write any functionality for this in the UI. Than</w:t>
+      </w:r>
+      <w:r>
+        <w:rPr>
+          <w:rFonts w:ascii="Times New Roman" w:eastAsia="Times New Roman" w:hAnsi="Times New Roman" w:cs="Times New Roman"/>
+          <w:sz w:val="24"/>
+          <w:szCs w:val="24"/>
+          <w:lang w:eastAsia="en-GB"/>
+        </w:rPr>
+        <w:t>k</w:t>
+      </w:r>
+      <w:r>
+        <w:rPr>
+          <w:rFonts w:ascii="Times New Roman" w:eastAsia="Times New Roman" w:hAnsi="Times New Roman" w:cs="Times New Roman"/>
+          <w:sz w:val="24"/>
+          <w:szCs w:val="24"/>
+          <w:lang w:eastAsia="en-GB"/>
+        </w:rPr>
+        <w:t>fully it was not much work.</w:t>
+      </w:r>
+    </w:p>
+    <w:p>
+      <w:pPr>
+        <w:spacing w:before="100" w:beforeAutospacing="1" w:after="100" w:afterAutospacing="1" w:line="240" w:lineRule="auto"/>
+        <w:rPr>
+          <w:rFonts w:ascii="Times New Roman" w:eastAsia="Times New Roman" w:hAnsi="Times New Roman" w:cs="Times New Roman"/>
+          <w:sz w:val="24"/>
+          <w:szCs w:val="24"/>
+          <w:lang w:eastAsia="en-GB"/>
+        </w:rPr>
+      </w:pPr>
+    </w:p>
+    <w:p>
+      <w:pPr>
+        <w:spacing w:before="100" w:beforeAutospacing="1" w:after="100" w:afterAutospacing="1" w:line="240" w:lineRule="auto"/>
+        <w:rPr>
+          <w:rFonts w:ascii="Times New Roman" w:eastAsia="Times New Roman" w:hAnsi="Times New Roman" w:cs="Times New Roman"/>
+          <w:sz w:val="24"/>
+          <w:szCs w:val="24"/>
+          <w:lang w:eastAsia="en-GB"/>
+        </w:rPr>
+      </w:pPr>
+      <w:r>
+        <w:rPr>
+          <w:rFonts w:ascii="Times New Roman" w:eastAsia="Times New Roman" w:hAnsi="Times New Roman" w:cs="Times New Roman"/>
+          <w:sz w:val="24"/>
+          <w:szCs w:val="24"/>
+          <w:lang w:eastAsia="en-GB"/>
+        </w:rPr>
+        <w:t>In the View Game page (where you view all the info about a specific game) I added a button "Delete game" which brings up a modal to ask for confirmation from the user or go back, if not sure.</w:t>
+      </w:r>
+    </w:p>
+    <w:p>
+      <w:pPr>
+        <w:spacing w:before="100" w:beforeAutospacing="1" w:after="100" w:afterAutospacing="1" w:line="240" w:lineRule="auto"/>
+        <w:rPr>
+          <w:rFonts w:ascii="Times New Roman" w:eastAsia="Times New Roman" w:hAnsi="Times New Roman" w:cs="Times New Roman"/>
+          <w:sz w:val="24"/>
+          <w:szCs w:val="24"/>
+          <w:lang w:eastAsia="en-GB"/>
+        </w:rPr>
+      </w:pPr>
+    </w:p>
+    <w:p>
+      <w:pPr>
+        <w:spacing w:before="100" w:beforeAutospacing="1" w:after="100" w:afterAutospacing="1" w:line="240" w:lineRule="auto"/>
+        <w:rPr>
+          <w:rFonts w:ascii="Times New Roman" w:eastAsia="Times New Roman" w:hAnsi="Times New Roman" w:cs="Times New Roman"/>
+          <w:sz w:val="24"/>
+          <w:szCs w:val="24"/>
+          <w:lang w:eastAsia="en-GB"/>
+        </w:rPr>
+      </w:pPr>
+      <w:r>
+        <w:rPr>
+          <w:rFonts w:ascii="Times New Roman" w:eastAsia="Times New Roman" w:hAnsi="Times New Roman" w:cs="Times New Roman"/>
+          <w:sz w:val="24"/>
+          <w:szCs w:val="24"/>
+          <w:lang w:eastAsia="en-GB"/>
+        </w:rPr>
+        <w:t xml:space="preserve">I feel like I am using a lot of </w:t>
+      </w:r>
+      <w:proofErr w:type="spellStart"/>
+      <w:r>
+        <w:rPr>
+          <w:rFonts w:ascii="Times New Roman" w:eastAsia="Times New Roman" w:hAnsi="Times New Roman" w:cs="Times New Roman"/>
+          <w:sz w:val="24"/>
+          <w:szCs w:val="24"/>
+          <w:lang w:eastAsia="en-GB"/>
+        </w:rPr>
+        <w:t>useStates</w:t>
+      </w:r>
+      <w:proofErr w:type="spellEnd"/>
+      <w:r>
+        <w:rPr>
+          <w:rFonts w:ascii="Times New Roman" w:eastAsia="Times New Roman" w:hAnsi="Times New Roman" w:cs="Times New Roman"/>
+          <w:sz w:val="24"/>
+          <w:szCs w:val="24"/>
+          <w:lang w:eastAsia="en-GB"/>
+        </w:rPr>
+        <w:t xml:space="preserve">. In one component I have 8 I believe. If in a class component, so many I would not see as actually many. But as I can see each one using </w:t>
+      </w:r>
+      <w:proofErr w:type="spellStart"/>
+      <w:r>
+        <w:rPr>
+          <w:rFonts w:ascii="Times New Roman" w:eastAsia="Times New Roman" w:hAnsi="Times New Roman" w:cs="Times New Roman"/>
+          <w:sz w:val="24"/>
+          <w:szCs w:val="24"/>
+          <w:lang w:eastAsia="en-GB"/>
+        </w:rPr>
+        <w:t>useState</w:t>
+      </w:r>
+      <w:proofErr w:type="spellEnd"/>
+      <w:r>
+        <w:rPr>
+          <w:rFonts w:ascii="Times New Roman" w:eastAsia="Times New Roman" w:hAnsi="Times New Roman" w:cs="Times New Roman"/>
+          <w:sz w:val="24"/>
+          <w:szCs w:val="24"/>
+          <w:lang w:eastAsia="en-GB"/>
+        </w:rPr>
+        <w:t xml:space="preserve"> I am questioning whether there is an improvement I can make to use less state in that one component. I think the first answer that comes to mind is to clean up the code and create a component for each or related states. I think creating smaller components will definitely help because the code in the return statement is long and can be repeated with a component or two. </w:t>
+      </w:r>
+    </w:p>
+    <w:p>
+      <w:pPr>
+        <w:spacing w:before="100" w:beforeAutospacing="1" w:after="100" w:afterAutospacing="1" w:line="240" w:lineRule="auto"/>
+        <w:rPr>
+          <w:rFonts w:ascii="Times New Roman" w:eastAsia="Times New Roman" w:hAnsi="Times New Roman" w:cs="Times New Roman"/>
+          <w:sz w:val="24"/>
+          <w:szCs w:val="24"/>
+          <w:lang w:eastAsia="en-GB"/>
+        </w:rPr>
+      </w:pPr>
+    </w:p>
+    <w:p>
+      <w:pPr>
+        <w:spacing w:before="100" w:beforeAutospacing="1" w:after="100" w:afterAutospacing="1" w:line="240" w:lineRule="auto"/>
+        <w:rPr>
+          <w:rFonts w:ascii="Times New Roman" w:eastAsia="Times New Roman" w:hAnsi="Times New Roman" w:cs="Times New Roman"/>
+          <w:sz w:val="24"/>
+          <w:szCs w:val="24"/>
+          <w:lang w:eastAsia="en-GB"/>
+        </w:rPr>
+      </w:pPr>
+      <w:r>
+        <w:rPr>
+          <w:rFonts w:ascii="Times New Roman" w:eastAsia="Times New Roman" w:hAnsi="Times New Roman" w:cs="Times New Roman"/>
+          <w:sz w:val="24"/>
+          <w:szCs w:val="24"/>
+          <w:lang w:eastAsia="en-GB"/>
+        </w:rPr>
+        <w:t>Today I will focus on cleaning the code again.</w:t>
+      </w:r>
+    </w:p>
+    <w:p>
+      <w:pPr>
+        <w:spacing w:before="100" w:beforeAutospacing="1" w:after="100" w:afterAutospacing="1" w:line="240" w:lineRule="auto"/>
+        <w:rPr>
+          <w:rFonts w:ascii="Times New Roman" w:eastAsia="Times New Roman" w:hAnsi="Times New Roman" w:cs="Times New Roman"/>
+          <w:sz w:val="24"/>
+          <w:szCs w:val="24"/>
+          <w:lang w:eastAsia="en-GB"/>
+        </w:rPr>
+      </w:pPr>
+    </w:p>
+    <w:p>
+      <w:pPr>
+        <w:spacing w:before="100" w:beforeAutospacing="1" w:after="100" w:afterAutospacing="1" w:line="240" w:lineRule="auto"/>
+        <w:rPr>
+          <w:rFonts w:ascii="Times New Roman" w:eastAsia="Times New Roman" w:hAnsi="Times New Roman" w:cs="Times New Roman"/>
+          <w:sz w:val="24"/>
+          <w:szCs w:val="24"/>
+          <w:lang w:eastAsia="en-GB"/>
+        </w:rPr>
+      </w:pPr>
+      <w:r>
+        <w:rPr>
+          <w:rFonts w:ascii="Times New Roman" w:eastAsia="Times New Roman" w:hAnsi="Times New Roman" w:cs="Times New Roman"/>
+          <w:sz w:val="24"/>
+          <w:szCs w:val="24"/>
+          <w:lang w:eastAsia="en-GB"/>
+        </w:rPr>
+        <w:t>That is all for today.</w:t>
+      </w:r>
+    </w:p>
+    <w:p>
+      <w:pPr>
+        <w:spacing w:before="100" w:beforeAutospacing="1" w:after="100" w:afterAutospacing="1" w:line="240" w:lineRule="auto"/>
+        <w:rPr>
+          <w:rFonts w:ascii="Times New Roman" w:eastAsia="Times New Roman" w:hAnsi="Times New Roman" w:cs="Times New Roman"/>
+          <w:sz w:val="24"/>
+          <w:szCs w:val="24"/>
+          <w:lang w:eastAsia="en-GB"/>
+        </w:rPr>
+      </w:pPr>
+    </w:p>
+    <w:p>
+      <w:pPr>
+        <w:spacing w:before="100" w:beforeAutospacing="1" w:after="100" w:afterAutospacing="1" w:line="240" w:lineRule="auto"/>
+        <w:rPr>
+          <w:rFonts w:ascii="Times New Roman" w:eastAsia="Times New Roman" w:hAnsi="Times New Roman" w:cs="Times New Roman"/>
+          <w:sz w:val="24"/>
+          <w:szCs w:val="24"/>
+          <w:lang w:eastAsia="en-GB"/>
+        </w:rPr>
+      </w:pPr>
+      <w:r>
+        <w:rPr>
+          <w:rFonts w:ascii="Times New Roman" w:eastAsia="Times New Roman" w:hAnsi="Times New Roman" w:cs="Times New Roman"/>
+          <w:sz w:val="24"/>
+          <w:szCs w:val="24"/>
+          <w:lang w:eastAsia="en-GB"/>
+        </w:rPr>
+        <w:lastRenderedPageBreak/>
+        <w:t>See you later,</w:t>
+      </w:r>
+    </w:p>
+    <w:p>
+      <w:r>
+        <w:t>Ivan</w:t>
+      </w:r>
+    </w:p>
+    <w:p/>
+    <w:p/>
+    <w:p>
+      <w:r>
+        <w:t xml:space="preserve">Title: </w:t>
+      </w:r>
+      <w:r>
+        <w:t>Documenting the UI code</w:t>
+      </w:r>
+    </w:p>
+    <w:p/>
+    <w:p>
+      <w:r>
+        <w:t xml:space="preserve">Summary: </w:t>
+      </w:r>
+      <w:r>
+        <w:t>Day 46 of 100. Improving the user experience in the Add Game page and documenting the app's components and component props.</w:t>
       </w:r>
       <w:bookmarkStart w:id="0" w:name="_GoBack"/>
       <w:bookmarkEnd w:id="0"/>
-      <w:r>
-        <w:t>line. Esports app progress is going great!</w:t>
-      </w:r>
     </w:p>
     <w:p/>
     <w:p>
@@ -21476,7 +21945,7 @@
           <w:szCs w:val="24"/>
           <w:lang w:eastAsia="en-GB"/>
         </w:rPr>
-        <w:t>Welcome to another day time travellers...</w:t>
+        <w:t>Welcome to day 46 of my 100 days of code...</w:t>
       </w:r>
     </w:p>
     <w:p>
@@ -21507,18 +21976,19 @@
           <w:szCs w:val="24"/>
           <w:lang w:eastAsia="en-GB"/>
         </w:rPr>
-        <w:lastRenderedPageBreak/>
-        <w:t>I did couple of things yesterday. Kind</w:t>
-      </w:r>
-      <w:r>
+        <w:t xml:space="preserve">Today I wrote some components to lower the overall lines of code in my app. </w:t>
+      </w:r>
+    </w:p>
+    <w:p>
+      <w:pPr>
+        <w:spacing w:before="100" w:beforeAutospacing="1" w:after="100" w:afterAutospacing="1" w:line="240" w:lineRule="auto"/>
         <w:rPr>
           <w:rFonts w:ascii="Times New Roman" w:eastAsia="Times New Roman" w:hAnsi="Times New Roman" w:cs="Times New Roman"/>
           <w:sz w:val="24"/>
           <w:szCs w:val="24"/>
           <w:lang w:eastAsia="en-GB"/>
         </w:rPr>
-        <w:t xml:space="preserve"> of</w:t>
-      </w:r>
+      </w:pPr>
       <w:r>
         <w:rPr>
           <w:rFonts w:ascii="Times New Roman" w:eastAsia="Times New Roman" w:hAnsi="Times New Roman" w:cs="Times New Roman"/>
@@ -21526,9 +21996,8 @@
           <w:szCs w:val="24"/>
           <w:lang w:eastAsia="en-GB"/>
         </w:rPr>
-        <w:t xml:space="preserve"> spread along the day. Multitasking between watching </w:t>
-      </w:r>
-      <w:proofErr w:type="spellStart"/>
+        <w:t xml:space="preserve">What I decided to do from Friday is to </w:t>
+      </w:r>
       <w:r>
         <w:rPr>
           <w:rFonts w:ascii="Times New Roman" w:eastAsia="Times New Roman" w:hAnsi="Times New Roman" w:cs="Times New Roman"/>
@@ -21536,9 +22005,8 @@
           <w:szCs w:val="24"/>
           <w:lang w:eastAsia="en-GB"/>
         </w:rPr>
-        <w:t>LoL</w:t>
-      </w:r>
-      <w:proofErr w:type="spellEnd"/>
+        <w:t>actually</w:t>
+      </w:r>
       <w:r>
         <w:rPr>
           <w:rFonts w:ascii="Times New Roman" w:eastAsia="Times New Roman" w:hAnsi="Times New Roman" w:cs="Times New Roman"/>
@@ -21546,7 +22014,7 @@
           <w:szCs w:val="24"/>
           <w:lang w:eastAsia="en-GB"/>
         </w:rPr>
-        <w:t xml:space="preserve"> pro league matches and coding. </w:t>
+        <w:t xml:space="preserve"> commit small changes bit by bit. So I can easily remember what I did exactly and talk about commits in these posts. </w:t>
       </w:r>
     </w:p>
     <w:p>
@@ -21559,17 +22027,15 @@
           <w:lang w:eastAsia="en-GB"/>
         </w:rPr>
       </w:pPr>
-    </w:p>
-    <w:p>
-      <w:pPr>
-        <w:spacing w:before="100" w:beforeAutospacing="1" w:after="100" w:afterAutospacing="1" w:line="240" w:lineRule="auto"/>
+      <w:r>
         <w:rPr>
           <w:rFonts w:ascii="Times New Roman" w:eastAsia="Times New Roman" w:hAnsi="Times New Roman" w:cs="Times New Roman"/>
           <w:sz w:val="24"/>
           <w:szCs w:val="24"/>
           <w:lang w:eastAsia="en-GB"/>
         </w:rPr>
-      </w:pPr>
+        <w:t xml:space="preserve">Also in general, not </w:t>
+      </w:r>
       <w:r>
         <w:rPr>
           <w:rFonts w:ascii="Times New Roman" w:eastAsia="Times New Roman" w:hAnsi="Times New Roman" w:cs="Times New Roman"/>
@@ -21577,9 +22043,8 @@
           <w:szCs w:val="24"/>
           <w:lang w:eastAsia="en-GB"/>
         </w:rPr>
-        <w:t xml:space="preserve">In the MERN course an </w:t>
-      </w:r>
-      <w:proofErr w:type="spellStart"/>
+        <w:t>committing</w:t>
+      </w:r>
       <w:r>
         <w:rPr>
           <w:rFonts w:ascii="Times New Roman" w:eastAsia="Times New Roman" w:hAnsi="Times New Roman" w:cs="Times New Roman"/>
@@ -21587,29 +22052,31 @@
           <w:szCs w:val="24"/>
           <w:lang w:eastAsia="en-GB"/>
         </w:rPr>
-        <w:t>httpRequests</w:t>
-      </w:r>
-      <w:proofErr w:type="spellEnd"/>
-      <w:r>
+        <w:t xml:space="preserve"> every change in one commit is awful practice. It improves debugging and following individual changes when going through the commits on a repo. </w:t>
+      </w:r>
+    </w:p>
+    <w:p>
+      <w:pPr>
+        <w:spacing w:before="100" w:beforeAutospacing="1" w:after="100" w:afterAutospacing="1" w:line="240" w:lineRule="auto"/>
         <w:rPr>
           <w:rFonts w:ascii="Times New Roman" w:eastAsia="Times New Roman" w:hAnsi="Times New Roman" w:cs="Times New Roman"/>
           <w:sz w:val="24"/>
           <w:szCs w:val="24"/>
           <w:lang w:eastAsia="en-GB"/>
         </w:rPr>
-        <w:t xml:space="preserve"> hook is created which I decided to copy and use in my app as well because it make stuff cleaner. I also realised that hooks are just functions. Like components (for their reusability) and like functions for returning variables. The hook handles error checking and loading state in itself, instead of me having to use </w:t>
-      </w:r>
-      <w:proofErr w:type="spellStart"/>
-      <w:r>
+      </w:pPr>
+    </w:p>
+    <w:p>
+      <w:pPr>
+        <w:spacing w:before="100" w:beforeAutospacing="1" w:after="100" w:afterAutospacing="1" w:line="240" w:lineRule="auto"/>
         <w:rPr>
           <w:rFonts w:ascii="Times New Roman" w:eastAsia="Times New Roman" w:hAnsi="Times New Roman" w:cs="Times New Roman"/>
           <w:sz w:val="24"/>
           <w:szCs w:val="24"/>
           <w:lang w:eastAsia="en-GB"/>
         </w:rPr>
-        <w:t>useState</w:t>
-      </w:r>
-      <w:proofErr w:type="spellEnd"/>
+      </w:pPr>
+      <w:proofErr w:type="spellStart"/>
       <w:r>
         <w:rPr>
           <w:rFonts w:ascii="Times New Roman" w:eastAsia="Times New Roman" w:hAnsi="Times New Roman" w:cs="Times New Roman"/>
@@ -21617,29 +22084,29 @@
           <w:szCs w:val="24"/>
           <w:lang w:eastAsia="en-GB"/>
         </w:rPr>
-        <w:t xml:space="preserve"> in each component I fetch data and check for errors with try-catches. </w:t>
-      </w:r>
-    </w:p>
-    <w:p>
-      <w:pPr>
-        <w:spacing w:before="100" w:beforeAutospacing="1" w:after="100" w:afterAutospacing="1" w:line="240" w:lineRule="auto"/>
+        <w:t>So.</w:t>
+      </w:r>
+      <w:proofErr w:type="spellEnd"/>
+      <w:r>
         <w:rPr>
           <w:rFonts w:ascii="Times New Roman" w:eastAsia="Times New Roman" w:hAnsi="Times New Roman" w:cs="Times New Roman"/>
           <w:sz w:val="24"/>
           <w:szCs w:val="24"/>
           <w:lang w:eastAsia="en-GB"/>
         </w:rPr>
-      </w:pPr>
-      <w:r>
+        <w:t>..</w:t>
+      </w:r>
+    </w:p>
+    <w:p>
+      <w:pPr>
+        <w:spacing w:before="100" w:beforeAutospacing="1" w:after="100" w:afterAutospacing="1" w:line="240" w:lineRule="auto"/>
         <w:rPr>
           <w:rFonts w:ascii="Times New Roman" w:eastAsia="Times New Roman" w:hAnsi="Times New Roman" w:cs="Times New Roman"/>
           <w:sz w:val="24"/>
           <w:szCs w:val="24"/>
           <w:lang w:eastAsia="en-GB"/>
         </w:rPr>
-        <w:t xml:space="preserve">Also added a </w:t>
-      </w:r>
-      <w:proofErr w:type="spellStart"/>
+      </w:pPr>
       <w:r>
         <w:rPr>
           <w:rFonts w:ascii="Times New Roman" w:eastAsia="Times New Roman" w:hAnsi="Times New Roman" w:cs="Times New Roman"/>
@@ -21647,40 +22114,39 @@
           <w:szCs w:val="24"/>
           <w:lang w:eastAsia="en-GB"/>
         </w:rPr>
-        <w:t>LoadingSpinner</w:t>
-      </w:r>
-      <w:proofErr w:type="spellEnd"/>
-      <w:r>
+        <w:t xml:space="preserve">In the Add game page I decided to swap my custom input fields to React bootstrap's input group fields. </w:t>
+      </w:r>
+    </w:p>
+    <w:p>
+      <w:pPr>
+        <w:spacing w:before="100" w:beforeAutospacing="1" w:after="100" w:afterAutospacing="1" w:line="240" w:lineRule="auto"/>
         <w:rPr>
           <w:rFonts w:ascii="Times New Roman" w:eastAsia="Times New Roman" w:hAnsi="Times New Roman" w:cs="Times New Roman"/>
           <w:sz w:val="24"/>
           <w:szCs w:val="24"/>
           <w:lang w:eastAsia="en-GB"/>
         </w:rPr>
-        <w:t xml:space="preserve"> component. Making sure the user sees something if data is slow to come. </w:t>
-      </w:r>
-    </w:p>
-    <w:p>
-      <w:pPr>
-        <w:spacing w:before="100" w:beforeAutospacing="1" w:after="100" w:afterAutospacing="1" w:line="240" w:lineRule="auto"/>
+      </w:pPr>
+      <w:r>
         <w:rPr>
           <w:rFonts w:ascii="Times New Roman" w:eastAsia="Times New Roman" w:hAnsi="Times New Roman" w:cs="Times New Roman"/>
           <w:sz w:val="24"/>
           <w:szCs w:val="24"/>
           <w:lang w:eastAsia="en-GB"/>
         </w:rPr>
-      </w:pPr>
-    </w:p>
-    <w:p>
-      <w:pPr>
-        <w:spacing w:before="100" w:beforeAutospacing="1" w:after="100" w:afterAutospacing="1" w:line="240" w:lineRule="auto"/>
+        <w:t xml:space="preserve">Another nice improvement in </w:t>
+      </w:r>
+      <w:proofErr w:type="spellStart"/>
+      <w:r>
         <w:rPr>
           <w:rFonts w:ascii="Times New Roman" w:eastAsia="Times New Roman" w:hAnsi="Times New Roman" w:cs="Times New Roman"/>
           <w:sz w:val="24"/>
           <w:szCs w:val="24"/>
           <w:lang w:eastAsia="en-GB"/>
         </w:rPr>
-      </w:pPr>
+        <w:t>t he</w:t>
+      </w:r>
+      <w:proofErr w:type="spellEnd"/>
       <w:r>
         <w:rPr>
           <w:rFonts w:ascii="Times New Roman" w:eastAsia="Times New Roman" w:hAnsi="Times New Roman" w:cs="Times New Roman"/>
@@ -21688,8 +22154,9 @@
           <w:szCs w:val="24"/>
           <w:lang w:eastAsia="en-GB"/>
         </w:rPr>
-        <w:t>Something I had completely forgotten about when developing the UI - the ability to delete a game. I was just looking at my express endpoints and I saw a delete endpoint. At that point I realised I had forgotten to write any functionality for this in the UI. Than</w:t>
-      </w:r>
+        <w:t xml:space="preserve"> Add game page is that till now, if a champion was not picked, a text appeared. The logic was something like this: if </w:t>
+      </w:r>
+      <w:proofErr w:type="spellStart"/>
       <w:r>
         <w:rPr>
           <w:rFonts w:ascii="Times New Roman" w:eastAsia="Times New Roman" w:hAnsi="Times New Roman" w:cs="Times New Roman"/>
@@ -21697,8 +22164,9 @@
           <w:szCs w:val="24"/>
           <w:lang w:eastAsia="en-GB"/>
         </w:rPr>
-        <w:t>k</w:t>
-      </w:r>
+        <w:t>championPicked</w:t>
+      </w:r>
+      <w:proofErr w:type="spellEnd"/>
       <w:r>
         <w:rPr>
           <w:rFonts w:ascii="Times New Roman" w:eastAsia="Times New Roman" w:hAnsi="Times New Roman" w:cs="Times New Roman"/>
@@ -21706,39 +22174,39 @@
           <w:szCs w:val="24"/>
           <w:lang w:eastAsia="en-GB"/>
         </w:rPr>
-        <w:t>fully it was not much work.</w:t>
-      </w:r>
-    </w:p>
-    <w:p>
-      <w:pPr>
-        <w:spacing w:before="100" w:beforeAutospacing="1" w:after="100" w:afterAutospacing="1" w:line="240" w:lineRule="auto"/>
+        <w:t xml:space="preserve"> then </w:t>
+      </w:r>
+      <w:proofErr w:type="spellStart"/>
+      <w:r>
         <w:rPr>
           <w:rFonts w:ascii="Times New Roman" w:eastAsia="Times New Roman" w:hAnsi="Times New Roman" w:cs="Times New Roman"/>
           <w:sz w:val="24"/>
           <w:szCs w:val="24"/>
           <w:lang w:eastAsia="en-GB"/>
         </w:rPr>
-      </w:pPr>
-    </w:p>
-    <w:p>
-      <w:pPr>
-        <w:spacing w:before="100" w:beforeAutospacing="1" w:after="100" w:afterAutospacing="1" w:line="240" w:lineRule="auto"/>
+        <w:t>championImage</w:t>
+      </w:r>
+      <w:proofErr w:type="spellEnd"/>
+      <w:r>
         <w:rPr>
           <w:rFonts w:ascii="Times New Roman" w:eastAsia="Times New Roman" w:hAnsi="Times New Roman" w:cs="Times New Roman"/>
           <w:sz w:val="24"/>
           <w:szCs w:val="24"/>
           <w:lang w:eastAsia="en-GB"/>
         </w:rPr>
-      </w:pPr>
-      <w:r>
+        <w:t xml:space="preserve"> else "Top lane". I.e. if the champion was not picked for the specific role, a text string appeared instead and I wanted to change this. There are "role" pictures for each role and now instead of the text, the picture appears and visuals are just nicer. Feels closer to the real champion select experience. </w:t>
+      </w:r>
+    </w:p>
+    <w:p>
+      <w:pPr>
+        <w:spacing w:before="100" w:beforeAutospacing="1" w:after="100" w:afterAutospacing="1" w:line="240" w:lineRule="auto"/>
         <w:rPr>
           <w:rFonts w:ascii="Times New Roman" w:eastAsia="Times New Roman" w:hAnsi="Times New Roman" w:cs="Times New Roman"/>
           <w:sz w:val="24"/>
           <w:szCs w:val="24"/>
           <w:lang w:eastAsia="en-GB"/>
         </w:rPr>
-        <w:t>In the View Game page (where you view all the info about a specific game) I added a button "Delete game" which brings up a modal to ask for confirmation from the user or go back, if not sure.</w:t>
-      </w:r>
+      </w:pPr>
     </w:p>
     <w:p>
       <w:pPr>
@@ -21750,17 +22218,15 @@
           <w:lang w:eastAsia="en-GB"/>
         </w:rPr>
       </w:pPr>
-    </w:p>
-    <w:p>
-      <w:pPr>
-        <w:spacing w:before="100" w:beforeAutospacing="1" w:after="100" w:afterAutospacing="1" w:line="240" w:lineRule="auto"/>
+      <w:r>
         <w:rPr>
           <w:rFonts w:ascii="Times New Roman" w:eastAsia="Times New Roman" w:hAnsi="Times New Roman" w:cs="Times New Roman"/>
           <w:sz w:val="24"/>
           <w:szCs w:val="24"/>
           <w:lang w:eastAsia="en-GB"/>
         </w:rPr>
-      </w:pPr>
+        <w:t xml:space="preserve">Did some code </w:t>
+      </w:r>
       <w:r>
         <w:rPr>
           <w:rFonts w:ascii="Times New Roman" w:eastAsia="Times New Roman" w:hAnsi="Times New Roman" w:cs="Times New Roman"/>
@@ -21768,9 +22234,8 @@
           <w:szCs w:val="24"/>
           <w:lang w:eastAsia="en-GB"/>
         </w:rPr>
-        <w:t xml:space="preserve">I feel like I am using a lot of </w:t>
-      </w:r>
-      <w:proofErr w:type="spellStart"/>
+        <w:t>clean up</w:t>
+      </w:r>
       <w:r>
         <w:rPr>
           <w:rFonts w:ascii="Times New Roman" w:eastAsia="Times New Roman" w:hAnsi="Times New Roman" w:cs="Times New Roman"/>
@@ -21778,29 +22243,30 @@
           <w:szCs w:val="24"/>
           <w:lang w:eastAsia="en-GB"/>
         </w:rPr>
-        <w:t>useStates</w:t>
-      </w:r>
-      <w:proofErr w:type="spellEnd"/>
-      <w:r>
+        <w:t xml:space="preserve">(removed unused components and code) and moved components to better folders - making the folder structure nicer as well. </w:t>
+      </w:r>
+    </w:p>
+    <w:p>
+      <w:pPr>
+        <w:spacing w:before="100" w:beforeAutospacing="1" w:after="100" w:afterAutospacing="1" w:line="240" w:lineRule="auto"/>
         <w:rPr>
           <w:rFonts w:ascii="Times New Roman" w:eastAsia="Times New Roman" w:hAnsi="Times New Roman" w:cs="Times New Roman"/>
           <w:sz w:val="24"/>
           <w:szCs w:val="24"/>
           <w:lang w:eastAsia="en-GB"/>
         </w:rPr>
-        <w:t xml:space="preserve">. In one component I have 8 I believe. If in a class component, so many I would not see as actually many. But as I can see each one using </w:t>
-      </w:r>
-      <w:proofErr w:type="spellStart"/>
-      <w:r>
+      </w:pPr>
+    </w:p>
+    <w:p>
+      <w:pPr>
+        <w:spacing w:before="100" w:beforeAutospacing="1" w:after="100" w:afterAutospacing="1" w:line="240" w:lineRule="auto"/>
         <w:rPr>
           <w:rFonts w:ascii="Times New Roman" w:eastAsia="Times New Roman" w:hAnsi="Times New Roman" w:cs="Times New Roman"/>
           <w:sz w:val="24"/>
           <w:szCs w:val="24"/>
           <w:lang w:eastAsia="en-GB"/>
         </w:rPr>
-        <w:t>useState</w:t>
-      </w:r>
-      <w:proofErr w:type="spellEnd"/>
+      </w:pPr>
       <w:r>
         <w:rPr>
           <w:rFonts w:ascii="Times New Roman" w:eastAsia="Times New Roman" w:hAnsi="Times New Roman" w:cs="Times New Roman"/>
@@ -21808,7 +22274,7 @@
           <w:szCs w:val="24"/>
           <w:lang w:eastAsia="en-GB"/>
         </w:rPr>
-        <w:t xml:space="preserve"> I am questioning whether there is an improvement I can make to use less state in that one component. I think the first answer that comes to mind is to clean up the code and create a component for each or related states. I think creating smaller components will definitely help because the code in the return statement is long and can be repeated with a component or two. </w:t>
+        <w:t xml:space="preserve">Final thing I did today (lengthy as well) - was documenting my components. </w:t>
       </w:r>
     </w:p>
     <w:p>
@@ -21821,17 +22287,16 @@
           <w:lang w:eastAsia="en-GB"/>
         </w:rPr>
       </w:pPr>
-    </w:p>
-    <w:p>
-      <w:pPr>
-        <w:spacing w:before="100" w:beforeAutospacing="1" w:after="100" w:afterAutospacing="1" w:line="240" w:lineRule="auto"/>
+      <w:r>
         <w:rPr>
           <w:rFonts w:ascii="Times New Roman" w:eastAsia="Times New Roman" w:hAnsi="Times New Roman" w:cs="Times New Roman"/>
           <w:sz w:val="24"/>
           <w:szCs w:val="24"/>
           <w:lang w:eastAsia="en-GB"/>
         </w:rPr>
-      </w:pPr>
+        <w:t xml:space="preserve">I cannot remember if I had talked about the importance of documentation in this blog. But one of the first tasks (which is still ongoing) is to look after documentation of our UI and also </w:t>
+      </w:r>
+      <w:proofErr w:type="spellStart"/>
       <w:r>
         <w:rPr>
           <w:rFonts w:ascii="Times New Roman" w:eastAsia="Times New Roman" w:hAnsi="Times New Roman" w:cs="Times New Roman"/>
@@ -21839,30 +22304,27 @@
           <w:szCs w:val="24"/>
           <w:lang w:eastAsia="en-GB"/>
         </w:rPr>
-        <w:t>Today I will focus on cleaning the code again.</w:t>
-      </w:r>
-    </w:p>
-    <w:p>
-      <w:pPr>
-        <w:spacing w:before="100" w:beforeAutospacing="1" w:after="100" w:afterAutospacing="1" w:line="240" w:lineRule="auto"/>
+        <w:t>PySpark</w:t>
+      </w:r>
+      <w:proofErr w:type="spellEnd"/>
+      <w:r>
         <w:rPr>
           <w:rFonts w:ascii="Times New Roman" w:eastAsia="Times New Roman" w:hAnsi="Times New Roman" w:cs="Times New Roman"/>
           <w:sz w:val="24"/>
           <w:szCs w:val="24"/>
           <w:lang w:eastAsia="en-GB"/>
         </w:rPr>
-      </w:pPr>
-    </w:p>
-    <w:p>
-      <w:pPr>
-        <w:spacing w:before="100" w:beforeAutospacing="1" w:after="100" w:afterAutospacing="1" w:line="240" w:lineRule="auto"/>
+        <w:t xml:space="preserve"> code. I have definitely gotten into the </w:t>
+      </w:r>
+      <w:r>
         <w:rPr>
           <w:rFonts w:ascii="Times New Roman" w:eastAsia="Times New Roman" w:hAnsi="Times New Roman" w:cs="Times New Roman"/>
           <w:sz w:val="24"/>
           <w:szCs w:val="24"/>
           <w:lang w:eastAsia="en-GB"/>
         </w:rPr>
-      </w:pPr>
+        <w:t>habit</w:t>
+      </w:r>
       <w:r>
         <w:rPr>
           <w:rFonts w:ascii="Times New Roman" w:eastAsia="Times New Roman" w:hAnsi="Times New Roman" w:cs="Times New Roman"/>
@@ -21870,7 +22332,7 @@
           <w:szCs w:val="24"/>
           <w:lang w:eastAsia="en-GB"/>
         </w:rPr>
-        <w:t>That is all for today.</w:t>
+        <w:t xml:space="preserve"> of documenting my code and also "bugging" my colleagues when they have not and should have documented theirs. Also I have talked to them about the importance of documenting code. </w:t>
       </w:r>
     </w:p>
     <w:p>
@@ -21901,15 +22363,93 @@
           <w:szCs w:val="24"/>
           <w:lang w:eastAsia="en-GB"/>
         </w:rPr>
-        <w:lastRenderedPageBreak/>
-        <w:t>See you later,</w:t>
-      </w:r>
-    </w:p>
-    <w:p>
-      <w:r>
+        <w:t>In the app today, I basically explained components and their props. I had not done this before but as the project is near deadline (even imaginary one) documentation needs to be done.</w:t>
+      </w:r>
+    </w:p>
+    <w:p>
+      <w:pPr>
+        <w:spacing w:before="100" w:beforeAutospacing="1" w:after="100" w:afterAutospacing="1" w:line="240" w:lineRule="auto"/>
+        <w:rPr>
+          <w:rFonts w:ascii="Times New Roman" w:eastAsia="Times New Roman" w:hAnsi="Times New Roman" w:cs="Times New Roman"/>
+          <w:sz w:val="24"/>
+          <w:szCs w:val="24"/>
+          <w:lang w:eastAsia="en-GB"/>
+        </w:rPr>
+      </w:pPr>
+    </w:p>
+    <w:p>
+      <w:pPr>
+        <w:spacing w:before="100" w:beforeAutospacing="1" w:after="100" w:afterAutospacing="1" w:line="240" w:lineRule="auto"/>
+        <w:rPr>
+          <w:rFonts w:ascii="Times New Roman" w:eastAsia="Times New Roman" w:hAnsi="Times New Roman" w:cs="Times New Roman"/>
+          <w:sz w:val="24"/>
+          <w:szCs w:val="24"/>
+          <w:lang w:eastAsia="en-GB"/>
+        </w:rPr>
+      </w:pPr>
+      <w:r>
+        <w:rPr>
+          <w:rFonts w:ascii="Times New Roman" w:eastAsia="Times New Roman" w:hAnsi="Times New Roman" w:cs="Times New Roman"/>
+          <w:sz w:val="24"/>
+          <w:szCs w:val="24"/>
+          <w:lang w:eastAsia="en-GB"/>
+        </w:rPr>
+        <w:t>That is all for today and this week.</w:t>
+      </w:r>
+    </w:p>
+    <w:p>
+      <w:pPr>
+        <w:spacing w:before="100" w:beforeAutospacing="1" w:after="100" w:afterAutospacing="1" w:line="240" w:lineRule="auto"/>
+        <w:rPr>
+          <w:rFonts w:ascii="Times New Roman" w:eastAsia="Times New Roman" w:hAnsi="Times New Roman" w:cs="Times New Roman"/>
+          <w:sz w:val="24"/>
+          <w:szCs w:val="24"/>
+          <w:lang w:eastAsia="en-GB"/>
+        </w:rPr>
+      </w:pPr>
+    </w:p>
+    <w:p>
+      <w:pPr>
+        <w:spacing w:before="100" w:beforeAutospacing="1" w:after="100" w:afterAutospacing="1" w:line="240" w:lineRule="auto"/>
+        <w:rPr>
+          <w:rFonts w:ascii="Times New Roman" w:eastAsia="Times New Roman" w:hAnsi="Times New Roman" w:cs="Times New Roman"/>
+          <w:sz w:val="24"/>
+          <w:szCs w:val="24"/>
+          <w:lang w:eastAsia="en-GB"/>
+        </w:rPr>
+      </w:pPr>
+      <w:r>
+        <w:rPr>
+          <w:rFonts w:ascii="Times New Roman" w:eastAsia="Times New Roman" w:hAnsi="Times New Roman" w:cs="Times New Roman"/>
+          <w:sz w:val="24"/>
+          <w:szCs w:val="24"/>
+          <w:lang w:eastAsia="en-GB"/>
+        </w:rPr>
+        <w:t>See you in the next one,</w:t>
+      </w:r>
+    </w:p>
+    <w:p>
+      <w:pPr>
+        <w:spacing w:before="100" w:beforeAutospacing="1" w:after="100" w:afterAutospacing="1" w:line="240" w:lineRule="auto"/>
+        <w:rPr>
+          <w:rFonts w:ascii="Times New Roman" w:eastAsia="Times New Roman" w:hAnsi="Times New Roman" w:cs="Times New Roman"/>
+          <w:sz w:val="24"/>
+          <w:szCs w:val="24"/>
+          <w:lang w:eastAsia="en-GB"/>
+        </w:rPr>
+      </w:pPr>
+      <w:r>
+        <w:rPr>
+          <w:rFonts w:ascii="Times New Roman" w:eastAsia="Times New Roman" w:hAnsi="Times New Roman" w:cs="Times New Roman"/>
+          <w:sz w:val="24"/>
+          <w:szCs w:val="24"/>
+          <w:lang w:eastAsia="en-GB"/>
+        </w:rPr>
         <w:t>Ivan</w:t>
       </w:r>
     </w:p>
+    <w:p/>
+    <w:p/>
     <w:sectPr>
       <w:pgSz w:w="12240" w:h="15840"/>
       <w:pgMar w:top="1440" w:right="1440" w:bottom="1440" w:left="1440" w:header="720" w:footer="720" w:gutter="0"/>

--- a/Events throughout the day.docx
+++ b/Events throughout the day.docx
@@ -21917,13 +21917,563 @@
       <w:r>
         <w:t>Day 46 of 100. Improving the user experience in the Add Game page and documenting the app's components and component props.</w:t>
       </w:r>
+    </w:p>
+    <w:p/>
+    <w:p>
+      <w:r>
+        <w:t xml:space="preserve">Content: </w:t>
+      </w:r>
+    </w:p>
+    <w:p>
+      <w:pPr>
+        <w:spacing w:before="100" w:beforeAutospacing="1" w:after="100" w:afterAutospacing="1" w:line="240" w:lineRule="auto"/>
+        <w:rPr>
+          <w:rFonts w:ascii="Times New Roman" w:eastAsia="Times New Roman" w:hAnsi="Times New Roman" w:cs="Times New Roman"/>
+          <w:sz w:val="24"/>
+          <w:szCs w:val="24"/>
+          <w:lang w:eastAsia="en-GB"/>
+        </w:rPr>
+      </w:pPr>
+      <w:r>
+        <w:rPr>
+          <w:rFonts w:ascii="Times New Roman" w:eastAsia="Times New Roman" w:hAnsi="Times New Roman" w:cs="Times New Roman"/>
+          <w:i/>
+          <w:iCs/>
+          <w:sz w:val="24"/>
+          <w:szCs w:val="24"/>
+          <w:lang w:eastAsia="en-GB"/>
+        </w:rPr>
+        <w:t>Welcome to day 46 of my 100 days of code...</w:t>
+      </w:r>
+    </w:p>
+    <w:p>
+      <w:pPr>
+        <w:spacing w:before="100" w:beforeAutospacing="1" w:after="100" w:afterAutospacing="1" w:line="240" w:lineRule="auto"/>
+        <w:rPr>
+          <w:rFonts w:ascii="Times New Roman" w:eastAsia="Times New Roman" w:hAnsi="Times New Roman" w:cs="Times New Roman"/>
+          <w:sz w:val="24"/>
+          <w:szCs w:val="24"/>
+          <w:lang w:eastAsia="en-GB"/>
+        </w:rPr>
+      </w:pPr>
+    </w:p>
+    <w:p>
+      <w:pPr>
+        <w:spacing w:before="100" w:beforeAutospacing="1" w:after="100" w:afterAutospacing="1" w:line="240" w:lineRule="auto"/>
+        <w:rPr>
+          <w:rFonts w:ascii="Times New Roman" w:eastAsia="Times New Roman" w:hAnsi="Times New Roman" w:cs="Times New Roman"/>
+          <w:sz w:val="24"/>
+          <w:szCs w:val="24"/>
+          <w:lang w:eastAsia="en-GB"/>
+        </w:rPr>
+      </w:pPr>
+      <w:r>
+        <w:rPr>
+          <w:rFonts w:ascii="Times New Roman" w:eastAsia="Times New Roman" w:hAnsi="Times New Roman" w:cs="Times New Roman"/>
+          <w:sz w:val="24"/>
+          <w:szCs w:val="24"/>
+          <w:lang w:eastAsia="en-GB"/>
+        </w:rPr>
+        <w:t xml:space="preserve">Today I wrote some components to lower the overall lines of code in my app. </w:t>
+      </w:r>
+    </w:p>
+    <w:p>
+      <w:pPr>
+        <w:spacing w:before="100" w:beforeAutospacing="1" w:after="100" w:afterAutospacing="1" w:line="240" w:lineRule="auto"/>
+        <w:rPr>
+          <w:rFonts w:ascii="Times New Roman" w:eastAsia="Times New Roman" w:hAnsi="Times New Roman" w:cs="Times New Roman"/>
+          <w:sz w:val="24"/>
+          <w:szCs w:val="24"/>
+          <w:lang w:eastAsia="en-GB"/>
+        </w:rPr>
+      </w:pPr>
+      <w:r>
+        <w:rPr>
+          <w:rFonts w:ascii="Times New Roman" w:eastAsia="Times New Roman" w:hAnsi="Times New Roman" w:cs="Times New Roman"/>
+          <w:sz w:val="24"/>
+          <w:szCs w:val="24"/>
+          <w:lang w:eastAsia="en-GB"/>
+        </w:rPr>
+        <w:t xml:space="preserve">What I decided to do from Friday is to </w:t>
+      </w:r>
+      <w:r>
+        <w:rPr>
+          <w:rFonts w:ascii="Times New Roman" w:eastAsia="Times New Roman" w:hAnsi="Times New Roman" w:cs="Times New Roman"/>
+          <w:sz w:val="24"/>
+          <w:szCs w:val="24"/>
+          <w:lang w:eastAsia="en-GB"/>
+        </w:rPr>
+        <w:t>actually</w:t>
+      </w:r>
+      <w:r>
+        <w:rPr>
+          <w:rFonts w:ascii="Times New Roman" w:eastAsia="Times New Roman" w:hAnsi="Times New Roman" w:cs="Times New Roman"/>
+          <w:sz w:val="24"/>
+          <w:szCs w:val="24"/>
+          <w:lang w:eastAsia="en-GB"/>
+        </w:rPr>
+        <w:t xml:space="preserve"> commit small changes bit by bit. So I can easily remember what I did exactly and talk about commits in these posts. </w:t>
+      </w:r>
+    </w:p>
+    <w:p>
+      <w:pPr>
+        <w:spacing w:before="100" w:beforeAutospacing="1" w:after="100" w:afterAutospacing="1" w:line="240" w:lineRule="auto"/>
+        <w:rPr>
+          <w:rFonts w:ascii="Times New Roman" w:eastAsia="Times New Roman" w:hAnsi="Times New Roman" w:cs="Times New Roman"/>
+          <w:sz w:val="24"/>
+          <w:szCs w:val="24"/>
+          <w:lang w:eastAsia="en-GB"/>
+        </w:rPr>
+      </w:pPr>
+      <w:r>
+        <w:rPr>
+          <w:rFonts w:ascii="Times New Roman" w:eastAsia="Times New Roman" w:hAnsi="Times New Roman" w:cs="Times New Roman"/>
+          <w:sz w:val="24"/>
+          <w:szCs w:val="24"/>
+          <w:lang w:eastAsia="en-GB"/>
+        </w:rPr>
+        <w:t xml:space="preserve">Also in general, not </w:t>
+      </w:r>
+      <w:r>
+        <w:rPr>
+          <w:rFonts w:ascii="Times New Roman" w:eastAsia="Times New Roman" w:hAnsi="Times New Roman" w:cs="Times New Roman"/>
+          <w:sz w:val="24"/>
+          <w:szCs w:val="24"/>
+          <w:lang w:eastAsia="en-GB"/>
+        </w:rPr>
+        <w:t>committing</w:t>
+      </w:r>
+      <w:r>
+        <w:rPr>
+          <w:rFonts w:ascii="Times New Roman" w:eastAsia="Times New Roman" w:hAnsi="Times New Roman" w:cs="Times New Roman"/>
+          <w:sz w:val="24"/>
+          <w:szCs w:val="24"/>
+          <w:lang w:eastAsia="en-GB"/>
+        </w:rPr>
+        <w:t xml:space="preserve"> every change in one commit is awful practice. It improves debugging and following individual changes when going through the commits on a repo. </w:t>
+      </w:r>
+    </w:p>
+    <w:p>
+      <w:pPr>
+        <w:spacing w:before="100" w:beforeAutospacing="1" w:after="100" w:afterAutospacing="1" w:line="240" w:lineRule="auto"/>
+        <w:rPr>
+          <w:rFonts w:ascii="Times New Roman" w:eastAsia="Times New Roman" w:hAnsi="Times New Roman" w:cs="Times New Roman"/>
+          <w:sz w:val="24"/>
+          <w:szCs w:val="24"/>
+          <w:lang w:eastAsia="en-GB"/>
+        </w:rPr>
+      </w:pPr>
+    </w:p>
+    <w:p>
+      <w:pPr>
+        <w:spacing w:before="100" w:beforeAutospacing="1" w:after="100" w:afterAutospacing="1" w:line="240" w:lineRule="auto"/>
+        <w:rPr>
+          <w:rFonts w:ascii="Times New Roman" w:eastAsia="Times New Roman" w:hAnsi="Times New Roman" w:cs="Times New Roman"/>
+          <w:sz w:val="24"/>
+          <w:szCs w:val="24"/>
+          <w:lang w:eastAsia="en-GB"/>
+        </w:rPr>
+      </w:pPr>
+      <w:proofErr w:type="spellStart"/>
+      <w:r>
+        <w:rPr>
+          <w:rFonts w:ascii="Times New Roman" w:eastAsia="Times New Roman" w:hAnsi="Times New Roman" w:cs="Times New Roman"/>
+          <w:sz w:val="24"/>
+          <w:szCs w:val="24"/>
+          <w:lang w:eastAsia="en-GB"/>
+        </w:rPr>
+        <w:t>So.</w:t>
+      </w:r>
+      <w:proofErr w:type="spellEnd"/>
+      <w:r>
+        <w:rPr>
+          <w:rFonts w:ascii="Times New Roman" w:eastAsia="Times New Roman" w:hAnsi="Times New Roman" w:cs="Times New Roman"/>
+          <w:sz w:val="24"/>
+          <w:szCs w:val="24"/>
+          <w:lang w:eastAsia="en-GB"/>
+        </w:rPr>
+        <w:t>..</w:t>
+      </w:r>
+    </w:p>
+    <w:p>
+      <w:pPr>
+        <w:spacing w:before="100" w:beforeAutospacing="1" w:after="100" w:afterAutospacing="1" w:line="240" w:lineRule="auto"/>
+        <w:rPr>
+          <w:rFonts w:ascii="Times New Roman" w:eastAsia="Times New Roman" w:hAnsi="Times New Roman" w:cs="Times New Roman"/>
+          <w:sz w:val="24"/>
+          <w:szCs w:val="24"/>
+          <w:lang w:eastAsia="en-GB"/>
+        </w:rPr>
+      </w:pPr>
+      <w:r>
+        <w:rPr>
+          <w:rFonts w:ascii="Times New Roman" w:eastAsia="Times New Roman" w:hAnsi="Times New Roman" w:cs="Times New Roman"/>
+          <w:sz w:val="24"/>
+          <w:szCs w:val="24"/>
+          <w:lang w:eastAsia="en-GB"/>
+        </w:rPr>
+        <w:t xml:space="preserve">In the Add game page I decided to swap my custom input fields to React bootstrap's input group fields. </w:t>
+      </w:r>
+    </w:p>
+    <w:p>
+      <w:pPr>
+        <w:spacing w:before="100" w:beforeAutospacing="1" w:after="100" w:afterAutospacing="1" w:line="240" w:lineRule="auto"/>
+        <w:rPr>
+          <w:rFonts w:ascii="Times New Roman" w:eastAsia="Times New Roman" w:hAnsi="Times New Roman" w:cs="Times New Roman"/>
+          <w:sz w:val="24"/>
+          <w:szCs w:val="24"/>
+          <w:lang w:eastAsia="en-GB"/>
+        </w:rPr>
+      </w:pPr>
+      <w:r>
+        <w:rPr>
+          <w:rFonts w:ascii="Times New Roman" w:eastAsia="Times New Roman" w:hAnsi="Times New Roman" w:cs="Times New Roman"/>
+          <w:sz w:val="24"/>
+          <w:szCs w:val="24"/>
+          <w:lang w:eastAsia="en-GB"/>
+        </w:rPr>
+        <w:t xml:space="preserve">Another nice improvement in </w:t>
+      </w:r>
+      <w:proofErr w:type="spellStart"/>
+      <w:r>
+        <w:rPr>
+          <w:rFonts w:ascii="Times New Roman" w:eastAsia="Times New Roman" w:hAnsi="Times New Roman" w:cs="Times New Roman"/>
+          <w:sz w:val="24"/>
+          <w:szCs w:val="24"/>
+          <w:lang w:eastAsia="en-GB"/>
+        </w:rPr>
+        <w:t>t he</w:t>
+      </w:r>
+      <w:proofErr w:type="spellEnd"/>
+      <w:r>
+        <w:rPr>
+          <w:rFonts w:ascii="Times New Roman" w:eastAsia="Times New Roman" w:hAnsi="Times New Roman" w:cs="Times New Roman"/>
+          <w:sz w:val="24"/>
+          <w:szCs w:val="24"/>
+          <w:lang w:eastAsia="en-GB"/>
+        </w:rPr>
+        <w:t xml:space="preserve"> Add game page is that till now, if a champion was not picked, a text appeared. The logic was something like this: if </w:t>
+      </w:r>
+      <w:proofErr w:type="spellStart"/>
+      <w:r>
+        <w:rPr>
+          <w:rFonts w:ascii="Times New Roman" w:eastAsia="Times New Roman" w:hAnsi="Times New Roman" w:cs="Times New Roman"/>
+          <w:sz w:val="24"/>
+          <w:szCs w:val="24"/>
+          <w:lang w:eastAsia="en-GB"/>
+        </w:rPr>
+        <w:t>championPicked</w:t>
+      </w:r>
+      <w:proofErr w:type="spellEnd"/>
+      <w:r>
+        <w:rPr>
+          <w:rFonts w:ascii="Times New Roman" w:eastAsia="Times New Roman" w:hAnsi="Times New Roman" w:cs="Times New Roman"/>
+          <w:sz w:val="24"/>
+          <w:szCs w:val="24"/>
+          <w:lang w:eastAsia="en-GB"/>
+        </w:rPr>
+        <w:t xml:space="preserve"> then </w:t>
+      </w:r>
+      <w:proofErr w:type="spellStart"/>
+      <w:r>
+        <w:rPr>
+          <w:rFonts w:ascii="Times New Roman" w:eastAsia="Times New Roman" w:hAnsi="Times New Roman" w:cs="Times New Roman"/>
+          <w:sz w:val="24"/>
+          <w:szCs w:val="24"/>
+          <w:lang w:eastAsia="en-GB"/>
+        </w:rPr>
+        <w:t>championImage</w:t>
+      </w:r>
+      <w:proofErr w:type="spellEnd"/>
+      <w:r>
+        <w:rPr>
+          <w:rFonts w:ascii="Times New Roman" w:eastAsia="Times New Roman" w:hAnsi="Times New Roman" w:cs="Times New Roman"/>
+          <w:sz w:val="24"/>
+          <w:szCs w:val="24"/>
+          <w:lang w:eastAsia="en-GB"/>
+        </w:rPr>
+        <w:t xml:space="preserve"> else "Top lane". I.e. if the champion was not picked for the specific role, a text string appeared instead and I wanted to change this. There are "role" pictures for each role and now instead of the text, the picture appears and visuals are just nicer. Feels closer to the real champion select experience. </w:t>
+      </w:r>
+    </w:p>
+    <w:p>
+      <w:pPr>
+        <w:spacing w:before="100" w:beforeAutospacing="1" w:after="100" w:afterAutospacing="1" w:line="240" w:lineRule="auto"/>
+        <w:rPr>
+          <w:rFonts w:ascii="Times New Roman" w:eastAsia="Times New Roman" w:hAnsi="Times New Roman" w:cs="Times New Roman"/>
+          <w:sz w:val="24"/>
+          <w:szCs w:val="24"/>
+          <w:lang w:eastAsia="en-GB"/>
+        </w:rPr>
+      </w:pPr>
+    </w:p>
+    <w:p>
+      <w:pPr>
+        <w:spacing w:before="100" w:beforeAutospacing="1" w:after="100" w:afterAutospacing="1" w:line="240" w:lineRule="auto"/>
+        <w:rPr>
+          <w:rFonts w:ascii="Times New Roman" w:eastAsia="Times New Roman" w:hAnsi="Times New Roman" w:cs="Times New Roman"/>
+          <w:sz w:val="24"/>
+          <w:szCs w:val="24"/>
+          <w:lang w:eastAsia="en-GB"/>
+        </w:rPr>
+      </w:pPr>
+      <w:r>
+        <w:rPr>
+          <w:rFonts w:ascii="Times New Roman" w:eastAsia="Times New Roman" w:hAnsi="Times New Roman" w:cs="Times New Roman"/>
+          <w:sz w:val="24"/>
+          <w:szCs w:val="24"/>
+          <w:lang w:eastAsia="en-GB"/>
+        </w:rPr>
+        <w:t xml:space="preserve">Did some code </w:t>
+      </w:r>
+      <w:r>
+        <w:rPr>
+          <w:rFonts w:ascii="Times New Roman" w:eastAsia="Times New Roman" w:hAnsi="Times New Roman" w:cs="Times New Roman"/>
+          <w:sz w:val="24"/>
+          <w:szCs w:val="24"/>
+          <w:lang w:eastAsia="en-GB"/>
+        </w:rPr>
+        <w:t>clean up</w:t>
+      </w:r>
+      <w:r>
+        <w:rPr>
+          <w:rFonts w:ascii="Times New Roman" w:eastAsia="Times New Roman" w:hAnsi="Times New Roman" w:cs="Times New Roman"/>
+          <w:sz w:val="24"/>
+          <w:szCs w:val="24"/>
+          <w:lang w:eastAsia="en-GB"/>
+        </w:rPr>
+        <w:t xml:space="preserve">(removed unused components and code) and moved components to better folders - making the folder structure nicer as well. </w:t>
+      </w:r>
+    </w:p>
+    <w:p>
+      <w:pPr>
+        <w:spacing w:before="100" w:beforeAutospacing="1" w:after="100" w:afterAutospacing="1" w:line="240" w:lineRule="auto"/>
+        <w:rPr>
+          <w:rFonts w:ascii="Times New Roman" w:eastAsia="Times New Roman" w:hAnsi="Times New Roman" w:cs="Times New Roman"/>
+          <w:sz w:val="24"/>
+          <w:szCs w:val="24"/>
+          <w:lang w:eastAsia="en-GB"/>
+        </w:rPr>
+      </w:pPr>
+    </w:p>
+    <w:p>
+      <w:pPr>
+        <w:spacing w:before="100" w:beforeAutospacing="1" w:after="100" w:afterAutospacing="1" w:line="240" w:lineRule="auto"/>
+        <w:rPr>
+          <w:rFonts w:ascii="Times New Roman" w:eastAsia="Times New Roman" w:hAnsi="Times New Roman" w:cs="Times New Roman"/>
+          <w:sz w:val="24"/>
+          <w:szCs w:val="24"/>
+          <w:lang w:eastAsia="en-GB"/>
+        </w:rPr>
+      </w:pPr>
+      <w:r>
+        <w:rPr>
+          <w:rFonts w:ascii="Times New Roman" w:eastAsia="Times New Roman" w:hAnsi="Times New Roman" w:cs="Times New Roman"/>
+          <w:sz w:val="24"/>
+          <w:szCs w:val="24"/>
+          <w:lang w:eastAsia="en-GB"/>
+        </w:rPr>
+        <w:t xml:space="preserve">Final thing I did today (lengthy as well) - was documenting my components. </w:t>
+      </w:r>
+    </w:p>
+    <w:p>
+      <w:pPr>
+        <w:spacing w:before="100" w:beforeAutospacing="1" w:after="100" w:afterAutospacing="1" w:line="240" w:lineRule="auto"/>
+        <w:rPr>
+          <w:rFonts w:ascii="Times New Roman" w:eastAsia="Times New Roman" w:hAnsi="Times New Roman" w:cs="Times New Roman"/>
+          <w:sz w:val="24"/>
+          <w:szCs w:val="24"/>
+          <w:lang w:eastAsia="en-GB"/>
+        </w:rPr>
+      </w:pPr>
+      <w:r>
+        <w:rPr>
+          <w:rFonts w:ascii="Times New Roman" w:eastAsia="Times New Roman" w:hAnsi="Times New Roman" w:cs="Times New Roman"/>
+          <w:sz w:val="24"/>
+          <w:szCs w:val="24"/>
+          <w:lang w:eastAsia="en-GB"/>
+        </w:rPr>
+        <w:t xml:space="preserve">I cannot remember if I had talked about the importance of documentation in this blog. But one of the first tasks (which is still ongoing) is to look after documentation of our UI and also </w:t>
+      </w:r>
+      <w:proofErr w:type="spellStart"/>
+      <w:r>
+        <w:rPr>
+          <w:rFonts w:ascii="Times New Roman" w:eastAsia="Times New Roman" w:hAnsi="Times New Roman" w:cs="Times New Roman"/>
+          <w:sz w:val="24"/>
+          <w:szCs w:val="24"/>
+          <w:lang w:eastAsia="en-GB"/>
+        </w:rPr>
+        <w:t>PySpark</w:t>
+      </w:r>
+      <w:proofErr w:type="spellEnd"/>
+      <w:r>
+        <w:rPr>
+          <w:rFonts w:ascii="Times New Roman" w:eastAsia="Times New Roman" w:hAnsi="Times New Roman" w:cs="Times New Roman"/>
+          <w:sz w:val="24"/>
+          <w:szCs w:val="24"/>
+          <w:lang w:eastAsia="en-GB"/>
+        </w:rPr>
+        <w:t xml:space="preserve"> code. I have definitely gotten into the </w:t>
+      </w:r>
+      <w:r>
+        <w:rPr>
+          <w:rFonts w:ascii="Times New Roman" w:eastAsia="Times New Roman" w:hAnsi="Times New Roman" w:cs="Times New Roman"/>
+          <w:sz w:val="24"/>
+          <w:szCs w:val="24"/>
+          <w:lang w:eastAsia="en-GB"/>
+        </w:rPr>
+        <w:t>habit</w:t>
+      </w:r>
+      <w:r>
+        <w:rPr>
+          <w:rFonts w:ascii="Times New Roman" w:eastAsia="Times New Roman" w:hAnsi="Times New Roman" w:cs="Times New Roman"/>
+          <w:sz w:val="24"/>
+          <w:szCs w:val="24"/>
+          <w:lang w:eastAsia="en-GB"/>
+        </w:rPr>
+        <w:t xml:space="preserve"> of documenting my code and also "bugging" my colleagues when they have not and should have documented theirs. Also I have talked to them about the importance of documenting code. </w:t>
+      </w:r>
+    </w:p>
+    <w:p>
+      <w:pPr>
+        <w:spacing w:before="100" w:beforeAutospacing="1" w:after="100" w:afterAutospacing="1" w:line="240" w:lineRule="auto"/>
+        <w:rPr>
+          <w:rFonts w:ascii="Times New Roman" w:eastAsia="Times New Roman" w:hAnsi="Times New Roman" w:cs="Times New Roman"/>
+          <w:sz w:val="24"/>
+          <w:szCs w:val="24"/>
+          <w:lang w:eastAsia="en-GB"/>
+        </w:rPr>
+      </w:pPr>
+    </w:p>
+    <w:p>
+      <w:pPr>
+        <w:spacing w:before="100" w:beforeAutospacing="1" w:after="100" w:afterAutospacing="1" w:line="240" w:lineRule="auto"/>
+        <w:rPr>
+          <w:rFonts w:ascii="Times New Roman" w:eastAsia="Times New Roman" w:hAnsi="Times New Roman" w:cs="Times New Roman"/>
+          <w:sz w:val="24"/>
+          <w:szCs w:val="24"/>
+          <w:lang w:eastAsia="en-GB"/>
+        </w:rPr>
+      </w:pPr>
+      <w:r>
+        <w:rPr>
+          <w:rFonts w:ascii="Times New Roman" w:eastAsia="Times New Roman" w:hAnsi="Times New Roman" w:cs="Times New Roman"/>
+          <w:sz w:val="24"/>
+          <w:szCs w:val="24"/>
+          <w:lang w:eastAsia="en-GB"/>
+        </w:rPr>
+        <w:t>In the app today, I basically explained components and their props. I had not done this before but as the project is near deadline (even imaginary one) documentation needs to be done.</w:t>
+      </w:r>
+    </w:p>
+    <w:p>
+      <w:pPr>
+        <w:spacing w:before="100" w:beforeAutospacing="1" w:after="100" w:afterAutospacing="1" w:line="240" w:lineRule="auto"/>
+        <w:rPr>
+          <w:rFonts w:ascii="Times New Roman" w:eastAsia="Times New Roman" w:hAnsi="Times New Roman" w:cs="Times New Roman"/>
+          <w:sz w:val="24"/>
+          <w:szCs w:val="24"/>
+          <w:lang w:eastAsia="en-GB"/>
+        </w:rPr>
+      </w:pPr>
+    </w:p>
+    <w:p>
+      <w:pPr>
+        <w:spacing w:before="100" w:beforeAutospacing="1" w:after="100" w:afterAutospacing="1" w:line="240" w:lineRule="auto"/>
+        <w:rPr>
+          <w:rFonts w:ascii="Times New Roman" w:eastAsia="Times New Roman" w:hAnsi="Times New Roman" w:cs="Times New Roman"/>
+          <w:sz w:val="24"/>
+          <w:szCs w:val="24"/>
+          <w:lang w:eastAsia="en-GB"/>
+        </w:rPr>
+      </w:pPr>
+      <w:r>
+        <w:rPr>
+          <w:rFonts w:ascii="Times New Roman" w:eastAsia="Times New Roman" w:hAnsi="Times New Roman" w:cs="Times New Roman"/>
+          <w:sz w:val="24"/>
+          <w:szCs w:val="24"/>
+          <w:lang w:eastAsia="en-GB"/>
+        </w:rPr>
+        <w:t>That is all for today and this week.</w:t>
+      </w:r>
+    </w:p>
+    <w:p>
+      <w:pPr>
+        <w:spacing w:before="100" w:beforeAutospacing="1" w:after="100" w:afterAutospacing="1" w:line="240" w:lineRule="auto"/>
+        <w:rPr>
+          <w:rFonts w:ascii="Times New Roman" w:eastAsia="Times New Roman" w:hAnsi="Times New Roman" w:cs="Times New Roman"/>
+          <w:sz w:val="24"/>
+          <w:szCs w:val="24"/>
+          <w:lang w:eastAsia="en-GB"/>
+        </w:rPr>
+      </w:pPr>
+    </w:p>
+    <w:p>
+      <w:pPr>
+        <w:spacing w:before="100" w:beforeAutospacing="1" w:after="100" w:afterAutospacing="1" w:line="240" w:lineRule="auto"/>
+        <w:rPr>
+          <w:rFonts w:ascii="Times New Roman" w:eastAsia="Times New Roman" w:hAnsi="Times New Roman" w:cs="Times New Roman"/>
+          <w:sz w:val="24"/>
+          <w:szCs w:val="24"/>
+          <w:lang w:eastAsia="en-GB"/>
+        </w:rPr>
+      </w:pPr>
+      <w:r>
+        <w:rPr>
+          <w:rFonts w:ascii="Times New Roman" w:eastAsia="Times New Roman" w:hAnsi="Times New Roman" w:cs="Times New Roman"/>
+          <w:sz w:val="24"/>
+          <w:szCs w:val="24"/>
+          <w:lang w:eastAsia="en-GB"/>
+        </w:rPr>
+        <w:t>See you in the next one,</w:t>
+      </w:r>
+    </w:p>
+    <w:p>
+      <w:pPr>
+        <w:spacing w:before="100" w:beforeAutospacing="1" w:after="100" w:afterAutospacing="1" w:line="240" w:lineRule="auto"/>
+        <w:rPr>
+          <w:rFonts w:ascii="Times New Roman" w:eastAsia="Times New Roman" w:hAnsi="Times New Roman" w:cs="Times New Roman"/>
+          <w:sz w:val="24"/>
+          <w:szCs w:val="24"/>
+          <w:lang w:eastAsia="en-GB"/>
+        </w:rPr>
+      </w:pPr>
+      <w:r>
+        <w:rPr>
+          <w:rFonts w:ascii="Times New Roman" w:eastAsia="Times New Roman" w:hAnsi="Times New Roman" w:cs="Times New Roman"/>
+          <w:sz w:val="24"/>
+          <w:szCs w:val="24"/>
+          <w:lang w:eastAsia="en-GB"/>
+        </w:rPr>
+        <w:t>Ivan</w:t>
+      </w:r>
+    </w:p>
+    <w:p/>
+    <w:p/>
+    <w:p>
+      <w:r>
+        <w:t xml:space="preserve">Title: </w:t>
+      </w:r>
+      <w:r>
+        <w:t>Minor improvements to the Esports UI and preparing for the Python class test session</w:t>
+      </w:r>
+    </w:p>
+    <w:p/>
+    <w:p>
+      <w:r>
+        <w:t>Summary:</w:t>
+      </w:r>
+      <w:r>
+        <w:t xml:space="preserve"> </w:t>
+      </w:r>
+      <w:r>
+        <w:t>Day 47 of 100. Improving the Navbar and adding validation for teams where no games have been created. Python class test session is tomorrow!</w:t>
+      </w:r>
       <w:bookmarkStart w:id="0" w:name="_GoBack"/>
       <w:bookmarkEnd w:id="0"/>
     </w:p>
     <w:p/>
     <w:p>
       <w:r>
-        <w:t xml:space="preserve">Content: </w:t>
+        <w:t>Content:</w:t>
       </w:r>
     </w:p>
     <w:p>
@@ -21945,7 +22495,7 @@
           <w:szCs w:val="24"/>
           <w:lang w:eastAsia="en-GB"/>
         </w:rPr>
-        <w:t>Welcome to day 46 of my 100 days of code...</w:t>
+        <w:t>Welcome to day 47 of my 100 days of code challenge...</w:t>
       </w:r>
     </w:p>
     <w:p>
@@ -21976,7 +22526,7 @@
           <w:szCs w:val="24"/>
           <w:lang w:eastAsia="en-GB"/>
         </w:rPr>
-        <w:t xml:space="preserve">Today I wrote some components to lower the overall lines of code in my app. </w:t>
+        <w:t>Today I did 2 things, make some minor changes/improvements to the UI and also was preparing for the test session for the Python class we have tomorrow.</w:t>
       </w:r>
     </w:p>
     <w:p>
@@ -21996,37 +22546,40 @@
           <w:szCs w:val="24"/>
           <w:lang w:eastAsia="en-GB"/>
         </w:rPr>
-        <w:t xml:space="preserve">What I decided to do from Friday is to </w:t>
-      </w:r>
-      <w:r>
+        <w:t>Will begin with the UI stuff.</w:t>
+      </w:r>
+    </w:p>
+    <w:p>
+      <w:pPr>
+        <w:spacing w:before="100" w:beforeAutospacing="1" w:after="100" w:afterAutospacing="1" w:line="240" w:lineRule="auto"/>
         <w:rPr>
           <w:rFonts w:ascii="Times New Roman" w:eastAsia="Times New Roman" w:hAnsi="Times New Roman" w:cs="Times New Roman"/>
           <w:sz w:val="24"/>
           <w:szCs w:val="24"/>
           <w:lang w:eastAsia="en-GB"/>
         </w:rPr>
-        <w:t>actually</w:t>
-      </w:r>
-      <w:r>
+      </w:pPr>
+    </w:p>
+    <w:p>
+      <w:pPr>
+        <w:spacing w:before="100" w:beforeAutospacing="1" w:after="100" w:afterAutospacing="1" w:line="240" w:lineRule="auto"/>
         <w:rPr>
           <w:rFonts w:ascii="Times New Roman" w:eastAsia="Times New Roman" w:hAnsi="Times New Roman" w:cs="Times New Roman"/>
           <w:sz w:val="24"/>
           <w:szCs w:val="24"/>
           <w:lang w:eastAsia="en-GB"/>
         </w:rPr>
-        <w:t xml:space="preserve"> commit small changes bit by bit. So I can easily remember what I did exactly and talk about commits in these posts. </w:t>
-      </w:r>
-    </w:p>
-    <w:p>
-      <w:pPr>
-        <w:spacing w:before="100" w:beforeAutospacing="1" w:after="100" w:afterAutospacing="1" w:line="240" w:lineRule="auto"/>
+      </w:pPr>
+      <w:r>
         <w:rPr>
           <w:rFonts w:ascii="Times New Roman" w:eastAsia="Times New Roman" w:hAnsi="Times New Roman" w:cs="Times New Roman"/>
           <w:sz w:val="24"/>
           <w:szCs w:val="24"/>
           <w:lang w:eastAsia="en-GB"/>
         </w:rPr>
-      </w:pPr>
+        <w:t>Up until now the nav bar at the top consisted of 4 things - Your Esports (</w:t>
+      </w:r>
+      <w:proofErr w:type="spellStart"/>
       <w:r>
         <w:rPr>
           <w:rFonts w:ascii="Times New Roman" w:eastAsia="Times New Roman" w:hAnsi="Times New Roman" w:cs="Times New Roman"/>
@@ -22034,8 +22587,9 @@
           <w:szCs w:val="24"/>
           <w:lang w:eastAsia="en-GB"/>
         </w:rPr>
-        <w:t xml:space="preserve">Also in general, not </w:t>
-      </w:r>
+        <w:t>LoL</w:t>
+      </w:r>
+      <w:proofErr w:type="spellEnd"/>
       <w:r>
         <w:rPr>
           <w:rFonts w:ascii="Times New Roman" w:eastAsia="Times New Roman" w:hAnsi="Times New Roman" w:cs="Times New Roman"/>
@@ -22043,17 +22597,19 @@
           <w:szCs w:val="24"/>
           <w:lang w:eastAsia="en-GB"/>
         </w:rPr>
-        <w:t>committing</w:t>
-      </w:r>
-      <w:r>
+        <w:t>) bar | All games | Add game | G2 | FNC</w:t>
+      </w:r>
+    </w:p>
+    <w:p>
+      <w:pPr>
+        <w:spacing w:before="100" w:beforeAutospacing="1" w:after="100" w:afterAutospacing="1" w:line="240" w:lineRule="auto"/>
         <w:rPr>
           <w:rFonts w:ascii="Times New Roman" w:eastAsia="Times New Roman" w:hAnsi="Times New Roman" w:cs="Times New Roman"/>
           <w:sz w:val="24"/>
           <w:szCs w:val="24"/>
           <w:lang w:eastAsia="en-GB"/>
         </w:rPr>
-        <w:t xml:space="preserve"> every change in one commit is awful practice. It improves debugging and following individual changes when going through the commits on a repo. </w:t>
-      </w:r>
+      </w:pPr>
     </w:p>
     <w:p>
       <w:pPr>
@@ -22065,28 +22621,26 @@
           <w:lang w:eastAsia="en-GB"/>
         </w:rPr>
       </w:pPr>
-    </w:p>
-    <w:p>
-      <w:pPr>
-        <w:spacing w:before="100" w:beforeAutospacing="1" w:after="100" w:afterAutospacing="1" w:line="240" w:lineRule="auto"/>
+      <w:r>
         <w:rPr>
           <w:rFonts w:ascii="Times New Roman" w:eastAsia="Times New Roman" w:hAnsi="Times New Roman" w:cs="Times New Roman"/>
           <w:sz w:val="24"/>
           <w:szCs w:val="24"/>
           <w:lang w:eastAsia="en-GB"/>
         </w:rPr>
-      </w:pPr>
-      <w:proofErr w:type="spellStart"/>
-      <w:r>
+        <w:t xml:space="preserve">G2 and FNC standing for two of the LEC teams which I used for testing. I decided to add all the LEC teams in a dropdown menu. Since I added all teams, that meant that for some I might not have a game. And at the moment I did not have any validation whether the database actually returns something because till now I had only G2 and FNC and I always had a game for each. </w:t>
+      </w:r>
+    </w:p>
+    <w:p>
+      <w:pPr>
+        <w:spacing w:before="100" w:beforeAutospacing="1" w:after="100" w:afterAutospacing="1" w:line="240" w:lineRule="auto"/>
         <w:rPr>
           <w:rFonts w:ascii="Times New Roman" w:eastAsia="Times New Roman" w:hAnsi="Times New Roman" w:cs="Times New Roman"/>
           <w:sz w:val="24"/>
           <w:szCs w:val="24"/>
           <w:lang w:eastAsia="en-GB"/>
         </w:rPr>
-        <w:t>So.</w:t>
-      </w:r>
-      <w:proofErr w:type="spellEnd"/>
+      </w:pPr>
       <w:r>
         <w:rPr>
           <w:rFonts w:ascii="Times New Roman" w:eastAsia="Times New Roman" w:hAnsi="Times New Roman" w:cs="Times New Roman"/>
@@ -22094,19 +22648,19 @@
           <w:szCs w:val="24"/>
           <w:lang w:eastAsia="en-GB"/>
         </w:rPr>
-        <w:t>..</w:t>
-      </w:r>
-    </w:p>
-    <w:p>
-      <w:pPr>
-        <w:spacing w:before="100" w:beforeAutospacing="1" w:after="100" w:afterAutospacing="1" w:line="240" w:lineRule="auto"/>
+        <w:t xml:space="preserve">So I wrote a simple </w:t>
+      </w:r>
+      <w:proofErr w:type="spellStart"/>
+      <w:r>
         <w:rPr>
           <w:rFonts w:ascii="Times New Roman" w:eastAsia="Times New Roman" w:hAnsi="Times New Roman" w:cs="Times New Roman"/>
           <w:sz w:val="24"/>
           <w:szCs w:val="24"/>
           <w:lang w:eastAsia="en-GB"/>
         </w:rPr>
-      </w:pPr>
+        <w:t>NoGames</w:t>
+      </w:r>
+      <w:proofErr w:type="spellEnd"/>
       <w:r>
         <w:rPr>
           <w:rFonts w:ascii="Times New Roman" w:eastAsia="Times New Roman" w:hAnsi="Times New Roman" w:cs="Times New Roman"/>
@@ -22114,7 +22668,7 @@
           <w:szCs w:val="24"/>
           <w:lang w:eastAsia="en-GB"/>
         </w:rPr>
-        <w:t xml:space="preserve">In the Add game page I decided to swap my custom input fields to React bootstrap's input group fields. </w:t>
+        <w:t xml:space="preserve"> component which shows something along the lines of "404 with No Games for {team} maybe add one?".</w:t>
       </w:r>
     </w:p>
     <w:p>
@@ -22134,29 +22688,30 @@
           <w:szCs w:val="24"/>
           <w:lang w:eastAsia="en-GB"/>
         </w:rPr>
-        <w:t xml:space="preserve">Another nice improvement in </w:t>
-      </w:r>
-      <w:proofErr w:type="spellStart"/>
-      <w:r>
+        <w:t xml:space="preserve">I was thinking whether I want to "publish" the app so that people can view it and I can put it on social media. But because at the moment I do not have user validation, or any form of control who can add/delete games I cannot do that because everyone will see any additions of random games (tests) and games will be deleted. </w:t>
+      </w:r>
+    </w:p>
+    <w:p>
+      <w:pPr>
+        <w:spacing w:before="100" w:beforeAutospacing="1" w:after="100" w:afterAutospacing="1" w:line="240" w:lineRule="auto"/>
         <w:rPr>
           <w:rFonts w:ascii="Times New Roman" w:eastAsia="Times New Roman" w:hAnsi="Times New Roman" w:cs="Times New Roman"/>
           <w:sz w:val="24"/>
           <w:szCs w:val="24"/>
           <w:lang w:eastAsia="en-GB"/>
         </w:rPr>
-        <w:t>t he</w:t>
-      </w:r>
-      <w:proofErr w:type="spellEnd"/>
-      <w:r>
+      </w:pPr>
+    </w:p>
+    <w:p>
+      <w:pPr>
+        <w:spacing w:before="100" w:beforeAutospacing="1" w:after="100" w:afterAutospacing="1" w:line="240" w:lineRule="auto"/>
         <w:rPr>
           <w:rFonts w:ascii="Times New Roman" w:eastAsia="Times New Roman" w:hAnsi="Times New Roman" w:cs="Times New Roman"/>
           <w:sz w:val="24"/>
           <w:szCs w:val="24"/>
           <w:lang w:eastAsia="en-GB"/>
         </w:rPr>
-        <w:t xml:space="preserve"> Add game page is that till now, if a champion was not picked, a text appeared. The logic was something like this: if </w:t>
-      </w:r>
-      <w:proofErr w:type="spellStart"/>
+      </w:pPr>
       <w:r>
         <w:rPr>
           <w:rFonts w:ascii="Times New Roman" w:eastAsia="Times New Roman" w:hAnsi="Times New Roman" w:cs="Times New Roman"/>
@@ -22164,19 +22719,19 @@
           <w:szCs w:val="24"/>
           <w:lang w:eastAsia="en-GB"/>
         </w:rPr>
-        <w:t>championPicked</w:t>
-      </w:r>
-      <w:proofErr w:type="spellEnd"/>
-      <w:r>
+        <w:t xml:space="preserve">I finally decided to deploy the app (tomorrow) and just give the link to friends/colleagues so I can gather feedback and improve it. </w:t>
+      </w:r>
+    </w:p>
+    <w:p>
+      <w:pPr>
+        <w:spacing w:before="100" w:beforeAutospacing="1" w:after="100" w:afterAutospacing="1" w:line="240" w:lineRule="auto"/>
         <w:rPr>
           <w:rFonts w:ascii="Times New Roman" w:eastAsia="Times New Roman" w:hAnsi="Times New Roman" w:cs="Times New Roman"/>
           <w:sz w:val="24"/>
           <w:szCs w:val="24"/>
           <w:lang w:eastAsia="en-GB"/>
         </w:rPr>
-        <w:t xml:space="preserve"> then </w:t>
-      </w:r>
-      <w:proofErr w:type="spellStart"/>
+      </w:pPr>
       <w:r>
         <w:rPr>
           <w:rFonts w:ascii="Times New Roman" w:eastAsia="Times New Roman" w:hAnsi="Times New Roman" w:cs="Times New Roman"/>
@@ -22184,18 +22739,19 @@
           <w:szCs w:val="24"/>
           <w:lang w:eastAsia="en-GB"/>
         </w:rPr>
-        <w:t>championImage</w:t>
-      </w:r>
-      <w:proofErr w:type="spellEnd"/>
-      <w:r>
+        <w:t xml:space="preserve">One of the main things that they will probably say is: "there is no update game info button" and that is an actual drawback but at the moment (until day 50) I am not concentrating on this. </w:t>
+      </w:r>
+    </w:p>
+    <w:p>
+      <w:pPr>
+        <w:spacing w:before="100" w:beforeAutospacing="1" w:after="100" w:afterAutospacing="1" w:line="240" w:lineRule="auto"/>
         <w:rPr>
           <w:rFonts w:ascii="Times New Roman" w:eastAsia="Times New Roman" w:hAnsi="Times New Roman" w:cs="Times New Roman"/>
           <w:sz w:val="24"/>
           <w:szCs w:val="24"/>
           <w:lang w:eastAsia="en-GB"/>
         </w:rPr>
-        <w:t xml:space="preserve"> else "Top lane". I.e. if the champion was not picked for the specific role, a text string appeared instead and I wanted to change this. There are "role" pictures for each role and now instead of the text, the picture appears and visuals are just nicer. Feels closer to the real champion select experience. </w:t>
-      </w:r>
+      </w:pPr>
     </w:p>
     <w:p>
       <w:pPr>
@@ -22225,176 +22781,38 @@
           <w:szCs w:val="24"/>
           <w:lang w:eastAsia="en-GB"/>
         </w:rPr>
-        <w:t xml:space="preserve">Did some code </w:t>
-      </w:r>
-      <w:r>
+        <w:t xml:space="preserve">The other thing I did today: read through our notes and prepared for our test session of the Python class. The other intern and I found 2 other interns for which we can "perform" our lesson and gather instant feedback. Looking forward to this. Will give an update after tomorrow :) </w:t>
+      </w:r>
+    </w:p>
+    <w:p>
+      <w:pPr>
+        <w:spacing w:before="100" w:beforeAutospacing="1" w:after="100" w:afterAutospacing="1" w:line="240" w:lineRule="auto"/>
         <w:rPr>
           <w:rFonts w:ascii="Times New Roman" w:eastAsia="Times New Roman" w:hAnsi="Times New Roman" w:cs="Times New Roman"/>
           <w:sz w:val="24"/>
           <w:szCs w:val="24"/>
           <w:lang w:eastAsia="en-GB"/>
         </w:rPr>
-        <w:t>clean up</w:t>
-      </w:r>
-      <w:r>
+      </w:pPr>
+    </w:p>
+    <w:p>
+      <w:pPr>
+        <w:spacing w:before="100" w:beforeAutospacing="1" w:after="100" w:afterAutospacing="1" w:line="240" w:lineRule="auto"/>
         <w:rPr>
           <w:rFonts w:ascii="Times New Roman" w:eastAsia="Times New Roman" w:hAnsi="Times New Roman" w:cs="Times New Roman"/>
           <w:sz w:val="24"/>
           <w:szCs w:val="24"/>
           <w:lang w:eastAsia="en-GB"/>
         </w:rPr>
-        <w:t xml:space="preserve">(removed unused components and code) and moved components to better folders - making the folder structure nicer as well. </w:t>
-      </w:r>
-    </w:p>
-    <w:p>
-      <w:pPr>
-        <w:spacing w:before="100" w:beforeAutospacing="1" w:after="100" w:afterAutospacing="1" w:line="240" w:lineRule="auto"/>
+      </w:pPr>
+      <w:r>
         <w:rPr>
           <w:rFonts w:ascii="Times New Roman" w:eastAsia="Times New Roman" w:hAnsi="Times New Roman" w:cs="Times New Roman"/>
           <w:sz w:val="24"/>
           <w:szCs w:val="24"/>
           <w:lang w:eastAsia="en-GB"/>
         </w:rPr>
-      </w:pPr>
-    </w:p>
-    <w:p>
-      <w:pPr>
-        <w:spacing w:before="100" w:beforeAutospacing="1" w:after="100" w:afterAutospacing="1" w:line="240" w:lineRule="auto"/>
-        <w:rPr>
-          <w:rFonts w:ascii="Times New Roman" w:eastAsia="Times New Roman" w:hAnsi="Times New Roman" w:cs="Times New Roman"/>
-          <w:sz w:val="24"/>
-          <w:szCs w:val="24"/>
-          <w:lang w:eastAsia="en-GB"/>
-        </w:rPr>
-      </w:pPr>
-      <w:r>
-        <w:rPr>
-          <w:rFonts w:ascii="Times New Roman" w:eastAsia="Times New Roman" w:hAnsi="Times New Roman" w:cs="Times New Roman"/>
-          <w:sz w:val="24"/>
-          <w:szCs w:val="24"/>
-          <w:lang w:eastAsia="en-GB"/>
-        </w:rPr>
-        <w:t xml:space="preserve">Final thing I did today (lengthy as well) - was documenting my components. </w:t>
-      </w:r>
-    </w:p>
-    <w:p>
-      <w:pPr>
-        <w:spacing w:before="100" w:beforeAutospacing="1" w:after="100" w:afterAutospacing="1" w:line="240" w:lineRule="auto"/>
-        <w:rPr>
-          <w:rFonts w:ascii="Times New Roman" w:eastAsia="Times New Roman" w:hAnsi="Times New Roman" w:cs="Times New Roman"/>
-          <w:sz w:val="24"/>
-          <w:szCs w:val="24"/>
-          <w:lang w:eastAsia="en-GB"/>
-        </w:rPr>
-      </w:pPr>
-      <w:r>
-        <w:rPr>
-          <w:rFonts w:ascii="Times New Roman" w:eastAsia="Times New Roman" w:hAnsi="Times New Roman" w:cs="Times New Roman"/>
-          <w:sz w:val="24"/>
-          <w:szCs w:val="24"/>
-          <w:lang w:eastAsia="en-GB"/>
-        </w:rPr>
-        <w:t xml:space="preserve">I cannot remember if I had talked about the importance of documentation in this blog. But one of the first tasks (which is still ongoing) is to look after documentation of our UI and also </w:t>
-      </w:r>
-      <w:proofErr w:type="spellStart"/>
-      <w:r>
-        <w:rPr>
-          <w:rFonts w:ascii="Times New Roman" w:eastAsia="Times New Roman" w:hAnsi="Times New Roman" w:cs="Times New Roman"/>
-          <w:sz w:val="24"/>
-          <w:szCs w:val="24"/>
-          <w:lang w:eastAsia="en-GB"/>
-        </w:rPr>
-        <w:t>PySpark</w:t>
-      </w:r>
-      <w:proofErr w:type="spellEnd"/>
-      <w:r>
-        <w:rPr>
-          <w:rFonts w:ascii="Times New Roman" w:eastAsia="Times New Roman" w:hAnsi="Times New Roman" w:cs="Times New Roman"/>
-          <w:sz w:val="24"/>
-          <w:szCs w:val="24"/>
-          <w:lang w:eastAsia="en-GB"/>
-        </w:rPr>
-        <w:t xml:space="preserve"> code. I have definitely gotten into the </w:t>
-      </w:r>
-      <w:r>
-        <w:rPr>
-          <w:rFonts w:ascii="Times New Roman" w:eastAsia="Times New Roman" w:hAnsi="Times New Roman" w:cs="Times New Roman"/>
-          <w:sz w:val="24"/>
-          <w:szCs w:val="24"/>
-          <w:lang w:eastAsia="en-GB"/>
-        </w:rPr>
-        <w:t>habit</w:t>
-      </w:r>
-      <w:r>
-        <w:rPr>
-          <w:rFonts w:ascii="Times New Roman" w:eastAsia="Times New Roman" w:hAnsi="Times New Roman" w:cs="Times New Roman"/>
-          <w:sz w:val="24"/>
-          <w:szCs w:val="24"/>
-          <w:lang w:eastAsia="en-GB"/>
-        </w:rPr>
-        <w:t xml:space="preserve"> of documenting my code and also "bugging" my colleagues when they have not and should have documented theirs. Also I have talked to them about the importance of documenting code. </w:t>
-      </w:r>
-    </w:p>
-    <w:p>
-      <w:pPr>
-        <w:spacing w:before="100" w:beforeAutospacing="1" w:after="100" w:afterAutospacing="1" w:line="240" w:lineRule="auto"/>
-        <w:rPr>
-          <w:rFonts w:ascii="Times New Roman" w:eastAsia="Times New Roman" w:hAnsi="Times New Roman" w:cs="Times New Roman"/>
-          <w:sz w:val="24"/>
-          <w:szCs w:val="24"/>
-          <w:lang w:eastAsia="en-GB"/>
-        </w:rPr>
-      </w:pPr>
-    </w:p>
-    <w:p>
-      <w:pPr>
-        <w:spacing w:before="100" w:beforeAutospacing="1" w:after="100" w:afterAutospacing="1" w:line="240" w:lineRule="auto"/>
-        <w:rPr>
-          <w:rFonts w:ascii="Times New Roman" w:eastAsia="Times New Roman" w:hAnsi="Times New Roman" w:cs="Times New Roman"/>
-          <w:sz w:val="24"/>
-          <w:szCs w:val="24"/>
-          <w:lang w:eastAsia="en-GB"/>
-        </w:rPr>
-      </w:pPr>
-      <w:r>
-        <w:rPr>
-          <w:rFonts w:ascii="Times New Roman" w:eastAsia="Times New Roman" w:hAnsi="Times New Roman" w:cs="Times New Roman"/>
-          <w:sz w:val="24"/>
-          <w:szCs w:val="24"/>
-          <w:lang w:eastAsia="en-GB"/>
-        </w:rPr>
-        <w:t>In the app today, I basically explained components and their props. I had not done this before but as the project is near deadline (even imaginary one) documentation needs to be done.</w:t>
-      </w:r>
-    </w:p>
-    <w:p>
-      <w:pPr>
-        <w:spacing w:before="100" w:beforeAutospacing="1" w:after="100" w:afterAutospacing="1" w:line="240" w:lineRule="auto"/>
-        <w:rPr>
-          <w:rFonts w:ascii="Times New Roman" w:eastAsia="Times New Roman" w:hAnsi="Times New Roman" w:cs="Times New Roman"/>
-          <w:sz w:val="24"/>
-          <w:szCs w:val="24"/>
-          <w:lang w:eastAsia="en-GB"/>
-        </w:rPr>
-      </w:pPr>
-    </w:p>
-    <w:p>
-      <w:pPr>
-        <w:spacing w:before="100" w:beforeAutospacing="1" w:after="100" w:afterAutospacing="1" w:line="240" w:lineRule="auto"/>
-        <w:rPr>
-          <w:rFonts w:ascii="Times New Roman" w:eastAsia="Times New Roman" w:hAnsi="Times New Roman" w:cs="Times New Roman"/>
-          <w:sz w:val="24"/>
-          <w:szCs w:val="24"/>
-          <w:lang w:eastAsia="en-GB"/>
-        </w:rPr>
-      </w:pPr>
-      <w:r>
-        <w:rPr>
-          <w:rFonts w:ascii="Times New Roman" w:eastAsia="Times New Roman" w:hAnsi="Times New Roman" w:cs="Times New Roman"/>
-          <w:sz w:val="24"/>
-          <w:szCs w:val="24"/>
-          <w:lang w:eastAsia="en-GB"/>
-        </w:rPr>
-        <w:t>That is all for today and this week.</w:t>
+        <w:t>That is all for today. Tomorrow I will try to deploy the whole app (server and UI) which is something I have not done, but I will try.</w:t>
       </w:r>
     </w:p>
     <w:p>

--- a/Events throughout the day.docx
+++ b/Events throughout the day.docx
@@ -22462,10 +22462,422 @@
         <w:t>Summary:</w:t>
       </w:r>
       <w:r>
-        <w:t xml:space="preserve"> </w:t>
-      </w:r>
-      <w:r>
-        <w:t>Day 47 of 100. Improving the Navbar and adding validation for teams where no games have been created. Python class test session is tomorrow!</w:t>
+        <w:t xml:space="preserve"> Day 47 of 100. Improving the Navbar and adding validation for teams where no games have been created. Python class test session is tomorrow!</w:t>
+      </w:r>
+    </w:p>
+    <w:p/>
+    <w:p>
+      <w:r>
+        <w:t>Content:</w:t>
+      </w:r>
+    </w:p>
+    <w:p>
+      <w:pPr>
+        <w:spacing w:before="100" w:beforeAutospacing="1" w:after="100" w:afterAutospacing="1" w:line="240" w:lineRule="auto"/>
+        <w:rPr>
+          <w:rFonts w:ascii="Times New Roman" w:eastAsia="Times New Roman" w:hAnsi="Times New Roman" w:cs="Times New Roman"/>
+          <w:sz w:val="24"/>
+          <w:szCs w:val="24"/>
+          <w:lang w:eastAsia="en-GB"/>
+        </w:rPr>
+      </w:pPr>
+      <w:r>
+        <w:rPr>
+          <w:rFonts w:ascii="Times New Roman" w:eastAsia="Times New Roman" w:hAnsi="Times New Roman" w:cs="Times New Roman"/>
+          <w:i/>
+          <w:iCs/>
+          <w:sz w:val="24"/>
+          <w:szCs w:val="24"/>
+          <w:lang w:eastAsia="en-GB"/>
+        </w:rPr>
+        <w:t>Welcome to day 47 of my 100 days of code challenge...</w:t>
+      </w:r>
+    </w:p>
+    <w:p>
+      <w:pPr>
+        <w:spacing w:before="100" w:beforeAutospacing="1" w:after="100" w:afterAutospacing="1" w:line="240" w:lineRule="auto"/>
+        <w:rPr>
+          <w:rFonts w:ascii="Times New Roman" w:eastAsia="Times New Roman" w:hAnsi="Times New Roman" w:cs="Times New Roman"/>
+          <w:sz w:val="24"/>
+          <w:szCs w:val="24"/>
+          <w:lang w:eastAsia="en-GB"/>
+        </w:rPr>
+      </w:pPr>
+    </w:p>
+    <w:p>
+      <w:pPr>
+        <w:spacing w:before="100" w:beforeAutospacing="1" w:after="100" w:afterAutospacing="1" w:line="240" w:lineRule="auto"/>
+        <w:rPr>
+          <w:rFonts w:ascii="Times New Roman" w:eastAsia="Times New Roman" w:hAnsi="Times New Roman" w:cs="Times New Roman"/>
+          <w:sz w:val="24"/>
+          <w:szCs w:val="24"/>
+          <w:lang w:eastAsia="en-GB"/>
+        </w:rPr>
+      </w:pPr>
+      <w:r>
+        <w:rPr>
+          <w:rFonts w:ascii="Times New Roman" w:eastAsia="Times New Roman" w:hAnsi="Times New Roman" w:cs="Times New Roman"/>
+          <w:sz w:val="24"/>
+          <w:szCs w:val="24"/>
+          <w:lang w:eastAsia="en-GB"/>
+        </w:rPr>
+        <w:t>Today I did 2 things, make some minor changes/improvements to the UI and also was preparing for the test session for the Python class we have tomorrow.</w:t>
+      </w:r>
+    </w:p>
+    <w:p>
+      <w:pPr>
+        <w:spacing w:before="100" w:beforeAutospacing="1" w:after="100" w:afterAutospacing="1" w:line="240" w:lineRule="auto"/>
+        <w:rPr>
+          <w:rFonts w:ascii="Times New Roman" w:eastAsia="Times New Roman" w:hAnsi="Times New Roman" w:cs="Times New Roman"/>
+          <w:sz w:val="24"/>
+          <w:szCs w:val="24"/>
+          <w:lang w:eastAsia="en-GB"/>
+        </w:rPr>
+      </w:pPr>
+      <w:r>
+        <w:rPr>
+          <w:rFonts w:ascii="Times New Roman" w:eastAsia="Times New Roman" w:hAnsi="Times New Roman" w:cs="Times New Roman"/>
+          <w:sz w:val="24"/>
+          <w:szCs w:val="24"/>
+          <w:lang w:eastAsia="en-GB"/>
+        </w:rPr>
+        <w:t>Will begin with the UI stuff.</w:t>
+      </w:r>
+    </w:p>
+    <w:p>
+      <w:pPr>
+        <w:spacing w:before="100" w:beforeAutospacing="1" w:after="100" w:afterAutospacing="1" w:line="240" w:lineRule="auto"/>
+        <w:rPr>
+          <w:rFonts w:ascii="Times New Roman" w:eastAsia="Times New Roman" w:hAnsi="Times New Roman" w:cs="Times New Roman"/>
+          <w:sz w:val="24"/>
+          <w:szCs w:val="24"/>
+          <w:lang w:eastAsia="en-GB"/>
+        </w:rPr>
+      </w:pPr>
+    </w:p>
+    <w:p>
+      <w:pPr>
+        <w:spacing w:before="100" w:beforeAutospacing="1" w:after="100" w:afterAutospacing="1" w:line="240" w:lineRule="auto"/>
+        <w:rPr>
+          <w:rFonts w:ascii="Times New Roman" w:eastAsia="Times New Roman" w:hAnsi="Times New Roman" w:cs="Times New Roman"/>
+          <w:sz w:val="24"/>
+          <w:szCs w:val="24"/>
+          <w:lang w:eastAsia="en-GB"/>
+        </w:rPr>
+      </w:pPr>
+      <w:r>
+        <w:rPr>
+          <w:rFonts w:ascii="Times New Roman" w:eastAsia="Times New Roman" w:hAnsi="Times New Roman" w:cs="Times New Roman"/>
+          <w:sz w:val="24"/>
+          <w:szCs w:val="24"/>
+          <w:lang w:eastAsia="en-GB"/>
+        </w:rPr>
+        <w:t>Up until now the nav bar at the top consisted of 4 things - Your Esports (</w:t>
+      </w:r>
+      <w:proofErr w:type="spellStart"/>
+      <w:r>
+        <w:rPr>
+          <w:rFonts w:ascii="Times New Roman" w:eastAsia="Times New Roman" w:hAnsi="Times New Roman" w:cs="Times New Roman"/>
+          <w:sz w:val="24"/>
+          <w:szCs w:val="24"/>
+          <w:lang w:eastAsia="en-GB"/>
+        </w:rPr>
+        <w:t>LoL</w:t>
+      </w:r>
+      <w:proofErr w:type="spellEnd"/>
+      <w:r>
+        <w:rPr>
+          <w:rFonts w:ascii="Times New Roman" w:eastAsia="Times New Roman" w:hAnsi="Times New Roman" w:cs="Times New Roman"/>
+          <w:sz w:val="24"/>
+          <w:szCs w:val="24"/>
+          <w:lang w:eastAsia="en-GB"/>
+        </w:rPr>
+        <w:t>) bar | All games | Add game | G2 | FNC</w:t>
+      </w:r>
+    </w:p>
+    <w:p>
+      <w:pPr>
+        <w:spacing w:before="100" w:beforeAutospacing="1" w:after="100" w:afterAutospacing="1" w:line="240" w:lineRule="auto"/>
+        <w:rPr>
+          <w:rFonts w:ascii="Times New Roman" w:eastAsia="Times New Roman" w:hAnsi="Times New Roman" w:cs="Times New Roman"/>
+          <w:sz w:val="24"/>
+          <w:szCs w:val="24"/>
+          <w:lang w:eastAsia="en-GB"/>
+        </w:rPr>
+      </w:pPr>
+    </w:p>
+    <w:p>
+      <w:pPr>
+        <w:spacing w:before="100" w:beforeAutospacing="1" w:after="100" w:afterAutospacing="1" w:line="240" w:lineRule="auto"/>
+        <w:rPr>
+          <w:rFonts w:ascii="Times New Roman" w:eastAsia="Times New Roman" w:hAnsi="Times New Roman" w:cs="Times New Roman"/>
+          <w:sz w:val="24"/>
+          <w:szCs w:val="24"/>
+          <w:lang w:eastAsia="en-GB"/>
+        </w:rPr>
+      </w:pPr>
+      <w:r>
+        <w:rPr>
+          <w:rFonts w:ascii="Times New Roman" w:eastAsia="Times New Roman" w:hAnsi="Times New Roman" w:cs="Times New Roman"/>
+          <w:sz w:val="24"/>
+          <w:szCs w:val="24"/>
+          <w:lang w:eastAsia="en-GB"/>
+        </w:rPr>
+        <w:t xml:space="preserve">G2 and FNC standing for two of the LEC teams which I used for testing. I decided to add all the LEC teams in a dropdown menu. Since I added all teams, that meant that for some I might not have a game. And at the moment I did not have any validation whether the database actually returns something because till now I had only G2 and FNC and I always had a game for each. </w:t>
+      </w:r>
+    </w:p>
+    <w:p>
+      <w:pPr>
+        <w:spacing w:before="100" w:beforeAutospacing="1" w:after="100" w:afterAutospacing="1" w:line="240" w:lineRule="auto"/>
+        <w:rPr>
+          <w:rFonts w:ascii="Times New Roman" w:eastAsia="Times New Roman" w:hAnsi="Times New Roman" w:cs="Times New Roman"/>
+          <w:sz w:val="24"/>
+          <w:szCs w:val="24"/>
+          <w:lang w:eastAsia="en-GB"/>
+        </w:rPr>
+      </w:pPr>
+      <w:r>
+        <w:rPr>
+          <w:rFonts w:ascii="Times New Roman" w:eastAsia="Times New Roman" w:hAnsi="Times New Roman" w:cs="Times New Roman"/>
+          <w:sz w:val="24"/>
+          <w:szCs w:val="24"/>
+          <w:lang w:eastAsia="en-GB"/>
+        </w:rPr>
+        <w:t xml:space="preserve">So I wrote a simple </w:t>
+      </w:r>
+      <w:proofErr w:type="spellStart"/>
+      <w:r>
+        <w:rPr>
+          <w:rFonts w:ascii="Times New Roman" w:eastAsia="Times New Roman" w:hAnsi="Times New Roman" w:cs="Times New Roman"/>
+          <w:sz w:val="24"/>
+          <w:szCs w:val="24"/>
+          <w:lang w:eastAsia="en-GB"/>
+        </w:rPr>
+        <w:t>NoGames</w:t>
+      </w:r>
+      <w:proofErr w:type="spellEnd"/>
+      <w:r>
+        <w:rPr>
+          <w:rFonts w:ascii="Times New Roman" w:eastAsia="Times New Roman" w:hAnsi="Times New Roman" w:cs="Times New Roman"/>
+          <w:sz w:val="24"/>
+          <w:szCs w:val="24"/>
+          <w:lang w:eastAsia="en-GB"/>
+        </w:rPr>
+        <w:t xml:space="preserve"> component which shows something along the lines of "404 with No Games for {team} maybe add one?".</w:t>
+      </w:r>
+    </w:p>
+    <w:p>
+      <w:pPr>
+        <w:spacing w:before="100" w:beforeAutospacing="1" w:after="100" w:afterAutospacing="1" w:line="240" w:lineRule="auto"/>
+        <w:rPr>
+          <w:rFonts w:ascii="Times New Roman" w:eastAsia="Times New Roman" w:hAnsi="Times New Roman" w:cs="Times New Roman"/>
+          <w:sz w:val="24"/>
+          <w:szCs w:val="24"/>
+          <w:lang w:eastAsia="en-GB"/>
+        </w:rPr>
+      </w:pPr>
+      <w:r>
+        <w:rPr>
+          <w:rFonts w:ascii="Times New Roman" w:eastAsia="Times New Roman" w:hAnsi="Times New Roman" w:cs="Times New Roman"/>
+          <w:sz w:val="24"/>
+          <w:szCs w:val="24"/>
+          <w:lang w:eastAsia="en-GB"/>
+        </w:rPr>
+        <w:t xml:space="preserve">I was thinking whether I want to "publish" the app so that people can view it and I can put it on social media. But because at the moment I do not have user validation, or any form of control who can add/delete games I cannot do that because everyone will see any additions of random games (tests) and games will be deleted. </w:t>
+      </w:r>
+    </w:p>
+    <w:p>
+      <w:pPr>
+        <w:spacing w:before="100" w:beforeAutospacing="1" w:after="100" w:afterAutospacing="1" w:line="240" w:lineRule="auto"/>
+        <w:rPr>
+          <w:rFonts w:ascii="Times New Roman" w:eastAsia="Times New Roman" w:hAnsi="Times New Roman" w:cs="Times New Roman"/>
+          <w:sz w:val="24"/>
+          <w:szCs w:val="24"/>
+          <w:lang w:eastAsia="en-GB"/>
+        </w:rPr>
+      </w:pPr>
+    </w:p>
+    <w:p>
+      <w:pPr>
+        <w:spacing w:before="100" w:beforeAutospacing="1" w:after="100" w:afterAutospacing="1" w:line="240" w:lineRule="auto"/>
+        <w:rPr>
+          <w:rFonts w:ascii="Times New Roman" w:eastAsia="Times New Roman" w:hAnsi="Times New Roman" w:cs="Times New Roman"/>
+          <w:sz w:val="24"/>
+          <w:szCs w:val="24"/>
+          <w:lang w:eastAsia="en-GB"/>
+        </w:rPr>
+      </w:pPr>
+      <w:r>
+        <w:rPr>
+          <w:rFonts w:ascii="Times New Roman" w:eastAsia="Times New Roman" w:hAnsi="Times New Roman" w:cs="Times New Roman"/>
+          <w:sz w:val="24"/>
+          <w:szCs w:val="24"/>
+          <w:lang w:eastAsia="en-GB"/>
+        </w:rPr>
+        <w:t xml:space="preserve">I finally decided to deploy the app (tomorrow) and just give the link to friends/colleagues so I can gather feedback and improve it. </w:t>
+      </w:r>
+    </w:p>
+    <w:p>
+      <w:pPr>
+        <w:spacing w:before="100" w:beforeAutospacing="1" w:after="100" w:afterAutospacing="1" w:line="240" w:lineRule="auto"/>
+        <w:rPr>
+          <w:rFonts w:ascii="Times New Roman" w:eastAsia="Times New Roman" w:hAnsi="Times New Roman" w:cs="Times New Roman"/>
+          <w:sz w:val="24"/>
+          <w:szCs w:val="24"/>
+          <w:lang w:eastAsia="en-GB"/>
+        </w:rPr>
+      </w:pPr>
+      <w:r>
+        <w:rPr>
+          <w:rFonts w:ascii="Times New Roman" w:eastAsia="Times New Roman" w:hAnsi="Times New Roman" w:cs="Times New Roman"/>
+          <w:sz w:val="24"/>
+          <w:szCs w:val="24"/>
+          <w:lang w:eastAsia="en-GB"/>
+        </w:rPr>
+        <w:t xml:space="preserve">One of the main things that they will probably say is: "there is no update game info button" and that is an actual drawback but at the moment (until day 50) I am not concentrating on this. </w:t>
+      </w:r>
+    </w:p>
+    <w:p>
+      <w:pPr>
+        <w:spacing w:before="100" w:beforeAutospacing="1" w:after="100" w:afterAutospacing="1" w:line="240" w:lineRule="auto"/>
+        <w:rPr>
+          <w:rFonts w:ascii="Times New Roman" w:eastAsia="Times New Roman" w:hAnsi="Times New Roman" w:cs="Times New Roman"/>
+          <w:sz w:val="24"/>
+          <w:szCs w:val="24"/>
+          <w:lang w:eastAsia="en-GB"/>
+        </w:rPr>
+      </w:pPr>
+    </w:p>
+    <w:p>
+      <w:pPr>
+        <w:spacing w:before="100" w:beforeAutospacing="1" w:after="100" w:afterAutospacing="1" w:line="240" w:lineRule="auto"/>
+        <w:rPr>
+          <w:rFonts w:ascii="Times New Roman" w:eastAsia="Times New Roman" w:hAnsi="Times New Roman" w:cs="Times New Roman"/>
+          <w:sz w:val="24"/>
+          <w:szCs w:val="24"/>
+          <w:lang w:eastAsia="en-GB"/>
+        </w:rPr>
+      </w:pPr>
+    </w:p>
+    <w:p>
+      <w:pPr>
+        <w:spacing w:before="100" w:beforeAutospacing="1" w:after="100" w:afterAutospacing="1" w:line="240" w:lineRule="auto"/>
+        <w:rPr>
+          <w:rFonts w:ascii="Times New Roman" w:eastAsia="Times New Roman" w:hAnsi="Times New Roman" w:cs="Times New Roman"/>
+          <w:sz w:val="24"/>
+          <w:szCs w:val="24"/>
+          <w:lang w:eastAsia="en-GB"/>
+        </w:rPr>
+      </w:pPr>
+      <w:r>
+        <w:rPr>
+          <w:rFonts w:ascii="Times New Roman" w:eastAsia="Times New Roman" w:hAnsi="Times New Roman" w:cs="Times New Roman"/>
+          <w:sz w:val="24"/>
+          <w:szCs w:val="24"/>
+          <w:lang w:eastAsia="en-GB"/>
+        </w:rPr>
+        <w:t xml:space="preserve">The other thing I did today: read through our notes and prepared for our test session of the Python class. The other intern and I found 2 other interns for which we can "perform" our lesson and gather instant feedback. Looking forward to this. Will give an update after tomorrow :) </w:t>
+      </w:r>
+    </w:p>
+    <w:p>
+      <w:pPr>
+        <w:spacing w:before="100" w:beforeAutospacing="1" w:after="100" w:afterAutospacing="1" w:line="240" w:lineRule="auto"/>
+        <w:rPr>
+          <w:rFonts w:ascii="Times New Roman" w:eastAsia="Times New Roman" w:hAnsi="Times New Roman" w:cs="Times New Roman"/>
+          <w:sz w:val="24"/>
+          <w:szCs w:val="24"/>
+          <w:lang w:eastAsia="en-GB"/>
+        </w:rPr>
+      </w:pPr>
+    </w:p>
+    <w:p>
+      <w:pPr>
+        <w:spacing w:before="100" w:beforeAutospacing="1" w:after="100" w:afterAutospacing="1" w:line="240" w:lineRule="auto"/>
+        <w:rPr>
+          <w:rFonts w:ascii="Times New Roman" w:eastAsia="Times New Roman" w:hAnsi="Times New Roman" w:cs="Times New Roman"/>
+          <w:sz w:val="24"/>
+          <w:szCs w:val="24"/>
+          <w:lang w:eastAsia="en-GB"/>
+        </w:rPr>
+      </w:pPr>
+      <w:r>
+        <w:rPr>
+          <w:rFonts w:ascii="Times New Roman" w:eastAsia="Times New Roman" w:hAnsi="Times New Roman" w:cs="Times New Roman"/>
+          <w:sz w:val="24"/>
+          <w:szCs w:val="24"/>
+          <w:lang w:eastAsia="en-GB"/>
+        </w:rPr>
+        <w:t>That is all for today. Tomorrow I will try to deploy the whole app (server and UI) which is something I have not done, but I will try.</w:t>
+      </w:r>
+    </w:p>
+    <w:p>
+      <w:pPr>
+        <w:spacing w:before="100" w:beforeAutospacing="1" w:after="100" w:afterAutospacing="1" w:line="240" w:lineRule="auto"/>
+        <w:rPr>
+          <w:rFonts w:ascii="Times New Roman" w:eastAsia="Times New Roman" w:hAnsi="Times New Roman" w:cs="Times New Roman"/>
+          <w:sz w:val="24"/>
+          <w:szCs w:val="24"/>
+          <w:lang w:eastAsia="en-GB"/>
+        </w:rPr>
+      </w:pPr>
+    </w:p>
+    <w:p>
+      <w:pPr>
+        <w:spacing w:before="100" w:beforeAutospacing="1" w:after="100" w:afterAutospacing="1" w:line="240" w:lineRule="auto"/>
+        <w:rPr>
+          <w:rFonts w:ascii="Times New Roman" w:eastAsia="Times New Roman" w:hAnsi="Times New Roman" w:cs="Times New Roman"/>
+          <w:sz w:val="24"/>
+          <w:szCs w:val="24"/>
+          <w:lang w:eastAsia="en-GB"/>
+        </w:rPr>
+      </w:pPr>
+      <w:r>
+        <w:rPr>
+          <w:rFonts w:ascii="Times New Roman" w:eastAsia="Times New Roman" w:hAnsi="Times New Roman" w:cs="Times New Roman"/>
+          <w:sz w:val="24"/>
+          <w:szCs w:val="24"/>
+          <w:lang w:eastAsia="en-GB"/>
+        </w:rPr>
+        <w:t>See you in the next one,</w:t>
+      </w:r>
+    </w:p>
+    <w:p>
+      <w:pPr>
+        <w:spacing w:before="100" w:beforeAutospacing="1" w:after="100" w:afterAutospacing="1" w:line="240" w:lineRule="auto"/>
+        <w:rPr>
+          <w:rFonts w:ascii="Times New Roman" w:eastAsia="Times New Roman" w:hAnsi="Times New Roman" w:cs="Times New Roman"/>
+          <w:sz w:val="24"/>
+          <w:szCs w:val="24"/>
+          <w:lang w:eastAsia="en-GB"/>
+        </w:rPr>
+      </w:pPr>
+      <w:r>
+        <w:rPr>
+          <w:rFonts w:ascii="Times New Roman" w:eastAsia="Times New Roman" w:hAnsi="Times New Roman" w:cs="Times New Roman"/>
+          <w:sz w:val="24"/>
+          <w:szCs w:val="24"/>
+          <w:lang w:eastAsia="en-GB"/>
+        </w:rPr>
+        <w:t>Ivan</w:t>
+      </w:r>
+    </w:p>
+    <w:p/>
+    <w:p/>
+    <w:p>
+      <w:r>
+        <w:t xml:space="preserve">Title: </w:t>
+      </w:r>
+      <w:r>
+        <w:t>Deploying the Esports app (server + UI)</w:t>
+      </w:r>
+    </w:p>
+    <w:p/>
+    <w:p>
+      <w:r>
+        <w:t xml:space="preserve">Summary: </w:t>
+      </w:r>
+      <w:r>
+        <w:t>Day 48 of 100. Moving to production. Deployed the server with Heroku and the UI with Firebase. Also had the Python class test session which went great.</w:t>
       </w:r>
       <w:bookmarkStart w:id="0" w:name="_GoBack"/>
       <w:bookmarkEnd w:id="0"/>
@@ -22478,391 +22890,191 @@
     </w:p>
     <w:p>
       <w:pPr>
-        <w:spacing w:before="100" w:beforeAutospacing="1" w:after="100" w:afterAutospacing="1" w:line="240" w:lineRule="auto"/>
-        <w:rPr>
-          <w:rFonts w:ascii="Times New Roman" w:eastAsia="Times New Roman" w:hAnsi="Times New Roman" w:cs="Times New Roman"/>
-          <w:sz w:val="24"/>
-          <w:szCs w:val="24"/>
-          <w:lang w:eastAsia="en-GB"/>
-        </w:rPr>
-      </w:pPr>
-      <w:r>
-        <w:rPr>
-          <w:rFonts w:ascii="Times New Roman" w:eastAsia="Times New Roman" w:hAnsi="Times New Roman" w:cs="Times New Roman"/>
-          <w:i/>
-          <w:iCs/>
-          <w:sz w:val="24"/>
-          <w:szCs w:val="24"/>
-          <w:lang w:eastAsia="en-GB"/>
-        </w:rPr>
-        <w:t>Welcome to day 47 of my 100 days of code challenge...</w:t>
-      </w:r>
-    </w:p>
-    <w:p>
-      <w:pPr>
-        <w:spacing w:before="100" w:beforeAutospacing="1" w:after="100" w:afterAutospacing="1" w:line="240" w:lineRule="auto"/>
-        <w:rPr>
-          <w:rFonts w:ascii="Times New Roman" w:eastAsia="Times New Roman" w:hAnsi="Times New Roman" w:cs="Times New Roman"/>
-          <w:sz w:val="24"/>
-          <w:szCs w:val="24"/>
-          <w:lang w:eastAsia="en-GB"/>
-        </w:rPr>
-      </w:pPr>
-    </w:p>
-    <w:p>
-      <w:pPr>
-        <w:spacing w:before="100" w:beforeAutospacing="1" w:after="100" w:afterAutospacing="1" w:line="240" w:lineRule="auto"/>
-        <w:rPr>
-          <w:rFonts w:ascii="Times New Roman" w:eastAsia="Times New Roman" w:hAnsi="Times New Roman" w:cs="Times New Roman"/>
-          <w:sz w:val="24"/>
-          <w:szCs w:val="24"/>
-          <w:lang w:eastAsia="en-GB"/>
-        </w:rPr>
-      </w:pPr>
-      <w:r>
-        <w:rPr>
-          <w:rFonts w:ascii="Times New Roman" w:eastAsia="Times New Roman" w:hAnsi="Times New Roman" w:cs="Times New Roman"/>
-          <w:sz w:val="24"/>
-          <w:szCs w:val="24"/>
-          <w:lang w:eastAsia="en-GB"/>
-        </w:rPr>
-        <w:t>Today I did 2 things, make some minor changes/improvements to the UI and also was preparing for the test session for the Python class we have tomorrow.</w:t>
-      </w:r>
-    </w:p>
-    <w:p>
-      <w:pPr>
-        <w:spacing w:before="100" w:beforeAutospacing="1" w:after="100" w:afterAutospacing="1" w:line="240" w:lineRule="auto"/>
-        <w:rPr>
-          <w:rFonts w:ascii="Times New Roman" w:eastAsia="Times New Roman" w:hAnsi="Times New Roman" w:cs="Times New Roman"/>
-          <w:sz w:val="24"/>
-          <w:szCs w:val="24"/>
-          <w:lang w:eastAsia="en-GB"/>
-        </w:rPr>
-      </w:pPr>
-      <w:r>
-        <w:rPr>
-          <w:rFonts w:ascii="Times New Roman" w:eastAsia="Times New Roman" w:hAnsi="Times New Roman" w:cs="Times New Roman"/>
-          <w:sz w:val="24"/>
-          <w:szCs w:val="24"/>
-          <w:lang w:eastAsia="en-GB"/>
-        </w:rPr>
-        <w:t>Will begin with the UI stuff.</w:t>
-      </w:r>
-    </w:p>
-    <w:p>
-      <w:pPr>
-        <w:spacing w:before="100" w:beforeAutospacing="1" w:after="100" w:afterAutospacing="1" w:line="240" w:lineRule="auto"/>
-        <w:rPr>
-          <w:rFonts w:ascii="Times New Roman" w:eastAsia="Times New Roman" w:hAnsi="Times New Roman" w:cs="Times New Roman"/>
-          <w:sz w:val="24"/>
-          <w:szCs w:val="24"/>
-          <w:lang w:eastAsia="en-GB"/>
-        </w:rPr>
-      </w:pPr>
-    </w:p>
-    <w:p>
-      <w:pPr>
-        <w:spacing w:before="100" w:beforeAutospacing="1" w:after="100" w:afterAutospacing="1" w:line="240" w:lineRule="auto"/>
-        <w:rPr>
-          <w:rFonts w:ascii="Times New Roman" w:eastAsia="Times New Roman" w:hAnsi="Times New Roman" w:cs="Times New Roman"/>
-          <w:sz w:val="24"/>
-          <w:szCs w:val="24"/>
-          <w:lang w:eastAsia="en-GB"/>
-        </w:rPr>
-      </w:pPr>
-      <w:r>
-        <w:rPr>
-          <w:rFonts w:ascii="Times New Roman" w:eastAsia="Times New Roman" w:hAnsi="Times New Roman" w:cs="Times New Roman"/>
-          <w:sz w:val="24"/>
-          <w:szCs w:val="24"/>
-          <w:lang w:eastAsia="en-GB"/>
-        </w:rPr>
-        <w:t>Up until now the nav bar at the top consisted of 4 things - Your Esports (</w:t>
-      </w:r>
-      <w:proofErr w:type="spellStart"/>
-      <w:r>
-        <w:rPr>
-          <w:rFonts w:ascii="Times New Roman" w:eastAsia="Times New Roman" w:hAnsi="Times New Roman" w:cs="Times New Roman"/>
-          <w:sz w:val="24"/>
-          <w:szCs w:val="24"/>
-          <w:lang w:eastAsia="en-GB"/>
-        </w:rPr>
-        <w:t>LoL</w:t>
-      </w:r>
-      <w:proofErr w:type="spellEnd"/>
-      <w:r>
-        <w:rPr>
-          <w:rFonts w:ascii="Times New Roman" w:eastAsia="Times New Roman" w:hAnsi="Times New Roman" w:cs="Times New Roman"/>
-          <w:sz w:val="24"/>
-          <w:szCs w:val="24"/>
-          <w:lang w:eastAsia="en-GB"/>
-        </w:rPr>
-        <w:t>) bar | All games | Add game | G2 | FNC</w:t>
-      </w:r>
-    </w:p>
-    <w:p>
-      <w:pPr>
-        <w:spacing w:before="100" w:beforeAutospacing="1" w:after="100" w:afterAutospacing="1" w:line="240" w:lineRule="auto"/>
-        <w:rPr>
-          <w:rFonts w:ascii="Times New Roman" w:eastAsia="Times New Roman" w:hAnsi="Times New Roman" w:cs="Times New Roman"/>
-          <w:sz w:val="24"/>
-          <w:szCs w:val="24"/>
-          <w:lang w:eastAsia="en-GB"/>
-        </w:rPr>
-      </w:pPr>
-    </w:p>
-    <w:p>
-      <w:pPr>
-        <w:spacing w:before="100" w:beforeAutospacing="1" w:after="100" w:afterAutospacing="1" w:line="240" w:lineRule="auto"/>
-        <w:rPr>
-          <w:rFonts w:ascii="Times New Roman" w:eastAsia="Times New Roman" w:hAnsi="Times New Roman" w:cs="Times New Roman"/>
-          <w:sz w:val="24"/>
-          <w:szCs w:val="24"/>
-          <w:lang w:eastAsia="en-GB"/>
-        </w:rPr>
-      </w:pPr>
-      <w:r>
-        <w:rPr>
-          <w:rFonts w:ascii="Times New Roman" w:eastAsia="Times New Roman" w:hAnsi="Times New Roman" w:cs="Times New Roman"/>
-          <w:sz w:val="24"/>
-          <w:szCs w:val="24"/>
-          <w:lang w:eastAsia="en-GB"/>
-        </w:rPr>
-        <w:t xml:space="preserve">G2 and FNC standing for two of the LEC teams which I used for testing. I decided to add all the LEC teams in a dropdown menu. Since I added all teams, that meant that for some I might not have a game. And at the moment I did not have any validation whether the database actually returns something because till now I had only G2 and FNC and I always had a game for each. </w:t>
-      </w:r>
-    </w:p>
-    <w:p>
-      <w:pPr>
-        <w:spacing w:before="100" w:beforeAutospacing="1" w:after="100" w:afterAutospacing="1" w:line="240" w:lineRule="auto"/>
-        <w:rPr>
-          <w:rFonts w:ascii="Times New Roman" w:eastAsia="Times New Roman" w:hAnsi="Times New Roman" w:cs="Times New Roman"/>
-          <w:sz w:val="24"/>
-          <w:szCs w:val="24"/>
-          <w:lang w:eastAsia="en-GB"/>
-        </w:rPr>
-      </w:pPr>
-      <w:r>
-        <w:rPr>
-          <w:rFonts w:ascii="Times New Roman" w:eastAsia="Times New Roman" w:hAnsi="Times New Roman" w:cs="Times New Roman"/>
-          <w:sz w:val="24"/>
-          <w:szCs w:val="24"/>
-          <w:lang w:eastAsia="en-GB"/>
-        </w:rPr>
-        <w:t xml:space="preserve">So I wrote a simple </w:t>
-      </w:r>
-      <w:proofErr w:type="spellStart"/>
-      <w:r>
-        <w:rPr>
-          <w:rFonts w:ascii="Times New Roman" w:eastAsia="Times New Roman" w:hAnsi="Times New Roman" w:cs="Times New Roman"/>
-          <w:sz w:val="24"/>
-          <w:szCs w:val="24"/>
-          <w:lang w:eastAsia="en-GB"/>
-        </w:rPr>
-        <w:t>NoGames</w:t>
-      </w:r>
-      <w:proofErr w:type="spellEnd"/>
-      <w:r>
-        <w:rPr>
-          <w:rFonts w:ascii="Times New Roman" w:eastAsia="Times New Roman" w:hAnsi="Times New Roman" w:cs="Times New Roman"/>
-          <w:sz w:val="24"/>
-          <w:szCs w:val="24"/>
-          <w:lang w:eastAsia="en-GB"/>
-        </w:rPr>
-        <w:t xml:space="preserve"> component which shows something along the lines of "404 with No Games for {team} maybe add one?".</w:t>
-      </w:r>
-    </w:p>
-    <w:p>
-      <w:pPr>
-        <w:spacing w:before="100" w:beforeAutospacing="1" w:after="100" w:afterAutospacing="1" w:line="240" w:lineRule="auto"/>
-        <w:rPr>
-          <w:rFonts w:ascii="Times New Roman" w:eastAsia="Times New Roman" w:hAnsi="Times New Roman" w:cs="Times New Roman"/>
-          <w:sz w:val="24"/>
-          <w:szCs w:val="24"/>
-          <w:lang w:eastAsia="en-GB"/>
-        </w:rPr>
-      </w:pPr>
-      <w:r>
-        <w:rPr>
-          <w:rFonts w:ascii="Times New Roman" w:eastAsia="Times New Roman" w:hAnsi="Times New Roman" w:cs="Times New Roman"/>
-          <w:sz w:val="24"/>
-          <w:szCs w:val="24"/>
-          <w:lang w:eastAsia="en-GB"/>
-        </w:rPr>
-        <w:t xml:space="preserve">I was thinking whether I want to "publish" the app so that people can view it and I can put it on social media. But because at the moment I do not have user validation, or any form of control who can add/delete games I cannot do that because everyone will see any additions of random games (tests) and games will be deleted. </w:t>
-      </w:r>
-    </w:p>
-    <w:p>
-      <w:pPr>
-        <w:spacing w:before="100" w:beforeAutospacing="1" w:after="100" w:afterAutospacing="1" w:line="240" w:lineRule="auto"/>
-        <w:rPr>
-          <w:rFonts w:ascii="Times New Roman" w:eastAsia="Times New Roman" w:hAnsi="Times New Roman" w:cs="Times New Roman"/>
-          <w:sz w:val="24"/>
-          <w:szCs w:val="24"/>
-          <w:lang w:eastAsia="en-GB"/>
-        </w:rPr>
-      </w:pPr>
-    </w:p>
-    <w:p>
-      <w:pPr>
-        <w:spacing w:before="100" w:beforeAutospacing="1" w:after="100" w:afterAutospacing="1" w:line="240" w:lineRule="auto"/>
-        <w:rPr>
-          <w:rFonts w:ascii="Times New Roman" w:eastAsia="Times New Roman" w:hAnsi="Times New Roman" w:cs="Times New Roman"/>
-          <w:sz w:val="24"/>
-          <w:szCs w:val="24"/>
-          <w:lang w:eastAsia="en-GB"/>
-        </w:rPr>
-      </w:pPr>
-      <w:r>
-        <w:rPr>
-          <w:rFonts w:ascii="Times New Roman" w:eastAsia="Times New Roman" w:hAnsi="Times New Roman" w:cs="Times New Roman"/>
-          <w:sz w:val="24"/>
-          <w:szCs w:val="24"/>
-          <w:lang w:eastAsia="en-GB"/>
-        </w:rPr>
-        <w:t xml:space="preserve">I finally decided to deploy the app (tomorrow) and just give the link to friends/colleagues so I can gather feedback and improve it. </w:t>
-      </w:r>
-    </w:p>
-    <w:p>
-      <w:pPr>
-        <w:spacing w:before="100" w:beforeAutospacing="1" w:after="100" w:afterAutospacing="1" w:line="240" w:lineRule="auto"/>
-        <w:rPr>
-          <w:rFonts w:ascii="Times New Roman" w:eastAsia="Times New Roman" w:hAnsi="Times New Roman" w:cs="Times New Roman"/>
-          <w:sz w:val="24"/>
-          <w:szCs w:val="24"/>
-          <w:lang w:eastAsia="en-GB"/>
-        </w:rPr>
-      </w:pPr>
-      <w:r>
-        <w:rPr>
-          <w:rFonts w:ascii="Times New Roman" w:eastAsia="Times New Roman" w:hAnsi="Times New Roman" w:cs="Times New Roman"/>
-          <w:sz w:val="24"/>
-          <w:szCs w:val="24"/>
-          <w:lang w:eastAsia="en-GB"/>
-        </w:rPr>
-        <w:t xml:space="preserve">One of the main things that they will probably say is: "there is no update game info button" and that is an actual drawback but at the moment (until day 50) I am not concentrating on this. </w:t>
-      </w:r>
-    </w:p>
-    <w:p>
-      <w:pPr>
-        <w:spacing w:before="100" w:beforeAutospacing="1" w:after="100" w:afterAutospacing="1" w:line="240" w:lineRule="auto"/>
-        <w:rPr>
-          <w:rFonts w:ascii="Times New Roman" w:eastAsia="Times New Roman" w:hAnsi="Times New Roman" w:cs="Times New Roman"/>
-          <w:sz w:val="24"/>
-          <w:szCs w:val="24"/>
-          <w:lang w:eastAsia="en-GB"/>
-        </w:rPr>
-      </w:pPr>
-    </w:p>
-    <w:p>
-      <w:pPr>
-        <w:spacing w:before="100" w:beforeAutospacing="1" w:after="100" w:afterAutospacing="1" w:line="240" w:lineRule="auto"/>
-        <w:rPr>
-          <w:rFonts w:ascii="Times New Roman" w:eastAsia="Times New Roman" w:hAnsi="Times New Roman" w:cs="Times New Roman"/>
-          <w:sz w:val="24"/>
-          <w:szCs w:val="24"/>
-          <w:lang w:eastAsia="en-GB"/>
-        </w:rPr>
-      </w:pPr>
-    </w:p>
-    <w:p>
-      <w:pPr>
-        <w:spacing w:before="100" w:beforeAutospacing="1" w:after="100" w:afterAutospacing="1" w:line="240" w:lineRule="auto"/>
-        <w:rPr>
-          <w:rFonts w:ascii="Times New Roman" w:eastAsia="Times New Roman" w:hAnsi="Times New Roman" w:cs="Times New Roman"/>
-          <w:sz w:val="24"/>
-          <w:szCs w:val="24"/>
-          <w:lang w:eastAsia="en-GB"/>
-        </w:rPr>
-      </w:pPr>
-      <w:r>
-        <w:rPr>
-          <w:rFonts w:ascii="Times New Roman" w:eastAsia="Times New Roman" w:hAnsi="Times New Roman" w:cs="Times New Roman"/>
-          <w:sz w:val="24"/>
-          <w:szCs w:val="24"/>
-          <w:lang w:eastAsia="en-GB"/>
-        </w:rPr>
-        <w:t xml:space="preserve">The other thing I did today: read through our notes and prepared for our test session of the Python class. The other intern and I found 2 other interns for which we can "perform" our lesson and gather instant feedback. Looking forward to this. Will give an update after tomorrow :) </w:t>
-      </w:r>
-    </w:p>
-    <w:p>
-      <w:pPr>
-        <w:spacing w:before="100" w:beforeAutospacing="1" w:after="100" w:afterAutospacing="1" w:line="240" w:lineRule="auto"/>
-        <w:rPr>
-          <w:rFonts w:ascii="Times New Roman" w:eastAsia="Times New Roman" w:hAnsi="Times New Roman" w:cs="Times New Roman"/>
-          <w:sz w:val="24"/>
-          <w:szCs w:val="24"/>
-          <w:lang w:eastAsia="en-GB"/>
-        </w:rPr>
-      </w:pPr>
-    </w:p>
-    <w:p>
-      <w:pPr>
-        <w:spacing w:before="100" w:beforeAutospacing="1" w:after="100" w:afterAutospacing="1" w:line="240" w:lineRule="auto"/>
-        <w:rPr>
-          <w:rFonts w:ascii="Times New Roman" w:eastAsia="Times New Roman" w:hAnsi="Times New Roman" w:cs="Times New Roman"/>
-          <w:sz w:val="24"/>
-          <w:szCs w:val="24"/>
-          <w:lang w:eastAsia="en-GB"/>
-        </w:rPr>
-      </w:pPr>
-      <w:r>
-        <w:rPr>
-          <w:rFonts w:ascii="Times New Roman" w:eastAsia="Times New Roman" w:hAnsi="Times New Roman" w:cs="Times New Roman"/>
-          <w:sz w:val="24"/>
-          <w:szCs w:val="24"/>
-          <w:lang w:eastAsia="en-GB"/>
-        </w:rPr>
-        <w:t>That is all for today. Tomorrow I will try to deploy the whole app (server and UI) which is something I have not done, but I will try.</w:t>
-      </w:r>
-    </w:p>
-    <w:p>
-      <w:pPr>
-        <w:spacing w:before="100" w:beforeAutospacing="1" w:after="100" w:afterAutospacing="1" w:line="240" w:lineRule="auto"/>
-        <w:rPr>
-          <w:rFonts w:ascii="Times New Roman" w:eastAsia="Times New Roman" w:hAnsi="Times New Roman" w:cs="Times New Roman"/>
-          <w:sz w:val="24"/>
-          <w:szCs w:val="24"/>
-          <w:lang w:eastAsia="en-GB"/>
-        </w:rPr>
-      </w:pPr>
-    </w:p>
-    <w:p>
-      <w:pPr>
-        <w:spacing w:before="100" w:beforeAutospacing="1" w:after="100" w:afterAutospacing="1" w:line="240" w:lineRule="auto"/>
-        <w:rPr>
-          <w:rFonts w:ascii="Times New Roman" w:eastAsia="Times New Roman" w:hAnsi="Times New Roman" w:cs="Times New Roman"/>
-          <w:sz w:val="24"/>
-          <w:szCs w:val="24"/>
-          <w:lang w:eastAsia="en-GB"/>
-        </w:rPr>
-      </w:pPr>
-      <w:r>
-        <w:rPr>
-          <w:rFonts w:ascii="Times New Roman" w:eastAsia="Times New Roman" w:hAnsi="Times New Roman" w:cs="Times New Roman"/>
-          <w:sz w:val="24"/>
-          <w:szCs w:val="24"/>
-          <w:lang w:eastAsia="en-GB"/>
-        </w:rPr>
+        <w:pStyle w:val="NormalWeb"/>
+      </w:pPr>
+      <w:r>
+        <w:rPr>
+          <w:rStyle w:val="Emphasis"/>
+        </w:rPr>
+        <w:t>Hello, and welcome to this late night post about day 48.</w:t>
+      </w:r>
+    </w:p>
+    <w:p>
+      <w:pPr>
+        <w:pStyle w:val="NormalWeb"/>
+      </w:pPr>
+    </w:p>
+    <w:p>
+      <w:pPr>
+        <w:pStyle w:val="NormalWeb"/>
+      </w:pPr>
+      <w:r>
+        <w:t xml:space="preserve">First of all, today was the test session for our python class. We "performed" everything in front of 2 test interns so that we can gather instant feedback and also see how much time it will take us. </w:t>
+      </w:r>
+    </w:p>
+    <w:p>
+      <w:pPr>
+        <w:pStyle w:val="NormalWeb"/>
+      </w:pPr>
+    </w:p>
+    <w:p>
+      <w:pPr>
+        <w:pStyle w:val="NormalWeb"/>
+      </w:pPr>
+      <w:r>
+        <w:t xml:space="preserve">The test session went great. Not just my opinions but also, the other intern with whom I am presenting and more importantly the 2 test interns which were there. We were worried whether the taught material would be hard or not very well explained, but the 2 interns pointed that it was very nice and basic (just what an intro course should look like). Hopefully everyone else will think the same after the actual class next Tuesday. </w:t>
+      </w:r>
+    </w:p>
+    <w:p>
+      <w:pPr>
+        <w:pStyle w:val="NormalWeb"/>
+      </w:pPr>
+      <w:r>
+        <w:t xml:space="preserve">We planned the class to take 2 hours, but today we managed to finish in 1h and 30mins. Which means that at the end of the teaching material we will add some basic exercises so that the attendees can put the basics into practice by themselves (not just us writing the code and them copying). </w:t>
+      </w:r>
+    </w:p>
+    <w:p>
+      <w:pPr>
+        <w:pStyle w:val="NormalWeb"/>
+      </w:pPr>
+      <w:r>
+        <w:t>Another good comment from the 2 interns was our collaboration between my teaching partner and myself. This has definitely improved based on the planning sessions we had where we discussed what we are going to say at any point of the presentation, who is saying what and also practice presenting each component with each other.</w:t>
+      </w:r>
+    </w:p>
+    <w:p>
+      <w:pPr>
+        <w:pStyle w:val="NormalWeb"/>
+      </w:pPr>
+      <w:r>
+        <w:t>That is all for the python class for now. Next Tuesday is the actual one!</w:t>
+      </w:r>
+    </w:p>
+    <w:p>
+      <w:pPr>
+        <w:pStyle w:val="NormalWeb"/>
+      </w:pPr>
+    </w:p>
+    <w:p>
+      <w:pPr>
+        <w:pStyle w:val="Heading3"/>
+      </w:pPr>
+      <w:r>
+        <w:lastRenderedPageBreak/>
+        <w:t>On another note...</w:t>
+      </w:r>
+    </w:p>
+    <w:p>
+      <w:pPr>
+        <w:pStyle w:val="NormalWeb"/>
+      </w:pPr>
+      <w:r>
+        <w:t xml:space="preserve">I managed to deploy the server and the UI for the Esports app. I used </w:t>
+      </w:r>
+      <w:proofErr w:type="spellStart"/>
+      <w:r>
+        <w:t>heroku</w:t>
+      </w:r>
+      <w:proofErr w:type="spellEnd"/>
+      <w:r>
+        <w:t xml:space="preserve"> (remembered the "nightmares" I had when trying to deploy this blog in early Jan) for the server and firebase hosting for the UI. </w:t>
+      </w:r>
+    </w:p>
+    <w:p>
+      <w:pPr>
+        <w:pStyle w:val="NormalWeb"/>
+      </w:pPr>
+      <w:r>
+        <w:t xml:space="preserve">To be fair, the deployment of the server was </w:t>
+      </w:r>
+      <w:r>
+        <w:rPr>
+          <w:rStyle w:val="Emphasis"/>
+        </w:rPr>
+        <w:t>way</w:t>
+      </w:r>
+      <w:r>
+        <w:t xml:space="preserve"> easier to do than depl</w:t>
+      </w:r>
+      <w:r>
+        <w:t>o</w:t>
+      </w:r>
+      <w:r>
+        <w:t xml:space="preserve">ying this blog. But I guess this comes from the fact that I had gone over the process ones and I am more familiar with how </w:t>
+      </w:r>
+      <w:proofErr w:type="spellStart"/>
+      <w:r>
+        <w:t>heroku</w:t>
+      </w:r>
+      <w:proofErr w:type="spellEnd"/>
+      <w:r>
+        <w:t xml:space="preserve"> works and how to debug it.</w:t>
+      </w:r>
+    </w:p>
+    <w:p>
+      <w:pPr>
+        <w:pStyle w:val="NormalWeb"/>
+      </w:pPr>
+      <w:r>
+        <w:t xml:space="preserve">Firebase hosting - something I have used before so I had no struggles there. </w:t>
+      </w:r>
+    </w:p>
+    <w:p>
+      <w:pPr>
+        <w:pStyle w:val="NormalWeb"/>
+      </w:pPr>
+    </w:p>
+    <w:p>
+      <w:pPr>
+        <w:pStyle w:val="NormalWeb"/>
+      </w:pPr>
+      <w:r>
+        <w:t xml:space="preserve">And I have an actual link which I cannot share because I do not have any authentication or way to stop the users from adding/deleting games. I have just sent it around to some friends for them give feedback. </w:t>
+      </w:r>
+    </w:p>
+    <w:p>
+      <w:pPr>
+        <w:pStyle w:val="NormalWeb"/>
+      </w:pPr>
+    </w:p>
+    <w:p>
+      <w:pPr>
+        <w:pStyle w:val="NormalWeb"/>
+      </w:pPr>
+      <w:r>
+        <w:t xml:space="preserve">Yes I deployed it, but the way I transitioned from Dev to Prod is not very nice. I need to do some environmental variables setting, code splitting in the React UI. This is not an actual Prod environment I just wanted to see that it works. I will go back to local development when I am making changes. I need to make the change from environments more dynamic so I do not have to change a lot of code so that I move from prod to dev and vice versa. </w:t>
+      </w:r>
+    </w:p>
+    <w:p>
+      <w:pPr>
+        <w:pStyle w:val="NormalWeb"/>
+      </w:pPr>
+    </w:p>
+    <w:p>
+      <w:pPr>
+        <w:pStyle w:val="NormalWeb"/>
+      </w:pPr>
+      <w:r>
+        <w:t>That is all for today (and this late night).</w:t>
+      </w:r>
+    </w:p>
+    <w:p>
+      <w:pPr>
+        <w:pStyle w:val="NormalWeb"/>
+      </w:pPr>
+    </w:p>
+    <w:p>
+      <w:pPr>
+        <w:pStyle w:val="NormalWeb"/>
+      </w:pPr>
+      <w:r>
         <w:t>See you in the next one,</w:t>
       </w:r>
     </w:p>
     <w:p>
       <w:pPr>
-        <w:spacing w:before="100" w:beforeAutospacing="1" w:after="100" w:afterAutospacing="1" w:line="240" w:lineRule="auto"/>
-        <w:rPr>
-          <w:rFonts w:ascii="Times New Roman" w:eastAsia="Times New Roman" w:hAnsi="Times New Roman" w:cs="Times New Roman"/>
-          <w:sz w:val="24"/>
-          <w:szCs w:val="24"/>
-          <w:lang w:eastAsia="en-GB"/>
-        </w:rPr>
-      </w:pPr>
-      <w:r>
-        <w:rPr>
-          <w:rFonts w:ascii="Times New Roman" w:eastAsia="Times New Roman" w:hAnsi="Times New Roman" w:cs="Times New Roman"/>
-          <w:sz w:val="24"/>
-          <w:szCs w:val="24"/>
-          <w:lang w:eastAsia="en-GB"/>
-        </w:rPr>
+        <w:pStyle w:val="NormalWeb"/>
+      </w:pPr>
+      <w:r>
         <w:t>Ivan</w:t>
       </w:r>
     </w:p>

--- a/Events throughout the day.docx
+++ b/Events throughout the day.docx
@@ -13444,7 +13444,6 @@
         </w:rPr>
         <w:t>пре</w:t>
       </w:r>
-      <w:proofErr w:type="spellEnd"/>
       <w:r>
         <w:rPr>
           <w:rFonts w:ascii="Times New Roman" w:eastAsia="Times New Roman" w:hAnsi="Times New Roman" w:cs="Times New Roman"/>
@@ -13456,7 +13455,6 @@
         </w:rPr>
         <w:t>диз</w:t>
       </w:r>
-      <w:proofErr w:type="spellStart"/>
       <w:r>
         <w:rPr>
           <w:rFonts w:ascii="Times New Roman" w:eastAsia="Times New Roman" w:hAnsi="Times New Roman" w:cs="Times New Roman"/>
@@ -22879,8 +22877,6 @@
       <w:r>
         <w:t>Day 48 of 100. Moving to production. Deployed the server with Heroku and the UI with Firebase. Also had the Python class test session which went great.</w:t>
       </w:r>
-      <w:bookmarkStart w:id="0" w:name="_GoBack"/>
-      <w:bookmarkEnd w:id="0"/>
     </w:p>
     <w:p/>
     <w:p>
@@ -22993,13 +22989,7 @@
         <w:t>way</w:t>
       </w:r>
       <w:r>
-        <w:t xml:space="preserve"> easier to do than depl</w:t>
-      </w:r>
-      <w:r>
-        <w:t>o</w:t>
-      </w:r>
-      <w:r>
-        <w:t xml:space="preserve">ying this blog. But I guess this comes from the fact that I had gone over the process ones and I am more familiar with how </w:t>
+        <w:t xml:space="preserve"> easier to do than deploying this blog. But I guess this comes from the fact that I had gone over the process ones and I am more familiar with how </w:t>
       </w:r>
       <w:proofErr w:type="spellStart"/>
       <w:r>
@@ -23079,6 +23069,377 @@
       </w:r>
     </w:p>
     <w:p/>
+    <w:p/>
+    <w:p/>
+    <w:p/>
+    <w:p/>
+    <w:p/>
+    <w:p>
+      <w:r>
+        <w:lastRenderedPageBreak/>
+        <w:t xml:space="preserve">Title: </w:t>
+      </w:r>
+      <w:bookmarkStart w:id="0" w:name="_GoBack"/>
+      <w:r>
+        <w:t>I believe I kept my promise. I finished my tasks before day 50 for the Esports app.</w:t>
+      </w:r>
+    </w:p>
+    <w:bookmarkEnd w:id="0"/>
+    <w:p/>
+    <w:p>
+      <w:r>
+        <w:t xml:space="preserve">Summary: </w:t>
+      </w:r>
+      <w:r>
+        <w:t>Day 49 of 100. Found some weird errors after I deployed. Also the path from dev to prod was not that good but I learned a lot and it will be way easier next time when I decided to go to prod. This deployment was like a test one and I am pretty happy with it. Deploying the server and the UI was not hard but there is more to learn about deployment.</w:t>
+      </w:r>
+    </w:p>
+    <w:p/>
+    <w:p>
+      <w:r>
+        <w:t xml:space="preserve">Content: </w:t>
+      </w:r>
+    </w:p>
+    <w:p>
+      <w:pPr>
+        <w:spacing w:before="100" w:beforeAutospacing="1" w:after="100" w:afterAutospacing="1" w:line="240" w:lineRule="auto"/>
+        <w:rPr>
+          <w:rFonts w:ascii="Times New Roman" w:eastAsia="Times New Roman" w:hAnsi="Times New Roman" w:cs="Times New Roman"/>
+          <w:sz w:val="24"/>
+          <w:szCs w:val="24"/>
+          <w:lang w:val="en-US"/>
+        </w:rPr>
+      </w:pPr>
+      <w:r>
+        <w:rPr>
+          <w:rFonts w:ascii="Times New Roman" w:eastAsia="Times New Roman" w:hAnsi="Times New Roman" w:cs="Times New Roman"/>
+          <w:i/>
+          <w:iCs/>
+          <w:sz w:val="24"/>
+          <w:szCs w:val="24"/>
+          <w:lang w:val="en-US"/>
+        </w:rPr>
+        <w:t>Welcome to the day before the half way point...</w:t>
+      </w:r>
+    </w:p>
+    <w:p>
+      <w:pPr>
+        <w:spacing w:before="100" w:beforeAutospacing="1" w:after="100" w:afterAutospacing="1" w:line="240" w:lineRule="auto"/>
+        <w:rPr>
+          <w:rFonts w:ascii="Times New Roman" w:eastAsia="Times New Roman" w:hAnsi="Times New Roman" w:cs="Times New Roman"/>
+          <w:sz w:val="24"/>
+          <w:szCs w:val="24"/>
+          <w:lang w:val="en-US"/>
+        </w:rPr>
+      </w:pPr>
+    </w:p>
+    <w:p>
+      <w:pPr>
+        <w:spacing w:before="100" w:beforeAutospacing="1" w:after="100" w:afterAutospacing="1" w:line="240" w:lineRule="auto"/>
+        <w:rPr>
+          <w:rFonts w:ascii="Times New Roman" w:eastAsia="Times New Roman" w:hAnsi="Times New Roman" w:cs="Times New Roman"/>
+          <w:sz w:val="24"/>
+          <w:szCs w:val="24"/>
+          <w:lang w:val="en-US"/>
+        </w:rPr>
+      </w:pPr>
+      <w:r>
+        <w:rPr>
+          <w:rFonts w:ascii="Times New Roman" w:eastAsia="Times New Roman" w:hAnsi="Times New Roman" w:cs="Times New Roman"/>
+          <w:sz w:val="24"/>
+          <w:szCs w:val="24"/>
+          <w:lang w:val="en-US"/>
+        </w:rPr>
+        <w:t>Bit of an early post today since last night I went to bed at 2 am and woke up at 7.20am to go to work. </w:t>
+      </w:r>
+    </w:p>
+    <w:p>
+      <w:pPr>
+        <w:spacing w:before="100" w:beforeAutospacing="1" w:after="100" w:afterAutospacing="1" w:line="240" w:lineRule="auto"/>
+        <w:rPr>
+          <w:rFonts w:ascii="Times New Roman" w:eastAsia="Times New Roman" w:hAnsi="Times New Roman" w:cs="Times New Roman"/>
+          <w:sz w:val="24"/>
+          <w:szCs w:val="24"/>
+          <w:lang w:val="en-US"/>
+        </w:rPr>
+      </w:pPr>
+      <w:r>
+        <w:rPr>
+          <w:rFonts w:ascii="Times New Roman" w:eastAsia="Times New Roman" w:hAnsi="Times New Roman" w:cs="Times New Roman"/>
+          <w:sz w:val="24"/>
+          <w:szCs w:val="24"/>
+          <w:lang w:val="en-US"/>
+        </w:rPr>
+        <w:t>Today I had the esports bar hosted and actually showed it to 3 friends. When I showed it to one of them, when I added a game with an invalid link and then tried to view the game. I was getting an error and I could not even delete the game. </w:t>
+      </w:r>
+    </w:p>
+    <w:p>
+      <w:pPr>
+        <w:spacing w:before="100" w:beforeAutospacing="1" w:after="100" w:afterAutospacing="1" w:line="240" w:lineRule="auto"/>
+        <w:rPr>
+          <w:rFonts w:ascii="Times New Roman" w:eastAsia="Times New Roman" w:hAnsi="Times New Roman" w:cs="Times New Roman"/>
+          <w:sz w:val="24"/>
+          <w:szCs w:val="24"/>
+          <w:lang w:val="en-US"/>
+        </w:rPr>
+      </w:pPr>
+    </w:p>
+    <w:p>
+      <w:pPr>
+        <w:spacing w:before="100" w:beforeAutospacing="1" w:after="100" w:afterAutospacing="1" w:line="240" w:lineRule="auto"/>
+        <w:rPr>
+          <w:rFonts w:ascii="Times New Roman" w:eastAsia="Times New Roman" w:hAnsi="Times New Roman" w:cs="Times New Roman"/>
+          <w:sz w:val="24"/>
+          <w:szCs w:val="24"/>
+          <w:lang w:val="en-US"/>
+        </w:rPr>
+      </w:pPr>
+      <w:r>
+        <w:rPr>
+          <w:rFonts w:ascii="Times New Roman" w:eastAsia="Times New Roman" w:hAnsi="Times New Roman" w:cs="Times New Roman"/>
+          <w:sz w:val="24"/>
+          <w:szCs w:val="24"/>
+          <w:lang w:val="en-US"/>
+        </w:rPr>
+        <w:t xml:space="preserve">When I came home, I decided to check this up. And this was coming from a line of code where I was splitting(at specific point) the video </w:t>
+      </w:r>
+      <w:proofErr w:type="spellStart"/>
+      <w:r>
+        <w:rPr>
+          <w:rFonts w:ascii="Times New Roman" w:eastAsia="Times New Roman" w:hAnsi="Times New Roman" w:cs="Times New Roman"/>
+          <w:sz w:val="24"/>
+          <w:szCs w:val="24"/>
+          <w:lang w:val="en-US"/>
+        </w:rPr>
+        <w:t>url</w:t>
+      </w:r>
+      <w:proofErr w:type="spellEnd"/>
+      <w:r>
+        <w:rPr>
+          <w:rFonts w:ascii="Times New Roman" w:eastAsia="Times New Roman" w:hAnsi="Times New Roman" w:cs="Times New Roman"/>
+          <w:sz w:val="24"/>
+          <w:szCs w:val="24"/>
+          <w:lang w:val="en-US"/>
+        </w:rPr>
+        <w:t xml:space="preserve"> string to get the video ID, but since the video was not from </w:t>
+      </w:r>
+      <w:proofErr w:type="spellStart"/>
+      <w:r>
+        <w:rPr>
+          <w:rFonts w:ascii="Times New Roman" w:eastAsia="Times New Roman" w:hAnsi="Times New Roman" w:cs="Times New Roman"/>
+          <w:sz w:val="24"/>
+          <w:szCs w:val="24"/>
+          <w:lang w:val="en-US"/>
+        </w:rPr>
+        <w:t>youtube</w:t>
+      </w:r>
+      <w:proofErr w:type="spellEnd"/>
+      <w:r>
+        <w:rPr>
+          <w:rFonts w:ascii="Times New Roman" w:eastAsia="Times New Roman" w:hAnsi="Times New Roman" w:cs="Times New Roman"/>
+          <w:sz w:val="24"/>
+          <w:szCs w:val="24"/>
+          <w:lang w:val="en-US"/>
+        </w:rPr>
+        <w:t xml:space="preserve"> I was getting an error. So I made some small changes to the server and the UI so that I can check whether the link provided is a </w:t>
+      </w:r>
+      <w:proofErr w:type="spellStart"/>
+      <w:r>
+        <w:rPr>
+          <w:rFonts w:ascii="Times New Roman" w:eastAsia="Times New Roman" w:hAnsi="Times New Roman" w:cs="Times New Roman"/>
+          <w:sz w:val="24"/>
+          <w:szCs w:val="24"/>
+          <w:lang w:val="en-US"/>
+        </w:rPr>
+        <w:t>youtube</w:t>
+      </w:r>
+      <w:proofErr w:type="spellEnd"/>
+      <w:r>
+        <w:rPr>
+          <w:rFonts w:ascii="Times New Roman" w:eastAsia="Times New Roman" w:hAnsi="Times New Roman" w:cs="Times New Roman"/>
+          <w:sz w:val="24"/>
+          <w:szCs w:val="24"/>
+          <w:lang w:val="en-US"/>
+        </w:rPr>
+        <w:t xml:space="preserve"> link, otherwise I do not allow the user to submit and also inform him of the wrong link.</w:t>
+      </w:r>
+    </w:p>
+    <w:p>
+      <w:pPr>
+        <w:spacing w:before="100" w:beforeAutospacing="1" w:after="100" w:afterAutospacing="1" w:line="240" w:lineRule="auto"/>
+        <w:rPr>
+          <w:rFonts w:ascii="Times New Roman" w:eastAsia="Times New Roman" w:hAnsi="Times New Roman" w:cs="Times New Roman"/>
+          <w:sz w:val="24"/>
+          <w:szCs w:val="24"/>
+          <w:lang w:val="en-US"/>
+        </w:rPr>
+      </w:pPr>
+    </w:p>
+    <w:p>
+      <w:pPr>
+        <w:spacing w:before="100" w:beforeAutospacing="1" w:after="100" w:afterAutospacing="1" w:line="240" w:lineRule="auto"/>
+        <w:rPr>
+          <w:rFonts w:ascii="Times New Roman" w:eastAsia="Times New Roman" w:hAnsi="Times New Roman" w:cs="Times New Roman"/>
+          <w:sz w:val="24"/>
+          <w:szCs w:val="24"/>
+          <w:lang w:val="en-US"/>
+        </w:rPr>
+      </w:pPr>
+      <w:r>
+        <w:rPr>
+          <w:rFonts w:ascii="Times New Roman" w:eastAsia="Times New Roman" w:hAnsi="Times New Roman" w:cs="Times New Roman"/>
+          <w:sz w:val="24"/>
+          <w:szCs w:val="24"/>
+          <w:lang w:val="en-US"/>
+        </w:rPr>
+        <w:t>Obviously the app is nowhere finished. One of the main things. On a smaller screen it does not look that nice. I am talking mainly about the View Game page. The others are fine as they are. And the other main things is being able to update a game's information (champions). A further idea would be to introduce authentication, which would allow the app to be actually published and shared with the public.</w:t>
+      </w:r>
+    </w:p>
+    <w:p>
+      <w:pPr>
+        <w:spacing w:before="100" w:beforeAutospacing="1" w:after="100" w:afterAutospacing="1" w:line="240" w:lineRule="auto"/>
+        <w:rPr>
+          <w:rFonts w:ascii="Times New Roman" w:eastAsia="Times New Roman" w:hAnsi="Times New Roman" w:cs="Times New Roman"/>
+          <w:sz w:val="24"/>
+          <w:szCs w:val="24"/>
+          <w:lang w:val="en-US"/>
+        </w:rPr>
+      </w:pPr>
+    </w:p>
+    <w:p>
+      <w:pPr>
+        <w:spacing w:before="100" w:beforeAutospacing="1" w:after="100" w:afterAutospacing="1" w:line="240" w:lineRule="auto"/>
+        <w:rPr>
+          <w:rFonts w:ascii="Times New Roman" w:eastAsia="Times New Roman" w:hAnsi="Times New Roman" w:cs="Times New Roman"/>
+          <w:sz w:val="24"/>
+          <w:szCs w:val="24"/>
+          <w:lang w:val="en-US"/>
+        </w:rPr>
+      </w:pPr>
+      <w:r>
+        <w:rPr>
+          <w:rFonts w:ascii="Times New Roman" w:eastAsia="Times New Roman" w:hAnsi="Times New Roman" w:cs="Times New Roman"/>
+          <w:sz w:val="24"/>
+          <w:szCs w:val="24"/>
+          <w:lang w:val="en-US"/>
+        </w:rPr>
+        <w:t>But for now or for the foreseeable future my plans are to fix the CSS issue on smaller screens and also create functionality to allow the user to update a game's information. </w:t>
+      </w:r>
+    </w:p>
+    <w:p>
+      <w:pPr>
+        <w:spacing w:before="100" w:beforeAutospacing="1" w:after="100" w:afterAutospacing="1" w:line="240" w:lineRule="auto"/>
+        <w:rPr>
+          <w:rFonts w:ascii="Times New Roman" w:eastAsia="Times New Roman" w:hAnsi="Times New Roman" w:cs="Times New Roman"/>
+          <w:sz w:val="24"/>
+          <w:szCs w:val="24"/>
+          <w:lang w:val="en-US"/>
+        </w:rPr>
+      </w:pPr>
+    </w:p>
+    <w:p>
+      <w:pPr>
+        <w:spacing w:before="100" w:beforeAutospacing="1" w:after="100" w:afterAutospacing="1" w:line="240" w:lineRule="auto"/>
+        <w:rPr>
+          <w:rFonts w:ascii="Times New Roman" w:eastAsia="Times New Roman" w:hAnsi="Times New Roman" w:cs="Times New Roman"/>
+          <w:sz w:val="24"/>
+          <w:szCs w:val="24"/>
+          <w:lang w:val="en-US"/>
+        </w:rPr>
+      </w:pPr>
+      <w:r>
+        <w:rPr>
+          <w:rFonts w:ascii="Times New Roman" w:eastAsia="Times New Roman" w:hAnsi="Times New Roman" w:cs="Times New Roman"/>
+          <w:sz w:val="24"/>
+          <w:szCs w:val="24"/>
+          <w:lang w:val="en-US"/>
+        </w:rPr>
+        <w:lastRenderedPageBreak/>
+        <w:t>For tomorrow I do not have anything planned. I was actually thinking to do something else for couple of days after day 50 so there is variety. </w:t>
+      </w:r>
+    </w:p>
+    <w:p>
+      <w:pPr>
+        <w:spacing w:before="100" w:beforeAutospacing="1" w:after="100" w:afterAutospacing="1" w:line="240" w:lineRule="auto"/>
+        <w:rPr>
+          <w:rFonts w:ascii="Times New Roman" w:eastAsia="Times New Roman" w:hAnsi="Times New Roman" w:cs="Times New Roman"/>
+          <w:sz w:val="24"/>
+          <w:szCs w:val="24"/>
+          <w:lang w:val="en-US"/>
+        </w:rPr>
+      </w:pPr>
+    </w:p>
+    <w:p>
+      <w:pPr>
+        <w:spacing w:before="100" w:beforeAutospacing="1" w:after="100" w:afterAutospacing="1" w:line="240" w:lineRule="auto"/>
+        <w:rPr>
+          <w:rFonts w:ascii="Times New Roman" w:eastAsia="Times New Roman" w:hAnsi="Times New Roman" w:cs="Times New Roman"/>
+          <w:sz w:val="24"/>
+          <w:szCs w:val="24"/>
+          <w:lang w:val="en-US"/>
+        </w:rPr>
+      </w:pPr>
+      <w:r>
+        <w:rPr>
+          <w:rFonts w:ascii="Times New Roman" w:eastAsia="Times New Roman" w:hAnsi="Times New Roman" w:cs="Times New Roman"/>
+          <w:sz w:val="24"/>
+          <w:szCs w:val="24"/>
+          <w:lang w:val="en-US"/>
+        </w:rPr>
+        <w:t>That is all for today.</w:t>
+      </w:r>
+    </w:p>
+    <w:p>
+      <w:pPr>
+        <w:spacing w:before="100" w:beforeAutospacing="1" w:after="100" w:afterAutospacing="1" w:line="240" w:lineRule="auto"/>
+        <w:rPr>
+          <w:rFonts w:ascii="Times New Roman" w:eastAsia="Times New Roman" w:hAnsi="Times New Roman" w:cs="Times New Roman"/>
+          <w:sz w:val="24"/>
+          <w:szCs w:val="24"/>
+          <w:lang w:val="en-US"/>
+        </w:rPr>
+      </w:pPr>
+    </w:p>
+    <w:p>
+      <w:pPr>
+        <w:spacing w:before="100" w:beforeAutospacing="1" w:after="100" w:afterAutospacing="1" w:line="240" w:lineRule="auto"/>
+        <w:rPr>
+          <w:rFonts w:ascii="Times New Roman" w:eastAsia="Times New Roman" w:hAnsi="Times New Roman" w:cs="Times New Roman"/>
+          <w:sz w:val="24"/>
+          <w:szCs w:val="24"/>
+          <w:lang w:val="en-US"/>
+        </w:rPr>
+      </w:pPr>
+      <w:r>
+        <w:rPr>
+          <w:rFonts w:ascii="Times New Roman" w:eastAsia="Times New Roman" w:hAnsi="Times New Roman" w:cs="Times New Roman"/>
+          <w:sz w:val="24"/>
+          <w:szCs w:val="24"/>
+          <w:lang w:val="en-US"/>
+        </w:rPr>
+        <w:t>See you in day 50,</w:t>
+      </w:r>
+    </w:p>
+    <w:p>
+      <w:pPr>
+        <w:spacing w:before="100" w:beforeAutospacing="1" w:after="100" w:afterAutospacing="1" w:line="240" w:lineRule="auto"/>
+        <w:rPr>
+          <w:rFonts w:ascii="Times New Roman" w:eastAsia="Times New Roman" w:hAnsi="Times New Roman" w:cs="Times New Roman"/>
+          <w:sz w:val="24"/>
+          <w:szCs w:val="24"/>
+          <w:lang w:val="en-US"/>
+        </w:rPr>
+      </w:pPr>
+      <w:r>
+        <w:rPr>
+          <w:rFonts w:ascii="Times New Roman" w:eastAsia="Times New Roman" w:hAnsi="Times New Roman" w:cs="Times New Roman"/>
+          <w:sz w:val="24"/>
+          <w:szCs w:val="24"/>
+          <w:lang w:val="en-US"/>
+        </w:rPr>
+        <w:t>Ivan</w:t>
+      </w:r>
+    </w:p>
     <w:p/>
     <w:sectPr>
       <w:pgSz w:w="12240" w:h="15840"/>

--- a/Events throughout the day.docx
+++ b/Events throughout the day.docx
@@ -23079,12 +23079,10 @@
         <w:lastRenderedPageBreak/>
         <w:t xml:space="preserve">Title: </w:t>
       </w:r>
-      <w:bookmarkStart w:id="0" w:name="_GoBack"/>
       <w:r>
         <w:t>I believe I kept my promise. I finished my tasks before day 50 for the Esports app.</w:t>
       </w:r>
     </w:p>
-    <w:bookmarkEnd w:id="0"/>
     <w:p/>
     <w:p>
       <w:r>
@@ -23441,6 +23439,480 @@
       </w:r>
     </w:p>
     <w:p/>
+    <w:p/>
+    <w:p/>
+    <w:p>
+      <w:r>
+        <w:t xml:space="preserve">Title: </w:t>
+      </w:r>
+      <w:r>
+        <w:t>Evaluating my first 50 days of my 100 days of code challenge</w:t>
+      </w:r>
+    </w:p>
+    <w:p/>
+    <w:p>
+      <w:r>
+        <w:t xml:space="preserve">Summary: </w:t>
+      </w:r>
+      <w:r>
+        <w:t>See a summary of my first 50 days of the challenge. Here is to another great 50!!!</w:t>
+      </w:r>
+    </w:p>
+    <w:p/>
+    <w:p>
+      <w:r>
+        <w:t xml:space="preserve">Content: </w:t>
+      </w:r>
+    </w:p>
+    <w:p>
+      <w:pPr>
+        <w:pStyle w:val="NormalWeb"/>
+      </w:pPr>
+      <w:r>
+        <w:rPr>
+          <w:rStyle w:val="Emphasis"/>
+        </w:rPr>
+        <w:t>My professional math skills tell me we are 50% in of the 100 days of code challenge...</w:t>
+      </w:r>
+    </w:p>
+    <w:p>
+      <w:pPr>
+        <w:pStyle w:val="NormalWeb"/>
+      </w:pPr>
+    </w:p>
+    <w:p>
+      <w:pPr>
+        <w:pStyle w:val="NormalWeb"/>
+      </w:pPr>
+      <w:r>
+        <w:t>Grateful I committed to this challenge, because I really have learned </w:t>
+      </w:r>
+      <w:proofErr w:type="spellStart"/>
+      <w:r>
+        <w:t>hella</w:t>
+      </w:r>
+      <w:proofErr w:type="spellEnd"/>
+      <w:r>
+        <w:t xml:space="preserve"> a lot stuff in the last 50 days. I do not want to make this post </w:t>
+      </w:r>
+      <w:r>
+        <w:t>boringly</w:t>
+      </w:r>
+      <w:r>
+        <w:t xml:space="preserve"> long so I will try to </w:t>
+      </w:r>
+      <w:proofErr w:type="spellStart"/>
+      <w:r>
+        <w:t>summarise</w:t>
+      </w:r>
+      <w:proofErr w:type="spellEnd"/>
+      <w:r>
+        <w:t xml:space="preserve"> key points/events.</w:t>
+      </w:r>
+    </w:p>
+    <w:p>
+      <w:pPr>
+        <w:pStyle w:val="NormalWeb"/>
+      </w:pPr>
+    </w:p>
+    <w:p>
+      <w:pPr>
+        <w:pStyle w:val="Heading2"/>
+      </w:pPr>
+      <w:r>
+        <w:t>First few days of the challenge</w:t>
+      </w:r>
+    </w:p>
+    <w:p>
+      <w:pPr>
+        <w:pStyle w:val="NormalWeb"/>
+      </w:pPr>
+      <w:r>
+        <w:t xml:space="preserve">I was coding the first few days but I deployed this blog on day 3 or 4 I believe. I basically decided to do this on the 1st of January after the party </w:t>
+      </w:r>
+      <w:proofErr w:type="spellStart"/>
+      <w:r>
+        <w:t>haha</w:t>
+      </w:r>
+      <w:proofErr w:type="spellEnd"/>
+      <w:r>
+        <w:t>. I had no idea on how to create this blog or deploy it, but it turned out it was not hard at all. Yes I had to spend a whole day figuring out Heroku, but in the big picture it is not that much time. Creating the blog was very easy as I mentioned in one of the first posts, I just followed a simple guide and I ended up with a very good build which I needed to tweak. </w:t>
+      </w:r>
+    </w:p>
+    <w:p>
+      <w:pPr>
+        <w:pStyle w:val="NormalWeb"/>
+      </w:pPr>
+    </w:p>
+    <w:p>
+      <w:pPr>
+        <w:pStyle w:val="Heading2"/>
+      </w:pPr>
+      <w:r>
+        <w:lastRenderedPageBreak/>
+        <w:t>How great are APIs ?!</w:t>
+      </w:r>
+    </w:p>
+    <w:p>
+      <w:pPr>
+        <w:pStyle w:val="NormalWeb"/>
+      </w:pPr>
+      <w:r>
+        <w:t>Day 7 was the first time I learned the very basics of APIs and how they serve websites and what is their purpose. I knew that there is the UI of a website and also there is a database and the two could contact with each other. But I could not understand how this all happened. On day 7 I did the node/express part of the MERN course and the picture became clearer. Once I saw a REST API being built from scratch and at the same time being explained what is happening I found this "last piece of the puzzle". Things became much clearer when I wrote the REST API for my Esports app which was a very productive Friday (day 16). </w:t>
+      </w:r>
+    </w:p>
+    <w:p>
+      <w:pPr>
+        <w:pStyle w:val="NormalWeb"/>
+      </w:pPr>
+    </w:p>
+    <w:p>
+      <w:pPr>
+        <w:pStyle w:val="Heading2"/>
+      </w:pPr>
+      <w:r>
+        <w:t>The Esports application</w:t>
+      </w:r>
+    </w:p>
+    <w:p>
+      <w:pPr>
+        <w:pStyle w:val="NormalWeb"/>
+      </w:pPr>
+      <w:r>
+        <w:t xml:space="preserve">After doing the MERN course I was keen on putting this new knowledge to </w:t>
+      </w:r>
+      <w:r>
+        <w:t>practice</w:t>
+      </w:r>
+      <w:r>
+        <w:t xml:space="preserve"> so that I can actually learn it by doing it. Since I am a huge Esports fan (League of Legends in particular) I decided to do this Esports app where the user can view games of </w:t>
+      </w:r>
+      <w:proofErr w:type="spellStart"/>
+      <w:r>
+        <w:t>LoL</w:t>
+      </w:r>
+      <w:proofErr w:type="spellEnd"/>
+      <w:r>
+        <w:t xml:space="preserve"> pro teams. Add their new games. Update existing games and delete them. An app covering the main CRUD operations. Basic, yet great learning opportunity. My interaction with React has been for 2 simple SPAs and I wanted to learn more about it. </w:t>
+      </w:r>
+    </w:p>
+    <w:p>
+      <w:pPr>
+        <w:pStyle w:val="NormalWeb"/>
+      </w:pPr>
+      <w:r>
+        <w:t>Few learning outcomes so far from this app:</w:t>
+      </w:r>
+    </w:p>
+    <w:p>
+      <w:pPr>
+        <w:pStyle w:val="NormalWeb"/>
+      </w:pPr>
+      <w:r>
+        <w:t>    - working with my own server and database</w:t>
+      </w:r>
+    </w:p>
+    <w:p>
+      <w:pPr>
+        <w:pStyle w:val="NormalWeb"/>
+      </w:pPr>
+      <w:r>
+        <w:t>    - creating a functional-only React UI (with hooks)</w:t>
+      </w:r>
+    </w:p>
+    <w:p>
+      <w:pPr>
+        <w:pStyle w:val="NormalWeb"/>
+      </w:pPr>
+      <w:r>
+        <w:t>    - connecting the UI and the server</w:t>
+      </w:r>
+    </w:p>
+    <w:p>
+      <w:pPr>
+        <w:pStyle w:val="NormalWeb"/>
+      </w:pPr>
+      <w:r>
+        <w:t>Few things to improve from the top of my head:</w:t>
+      </w:r>
+    </w:p>
+    <w:p>
+      <w:pPr>
+        <w:pStyle w:val="NormalWeb"/>
+      </w:pPr>
+      <w:r>
+        <w:t>    - the way I am fetching data. I need to improve the way I am using async functions.</w:t>
+      </w:r>
+    </w:p>
+    <w:p>
+      <w:pPr>
+        <w:pStyle w:val="NormalWeb"/>
+      </w:pPr>
+      <w:r>
+        <w:t>    - At the moment I am not really using the error messages that come from the backend and I need to fix that. </w:t>
+      </w:r>
+    </w:p>
+    <w:p>
+      <w:pPr>
+        <w:pStyle w:val="NormalWeb"/>
+      </w:pPr>
+      <w:r>
+        <w:t>    - I feel like the UI and the server as separate things are great. But I need to make the connection way better.</w:t>
+      </w:r>
+    </w:p>
+    <w:p>
+      <w:pPr>
+        <w:pStyle w:val="NormalWeb"/>
+      </w:pPr>
+    </w:p>
+    <w:p>
+      <w:pPr>
+        <w:pStyle w:val="Heading2"/>
+      </w:pPr>
+      <w:r>
+        <w:t>Java</w:t>
+      </w:r>
+    </w:p>
+    <w:p>
+      <w:pPr>
+        <w:pStyle w:val="NormalWeb"/>
+      </w:pPr>
+      <w:r>
+        <w:t>I honestly cannot give a logical reason why I decided to start this 80 hour Java course. I can only say that the language looks cool and I want to learn more about Object-Oriented-Programming. </w:t>
+      </w:r>
+    </w:p>
+    <w:p>
+      <w:pPr>
+        <w:pStyle w:val="NormalWeb"/>
+      </w:pPr>
+      <w:r>
+        <w:lastRenderedPageBreak/>
+        <w:t>Some of the things covered so far:</w:t>
+      </w:r>
+    </w:p>
+    <w:p>
+      <w:pPr>
+        <w:pStyle w:val="NormalWeb"/>
+      </w:pPr>
+      <w:r>
+        <w:t>    - General beginner knowledge some of which syntax and variables scope. </w:t>
+      </w:r>
+    </w:p>
+    <w:p>
+      <w:pPr>
+        <w:pStyle w:val="NormalWeb"/>
+      </w:pPr>
+      <w:r>
+        <w:t>    - OOP - structuring classes and connecting/using different classes. </w:t>
+      </w:r>
+    </w:p>
+    <w:p>
+      <w:pPr>
+        <w:pStyle w:val="NormalWeb"/>
+      </w:pPr>
+      <w:r>
+        <w:t>    - Arrays </w:t>
+      </w:r>
+    </w:p>
+    <w:p>
+      <w:pPr>
+        <w:pStyle w:val="NormalWeb"/>
+      </w:pPr>
+      <w:r>
+        <w:t>    - Interfaces and Abstract classes (I do not fully understand them at the moment). </w:t>
+      </w:r>
+    </w:p>
+    <w:p>
+      <w:pPr>
+        <w:pStyle w:val="NormalWeb"/>
+      </w:pPr>
+    </w:p>
+    <w:p>
+      <w:pPr>
+        <w:pStyle w:val="Heading2"/>
+      </w:pPr>
+      <w:r>
+        <w:t>Python</w:t>
+      </w:r>
+    </w:p>
+    <w:p>
+      <w:pPr>
+        <w:pStyle w:val="NormalWeb"/>
+      </w:pPr>
+      <w:r>
+        <w:t xml:space="preserve">I do not think this post can be written without mentioning Python. It is the first language I started using in practice. I did not create any big projects with it yet. </w:t>
+      </w:r>
+    </w:p>
+    <w:p>
+      <w:pPr>
+        <w:pStyle w:val="NormalWeb"/>
+      </w:pPr>
+      <w:r>
+        <w:t>I used it to do:</w:t>
+      </w:r>
+    </w:p>
+    <w:p>
+      <w:pPr>
+        <w:pStyle w:val="NormalWeb"/>
+      </w:pPr>
+      <w:r>
+        <w:t>    - python challenges </w:t>
+      </w:r>
+    </w:p>
+    <w:p>
+      <w:pPr>
+        <w:pStyle w:val="NormalWeb"/>
+      </w:pPr>
+      <w:r>
+        <w:t>    - a game information extractor using Riot Game's API</w:t>
+      </w:r>
+    </w:p>
+    <w:p>
+      <w:pPr>
+        <w:pStyle w:val="NormalWeb"/>
+      </w:pPr>
+      <w:r>
+        <w:t xml:space="preserve">    - an </w:t>
+      </w:r>
+      <w:r>
+        <w:t>annual</w:t>
+      </w:r>
+      <w:r>
+        <w:t xml:space="preserve"> report PDF summarizer </w:t>
+      </w:r>
+    </w:p>
+    <w:p>
+      <w:pPr>
+        <w:pStyle w:val="NormalWeb"/>
+      </w:pPr>
+      <w:r>
+        <w:t>    - a text-based adventure game. </w:t>
+      </w:r>
+    </w:p>
+    <w:p>
+      <w:pPr>
+        <w:pStyle w:val="NormalWeb"/>
+      </w:pPr>
+      <w:r>
+        <w:t>Maybe one of the reasons I am not doing so much at home in Python is because most of my time at work is spent in looking/reading/debugging/writing Python code and there I am trying to improve my knowledge on a daily basis. </w:t>
+      </w:r>
+    </w:p>
+    <w:p>
+      <w:pPr>
+        <w:pStyle w:val="NormalWeb"/>
+      </w:pPr>
+    </w:p>
+    <w:p>
+      <w:pPr>
+        <w:pStyle w:val="NormalWeb"/>
+      </w:pPr>
+      <w:r>
+        <w:t>I am not doing honorable mentions for people so no missed project can be mad at me (</w:t>
+      </w:r>
+      <w:proofErr w:type="spellStart"/>
+      <w:r>
+        <w:t>haha</w:t>
+      </w:r>
+      <w:proofErr w:type="spellEnd"/>
+      <w:r>
+        <w:t>). Unless the code base disappears all of a sudden (yikes). </w:t>
+      </w:r>
+    </w:p>
+    <w:p>
+      <w:pPr>
+        <w:pStyle w:val="NormalWeb"/>
+      </w:pPr>
+    </w:p>
+    <w:p>
+      <w:pPr>
+        <w:pStyle w:val="Heading2"/>
+      </w:pPr>
+      <w:r>
+        <w:t>Some things to do in the next 50 days:</w:t>
+      </w:r>
+    </w:p>
+    <w:p>
+      <w:pPr>
+        <w:pStyle w:val="NormalWeb"/>
+      </w:pPr>
+      <w:r>
+        <w:t>    - continue working on the Esports app</w:t>
+      </w:r>
+    </w:p>
+    <w:p>
+      <w:pPr>
+        <w:pStyle w:val="NormalWeb"/>
+      </w:pPr>
+      <w:r>
+        <w:t>    - learn about Rust (a rising in popularity language and I want to join the hype train) </w:t>
+      </w:r>
+    </w:p>
+    <w:p>
+      <w:pPr>
+        <w:pStyle w:val="NormalWeb"/>
+      </w:pPr>
+      <w:r>
+        <w:t>    - learn more about Node's capabilities when it comes to writing APIs</w:t>
+      </w:r>
+    </w:p>
+    <w:p>
+      <w:pPr>
+        <w:pStyle w:val="NormalWeb"/>
+      </w:pPr>
+      <w:r>
+        <w:lastRenderedPageBreak/>
+        <w:t>    - continue with the Java course (40-50 more hours to go)</w:t>
+      </w:r>
+    </w:p>
+    <w:p>
+      <w:pPr>
+        <w:pStyle w:val="NormalWeb"/>
+      </w:pPr>
+      <w:r>
+        <w:t>    - continue learning about Python and React</w:t>
+      </w:r>
+    </w:p>
+    <w:p>
+      <w:pPr>
+        <w:pStyle w:val="NormalWeb"/>
+      </w:pPr>
+    </w:p>
+    <w:p>
+      <w:pPr>
+        <w:pStyle w:val="NormalWeb"/>
+      </w:pPr>
+    </w:p>
+    <w:p>
+      <w:pPr>
+        <w:pStyle w:val="NormalWeb"/>
+      </w:pPr>
+      <w:r>
+        <w:t>Here is to another amazing 50 days,</w:t>
+      </w:r>
+    </w:p>
+    <w:p>
+      <w:pPr>
+        <w:pStyle w:val="NormalWeb"/>
+      </w:pPr>
+      <w:r>
+        <w:t>Ivan</w:t>
+      </w:r>
+    </w:p>
+    <w:p>
+      <w:pPr>
+        <w:pStyle w:val="NormalWeb"/>
+      </w:pPr>
+    </w:p>
+    <w:p>
+      <w:r>
+        <w:t>(P.S. hopefully I have not forgotten something.)</w:t>
+      </w:r>
+    </w:p>
+    <w:p/>
+    <w:p>
+      <w:bookmarkStart w:id="0" w:name="_GoBack"/>
+      <w:bookmarkEnd w:id="0"/>
+    </w:p>
     <w:sectPr>
       <w:pgSz w:w="12240" w:h="15840"/>
       <w:pgMar w:top="1440" w:right="1440" w:bottom="1440" w:left="1440" w:header="720" w:footer="720" w:gutter="0"/>
@@ -24072,6 +24544,20 @@
       <w:lang w:val="en-GB"/>
     </w:rPr>
   </w:style>
+  <w:style w:type="paragraph" w:customStyle="1" w:styleId="mentions-texteditorcontent">
+    <w:name w:val="mentions-texteditor__content"/>
+    <w:basedOn w:val="Normal"/>
+    <w:rsid w:val="008C6818"/>
+    <w:pPr>
+      <w:spacing w:before="100" w:beforeAutospacing="1" w:after="100" w:afterAutospacing="1" w:line="240" w:lineRule="auto"/>
+    </w:pPr>
+    <w:rPr>
+      <w:rFonts w:ascii="Times New Roman" w:eastAsia="Times New Roman" w:hAnsi="Times New Roman" w:cs="Times New Roman"/>
+      <w:sz w:val="24"/>
+      <w:szCs w:val="24"/>
+      <w:lang w:val="en-US"/>
+    </w:rPr>
+  </w:style>
 </w:styles>
 </file>
 

--- a/Events throughout the day.docx
+++ b/Events throughout the day.docx
@@ -23493,13 +23493,7 @@
       </w:r>
       <w:proofErr w:type="spellEnd"/>
       <w:r>
-        <w:t xml:space="preserve"> a lot stuff in the last 50 days. I do not want to make this post </w:t>
-      </w:r>
-      <w:r>
-        <w:t>boringly</w:t>
-      </w:r>
-      <w:r>
-        <w:t xml:space="preserve"> long so I will try to </w:t>
+        <w:t xml:space="preserve"> a lot stuff in the last 50 days. I do not want to make this post boringly long so I will try to </w:t>
       </w:r>
       <w:proofErr w:type="spellStart"/>
       <w:r>
@@ -23579,13 +23573,7 @@
         <w:pStyle w:val="NormalWeb"/>
       </w:pPr>
       <w:r>
-        <w:t xml:space="preserve">After doing the MERN course I was keen on putting this new knowledge to </w:t>
-      </w:r>
-      <w:r>
-        <w:t>practice</w:t>
-      </w:r>
-      <w:r>
-        <w:t xml:space="preserve"> so that I can actually learn it by doing it. Since I am a huge Esports fan (League of Legends in particular) I decided to do this Esports app where the user can view games of </w:t>
+        <w:t xml:space="preserve">After doing the MERN course I was keen on putting this new knowledge to practice so that I can actually learn it by doing it. Since I am a huge Esports fan (League of Legends in particular) I decided to do this Esports app where the user can view games of </w:t>
       </w:r>
       <w:proofErr w:type="spellStart"/>
       <w:r>
@@ -23772,13 +23760,7 @@
         <w:pStyle w:val="NormalWeb"/>
       </w:pPr>
       <w:r>
-        <w:t xml:space="preserve">    - an </w:t>
-      </w:r>
-      <w:r>
-        <w:t>annual</w:t>
-      </w:r>
-      <w:r>
-        <w:t xml:space="preserve"> report PDF summarizer </w:t>
+        <w:t>    - an annual report PDF summarizer </w:t>
       </w:r>
     </w:p>
     <w:p>
@@ -23909,10 +23891,268 @@
       </w:r>
     </w:p>
     <w:p/>
-    <w:p>
+    <w:p/>
+    <w:p/>
+    <w:p/>
+    <w:p>
+      <w:r>
+        <w:t>Title:</w:t>
+      </w:r>
+      <w:r>
+        <w:t xml:space="preserve"> </w:t>
+      </w:r>
+      <w:r>
+        <w:t>Python algorithms</w:t>
+      </w:r>
+    </w:p>
+    <w:p/>
+    <w:p>
+      <w:r>
+        <w:t xml:space="preserve">Summary: </w:t>
+      </w:r>
+      <w:r>
+        <w:t>Day 51 of 100. Practicing python tech questions for some tests.</w:t>
+      </w:r>
+    </w:p>
+    <w:p/>
+    <w:p>
+      <w:r>
+        <w:t>Content:</w:t>
+      </w:r>
+    </w:p>
+    <w:p>
+      <w:pPr>
+        <w:spacing w:before="100" w:beforeAutospacing="1" w:after="100" w:afterAutospacing="1" w:line="240" w:lineRule="auto"/>
+        <w:rPr>
+          <w:rFonts w:ascii="Times New Roman" w:eastAsia="Times New Roman" w:hAnsi="Times New Roman" w:cs="Times New Roman"/>
+          <w:sz w:val="24"/>
+          <w:szCs w:val="24"/>
+          <w:lang w:val="en-US"/>
+        </w:rPr>
+      </w:pPr>
       <w:bookmarkStart w:id="0" w:name="_GoBack"/>
-      <w:bookmarkEnd w:id="0"/>
-    </w:p>
+      <w:r>
+        <w:rPr>
+          <w:rFonts w:ascii="Times New Roman" w:eastAsia="Times New Roman" w:hAnsi="Times New Roman" w:cs="Times New Roman"/>
+          <w:i/>
+          <w:iCs/>
+          <w:sz w:val="24"/>
+          <w:szCs w:val="24"/>
+          <w:lang w:val="en-US"/>
+        </w:rPr>
+        <w:t>Welcome to the next day of the challenge...</w:t>
+      </w:r>
+    </w:p>
+    <w:p>
+      <w:pPr>
+        <w:spacing w:before="100" w:beforeAutospacing="1" w:after="100" w:afterAutospacing="1" w:line="240" w:lineRule="auto"/>
+        <w:rPr>
+          <w:rFonts w:ascii="Times New Roman" w:eastAsia="Times New Roman" w:hAnsi="Times New Roman" w:cs="Times New Roman"/>
+          <w:sz w:val="24"/>
+          <w:szCs w:val="24"/>
+          <w:lang w:val="en-US"/>
+        </w:rPr>
+      </w:pPr>
+    </w:p>
+    <w:p>
+      <w:pPr>
+        <w:spacing w:before="100" w:beforeAutospacing="1" w:after="100" w:afterAutospacing="1" w:line="240" w:lineRule="auto"/>
+        <w:rPr>
+          <w:rFonts w:ascii="Times New Roman" w:eastAsia="Times New Roman" w:hAnsi="Times New Roman" w:cs="Times New Roman"/>
+          <w:sz w:val="24"/>
+          <w:szCs w:val="24"/>
+          <w:lang w:val="en-US"/>
+        </w:rPr>
+      </w:pPr>
+      <w:r>
+        <w:rPr>
+          <w:rFonts w:ascii="Times New Roman" w:eastAsia="Times New Roman" w:hAnsi="Times New Roman" w:cs="Times New Roman"/>
+          <w:sz w:val="24"/>
+          <w:szCs w:val="24"/>
+          <w:lang w:val="en-US"/>
+        </w:rPr>
+        <w:t>Last night (Friday) I mostly did some python challenges. Some from the 100 challenges book, some from online practice websites. Reason for the practice is that I have some tech tests sent over to me. So I will do them today or tomorrow. </w:t>
+      </w:r>
+    </w:p>
+    <w:p>
+      <w:pPr>
+        <w:spacing w:before="100" w:beforeAutospacing="1" w:after="100" w:afterAutospacing="1" w:line="240" w:lineRule="auto"/>
+        <w:rPr>
+          <w:rFonts w:ascii="Times New Roman" w:eastAsia="Times New Roman" w:hAnsi="Times New Roman" w:cs="Times New Roman"/>
+          <w:sz w:val="24"/>
+          <w:szCs w:val="24"/>
+          <w:lang w:val="en-US"/>
+        </w:rPr>
+      </w:pPr>
+    </w:p>
+    <w:p>
+      <w:pPr>
+        <w:spacing w:before="100" w:beforeAutospacing="1" w:after="100" w:afterAutospacing="1" w:line="240" w:lineRule="auto"/>
+        <w:rPr>
+          <w:rFonts w:ascii="Times New Roman" w:eastAsia="Times New Roman" w:hAnsi="Times New Roman" w:cs="Times New Roman"/>
+          <w:sz w:val="24"/>
+          <w:szCs w:val="24"/>
+          <w:lang w:val="en-US"/>
+        </w:rPr>
+      </w:pPr>
+      <w:r>
+        <w:rPr>
+          <w:rFonts w:ascii="Times New Roman" w:eastAsia="Times New Roman" w:hAnsi="Times New Roman" w:cs="Times New Roman"/>
+          <w:sz w:val="24"/>
+          <w:szCs w:val="24"/>
+          <w:lang w:val="en-US"/>
+        </w:rPr>
+        <w:t>To be fair, not much different stuff happened while coding at home yesterday - it was just going over some python algorithms, some of which I have done before. Looking for different approaches to the same solution. </w:t>
+      </w:r>
+    </w:p>
+    <w:p>
+      <w:pPr>
+        <w:spacing w:before="100" w:beforeAutospacing="1" w:after="100" w:afterAutospacing="1" w:line="240" w:lineRule="auto"/>
+        <w:rPr>
+          <w:rFonts w:ascii="Times New Roman" w:eastAsia="Times New Roman" w:hAnsi="Times New Roman" w:cs="Times New Roman"/>
+          <w:sz w:val="24"/>
+          <w:szCs w:val="24"/>
+          <w:lang w:val="en-US"/>
+        </w:rPr>
+      </w:pPr>
+    </w:p>
+    <w:p>
+      <w:pPr>
+        <w:spacing w:before="100" w:beforeAutospacing="1" w:after="100" w:afterAutospacing="1" w:line="240" w:lineRule="auto"/>
+        <w:rPr>
+          <w:rFonts w:ascii="Times New Roman" w:eastAsia="Times New Roman" w:hAnsi="Times New Roman" w:cs="Times New Roman"/>
+          <w:sz w:val="24"/>
+          <w:szCs w:val="24"/>
+          <w:lang w:val="en-US"/>
+        </w:rPr>
+      </w:pPr>
+      <w:r>
+        <w:rPr>
+          <w:rFonts w:ascii="Times New Roman" w:eastAsia="Times New Roman" w:hAnsi="Times New Roman" w:cs="Times New Roman"/>
+          <w:sz w:val="24"/>
+          <w:szCs w:val="24"/>
+          <w:lang w:val="en-US"/>
+        </w:rPr>
+        <w:lastRenderedPageBreak/>
+        <w:t>Work was kind of interesting. I had to play with the UI we are building a bit, before we gave it to some of the actual testers. It is busy times and people are overstaying so I decided to stay as well so I am with the team. More importantly I decided to stay a bit more because a colleague and I were optimizing some of his code. He had 3 pieces of code (written by someone else) that had a 50 iteration loop in each of them. But the loops did EXACTLY the same thing in all 3 codes. I guess it was like that because the person who wrote the code, just copied what came directly from SAS. </w:t>
+      </w:r>
+    </w:p>
+    <w:p>
+      <w:pPr>
+        <w:spacing w:before="100" w:beforeAutospacing="1" w:after="100" w:afterAutospacing="1" w:line="240" w:lineRule="auto"/>
+        <w:rPr>
+          <w:rFonts w:ascii="Times New Roman" w:eastAsia="Times New Roman" w:hAnsi="Times New Roman" w:cs="Times New Roman"/>
+          <w:sz w:val="24"/>
+          <w:szCs w:val="24"/>
+          <w:lang w:val="en-US"/>
+        </w:rPr>
+      </w:pPr>
+    </w:p>
+    <w:p>
+      <w:pPr>
+        <w:spacing w:before="100" w:beforeAutospacing="1" w:after="100" w:afterAutospacing="1" w:line="240" w:lineRule="auto"/>
+        <w:rPr>
+          <w:rFonts w:ascii="Times New Roman" w:eastAsia="Times New Roman" w:hAnsi="Times New Roman" w:cs="Times New Roman"/>
+          <w:sz w:val="24"/>
+          <w:szCs w:val="24"/>
+          <w:lang w:val="en-US"/>
+        </w:rPr>
+      </w:pPr>
+      <w:r>
+        <w:rPr>
+          <w:rFonts w:ascii="Times New Roman" w:eastAsia="Times New Roman" w:hAnsi="Times New Roman" w:cs="Times New Roman"/>
+          <w:sz w:val="24"/>
+          <w:szCs w:val="24"/>
+          <w:lang w:val="en-US"/>
+        </w:rPr>
+        <w:t>Turned out instead of 300 seconds, the combined code ran for 100. Job well done (humblebrag)</w:t>
+      </w:r>
+    </w:p>
+    <w:p>
+      <w:pPr>
+        <w:spacing w:before="100" w:beforeAutospacing="1" w:after="100" w:afterAutospacing="1" w:line="240" w:lineRule="auto"/>
+        <w:rPr>
+          <w:rFonts w:ascii="Times New Roman" w:eastAsia="Times New Roman" w:hAnsi="Times New Roman" w:cs="Times New Roman"/>
+          <w:sz w:val="24"/>
+          <w:szCs w:val="24"/>
+          <w:lang w:val="en-US"/>
+        </w:rPr>
+      </w:pPr>
+    </w:p>
+    <w:p>
+      <w:pPr>
+        <w:spacing w:before="100" w:beforeAutospacing="1" w:after="100" w:afterAutospacing="1" w:line="240" w:lineRule="auto"/>
+        <w:rPr>
+          <w:rFonts w:ascii="Times New Roman" w:eastAsia="Times New Roman" w:hAnsi="Times New Roman" w:cs="Times New Roman"/>
+          <w:sz w:val="24"/>
+          <w:szCs w:val="24"/>
+          <w:lang w:val="en-US"/>
+        </w:rPr>
+      </w:pPr>
+      <w:r>
+        <w:rPr>
+          <w:rFonts w:ascii="Times New Roman" w:eastAsia="Times New Roman" w:hAnsi="Times New Roman" w:cs="Times New Roman"/>
+          <w:sz w:val="24"/>
+          <w:szCs w:val="24"/>
+          <w:lang w:val="en-US"/>
+        </w:rPr>
+        <w:t>That was all for yesterday, not too different stuff or new stuff happening.</w:t>
+      </w:r>
+    </w:p>
+    <w:p>
+      <w:pPr>
+        <w:spacing w:before="100" w:beforeAutospacing="1" w:after="100" w:afterAutospacing="1" w:line="240" w:lineRule="auto"/>
+        <w:rPr>
+          <w:rFonts w:ascii="Times New Roman" w:eastAsia="Times New Roman" w:hAnsi="Times New Roman" w:cs="Times New Roman"/>
+          <w:sz w:val="24"/>
+          <w:szCs w:val="24"/>
+          <w:lang w:val="en-US"/>
+        </w:rPr>
+      </w:pPr>
+    </w:p>
+    <w:p>
+      <w:pPr>
+        <w:spacing w:before="100" w:beforeAutospacing="1" w:after="100" w:afterAutospacing="1" w:line="240" w:lineRule="auto"/>
+        <w:rPr>
+          <w:rFonts w:ascii="Times New Roman" w:eastAsia="Times New Roman" w:hAnsi="Times New Roman" w:cs="Times New Roman"/>
+          <w:sz w:val="24"/>
+          <w:szCs w:val="24"/>
+          <w:lang w:val="en-US"/>
+        </w:rPr>
+      </w:pPr>
+      <w:r>
+        <w:rPr>
+          <w:rFonts w:ascii="Times New Roman" w:eastAsia="Times New Roman" w:hAnsi="Times New Roman" w:cs="Times New Roman"/>
+          <w:sz w:val="24"/>
+          <w:szCs w:val="24"/>
+          <w:lang w:val="en-US"/>
+        </w:rPr>
+        <w:t>See you in the next one,</w:t>
+      </w:r>
+    </w:p>
+    <w:p>
+      <w:pPr>
+        <w:spacing w:before="100" w:beforeAutospacing="1" w:after="100" w:afterAutospacing="1" w:line="240" w:lineRule="auto"/>
+        <w:rPr>
+          <w:rFonts w:ascii="Times New Roman" w:eastAsia="Times New Roman" w:hAnsi="Times New Roman" w:cs="Times New Roman"/>
+          <w:sz w:val="24"/>
+          <w:szCs w:val="24"/>
+          <w:lang w:val="en-US"/>
+        </w:rPr>
+      </w:pPr>
+      <w:r>
+        <w:rPr>
+          <w:rFonts w:ascii="Times New Roman" w:eastAsia="Times New Roman" w:hAnsi="Times New Roman" w:cs="Times New Roman"/>
+          <w:sz w:val="24"/>
+          <w:szCs w:val="24"/>
+          <w:lang w:val="en-US"/>
+        </w:rPr>
+        <w:t>Ivan</w:t>
+      </w:r>
+    </w:p>
+    <w:bookmarkEnd w:id="0"/>
+    <w:p/>
+    <w:p/>
     <w:sectPr>
       <w:pgSz w:w="12240" w:h="15840"/>
       <w:pgMar w:top="1440" w:right="1440" w:bottom="1440" w:left="1440" w:header="720" w:footer="720" w:gutter="0"/>

--- a/Events throughout the day.docx
+++ b/Events throughout the day.docx
@@ -45,29 +45,91 @@
           <w:sz w:val="26"/>
           <w:szCs w:val="26"/>
         </w:rPr>
-        <w:t>I started with some python challenges from the 101 book. </w:t>
-      </w:r>
-    </w:p>
-    <w:p>
-      <w:pPr>
-        <w:pStyle w:val="NormalWeb"/>
-        <w:shd w:val="clear" w:color="auto" w:fill="FFFFFF"/>
-        <w:spacing w:before="0" w:beforeAutospacing="0"/>
-        <w:rPr>
+        <w:t xml:space="preserve">I started with some python challenges from the 101 </w:t>
+      </w:r>
+      <w:proofErr w:type="gramStart"/>
+      <w:r>
+        <w:rPr>
+          <w:rStyle w:val="Strong"/>
           <w:rFonts w:ascii="Arial" w:hAnsi="Arial" w:cs="Arial"/>
           <w:color w:val="212529"/>
           <w:sz w:val="26"/>
           <w:szCs w:val="26"/>
         </w:rPr>
-      </w:pPr>
-      <w:r>
-        <w:rPr>
+        <w:t>book</w:t>
+      </w:r>
+      <w:proofErr w:type="gramEnd"/>
+      <w:r>
+        <w:rPr>
+          <w:rStyle w:val="Strong"/>
           <w:rFonts w:ascii="Arial" w:hAnsi="Arial" w:cs="Arial"/>
           <w:color w:val="212529"/>
           <w:sz w:val="26"/>
           <w:szCs w:val="26"/>
         </w:rPr>
-        <w:t>They started getting normal level and actually making me think a bit. Unfortunately I did not do many.</w:t>
+        <w:t>. </w:t>
+      </w:r>
+    </w:p>
+    <w:p>
+      <w:pPr>
+        <w:pStyle w:val="NormalWeb"/>
+        <w:shd w:val="clear" w:color="auto" w:fill="FFFFFF"/>
+        <w:spacing w:before="0" w:beforeAutospacing="0"/>
+        <w:rPr>
+          <w:rFonts w:ascii="Arial" w:hAnsi="Arial" w:cs="Arial"/>
+          <w:color w:val="212529"/>
+          <w:sz w:val="26"/>
+          <w:szCs w:val="26"/>
+        </w:rPr>
+      </w:pPr>
+      <w:r>
+        <w:rPr>
+          <w:rFonts w:ascii="Arial" w:hAnsi="Arial" w:cs="Arial"/>
+          <w:color w:val="212529"/>
+          <w:sz w:val="26"/>
+          <w:szCs w:val="26"/>
+        </w:rPr>
+        <w:t xml:space="preserve">They started getting normal level and </w:t>
+      </w:r>
+      <w:proofErr w:type="gramStart"/>
+      <w:r>
+        <w:rPr>
+          <w:rFonts w:ascii="Arial" w:hAnsi="Arial" w:cs="Arial"/>
+          <w:color w:val="212529"/>
+          <w:sz w:val="26"/>
+          <w:szCs w:val="26"/>
+        </w:rPr>
+        <w:t>actually making</w:t>
+      </w:r>
+      <w:proofErr w:type="gramEnd"/>
+      <w:r>
+        <w:rPr>
+          <w:rFonts w:ascii="Arial" w:hAnsi="Arial" w:cs="Arial"/>
+          <w:color w:val="212529"/>
+          <w:sz w:val="26"/>
+          <w:szCs w:val="26"/>
+        </w:rPr>
+        <w:t xml:space="preserve"> me think a bit. </w:t>
+      </w:r>
+      <w:proofErr w:type="gramStart"/>
+      <w:r>
+        <w:rPr>
+          <w:rFonts w:ascii="Arial" w:hAnsi="Arial" w:cs="Arial"/>
+          <w:color w:val="212529"/>
+          <w:sz w:val="26"/>
+          <w:szCs w:val="26"/>
+        </w:rPr>
+        <w:t>Unfortunately</w:t>
+      </w:r>
+      <w:proofErr w:type="gramEnd"/>
+      <w:r>
+        <w:rPr>
+          <w:rFonts w:ascii="Arial" w:hAnsi="Arial" w:cs="Arial"/>
+          <w:color w:val="212529"/>
+          <w:sz w:val="26"/>
+          <w:szCs w:val="26"/>
+        </w:rPr>
+        <w:t xml:space="preserve"> I did not do many.</w:t>
       </w:r>
     </w:p>
     <w:p>
@@ -328,9 +390,9 @@
           <w:sz w:val="26"/>
           <w:szCs w:val="26"/>
         </w:rPr>
-        <w:t xml:space="preserve">First thing I wanted to was add a </w:t>
-      </w:r>
-      <w:proofErr w:type="spellStart"/>
+        <w:t xml:space="preserve">First thing I wanted to </w:t>
+      </w:r>
+      <w:proofErr w:type="gramStart"/>
       <w:r>
         <w:rPr>
           <w:rFonts w:ascii="Arial" w:hAnsi="Arial" w:cs="Arial"/>
@@ -338,9 +400,9 @@
           <w:sz w:val="26"/>
           <w:szCs w:val="26"/>
         </w:rPr>
-        <w:t>RichTextField</w:t>
-      </w:r>
-      <w:proofErr w:type="spellEnd"/>
+        <w:t>was</w:t>
+      </w:r>
+      <w:proofErr w:type="gramEnd"/>
       <w:r>
         <w:rPr>
           <w:rFonts w:ascii="Arial" w:hAnsi="Arial" w:cs="Arial"/>
@@ -348,21 +410,19 @@
           <w:sz w:val="26"/>
           <w:szCs w:val="26"/>
         </w:rPr>
-        <w:t xml:space="preserve"> as the content field in the admin site so that I have better-looking posts. This was baby work compared to the next bit...</w:t>
-      </w:r>
-    </w:p>
-    <w:p>
-      <w:pPr>
-        <w:pStyle w:val="NormalWeb"/>
-        <w:shd w:val="clear" w:color="auto" w:fill="FFFFFF"/>
-        <w:spacing w:before="0" w:beforeAutospacing="0"/>
+        <w:t xml:space="preserve"> add a </w:t>
+      </w:r>
+      <w:proofErr w:type="spellStart"/>
+      <w:r>
         <w:rPr>
           <w:rFonts w:ascii="Arial" w:hAnsi="Arial" w:cs="Arial"/>
           <w:color w:val="212529"/>
           <w:sz w:val="26"/>
           <w:szCs w:val="26"/>
         </w:rPr>
-      </w:pPr>
+        <w:t>RichTextField</w:t>
+      </w:r>
+      <w:proofErr w:type="spellEnd"/>
       <w:r>
         <w:rPr>
           <w:rFonts w:ascii="Arial" w:hAnsi="Arial" w:cs="Arial"/>
@@ -370,7 +430,7 @@
           <w:sz w:val="26"/>
           <w:szCs w:val="26"/>
         </w:rPr>
-        <w:t>I mentioned on the previous post that I wanted to make the header jumbotron the following way:</w:t>
+        <w:t xml:space="preserve"> as the content field in the admin site so that I have better-looking posts. This was baby work compared to the next bit...</w:t>
       </w:r>
     </w:p>
     <w:p>
@@ -392,7 +452,7 @@
           <w:sz w:val="26"/>
           <w:szCs w:val="26"/>
         </w:rPr>
-        <w:t> - left half - the sitting programmer picture</w:t>
+        <w:t>I mentioned on the previous post that I wanted to make the header jumbotron the following way:</w:t>
       </w:r>
     </w:p>
     <w:p>
@@ -414,7 +474,7 @@
           <w:sz w:val="26"/>
           <w:szCs w:val="26"/>
         </w:rPr>
-        <w:t> - right half - a code snippet to say hello to the readers.</w:t>
+        <w:t> - left half - the sitting programmer picture</w:t>
       </w:r>
     </w:p>
     <w:p>
@@ -436,7 +496,7 @@
           <w:sz w:val="26"/>
           <w:szCs w:val="26"/>
         </w:rPr>
-        <w:t> </w:t>
+        <w:t> - right half - a code snippet to say hello to the readers.</w:t>
       </w:r>
     </w:p>
     <w:p>
@@ -458,7 +518,40 @@
           <w:sz w:val="26"/>
           <w:szCs w:val="26"/>
         </w:rPr>
-        <w:t>First I had some problems with Bootstrap layout, though I finished the course I did not have particular experience using it on my own. I got to learn some things on the moment.</w:t>
+        <w:t> </w:t>
+      </w:r>
+    </w:p>
+    <w:p>
+      <w:pPr>
+        <w:pStyle w:val="NormalWeb"/>
+        <w:shd w:val="clear" w:color="auto" w:fill="FFFFFF"/>
+        <w:spacing w:before="0" w:beforeAutospacing="0"/>
+        <w:rPr>
+          <w:rFonts w:ascii="Arial" w:hAnsi="Arial" w:cs="Arial"/>
+          <w:color w:val="212529"/>
+          <w:sz w:val="26"/>
+          <w:szCs w:val="26"/>
+        </w:rPr>
+      </w:pPr>
+      <w:proofErr w:type="gramStart"/>
+      <w:r>
+        <w:rPr>
+          <w:rFonts w:ascii="Arial" w:hAnsi="Arial" w:cs="Arial"/>
+          <w:color w:val="212529"/>
+          <w:sz w:val="26"/>
+          <w:szCs w:val="26"/>
+        </w:rPr>
+        <w:t>First</w:t>
+      </w:r>
+      <w:proofErr w:type="gramEnd"/>
+      <w:r>
+        <w:rPr>
+          <w:rFonts w:ascii="Arial" w:hAnsi="Arial" w:cs="Arial"/>
+          <w:color w:val="212529"/>
+          <w:sz w:val="26"/>
+          <w:szCs w:val="26"/>
+        </w:rPr>
+        <w:t xml:space="preserve"> I had some problems with Bootstrap layout, though I finished the course I did not have particular experience using it on my own. I got to learn some things on the moment.</w:t>
       </w:r>
     </w:p>
     <w:p>
@@ -575,21 +668,19 @@
           <w:sz w:val="26"/>
           <w:szCs w:val="26"/>
         </w:rPr>
-        <w:t>I have seen typewriting simulations on other websites and figured out that I could find a ready to copy-paste code and do little tweaks to fit my case. But my case turned out more specific than anything I could find...</w:t>
-      </w:r>
-    </w:p>
-    <w:p>
-      <w:pPr>
-        <w:pStyle w:val="NormalWeb"/>
-        <w:shd w:val="clear" w:color="auto" w:fill="FFFFFF"/>
-        <w:spacing w:before="0" w:beforeAutospacing="0"/>
+        <w:t xml:space="preserve">I have seen typewriting simulations on other websites and figured out that I could find a ready to copy-paste code and </w:t>
+      </w:r>
+      <w:proofErr w:type="gramStart"/>
+      <w:r>
         <w:rPr>
           <w:rFonts w:ascii="Arial" w:hAnsi="Arial" w:cs="Arial"/>
           <w:color w:val="212529"/>
           <w:sz w:val="26"/>
           <w:szCs w:val="26"/>
         </w:rPr>
-      </w:pPr>
+        <w:t>do little</w:t>
+      </w:r>
+      <w:proofErr w:type="gramEnd"/>
       <w:r>
         <w:rPr>
           <w:rFonts w:ascii="Arial" w:hAnsi="Arial" w:cs="Arial"/>
@@ -597,19 +688,21 @@
           <w:sz w:val="26"/>
           <w:szCs w:val="26"/>
         </w:rPr>
-        <w:t xml:space="preserve">1) most of the typewriting </w:t>
-      </w:r>
-      <w:proofErr w:type="spellStart"/>
-      <w:r>
+        <w:t xml:space="preserve"> tweaks to fit my case. But my case turned out more specific than anything I could find...</w:t>
+      </w:r>
+    </w:p>
+    <w:p>
+      <w:pPr>
+        <w:pStyle w:val="NormalWeb"/>
+        <w:shd w:val="clear" w:color="auto" w:fill="FFFFFF"/>
+        <w:spacing w:before="0" w:beforeAutospacing="0"/>
         <w:rPr>
           <w:rFonts w:ascii="Arial" w:hAnsi="Arial" w:cs="Arial"/>
           <w:color w:val="212529"/>
           <w:sz w:val="26"/>
           <w:szCs w:val="26"/>
         </w:rPr>
-        <w:t>css</w:t>
-      </w:r>
-      <w:proofErr w:type="spellEnd"/>
+      </w:pPr>
       <w:r>
         <w:rPr>
           <w:rFonts w:ascii="Arial" w:hAnsi="Arial" w:cs="Arial"/>
@@ -617,7 +710,47 @@
           <w:sz w:val="26"/>
           <w:szCs w:val="26"/>
         </w:rPr>
-        <w:t xml:space="preserve"> and html codes were only for one line of text and when I tried to use them for multiple lines they were either doing </w:t>
+        <w:t xml:space="preserve">1) most of the typewriting </w:t>
+      </w:r>
+      <w:proofErr w:type="spellStart"/>
+      <w:r>
+        <w:rPr>
+          <w:rFonts w:ascii="Arial" w:hAnsi="Arial" w:cs="Arial"/>
+          <w:color w:val="212529"/>
+          <w:sz w:val="26"/>
+          <w:szCs w:val="26"/>
+        </w:rPr>
+        <w:t>css</w:t>
+      </w:r>
+      <w:proofErr w:type="spellEnd"/>
+      <w:r>
+        <w:rPr>
+          <w:rFonts w:ascii="Arial" w:hAnsi="Arial" w:cs="Arial"/>
+          <w:color w:val="212529"/>
+          <w:sz w:val="26"/>
+          <w:szCs w:val="26"/>
+        </w:rPr>
+        <w:t xml:space="preserve"> and html codes were only for one line of text and when I tried to use them for multiple </w:t>
+      </w:r>
+      <w:proofErr w:type="gramStart"/>
+      <w:r>
+        <w:rPr>
+          <w:rFonts w:ascii="Arial" w:hAnsi="Arial" w:cs="Arial"/>
+          <w:color w:val="212529"/>
+          <w:sz w:val="26"/>
+          <w:szCs w:val="26"/>
+        </w:rPr>
+        <w:t>lines</w:t>
+      </w:r>
+      <w:proofErr w:type="gramEnd"/>
+      <w:r>
+        <w:rPr>
+          <w:rFonts w:ascii="Arial" w:hAnsi="Arial" w:cs="Arial"/>
+          <w:color w:val="212529"/>
+          <w:sz w:val="26"/>
+          <w:szCs w:val="26"/>
+        </w:rPr>
+        <w:t xml:space="preserve"> they were either doing </w:t>
       </w:r>
       <w:proofErr w:type="spellStart"/>
       <w:r>
@@ -845,21 +978,19 @@
           <w:sz w:val="26"/>
           <w:szCs w:val="26"/>
         </w:rPr>
-        <w:t>These are the coding bits I did today and I am happy with the done work. </w:t>
-      </w:r>
-    </w:p>
-    <w:p>
-      <w:pPr>
-        <w:pStyle w:val="NormalWeb"/>
-        <w:shd w:val="clear" w:color="auto" w:fill="FFFFFF"/>
-        <w:spacing w:before="0" w:beforeAutospacing="0"/>
+        <w:t xml:space="preserve">These are the coding bits I did </w:t>
+      </w:r>
+      <w:proofErr w:type="gramStart"/>
+      <w:r>
         <w:rPr>
           <w:rFonts w:ascii="Arial" w:hAnsi="Arial" w:cs="Arial"/>
           <w:color w:val="212529"/>
           <w:sz w:val="26"/>
           <w:szCs w:val="26"/>
         </w:rPr>
-      </w:pPr>
+        <w:t>today</w:t>
+      </w:r>
+      <w:proofErr w:type="gramEnd"/>
       <w:r>
         <w:rPr>
           <w:rFonts w:ascii="Arial" w:hAnsi="Arial" w:cs="Arial"/>
@@ -867,7 +998,7 @@
           <w:sz w:val="26"/>
           <w:szCs w:val="26"/>
         </w:rPr>
-        <w:t>It is 10.30pm now and it seems like an early finish for a Friday, but considering the right half code snippet took 7 hours, I will gladly take this early finish. (the post time will be 8.30pm, that is because it is set to UK time but now I am home in Bulgaria where it is 2 hours ahead.)</w:t>
+        <w:t xml:space="preserve"> and I am happy with the done work. </w:t>
       </w:r>
     </w:p>
     <w:p>
@@ -889,22 +1020,19 @@
           <w:sz w:val="26"/>
           <w:szCs w:val="26"/>
         </w:rPr>
-        <w:lastRenderedPageBreak/>
-        <w:t>Tomorrow I have planned to learn about Kubernetes. I want to leave this blog/CV website aside for tomorrow so that I can have a break and let my subconsciousness think about it in the background (maybe some good ideas will come). I am looking forward to learning about Kubernetes and excited to see what new things I will learn.</w:t>
-      </w:r>
-    </w:p>
-    <w:p>
-      <w:pPr>
-        <w:pStyle w:val="NormalWeb"/>
-        <w:shd w:val="clear" w:color="auto" w:fill="FFFFFF"/>
-        <w:spacing w:before="0" w:beforeAutospacing="0"/>
+        <w:t xml:space="preserve">It is 10.30pm now and it seems like an early finish for a </w:t>
+      </w:r>
+      <w:proofErr w:type="gramStart"/>
+      <w:r>
         <w:rPr>
           <w:rFonts w:ascii="Arial" w:hAnsi="Arial" w:cs="Arial"/>
           <w:color w:val="212529"/>
           <w:sz w:val="26"/>
           <w:szCs w:val="26"/>
         </w:rPr>
-      </w:pPr>
+        <w:t>Friday, but</w:t>
+      </w:r>
+      <w:proofErr w:type="gramEnd"/>
       <w:r>
         <w:rPr>
           <w:rFonts w:ascii="Arial" w:hAnsi="Arial" w:cs="Arial"/>
@@ -912,21 +1040,19 @@
           <w:sz w:val="26"/>
           <w:szCs w:val="26"/>
         </w:rPr>
-        <w:t> </w:t>
-      </w:r>
-    </w:p>
-    <w:p>
-      <w:pPr>
-        <w:pStyle w:val="NormalWeb"/>
-        <w:shd w:val="clear" w:color="auto" w:fill="FFFFFF"/>
-        <w:spacing w:before="0" w:beforeAutospacing="0"/>
+        <w:t xml:space="preserve"> considering the right half code snippet took 7 hours, I will gladly take this early finish. (the post time will be 8.30pm, that is because it is set to UK time but </w:t>
+      </w:r>
+      <w:proofErr w:type="gramStart"/>
+      <w:r>
         <w:rPr>
           <w:rFonts w:ascii="Arial" w:hAnsi="Arial" w:cs="Arial"/>
           <w:color w:val="212529"/>
           <w:sz w:val="26"/>
           <w:szCs w:val="26"/>
         </w:rPr>
-      </w:pPr>
+        <w:t>now</w:t>
+      </w:r>
+      <w:proofErr w:type="gramEnd"/>
       <w:r>
         <w:rPr>
           <w:rFonts w:ascii="Arial" w:hAnsi="Arial" w:cs="Arial"/>
@@ -934,7 +1060,7 @@
           <w:sz w:val="26"/>
           <w:szCs w:val="26"/>
         </w:rPr>
-        <w:t>See you in the next one,</w:t>
+        <w:t xml:space="preserve"> I am home in Bulgaria where it is 2 hours ahead.)</w:t>
       </w:r>
     </w:p>
     <w:p>
@@ -956,7 +1082,8 @@
           <w:sz w:val="26"/>
           <w:szCs w:val="26"/>
         </w:rPr>
-        <w:t>Ivan</w:t>
+        <w:lastRenderedPageBreak/>
+        <w:t>Tomorrow I have planned to learn about Kubernetes. I want to leave this blog/CV website aside for tomorrow so that I can have a break and let my subconsciousness think about it in the background (maybe some good ideas will come). I am looking forward to learning about Kubernetes and excited to see what new things I will learn.</w:t>
       </w:r>
     </w:p>
     <w:p>
@@ -1000,19 +1127,21 @@
           <w:sz w:val="26"/>
           <w:szCs w:val="26"/>
         </w:rPr>
-        <w:t xml:space="preserve">P.S. I had to repost the first post because I had to delete my original database. Thankfully I had saved the text from the post so I did not need to rewrite everything which would have been </w:t>
-      </w:r>
-      <w:proofErr w:type="spellStart"/>
-      <w:r>
+        <w:t>See you in the next one,</w:t>
+      </w:r>
+    </w:p>
+    <w:p>
+      <w:pPr>
+        <w:pStyle w:val="NormalWeb"/>
+        <w:shd w:val="clear" w:color="auto" w:fill="FFFFFF"/>
+        <w:spacing w:before="0" w:beforeAutospacing="0"/>
         <w:rPr>
           <w:rFonts w:ascii="Arial" w:hAnsi="Arial" w:cs="Arial"/>
           <w:color w:val="212529"/>
           <w:sz w:val="26"/>
           <w:szCs w:val="26"/>
         </w:rPr>
-        <w:t>alwful</w:t>
-      </w:r>
-      <w:proofErr w:type="spellEnd"/>
+      </w:pPr>
       <w:r>
         <w:rPr>
           <w:rFonts w:ascii="Arial" w:hAnsi="Arial" w:cs="Arial"/>
@@ -1020,6 +1149,70 @@
           <w:sz w:val="26"/>
           <w:szCs w:val="26"/>
         </w:rPr>
+        <w:t>Ivan</w:t>
+      </w:r>
+    </w:p>
+    <w:p>
+      <w:pPr>
+        <w:pStyle w:val="NormalWeb"/>
+        <w:shd w:val="clear" w:color="auto" w:fill="FFFFFF"/>
+        <w:spacing w:before="0" w:beforeAutospacing="0"/>
+        <w:rPr>
+          <w:rFonts w:ascii="Arial" w:hAnsi="Arial" w:cs="Arial"/>
+          <w:color w:val="212529"/>
+          <w:sz w:val="26"/>
+          <w:szCs w:val="26"/>
+        </w:rPr>
+      </w:pPr>
+      <w:r>
+        <w:rPr>
+          <w:rFonts w:ascii="Arial" w:hAnsi="Arial" w:cs="Arial"/>
+          <w:color w:val="212529"/>
+          <w:sz w:val="26"/>
+          <w:szCs w:val="26"/>
+        </w:rPr>
+        <w:t> </w:t>
+      </w:r>
+    </w:p>
+    <w:p>
+      <w:pPr>
+        <w:pStyle w:val="NormalWeb"/>
+        <w:shd w:val="clear" w:color="auto" w:fill="FFFFFF"/>
+        <w:spacing w:before="0" w:beforeAutospacing="0"/>
+        <w:rPr>
+          <w:rFonts w:ascii="Arial" w:hAnsi="Arial" w:cs="Arial"/>
+          <w:color w:val="212529"/>
+          <w:sz w:val="26"/>
+          <w:szCs w:val="26"/>
+        </w:rPr>
+      </w:pPr>
+      <w:r>
+        <w:rPr>
+          <w:rFonts w:ascii="Arial" w:hAnsi="Arial" w:cs="Arial"/>
+          <w:color w:val="212529"/>
+          <w:sz w:val="26"/>
+          <w:szCs w:val="26"/>
+        </w:rPr>
+        <w:t xml:space="preserve">P.S. I had to repost the first post because I had to delete my original database. Thankfully I had saved the text from the post so I did not need to rewrite everything which would have been </w:t>
+      </w:r>
+      <w:proofErr w:type="spellStart"/>
+      <w:r>
+        <w:rPr>
+          <w:rFonts w:ascii="Arial" w:hAnsi="Arial" w:cs="Arial"/>
+          <w:color w:val="212529"/>
+          <w:sz w:val="26"/>
+          <w:szCs w:val="26"/>
+        </w:rPr>
+        <w:t>alwful</w:t>
+      </w:r>
+      <w:proofErr w:type="spellEnd"/>
+      <w:r>
+        <w:rPr>
+          <w:rFonts w:ascii="Arial" w:hAnsi="Arial" w:cs="Arial"/>
+          <w:color w:val="212529"/>
+          <w:sz w:val="26"/>
+          <w:szCs w:val="26"/>
+        </w:rPr>
         <w:t>. </w:t>
       </w:r>
     </w:p>
@@ -1210,13 +1403,10 @@
           <w:szCs w:val="26"/>
           <w:lang w:val="en-US"/>
         </w:rPr>
-        <w:t>Did 27 of those, unsurprisingly, the first few were very simple but it is never bad to confirm that you have basic knowledge. I decided to go with Python as an "interview" language because of its simple syntax. I have done other online simple algorithm practices but I decided to start recording the ones I do and add them to a GitHub repo.</w:t>
-      </w:r>
-    </w:p>
-    <w:p>
-      <w:pPr>
-        <w:shd w:val="clear" w:color="auto" w:fill="FFFFFF"/>
-        <w:spacing w:after="100" w:afterAutospacing="1" w:line="240" w:lineRule="auto"/>
+        <w:t xml:space="preserve">Did 27 of those, unsurprisingly, the first few were very </w:t>
+      </w:r>
+      <w:proofErr w:type="gramStart"/>
+      <w:r>
         <w:rPr>
           <w:rFonts w:ascii="Arial" w:eastAsia="Times New Roman" w:hAnsi="Arial" w:cs="Arial"/>
           <w:color w:val="212529"/>
@@ -1224,7 +1414,9 @@
           <w:szCs w:val="26"/>
           <w:lang w:val="en-US"/>
         </w:rPr>
-      </w:pPr>
+        <w:t>simple</w:t>
+      </w:r>
+      <w:proofErr w:type="gramEnd"/>
       <w:r>
         <w:rPr>
           <w:rFonts w:ascii="Arial" w:eastAsia="Times New Roman" w:hAnsi="Arial" w:cs="Arial"/>
@@ -1233,13 +1425,10 @@
           <w:szCs w:val="26"/>
           <w:lang w:val="en-US"/>
         </w:rPr>
-        <w:t>Code covered and new knowledge from the 27 challenges:</w:t>
-      </w:r>
-    </w:p>
-    <w:p>
-      <w:pPr>
-        <w:shd w:val="clear" w:color="auto" w:fill="FFFFFF"/>
-        <w:spacing w:after="100" w:afterAutospacing="1" w:line="240" w:lineRule="auto"/>
+        <w:t xml:space="preserve"> but it is never bad to confirm that you have basic knowledge. I decided to go with Python as an "interview" language because of its simple syntax. I have done other online simple algorithm </w:t>
+      </w:r>
+      <w:proofErr w:type="gramStart"/>
+      <w:r>
         <w:rPr>
           <w:rFonts w:ascii="Arial" w:eastAsia="Times New Roman" w:hAnsi="Arial" w:cs="Arial"/>
           <w:color w:val="212529"/>
@@ -1247,7 +1436,9 @@
           <w:szCs w:val="26"/>
           <w:lang w:val="en-US"/>
         </w:rPr>
-      </w:pPr>
+        <w:t>practices</w:t>
+      </w:r>
+      <w:proofErr w:type="gramEnd"/>
       <w:r>
         <w:rPr>
           <w:rFonts w:ascii="Arial" w:eastAsia="Times New Roman" w:hAnsi="Arial" w:cs="Arial"/>
@@ -1256,7 +1447,7 @@
           <w:szCs w:val="26"/>
           <w:lang w:val="en-US"/>
         </w:rPr>
-        <w:t> - a lot of for loops for couple of the challenges</w:t>
+        <w:t xml:space="preserve"> but I decided to start recording the ones I do and add them to a GitHub repo.</w:t>
       </w:r>
     </w:p>
     <w:p>
@@ -1279,8 +1470,7 @@
           <w:szCs w:val="26"/>
           <w:lang w:val="en-US"/>
         </w:rPr>
-        <w:lastRenderedPageBreak/>
-        <w:t> - a pomodoro functionality created with python, though there is no sound when the 5, 25 and 30 min is reached, can be added probably</w:t>
+        <w:t>Code covered and new knowledge from the 27 challenges:</w:t>
       </w:r>
     </w:p>
     <w:p>
@@ -1303,7 +1493,7 @@
           <w:szCs w:val="26"/>
           <w:lang w:val="en-US"/>
         </w:rPr>
-        <w:t> - wrote a simple bidding code, thank God I am not addicted to betting and casino games</w:t>
+        <w:t> - a lot of for loops for couple of the challenges</w:t>
       </w:r>
     </w:p>
     <w:p>
@@ -1326,10 +1516,14 @@
           <w:szCs w:val="26"/>
           <w:lang w:val="en-US"/>
         </w:rPr>
-        <w:t xml:space="preserve"> - learned about this "turtle" python package which allows you to draw anything you want, the challenge was to draw some </w:t>
-      </w:r>
-      <w:proofErr w:type="spellStart"/>
-      <w:r>
+        <w:lastRenderedPageBreak/>
+        <w:t> - a pomodoro functionality created with python, though there is no sound when the 5, 25 and 30 min is reached, can be added probably</w:t>
+      </w:r>
+    </w:p>
+    <w:p>
+      <w:pPr>
+        <w:shd w:val="clear" w:color="auto" w:fill="FFFFFF"/>
+        <w:spacing w:after="100" w:afterAutospacing="1" w:line="240" w:lineRule="auto"/>
         <w:rPr>
           <w:rFonts w:ascii="Arial" w:eastAsia="Times New Roman" w:hAnsi="Arial" w:cs="Arial"/>
           <w:color w:val="212529"/>
@@ -1337,9 +1531,7 @@
           <w:szCs w:val="26"/>
           <w:lang w:val="en-US"/>
         </w:rPr>
-        <w:t>moroccan</w:t>
-      </w:r>
-      <w:proofErr w:type="spellEnd"/>
+      </w:pPr>
       <w:r>
         <w:rPr>
           <w:rFonts w:ascii="Arial" w:eastAsia="Times New Roman" w:hAnsi="Arial" w:cs="Arial"/>
@@ -1348,10 +1540,13 @@
           <w:szCs w:val="26"/>
           <w:lang w:val="en-US"/>
         </w:rPr>
-        <w:t xml:space="preserve"> </w:t>
-      </w:r>
-      <w:proofErr w:type="spellStart"/>
-      <w:r>
+        <w:t> - wrote a simple bidding code, thank God I am not addicted to betting and casino games</w:t>
+      </w:r>
+    </w:p>
+    <w:p>
+      <w:pPr>
+        <w:shd w:val="clear" w:color="auto" w:fill="FFFFFF"/>
+        <w:spacing w:after="100" w:afterAutospacing="1" w:line="240" w:lineRule="auto"/>
         <w:rPr>
           <w:rFonts w:ascii="Arial" w:eastAsia="Times New Roman" w:hAnsi="Arial" w:cs="Arial"/>
           <w:color w:val="212529"/>
@@ -1359,9 +1554,7 @@
           <w:szCs w:val="26"/>
           <w:lang w:val="en-US"/>
         </w:rPr>
-        <w:t>mosiacs</w:t>
-      </w:r>
-      <w:proofErr w:type="spellEnd"/>
+      </w:pPr>
       <w:r>
         <w:rPr>
           <w:rFonts w:ascii="Arial" w:eastAsia="Times New Roman" w:hAnsi="Arial" w:cs="Arial"/>
@@ -1370,7 +1563,7 @@
           <w:szCs w:val="26"/>
           <w:lang w:val="en-US"/>
         </w:rPr>
-        <w:t>, which were fun to draw. Also before I had never heard of the turtle package, so I guess I already got my money's worth from the book (</w:t>
+        <w:t xml:space="preserve"> - learned about this "turtle" python package which allows you to draw anything you want, the challenge was to draw some </w:t>
       </w:r>
       <w:proofErr w:type="spellStart"/>
       <w:r>
@@ -1381,7 +1574,7 @@
           <w:szCs w:val="26"/>
           <w:lang w:val="en-US"/>
         </w:rPr>
-        <w:t>xaxa</w:t>
+        <w:t>moroccan</w:t>
       </w:r>
       <w:proofErr w:type="spellEnd"/>
       <w:r>
@@ -1392,13 +1585,10 @@
           <w:szCs w:val="26"/>
           <w:lang w:val="en-US"/>
         </w:rPr>
-        <w:t>)</w:t>
-      </w:r>
-    </w:p>
-    <w:p>
-      <w:pPr>
-        <w:shd w:val="clear" w:color="auto" w:fill="FFFFFF"/>
-        <w:spacing w:after="100" w:afterAutospacing="1" w:line="240" w:lineRule="auto"/>
+        <w:t xml:space="preserve"> </w:t>
+      </w:r>
+      <w:proofErr w:type="spellStart"/>
+      <w:r>
         <w:rPr>
           <w:rFonts w:ascii="Arial" w:eastAsia="Times New Roman" w:hAnsi="Arial" w:cs="Arial"/>
           <w:color w:val="212529"/>
@@ -1406,7 +1596,9 @@
           <w:szCs w:val="26"/>
           <w:lang w:val="en-US"/>
         </w:rPr>
-      </w:pPr>
+        <w:t>mosiacs</w:t>
+      </w:r>
+      <w:proofErr w:type="spellEnd"/>
       <w:r>
         <w:rPr>
           <w:rFonts w:ascii="Arial" w:eastAsia="Times New Roman" w:hAnsi="Arial" w:cs="Arial"/>
@@ -1415,13 +1607,10 @@
           <w:szCs w:val="26"/>
           <w:lang w:val="en-US"/>
         </w:rPr>
-        <w:t>I could easily continue with the challenges but I felt it would be pointless because I would be going through them for the sake of completing the book, not for the sake of learning, so I stopped so I my mine could "soak" some of the new knowledge in "its background".</w:t>
-      </w:r>
-    </w:p>
-    <w:p>
-      <w:pPr>
-        <w:shd w:val="clear" w:color="auto" w:fill="FFFFFF"/>
-        <w:spacing w:after="100" w:afterAutospacing="1" w:line="240" w:lineRule="auto"/>
+        <w:t>, which were fun to draw. </w:t>
+      </w:r>
+      <w:proofErr w:type="gramStart"/>
+      <w:r>
         <w:rPr>
           <w:rFonts w:ascii="Arial" w:eastAsia="Times New Roman" w:hAnsi="Arial" w:cs="Arial"/>
           <w:color w:val="212529"/>
@@ -1429,7 +1618,9 @@
           <w:szCs w:val="26"/>
           <w:lang w:val="en-US"/>
         </w:rPr>
-      </w:pPr>
+        <w:t>Also</w:t>
+      </w:r>
+      <w:proofErr w:type="gramEnd"/>
       <w:r>
         <w:rPr>
           <w:rFonts w:ascii="Arial" w:eastAsia="Times New Roman" w:hAnsi="Arial" w:cs="Arial"/>
@@ -1438,13 +1629,10 @@
           <w:szCs w:val="26"/>
           <w:lang w:val="en-US"/>
         </w:rPr>
-        <w:t>I finished at about 12pm mid-day. For the rest of the day I was trying to figure out what to code. I knew I wanted to create a CV website eventually so I decided to give it a go.</w:t>
-      </w:r>
-    </w:p>
-    <w:p>
-      <w:pPr>
-        <w:shd w:val="clear" w:color="auto" w:fill="FFFFFF"/>
-        <w:spacing w:after="100" w:afterAutospacing="1" w:line="240" w:lineRule="auto"/>
+        <w:t xml:space="preserve"> before I had never heard of the turtle package, so I guess I already got my money's worth from the book (</w:t>
+      </w:r>
+      <w:proofErr w:type="spellStart"/>
+      <w:r>
         <w:rPr>
           <w:rFonts w:ascii="Arial" w:eastAsia="Times New Roman" w:hAnsi="Arial" w:cs="Arial"/>
           <w:color w:val="212529"/>
@@ -1452,7 +1640,9 @@
           <w:szCs w:val="26"/>
           <w:lang w:val="en-US"/>
         </w:rPr>
-      </w:pPr>
+        <w:t>xaxa</w:t>
+      </w:r>
+      <w:proofErr w:type="spellEnd"/>
       <w:r>
         <w:rPr>
           <w:rFonts w:ascii="Arial" w:eastAsia="Times New Roman" w:hAnsi="Arial" w:cs="Arial"/>
@@ -1461,7 +1651,7 @@
           <w:szCs w:val="26"/>
           <w:lang w:val="en-US"/>
         </w:rPr>
-        <w:t>I used Django because I knew that it comes with an amazing admin page which allows easy content management (thanks Shaun Royal).</w:t>
+        <w:t>)</w:t>
       </w:r>
     </w:p>
     <w:p>
@@ -1484,53 +1674,7 @@
           <w:szCs w:val="26"/>
           <w:lang w:val="en-US"/>
         </w:rPr>
-        <w:t> </w:t>
-      </w:r>
-    </w:p>
-    <w:p>
-      <w:pPr>
-        <w:shd w:val="clear" w:color="auto" w:fill="FFFFFF"/>
-        <w:spacing w:after="100" w:afterAutospacing="1" w:line="240" w:lineRule="auto"/>
-        <w:outlineLvl w:val="3"/>
-        <w:rPr>
-          <w:rFonts w:ascii="Arial" w:eastAsia="Times New Roman" w:hAnsi="Arial" w:cs="Arial"/>
-          <w:color w:val="212529"/>
-          <w:sz w:val="24"/>
-          <w:szCs w:val="24"/>
-          <w:lang w:val="en-US"/>
-        </w:rPr>
-      </w:pPr>
-      <w:r>
-        <w:rPr>
-          <w:rFonts w:ascii="Arial" w:eastAsia="Times New Roman" w:hAnsi="Arial" w:cs="Arial"/>
-          <w:color w:val="212529"/>
-          <w:sz w:val="24"/>
-          <w:szCs w:val="24"/>
-          <w:lang w:val="en-US"/>
-        </w:rPr>
-        <w:t xml:space="preserve">2) I went on this website </w:t>
-      </w:r>
-      <w:proofErr w:type="spellStart"/>
-      <w:r>
-        <w:rPr>
-          <w:rFonts w:ascii="Arial" w:eastAsia="Times New Roman" w:hAnsi="Arial" w:cs="Arial"/>
-          <w:color w:val="212529"/>
-          <w:sz w:val="24"/>
-          <w:szCs w:val="24"/>
-          <w:lang w:val="en-US"/>
-        </w:rPr>
-        <w:t>djangocentral</w:t>
-      </w:r>
-      <w:proofErr w:type="spellEnd"/>
-      <w:r>
-        <w:rPr>
-          <w:rFonts w:ascii="Arial" w:eastAsia="Times New Roman" w:hAnsi="Arial" w:cs="Arial"/>
-          <w:color w:val="212529"/>
-          <w:sz w:val="24"/>
-          <w:szCs w:val="24"/>
-          <w:lang w:val="en-US"/>
-        </w:rPr>
-        <w:t xml:space="preserve"> which has an amazingly easy tutorial on how to create your blog page with Django.</w:t>
+        <w:t>I could easily continue with the challenges but I felt it would be pointless because I would be going through them for the sake of completing the book, not for the sake of learning, so I stopped so I my mine could "soak" some of the new knowledge in "its background".</w:t>
       </w:r>
     </w:p>
     <w:p>
@@ -1553,13 +1697,10 @@
           <w:szCs w:val="26"/>
           <w:lang w:val="en-US"/>
         </w:rPr>
-        <w:t>Followed it and ended up with an blog page which was ready for me to update as I wish.</w:t>
-      </w:r>
-    </w:p>
-    <w:p>
-      <w:pPr>
-        <w:shd w:val="clear" w:color="auto" w:fill="FFFFFF"/>
-        <w:spacing w:after="100" w:afterAutospacing="1" w:line="240" w:lineRule="auto"/>
+        <w:t xml:space="preserve">I finished at about 12pm mid-day. For the rest of the day I was trying to figure out what to code. I knew I wanted to create a CV website </w:t>
+      </w:r>
+      <w:proofErr w:type="gramStart"/>
+      <w:r>
         <w:rPr>
           <w:rFonts w:ascii="Arial" w:eastAsia="Times New Roman" w:hAnsi="Arial" w:cs="Arial"/>
           <w:color w:val="212529"/>
@@ -1567,7 +1708,9 @@
           <w:szCs w:val="26"/>
           <w:lang w:val="en-US"/>
         </w:rPr>
-      </w:pPr>
+        <w:t>eventually</w:t>
+      </w:r>
+      <w:proofErr w:type="gramEnd"/>
       <w:r>
         <w:rPr>
           <w:rFonts w:ascii="Arial" w:eastAsia="Times New Roman" w:hAnsi="Arial" w:cs="Arial"/>
@@ -1576,7 +1719,7 @@
           <w:szCs w:val="26"/>
           <w:lang w:val="en-US"/>
         </w:rPr>
-        <w:t>Things I did to improve it:</w:t>
+        <w:t xml:space="preserve"> so I decided to give it a go.</w:t>
       </w:r>
     </w:p>
     <w:p>
@@ -1599,7 +1742,7 @@
           <w:szCs w:val="26"/>
           <w:lang w:val="en-US"/>
         </w:rPr>
-        <w:t> - added links to my GitHub repos, LinkedIn and a download link for my CV.</w:t>
+        <w:t>I used Django because I knew that it comes with an amazing admin page which allows easy content management (thanks Shaun Royal).</w:t>
       </w:r>
     </w:p>
     <w:p>
@@ -1622,7 +1765,53 @@
           <w:szCs w:val="26"/>
           <w:lang w:val="en-US"/>
         </w:rPr>
-        <w:t> - found a great picture for the header</w:t>
+        <w:t> </w:t>
+      </w:r>
+    </w:p>
+    <w:p>
+      <w:pPr>
+        <w:shd w:val="clear" w:color="auto" w:fill="FFFFFF"/>
+        <w:spacing w:after="100" w:afterAutospacing="1" w:line="240" w:lineRule="auto"/>
+        <w:outlineLvl w:val="3"/>
+        <w:rPr>
+          <w:rFonts w:ascii="Arial" w:eastAsia="Times New Roman" w:hAnsi="Arial" w:cs="Arial"/>
+          <w:color w:val="212529"/>
+          <w:sz w:val="24"/>
+          <w:szCs w:val="24"/>
+          <w:lang w:val="en-US"/>
+        </w:rPr>
+      </w:pPr>
+      <w:r>
+        <w:rPr>
+          <w:rFonts w:ascii="Arial" w:eastAsia="Times New Roman" w:hAnsi="Arial" w:cs="Arial"/>
+          <w:color w:val="212529"/>
+          <w:sz w:val="24"/>
+          <w:szCs w:val="24"/>
+          <w:lang w:val="en-US"/>
+        </w:rPr>
+        <w:t xml:space="preserve">2) I went on this website </w:t>
+      </w:r>
+      <w:proofErr w:type="spellStart"/>
+      <w:r>
+        <w:rPr>
+          <w:rFonts w:ascii="Arial" w:eastAsia="Times New Roman" w:hAnsi="Arial" w:cs="Arial"/>
+          <w:color w:val="212529"/>
+          <w:sz w:val="24"/>
+          <w:szCs w:val="24"/>
+          <w:lang w:val="en-US"/>
+        </w:rPr>
+        <w:t>djangocentral</w:t>
+      </w:r>
+      <w:proofErr w:type="spellEnd"/>
+      <w:r>
+        <w:rPr>
+          <w:rFonts w:ascii="Arial" w:eastAsia="Times New Roman" w:hAnsi="Arial" w:cs="Arial"/>
+          <w:color w:val="212529"/>
+          <w:sz w:val="24"/>
+          <w:szCs w:val="24"/>
+          <w:lang w:val="en-US"/>
+        </w:rPr>
+        <w:t xml:space="preserve"> which has an amazingly easy tutorial on how to create your blog page with Django.</w:t>
       </w:r>
     </w:p>
     <w:p>
@@ -1645,9 +1834,9 @@
           <w:szCs w:val="26"/>
           <w:lang w:val="en-US"/>
         </w:rPr>
-        <w:t xml:space="preserve"> - added a small about me card I spent probably 1-2 hours trying to figure out how do the static files work in Django because it is not as straight-forward as if it was HTML. I did not find success and ended up pushing images to my GitHub repo and getting the links for the images from there. I WILL find out how to use the </w:t>
-      </w:r>
-      <w:proofErr w:type="spellStart"/>
+        <w:t xml:space="preserve">Followed it and ended up with </w:t>
+      </w:r>
+      <w:proofErr w:type="gramStart"/>
       <w:r>
         <w:rPr>
           <w:rFonts w:ascii="Arial" w:eastAsia="Times New Roman" w:hAnsi="Arial" w:cs="Arial"/>
@@ -1656,9 +1845,9 @@
           <w:szCs w:val="26"/>
           <w:lang w:val="en-US"/>
         </w:rPr>
-        <w:t>django</w:t>
-      </w:r>
-      <w:proofErr w:type="spellEnd"/>
+        <w:t>an</w:t>
+      </w:r>
+      <w:proofErr w:type="gramEnd"/>
       <w:r>
         <w:rPr>
           <w:rFonts w:ascii="Arial" w:eastAsia="Times New Roman" w:hAnsi="Arial" w:cs="Arial"/>
@@ -1667,7 +1856,7 @@
           <w:szCs w:val="26"/>
           <w:lang w:val="en-US"/>
         </w:rPr>
-        <w:t xml:space="preserve"> static files folder.</w:t>
+        <w:t xml:space="preserve"> blog page which was ready for me to update as I wish.</w:t>
       </w:r>
     </w:p>
     <w:p>
@@ -1690,7 +1879,7 @@
           <w:szCs w:val="26"/>
           <w:lang w:val="en-US"/>
         </w:rPr>
-        <w:t>Work to be done and ideas I cannot finish now because I am sleepy:</w:t>
+        <w:t>Things I did to improve it:</w:t>
       </w:r>
     </w:p>
     <w:p>
@@ -1713,8 +1902,7 @@
           <w:szCs w:val="26"/>
           <w:lang w:val="en-US"/>
         </w:rPr>
-        <w:lastRenderedPageBreak/>
-        <w:t> - create pages for my CV content</w:t>
+        <w:t> - added links to my GitHub repos, LinkedIn and a download link for my CV.</w:t>
       </w:r>
     </w:p>
     <w:p>
@@ -1737,10 +1925,13 @@
           <w:szCs w:val="26"/>
           <w:lang w:val="en-US"/>
         </w:rPr>
-        <w:t xml:space="preserve"> - integrating </w:t>
-      </w:r>
-      <w:proofErr w:type="spellStart"/>
-      <w:r>
+        <w:t> - found a great picture for the header</w:t>
+      </w:r>
+    </w:p>
+    <w:p>
+      <w:pPr>
+        <w:shd w:val="clear" w:color="auto" w:fill="FFFFFF"/>
+        <w:spacing w:after="100" w:afterAutospacing="1" w:line="240" w:lineRule="auto"/>
         <w:rPr>
           <w:rFonts w:ascii="Arial" w:eastAsia="Times New Roman" w:hAnsi="Arial" w:cs="Arial"/>
           <w:color w:val="212529"/>
@@ -1748,9 +1939,7 @@
           <w:szCs w:val="26"/>
           <w:lang w:val="en-US"/>
         </w:rPr>
-        <w:t>summernote</w:t>
-      </w:r>
-      <w:proofErr w:type="spellEnd"/>
+      </w:pPr>
       <w:r>
         <w:rPr>
           <w:rFonts w:ascii="Arial" w:eastAsia="Times New Roman" w:hAnsi="Arial" w:cs="Arial"/>
@@ -1759,13 +1948,10 @@
           <w:szCs w:val="26"/>
           <w:lang w:val="en-US"/>
         </w:rPr>
-        <w:t xml:space="preserve"> WYSIWYG editor so that those blog posts look way better than just plain text</w:t>
-      </w:r>
-    </w:p>
-    <w:p>
-      <w:pPr>
-        <w:shd w:val="clear" w:color="auto" w:fill="FFFFFF"/>
-        <w:spacing w:after="100" w:afterAutospacing="1" w:line="240" w:lineRule="auto"/>
+        <w:t xml:space="preserve"> - added a small about me card I spent probably 1-2 hours trying to figure out how do the static files work in Django because it is not as straight-forward as if it was HTML. I did not find success and ended up pushing images to my GitHub repo and getting the links for the images from there. I WILL find out how to use the </w:t>
+      </w:r>
+      <w:proofErr w:type="spellStart"/>
+      <w:r>
         <w:rPr>
           <w:rFonts w:ascii="Arial" w:eastAsia="Times New Roman" w:hAnsi="Arial" w:cs="Arial"/>
           <w:color w:val="212529"/>
@@ -1773,7 +1959,9 @@
           <w:szCs w:val="26"/>
           <w:lang w:val="en-US"/>
         </w:rPr>
-      </w:pPr>
+        <w:t>django</w:t>
+      </w:r>
+      <w:proofErr w:type="spellEnd"/>
       <w:r>
         <w:rPr>
           <w:rFonts w:ascii="Arial" w:eastAsia="Times New Roman" w:hAnsi="Arial" w:cs="Arial"/>
@@ -1782,7 +1970,7 @@
           <w:szCs w:val="26"/>
           <w:lang w:val="en-US"/>
         </w:rPr>
-        <w:t> - adjust the header</w:t>
+        <w:t xml:space="preserve"> static files folder.</w:t>
       </w:r>
     </w:p>
     <w:p>
@@ -1805,7 +1993,7 @@
           <w:szCs w:val="26"/>
           <w:lang w:val="en-US"/>
         </w:rPr>
-        <w:t> - atm a good idea is to have half of the header with the picture I found and the other half to be a code block with Python greeting and a "fun" JS line on the right half.</w:t>
+        <w:t>Work to be done and ideas I cannot finish now because I am sleepy:</w:t>
       </w:r>
     </w:p>
     <w:p>
@@ -1828,7 +2016,144 @@
           <w:szCs w:val="26"/>
           <w:lang w:val="en-US"/>
         </w:rPr>
-        <w:t>I will need to figure out how to do the right half because I want it to appear nicely with some CSS which I need to write and also add syntax highlighting.</w:t>
+        <w:lastRenderedPageBreak/>
+        <w:t> - create pages for my CV content</w:t>
+      </w:r>
+    </w:p>
+    <w:p>
+      <w:pPr>
+        <w:shd w:val="clear" w:color="auto" w:fill="FFFFFF"/>
+        <w:spacing w:after="100" w:afterAutospacing="1" w:line="240" w:lineRule="auto"/>
+        <w:rPr>
+          <w:rFonts w:ascii="Arial" w:eastAsia="Times New Roman" w:hAnsi="Arial" w:cs="Arial"/>
+          <w:color w:val="212529"/>
+          <w:sz w:val="26"/>
+          <w:szCs w:val="26"/>
+          <w:lang w:val="en-US"/>
+        </w:rPr>
+      </w:pPr>
+      <w:r>
+        <w:rPr>
+          <w:rFonts w:ascii="Arial" w:eastAsia="Times New Roman" w:hAnsi="Arial" w:cs="Arial"/>
+          <w:color w:val="212529"/>
+          <w:sz w:val="26"/>
+          <w:szCs w:val="26"/>
+          <w:lang w:val="en-US"/>
+        </w:rPr>
+        <w:t xml:space="preserve"> - integrating </w:t>
+      </w:r>
+      <w:proofErr w:type="spellStart"/>
+      <w:r>
+        <w:rPr>
+          <w:rFonts w:ascii="Arial" w:eastAsia="Times New Roman" w:hAnsi="Arial" w:cs="Arial"/>
+          <w:color w:val="212529"/>
+          <w:sz w:val="26"/>
+          <w:szCs w:val="26"/>
+          <w:lang w:val="en-US"/>
+        </w:rPr>
+        <w:t>summernote</w:t>
+      </w:r>
+      <w:proofErr w:type="spellEnd"/>
+      <w:r>
+        <w:rPr>
+          <w:rFonts w:ascii="Arial" w:eastAsia="Times New Roman" w:hAnsi="Arial" w:cs="Arial"/>
+          <w:color w:val="212529"/>
+          <w:sz w:val="26"/>
+          <w:szCs w:val="26"/>
+          <w:lang w:val="en-US"/>
+        </w:rPr>
+        <w:t xml:space="preserve"> WYSIWYG editor so that those blog posts look way better than just plain text</w:t>
+      </w:r>
+    </w:p>
+    <w:p>
+      <w:pPr>
+        <w:shd w:val="clear" w:color="auto" w:fill="FFFFFF"/>
+        <w:spacing w:after="100" w:afterAutospacing="1" w:line="240" w:lineRule="auto"/>
+        <w:rPr>
+          <w:rFonts w:ascii="Arial" w:eastAsia="Times New Roman" w:hAnsi="Arial" w:cs="Arial"/>
+          <w:color w:val="212529"/>
+          <w:sz w:val="26"/>
+          <w:szCs w:val="26"/>
+          <w:lang w:val="en-US"/>
+        </w:rPr>
+      </w:pPr>
+      <w:r>
+        <w:rPr>
+          <w:rFonts w:ascii="Arial" w:eastAsia="Times New Roman" w:hAnsi="Arial" w:cs="Arial"/>
+          <w:color w:val="212529"/>
+          <w:sz w:val="26"/>
+          <w:szCs w:val="26"/>
+          <w:lang w:val="en-US"/>
+        </w:rPr>
+        <w:t> - adjust the header</w:t>
+      </w:r>
+    </w:p>
+    <w:p>
+      <w:pPr>
+        <w:shd w:val="clear" w:color="auto" w:fill="FFFFFF"/>
+        <w:spacing w:after="100" w:afterAutospacing="1" w:line="240" w:lineRule="auto"/>
+        <w:rPr>
+          <w:rFonts w:ascii="Arial" w:eastAsia="Times New Roman" w:hAnsi="Arial" w:cs="Arial"/>
+          <w:color w:val="212529"/>
+          <w:sz w:val="26"/>
+          <w:szCs w:val="26"/>
+          <w:lang w:val="en-US"/>
+        </w:rPr>
+      </w:pPr>
+      <w:r>
+        <w:rPr>
+          <w:rFonts w:ascii="Arial" w:eastAsia="Times New Roman" w:hAnsi="Arial" w:cs="Arial"/>
+          <w:color w:val="212529"/>
+          <w:sz w:val="26"/>
+          <w:szCs w:val="26"/>
+          <w:lang w:val="en-US"/>
+        </w:rPr>
+        <w:t> - atm a good idea is to have half of the header with the picture I found and the other half to be a code block with Python greeting and a "fun" JS line on the right half.</w:t>
+      </w:r>
+    </w:p>
+    <w:p>
+      <w:pPr>
+        <w:shd w:val="clear" w:color="auto" w:fill="FFFFFF"/>
+        <w:spacing w:after="100" w:afterAutospacing="1" w:line="240" w:lineRule="auto"/>
+        <w:rPr>
+          <w:rFonts w:ascii="Arial" w:eastAsia="Times New Roman" w:hAnsi="Arial" w:cs="Arial"/>
+          <w:color w:val="212529"/>
+          <w:sz w:val="26"/>
+          <w:szCs w:val="26"/>
+          <w:lang w:val="en-US"/>
+        </w:rPr>
+      </w:pPr>
+      <w:r>
+        <w:rPr>
+          <w:rFonts w:ascii="Arial" w:eastAsia="Times New Roman" w:hAnsi="Arial" w:cs="Arial"/>
+          <w:color w:val="212529"/>
+          <w:sz w:val="26"/>
+          <w:szCs w:val="26"/>
+          <w:lang w:val="en-US"/>
+        </w:rPr>
+        <w:t xml:space="preserve">I will need to figure out how to do the right half because I want it to appear nicely with some CSS which I need to write </w:t>
+      </w:r>
+      <w:proofErr w:type="gramStart"/>
+      <w:r>
+        <w:rPr>
+          <w:rFonts w:ascii="Arial" w:eastAsia="Times New Roman" w:hAnsi="Arial" w:cs="Arial"/>
+          <w:color w:val="212529"/>
+          <w:sz w:val="26"/>
+          <w:szCs w:val="26"/>
+          <w:lang w:val="en-US"/>
+        </w:rPr>
+        <w:t>and also</w:t>
+      </w:r>
+      <w:proofErr w:type="gramEnd"/>
+      <w:r>
+        <w:rPr>
+          <w:rFonts w:ascii="Arial" w:eastAsia="Times New Roman" w:hAnsi="Arial" w:cs="Arial"/>
+          <w:color w:val="212529"/>
+          <w:sz w:val="26"/>
+          <w:szCs w:val="26"/>
+          <w:lang w:val="en-US"/>
+        </w:rPr>
+        <w:t xml:space="preserve"> add syntax highlighting.</w:t>
       </w:r>
     </w:p>
     <w:p>
@@ -2203,7 +2528,15 @@
       </w:r>
       <w:proofErr w:type="spellEnd"/>
       <w:r>
-        <w:t xml:space="preserve"> numerous time because of the structure of my project. At the beginning I did not know where or how to find errors and fix them, I just saw "Build failed" and tried things on my own, that was until I installed Heroku's CLI and read the errors (not so detailed but still gave useful information). I was fixing some bugs by myself, other required the use of </w:t>
+        <w:t xml:space="preserve"> numerous </w:t>
+      </w:r>
+      <w:proofErr w:type="gramStart"/>
+      <w:r>
+        <w:t>time</w:t>
+      </w:r>
+      <w:proofErr w:type="gramEnd"/>
+      <w:r>
+        <w:t xml:space="preserve"> because of the structure of my project. At the beginning I did not know where or how to find errors and fix them, I just saw "Build failed" and tried things on my own, that was until I installed Heroku's CLI and read the errors (not so detailed but still gave useful information). I was fixing some bugs by myself, other required the use of </w:t>
       </w:r>
       <w:proofErr w:type="spellStart"/>
       <w:r>
@@ -2211,7 +2544,15 @@
       </w:r>
       <w:proofErr w:type="spellEnd"/>
       <w:r>
-        <w:t xml:space="preserve"> and Heroku/Django documentations. There was one bug which I could not fix and it wasted an hour of my time before a person on </w:t>
+        <w:t xml:space="preserve"> and Heroku/Django documentations. There was one bug which I could not </w:t>
+      </w:r>
+      <w:proofErr w:type="gramStart"/>
+      <w:r>
+        <w:t>fix</w:t>
+      </w:r>
+      <w:proofErr w:type="gramEnd"/>
+      <w:r>
+        <w:t xml:space="preserve"> and it wasted an hour of my time before a person on </w:t>
       </w:r>
       <w:proofErr w:type="spellStart"/>
       <w:r>
@@ -2316,7 +2657,15 @@
         <w:pStyle w:val="NormalWeb"/>
       </w:pPr>
       <w:r>
-        <w:t xml:space="preserve">After struggling for a good hour I managed to change my app from sqlite3 to </w:t>
+        <w:t xml:space="preserve">After struggling for a good </w:t>
+      </w:r>
+      <w:proofErr w:type="gramStart"/>
+      <w:r>
+        <w:t>hour</w:t>
+      </w:r>
+      <w:proofErr w:type="gramEnd"/>
+      <w:r>
+        <w:t xml:space="preserve"> I managed to change my app from sqlite3 to </w:t>
       </w:r>
       <w:proofErr w:type="spellStart"/>
       <w:r>
@@ -2337,7 +2686,15 @@
         <w:pStyle w:val="NormalWeb"/>
       </w:pPr>
       <w:r>
-        <w:t xml:space="preserve">I pushed the change to master, hoping that afterwards the Heroku build would succeed(which it did) and I would see my blog hosted from </w:t>
+        <w:t xml:space="preserve">I pushed the change to master, hoping that afterwards the Heroku build would </w:t>
+      </w:r>
+      <w:proofErr w:type="gramStart"/>
+      <w:r>
+        <w:t>succeed(</w:t>
+      </w:r>
+      <w:proofErr w:type="gramEnd"/>
+      <w:r>
+        <w:t xml:space="preserve">which it did) and I would see my blog hosted from </w:t>
       </w:r>
       <w:proofErr w:type="spellStart"/>
       <w:r>
@@ -2540,7 +2897,23 @@
     <w:p/>
     <w:p>
       <w:r>
-        <w:t xml:space="preserve">Started to build basic knowledge about Kubernetes and Docker, Learning DevOps basics is definitely different from learning a programming language basics. Also really happy to write a generator for </w:t>
+        <w:t xml:space="preserve">Started to build basic knowledge about Kubernetes and Docker, Learning DevOps basics is </w:t>
+      </w:r>
+      <w:proofErr w:type="gramStart"/>
+      <w:r>
+        <w:t>definitely different</w:t>
+      </w:r>
+      <w:proofErr w:type="gramEnd"/>
+      <w:r>
+        <w:t xml:space="preserve"> from learning a programming language basics. </w:t>
+      </w:r>
+      <w:proofErr w:type="gramStart"/>
+      <w:r>
+        <w:t>Also</w:t>
+      </w:r>
+      <w:proofErr w:type="gramEnd"/>
+      <w:r>
+        <w:t xml:space="preserve"> really happy to write a generator for </w:t>
       </w:r>
       <w:proofErr w:type="spellStart"/>
       <w:r>
@@ -2623,8 +2996,13 @@
         <w:pStyle w:val="Heading3"/>
       </w:pPr>
       <w:r>
-        <w:t>First: why did I want to learn more about Kubernetes, app deployment and CI ?</w:t>
-      </w:r>
+        <w:t xml:space="preserve">First: why did I want to learn more about Kubernetes, app deployment and </w:t>
+      </w:r>
+      <w:proofErr w:type="gramStart"/>
+      <w:r>
+        <w:t>CI ?</w:t>
+      </w:r>
+      <w:proofErr w:type="gramEnd"/>
     </w:p>
     <w:p>
       <w:pPr>
@@ -2639,7 +3017,23 @@
       </w:r>
       <w:proofErr w:type="spellEnd"/>
       <w:r>
-        <w:t xml:space="preserve"> and Kubernetes. I never knew what they were for and when I think about it I never asked (which I guess is kind of my fault as well). I did not know anything about Jenkins and Kubernetes until towards the middle of December when I was given a task to fix some errors that were appearing in Jenkins when trying to run our app on Jenkins. When I was being given the task and told where to look for bugs I was exposed to terms like "docker", "images", "CI" and "CD". I was thrown into the ocean(which is good for me), but it was not that deep because I just had to fix bugs, not improve something. </w:t>
+        <w:t xml:space="preserve"> and Kubernetes. I never knew what they were for and when I think about </w:t>
+      </w:r>
+      <w:proofErr w:type="gramStart"/>
+      <w:r>
+        <w:t>it</w:t>
+      </w:r>
+      <w:proofErr w:type="gramEnd"/>
+      <w:r>
+        <w:t xml:space="preserve"> I never asked (which I guess is kind of my fault as well). I did not know anything about Jenkins and Kubernetes until towards the middle of December when I was given a task to fix some errors that were appearing in Jenkins when trying to run our app on Jenkins. When I was being given the task and told where to look for bugs I was exposed to terms like "docker", "images", "CI" and "CD". I was thrown into the </w:t>
+      </w:r>
+      <w:proofErr w:type="gramStart"/>
+      <w:r>
+        <w:t>ocean(</w:t>
+      </w:r>
+      <w:proofErr w:type="gramEnd"/>
+      <w:r>
+        <w:t>which is good for me), but it was not that deep because I just had to fix bugs, not improve something. </w:t>
       </w:r>
     </w:p>
     <w:p>
@@ -2673,8 +3067,13 @@
         <w:pStyle w:val="Heading3"/>
       </w:pPr>
       <w:r>
-        <w:t>Second: what I learned about Kubernetes, Jenkins, Docker and DevOps overall ?</w:t>
-      </w:r>
+        <w:t xml:space="preserve">Second: what I learned about Kubernetes, Jenkins, Docker and DevOps </w:t>
+      </w:r>
+      <w:proofErr w:type="gramStart"/>
+      <w:r>
+        <w:t>overall ?</w:t>
+      </w:r>
+      <w:proofErr w:type="gramEnd"/>
     </w:p>
     <w:p>
       <w:pPr>
@@ -2786,7 +3185,15 @@
         </w:drawing>
       </w:r>
       <w:r>
-        <w:t>). But I guess intro to programming languages are easy for me now because I have been coding for 6 months (not a lot of time, but still have more than basic knowledge on programming). Maybe those intro to DevOps courses will be </w:t>
+        <w:t xml:space="preserve">). But I guess intro to programming languages are easy for me now because I have been coding for 6 months (not a lot of time, but still have more than basic knowledge on programming). Maybe </w:t>
+      </w:r>
+      <w:proofErr w:type="gramStart"/>
+      <w:r>
+        <w:t>those intro</w:t>
+      </w:r>
+      <w:proofErr w:type="gramEnd"/>
+      <w:r>
+        <w:t xml:space="preserve"> to DevOps courses will be </w:t>
       </w:r>
       <w:r>
         <w:rPr>
@@ -2803,7 +3210,15 @@
         <w:pStyle w:val="NormalWeb"/>
       </w:pPr>
       <w:r>
-        <w:t>I am excited to go back to work and see what next I can do to help with CI and learn by practice about Kubernetes and Jenkins. </w:t>
+        <w:t xml:space="preserve">I am excited to go back to work and see what </w:t>
+      </w:r>
+      <w:proofErr w:type="gramStart"/>
+      <w:r>
+        <w:t>next</w:t>
+      </w:r>
+      <w:proofErr w:type="gramEnd"/>
+      <w:r>
+        <w:t xml:space="preserve"> I can do to help with CI and learn by practice about Kubernetes and Jenkins. </w:t>
       </w:r>
     </w:p>
     <w:p>
@@ -3174,7 +3589,15 @@
       </w:pPr>
       <w:r>
         <w:lastRenderedPageBreak/>
-        <w:t>Until today, all the React apps I have built are simple SPAs and I wanted to learn more about web development with React - using the router, connecting to a database and running queries with some kind of an API. </w:t>
+        <w:t xml:space="preserve">Until today, all the React apps I have built are simple SPAs and I wanted to learn more about web development with React - using the router, connecting to a database and running queries with </w:t>
+      </w:r>
+      <w:proofErr w:type="gramStart"/>
+      <w:r>
+        <w:t>some kind of an</w:t>
+      </w:r>
+      <w:proofErr w:type="gramEnd"/>
+      <w:r>
+        <w:t xml:space="preserve"> API. </w:t>
       </w:r>
     </w:p>
     <w:p>
@@ -3363,7 +3786,15 @@
         <w:pStyle w:val="NormalWeb"/>
       </w:pPr>
       <w:r>
-        <w:t xml:space="preserve">The React refresher is 1 hour long and I could easily skip it because I know React basics, but I decided to go over it, just in case something new came along. And boy was there something </w:t>
+        <w:t xml:space="preserve">The React refresher is 1 hour </w:t>
+      </w:r>
+      <w:proofErr w:type="gramStart"/>
+      <w:r>
+        <w:t>long</w:t>
+      </w:r>
+      <w:proofErr w:type="gramEnd"/>
+      <w:r>
+        <w:t xml:space="preserve"> and I could easily skip it because I know React basics, but I decided to go over it, just in case something new came along. And boy was there something </w:t>
       </w:r>
       <w:r>
         <w:lastRenderedPageBreak/>
@@ -3375,7 +3806,15 @@
       </w:r>
       <w:proofErr w:type="spellEnd"/>
       <w:r>
-        <w:t xml:space="preserve">" hook, but no knowledge on others. It is amazing how class based components are slowly being replaced by functional components (also many </w:t>
+        <w:t xml:space="preserve">" hook, but no knowledge on others. It is amazing how </w:t>
+      </w:r>
+      <w:proofErr w:type="gramStart"/>
+      <w:r>
+        <w:t>class based</w:t>
+      </w:r>
+      <w:proofErr w:type="gramEnd"/>
+      <w:r>
+        <w:t xml:space="preserve"> components are slowly being replaced by functional components (also many </w:t>
       </w:r>
       <w:proofErr w:type="spellStart"/>
       <w:r>
@@ -3596,7 +4035,15 @@
         <w:pStyle w:val="NormalWeb"/>
       </w:pPr>
       <w:r>
-        <w:t>Today (7th of Jan) was actually my Name day. For those who are not familiar with Bulgarian culture, if you are Bulgarian and have a Slavic name, chances are - you have a Name day. </w:t>
+        <w:t xml:space="preserve">Today (7th of Jan) was </w:t>
+      </w:r>
+      <w:proofErr w:type="gramStart"/>
+      <w:r>
+        <w:t>actually my</w:t>
+      </w:r>
+      <w:proofErr w:type="gramEnd"/>
+      <w:r>
+        <w:t xml:space="preserve"> Name day. For those who are not familiar with Bulgarian culture, if you are Bulgarian and have a Slavic name, chances are - you have a Name day. </w:t>
       </w:r>
     </w:p>
     <w:p>
@@ -3636,7 +4083,15 @@
         <w:pStyle w:val="NormalWeb"/>
       </w:pPr>
       <w:r>
-        <w:t> - using React hooks for state management (I have read that they can replace Redux, but have not seen it "in action").</w:t>
+        <w:t xml:space="preserve"> - using React hooks for state management (I have read that they can replace </w:t>
+      </w:r>
+      <w:proofErr w:type="gramStart"/>
+      <w:r>
+        <w:t>Redux, but</w:t>
+      </w:r>
+      <w:proofErr w:type="gramEnd"/>
+      <w:r>
+        <w:t xml:space="preserve"> have not seen it "in action").</w:t>
       </w:r>
     </w:p>
     <w:p>
@@ -3702,7 +4157,15 @@
         <w:pStyle w:val="NormalWeb"/>
       </w:pPr>
       <w:r>
-        <w:t xml:space="preserve">Also, today when I looked into the blog from my friends' phones, the picture in the header was not loading, which is quite strange, because they were using Google Chrome as well. I guess it might be because I am not using the static files method that Django provides. But as I am writing this I </w:t>
+        <w:t xml:space="preserve">Also, today when I </w:t>
+      </w:r>
+      <w:proofErr w:type="gramStart"/>
+      <w:r>
+        <w:t>looked into</w:t>
+      </w:r>
+      <w:proofErr w:type="gramEnd"/>
+      <w:r>
+        <w:t xml:space="preserve"> the blog from my friends' phones, the picture in the header was not loading, which is quite strange, because they were using Google Chrome as well. I guess it might be because I am not using the static files method that Django provides. But as I am writing this I </w:t>
       </w:r>
       <w:proofErr w:type="spellStart"/>
       <w:r>
@@ -3775,7 +4238,15 @@
         <w:t>Summary:</w:t>
       </w:r>
       <w:r>
-        <w:t xml:space="preserve"> Day 7 of 100. Not much coding today because of events happening at home. Spent only 2-3 hours to learn more about Node and Express which so far seem pretty nice.</w:t>
+        <w:t xml:space="preserve"> Day 7 of 100. Not much coding today because of events happening at home. Spent only 2-3 hours to learn more about Node and Express which so far seem </w:t>
+      </w:r>
+      <w:proofErr w:type="gramStart"/>
+      <w:r>
+        <w:t>pretty nice</w:t>
+      </w:r>
+      <w:proofErr w:type="gramEnd"/>
+      <w:r>
+        <w:t>.</w:t>
       </w:r>
     </w:p>
     <w:p>
@@ -3813,7 +4284,15 @@
         <w:t>sudden</w:t>
       </w:r>
       <w:r>
-        <w:t xml:space="preserve"> something in our bath tub broke down and I had to overwatch the workers as I was the only person at home. </w:t>
+        <w:t xml:space="preserve"> something in our </w:t>
+      </w:r>
+      <w:proofErr w:type="gramStart"/>
+      <w:r>
+        <w:t>bath tub</w:t>
+      </w:r>
+      <w:proofErr w:type="gramEnd"/>
+      <w:r>
+        <w:t xml:space="preserve"> broke down and I had to overwatch the workers as I was the only person at home. </w:t>
       </w:r>
     </w:p>
     <w:p>
@@ -3879,9 +4358,14 @@
       <w:pPr>
         <w:pStyle w:val="NormalWeb"/>
       </w:pPr>
+      <w:proofErr w:type="gramStart"/>
       <w:r>
         <w:lastRenderedPageBreak/>
-        <w:t>Hence I was mostly monitoring the workers at home, today I could code for about 2-3 hours and during that time not much happened. </w:t>
+        <w:t>Hence</w:t>
+      </w:r>
+      <w:proofErr w:type="gramEnd"/>
+      <w:r>
+        <w:t xml:space="preserve"> I was mostly monitoring the workers at home, today I could code for about 2-3 hours and during that time not much happened. </w:t>
       </w:r>
     </w:p>
     <w:p>
@@ -3910,13 +4394,29 @@
         <w:pStyle w:val="NormalWeb"/>
       </w:pPr>
       <w:r>
-        <w:t> - also this course wanted me to use Postma</w:t>
+        <w:t xml:space="preserve"> - </w:t>
+      </w:r>
+      <w:proofErr w:type="gramStart"/>
+      <w:r>
+        <w:t>also</w:t>
+      </w:r>
+      <w:proofErr w:type="gramEnd"/>
+      <w:r>
+        <w:t xml:space="preserve"> this course wanted me to use Postma</w:t>
       </w:r>
       <w:r>
         <w:t>n</w:t>
       </w:r>
       <w:r>
-        <w:t xml:space="preserve"> to test the GET and POST requests which was nice. I have used Postman at work to test some requests and also used it for a bit when I was learning about Flask. </w:t>
+        <w:t xml:space="preserve"> to test the GET and POST requests which was nice. I have used Postman at work to test some requests </w:t>
+      </w:r>
+      <w:proofErr w:type="gramStart"/>
+      <w:r>
+        <w:t>and also</w:t>
+      </w:r>
+      <w:proofErr w:type="gramEnd"/>
+      <w:r>
+        <w:t xml:space="preserve"> used it for a bit when I was learning about Flask. </w:t>
       </w:r>
     </w:p>
     <w:p>
@@ -4102,7 +4602,23 @@
         <w:pStyle w:val="NormalWeb"/>
       </w:pPr>
       <w:r>
-        <w:t xml:space="preserve">It definitely seems very clear and straightforward. The time in mid-December when I built some very basic knowledge about APIs (from a Flask tutorial) definitely helps me easily to understand what is happening in the node/express REST API, and </w:t>
+        <w:t xml:space="preserve">It </w:t>
+      </w:r>
+      <w:proofErr w:type="gramStart"/>
+      <w:r>
+        <w:t>definitely seems</w:t>
+      </w:r>
+      <w:proofErr w:type="gramEnd"/>
+      <w:r>
+        <w:t xml:space="preserve"> very clear and straightforward. The time in mid-December when I built some very basic knowledge about APIs (from a Flask tutorial) </w:t>
+      </w:r>
+      <w:proofErr w:type="gramStart"/>
+      <w:r>
+        <w:t>definitely helps</w:t>
+      </w:r>
+      <w:proofErr w:type="gramEnd"/>
+      <w:r>
+        <w:t xml:space="preserve"> me easily to understand what is happening in the node/express REST API, and </w:t>
       </w:r>
       <w:r>
         <w:rPr>
@@ -4175,15 +4691,31 @@
         <w:pStyle w:val="NormalWeb"/>
       </w:pPr>
       <w:r>
-        <w:t> ( - also used Google's API to parse addresses, this is related to the next bit)</w:t>
-      </w:r>
-    </w:p>
-    <w:p>
-      <w:pPr>
-        <w:pStyle w:val="NormalWeb"/>
-      </w:pPr>
-      <w:r>
-        <w:t>One of the major things that I took from this was, definitely understanding when/where/what I am doing in Postman. How to test GET/POST/PATCH/DELETE requests and what info I need to provide and where I need to put it. </w:t>
+        <w:t> </w:t>
+      </w:r>
+      <w:proofErr w:type="gramStart"/>
+      <w:r>
+        <w:t>( -</w:t>
+      </w:r>
+      <w:proofErr w:type="gramEnd"/>
+      <w:r>
+        <w:t xml:space="preserve"> also used Google's API to parse addresses, this is related to the next bit)</w:t>
+      </w:r>
+    </w:p>
+    <w:p>
+      <w:pPr>
+        <w:pStyle w:val="NormalWeb"/>
+      </w:pPr>
+      <w:r>
+        <w:t xml:space="preserve">One of the major things that I took from this was, </w:t>
+      </w:r>
+      <w:proofErr w:type="gramStart"/>
+      <w:r>
+        <w:t>definitely understanding</w:t>
+      </w:r>
+      <w:proofErr w:type="gramEnd"/>
+      <w:r>
+        <w:t xml:space="preserve"> when/where/what I am doing in Postman. How to test GET/POST/PATCH/DELETE requests and what info I need to provide and where I need to put it. </w:t>
       </w:r>
     </w:p>
     <w:p>
@@ -4205,7 +4737,15 @@
         <w:pStyle w:val="NormalWeb"/>
       </w:pPr>
       <w:r>
-        <w:t>Part of creating the API today was using Google's API to parse incoming addresses, and turn them to coordinates. </w:t>
+        <w:t xml:space="preserve">Part of creating the API today was using Google's API to parse incoming </w:t>
+      </w:r>
+      <w:proofErr w:type="gramStart"/>
+      <w:r>
+        <w:t>addresses, and</w:t>
+      </w:r>
+      <w:proofErr w:type="gramEnd"/>
+      <w:r>
+        <w:t xml:space="preserve"> turn them to coordinates. </w:t>
       </w:r>
     </w:p>
     <w:p>
@@ -4311,7 +4851,15 @@
         <w:pStyle w:val="NormalWeb"/>
       </w:pPr>
       <w:r>
-        <w:t xml:space="preserve">And this is going to be my little Python project which I am really excited for, mainly because I am combining programming and </w:t>
+        <w:t xml:space="preserve">And this is going to be my little Python project which I am </w:t>
+      </w:r>
+      <w:proofErr w:type="gramStart"/>
+      <w:r>
+        <w:t>really excited</w:t>
+      </w:r>
+      <w:proofErr w:type="gramEnd"/>
+      <w:r>
+        <w:t xml:space="preserve"> for, mainly because I am combining programming and </w:t>
       </w:r>
       <w:proofErr w:type="spellStart"/>
       <w:r>
@@ -4335,7 +4883,15 @@
         <w:pStyle w:val="NormalWeb"/>
       </w:pPr>
       <w:r>
-        <w:t>I still have to read more of Riot's API documentation so I could explore my options. But this project is very exciting and want to see where it leads me. </w:t>
+        <w:t xml:space="preserve">I still </w:t>
+      </w:r>
+      <w:proofErr w:type="gramStart"/>
+      <w:r>
+        <w:t>have to</w:t>
+      </w:r>
+      <w:proofErr w:type="gramEnd"/>
+      <w:r>
+        <w:t xml:space="preserve"> read more of Riot's API documentation so I could explore my options. But this project is very exciting and want to see where it leads me. </w:t>
       </w:r>
     </w:p>
     <w:p>
@@ -4399,7 +4955,15 @@
         <w:t>Summary:</w:t>
       </w:r>
       <w:r>
-        <w:t xml:space="preserve"> Day 9 of 100. Practicing Python by writing some function to extract game info from Riot Games' API. It is amazing when you can do that on your own. Also the process improved my knowledge on how </w:t>
+        <w:t xml:space="preserve"> Day 9 of 100. Practicing Python by writing some function to extract game info from Riot Games' API. It is amazing when you can do that on your own. </w:t>
+      </w:r>
+      <w:proofErr w:type="gramStart"/>
+      <w:r>
+        <w:t>Also</w:t>
+      </w:r>
+      <w:proofErr w:type="gramEnd"/>
+      <w:r>
+        <w:t xml:space="preserve"> the process improved my knowledge on how </w:t>
       </w:r>
       <w:proofErr w:type="spellStart"/>
       <w:r>
@@ -4595,7 +5159,15 @@
         <w:pStyle w:val="NormalWeb"/>
       </w:pPr>
       <w:r>
-        <w:t>The functions are not extracting any game-changing or new data. It is just fun to do it on my own. Now I better understand how websites like op.gg work. Also it is a chance to practice my python and writing new and different functions.</w:t>
+        <w:t xml:space="preserve">The functions are not extracting any game-changing or new data. It is just fun to do it on my own. Now I better understand how websites like op.gg work. </w:t>
+      </w:r>
+      <w:proofErr w:type="gramStart"/>
+      <w:r>
+        <w:t>Also</w:t>
+      </w:r>
+      <w:proofErr w:type="gramEnd"/>
+      <w:r>
+        <w:t xml:space="preserve"> it is a chance to practice my python and writing new and different functions.</w:t>
       </w:r>
     </w:p>
     <w:p>
@@ -4685,7 +5257,15 @@
       </w:r>
       <w:proofErr w:type="spellEnd"/>
       <w:r>
-        <w:t xml:space="preserve"> databases and also got introduced to MongoDB, a </w:t>
+        <w:t xml:space="preserve"> databases </w:t>
+      </w:r>
+      <w:proofErr w:type="gramStart"/>
+      <w:r>
+        <w:t>and also</w:t>
+      </w:r>
+      <w:proofErr w:type="gramEnd"/>
+      <w:r>
+        <w:t xml:space="preserve"> got introduced to MongoDB, a </w:t>
       </w:r>
       <w:proofErr w:type="spellStart"/>
       <w:r>
@@ -4759,7 +5339,15 @@
         <w:pStyle w:val="NormalWeb"/>
       </w:pPr>
       <w:r>
-        <w:t xml:space="preserve">I have read that SQL databases are used more than NoSQL ones and I definitely want to get experience using either MySQL, </w:t>
+        <w:t xml:space="preserve">I have read that SQL databases are used more than NoSQL ones and I </w:t>
+      </w:r>
+      <w:proofErr w:type="gramStart"/>
+      <w:r>
+        <w:t>definitely want</w:t>
+      </w:r>
+      <w:proofErr w:type="gramEnd"/>
+      <w:r>
+        <w:t xml:space="preserve"> to get experience using either MySQL, </w:t>
       </w:r>
       <w:proofErr w:type="spellStart"/>
       <w:r>
@@ -4784,7 +5372,15 @@
       </w:pPr>
       <w:r>
         <w:lastRenderedPageBreak/>
-        <w:t>Also learned about "mongoose", a third-party library which manages connections and creating schemas for MongoDB. The intro part did not cover much mongoose, but the next part is how to connect the server with MongoDB and it will mainly use mongoose there, so I will learn more about it.</w:t>
+        <w:t xml:space="preserve">Also learned about "mongoose", a third-party library which manages connections and creating schemas for MongoDB. The intro part did not cover much mongoose, but the next part is how to connect the server with </w:t>
+      </w:r>
+      <w:proofErr w:type="gramStart"/>
+      <w:r>
+        <w:t>MongoDB</w:t>
+      </w:r>
+      <w:proofErr w:type="gramEnd"/>
+      <w:r>
+        <w:t xml:space="preserve"> and it will mainly use mongoose there, so I will learn more about it.</w:t>
       </w:r>
     </w:p>
     <w:p>
@@ -4954,20 +5550,36 @@
         <w:pStyle w:val="NormalWeb"/>
       </w:pPr>
       <w:r>
-        <w:t>I will probably write shorter posts than before, because the time I put into the evenings will be something like 2-3 hours (that is during week days) where I will be doing some extra learning besides on the job. </w:t>
-      </w:r>
-    </w:p>
-    <w:p>
-      <w:pPr>
-        <w:pStyle w:val="NormalWeb"/>
-      </w:pPr>
-    </w:p>
-    <w:p>
-      <w:pPr>
-        <w:pStyle w:val="NormalWeb"/>
-      </w:pPr>
-      <w:r>
-        <w:t>Today I did not have much time either because I was travelling from Sofia to London and also had to do some cleaning at my place since I was away for 3 weeks. But I still managed to do some interesting stuff...</w:t>
+        <w:t xml:space="preserve">I will probably write shorter posts than before, because the time I put into the evenings will be something like 2-3 hours (that is during </w:t>
+      </w:r>
+      <w:proofErr w:type="gramStart"/>
+      <w:r>
+        <w:t>week days</w:t>
+      </w:r>
+      <w:proofErr w:type="gramEnd"/>
+      <w:r>
+        <w:t>) where I will be doing some extra learning besides on the job. </w:t>
+      </w:r>
+    </w:p>
+    <w:p>
+      <w:pPr>
+        <w:pStyle w:val="NormalWeb"/>
+      </w:pPr>
+    </w:p>
+    <w:p>
+      <w:pPr>
+        <w:pStyle w:val="NormalWeb"/>
+      </w:pPr>
+      <w:r>
+        <w:t xml:space="preserve">Today I did not have much time either because I was travelling from Sofia to London </w:t>
+      </w:r>
+      <w:proofErr w:type="gramStart"/>
+      <w:r>
+        <w:t>and also</w:t>
+      </w:r>
+      <w:proofErr w:type="gramEnd"/>
+      <w:r>
+        <w:t xml:space="preserve"> had to do some cleaning at my place since I was away for 3 weeks. But I still managed to do some interesting stuff...</w:t>
       </w:r>
     </w:p>
     <w:p>
@@ -4988,20 +5600,36 @@
       </w:r>
       <w:proofErr w:type="spellEnd"/>
       <w:r>
-        <w:t xml:space="preserve"> course where the node/express server is connecting to a database (MongoDB, in this case) and I was introduced to writing Schemas in mongoose and how to use them to create CRUD functions - create, read, update and delete content from the database. It is definitely nice that I did this because my understanding of APIs is growing, but I want to sit down soon and read through the code and think about what is happening, maybe rewrite some of it, for practice. </w:t>
-      </w:r>
-    </w:p>
-    <w:p>
-      <w:pPr>
-        <w:pStyle w:val="NormalWeb"/>
-      </w:pPr>
-    </w:p>
-    <w:p>
-      <w:pPr>
-        <w:pStyle w:val="NormalWeb"/>
-      </w:pPr>
-      <w:r>
-        <w:t>The next bits of the MERN course are connecting the backend(server and database) to the frontend(React) and adding proper authentication once they are connected. Looking forward to these parts now. </w:t>
+        <w:t xml:space="preserve"> course where the node/express server is connecting to a database (MongoDB, in this case) and I was introduced to writing Schemas in mongoose and how to use them to create CRUD functions - create, read, update and delete content from the database. It is </w:t>
+      </w:r>
+      <w:proofErr w:type="gramStart"/>
+      <w:r>
+        <w:t>definitely nice</w:t>
+      </w:r>
+      <w:proofErr w:type="gramEnd"/>
+      <w:r>
+        <w:t xml:space="preserve"> that I did this because my understanding of APIs is growing, but I want to sit down soon and read through the code and think about what is happening, maybe rewrite some of it, for practice. </w:t>
+      </w:r>
+    </w:p>
+    <w:p>
+      <w:pPr>
+        <w:pStyle w:val="NormalWeb"/>
+      </w:pPr>
+    </w:p>
+    <w:p>
+      <w:pPr>
+        <w:pStyle w:val="NormalWeb"/>
+      </w:pPr>
+      <w:r>
+        <w:t xml:space="preserve">The next bits of the MERN course are connecting the </w:t>
+      </w:r>
+      <w:proofErr w:type="gramStart"/>
+      <w:r>
+        <w:t>backend(</w:t>
+      </w:r>
+      <w:proofErr w:type="gramEnd"/>
+      <w:r>
+        <w:t>server and database) to the frontend(React) and adding proper authentication once they are connected. Looking forward to these parts now. </w:t>
       </w:r>
     </w:p>
     <w:p>
@@ -5133,20 +5761,36 @@
         </w:rPr>
       </w:pPr>
       <w:r>
-        <w:t>First day at work after the 3 week holiday. Nice to be back.</w:t>
-      </w:r>
-    </w:p>
-    <w:p>
-      <w:pPr>
-        <w:pStyle w:val="NormalWeb"/>
-      </w:pPr>
-    </w:p>
-    <w:p>
-      <w:pPr>
-        <w:pStyle w:val="NormalWeb"/>
-      </w:pPr>
-      <w:r>
-        <w:t>I will try to share the non-confidential stuff that I am doing at work(i.e. not including any names of software or sensitive data) during weekdays.</w:t>
+        <w:t xml:space="preserve">First day at work after the </w:t>
+      </w:r>
+      <w:proofErr w:type="gramStart"/>
+      <w:r>
+        <w:t>3 week</w:t>
+      </w:r>
+      <w:proofErr w:type="gramEnd"/>
+      <w:r>
+        <w:t xml:space="preserve"> holiday. Nice to be back.</w:t>
+      </w:r>
+    </w:p>
+    <w:p>
+      <w:pPr>
+        <w:pStyle w:val="NormalWeb"/>
+      </w:pPr>
+    </w:p>
+    <w:p>
+      <w:pPr>
+        <w:pStyle w:val="NormalWeb"/>
+      </w:pPr>
+      <w:r>
+        <w:t xml:space="preserve">I will try to share the non-confidential stuff that I am doing at </w:t>
+      </w:r>
+      <w:proofErr w:type="gramStart"/>
+      <w:r>
+        <w:t>work(</w:t>
+      </w:r>
+      <w:proofErr w:type="gramEnd"/>
+      <w:r>
+        <w:t>i.e. not including any names of software or sensitive data) during weekdays.</w:t>
       </w:r>
     </w:p>
     <w:p>
@@ -5201,7 +5845,23 @@
         <w:pStyle w:val="NormalWeb"/>
       </w:pPr>
       <w:r>
-        <w:t>Looking after documentation has been really valuable to me because I learned the importance of documenting the code we write, so that when future/other colleagues want to use a piece of code, the docstring will be their friend. Also it exposed me to using HTML and CSS for maintaining both documentations. Before this placement I did not have any coding experience (which includes web development), and HTML and CSS were not something with which I was familiar. But by doing those documentations, reading HTML and CSS almost on daily basis has helped me learn more about the two. </w:t>
+        <w:t xml:space="preserve">Looking after documentation has been </w:t>
+      </w:r>
+      <w:proofErr w:type="gramStart"/>
+      <w:r>
+        <w:t>really valuable</w:t>
+      </w:r>
+      <w:proofErr w:type="gramEnd"/>
+      <w:r>
+        <w:t xml:space="preserve"> to me because I learned the importance of documenting the code we write, so that when future/other colleagues want to use a piece of code, the docstring will be their friend. </w:t>
+      </w:r>
+      <w:proofErr w:type="gramStart"/>
+      <w:r>
+        <w:t>Also</w:t>
+      </w:r>
+      <w:proofErr w:type="gramEnd"/>
+      <w:r>
+        <w:t xml:space="preserve"> it exposed me to using HTML and CSS for maintaining both documentations. Before this placement I did not have any coding experience (which includes web development), and HTML and CSS were not something with which I was familiar. But by doing those documentations, reading HTML and CSS almost on daily basis has helped me learn more about the two. </w:t>
       </w:r>
     </w:p>
     <w:p>
@@ -5214,7 +5874,15 @@
         <w:pStyle w:val="Heading3"/>
       </w:pPr>
       <w:r>
-        <w:t xml:space="preserve">2) The other thing I did today was help out some of my colleagues by updating them to a newer version of a piece of software (for which I cannot share info). </w:t>
+        <w:t xml:space="preserve">2) The other thing I did today was </w:t>
+      </w:r>
+      <w:proofErr w:type="gramStart"/>
+      <w:r>
+        <w:t>help out</w:t>
+      </w:r>
+      <w:proofErr w:type="gramEnd"/>
+      <w:r>
+        <w:t xml:space="preserve"> some of my colleagues by updating them to a newer version of a piece of software (for which I cannot share info). </w:t>
       </w:r>
     </w:p>
     <w:p>
@@ -5286,7 +5954,15 @@
         </w:drawing>
       </w:r>
       <w:r>
-        <w:t>). Of course errors are bad but they teach us why the software is failing and from where errors appear, so that when the next colleague installs the software, we already have the knowledge on how to fix the particular error. </w:t>
+        <w:t xml:space="preserve">). </w:t>
+      </w:r>
+      <w:proofErr w:type="gramStart"/>
+      <w:r>
+        <w:t>Of course</w:t>
+      </w:r>
+      <w:proofErr w:type="gramEnd"/>
+      <w:r>
+        <w:t xml:space="preserve"> errors are bad but they teach us why the software is failing and from where errors appear, so that when the next colleague installs the software, we already have the knowledge on how to fix the particular error. </w:t>
       </w:r>
     </w:p>
     <w:p>
@@ -5316,7 +5992,15 @@
         <w:pStyle w:val="NormalWeb"/>
       </w:pPr>
       <w:r>
-        <w:t xml:space="preserve">The assessment was right after the submission of CV and cover letter (general info). What stood out was the length of this assessment - it was a couple of hours and also I had never done such an extended assessment before, let alone it was the first step after the CV submission. Though it was long, it was a nice experience hence I saw many different and new logical/coding/situational questions, which I had never seen before. Half of the coding questions were in Java and thankfully I had some basic knowledge so I could understand the syntax and what is happening in the long code snippets which I had to </w:t>
+        <w:t xml:space="preserve">The assessment was right after the submission of CV and cover letter (general info). What stood out was the length of this assessment - it was a couple of hours and </w:t>
+      </w:r>
+      <w:proofErr w:type="gramStart"/>
+      <w:r>
+        <w:t>also</w:t>
+      </w:r>
+      <w:proofErr w:type="gramEnd"/>
+      <w:r>
+        <w:t xml:space="preserve"> I had never done such an extended assessment before, let alone it was the first step after the CV submission. Though it was long, it was a nice experience hence I saw many different and new logical/coding/situational questions, which I had never seen before. Half of the coding questions were in Java and thankfully I had some basic knowledge so I could understand the syntax and what is happening in the long code snippets which I had to </w:t>
       </w:r>
       <w:proofErr w:type="spellStart"/>
       <w:r>
@@ -5434,7 +6118,47 @@
           <w:szCs w:val="24"/>
           <w:lang w:val="en-US"/>
         </w:rPr>
-        <w:t>When I got home I saw a web scraping video where a person gets stock info and writes code to do some transactions (not real of course) based on price movements. I have not done any web scraping before but it gave me the thought that I could scrape the internet for Annual reports. </w:t>
+        <w:t xml:space="preserve">When I got </w:t>
+      </w:r>
+      <w:proofErr w:type="gramStart"/>
+      <w:r>
+        <w:rPr>
+          <w:rFonts w:ascii="Times New Roman" w:eastAsia="Times New Roman" w:hAnsi="Times New Roman" w:cs="Times New Roman"/>
+          <w:sz w:val="24"/>
+          <w:szCs w:val="24"/>
+          <w:lang w:val="en-US"/>
+        </w:rPr>
+        <w:t>home</w:t>
+      </w:r>
+      <w:proofErr w:type="gramEnd"/>
+      <w:r>
+        <w:rPr>
+          <w:rFonts w:ascii="Times New Roman" w:eastAsia="Times New Roman" w:hAnsi="Times New Roman" w:cs="Times New Roman"/>
+          <w:sz w:val="24"/>
+          <w:szCs w:val="24"/>
+          <w:lang w:val="en-US"/>
+        </w:rPr>
+        <w:t xml:space="preserve"> I saw a web scraping video where a person gets stock info and writes code to do some transactions (not real of course) based on price movements. I have not done any web scraping </w:t>
+      </w:r>
+      <w:proofErr w:type="gramStart"/>
+      <w:r>
+        <w:rPr>
+          <w:rFonts w:ascii="Times New Roman" w:eastAsia="Times New Roman" w:hAnsi="Times New Roman" w:cs="Times New Roman"/>
+          <w:sz w:val="24"/>
+          <w:szCs w:val="24"/>
+          <w:lang w:val="en-US"/>
+        </w:rPr>
+        <w:t>before</w:t>
+      </w:r>
+      <w:proofErr w:type="gramEnd"/>
+      <w:r>
+        <w:rPr>
+          <w:rFonts w:ascii="Times New Roman" w:eastAsia="Times New Roman" w:hAnsi="Times New Roman" w:cs="Times New Roman"/>
+          <w:sz w:val="24"/>
+          <w:szCs w:val="24"/>
+          <w:lang w:val="en-US"/>
+        </w:rPr>
+        <w:t xml:space="preserve"> but it gave me the thought that I could scrape the internet for Annual reports. </w:t>
       </w:r>
     </w:p>
     <w:p>
@@ -5466,7 +6190,47 @@
           <w:lang w:val="en-US"/>
         </w:rPr>
         <w:lastRenderedPageBreak/>
-        <w:t xml:space="preserve">Annual reports in particular because in my second year I remember going to many companies' website to look at their annual reports and get different data. Obviously each annual report is </w:t>
+        <w:t xml:space="preserve">Annual reports </w:t>
+      </w:r>
+      <w:proofErr w:type="gramStart"/>
+      <w:r>
+        <w:rPr>
+          <w:rFonts w:ascii="Times New Roman" w:eastAsia="Times New Roman" w:hAnsi="Times New Roman" w:cs="Times New Roman"/>
+          <w:sz w:val="24"/>
+          <w:szCs w:val="24"/>
+          <w:lang w:val="en-US"/>
+        </w:rPr>
+        <w:t>in particular because</w:t>
+      </w:r>
+      <w:proofErr w:type="gramEnd"/>
+      <w:r>
+        <w:rPr>
+          <w:rFonts w:ascii="Times New Roman" w:eastAsia="Times New Roman" w:hAnsi="Times New Roman" w:cs="Times New Roman"/>
+          <w:sz w:val="24"/>
+          <w:szCs w:val="24"/>
+          <w:lang w:val="en-US"/>
+        </w:rPr>
+        <w:t xml:space="preserve"> in my second year I remember going to many companies' website to look at their annual reports and get different data. </w:t>
+      </w:r>
+      <w:proofErr w:type="gramStart"/>
+      <w:r>
+        <w:rPr>
+          <w:rFonts w:ascii="Times New Roman" w:eastAsia="Times New Roman" w:hAnsi="Times New Roman" w:cs="Times New Roman"/>
+          <w:sz w:val="24"/>
+          <w:szCs w:val="24"/>
+          <w:lang w:val="en-US"/>
+        </w:rPr>
+        <w:t>Obviously</w:t>
+      </w:r>
+      <w:proofErr w:type="gramEnd"/>
+      <w:r>
+        <w:rPr>
+          <w:rFonts w:ascii="Times New Roman" w:eastAsia="Times New Roman" w:hAnsi="Times New Roman" w:cs="Times New Roman"/>
+          <w:sz w:val="24"/>
+          <w:szCs w:val="24"/>
+          <w:lang w:val="en-US"/>
+        </w:rPr>
+        <w:t xml:space="preserve"> each annual report is </w:t>
       </w:r>
       <w:r>
         <w:rPr>
@@ -5515,7 +6279,27 @@
           <w:szCs w:val="24"/>
           <w:lang w:val="en-US"/>
         </w:rPr>
-        <w:t>I did not come up with an idea to do web scraping in specific, but to ask the user to point to some pdf files (Annual reports) and to the pages which the user wants from each file and therefore I can create a "summarized" pdf file with those pages, so that all info is in one pdf file. All that the user has to do is download the pdf files and look at which pages are needed. It still seems like the user has to go through websites and then annual reports, but now the amazing thing is that after the user points to the needed pages, 1 pdf file is created with all the pages, so that we no longer need to look through different files to compare something, or get info about a specific part. </w:t>
+        <w:t xml:space="preserve">I did not come up with an idea to do web scraping in specific, but to ask the user to point to some pdf files (Annual reports) and to the pages which the user wants from each file and therefore I can create a "summarized" pdf file with those pages, so that all info is in one pdf file. All that the user </w:t>
+      </w:r>
+      <w:proofErr w:type="gramStart"/>
+      <w:r>
+        <w:rPr>
+          <w:rFonts w:ascii="Times New Roman" w:eastAsia="Times New Roman" w:hAnsi="Times New Roman" w:cs="Times New Roman"/>
+          <w:sz w:val="24"/>
+          <w:szCs w:val="24"/>
+          <w:lang w:val="en-US"/>
+        </w:rPr>
+        <w:t>has to</w:t>
+      </w:r>
+      <w:proofErr w:type="gramEnd"/>
+      <w:r>
+        <w:rPr>
+          <w:rFonts w:ascii="Times New Roman" w:eastAsia="Times New Roman" w:hAnsi="Times New Roman" w:cs="Times New Roman"/>
+          <w:sz w:val="24"/>
+          <w:szCs w:val="24"/>
+          <w:lang w:val="en-US"/>
+        </w:rPr>
+        <w:t xml:space="preserve"> do is download the pdf files and look at which pages are needed. It still seems like the user has to go through websites and then annual reports, but now the amazing thing is that after the user points to the needed pages, 1 pdf file is created with all the pages, so that we no longer need to look through different files to compare something, or get info about a specific part. </w:t>
       </w:r>
     </w:p>
     <w:p>
@@ -5577,38 +6361,78 @@
           <w:szCs w:val="24"/>
           <w:lang w:val="en-US"/>
         </w:rPr>
-        <w:t>I found the PyPDF2 library for pdf file reading/writing and overall manipulation and data extraction. The code I have at the moment accepts the pages that are needed but first creates a pdf file for each page and then it combines each page into a single pdf file. The next step tomorrow would be to figure out how to skip the "creation" stage of this process, because it is creating files that are not needed and are using memory on the person's machine. I want to find a way to directly write a pdf file and add each page (each page coming from a pdf file). </w:t>
-      </w:r>
-    </w:p>
-    <w:p>
-      <w:pPr>
-        <w:spacing w:before="100" w:beforeAutospacing="1" w:after="100" w:afterAutospacing="1" w:line="240" w:lineRule="auto"/>
-        <w:rPr>
-          <w:rFonts w:ascii="Times New Roman" w:eastAsia="Times New Roman" w:hAnsi="Times New Roman" w:cs="Times New Roman"/>
-          <w:sz w:val="24"/>
-          <w:szCs w:val="24"/>
-          <w:lang w:val="en-US"/>
-        </w:rPr>
-      </w:pPr>
-    </w:p>
-    <w:p>
-      <w:pPr>
-        <w:spacing w:before="100" w:beforeAutospacing="1" w:after="100" w:afterAutospacing="1" w:line="240" w:lineRule="auto"/>
-        <w:rPr>
-          <w:rFonts w:ascii="Times New Roman" w:eastAsia="Times New Roman" w:hAnsi="Times New Roman" w:cs="Times New Roman"/>
-          <w:sz w:val="24"/>
-          <w:szCs w:val="24"/>
-          <w:lang w:val="en-US"/>
-        </w:rPr>
-      </w:pPr>
-      <w:r>
-        <w:rPr>
-          <w:rFonts w:ascii="Times New Roman" w:eastAsia="Times New Roman" w:hAnsi="Times New Roman" w:cs="Times New Roman"/>
-          <w:sz w:val="24"/>
-          <w:szCs w:val="24"/>
-          <w:lang w:val="en-US"/>
-        </w:rPr>
-        <w:t>This is quite exciting because, as I said, as an Accounting student I have to look at annual reports for almost every assignment and with this code, the process of comparing data will be much easier. </w:t>
+        <w:t xml:space="preserve">I found the PyPDF2 library for pdf file reading/writing and overall manipulation and data extraction. The code I have </w:t>
+      </w:r>
+      <w:proofErr w:type="gramStart"/>
+      <w:r>
+        <w:rPr>
+          <w:rFonts w:ascii="Times New Roman" w:eastAsia="Times New Roman" w:hAnsi="Times New Roman" w:cs="Times New Roman"/>
+          <w:sz w:val="24"/>
+          <w:szCs w:val="24"/>
+          <w:lang w:val="en-US"/>
+        </w:rPr>
+        <w:t>at the moment</w:t>
+      </w:r>
+      <w:proofErr w:type="gramEnd"/>
+      <w:r>
+        <w:rPr>
+          <w:rFonts w:ascii="Times New Roman" w:eastAsia="Times New Roman" w:hAnsi="Times New Roman" w:cs="Times New Roman"/>
+          <w:sz w:val="24"/>
+          <w:szCs w:val="24"/>
+          <w:lang w:val="en-US"/>
+        </w:rPr>
+        <w:t xml:space="preserve"> accepts the pages that are needed but first creates a pdf file for each page and then it combines each page into a single pdf file. The next step tomorrow would be to figure out how to skip the "creation" stage of this process, because it is creating files that are not needed and are using memory on the person's machine. I want to find a way to directly write a pdf file and add each page (each page coming from a pdf file). </w:t>
+      </w:r>
+    </w:p>
+    <w:p>
+      <w:pPr>
+        <w:spacing w:before="100" w:beforeAutospacing="1" w:after="100" w:afterAutospacing="1" w:line="240" w:lineRule="auto"/>
+        <w:rPr>
+          <w:rFonts w:ascii="Times New Roman" w:eastAsia="Times New Roman" w:hAnsi="Times New Roman" w:cs="Times New Roman"/>
+          <w:sz w:val="24"/>
+          <w:szCs w:val="24"/>
+          <w:lang w:val="en-US"/>
+        </w:rPr>
+      </w:pPr>
+    </w:p>
+    <w:p>
+      <w:pPr>
+        <w:spacing w:before="100" w:beforeAutospacing="1" w:after="100" w:afterAutospacing="1" w:line="240" w:lineRule="auto"/>
+        <w:rPr>
+          <w:rFonts w:ascii="Times New Roman" w:eastAsia="Times New Roman" w:hAnsi="Times New Roman" w:cs="Times New Roman"/>
+          <w:sz w:val="24"/>
+          <w:szCs w:val="24"/>
+          <w:lang w:val="en-US"/>
+        </w:rPr>
+      </w:pPr>
+      <w:r>
+        <w:rPr>
+          <w:rFonts w:ascii="Times New Roman" w:eastAsia="Times New Roman" w:hAnsi="Times New Roman" w:cs="Times New Roman"/>
+          <w:sz w:val="24"/>
+          <w:szCs w:val="24"/>
+          <w:lang w:val="en-US"/>
+        </w:rPr>
+        <w:t xml:space="preserve">This is quite exciting because, as I said, as an Accounting student I </w:t>
+      </w:r>
+      <w:proofErr w:type="gramStart"/>
+      <w:r>
+        <w:rPr>
+          <w:rFonts w:ascii="Times New Roman" w:eastAsia="Times New Roman" w:hAnsi="Times New Roman" w:cs="Times New Roman"/>
+          <w:sz w:val="24"/>
+          <w:szCs w:val="24"/>
+          <w:lang w:val="en-US"/>
+        </w:rPr>
+        <w:t>have to</w:t>
+      </w:r>
+      <w:proofErr w:type="gramEnd"/>
+      <w:r>
+        <w:rPr>
+          <w:rFonts w:ascii="Times New Roman" w:eastAsia="Times New Roman" w:hAnsi="Times New Roman" w:cs="Times New Roman"/>
+          <w:sz w:val="24"/>
+          <w:szCs w:val="24"/>
+          <w:lang w:val="en-US"/>
+        </w:rPr>
+        <w:t xml:space="preserve"> look at annual reports for almost every assignment and with this code, the process of comparing data will be much easier. </w:t>
       </w:r>
     </w:p>
     <w:p>
@@ -5659,7 +6483,27 @@
           <w:szCs w:val="24"/>
           <w:lang w:val="en-US"/>
         </w:rPr>
-        <w:t> - I am going to get involved in testing of our code now (unit testing/full process testing). As I am new to development I have not done this before and I am excited to learn what the process is, how to we report the tests, the whole admin side of testing and also using/writing unit test code. </w:t>
+        <w:t xml:space="preserve"> - I am going to get involved in testing of our code now (unit testing/full process testing). As I am new to </w:t>
+      </w:r>
+      <w:proofErr w:type="gramStart"/>
+      <w:r>
+        <w:rPr>
+          <w:rFonts w:ascii="Times New Roman" w:eastAsia="Times New Roman" w:hAnsi="Times New Roman" w:cs="Times New Roman"/>
+          <w:sz w:val="24"/>
+          <w:szCs w:val="24"/>
+          <w:lang w:val="en-US"/>
+        </w:rPr>
+        <w:t>development</w:t>
+      </w:r>
+      <w:proofErr w:type="gramEnd"/>
+      <w:r>
+        <w:rPr>
+          <w:rFonts w:ascii="Times New Roman" w:eastAsia="Times New Roman" w:hAnsi="Times New Roman" w:cs="Times New Roman"/>
+          <w:sz w:val="24"/>
+          <w:szCs w:val="24"/>
+          <w:lang w:val="en-US"/>
+        </w:rPr>
+        <w:t xml:space="preserve"> I have not done this before and I am excited to learn what the process is, how to we report the tests, the whole admin side of testing and also using/writing unit test code. </w:t>
       </w:r>
     </w:p>
     <w:p>
@@ -5921,7 +6765,47 @@
           <w:szCs w:val="24"/>
           <w:lang w:val="en-US"/>
         </w:rPr>
-        <w:t xml:space="preserve">I am pretty happy with the code at the moment, it does what I want and what I explained above. Initially I thought that I could use PyPDF2's parse text and content methods so I could find on which pages are financial reports and the user only has to provide the pdf file, but that brings some uncertainty to the code. Mainly because of different annual reports structured differently and the page numbers which I get from PyPDF2 are not always matching because of the way they are presented in the pdf. Another way would be to parse the text on the summary page, but </w:t>
+        <w:t xml:space="preserve">I am </w:t>
+      </w:r>
+      <w:proofErr w:type="gramStart"/>
+      <w:r>
+        <w:rPr>
+          <w:rFonts w:ascii="Times New Roman" w:eastAsia="Times New Roman" w:hAnsi="Times New Roman" w:cs="Times New Roman"/>
+          <w:sz w:val="24"/>
+          <w:szCs w:val="24"/>
+          <w:lang w:val="en-US"/>
+        </w:rPr>
+        <w:t>pretty happy</w:t>
+      </w:r>
+      <w:proofErr w:type="gramEnd"/>
+      <w:r>
+        <w:rPr>
+          <w:rFonts w:ascii="Times New Roman" w:eastAsia="Times New Roman" w:hAnsi="Times New Roman" w:cs="Times New Roman"/>
+          <w:sz w:val="24"/>
+          <w:szCs w:val="24"/>
+          <w:lang w:val="en-US"/>
+        </w:rPr>
+        <w:t xml:space="preserve"> with the code at the moment, it does what I want and what I explained above. Initially I thought that I could use PyPDF2's parse text and content methods so I could find on which pages are financial reports and the user only </w:t>
+      </w:r>
+      <w:proofErr w:type="gramStart"/>
+      <w:r>
+        <w:rPr>
+          <w:rFonts w:ascii="Times New Roman" w:eastAsia="Times New Roman" w:hAnsi="Times New Roman" w:cs="Times New Roman"/>
+          <w:sz w:val="24"/>
+          <w:szCs w:val="24"/>
+          <w:lang w:val="en-US"/>
+        </w:rPr>
+        <w:t>has to</w:t>
+      </w:r>
+      <w:proofErr w:type="gramEnd"/>
+      <w:r>
+        <w:rPr>
+          <w:rFonts w:ascii="Times New Roman" w:eastAsia="Times New Roman" w:hAnsi="Times New Roman" w:cs="Times New Roman"/>
+          <w:sz w:val="24"/>
+          <w:szCs w:val="24"/>
+          <w:lang w:val="en-US"/>
+        </w:rPr>
+        <w:t xml:space="preserve"> provide the pdf file, but that brings some uncertainty to the code. Mainly because of different annual reports structured differently and the page numbers which I get from PyPDF2 are not always matching because of the way they are presented in the pdf. Another way would be to parse the text on the summary page, but </w:t>
       </w:r>
       <w:r>
         <w:rPr>
@@ -5949,38 +6833,78 @@
           <w:szCs w:val="24"/>
           <w:lang w:val="en-US"/>
         </w:rPr>
-        <w:t xml:space="preserve"> to company. At the moment the user still has to look up in the files and find the pages for the financial reports, but skipping this stage might be possible but at the moment I do not have a solution for it. </w:t>
-      </w:r>
-    </w:p>
-    <w:p>
-      <w:pPr>
-        <w:spacing w:before="100" w:beforeAutospacing="1" w:after="100" w:afterAutospacing="1" w:line="240" w:lineRule="auto"/>
-        <w:rPr>
-          <w:rFonts w:ascii="Times New Roman" w:eastAsia="Times New Roman" w:hAnsi="Times New Roman" w:cs="Times New Roman"/>
-          <w:sz w:val="24"/>
-          <w:szCs w:val="24"/>
-          <w:lang w:val="en-US"/>
-        </w:rPr>
-      </w:pPr>
-    </w:p>
-    <w:p>
-      <w:pPr>
-        <w:spacing w:before="100" w:beforeAutospacing="1" w:after="100" w:afterAutospacing="1" w:line="240" w:lineRule="auto"/>
-        <w:rPr>
-          <w:rFonts w:ascii="Times New Roman" w:eastAsia="Times New Roman" w:hAnsi="Times New Roman" w:cs="Times New Roman"/>
-          <w:sz w:val="24"/>
-          <w:szCs w:val="24"/>
-          <w:lang w:val="en-US"/>
-        </w:rPr>
-      </w:pPr>
-      <w:r>
-        <w:rPr>
-          <w:rFonts w:ascii="Times New Roman" w:eastAsia="Times New Roman" w:hAnsi="Times New Roman" w:cs="Times New Roman"/>
-          <w:sz w:val="24"/>
-          <w:szCs w:val="24"/>
-          <w:lang w:val="en-US"/>
-        </w:rPr>
-        <w:t>It would definitely be nice to have something like: </w:t>
+        <w:t xml:space="preserve"> to company. At the moment the user still has to look up in the files and find the pages for the financial </w:t>
+      </w:r>
+      <w:proofErr w:type="gramStart"/>
+      <w:r>
+        <w:rPr>
+          <w:rFonts w:ascii="Times New Roman" w:eastAsia="Times New Roman" w:hAnsi="Times New Roman" w:cs="Times New Roman"/>
+          <w:sz w:val="24"/>
+          <w:szCs w:val="24"/>
+          <w:lang w:val="en-US"/>
+        </w:rPr>
+        <w:t>reports, but</w:t>
+      </w:r>
+      <w:proofErr w:type="gramEnd"/>
+      <w:r>
+        <w:rPr>
+          <w:rFonts w:ascii="Times New Roman" w:eastAsia="Times New Roman" w:hAnsi="Times New Roman" w:cs="Times New Roman"/>
+          <w:sz w:val="24"/>
+          <w:szCs w:val="24"/>
+          <w:lang w:val="en-US"/>
+        </w:rPr>
+        <w:t xml:space="preserve"> skipping this stage might be possible but at the moment I do not have a solution for it. </w:t>
+      </w:r>
+    </w:p>
+    <w:p>
+      <w:pPr>
+        <w:spacing w:before="100" w:beforeAutospacing="1" w:after="100" w:afterAutospacing="1" w:line="240" w:lineRule="auto"/>
+        <w:rPr>
+          <w:rFonts w:ascii="Times New Roman" w:eastAsia="Times New Roman" w:hAnsi="Times New Roman" w:cs="Times New Roman"/>
+          <w:sz w:val="24"/>
+          <w:szCs w:val="24"/>
+          <w:lang w:val="en-US"/>
+        </w:rPr>
+      </w:pPr>
+    </w:p>
+    <w:p>
+      <w:pPr>
+        <w:spacing w:before="100" w:beforeAutospacing="1" w:after="100" w:afterAutospacing="1" w:line="240" w:lineRule="auto"/>
+        <w:rPr>
+          <w:rFonts w:ascii="Times New Roman" w:eastAsia="Times New Roman" w:hAnsi="Times New Roman" w:cs="Times New Roman"/>
+          <w:sz w:val="24"/>
+          <w:szCs w:val="24"/>
+          <w:lang w:val="en-US"/>
+        </w:rPr>
+      </w:pPr>
+      <w:r>
+        <w:rPr>
+          <w:rFonts w:ascii="Times New Roman" w:eastAsia="Times New Roman" w:hAnsi="Times New Roman" w:cs="Times New Roman"/>
+          <w:sz w:val="24"/>
+          <w:szCs w:val="24"/>
+          <w:lang w:val="en-US"/>
+        </w:rPr>
+        <w:t xml:space="preserve">It would </w:t>
+      </w:r>
+      <w:proofErr w:type="gramStart"/>
+      <w:r>
+        <w:rPr>
+          <w:rFonts w:ascii="Times New Roman" w:eastAsia="Times New Roman" w:hAnsi="Times New Roman" w:cs="Times New Roman"/>
+          <w:sz w:val="24"/>
+          <w:szCs w:val="24"/>
+          <w:lang w:val="en-US"/>
+        </w:rPr>
+        <w:t>definitely be</w:t>
+      </w:r>
+      <w:proofErr w:type="gramEnd"/>
+      <w:r>
+        <w:rPr>
+          <w:rFonts w:ascii="Times New Roman" w:eastAsia="Times New Roman" w:hAnsi="Times New Roman" w:cs="Times New Roman"/>
+          <w:sz w:val="24"/>
+          <w:szCs w:val="24"/>
+          <w:lang w:val="en-US"/>
+        </w:rPr>
+        <w:t xml:space="preserve"> nice to have something like: </w:t>
       </w:r>
     </w:p>
     <w:p>
@@ -6550,7 +7474,47 @@
           <w:szCs w:val="24"/>
           <w:lang w:val="en-US"/>
         </w:rPr>
-        <w:t>Overall, this MERN course really helped me understand what is the connection and how the connection works, between the fronted, the backend(server) and the database of an application. I definitely gained invaluable knowledge about APIs and using MongoDB. I will write a summary of my learning when I officially end the course (there a couple more hours to it, but I covered the main bits - creating a frontend with React (using hooks and functional components only), creating a node/express API server, using MongoDB and connecting all three of them.</w:t>
+        <w:t xml:space="preserve">Overall, this MERN course really helped me understand what </w:t>
+      </w:r>
+      <w:proofErr w:type="gramStart"/>
+      <w:r>
+        <w:rPr>
+          <w:rFonts w:ascii="Times New Roman" w:eastAsia="Times New Roman" w:hAnsi="Times New Roman" w:cs="Times New Roman"/>
+          <w:sz w:val="24"/>
+          <w:szCs w:val="24"/>
+          <w:lang w:val="en-US"/>
+        </w:rPr>
+        <w:t>is the connection</w:t>
+      </w:r>
+      <w:proofErr w:type="gramEnd"/>
+      <w:r>
+        <w:rPr>
+          <w:rFonts w:ascii="Times New Roman" w:eastAsia="Times New Roman" w:hAnsi="Times New Roman" w:cs="Times New Roman"/>
+          <w:sz w:val="24"/>
+          <w:szCs w:val="24"/>
+          <w:lang w:val="en-US"/>
+        </w:rPr>
+        <w:t xml:space="preserve"> and how the connection works, between the fronted, the backend(server) and the database of an application. I </w:t>
+      </w:r>
+      <w:proofErr w:type="gramStart"/>
+      <w:r>
+        <w:rPr>
+          <w:rFonts w:ascii="Times New Roman" w:eastAsia="Times New Roman" w:hAnsi="Times New Roman" w:cs="Times New Roman"/>
+          <w:sz w:val="24"/>
+          <w:szCs w:val="24"/>
+          <w:lang w:val="en-US"/>
+        </w:rPr>
+        <w:t>definitely gained</w:t>
+      </w:r>
+      <w:proofErr w:type="gramEnd"/>
+      <w:r>
+        <w:rPr>
+          <w:rFonts w:ascii="Times New Roman" w:eastAsia="Times New Roman" w:hAnsi="Times New Roman" w:cs="Times New Roman"/>
+          <w:sz w:val="24"/>
+          <w:szCs w:val="24"/>
+          <w:lang w:val="en-US"/>
+        </w:rPr>
+        <w:t xml:space="preserve"> invaluable knowledge about APIs and using MongoDB. I will write a summary of my learning when I officially end the course (there a couple more hours to it, but I covered the main bits - creating a frontend with React (using hooks and functional components only), creating a node/express API server, using MongoDB and connecting all three of them.</w:t>
       </w:r>
     </w:p>
     <w:p>
@@ -6745,7 +7709,15 @@
         <w:pStyle w:val="NormalWeb"/>
       </w:pPr>
       <w:r>
-        <w:t xml:space="preserve">I decided the project will be a website where I can save/update/view information about e-sports matches - you can save the opponents, info about the game and also a link to a </w:t>
+        <w:t xml:space="preserve">I decided the project will be a website where I can save/update/view information about e-sports matches - you can save the opponents, info about the game </w:t>
+      </w:r>
+      <w:proofErr w:type="gramStart"/>
+      <w:r>
+        <w:t>and also</w:t>
+      </w:r>
+      <w:proofErr w:type="gramEnd"/>
+      <w:r>
+        <w:t xml:space="preserve"> a link to a </w:t>
       </w:r>
       <w:proofErr w:type="spellStart"/>
       <w:r>
@@ -6850,7 +7822,15 @@
       </w:r>
       <w:proofErr w:type="spellEnd"/>
       <w:r>
-        <w:t>/games/:team/all)</w:t>
+        <w:t>/games</w:t>
+      </w:r>
+      <w:proofErr w:type="gramStart"/>
+      <w:r>
+        <w:t>/:team</w:t>
+      </w:r>
+      <w:proofErr w:type="gramEnd"/>
+      <w:r>
+        <w:t>/all)</w:t>
       </w:r>
     </w:p>
     <w:p>
@@ -6866,13 +7846,18 @@
       </w:r>
       <w:proofErr w:type="spellEnd"/>
       <w:r>
-        <w:t>/games/:</w:t>
+        <w:t>/games</w:t>
+      </w:r>
+      <w:proofErr w:type="gramStart"/>
+      <w:r>
+        <w:t>/:</w:t>
       </w:r>
       <w:proofErr w:type="spellStart"/>
       <w:r>
         <w:t>gameId</w:t>
       </w:r>
       <w:proofErr w:type="spellEnd"/>
+      <w:proofErr w:type="gramEnd"/>
       <w:r>
         <w:t>)</w:t>
       </w:r>
@@ -7005,7 +7990,15 @@
         <w:pStyle w:val="NormalWeb"/>
       </w:pPr>
       <w:r>
-        <w:t>(side note: issues might appear when I start using it more and connect it to the frontend but those errors will come at the time of connection frontend and backend and potentially using the API from the frontend)</w:t>
+        <w:t xml:space="preserve">(side note: issues might appear when I start using it more and connect it to the </w:t>
+      </w:r>
+      <w:proofErr w:type="gramStart"/>
+      <w:r>
+        <w:t>frontend</w:t>
+      </w:r>
+      <w:proofErr w:type="gramEnd"/>
+      <w:r>
+        <w:t xml:space="preserve"> but those errors will come at the time of connection frontend and backend and potentially using the API from the frontend)</w:t>
       </w:r>
     </w:p>
     <w:p>
@@ -7046,7 +8039,15 @@
       </w:pPr>
       <w:r>
         <w:lastRenderedPageBreak/>
-        <w:t>    - afterwards I replaced all the usages of dummy data in my code to using mongoose and making sure that all the CRUD requests I created above were doing those but the changes became permanently saved in a database. </w:t>
+        <w:t xml:space="preserve">    - afterwards I replaced all the usages of dummy data in my code to using mongoose and making sure that all the CRUD requests I created above were doing </w:t>
+      </w:r>
+      <w:proofErr w:type="gramStart"/>
+      <w:r>
+        <w:t>those</w:t>
+      </w:r>
+      <w:proofErr w:type="gramEnd"/>
+      <w:r>
+        <w:t xml:space="preserve"> but the changes became permanently saved in a database. </w:t>
       </w:r>
     </w:p>
     <w:p>
@@ -7363,7 +8364,47 @@
           <w:szCs w:val="24"/>
           <w:lang w:val="en-US"/>
         </w:rPr>
-        <w:t>One of the things that hurdles my progress was the fact that so far I had not used react router's functionality on my own. I had used it when watching videos, the small apps I have are all single-page-applications and I never really sat down and practiced using react router. It is not that hard, to be honest, when I look into the documentation, but I could not do it from the get-go. </w:t>
+        <w:t xml:space="preserve">One of the things that hurdles my progress was the fact that so </w:t>
+      </w:r>
+      <w:proofErr w:type="gramStart"/>
+      <w:r>
+        <w:rPr>
+          <w:rFonts w:ascii="Times New Roman" w:eastAsia="Times New Roman" w:hAnsi="Times New Roman" w:cs="Times New Roman"/>
+          <w:sz w:val="24"/>
+          <w:szCs w:val="24"/>
+          <w:lang w:val="en-US"/>
+        </w:rPr>
+        <w:t>far</w:t>
+      </w:r>
+      <w:proofErr w:type="gramEnd"/>
+      <w:r>
+        <w:rPr>
+          <w:rFonts w:ascii="Times New Roman" w:eastAsia="Times New Roman" w:hAnsi="Times New Roman" w:cs="Times New Roman"/>
+          <w:sz w:val="24"/>
+          <w:szCs w:val="24"/>
+          <w:lang w:val="en-US"/>
+        </w:rPr>
+        <w:t xml:space="preserve"> I had not used react router's functionality on my own. I had used it when watching videos, the small apps I have are all single-page-applications and I never really sat down and practiced using react router. It is not that hard, to be honest, when I </w:t>
+      </w:r>
+      <w:proofErr w:type="gramStart"/>
+      <w:r>
+        <w:rPr>
+          <w:rFonts w:ascii="Times New Roman" w:eastAsia="Times New Roman" w:hAnsi="Times New Roman" w:cs="Times New Roman"/>
+          <w:sz w:val="24"/>
+          <w:szCs w:val="24"/>
+          <w:lang w:val="en-US"/>
+        </w:rPr>
+        <w:t>look into</w:t>
+      </w:r>
+      <w:proofErr w:type="gramEnd"/>
+      <w:r>
+        <w:rPr>
+          <w:rFonts w:ascii="Times New Roman" w:eastAsia="Times New Roman" w:hAnsi="Times New Roman" w:cs="Times New Roman"/>
+          <w:sz w:val="24"/>
+          <w:szCs w:val="24"/>
+          <w:lang w:val="en-US"/>
+        </w:rPr>
+        <w:t xml:space="preserve"> the documentation, but I could not do it from the get-go. </w:t>
       </w:r>
     </w:p>
     <w:p>
@@ -7414,7 +8455,27 @@
           <w:szCs w:val="24"/>
           <w:lang w:val="en-US"/>
         </w:rPr>
-        <w:t>/animations for those sidebars. I could not make my mind whether it should be a nav bar at the top or a sidebar. I tried both versions and I liked having a sidebar more because I could add many items and the sidebar could become scrollable, whereas the navbar could be limited and I would need to introduce dropdowns in there. (Though, as I write this, having a navbar at the top with dropdowns could be good in the future if I add more functionalities, but for now I will go with the sidebar). After I settled for a sidebar, I needed to decide whether I want it fixed or with animation(close/open). Again I tried both and liked the one with animations, where I can close and open it.</w:t>
+        <w:t xml:space="preserve">/animations for those sidebars. I could not make my mind whether it should be a nav bar at the top or a sidebar. I tried both versions and I liked having a sidebar more because I could add many items and the sidebar could become scrollable, whereas the navbar could be limited and I would need to introduce dropdowns in there. (Though, as I write this, having a navbar at the top with dropdowns could be good in the future if I add more functionalities, but for now I will go with the sidebar). After I settled for a sidebar, I needed to decide whether I want it fixed or with animation(close/open). </w:t>
+      </w:r>
+      <w:proofErr w:type="gramStart"/>
+      <w:r>
+        <w:rPr>
+          <w:rFonts w:ascii="Times New Roman" w:eastAsia="Times New Roman" w:hAnsi="Times New Roman" w:cs="Times New Roman"/>
+          <w:sz w:val="24"/>
+          <w:szCs w:val="24"/>
+          <w:lang w:val="en-US"/>
+        </w:rPr>
+        <w:t>Again</w:t>
+      </w:r>
+      <w:proofErr w:type="gramEnd"/>
+      <w:r>
+        <w:rPr>
+          <w:rFonts w:ascii="Times New Roman" w:eastAsia="Times New Roman" w:hAnsi="Times New Roman" w:cs="Times New Roman"/>
+          <w:sz w:val="24"/>
+          <w:szCs w:val="24"/>
+          <w:lang w:val="en-US"/>
+        </w:rPr>
+        <w:t xml:space="preserve"> I tried both and liked the one with animations, where I can close and open it.</w:t>
       </w:r>
     </w:p>
     <w:p>
@@ -7790,7 +8851,27 @@
           <w:szCs w:val="24"/>
           <w:lang w:val="en-US"/>
         </w:rPr>
-        <w:t>I saw different ways on how I can build the Card component that I want for each game but as expected I ended up with Bootstrap's. The grid system was not 100% clear to me, but now I definitely know more on how to use the Container, Rows and Cols. </w:t>
+        <w:t xml:space="preserve">I saw different ways on how I can build the Card component that I want for each game but as expected I ended up with Bootstrap's. The grid system was not 100% clear to me, but now I </w:t>
+      </w:r>
+      <w:proofErr w:type="gramStart"/>
+      <w:r>
+        <w:rPr>
+          <w:rFonts w:ascii="Times New Roman" w:eastAsia="Times New Roman" w:hAnsi="Times New Roman" w:cs="Times New Roman"/>
+          <w:sz w:val="24"/>
+          <w:szCs w:val="24"/>
+          <w:lang w:val="en-US"/>
+        </w:rPr>
+        <w:t>definitely know</w:t>
+      </w:r>
+      <w:proofErr w:type="gramEnd"/>
+      <w:r>
+        <w:rPr>
+          <w:rFonts w:ascii="Times New Roman" w:eastAsia="Times New Roman" w:hAnsi="Times New Roman" w:cs="Times New Roman"/>
+          <w:sz w:val="24"/>
+          <w:szCs w:val="24"/>
+          <w:lang w:val="en-US"/>
+        </w:rPr>
+        <w:t xml:space="preserve"> more on how to use the Container, Rows and Cols. </w:t>
       </w:r>
     </w:p>
     <w:p>
@@ -7989,7 +9070,27 @@
           <w:szCs w:val="24"/>
           <w:lang w:val="en-US"/>
         </w:rPr>
-        <w:t>    - created component that would render a list of games (dummy data at the moment). I am using bootstrap's card component for this.</w:t>
+        <w:t xml:space="preserve">    - created component that would render a list of games (dummy data </w:t>
+      </w:r>
+      <w:proofErr w:type="gramStart"/>
+      <w:r>
+        <w:rPr>
+          <w:rFonts w:ascii="Times New Roman" w:eastAsia="Times New Roman" w:hAnsi="Times New Roman" w:cs="Times New Roman"/>
+          <w:sz w:val="24"/>
+          <w:szCs w:val="24"/>
+          <w:lang w:val="en-US"/>
+        </w:rPr>
+        <w:t>at the moment</w:t>
+      </w:r>
+      <w:proofErr w:type="gramEnd"/>
+      <w:r>
+        <w:rPr>
+          <w:rFonts w:ascii="Times New Roman" w:eastAsia="Times New Roman" w:hAnsi="Times New Roman" w:cs="Times New Roman"/>
+          <w:sz w:val="24"/>
+          <w:szCs w:val="24"/>
+          <w:lang w:val="en-US"/>
+        </w:rPr>
+        <w:t>). I am using bootstrap's card component for this.</w:t>
       </w:r>
     </w:p>
     <w:p>
@@ -8029,7 +9130,27 @@
           <w:szCs w:val="24"/>
           <w:lang w:val="en-US"/>
         </w:rPr>
-        <w:t>    - implemented the get game by id. There is a button on each game card which leads to a page for the specific game. At the moment I just show the info only for that game on that game's page, but later I will add an Edit, Delete and More info (probably later stages) buttons. </w:t>
+        <w:t xml:space="preserve">    - implemented the get game by id. There is a button on each game card which leads to a page for the specific game. </w:t>
+      </w:r>
+      <w:proofErr w:type="gramStart"/>
+      <w:r>
+        <w:rPr>
+          <w:rFonts w:ascii="Times New Roman" w:eastAsia="Times New Roman" w:hAnsi="Times New Roman" w:cs="Times New Roman"/>
+          <w:sz w:val="24"/>
+          <w:szCs w:val="24"/>
+          <w:lang w:val="en-US"/>
+        </w:rPr>
+        <w:t>At the moment</w:t>
+      </w:r>
+      <w:proofErr w:type="gramEnd"/>
+      <w:r>
+        <w:rPr>
+          <w:rFonts w:ascii="Times New Roman" w:eastAsia="Times New Roman" w:hAnsi="Times New Roman" w:cs="Times New Roman"/>
+          <w:sz w:val="24"/>
+          <w:szCs w:val="24"/>
+          <w:lang w:val="en-US"/>
+        </w:rPr>
+        <w:t xml:space="preserve"> I just show the info only for that game on that game's page, but later I will add an Edit, Delete and More info (probably later stages) buttons. </w:t>
       </w:r>
     </w:p>
     <w:p>
@@ -8069,7 +9190,27 @@
           <w:szCs w:val="24"/>
           <w:lang w:val="en-US"/>
         </w:rPr>
-        <w:t xml:space="preserve"> that is provided in the link. At the moment I have listed a couple of teams in the nav bar, but for the future I plan to create a proper menu, for when there are all the teams that compete in a certain league. </w:t>
+        <w:t xml:space="preserve"> that is provided in the link. </w:t>
+      </w:r>
+      <w:proofErr w:type="gramStart"/>
+      <w:r>
+        <w:rPr>
+          <w:rFonts w:ascii="Times New Roman" w:eastAsia="Times New Roman" w:hAnsi="Times New Roman" w:cs="Times New Roman"/>
+          <w:sz w:val="24"/>
+          <w:szCs w:val="24"/>
+          <w:lang w:val="en-US"/>
+        </w:rPr>
+        <w:t>At the moment</w:t>
+      </w:r>
+      <w:proofErr w:type="gramEnd"/>
+      <w:r>
+        <w:rPr>
+          <w:rFonts w:ascii="Times New Roman" w:eastAsia="Times New Roman" w:hAnsi="Times New Roman" w:cs="Times New Roman"/>
+          <w:sz w:val="24"/>
+          <w:szCs w:val="24"/>
+          <w:lang w:val="en-US"/>
+        </w:rPr>
+        <w:t xml:space="preserve"> I have listed a couple of teams in the nav bar, but for the future I plan to create a proper menu, for when there are all the teams that compete in a certain league. </w:t>
       </w:r>
     </w:p>
     <w:p>
@@ -8132,7 +9273,47 @@
           <w:szCs w:val="24"/>
           <w:lang w:val="en-US"/>
         </w:rPr>
-        <w:t>Tomorrow I plan to make the view game by id page to look nicer. Because at the moment it is just rendering the info from the card button which is very basic. And hopefully at the end of tomorrow I will have a nice looking page for when you view a single game. </w:t>
+        <w:t xml:space="preserve">Tomorrow I plan to make the view game by id page to look nicer. Because </w:t>
+      </w:r>
+      <w:proofErr w:type="gramStart"/>
+      <w:r>
+        <w:rPr>
+          <w:rFonts w:ascii="Times New Roman" w:eastAsia="Times New Roman" w:hAnsi="Times New Roman" w:cs="Times New Roman"/>
+          <w:sz w:val="24"/>
+          <w:szCs w:val="24"/>
+          <w:lang w:val="en-US"/>
+        </w:rPr>
+        <w:t>at the moment</w:t>
+      </w:r>
+      <w:proofErr w:type="gramEnd"/>
+      <w:r>
+        <w:rPr>
+          <w:rFonts w:ascii="Times New Roman" w:eastAsia="Times New Roman" w:hAnsi="Times New Roman" w:cs="Times New Roman"/>
+          <w:sz w:val="24"/>
+          <w:szCs w:val="24"/>
+          <w:lang w:val="en-US"/>
+        </w:rPr>
+        <w:t xml:space="preserve"> it is just rendering the info from the card button which is very basic. And hopefully at the end of tomorrow I will have a </w:t>
+      </w:r>
+      <w:proofErr w:type="gramStart"/>
+      <w:r>
+        <w:rPr>
+          <w:rFonts w:ascii="Times New Roman" w:eastAsia="Times New Roman" w:hAnsi="Times New Roman" w:cs="Times New Roman"/>
+          <w:sz w:val="24"/>
+          <w:szCs w:val="24"/>
+          <w:lang w:val="en-US"/>
+        </w:rPr>
+        <w:t>nice looking</w:t>
+      </w:r>
+      <w:proofErr w:type="gramEnd"/>
+      <w:r>
+        <w:rPr>
+          <w:rFonts w:ascii="Times New Roman" w:eastAsia="Times New Roman" w:hAnsi="Times New Roman" w:cs="Times New Roman"/>
+          <w:sz w:val="24"/>
+          <w:szCs w:val="24"/>
+          <w:lang w:val="en-US"/>
+        </w:rPr>
+        <w:t xml:space="preserve"> page for when you view a single game. </w:t>
       </w:r>
     </w:p>
     <w:p>
@@ -8244,7 +9425,15 @@
         <w:t>Summary:</w:t>
       </w:r>
       <w:r>
-        <w:t xml:space="preserve"> Day 19 of 100. Making progress on the "View Info" page for each game. There is link to a picture in the post. Also the </w:t>
+        <w:t xml:space="preserve"> Day 19 of 100. Making progress on the "View Info" page for each game. There is link to a picture in the post. </w:t>
+      </w:r>
+      <w:proofErr w:type="gramStart"/>
+      <w:r>
+        <w:t>Also</w:t>
+      </w:r>
+      <w:proofErr w:type="gramEnd"/>
+      <w:r>
+        <w:t xml:space="preserve"> the </w:t>
       </w:r>
       <w:proofErr w:type="spellStart"/>
       <w:r>
@@ -8319,7 +9508,15 @@
         <w:pStyle w:val="NormalWeb"/>
       </w:pPr>
       <w:r>
-        <w:t xml:space="preserve">Today I had to present my code in front of "the client". It is not exactly a client, it is the colleagues that are going to use this to produce summary datasets. I will call them clients </w:t>
+        <w:t xml:space="preserve">Today I had to present my code in front of "the client". It is not exactly a </w:t>
+      </w:r>
+      <w:proofErr w:type="gramStart"/>
+      <w:r>
+        <w:t>client,</w:t>
+      </w:r>
+      <w:proofErr w:type="gramEnd"/>
+      <w:r>
+        <w:t xml:space="preserve"> it is the colleagues that are going to use this to produce summary datasets. I will call them clients </w:t>
       </w:r>
       <w:r>
         <w:lastRenderedPageBreak/>
@@ -8331,7 +9528,15 @@
         <w:pStyle w:val="NormalWeb"/>
       </w:pPr>
       <w:r>
-        <w:t>It was not the first time I was explaining something without technical terms, because with accounting it is kind of the same. I have to explain ratios and financial reports to non-accountants, using simple language. It was the first time when independently - without anyone else from my team that knows coding, I had to explain what I have done, what is my progress and how can the code be used so far. I believe it went very well, since not long ago I did not know anything about programming and remembered how easily some of the beginner courses were explained. I will probably talk more about this in later stages (assuming I can share any info). </w:t>
+        <w:t xml:space="preserve">It was not the first time I was explaining something without technical terms, because with accounting it is kind of the same. I </w:t>
+      </w:r>
+      <w:proofErr w:type="gramStart"/>
+      <w:r>
+        <w:t>have to</w:t>
+      </w:r>
+      <w:proofErr w:type="gramEnd"/>
+      <w:r>
+        <w:t xml:space="preserve"> explain ratios and financial reports to non-accountants, using simple language. It was the first time when independently - without anyone else from my team that knows coding, I had to explain what I have done, what is my progress and how can the code be used so far. I believe it went very well, since not long ago I did not know anything about programming and remembered how easily some of the beginner courses were explained. I will probably talk more about this in later stages (assuming I can share any info). </w:t>
       </w:r>
     </w:p>
     <w:p>
@@ -8450,10 +9655,12 @@
         <w:t xml:space="preserve"> a nice view of Summoner's Rift (the League of Legends map) and also shows the opponents {</w:t>
       </w:r>
       <w:proofErr w:type="spellStart"/>
+      <w:proofErr w:type="gramStart"/>
       <w:r>
         <w:t>props.blue</w:t>
       </w:r>
       <w:proofErr w:type="spellEnd"/>
+      <w:proofErr w:type="gramEnd"/>
       <w:r>
         <w:t>) vs {</w:t>
       </w:r>
@@ -8634,7 +9841,15 @@
         <w:pStyle w:val="NormalWeb"/>
       </w:pPr>
       <w:r>
-        <w:t>It really looks uneven but I am leaving it for tonight because it is getting late, and I wake up at 7am on work days.</w:t>
+        <w:t xml:space="preserve">It really looks </w:t>
+      </w:r>
+      <w:proofErr w:type="gramStart"/>
+      <w:r>
+        <w:t>uneven</w:t>
+      </w:r>
+      <w:proofErr w:type="gramEnd"/>
+      <w:r>
+        <w:t xml:space="preserve"> but I am leaving it for tonight because it is getting late, and I wake up at 7am on work days.</w:t>
       </w:r>
     </w:p>
     <w:p>
@@ -8748,7 +9963,31 @@
         <w:pStyle w:val="NormalWeb"/>
       </w:pPr>
       <w:r>
-        <w:t>At work, testing is beginning and we have to compare datasets for different contents. Our Python code produces a dataset and we have to compare it to the dataset coming from the SAS version of the code. For now it is mainly 1 other person and me that are writing some tests for comparing the datasets. That is something new to me and it is exciting to go further and write tests. (I am trying to be careful when I talk about work stuff, obviously do not want to expose any potentially confidential info). </w:t>
+        <w:t xml:space="preserve">At work, testing is </w:t>
+      </w:r>
+      <w:proofErr w:type="gramStart"/>
+      <w:r>
+        <w:t>beginning</w:t>
+      </w:r>
+      <w:proofErr w:type="gramEnd"/>
+      <w:r>
+        <w:t xml:space="preserve"> and we have to compare datasets for different contents. Our Python code produces a dataset and we </w:t>
+      </w:r>
+      <w:proofErr w:type="gramStart"/>
+      <w:r>
+        <w:t>have to</w:t>
+      </w:r>
+      <w:proofErr w:type="gramEnd"/>
+      <w:r>
+        <w:t xml:space="preserve"> compare it to the dataset coming from the SAS version of the code. For </w:t>
+      </w:r>
+      <w:proofErr w:type="gramStart"/>
+      <w:r>
+        <w:t>now</w:t>
+      </w:r>
+      <w:proofErr w:type="gramEnd"/>
+      <w:r>
+        <w:t xml:space="preserve"> it is mainly 1 other person and me that are writing some tests for comparing the datasets. That is something new to me and it is exciting to go further and write tests. (I am trying to be careful when I talk about work stuff, obviously do not want to expose any potentially confidential info). </w:t>
       </w:r>
     </w:p>
     <w:p>
@@ -8769,7 +10008,15 @@
         <w:pStyle w:val="NormalWeb"/>
       </w:pPr>
       <w:r>
-        <w:t xml:space="preserve">since I am the person from our team that is developing the Reporting code, now the people that will use it want to test it against outputs from their reporting software. So I guess I am testing my reporting code as well. (it is safe to say we are entering a testing period, </w:t>
+        <w:t xml:space="preserve">since I am the person from our team that is developing the Reporting code, now the people that will use it want to test it against outputs from their reporting software. </w:t>
+      </w:r>
+      <w:proofErr w:type="gramStart"/>
+      <w:r>
+        <w:t>So</w:t>
+      </w:r>
+      <w:proofErr w:type="gramEnd"/>
+      <w:r>
+        <w:t xml:space="preserve"> I guess I am testing my reporting code as well. (it is safe to say we are entering a testing period, </w:t>
       </w:r>
       <w:proofErr w:type="spellStart"/>
       <w:r>
@@ -8875,7 +10122,15 @@
       </w:r>
       <w:proofErr w:type="spellEnd"/>
       <w:r>
-        <w:t xml:space="preserve"> (I assume) from my localhost server. I saw this can be fixed in the server itself (in express) so that CORS is removed/fixed. For now I will not have the </w:t>
+        <w:t xml:space="preserve"> (I assume) from my localhost server. I saw this can be fixed in the server itself (in express) so that CORS is removed/fixed. For </w:t>
+      </w:r>
+      <w:proofErr w:type="gramStart"/>
+      <w:r>
+        <w:t>now</w:t>
+      </w:r>
+      <w:proofErr w:type="gramEnd"/>
+      <w:r>
+        <w:t xml:space="preserve"> I will not have the </w:t>
       </w:r>
       <w:proofErr w:type="spellStart"/>
       <w:r>
@@ -9079,8 +10334,13 @@
       <w:pPr>
         <w:pStyle w:val="Heading3"/>
       </w:pPr>
-      <w:r>
-        <w:t>So onto my project and where I am building the UI...</w:t>
+      <w:proofErr w:type="gramStart"/>
+      <w:r>
+        <w:t>So</w:t>
+      </w:r>
+      <w:proofErr w:type="gramEnd"/>
+      <w:r>
+        <w:t xml:space="preserve"> onto my project and where I am building the UI...</w:t>
       </w:r>
     </w:p>
     <w:p>
@@ -9128,7 +10388,15 @@
         <w:pStyle w:val="NormalWeb"/>
       </w:pPr>
       <w:r>
-        <w:t>I did not want the Add game page to be "just" to add a game. I wanted to re-create the experience when you are in champion select in the actual game. So this is what I started building. </w:t>
+        <w:t xml:space="preserve">I did not want the Add game page to be "just" to add a game. I wanted to re-create the experience when you are in champion select in the actual game. </w:t>
+      </w:r>
+      <w:proofErr w:type="gramStart"/>
+      <w:r>
+        <w:t>So</w:t>
+      </w:r>
+      <w:proofErr w:type="gramEnd"/>
+      <w:r>
+        <w:t xml:space="preserve"> this is what I started building. </w:t>
       </w:r>
       <w:hyperlink r:id="rId13" w:history="1">
         <w:r>
@@ -9140,28 +10408,52 @@
         </w:r>
       </w:hyperlink>
       <w:r>
-        <w:t>. In the dev view you can see an idea of what the champion select looks like if you are not familiar in the game. At the moment the user just writes the name and submits it. There is no validation, but just before I closed the IDE, I created a list with all the champions (did not do it manually, thankfully) which I will use for validation. </w:t>
-      </w:r>
-    </w:p>
-    <w:p>
-      <w:pPr>
-        <w:pStyle w:val="NormalWeb"/>
-      </w:pPr>
-      <w:r>
-        <w:t>The middle field might not be an input field in later stages, there might be a field of champion pictures and then the user will select a picture of a champion for each position. At the moment I will keep it as an input field and will validate the user input. </w:t>
-      </w:r>
-    </w:p>
-    <w:p>
-      <w:pPr>
-        <w:pStyle w:val="NormalWeb"/>
-      </w:pPr>
-    </w:p>
-    <w:p>
-      <w:pPr>
-        <w:pStyle w:val="NormalWeb"/>
-      </w:pPr>
-      <w:r>
-        <w:t>Also want to add a way for the user to select which champion he is picking, because at the moment it is 1 by 1 and you cannot go back.</w:t>
+        <w:t xml:space="preserve">. In the dev view you can see an idea of what the champion select looks like if you are not familiar in the game. </w:t>
+      </w:r>
+      <w:proofErr w:type="gramStart"/>
+      <w:r>
+        <w:t>At the moment</w:t>
+      </w:r>
+      <w:proofErr w:type="gramEnd"/>
+      <w:r>
+        <w:t xml:space="preserve"> the user just writes the name and submits it. There is no validation, but just before I closed the IDE, I created a list with all the champions (did not do it manually, thankfully) which I will use for validation. </w:t>
+      </w:r>
+    </w:p>
+    <w:p>
+      <w:pPr>
+        <w:pStyle w:val="NormalWeb"/>
+      </w:pPr>
+      <w:r>
+        <w:t xml:space="preserve">The middle field might not be an input field in later stages, there might be a field of champion pictures and then the user will select a picture of a champion for each position. </w:t>
+      </w:r>
+      <w:proofErr w:type="gramStart"/>
+      <w:r>
+        <w:t>At the moment</w:t>
+      </w:r>
+      <w:proofErr w:type="gramEnd"/>
+      <w:r>
+        <w:t xml:space="preserve"> I will keep it as an input field and will validate the user input. </w:t>
+      </w:r>
+    </w:p>
+    <w:p>
+      <w:pPr>
+        <w:pStyle w:val="NormalWeb"/>
+      </w:pPr>
+    </w:p>
+    <w:p>
+      <w:pPr>
+        <w:pStyle w:val="NormalWeb"/>
+      </w:pPr>
+      <w:r>
+        <w:t xml:space="preserve">Also want to add a way for the user to select which champion he is picking, because </w:t>
+      </w:r>
+      <w:proofErr w:type="gramStart"/>
+      <w:r>
+        <w:t>at the moment</w:t>
+      </w:r>
+      <w:proofErr w:type="gramEnd"/>
+      <w:r>
+        <w:t xml:space="preserve"> it is 1 by 1 and you cannot go back.</w:t>
       </w:r>
     </w:p>
     <w:p>
@@ -9393,7 +10685,27 @@
           <w:szCs w:val="24"/>
           <w:lang w:val="en-US"/>
         </w:rPr>
-        <w:t>What I did today on the project ? </w:t>
+        <w:t xml:space="preserve">What I did today on the </w:t>
+      </w:r>
+      <w:proofErr w:type="gramStart"/>
+      <w:r>
+        <w:rPr>
+          <w:rFonts w:ascii="Times New Roman" w:eastAsia="Times New Roman" w:hAnsi="Times New Roman" w:cs="Times New Roman"/>
+          <w:sz w:val="24"/>
+          <w:szCs w:val="24"/>
+          <w:lang w:val="en-US"/>
+        </w:rPr>
+        <w:t>project ?</w:t>
+      </w:r>
+      <w:proofErr w:type="gramEnd"/>
+      <w:r>
+        <w:rPr>
+          <w:rFonts w:ascii="Times New Roman" w:eastAsia="Times New Roman" w:hAnsi="Times New Roman" w:cs="Times New Roman"/>
+          <w:sz w:val="24"/>
+          <w:szCs w:val="24"/>
+          <w:lang w:val="en-US"/>
+        </w:rPr>
+        <w:t> </w:t>
       </w:r>
     </w:p>
     <w:p>
@@ -9638,7 +10950,27 @@
           <w:szCs w:val="24"/>
           <w:lang w:val="en-US"/>
         </w:rPr>
-        <w:t xml:space="preserve">). The open-beta for Legends of </w:t>
+        <w:t xml:space="preserve">). The </w:t>
+      </w:r>
+      <w:proofErr w:type="gramStart"/>
+      <w:r>
+        <w:rPr>
+          <w:rFonts w:ascii="Times New Roman" w:eastAsia="Times New Roman" w:hAnsi="Times New Roman" w:cs="Times New Roman"/>
+          <w:sz w:val="24"/>
+          <w:szCs w:val="24"/>
+          <w:lang w:val="en-US"/>
+        </w:rPr>
+        <w:t>open-beta</w:t>
+      </w:r>
+      <w:proofErr w:type="gramEnd"/>
+      <w:r>
+        <w:rPr>
+          <w:rFonts w:ascii="Times New Roman" w:eastAsia="Times New Roman" w:hAnsi="Times New Roman" w:cs="Times New Roman"/>
+          <w:sz w:val="24"/>
+          <w:szCs w:val="24"/>
+          <w:lang w:val="en-US"/>
+        </w:rPr>
+        <w:t xml:space="preserve"> for Legends of </w:t>
       </w:r>
       <w:proofErr w:type="spellStart"/>
       <w:r>
@@ -9803,7 +11135,15 @@
         <w:t>by</w:t>
       </w:r>
       <w:r>
-        <w:t xml:space="preserve"> starting a text based adventure game</w:t>
+        <w:t xml:space="preserve"> starting a </w:t>
+      </w:r>
+      <w:proofErr w:type="gramStart"/>
+      <w:r>
+        <w:t>text based</w:t>
+      </w:r>
+      <w:proofErr w:type="gramEnd"/>
+      <w:r>
+        <w:t xml:space="preserve"> adventure game</w:t>
       </w:r>
     </w:p>
     <w:p/>
@@ -9812,7 +11152,23 @@
         <w:t>Summary:</w:t>
       </w:r>
       <w:r>
-        <w:t xml:space="preserve"> Well Java seems like a cool language to know. I do not really know what are its capabilities, but it looks kind of cool. From what I know, it feels like Java is OOP, seems like a very object oriented language (if a Java dev reads this he might laugh at me, do not know :D). I ended up going with Python for this game challenge.</w:t>
+        <w:t xml:space="preserve"> Well Java seems like a cool language to know. I do not really know what </w:t>
+      </w:r>
+      <w:proofErr w:type="gramStart"/>
+      <w:r>
+        <w:t>are its capabilities</w:t>
+      </w:r>
+      <w:proofErr w:type="gramEnd"/>
+      <w:r>
+        <w:t xml:space="preserve">, but it looks kind of cool. From what I know, it feels like Java is OOP, seems like a very </w:t>
+      </w:r>
+      <w:proofErr w:type="gramStart"/>
+      <w:r>
+        <w:t>object oriented</w:t>
+      </w:r>
+      <w:proofErr w:type="gramEnd"/>
+      <w:r>
+        <w:t xml:space="preserve"> language (if a Java dev reads this he might laugh at me, do not know :D). I ended up going with Python for this game challenge.</w:t>
       </w:r>
     </w:p>
     <w:p/>
@@ -9871,8 +11227,29 @@
           <w:szCs w:val="24"/>
           <w:lang w:val="en-US"/>
         </w:rPr>
-        <w:t xml:space="preserve">Phew, another week gone. After the half way point of my placement at Lloyds, it seems now that time is ticking backwards. Feels like time, I am counting backwards now, until the end of my placement, which so far has truly been life changing. The biggest proof being this coding blog </w:t>
-      </w:r>
+        <w:t xml:space="preserve">Phew, another week gone. After the </w:t>
+      </w:r>
+      <w:proofErr w:type="gramStart"/>
+      <w:r>
+        <w:rPr>
+          <w:rFonts w:ascii="Times New Roman" w:eastAsia="Times New Roman" w:hAnsi="Times New Roman" w:cs="Times New Roman"/>
+          <w:sz w:val="24"/>
+          <w:szCs w:val="24"/>
+          <w:lang w:val="en-US"/>
+        </w:rPr>
+        <w:t>half way</w:t>
+      </w:r>
+      <w:proofErr w:type="gramEnd"/>
+      <w:r>
+        <w:rPr>
+          <w:rFonts w:ascii="Times New Roman" w:eastAsia="Times New Roman" w:hAnsi="Times New Roman" w:cs="Times New Roman"/>
+          <w:sz w:val="24"/>
+          <w:szCs w:val="24"/>
+          <w:lang w:val="en-US"/>
+        </w:rPr>
+        <w:t xml:space="preserve"> point of my placement at Lloyds, it seems now that time is ticking backwards. Feels like time, I am counting backwards now, until the end of my placement, which so far has truly been life changing. The biggest proof being this coding blog </w:t>
+      </w:r>
+      <w:proofErr w:type="gramStart"/>
       <w:r>
         <w:rPr>
           <w:rFonts w:ascii="Times New Roman" w:eastAsia="Times New Roman" w:hAnsi="Times New Roman" w:cs="Times New Roman"/>
@@ -9881,38 +11258,68 @@
           <w:lang w:val="en-US"/>
         </w:rPr>
         <w:lastRenderedPageBreak/>
-        <w:t>and also everyday enjoying coding and thinking about it not only at work, but as a hobby as well. </w:t>
-      </w:r>
-    </w:p>
-    <w:p>
-      <w:pPr>
-        <w:spacing w:before="100" w:beforeAutospacing="1" w:after="100" w:afterAutospacing="1" w:line="240" w:lineRule="auto"/>
-        <w:rPr>
-          <w:rFonts w:ascii="Times New Roman" w:eastAsia="Times New Roman" w:hAnsi="Times New Roman" w:cs="Times New Roman"/>
-          <w:sz w:val="24"/>
-          <w:szCs w:val="24"/>
-          <w:lang w:val="en-US"/>
-        </w:rPr>
-      </w:pPr>
-    </w:p>
-    <w:p>
-      <w:pPr>
-        <w:spacing w:before="100" w:beforeAutospacing="1" w:after="100" w:afterAutospacing="1" w:line="240" w:lineRule="auto"/>
-        <w:rPr>
-          <w:rFonts w:ascii="Times New Roman" w:eastAsia="Times New Roman" w:hAnsi="Times New Roman" w:cs="Times New Roman"/>
-          <w:sz w:val="24"/>
-          <w:szCs w:val="24"/>
-          <w:lang w:val="en-US"/>
-        </w:rPr>
-      </w:pPr>
-      <w:r>
-        <w:rPr>
-          <w:rFonts w:ascii="Times New Roman" w:eastAsia="Times New Roman" w:hAnsi="Times New Roman" w:cs="Times New Roman"/>
-          <w:sz w:val="24"/>
-          <w:szCs w:val="24"/>
-          <w:lang w:val="en-US"/>
-        </w:rPr>
-        <w:t xml:space="preserve">Well today I decided to practice some object oriented programming by starting a text based adventure game. I got the idea from couple of places. One reason was a friend of mine (another placement student who studies Computer Science) told me about a homework at </w:t>
+        <w:t>and also</w:t>
+      </w:r>
+      <w:proofErr w:type="gramEnd"/>
+      <w:r>
+        <w:rPr>
+          <w:rFonts w:ascii="Times New Roman" w:eastAsia="Times New Roman" w:hAnsi="Times New Roman" w:cs="Times New Roman"/>
+          <w:sz w:val="24"/>
+          <w:szCs w:val="24"/>
+          <w:lang w:val="en-US"/>
+        </w:rPr>
+        <w:t xml:space="preserve"> everyday enjoying coding and thinking about it not only at work, but as a hobby as well. </w:t>
+      </w:r>
+    </w:p>
+    <w:p>
+      <w:pPr>
+        <w:spacing w:before="100" w:beforeAutospacing="1" w:after="100" w:afterAutospacing="1" w:line="240" w:lineRule="auto"/>
+        <w:rPr>
+          <w:rFonts w:ascii="Times New Roman" w:eastAsia="Times New Roman" w:hAnsi="Times New Roman" w:cs="Times New Roman"/>
+          <w:sz w:val="24"/>
+          <w:szCs w:val="24"/>
+          <w:lang w:val="en-US"/>
+        </w:rPr>
+      </w:pPr>
+    </w:p>
+    <w:p>
+      <w:pPr>
+        <w:spacing w:before="100" w:beforeAutospacing="1" w:after="100" w:afterAutospacing="1" w:line="240" w:lineRule="auto"/>
+        <w:rPr>
+          <w:rFonts w:ascii="Times New Roman" w:eastAsia="Times New Roman" w:hAnsi="Times New Roman" w:cs="Times New Roman"/>
+          <w:sz w:val="24"/>
+          <w:szCs w:val="24"/>
+          <w:lang w:val="en-US"/>
+        </w:rPr>
+      </w:pPr>
+      <w:r>
+        <w:rPr>
+          <w:rFonts w:ascii="Times New Roman" w:eastAsia="Times New Roman" w:hAnsi="Times New Roman" w:cs="Times New Roman"/>
+          <w:sz w:val="24"/>
+          <w:szCs w:val="24"/>
+          <w:lang w:val="en-US"/>
+        </w:rPr>
+        <w:t xml:space="preserve">Well today I decided to practice some </w:t>
+      </w:r>
+      <w:proofErr w:type="gramStart"/>
+      <w:r>
+        <w:rPr>
+          <w:rFonts w:ascii="Times New Roman" w:eastAsia="Times New Roman" w:hAnsi="Times New Roman" w:cs="Times New Roman"/>
+          <w:sz w:val="24"/>
+          <w:szCs w:val="24"/>
+          <w:lang w:val="en-US"/>
+        </w:rPr>
+        <w:t>object oriented</w:t>
+      </w:r>
+      <w:proofErr w:type="gramEnd"/>
+      <w:r>
+        <w:rPr>
+          <w:rFonts w:ascii="Times New Roman" w:eastAsia="Times New Roman" w:hAnsi="Times New Roman" w:cs="Times New Roman"/>
+          <w:sz w:val="24"/>
+          <w:szCs w:val="24"/>
+          <w:lang w:val="en-US"/>
+        </w:rPr>
+        <w:t xml:space="preserve"> programming by starting a text based adventure game. I got the idea from couple of places. One reason was a friend of mine (another placement student who studies Computer Science) told me about a homework at </w:t>
       </w:r>
       <w:proofErr w:type="spellStart"/>
       <w:r>
@@ -9963,140 +11370,262 @@
           <w:szCs w:val="24"/>
           <w:lang w:val="en-US"/>
         </w:rPr>
-        <w:t>There was not much coding today (outside of work), it was 50/50 in terms of researching and reading different Java and Python text based adventure games. </w:t>
-      </w:r>
-    </w:p>
-    <w:p>
-      <w:pPr>
-        <w:spacing w:before="100" w:beforeAutospacing="1" w:after="100" w:afterAutospacing="1" w:line="240" w:lineRule="auto"/>
-        <w:rPr>
-          <w:rFonts w:ascii="Times New Roman" w:eastAsia="Times New Roman" w:hAnsi="Times New Roman" w:cs="Times New Roman"/>
-          <w:sz w:val="24"/>
-          <w:szCs w:val="24"/>
-          <w:lang w:val="en-US"/>
-        </w:rPr>
-      </w:pPr>
-    </w:p>
-    <w:p>
-      <w:pPr>
-        <w:spacing w:before="100" w:beforeAutospacing="1" w:after="100" w:afterAutospacing="1" w:line="240" w:lineRule="auto"/>
-        <w:rPr>
-          <w:rFonts w:ascii="Times New Roman" w:eastAsia="Times New Roman" w:hAnsi="Times New Roman" w:cs="Times New Roman"/>
-          <w:sz w:val="24"/>
-          <w:szCs w:val="24"/>
-          <w:lang w:val="en-US"/>
-        </w:rPr>
-      </w:pPr>
-      <w:r>
-        <w:rPr>
-          <w:rFonts w:ascii="Times New Roman" w:eastAsia="Times New Roman" w:hAnsi="Times New Roman" w:cs="Times New Roman"/>
-          <w:sz w:val="24"/>
-          <w:szCs w:val="24"/>
-          <w:lang w:val="en-US"/>
-        </w:rPr>
-        <w:t>Why did I research Java for this ?</w:t>
-      </w:r>
-    </w:p>
-    <w:p>
-      <w:pPr>
-        <w:spacing w:before="100" w:beforeAutospacing="1" w:after="100" w:afterAutospacing="1" w:line="240" w:lineRule="auto"/>
-        <w:rPr>
-          <w:rFonts w:ascii="Times New Roman" w:eastAsia="Times New Roman" w:hAnsi="Times New Roman" w:cs="Times New Roman"/>
-          <w:sz w:val="24"/>
-          <w:szCs w:val="24"/>
-          <w:lang w:val="en-US"/>
-        </w:rPr>
-      </w:pPr>
-      <w:r>
-        <w:rPr>
-          <w:rFonts w:ascii="Times New Roman" w:eastAsia="Times New Roman" w:hAnsi="Times New Roman" w:cs="Times New Roman"/>
-          <w:sz w:val="24"/>
-          <w:szCs w:val="24"/>
-          <w:lang w:val="en-US"/>
-        </w:rPr>
-        <w:t>Well Java seems like a cool language to know. I do not really know what are its capabilities, but it looks kind of cool. From what I know, it feels like Java is OOP, seems like a very object oriented language (if a Java dev reads this he might laugh at me, do not know :D). </w:t>
-      </w:r>
-    </w:p>
-    <w:p>
-      <w:pPr>
-        <w:spacing w:before="100" w:beforeAutospacing="1" w:after="100" w:afterAutospacing="1" w:line="240" w:lineRule="auto"/>
-        <w:rPr>
-          <w:rFonts w:ascii="Times New Roman" w:eastAsia="Times New Roman" w:hAnsi="Times New Roman" w:cs="Times New Roman"/>
-          <w:sz w:val="24"/>
-          <w:szCs w:val="24"/>
-          <w:lang w:val="en-US"/>
-        </w:rPr>
-      </w:pPr>
-    </w:p>
-    <w:p>
-      <w:pPr>
-        <w:spacing w:before="100" w:beforeAutospacing="1" w:after="100" w:afterAutospacing="1" w:line="240" w:lineRule="auto"/>
-        <w:rPr>
-          <w:rFonts w:ascii="Times New Roman" w:eastAsia="Times New Roman" w:hAnsi="Times New Roman" w:cs="Times New Roman"/>
-          <w:sz w:val="24"/>
-          <w:szCs w:val="24"/>
-          <w:lang w:val="en-US"/>
-        </w:rPr>
-      </w:pPr>
-      <w:r>
-        <w:rPr>
-          <w:rFonts w:ascii="Times New Roman" w:eastAsia="Times New Roman" w:hAnsi="Times New Roman" w:cs="Times New Roman"/>
-          <w:sz w:val="24"/>
-          <w:szCs w:val="24"/>
-          <w:lang w:val="en-US"/>
-        </w:rPr>
-        <w:t>I decided to go with Python as I am more familiar with it at the moment. I have not used classes much, do not know their full potential yet so I wanted to change that. </w:t>
-      </w:r>
-    </w:p>
-    <w:p>
-      <w:pPr>
-        <w:spacing w:before="100" w:beforeAutospacing="1" w:after="100" w:afterAutospacing="1" w:line="240" w:lineRule="auto"/>
-        <w:rPr>
-          <w:rFonts w:ascii="Times New Roman" w:eastAsia="Times New Roman" w:hAnsi="Times New Roman" w:cs="Times New Roman"/>
-          <w:sz w:val="24"/>
-          <w:szCs w:val="24"/>
-          <w:lang w:val="en-US"/>
-        </w:rPr>
-      </w:pPr>
-    </w:p>
-    <w:p>
-      <w:pPr>
-        <w:spacing w:before="100" w:beforeAutospacing="1" w:after="100" w:afterAutospacing="1" w:line="240" w:lineRule="auto"/>
-        <w:rPr>
-          <w:rFonts w:ascii="Times New Roman" w:eastAsia="Times New Roman" w:hAnsi="Times New Roman" w:cs="Times New Roman"/>
-          <w:sz w:val="24"/>
-          <w:szCs w:val="24"/>
-          <w:lang w:val="en-US"/>
-        </w:rPr>
-      </w:pPr>
-      <w:r>
-        <w:rPr>
-          <w:rFonts w:ascii="Times New Roman" w:eastAsia="Times New Roman" w:hAnsi="Times New Roman" w:cs="Times New Roman"/>
-          <w:sz w:val="24"/>
-          <w:szCs w:val="24"/>
-          <w:lang w:val="en-US"/>
-        </w:rPr>
-        <w:t>I ended up playing a text based adventure game built in Java, to get an idea of what I want my game to look like. </w:t>
-      </w:r>
-    </w:p>
-    <w:p>
-      <w:pPr>
-        <w:spacing w:before="100" w:beforeAutospacing="1" w:after="100" w:afterAutospacing="1" w:line="240" w:lineRule="auto"/>
-        <w:rPr>
-          <w:rFonts w:ascii="Times New Roman" w:eastAsia="Times New Roman" w:hAnsi="Times New Roman" w:cs="Times New Roman"/>
-          <w:sz w:val="24"/>
-          <w:szCs w:val="24"/>
-          <w:lang w:val="en-US"/>
-        </w:rPr>
-      </w:pPr>
-      <w:r>
-        <w:rPr>
-          <w:rFonts w:ascii="Times New Roman" w:eastAsia="Times New Roman" w:hAnsi="Times New Roman" w:cs="Times New Roman"/>
-          <w:sz w:val="24"/>
-          <w:szCs w:val="24"/>
-          <w:lang w:val="en-US"/>
-        </w:rPr>
-        <w:t>At the moment my game is nothing impressive, it is mostly inputs asking the user for actions. </w:t>
+        <w:t xml:space="preserve">There was not much coding today (outside of work), it was 50/50 in terms of researching and reading different Java and Python </w:t>
+      </w:r>
+      <w:proofErr w:type="gramStart"/>
+      <w:r>
+        <w:rPr>
+          <w:rFonts w:ascii="Times New Roman" w:eastAsia="Times New Roman" w:hAnsi="Times New Roman" w:cs="Times New Roman"/>
+          <w:sz w:val="24"/>
+          <w:szCs w:val="24"/>
+          <w:lang w:val="en-US"/>
+        </w:rPr>
+        <w:t>text based</w:t>
+      </w:r>
+      <w:proofErr w:type="gramEnd"/>
+      <w:r>
+        <w:rPr>
+          <w:rFonts w:ascii="Times New Roman" w:eastAsia="Times New Roman" w:hAnsi="Times New Roman" w:cs="Times New Roman"/>
+          <w:sz w:val="24"/>
+          <w:szCs w:val="24"/>
+          <w:lang w:val="en-US"/>
+        </w:rPr>
+        <w:t xml:space="preserve"> adventure games. </w:t>
+      </w:r>
+    </w:p>
+    <w:p>
+      <w:pPr>
+        <w:spacing w:before="100" w:beforeAutospacing="1" w:after="100" w:afterAutospacing="1" w:line="240" w:lineRule="auto"/>
+        <w:rPr>
+          <w:rFonts w:ascii="Times New Roman" w:eastAsia="Times New Roman" w:hAnsi="Times New Roman" w:cs="Times New Roman"/>
+          <w:sz w:val="24"/>
+          <w:szCs w:val="24"/>
+          <w:lang w:val="en-US"/>
+        </w:rPr>
+      </w:pPr>
+    </w:p>
+    <w:p>
+      <w:pPr>
+        <w:spacing w:before="100" w:beforeAutospacing="1" w:after="100" w:afterAutospacing="1" w:line="240" w:lineRule="auto"/>
+        <w:rPr>
+          <w:rFonts w:ascii="Times New Roman" w:eastAsia="Times New Roman" w:hAnsi="Times New Roman" w:cs="Times New Roman"/>
+          <w:sz w:val="24"/>
+          <w:szCs w:val="24"/>
+          <w:lang w:val="en-US"/>
+        </w:rPr>
+      </w:pPr>
+      <w:r>
+        <w:rPr>
+          <w:rFonts w:ascii="Times New Roman" w:eastAsia="Times New Roman" w:hAnsi="Times New Roman" w:cs="Times New Roman"/>
+          <w:sz w:val="24"/>
+          <w:szCs w:val="24"/>
+          <w:lang w:val="en-US"/>
+        </w:rPr>
+        <w:t xml:space="preserve">Why did I research Java for </w:t>
+      </w:r>
+      <w:proofErr w:type="gramStart"/>
+      <w:r>
+        <w:rPr>
+          <w:rFonts w:ascii="Times New Roman" w:eastAsia="Times New Roman" w:hAnsi="Times New Roman" w:cs="Times New Roman"/>
+          <w:sz w:val="24"/>
+          <w:szCs w:val="24"/>
+          <w:lang w:val="en-US"/>
+        </w:rPr>
+        <w:t>this ?</w:t>
+      </w:r>
+      <w:proofErr w:type="gramEnd"/>
+    </w:p>
+    <w:p>
+      <w:pPr>
+        <w:spacing w:before="100" w:beforeAutospacing="1" w:after="100" w:afterAutospacing="1" w:line="240" w:lineRule="auto"/>
+        <w:rPr>
+          <w:rFonts w:ascii="Times New Roman" w:eastAsia="Times New Roman" w:hAnsi="Times New Roman" w:cs="Times New Roman"/>
+          <w:sz w:val="24"/>
+          <w:szCs w:val="24"/>
+          <w:lang w:val="en-US"/>
+        </w:rPr>
+      </w:pPr>
+      <w:r>
+        <w:rPr>
+          <w:rFonts w:ascii="Times New Roman" w:eastAsia="Times New Roman" w:hAnsi="Times New Roman" w:cs="Times New Roman"/>
+          <w:sz w:val="24"/>
+          <w:szCs w:val="24"/>
+          <w:lang w:val="en-US"/>
+        </w:rPr>
+        <w:t xml:space="preserve">Well Java seems like a cool language to know. I do not really know what </w:t>
+      </w:r>
+      <w:proofErr w:type="gramStart"/>
+      <w:r>
+        <w:rPr>
+          <w:rFonts w:ascii="Times New Roman" w:eastAsia="Times New Roman" w:hAnsi="Times New Roman" w:cs="Times New Roman"/>
+          <w:sz w:val="24"/>
+          <w:szCs w:val="24"/>
+          <w:lang w:val="en-US"/>
+        </w:rPr>
+        <w:t>are its capabilities</w:t>
+      </w:r>
+      <w:proofErr w:type="gramEnd"/>
+      <w:r>
+        <w:rPr>
+          <w:rFonts w:ascii="Times New Roman" w:eastAsia="Times New Roman" w:hAnsi="Times New Roman" w:cs="Times New Roman"/>
+          <w:sz w:val="24"/>
+          <w:szCs w:val="24"/>
+          <w:lang w:val="en-US"/>
+        </w:rPr>
+        <w:t xml:space="preserve">, but it looks kind of cool. From what I know, it feels like Java is OOP, seems like a very </w:t>
+      </w:r>
+      <w:proofErr w:type="gramStart"/>
+      <w:r>
+        <w:rPr>
+          <w:rFonts w:ascii="Times New Roman" w:eastAsia="Times New Roman" w:hAnsi="Times New Roman" w:cs="Times New Roman"/>
+          <w:sz w:val="24"/>
+          <w:szCs w:val="24"/>
+          <w:lang w:val="en-US"/>
+        </w:rPr>
+        <w:t>object oriented</w:t>
+      </w:r>
+      <w:proofErr w:type="gramEnd"/>
+      <w:r>
+        <w:rPr>
+          <w:rFonts w:ascii="Times New Roman" w:eastAsia="Times New Roman" w:hAnsi="Times New Roman" w:cs="Times New Roman"/>
+          <w:sz w:val="24"/>
+          <w:szCs w:val="24"/>
+          <w:lang w:val="en-US"/>
+        </w:rPr>
+        <w:t xml:space="preserve"> language (if a Java dev reads this he might laugh at me, do not know :D). </w:t>
+      </w:r>
+    </w:p>
+    <w:p>
+      <w:pPr>
+        <w:spacing w:before="100" w:beforeAutospacing="1" w:after="100" w:afterAutospacing="1" w:line="240" w:lineRule="auto"/>
+        <w:rPr>
+          <w:rFonts w:ascii="Times New Roman" w:eastAsia="Times New Roman" w:hAnsi="Times New Roman" w:cs="Times New Roman"/>
+          <w:sz w:val="24"/>
+          <w:szCs w:val="24"/>
+          <w:lang w:val="en-US"/>
+        </w:rPr>
+      </w:pPr>
+    </w:p>
+    <w:p>
+      <w:pPr>
+        <w:spacing w:before="100" w:beforeAutospacing="1" w:after="100" w:afterAutospacing="1" w:line="240" w:lineRule="auto"/>
+        <w:rPr>
+          <w:rFonts w:ascii="Times New Roman" w:eastAsia="Times New Roman" w:hAnsi="Times New Roman" w:cs="Times New Roman"/>
+          <w:sz w:val="24"/>
+          <w:szCs w:val="24"/>
+          <w:lang w:val="en-US"/>
+        </w:rPr>
+      </w:pPr>
+      <w:r>
+        <w:rPr>
+          <w:rFonts w:ascii="Times New Roman" w:eastAsia="Times New Roman" w:hAnsi="Times New Roman" w:cs="Times New Roman"/>
+          <w:sz w:val="24"/>
+          <w:szCs w:val="24"/>
+          <w:lang w:val="en-US"/>
+        </w:rPr>
+        <w:t xml:space="preserve">I decided to go with Python as I am more familiar with it </w:t>
+      </w:r>
+      <w:proofErr w:type="gramStart"/>
+      <w:r>
+        <w:rPr>
+          <w:rFonts w:ascii="Times New Roman" w:eastAsia="Times New Roman" w:hAnsi="Times New Roman" w:cs="Times New Roman"/>
+          <w:sz w:val="24"/>
+          <w:szCs w:val="24"/>
+          <w:lang w:val="en-US"/>
+        </w:rPr>
+        <w:t>at the moment</w:t>
+      </w:r>
+      <w:proofErr w:type="gramEnd"/>
+      <w:r>
+        <w:rPr>
+          <w:rFonts w:ascii="Times New Roman" w:eastAsia="Times New Roman" w:hAnsi="Times New Roman" w:cs="Times New Roman"/>
+          <w:sz w:val="24"/>
+          <w:szCs w:val="24"/>
+          <w:lang w:val="en-US"/>
+        </w:rPr>
+        <w:t>. I have not used classes much, do not know their full potential yet so I wanted to change that. </w:t>
+      </w:r>
+    </w:p>
+    <w:p>
+      <w:pPr>
+        <w:spacing w:before="100" w:beforeAutospacing="1" w:after="100" w:afterAutospacing="1" w:line="240" w:lineRule="auto"/>
+        <w:rPr>
+          <w:rFonts w:ascii="Times New Roman" w:eastAsia="Times New Roman" w:hAnsi="Times New Roman" w:cs="Times New Roman"/>
+          <w:sz w:val="24"/>
+          <w:szCs w:val="24"/>
+          <w:lang w:val="en-US"/>
+        </w:rPr>
+      </w:pPr>
+    </w:p>
+    <w:p>
+      <w:pPr>
+        <w:spacing w:before="100" w:beforeAutospacing="1" w:after="100" w:afterAutospacing="1" w:line="240" w:lineRule="auto"/>
+        <w:rPr>
+          <w:rFonts w:ascii="Times New Roman" w:eastAsia="Times New Roman" w:hAnsi="Times New Roman" w:cs="Times New Roman"/>
+          <w:sz w:val="24"/>
+          <w:szCs w:val="24"/>
+          <w:lang w:val="en-US"/>
+        </w:rPr>
+      </w:pPr>
+      <w:r>
+        <w:rPr>
+          <w:rFonts w:ascii="Times New Roman" w:eastAsia="Times New Roman" w:hAnsi="Times New Roman" w:cs="Times New Roman"/>
+          <w:sz w:val="24"/>
+          <w:szCs w:val="24"/>
+          <w:lang w:val="en-US"/>
+        </w:rPr>
+        <w:t xml:space="preserve">I ended up playing a </w:t>
+      </w:r>
+      <w:proofErr w:type="gramStart"/>
+      <w:r>
+        <w:rPr>
+          <w:rFonts w:ascii="Times New Roman" w:eastAsia="Times New Roman" w:hAnsi="Times New Roman" w:cs="Times New Roman"/>
+          <w:sz w:val="24"/>
+          <w:szCs w:val="24"/>
+          <w:lang w:val="en-US"/>
+        </w:rPr>
+        <w:t>text based</w:t>
+      </w:r>
+      <w:proofErr w:type="gramEnd"/>
+      <w:r>
+        <w:rPr>
+          <w:rFonts w:ascii="Times New Roman" w:eastAsia="Times New Roman" w:hAnsi="Times New Roman" w:cs="Times New Roman"/>
+          <w:sz w:val="24"/>
+          <w:szCs w:val="24"/>
+          <w:lang w:val="en-US"/>
+        </w:rPr>
+        <w:t xml:space="preserve"> adventure game built in Java, to get an idea of what I want my game to look like. </w:t>
+      </w:r>
+    </w:p>
+    <w:p>
+      <w:pPr>
+        <w:spacing w:before="100" w:beforeAutospacing="1" w:after="100" w:afterAutospacing="1" w:line="240" w:lineRule="auto"/>
+        <w:rPr>
+          <w:rFonts w:ascii="Times New Roman" w:eastAsia="Times New Roman" w:hAnsi="Times New Roman" w:cs="Times New Roman"/>
+          <w:sz w:val="24"/>
+          <w:szCs w:val="24"/>
+          <w:lang w:val="en-US"/>
+        </w:rPr>
+      </w:pPr>
+      <w:proofErr w:type="gramStart"/>
+      <w:r>
+        <w:rPr>
+          <w:rFonts w:ascii="Times New Roman" w:eastAsia="Times New Roman" w:hAnsi="Times New Roman" w:cs="Times New Roman"/>
+          <w:sz w:val="24"/>
+          <w:szCs w:val="24"/>
+          <w:lang w:val="en-US"/>
+        </w:rPr>
+        <w:t>At the moment</w:t>
+      </w:r>
+      <w:proofErr w:type="gramEnd"/>
+      <w:r>
+        <w:rPr>
+          <w:rFonts w:ascii="Times New Roman" w:eastAsia="Times New Roman" w:hAnsi="Times New Roman" w:cs="Times New Roman"/>
+          <w:sz w:val="24"/>
+          <w:szCs w:val="24"/>
+          <w:lang w:val="en-US"/>
+        </w:rPr>
+        <w:t xml:space="preserve"> my game is nothing impressive, it is mostly inputs asking the user for actions. </w:t>
       </w:r>
     </w:p>
     <w:p>
@@ -10281,7 +11810,23 @@
         <w:t>Summary:</w:t>
       </w:r>
       <w:r>
-        <w:t xml:space="preserve"> Day 24 of 100. I wrote a basic Item class for the text based adventure game I want to do. At the moment when it is initialised it expects some arguments for </w:t>
+        <w:t xml:space="preserve"> Day 24 of 100. I wrote a basic Item class for the </w:t>
+      </w:r>
+      <w:proofErr w:type="gramStart"/>
+      <w:r>
+        <w:t>text based</w:t>
+      </w:r>
+      <w:proofErr w:type="gramEnd"/>
+      <w:r>
+        <w:t xml:space="preserve"> adventure game I want to do. </w:t>
+      </w:r>
+      <w:proofErr w:type="gramStart"/>
+      <w:r>
+        <w:t>At the moment</w:t>
+      </w:r>
+      <w:proofErr w:type="gramEnd"/>
+      <w:r>
+        <w:t xml:space="preserve"> when it is initialised it expects some arguments for </w:t>
       </w:r>
       <w:proofErr w:type="spellStart"/>
       <w:r>
@@ -10367,7 +11912,27 @@
           <w:szCs w:val="24"/>
           <w:lang w:val="en-US"/>
         </w:rPr>
-        <w:t>    print("</w:t>
+        <w:t xml:space="preserve">    </w:t>
+      </w:r>
+      <w:proofErr w:type="gramStart"/>
+      <w:r>
+        <w:rPr>
+          <w:rFonts w:ascii="Times New Roman" w:eastAsia="Times New Roman" w:hAnsi="Times New Roman" w:cs="Times New Roman"/>
+          <w:sz w:val="24"/>
+          <w:szCs w:val="24"/>
+          <w:lang w:val="en-US"/>
+        </w:rPr>
+        <w:t>print(</w:t>
+      </w:r>
+      <w:proofErr w:type="gramEnd"/>
+      <w:r>
+        <w:rPr>
+          <w:rFonts w:ascii="Times New Roman" w:eastAsia="Times New Roman" w:hAnsi="Times New Roman" w:cs="Times New Roman"/>
+          <w:sz w:val="24"/>
+          <w:szCs w:val="24"/>
+          <w:lang w:val="en-US"/>
+        </w:rPr>
+        <w:t>"</w:t>
       </w:r>
       <w:r>
         <w:rPr>
@@ -10427,7 +11992,27 @@
           <w:szCs w:val="24"/>
           <w:lang w:val="en-US"/>
         </w:rPr>
-        <w:t>    print("</w:t>
+        <w:t xml:space="preserve">    </w:t>
+      </w:r>
+      <w:proofErr w:type="gramStart"/>
+      <w:r>
+        <w:rPr>
+          <w:rFonts w:ascii="Times New Roman" w:eastAsia="Times New Roman" w:hAnsi="Times New Roman" w:cs="Times New Roman"/>
+          <w:sz w:val="24"/>
+          <w:szCs w:val="24"/>
+          <w:lang w:val="en-US"/>
+        </w:rPr>
+        <w:t>print(</w:t>
+      </w:r>
+      <w:proofErr w:type="gramEnd"/>
+      <w:r>
+        <w:rPr>
+          <w:rFonts w:ascii="Times New Roman" w:eastAsia="Times New Roman" w:hAnsi="Times New Roman" w:cs="Times New Roman"/>
+          <w:sz w:val="24"/>
+          <w:szCs w:val="24"/>
+          <w:lang w:val="en-US"/>
+        </w:rPr>
+        <w:t>"</w:t>
       </w:r>
       <w:r>
         <w:rPr>
@@ -10572,7 +12157,27 @@
           <w:szCs w:val="24"/>
           <w:lang w:val="en-US"/>
         </w:rPr>
-        <w:t>From the above, it is clear most of my day was gone. This post is actually kind of early for a Saturday, but I am actually exhausted from travelling. </w:t>
+        <w:t xml:space="preserve">From the above, it is clear most of my day was gone. This post is </w:t>
+      </w:r>
+      <w:proofErr w:type="gramStart"/>
+      <w:r>
+        <w:rPr>
+          <w:rFonts w:ascii="Times New Roman" w:eastAsia="Times New Roman" w:hAnsi="Times New Roman" w:cs="Times New Roman"/>
+          <w:sz w:val="24"/>
+          <w:szCs w:val="24"/>
+          <w:lang w:val="en-US"/>
+        </w:rPr>
+        <w:t>actually kind</w:t>
+      </w:r>
+      <w:proofErr w:type="gramEnd"/>
+      <w:r>
+        <w:rPr>
+          <w:rFonts w:ascii="Times New Roman" w:eastAsia="Times New Roman" w:hAnsi="Times New Roman" w:cs="Times New Roman"/>
+          <w:sz w:val="24"/>
+          <w:szCs w:val="24"/>
+          <w:lang w:val="en-US"/>
+        </w:rPr>
+        <w:t xml:space="preserve"> of early for a Saturday, but I am actually exhausted from travelling. </w:t>
       </w:r>
     </w:p>
     <w:p>
@@ -10636,38 +12241,98 @@
           <w:szCs w:val="24"/>
           <w:lang w:val="en-US"/>
         </w:rPr>
-        <w:t>The exhaustion will not stop me from writing code to continue with this 100 days of code challenge!</w:t>
-      </w:r>
-    </w:p>
-    <w:p>
-      <w:pPr>
-        <w:spacing w:before="100" w:beforeAutospacing="1" w:after="100" w:afterAutospacing="1" w:line="240" w:lineRule="auto"/>
-        <w:rPr>
-          <w:rFonts w:ascii="Times New Roman" w:eastAsia="Times New Roman" w:hAnsi="Times New Roman" w:cs="Times New Roman"/>
-          <w:sz w:val="24"/>
-          <w:szCs w:val="24"/>
-          <w:lang w:val="en-US"/>
-        </w:rPr>
-      </w:pPr>
-    </w:p>
-    <w:p>
-      <w:pPr>
-        <w:spacing w:before="100" w:beforeAutospacing="1" w:after="100" w:afterAutospacing="1" w:line="240" w:lineRule="auto"/>
-        <w:rPr>
-          <w:rFonts w:ascii="Times New Roman" w:eastAsia="Times New Roman" w:hAnsi="Times New Roman" w:cs="Times New Roman"/>
-          <w:sz w:val="24"/>
-          <w:szCs w:val="24"/>
-          <w:lang w:val="en-US"/>
-        </w:rPr>
-      </w:pPr>
-      <w:r>
-        <w:rPr>
-          <w:rFonts w:ascii="Times New Roman" w:eastAsia="Times New Roman" w:hAnsi="Times New Roman" w:cs="Times New Roman"/>
-          <w:sz w:val="24"/>
-          <w:szCs w:val="24"/>
-          <w:lang w:val="en-US"/>
-        </w:rPr>
-        <w:t xml:space="preserve">Even little, I wrote a basic Item class for the text based adventure game I want to do. At the moment when it is </w:t>
+        <w:t xml:space="preserve">The exhaustion will not stop me from writing code to continue with </w:t>
+      </w:r>
+      <w:proofErr w:type="gramStart"/>
+      <w:r>
+        <w:rPr>
+          <w:rFonts w:ascii="Times New Roman" w:eastAsia="Times New Roman" w:hAnsi="Times New Roman" w:cs="Times New Roman"/>
+          <w:sz w:val="24"/>
+          <w:szCs w:val="24"/>
+          <w:lang w:val="en-US"/>
+        </w:rPr>
+        <w:t>this 100 days of code</w:t>
+      </w:r>
+      <w:proofErr w:type="gramEnd"/>
+      <w:r>
+        <w:rPr>
+          <w:rFonts w:ascii="Times New Roman" w:eastAsia="Times New Roman" w:hAnsi="Times New Roman" w:cs="Times New Roman"/>
+          <w:sz w:val="24"/>
+          <w:szCs w:val="24"/>
+          <w:lang w:val="en-US"/>
+        </w:rPr>
+        <w:t xml:space="preserve"> challenge!</w:t>
+      </w:r>
+    </w:p>
+    <w:p>
+      <w:pPr>
+        <w:spacing w:before="100" w:beforeAutospacing="1" w:after="100" w:afterAutospacing="1" w:line="240" w:lineRule="auto"/>
+        <w:rPr>
+          <w:rFonts w:ascii="Times New Roman" w:eastAsia="Times New Roman" w:hAnsi="Times New Roman" w:cs="Times New Roman"/>
+          <w:sz w:val="24"/>
+          <w:szCs w:val="24"/>
+          <w:lang w:val="en-US"/>
+        </w:rPr>
+      </w:pPr>
+    </w:p>
+    <w:p>
+      <w:pPr>
+        <w:spacing w:before="100" w:beforeAutospacing="1" w:after="100" w:afterAutospacing="1" w:line="240" w:lineRule="auto"/>
+        <w:rPr>
+          <w:rFonts w:ascii="Times New Roman" w:eastAsia="Times New Roman" w:hAnsi="Times New Roman" w:cs="Times New Roman"/>
+          <w:sz w:val="24"/>
+          <w:szCs w:val="24"/>
+          <w:lang w:val="en-US"/>
+        </w:rPr>
+      </w:pPr>
+      <w:r>
+        <w:rPr>
+          <w:rFonts w:ascii="Times New Roman" w:eastAsia="Times New Roman" w:hAnsi="Times New Roman" w:cs="Times New Roman"/>
+          <w:sz w:val="24"/>
+          <w:szCs w:val="24"/>
+          <w:lang w:val="en-US"/>
+        </w:rPr>
+        <w:t xml:space="preserve">Even little, I wrote a basic Item class for the </w:t>
+      </w:r>
+      <w:proofErr w:type="gramStart"/>
+      <w:r>
+        <w:rPr>
+          <w:rFonts w:ascii="Times New Roman" w:eastAsia="Times New Roman" w:hAnsi="Times New Roman" w:cs="Times New Roman"/>
+          <w:sz w:val="24"/>
+          <w:szCs w:val="24"/>
+          <w:lang w:val="en-US"/>
+        </w:rPr>
+        <w:t>text based</w:t>
+      </w:r>
+      <w:proofErr w:type="gramEnd"/>
+      <w:r>
+        <w:rPr>
+          <w:rFonts w:ascii="Times New Roman" w:eastAsia="Times New Roman" w:hAnsi="Times New Roman" w:cs="Times New Roman"/>
+          <w:sz w:val="24"/>
+          <w:szCs w:val="24"/>
+          <w:lang w:val="en-US"/>
+        </w:rPr>
+        <w:t xml:space="preserve"> adventure game I want to do. </w:t>
+      </w:r>
+      <w:proofErr w:type="gramStart"/>
+      <w:r>
+        <w:rPr>
+          <w:rFonts w:ascii="Times New Roman" w:eastAsia="Times New Roman" w:hAnsi="Times New Roman" w:cs="Times New Roman"/>
+          <w:sz w:val="24"/>
+          <w:szCs w:val="24"/>
+          <w:lang w:val="en-US"/>
+        </w:rPr>
+        <w:t>At the moment</w:t>
+      </w:r>
+      <w:proofErr w:type="gramEnd"/>
+      <w:r>
+        <w:rPr>
+          <w:rFonts w:ascii="Times New Roman" w:eastAsia="Times New Roman" w:hAnsi="Times New Roman" w:cs="Times New Roman"/>
+          <w:sz w:val="24"/>
+          <w:szCs w:val="24"/>
+          <w:lang w:val="en-US"/>
+        </w:rPr>
+        <w:t xml:space="preserve"> when it is </w:t>
       </w:r>
       <w:proofErr w:type="spellStart"/>
       <w:r>
@@ -10922,14 +12587,25 @@
           <w:lang w:val="en-US"/>
         </w:rPr>
       </w:pPr>
-      <w:r>
-        <w:rPr>
-          <w:rFonts w:ascii="Times New Roman" w:eastAsia="Times New Roman" w:hAnsi="Times New Roman" w:cs="Times New Roman"/>
-          <w:sz w:val="24"/>
-          <w:szCs w:val="24"/>
-          <w:lang w:val="en-US"/>
-        </w:rPr>
-        <w:t>Unfortunately I have not done anything else and I am going to bed early tonight. </w:t>
+      <w:proofErr w:type="gramStart"/>
+      <w:r>
+        <w:rPr>
+          <w:rFonts w:ascii="Times New Roman" w:eastAsia="Times New Roman" w:hAnsi="Times New Roman" w:cs="Times New Roman"/>
+          <w:sz w:val="24"/>
+          <w:szCs w:val="24"/>
+          <w:lang w:val="en-US"/>
+        </w:rPr>
+        <w:t>Unfortunately</w:t>
+      </w:r>
+      <w:proofErr w:type="gramEnd"/>
+      <w:r>
+        <w:rPr>
+          <w:rFonts w:ascii="Times New Roman" w:eastAsia="Times New Roman" w:hAnsi="Times New Roman" w:cs="Times New Roman"/>
+          <w:sz w:val="24"/>
+          <w:szCs w:val="24"/>
+          <w:lang w:val="en-US"/>
+        </w:rPr>
+        <w:t xml:space="preserve"> I have not done anything else and I am going to bed early tonight. </w:t>
       </w:r>
     </w:p>
     <w:p>
@@ -11226,6 +12902,7 @@
         <w:t xml:space="preserve"> </w:t>
       </w:r>
       <w:proofErr w:type="spellStart"/>
+      <w:proofErr w:type="gramStart"/>
       <w:r>
         <w:rPr>
           <w:rFonts w:ascii="Times New Roman" w:eastAsia="Times New Roman" w:hAnsi="Times New Roman" w:cs="Times New Roman"/>
@@ -11243,7 +12920,17 @@
           <w:szCs w:val="24"/>
           <w:lang w:val="en-US"/>
         </w:rPr>
-        <w:t xml:space="preserve">, and </w:t>
+        <w:t>, and</w:t>
+      </w:r>
+      <w:proofErr w:type="gramEnd"/>
+      <w:r>
+        <w:rPr>
+          <w:rFonts w:ascii="Times New Roman" w:eastAsia="Times New Roman" w:hAnsi="Times New Roman" w:cs="Times New Roman"/>
+          <w:sz w:val="24"/>
+          <w:szCs w:val="24"/>
+          <w:lang w:val="en-US"/>
+        </w:rPr>
+        <w:t xml:space="preserve"> </w:t>
       </w:r>
       <w:proofErr w:type="spellStart"/>
       <w:r>
@@ -11405,7 +13092,27 @@
           <w:szCs w:val="24"/>
           <w:lang w:val="en-US"/>
         </w:rPr>
-        <w:t xml:space="preserve"> which comes in from an input() statement. That is all is needed for the </w:t>
+        <w:t xml:space="preserve"> which comes in from an </w:t>
+      </w:r>
+      <w:proofErr w:type="gramStart"/>
+      <w:r>
+        <w:rPr>
+          <w:rFonts w:ascii="Times New Roman" w:eastAsia="Times New Roman" w:hAnsi="Times New Roman" w:cs="Times New Roman"/>
+          <w:sz w:val="24"/>
+          <w:szCs w:val="24"/>
+          <w:lang w:val="en-US"/>
+        </w:rPr>
+        <w:t>input(</w:t>
+      </w:r>
+      <w:proofErr w:type="gramEnd"/>
+      <w:r>
+        <w:rPr>
+          <w:rFonts w:ascii="Times New Roman" w:eastAsia="Times New Roman" w:hAnsi="Times New Roman" w:cs="Times New Roman"/>
+          <w:sz w:val="24"/>
+          <w:szCs w:val="24"/>
+          <w:lang w:val="en-US"/>
+        </w:rPr>
+        <w:t xml:space="preserve">) statement. That is all is needed for the </w:t>
       </w:r>
       <w:proofErr w:type="spellStart"/>
       <w:r>
@@ -11448,14 +13155,25 @@
         <w:t xml:space="preserve">2) There is a </w:t>
       </w:r>
       <w:proofErr w:type="spellStart"/>
-      <w:r>
-        <w:rPr>
-          <w:rFonts w:ascii="Times New Roman" w:eastAsia="Times New Roman" w:hAnsi="Times New Roman" w:cs="Times New Roman"/>
-          <w:sz w:val="24"/>
-          <w:szCs w:val="24"/>
-          <w:lang w:val="en-US"/>
-        </w:rPr>
-        <w:t>self.player_items</w:t>
+      <w:proofErr w:type="gramStart"/>
+      <w:r>
+        <w:rPr>
+          <w:rFonts w:ascii="Times New Roman" w:eastAsia="Times New Roman" w:hAnsi="Times New Roman" w:cs="Times New Roman"/>
+          <w:sz w:val="24"/>
+          <w:szCs w:val="24"/>
+          <w:lang w:val="en-US"/>
+        </w:rPr>
+        <w:t>self.player</w:t>
+      </w:r>
+      <w:proofErr w:type="gramEnd"/>
+      <w:r>
+        <w:rPr>
+          <w:rFonts w:ascii="Times New Roman" w:eastAsia="Times New Roman" w:hAnsi="Times New Roman" w:cs="Times New Roman"/>
+          <w:sz w:val="24"/>
+          <w:szCs w:val="24"/>
+          <w:lang w:val="en-US"/>
+        </w:rPr>
+        <w:t>_items</w:t>
       </w:r>
       <w:proofErr w:type="spellEnd"/>
       <w:r>
@@ -11489,6 +13207,7 @@
         <w:t xml:space="preserve">3) I have a </w:t>
       </w:r>
       <w:proofErr w:type="spellStart"/>
+      <w:proofErr w:type="gramStart"/>
       <w:r>
         <w:rPr>
           <w:rFonts w:ascii="Times New Roman" w:eastAsia="Times New Roman" w:hAnsi="Times New Roman" w:cs="Times New Roman"/>
@@ -11499,6 +13218,7 @@
         <w:t>self.items</w:t>
       </w:r>
       <w:proofErr w:type="spellEnd"/>
+      <w:proofErr w:type="gramEnd"/>
       <w:r>
         <w:rPr>
           <w:rFonts w:ascii="Times New Roman" w:eastAsia="Times New Roman" w:hAnsi="Times New Roman" w:cs="Times New Roman"/>
@@ -11526,7 +13246,27 @@
           <w:szCs w:val="24"/>
           <w:lang w:val="en-US"/>
         </w:rPr>
-        <w:t>4) I was thinking about how I can create a "map" for the game. And today I came up with this 3 wide "path" which has n-length at the moment. It is structured like this: </w:t>
+        <w:t xml:space="preserve">4) I was thinking about how I can create a "map" for the game. And today I came up with this 3 wide "path" which has n-length </w:t>
+      </w:r>
+      <w:proofErr w:type="gramStart"/>
+      <w:r>
+        <w:rPr>
+          <w:rFonts w:ascii="Times New Roman" w:eastAsia="Times New Roman" w:hAnsi="Times New Roman" w:cs="Times New Roman"/>
+          <w:sz w:val="24"/>
+          <w:szCs w:val="24"/>
+          <w:lang w:val="en-US"/>
+        </w:rPr>
+        <w:t>at the moment</w:t>
+      </w:r>
+      <w:proofErr w:type="gramEnd"/>
+      <w:r>
+        <w:rPr>
+          <w:rFonts w:ascii="Times New Roman" w:eastAsia="Times New Roman" w:hAnsi="Times New Roman" w:cs="Times New Roman"/>
+          <w:sz w:val="24"/>
+          <w:szCs w:val="24"/>
+          <w:lang w:val="en-US"/>
+        </w:rPr>
+        <w:t>. It is structured like this: </w:t>
       </w:r>
     </w:p>
     <w:p>
@@ -11560,14 +13300,25 @@
         </w:rPr>
       </w:pPr>
       <w:proofErr w:type="spellStart"/>
-      <w:r>
-        <w:rPr>
-          <w:rFonts w:ascii="Times New Roman" w:eastAsia="Times New Roman" w:hAnsi="Times New Roman" w:cs="Times New Roman"/>
-          <w:sz w:val="24"/>
-          <w:szCs w:val="24"/>
-          <w:lang w:val="en-US"/>
-        </w:rPr>
-        <w:t>self.player_position</w:t>
+      <w:proofErr w:type="gramStart"/>
+      <w:r>
+        <w:rPr>
+          <w:rFonts w:ascii="Times New Roman" w:eastAsia="Times New Roman" w:hAnsi="Times New Roman" w:cs="Times New Roman"/>
+          <w:sz w:val="24"/>
+          <w:szCs w:val="24"/>
+          <w:lang w:val="en-US"/>
+        </w:rPr>
+        <w:t>self.player</w:t>
+      </w:r>
+      <w:proofErr w:type="gramEnd"/>
+      <w:r>
+        <w:rPr>
+          <w:rFonts w:ascii="Times New Roman" w:eastAsia="Times New Roman" w:hAnsi="Times New Roman" w:cs="Times New Roman"/>
+          <w:sz w:val="24"/>
+          <w:szCs w:val="24"/>
+          <w:lang w:val="en-US"/>
+        </w:rPr>
+        <w:t>_position</w:t>
       </w:r>
       <w:proofErr w:type="spellEnd"/>
       <w:r>
@@ -11697,7 +13448,27 @@
           <w:szCs w:val="24"/>
           <w:lang w:val="en-US"/>
         </w:rPr>
-        <w:t>I am imagining it like a 3 item list which looks like this:</w:t>
+        <w:t xml:space="preserve">I am imagining it like a </w:t>
+      </w:r>
+      <w:proofErr w:type="gramStart"/>
+      <w:r>
+        <w:rPr>
+          <w:rFonts w:ascii="Times New Roman" w:eastAsia="Times New Roman" w:hAnsi="Times New Roman" w:cs="Times New Roman"/>
+          <w:sz w:val="24"/>
+          <w:szCs w:val="24"/>
+          <w:lang w:val="en-US"/>
+        </w:rPr>
+        <w:t>3 item</w:t>
+      </w:r>
+      <w:proofErr w:type="gramEnd"/>
+      <w:r>
+        <w:rPr>
+          <w:rFonts w:ascii="Times New Roman" w:eastAsia="Times New Roman" w:hAnsi="Times New Roman" w:cs="Times New Roman"/>
+          <w:sz w:val="24"/>
+          <w:szCs w:val="24"/>
+          <w:lang w:val="en-US"/>
+        </w:rPr>
+        <w:t xml:space="preserve"> list which looks like this:</w:t>
       </w:r>
     </w:p>
     <w:p>
@@ -11837,7 +13608,27 @@
           <w:szCs w:val="24"/>
           <w:lang w:val="en-US"/>
         </w:rPr>
-        <w:t>, 1, 0]). I am still figuring out movement but this looks like a good start and a nice idea. </w:t>
+        <w:t xml:space="preserve">, 1, 0]). I am still figuring out </w:t>
+      </w:r>
+      <w:proofErr w:type="gramStart"/>
+      <w:r>
+        <w:rPr>
+          <w:rFonts w:ascii="Times New Roman" w:eastAsia="Times New Roman" w:hAnsi="Times New Roman" w:cs="Times New Roman"/>
+          <w:sz w:val="24"/>
+          <w:szCs w:val="24"/>
+          <w:lang w:val="en-US"/>
+        </w:rPr>
+        <w:t>movement</w:t>
+      </w:r>
+      <w:proofErr w:type="gramEnd"/>
+      <w:r>
+        <w:rPr>
+          <w:rFonts w:ascii="Times New Roman" w:eastAsia="Times New Roman" w:hAnsi="Times New Roman" w:cs="Times New Roman"/>
+          <w:sz w:val="24"/>
+          <w:szCs w:val="24"/>
+          <w:lang w:val="en-US"/>
+        </w:rPr>
+        <w:t xml:space="preserve"> but this looks like a good start and a nice idea. </w:t>
       </w:r>
     </w:p>
     <w:p>
@@ -11979,7 +13770,27 @@
           <w:szCs w:val="24"/>
           <w:lang w:val="en-US"/>
         </w:rPr>
-        <w:t>I need to add more movement, left, right, backwards and also more items.</w:t>
+        <w:t xml:space="preserve">I need to add more movement, left, right, backwards </w:t>
+      </w:r>
+      <w:proofErr w:type="gramStart"/>
+      <w:r>
+        <w:rPr>
+          <w:rFonts w:ascii="Times New Roman" w:eastAsia="Times New Roman" w:hAnsi="Times New Roman" w:cs="Times New Roman"/>
+          <w:sz w:val="24"/>
+          <w:szCs w:val="24"/>
+          <w:lang w:val="en-US"/>
+        </w:rPr>
+        <w:t>and also</w:t>
+      </w:r>
+      <w:proofErr w:type="gramEnd"/>
+      <w:r>
+        <w:rPr>
+          <w:rFonts w:ascii="Times New Roman" w:eastAsia="Times New Roman" w:hAnsi="Times New Roman" w:cs="Times New Roman"/>
+          <w:sz w:val="24"/>
+          <w:szCs w:val="24"/>
+          <w:lang w:val="en-US"/>
+        </w:rPr>
+        <w:t xml:space="preserve"> more items.</w:t>
       </w:r>
     </w:p>
     <w:p>
@@ -12083,7 +13894,15 @@
         <w:t>Title:</w:t>
       </w:r>
       <w:r>
-        <w:t xml:space="preserve"> Adding items and allowing player to pick items in the text based adventure game</w:t>
+        <w:t xml:space="preserve"> Adding items and allowing player to pick items in the </w:t>
+      </w:r>
+      <w:proofErr w:type="gramStart"/>
+      <w:r>
+        <w:t>text based</w:t>
+      </w:r>
+      <w:proofErr w:type="gramEnd"/>
+      <w:r>
+        <w:t xml:space="preserve"> adventure game</w:t>
       </w:r>
     </w:p>
     <w:p/>
@@ -12092,7 +13911,15 @@
         <w:t>Summary:</w:t>
       </w:r>
       <w:r>
-        <w:t xml:space="preserve"> Day 26 of 100. Getting more involved with unit testing at work, and also finishing touches to the Python text game.</w:t>
+        <w:t xml:space="preserve"> Day 26 of 100. Getting more involved with unit testing at work, </w:t>
+      </w:r>
+      <w:proofErr w:type="gramStart"/>
+      <w:r>
+        <w:t>and also</w:t>
+      </w:r>
+      <w:proofErr w:type="gramEnd"/>
+      <w:r>
+        <w:t xml:space="preserve"> finishing touches to the Python text game.</w:t>
       </w:r>
     </w:p>
     <w:p/>
@@ -12211,7 +14038,27 @@
           <w:szCs w:val="24"/>
           <w:lang w:val="en-US"/>
         </w:rPr>
-        <w:t xml:space="preserve">There are occasions where the logic is slightly different from what it should be, but thankfully SAS syntax is not so complicated and I can easily compare and see if there are differences between the </w:t>
+        <w:t xml:space="preserve">There are occasions where the logic is slightly different from what it should be, but thankfully SAS syntax is not so </w:t>
+      </w:r>
+      <w:proofErr w:type="gramStart"/>
+      <w:r>
+        <w:rPr>
+          <w:rFonts w:ascii="Times New Roman" w:eastAsia="Times New Roman" w:hAnsi="Times New Roman" w:cs="Times New Roman"/>
+          <w:sz w:val="24"/>
+          <w:szCs w:val="24"/>
+          <w:lang w:val="en-US"/>
+        </w:rPr>
+        <w:t>complicated</w:t>
+      </w:r>
+      <w:proofErr w:type="gramEnd"/>
+      <w:r>
+        <w:rPr>
+          <w:rFonts w:ascii="Times New Roman" w:eastAsia="Times New Roman" w:hAnsi="Times New Roman" w:cs="Times New Roman"/>
+          <w:sz w:val="24"/>
+          <w:szCs w:val="24"/>
+          <w:lang w:val="en-US"/>
+        </w:rPr>
+        <w:t xml:space="preserve"> and I can easily compare and see if there are differences between the </w:t>
       </w:r>
       <w:proofErr w:type="spellStart"/>
       <w:r>
@@ -12255,14 +14102,25 @@
           <w:lang w:val="en-US"/>
         </w:rPr>
       </w:pPr>
-      <w:r>
-        <w:rPr>
-          <w:rFonts w:ascii="Times New Roman" w:eastAsia="Times New Roman" w:hAnsi="Times New Roman" w:cs="Times New Roman"/>
-          <w:sz w:val="24"/>
-          <w:szCs w:val="24"/>
-          <w:lang w:val="en-US"/>
-        </w:rPr>
-        <w:t>In regards to the Python game...</w:t>
+      <w:proofErr w:type="gramStart"/>
+      <w:r>
+        <w:rPr>
+          <w:rFonts w:ascii="Times New Roman" w:eastAsia="Times New Roman" w:hAnsi="Times New Roman" w:cs="Times New Roman"/>
+          <w:sz w:val="24"/>
+          <w:szCs w:val="24"/>
+          <w:lang w:val="en-US"/>
+        </w:rPr>
+        <w:t>In regards to</w:t>
+      </w:r>
+      <w:proofErr w:type="gramEnd"/>
+      <w:r>
+        <w:rPr>
+          <w:rFonts w:ascii="Times New Roman" w:eastAsia="Times New Roman" w:hAnsi="Times New Roman" w:cs="Times New Roman"/>
+          <w:sz w:val="24"/>
+          <w:szCs w:val="24"/>
+          <w:lang w:val="en-US"/>
+        </w:rPr>
+        <w:t xml:space="preserve"> the Python game...</w:t>
       </w:r>
     </w:p>
     <w:p>
@@ -12342,7 +14200,27 @@
           <w:szCs w:val="24"/>
           <w:lang w:val="en-US"/>
         </w:rPr>
-        <w:t xml:space="preserve"> functions as well, they are pretty similar to the </w:t>
+        <w:t xml:space="preserve"> functions as well, they are pretty </w:t>
+      </w:r>
+      <w:proofErr w:type="gramStart"/>
+      <w:r>
+        <w:rPr>
+          <w:rFonts w:ascii="Times New Roman" w:eastAsia="Times New Roman" w:hAnsi="Times New Roman" w:cs="Times New Roman"/>
+          <w:sz w:val="24"/>
+          <w:szCs w:val="24"/>
+          <w:lang w:val="en-US"/>
+        </w:rPr>
+        <w:t>similar to</w:t>
+      </w:r>
+      <w:proofErr w:type="gramEnd"/>
+      <w:r>
+        <w:rPr>
+          <w:rFonts w:ascii="Times New Roman" w:eastAsia="Times New Roman" w:hAnsi="Times New Roman" w:cs="Times New Roman"/>
+          <w:sz w:val="24"/>
+          <w:szCs w:val="24"/>
+          <w:lang w:val="en-US"/>
+        </w:rPr>
+        <w:t xml:space="preserve"> the </w:t>
       </w:r>
       <w:proofErr w:type="spellStart"/>
       <w:r>
@@ -12372,7 +14250,27 @@
           <w:lang w:val="en-US"/>
         </w:rPr>
         <w:lastRenderedPageBreak/>
-        <w:t>do it again. At the moment I check what is the last move, by storing all moves in a list and checking the -1 index item. </w:t>
+        <w:t xml:space="preserve">do it again. At the moment I check what is the last move, by storing all moves in a list and checking the </w:t>
+      </w:r>
+      <w:proofErr w:type="gramStart"/>
+      <w:r>
+        <w:rPr>
+          <w:rFonts w:ascii="Times New Roman" w:eastAsia="Times New Roman" w:hAnsi="Times New Roman" w:cs="Times New Roman"/>
+          <w:sz w:val="24"/>
+          <w:szCs w:val="24"/>
+          <w:lang w:val="en-US"/>
+        </w:rPr>
+        <w:t>-1 index</w:t>
+      </w:r>
+      <w:proofErr w:type="gramEnd"/>
+      <w:r>
+        <w:rPr>
+          <w:rFonts w:ascii="Times New Roman" w:eastAsia="Times New Roman" w:hAnsi="Times New Roman" w:cs="Times New Roman"/>
+          <w:sz w:val="24"/>
+          <w:szCs w:val="24"/>
+          <w:lang w:val="en-US"/>
+        </w:rPr>
+        <w:t xml:space="preserve"> item. </w:t>
       </w:r>
     </w:p>
     <w:p>
@@ -12454,7 +14352,47 @@
           <w:szCs w:val="24"/>
           <w:lang w:val="en-US"/>
         </w:rPr>
-        <w:t>I want to go back to the said Esports project and finish up the pages. I want to make each page have nice visual and basic functionality so I connect the frontend to the backend. Afterwards I will need to improve and make the pages look really nice. I will prioritize, creating a mediocre looking webpage, because I want to connect it to the server and the database, as this is something I have not done before, and am quite excited about. </w:t>
+        <w:t xml:space="preserve">I want to go back to the said Esports project and finish up the pages. I want to make each page have nice visual and basic </w:t>
+      </w:r>
+      <w:proofErr w:type="gramStart"/>
+      <w:r>
+        <w:rPr>
+          <w:rFonts w:ascii="Times New Roman" w:eastAsia="Times New Roman" w:hAnsi="Times New Roman" w:cs="Times New Roman"/>
+          <w:sz w:val="24"/>
+          <w:szCs w:val="24"/>
+          <w:lang w:val="en-US"/>
+        </w:rPr>
+        <w:t>functionality</w:t>
+      </w:r>
+      <w:proofErr w:type="gramEnd"/>
+      <w:r>
+        <w:rPr>
+          <w:rFonts w:ascii="Times New Roman" w:eastAsia="Times New Roman" w:hAnsi="Times New Roman" w:cs="Times New Roman"/>
+          <w:sz w:val="24"/>
+          <w:szCs w:val="24"/>
+          <w:lang w:val="en-US"/>
+        </w:rPr>
+        <w:t xml:space="preserve"> so I connect the frontend to the backend. Afterwards I will need to improve and make the pages look </w:t>
+      </w:r>
+      <w:proofErr w:type="gramStart"/>
+      <w:r>
+        <w:rPr>
+          <w:rFonts w:ascii="Times New Roman" w:eastAsia="Times New Roman" w:hAnsi="Times New Roman" w:cs="Times New Roman"/>
+          <w:sz w:val="24"/>
+          <w:szCs w:val="24"/>
+          <w:lang w:val="en-US"/>
+        </w:rPr>
+        <w:t>really nice</w:t>
+      </w:r>
+      <w:proofErr w:type="gramEnd"/>
+      <w:r>
+        <w:rPr>
+          <w:rFonts w:ascii="Times New Roman" w:eastAsia="Times New Roman" w:hAnsi="Times New Roman" w:cs="Times New Roman"/>
+          <w:sz w:val="24"/>
+          <w:szCs w:val="24"/>
+          <w:lang w:val="en-US"/>
+        </w:rPr>
+        <w:t>. I will prioritize, creating a mediocre looking webpage, because I want to connect it to the server and the database, as this is something I have not done before, and am quite excited about. </w:t>
       </w:r>
     </w:p>
     <w:p>
@@ -12563,7 +14501,15 @@
       </w:r>
       <w:proofErr w:type="spellEnd"/>
       <w:r>
-        <w:t>. They are something I have not used much, but they might hold great power (and with great power comes great responsibility). I still have to use them for something else, but I need to learn first how they exactly work (which will happen tomorrow most probably).</w:t>
+        <w:t xml:space="preserve">. They are something I have not used much, but they might hold great power (and with great power comes great responsibility). I still </w:t>
+      </w:r>
+      <w:proofErr w:type="gramStart"/>
+      <w:r>
+        <w:t>have to</w:t>
+      </w:r>
+      <w:proofErr w:type="gramEnd"/>
+      <w:r>
+        <w:t xml:space="preserve"> use them for something else, but I need to learn first how they exactly work (which will happen tomorrow most probably).</w:t>
       </w:r>
     </w:p>
     <w:p/>
@@ -12594,8 +14540,13 @@
       </w:pPr>
       <w:r>
         <w:lastRenderedPageBreak/>
-        <w:t>What happened today ?</w:t>
-      </w:r>
+        <w:t xml:space="preserve">What happened </w:t>
+      </w:r>
+      <w:proofErr w:type="gramStart"/>
+      <w:r>
+        <w:t>today ?</w:t>
+      </w:r>
+      <w:proofErr w:type="gramEnd"/>
     </w:p>
     <w:p>
       <w:pPr>
@@ -12615,7 +14566,15 @@
       </w:r>
       <w:proofErr w:type="spellEnd"/>
       <w:r>
-        <w:t>. They are something I have not used much, but they might hold great power (and with great power comes great responsibility). I still have to use them for something else, but I need to learn first how they exactly work (which will happen tomorrow most probably).</w:t>
+        <w:t xml:space="preserve">. They are something I have not used much, but they might hold great power (and with great power comes great responsibility). I still </w:t>
+      </w:r>
+      <w:proofErr w:type="gramStart"/>
+      <w:r>
+        <w:t>have to</w:t>
+      </w:r>
+      <w:proofErr w:type="gramEnd"/>
+      <w:r>
+        <w:t xml:space="preserve"> use them for something else, but I need to learn first how they exactly work (which will happen tomorrow most probably).</w:t>
       </w:r>
     </w:p>
     <w:p>
@@ -12671,12 +14630,17 @@
         <w:t xml:space="preserve">I also added a bootstrap modal informing the user when an invalid champion is entered/or a submission where </w:t>
       </w:r>
       <w:proofErr w:type="spellStart"/>
+      <w:proofErr w:type="gramStart"/>
       <w:r>
         <w:t>championsList</w:t>
       </w:r>
       <w:proofErr w:type="spellEnd"/>
       <w:r>
-        <w:t xml:space="preserve"> !== 10 || !</w:t>
+        <w:t xml:space="preserve"> !</w:t>
+      </w:r>
+      <w:proofErr w:type="gramEnd"/>
+      <w:r>
+        <w:t>== 10 || !</w:t>
       </w:r>
       <w:proofErr w:type="spellStart"/>
       <w:r>
@@ -12684,7 +14648,15 @@
       </w:r>
       <w:proofErr w:type="spellEnd"/>
       <w:r>
-        <w:t xml:space="preserve"> is submitted. Logic is not exactly like this, but is pretty similar. </w:t>
+        <w:t xml:space="preserve"> is submitted. Logic is not exactly like </w:t>
+      </w:r>
+      <w:proofErr w:type="gramStart"/>
+      <w:r>
+        <w:t>this, but</w:t>
+      </w:r>
+      <w:proofErr w:type="gramEnd"/>
+      <w:r>
+        <w:t xml:space="preserve"> is pretty similar. </w:t>
       </w:r>
     </w:p>
     <w:p>
@@ -12720,21 +14692,34 @@
       <w:pPr>
         <w:pStyle w:val="NormalWeb"/>
       </w:pPr>
-      <w:r>
-        <w:t>At the moment the add game submit and update game submit are console logged, but once connected to the server and the database, they will be sent to MongoDB. </w:t>
-      </w:r>
-    </w:p>
-    <w:p>
-      <w:pPr>
-        <w:pStyle w:val="NormalWeb"/>
-      </w:pPr>
-    </w:p>
-    <w:p>
-      <w:pPr>
-        <w:pStyle w:val="NormalWeb"/>
-      </w:pPr>
-      <w:r>
-        <w:t>But I am going to leave the connection between frontend and backend for later. Because I was recommended a Java course which looks quite nice. I am always open to learning other languages, because there is always something different a person can learn. I know some very basic Java, but I cannot sit down and write some basic code without googling simple methods (and I do not like that). Java seems like a cool language, and as I have said previously I believe it is very object oriented and I want to learn more about that.</w:t>
+      <w:proofErr w:type="gramStart"/>
+      <w:r>
+        <w:t>At the moment</w:t>
+      </w:r>
+      <w:proofErr w:type="gramEnd"/>
+      <w:r>
+        <w:t xml:space="preserve"> the add game submit and update game submit are console logged, but once connected to the server and the database, they will be sent to MongoDB. </w:t>
+      </w:r>
+    </w:p>
+    <w:p>
+      <w:pPr>
+        <w:pStyle w:val="NormalWeb"/>
+      </w:pPr>
+    </w:p>
+    <w:p>
+      <w:pPr>
+        <w:pStyle w:val="NormalWeb"/>
+      </w:pPr>
+      <w:r>
+        <w:t xml:space="preserve">But I am going to leave the connection between frontend and backend for later. Because I was recommended a Java course which looks quite nice. I am always open to learning other languages, because there is always something different a person can learn. I know some very basic Java, but I cannot sit down and write some basic code without googling simple methods (and I do not like that). Java seems like a cool language, and as I have said </w:t>
+      </w:r>
+      <w:proofErr w:type="gramStart"/>
+      <w:r>
+        <w:t>previously</w:t>
+      </w:r>
+      <w:proofErr w:type="gramEnd"/>
+      <w:r>
+        <w:t xml:space="preserve"> I believe it is very object oriented and I want to learn more about that.</w:t>
       </w:r>
     </w:p>
     <w:p>
@@ -12906,7 +14891,27 @@
           <w:szCs w:val="24"/>
           <w:lang w:val="en-US"/>
         </w:rPr>
-        <w:t>The slow internet caused videos to pause every 5 seconds and that was not very nice. So I decided to wait for a bit and do something else, because watching a video which pauses every 5 seconds because it needs to load is a waste of time and nerves. </w:t>
+        <w:t xml:space="preserve">The slow internet caused videos to pause every 5 seconds and that was not very nice. </w:t>
+      </w:r>
+      <w:proofErr w:type="gramStart"/>
+      <w:r>
+        <w:rPr>
+          <w:rFonts w:ascii="Times New Roman" w:eastAsia="Times New Roman" w:hAnsi="Times New Roman" w:cs="Times New Roman"/>
+          <w:sz w:val="24"/>
+          <w:szCs w:val="24"/>
+          <w:lang w:val="en-US"/>
+        </w:rPr>
+        <w:t>So</w:t>
+      </w:r>
+      <w:proofErr w:type="gramEnd"/>
+      <w:r>
+        <w:rPr>
+          <w:rFonts w:ascii="Times New Roman" w:eastAsia="Times New Roman" w:hAnsi="Times New Roman" w:cs="Times New Roman"/>
+          <w:sz w:val="24"/>
+          <w:szCs w:val="24"/>
+          <w:lang w:val="en-US"/>
+        </w:rPr>
+        <w:t xml:space="preserve"> I decided to wait for a bit and do something else, because watching a video which pauses every 5 seconds because it needs to load is a waste of time and nerves. </w:t>
       </w:r>
     </w:p>
     <w:p>
@@ -12957,7 +14962,27 @@
           <w:szCs w:val="24"/>
           <w:lang w:val="en-US"/>
         </w:rPr>
-        <w:t>On mobile devices, the blog posts are shown first and the About me part is shown at the bottom. Now that there are plenty of posts, people who visit the page from their phone, might not even reach the bottom. That is why I made the change so that the About me card is shown above individual blog posts. Also I added a small card, accompanying the About me card, which is "What I learned so far...". It is a very short summary of the languages that I have used so far and the stuff that I have built in the challenge. </w:t>
+        <w:t xml:space="preserve">On mobile devices, the blog posts are shown first and the About me part is shown at the bottom. Now that there are plenty of posts, people who visit the page from their phone, might not even reach the bottom. That is why I made the change so that the About me card is shown above individual blog posts. </w:t>
+      </w:r>
+      <w:proofErr w:type="gramStart"/>
+      <w:r>
+        <w:rPr>
+          <w:rFonts w:ascii="Times New Roman" w:eastAsia="Times New Roman" w:hAnsi="Times New Roman" w:cs="Times New Roman"/>
+          <w:sz w:val="24"/>
+          <w:szCs w:val="24"/>
+          <w:lang w:val="en-US"/>
+        </w:rPr>
+        <w:t>Also</w:t>
+      </w:r>
+      <w:proofErr w:type="gramEnd"/>
+      <w:r>
+        <w:rPr>
+          <w:rFonts w:ascii="Times New Roman" w:eastAsia="Times New Roman" w:hAnsi="Times New Roman" w:cs="Times New Roman"/>
+          <w:sz w:val="24"/>
+          <w:szCs w:val="24"/>
+          <w:lang w:val="en-US"/>
+        </w:rPr>
+        <w:t xml:space="preserve"> I added a small card, accompanying the About me card, which is "What I learned so far...". It is a very short summary of the languages that I have used so far and the stuff that I have built in the challenge. </w:t>
       </w:r>
     </w:p>
     <w:p>
@@ -13028,7 +15053,27 @@
           <w:szCs w:val="24"/>
           <w:lang w:val="en-US"/>
         </w:rPr>
-        <w:t xml:space="preserve"> speed a bit faster and fixed the video issues I was having. So I started the course. I did not made the progress I wanted, but stuff </w:t>
+        <w:t xml:space="preserve"> speed a bit faster and fixed the video issues I was having. </w:t>
+      </w:r>
+      <w:proofErr w:type="gramStart"/>
+      <w:r>
+        <w:rPr>
+          <w:rFonts w:ascii="Times New Roman" w:eastAsia="Times New Roman" w:hAnsi="Times New Roman" w:cs="Times New Roman"/>
+          <w:sz w:val="24"/>
+          <w:szCs w:val="24"/>
+          <w:lang w:val="en-US"/>
+        </w:rPr>
+        <w:t>So</w:t>
+      </w:r>
+      <w:proofErr w:type="gramEnd"/>
+      <w:r>
+        <w:rPr>
+          <w:rFonts w:ascii="Times New Roman" w:eastAsia="Times New Roman" w:hAnsi="Times New Roman" w:cs="Times New Roman"/>
+          <w:sz w:val="24"/>
+          <w:szCs w:val="24"/>
+          <w:lang w:val="en-US"/>
+        </w:rPr>
+        <w:t xml:space="preserve"> I started the course. I did not made the progress I wanted, but stuff </w:t>
       </w:r>
       <w:r>
         <w:rPr>
@@ -13153,14 +15198,25 @@
           <w:lang w:val="en-US"/>
         </w:rPr>
       </w:pPr>
-      <w:r>
-        <w:rPr>
-          <w:rFonts w:ascii="Times New Roman" w:eastAsia="Times New Roman" w:hAnsi="Times New Roman" w:cs="Times New Roman"/>
-          <w:sz w:val="24"/>
-          <w:szCs w:val="24"/>
-          <w:lang w:val="en-US"/>
-        </w:rPr>
-        <w:t>Unfortunately that is all for today.</w:t>
+      <w:proofErr w:type="gramStart"/>
+      <w:r>
+        <w:rPr>
+          <w:rFonts w:ascii="Times New Roman" w:eastAsia="Times New Roman" w:hAnsi="Times New Roman" w:cs="Times New Roman"/>
+          <w:sz w:val="24"/>
+          <w:szCs w:val="24"/>
+          <w:lang w:val="en-US"/>
+        </w:rPr>
+        <w:t>Unfortunately</w:t>
+      </w:r>
+      <w:proofErr w:type="gramEnd"/>
+      <w:r>
+        <w:rPr>
+          <w:rFonts w:ascii="Times New Roman" w:eastAsia="Times New Roman" w:hAnsi="Times New Roman" w:cs="Times New Roman"/>
+          <w:sz w:val="24"/>
+          <w:szCs w:val="24"/>
+          <w:lang w:val="en-US"/>
+        </w:rPr>
+        <w:t xml:space="preserve"> that is all for today.</w:t>
       </w:r>
     </w:p>
     <w:p>
@@ -13444,6 +15500,7 @@
         </w:rPr>
         <w:t>пре</w:t>
       </w:r>
+      <w:proofErr w:type="spellEnd"/>
       <w:r>
         <w:rPr>
           <w:rFonts w:ascii="Times New Roman" w:eastAsia="Times New Roman" w:hAnsi="Times New Roman" w:cs="Times New Roman"/>
@@ -13455,6 +15512,7 @@
         </w:rPr>
         <w:t>диз</w:t>
       </w:r>
+      <w:proofErr w:type="spellStart"/>
       <w:r>
         <w:rPr>
           <w:rFonts w:ascii="Times New Roman" w:eastAsia="Times New Roman" w:hAnsi="Times New Roman" w:cs="Times New Roman"/>
@@ -13692,7 +15750,27 @@
           <w:szCs w:val="24"/>
           <w:lang w:val="en-US"/>
         </w:rPr>
-        <w:t xml:space="preserve"> are memory issues when </w:t>
+        <w:t xml:space="preserve"> </w:t>
+      </w:r>
+      <w:proofErr w:type="gramStart"/>
+      <w:r>
+        <w:rPr>
+          <w:rFonts w:ascii="Times New Roman" w:eastAsia="Times New Roman" w:hAnsi="Times New Roman" w:cs="Times New Roman"/>
+          <w:sz w:val="24"/>
+          <w:szCs w:val="24"/>
+          <w:lang w:val="en-US"/>
+        </w:rPr>
+        <w:t>are memory issues</w:t>
+      </w:r>
+      <w:proofErr w:type="gramEnd"/>
+      <w:r>
+        <w:rPr>
+          <w:rFonts w:ascii="Times New Roman" w:eastAsia="Times New Roman" w:hAnsi="Times New Roman" w:cs="Times New Roman"/>
+          <w:sz w:val="24"/>
+          <w:szCs w:val="24"/>
+          <w:lang w:val="en-US"/>
+        </w:rPr>
+        <w:t xml:space="preserve"> when </w:t>
       </w:r>
       <w:r>
         <w:rPr>
@@ -13801,7 +15879,27 @@
           <w:szCs w:val="24"/>
           <w:lang w:val="en-US"/>
         </w:rPr>
-        <w:t xml:space="preserve"> (and also small bits of Java)</w:t>
+        <w:t xml:space="preserve"> (</w:t>
+      </w:r>
+      <w:proofErr w:type="gramStart"/>
+      <w:r>
+        <w:rPr>
+          <w:rFonts w:ascii="Times New Roman" w:eastAsia="Times New Roman" w:hAnsi="Times New Roman" w:cs="Times New Roman"/>
+          <w:sz w:val="24"/>
+          <w:szCs w:val="24"/>
+          <w:lang w:val="en-US"/>
+        </w:rPr>
+        <w:t>and also</w:t>
+      </w:r>
+      <w:proofErr w:type="gramEnd"/>
+      <w:r>
+        <w:rPr>
+          <w:rFonts w:ascii="Times New Roman" w:eastAsia="Times New Roman" w:hAnsi="Times New Roman" w:cs="Times New Roman"/>
+          <w:sz w:val="24"/>
+          <w:szCs w:val="24"/>
+          <w:lang w:val="en-US"/>
+        </w:rPr>
+        <w:t xml:space="preserve"> small bits of Java)</w:t>
       </w:r>
       <w:r>
         <w:rPr>
@@ -13828,7 +15926,27 @@
           <w:szCs w:val="24"/>
           <w:lang w:val="en-US"/>
         </w:rPr>
-        <w:t xml:space="preserve"> the top of the ladder(the Java ladder), I need to start at the bottom.</w:t>
+        <w:t xml:space="preserve"> the top of the </w:t>
+      </w:r>
+      <w:proofErr w:type="gramStart"/>
+      <w:r>
+        <w:rPr>
+          <w:rFonts w:ascii="Times New Roman" w:eastAsia="Times New Roman" w:hAnsi="Times New Roman" w:cs="Times New Roman"/>
+          <w:sz w:val="24"/>
+          <w:szCs w:val="24"/>
+          <w:lang w:val="en-US"/>
+        </w:rPr>
+        <w:t>ladder(</w:t>
+      </w:r>
+      <w:proofErr w:type="gramEnd"/>
+      <w:r>
+        <w:rPr>
+          <w:rFonts w:ascii="Times New Roman" w:eastAsia="Times New Roman" w:hAnsi="Times New Roman" w:cs="Times New Roman"/>
+          <w:sz w:val="24"/>
+          <w:szCs w:val="24"/>
+          <w:lang w:val="en-US"/>
+        </w:rPr>
+        <w:t>the Java ladder), I need to start at the bottom.</w:t>
       </w:r>
     </w:p>
     <w:p>
@@ -13970,27 +16088,58 @@
           <w:szCs w:val="24"/>
           <w:lang w:val="en-US"/>
         </w:rPr>
-        <w:t>("balance", 12, 0) .over(window). I read that window functions can be quite costly, and in this case I am using 12. </w:t>
-      </w:r>
-    </w:p>
-    <w:p>
-      <w:pPr>
-        <w:spacing w:before="100" w:beforeAutospacing="1" w:after="100" w:afterAutospacing="1" w:line="240" w:lineRule="auto"/>
-        <w:rPr>
-          <w:rFonts w:ascii="Times New Roman" w:eastAsia="Times New Roman" w:hAnsi="Times New Roman" w:cs="Times New Roman"/>
-          <w:sz w:val="24"/>
-          <w:szCs w:val="24"/>
-          <w:lang w:val="en-US"/>
-        </w:rPr>
-      </w:pPr>
-      <w:r>
-        <w:rPr>
-          <w:rFonts w:ascii="Times New Roman" w:eastAsia="Times New Roman" w:hAnsi="Times New Roman" w:cs="Times New Roman"/>
-          <w:sz w:val="24"/>
-          <w:szCs w:val="24"/>
-          <w:lang w:val="en-US"/>
-        </w:rPr>
-        <w:t xml:space="preserve">So I ran my code and it took 360seconds. I thought: "WOW, those window functions are really slowing me". But then I removed 2 </w:t>
+        <w:t xml:space="preserve">("balance", 12, 0) .over(window). I read that window functions can be quite costly, and in this </w:t>
+      </w:r>
+      <w:proofErr w:type="gramStart"/>
+      <w:r>
+        <w:rPr>
+          <w:rFonts w:ascii="Times New Roman" w:eastAsia="Times New Roman" w:hAnsi="Times New Roman" w:cs="Times New Roman"/>
+          <w:sz w:val="24"/>
+          <w:szCs w:val="24"/>
+          <w:lang w:val="en-US"/>
+        </w:rPr>
+        <w:t>case</w:t>
+      </w:r>
+      <w:proofErr w:type="gramEnd"/>
+      <w:r>
+        <w:rPr>
+          <w:rFonts w:ascii="Times New Roman" w:eastAsia="Times New Roman" w:hAnsi="Times New Roman" w:cs="Times New Roman"/>
+          <w:sz w:val="24"/>
+          <w:szCs w:val="24"/>
+          <w:lang w:val="en-US"/>
+        </w:rPr>
+        <w:t xml:space="preserve"> I am using 12. </w:t>
+      </w:r>
+    </w:p>
+    <w:p>
+      <w:pPr>
+        <w:spacing w:before="100" w:beforeAutospacing="1" w:after="100" w:afterAutospacing="1" w:line="240" w:lineRule="auto"/>
+        <w:rPr>
+          <w:rFonts w:ascii="Times New Roman" w:eastAsia="Times New Roman" w:hAnsi="Times New Roman" w:cs="Times New Roman"/>
+          <w:sz w:val="24"/>
+          <w:szCs w:val="24"/>
+          <w:lang w:val="en-US"/>
+        </w:rPr>
+      </w:pPr>
+      <w:proofErr w:type="gramStart"/>
+      <w:r>
+        <w:rPr>
+          <w:rFonts w:ascii="Times New Roman" w:eastAsia="Times New Roman" w:hAnsi="Times New Roman" w:cs="Times New Roman"/>
+          <w:sz w:val="24"/>
+          <w:szCs w:val="24"/>
+          <w:lang w:val="en-US"/>
+        </w:rPr>
+        <w:t>So</w:t>
+      </w:r>
+      <w:proofErr w:type="gramEnd"/>
+      <w:r>
+        <w:rPr>
+          <w:rFonts w:ascii="Times New Roman" w:eastAsia="Times New Roman" w:hAnsi="Times New Roman" w:cs="Times New Roman"/>
+          <w:sz w:val="24"/>
+          <w:szCs w:val="24"/>
+          <w:lang w:val="en-US"/>
+        </w:rPr>
+        <w:t xml:space="preserve"> I ran my code and it took 360seconds. I thought: "WOW, those window functions are really slowing me". But then I removed 2 </w:t>
       </w:r>
       <w:proofErr w:type="spellStart"/>
       <w:r>
@@ -14238,14 +16387,25 @@
           <w:lang w:val="en-US"/>
         </w:rPr>
       </w:pPr>
-      <w:r>
-        <w:rPr>
-          <w:rFonts w:ascii="Times New Roman" w:eastAsia="Times New Roman" w:hAnsi="Times New Roman" w:cs="Times New Roman"/>
-          <w:sz w:val="24"/>
-          <w:szCs w:val="24"/>
-          <w:lang w:val="en-US"/>
-        </w:rPr>
-        <w:t>No I did not forget to post last night. The reasoning for posting now in the morning about last Friday night is because I decided to this from now on (just for Fridays and Saturdays). Because I stay quite late on Friday and Saturday coding, I decided instead of spending 30 minutes on writing this blog in the middle of the night, I better dedicate extra 30 mins to coding and write a blog about it when I wake up. </w:t>
+      <w:proofErr w:type="gramStart"/>
+      <w:r>
+        <w:rPr>
+          <w:rFonts w:ascii="Times New Roman" w:eastAsia="Times New Roman" w:hAnsi="Times New Roman" w:cs="Times New Roman"/>
+          <w:sz w:val="24"/>
+          <w:szCs w:val="24"/>
+          <w:lang w:val="en-US"/>
+        </w:rPr>
+        <w:t>No</w:t>
+      </w:r>
+      <w:proofErr w:type="gramEnd"/>
+      <w:r>
+        <w:rPr>
+          <w:rFonts w:ascii="Times New Roman" w:eastAsia="Times New Roman" w:hAnsi="Times New Roman" w:cs="Times New Roman"/>
+          <w:sz w:val="24"/>
+          <w:szCs w:val="24"/>
+          <w:lang w:val="en-US"/>
+        </w:rPr>
+        <w:t xml:space="preserve"> I did not forget to post last night. The reasoning for posting now in the morning about last Friday night is because I decided to this from now on (just for Fridays and Saturdays). Because I stay quite late on Friday and Saturday coding, I decided instead of spending 30 minutes on writing this blog in the middle of the night, I better dedicate extra 30 mins to coding and write a blog about it when I wake up. </w:t>
       </w:r>
     </w:p>
     <w:p>
@@ -14490,69 +16650,169 @@
           <w:szCs w:val="24"/>
           <w:lang w:val="en-US"/>
         </w:rPr>
-        <w:t> 2) You cannot create methods inside methods - which is something that can be done in both JavaScript and Python. I do not how restricting this is at the moment, but a quick google search advised that there are some ways to create nested methods. For now, it is just an interesting point to mention.</w:t>
-      </w:r>
-    </w:p>
-    <w:p>
-      <w:pPr>
-        <w:spacing w:before="100" w:beforeAutospacing="1" w:after="100" w:afterAutospacing="1" w:line="240" w:lineRule="auto"/>
-        <w:rPr>
-          <w:rFonts w:ascii="Times New Roman" w:eastAsia="Times New Roman" w:hAnsi="Times New Roman" w:cs="Times New Roman"/>
-          <w:sz w:val="24"/>
-          <w:szCs w:val="24"/>
-          <w:lang w:val="en-US"/>
-        </w:rPr>
-      </w:pPr>
-    </w:p>
-    <w:p>
-      <w:pPr>
-        <w:spacing w:before="100" w:beforeAutospacing="1" w:after="100" w:afterAutospacing="1" w:line="240" w:lineRule="auto"/>
-        <w:rPr>
-          <w:rFonts w:ascii="Times New Roman" w:eastAsia="Times New Roman" w:hAnsi="Times New Roman" w:cs="Times New Roman"/>
-          <w:sz w:val="24"/>
-          <w:szCs w:val="24"/>
-          <w:lang w:val="en-US"/>
-        </w:rPr>
-      </w:pPr>
-      <w:r>
-        <w:rPr>
-          <w:rFonts w:ascii="Times New Roman" w:eastAsia="Times New Roman" w:hAnsi="Times New Roman" w:cs="Times New Roman"/>
-          <w:sz w:val="24"/>
-          <w:szCs w:val="24"/>
-          <w:lang w:val="en-US"/>
-        </w:rPr>
-        <w:t>3) You can create any amount of methods with the same name (method overloading). This one I found very interesting. As we are applying functional programming at work (with Python) I find this quite interesting. You can create methods with same names, but in order for them to work, they must have different arguments passed. </w:t>
-      </w:r>
-    </w:p>
-    <w:p>
-      <w:pPr>
-        <w:spacing w:before="100" w:beforeAutospacing="1" w:after="100" w:afterAutospacing="1" w:line="240" w:lineRule="auto"/>
-        <w:rPr>
-          <w:rFonts w:ascii="Times New Roman" w:eastAsia="Times New Roman" w:hAnsi="Times New Roman" w:cs="Times New Roman"/>
-          <w:sz w:val="24"/>
-          <w:szCs w:val="24"/>
-          <w:lang w:val="en-US"/>
-        </w:rPr>
-      </w:pPr>
-    </w:p>
-    <w:p>
-      <w:pPr>
-        <w:spacing w:before="100" w:beforeAutospacing="1" w:after="100" w:afterAutospacing="1" w:line="240" w:lineRule="auto"/>
-        <w:rPr>
-          <w:rFonts w:ascii="Times New Roman" w:eastAsia="Times New Roman" w:hAnsi="Times New Roman" w:cs="Times New Roman"/>
-          <w:sz w:val="24"/>
-          <w:szCs w:val="24"/>
-          <w:lang w:val="en-US"/>
-        </w:rPr>
-      </w:pPr>
-      <w:r>
-        <w:rPr>
-          <w:rFonts w:ascii="Times New Roman" w:eastAsia="Times New Roman" w:hAnsi="Times New Roman" w:cs="Times New Roman"/>
-          <w:sz w:val="24"/>
-          <w:szCs w:val="24"/>
-          <w:lang w:val="en-US"/>
-        </w:rPr>
-        <w:t xml:space="preserve">4) Something I knew already - when creating the method you should specify the data type it will return and also give the data type of the arguments passed. There were definitely cases while coding in Python at work when I was thinking: "Oh, can't I just know what will come out of this function without writing validation". If you put a int, for example, as what the method will return, if after the return keyword you put something else, Java immediately errors and </w:t>
+        <w:t xml:space="preserve"> 2) You cannot create methods inside methods - which is something that can be done in both JavaScript and Python. I do not how restricting this is </w:t>
+      </w:r>
+      <w:proofErr w:type="gramStart"/>
+      <w:r>
+        <w:rPr>
+          <w:rFonts w:ascii="Times New Roman" w:eastAsia="Times New Roman" w:hAnsi="Times New Roman" w:cs="Times New Roman"/>
+          <w:sz w:val="24"/>
+          <w:szCs w:val="24"/>
+          <w:lang w:val="en-US"/>
+        </w:rPr>
+        <w:t>at the moment</w:t>
+      </w:r>
+      <w:proofErr w:type="gramEnd"/>
+      <w:r>
+        <w:rPr>
+          <w:rFonts w:ascii="Times New Roman" w:eastAsia="Times New Roman" w:hAnsi="Times New Roman" w:cs="Times New Roman"/>
+          <w:sz w:val="24"/>
+          <w:szCs w:val="24"/>
+          <w:lang w:val="en-US"/>
+        </w:rPr>
+        <w:t>, but a quick google search advised that there are some ways to create nested methods. For now, it is just an interesting point to mention.</w:t>
+      </w:r>
+    </w:p>
+    <w:p>
+      <w:pPr>
+        <w:spacing w:before="100" w:beforeAutospacing="1" w:after="100" w:afterAutospacing="1" w:line="240" w:lineRule="auto"/>
+        <w:rPr>
+          <w:rFonts w:ascii="Times New Roman" w:eastAsia="Times New Roman" w:hAnsi="Times New Roman" w:cs="Times New Roman"/>
+          <w:sz w:val="24"/>
+          <w:szCs w:val="24"/>
+          <w:lang w:val="en-US"/>
+        </w:rPr>
+      </w:pPr>
+    </w:p>
+    <w:p>
+      <w:pPr>
+        <w:spacing w:before="100" w:beforeAutospacing="1" w:after="100" w:afterAutospacing="1" w:line="240" w:lineRule="auto"/>
+        <w:rPr>
+          <w:rFonts w:ascii="Times New Roman" w:eastAsia="Times New Roman" w:hAnsi="Times New Roman" w:cs="Times New Roman"/>
+          <w:sz w:val="24"/>
+          <w:szCs w:val="24"/>
+          <w:lang w:val="en-US"/>
+        </w:rPr>
+      </w:pPr>
+      <w:r>
+        <w:rPr>
+          <w:rFonts w:ascii="Times New Roman" w:eastAsia="Times New Roman" w:hAnsi="Times New Roman" w:cs="Times New Roman"/>
+          <w:sz w:val="24"/>
+          <w:szCs w:val="24"/>
+          <w:lang w:val="en-US"/>
+        </w:rPr>
+        <w:t xml:space="preserve">3) You can create any amount of methods with the same name (method overloading). This one I found very interesting. As we are applying functional programming at work (with Python) I find this quite interesting. You can create methods with same names, but </w:t>
+      </w:r>
+      <w:proofErr w:type="gramStart"/>
+      <w:r>
+        <w:rPr>
+          <w:rFonts w:ascii="Times New Roman" w:eastAsia="Times New Roman" w:hAnsi="Times New Roman" w:cs="Times New Roman"/>
+          <w:sz w:val="24"/>
+          <w:szCs w:val="24"/>
+          <w:lang w:val="en-US"/>
+        </w:rPr>
+        <w:t>in order for</w:t>
+      </w:r>
+      <w:proofErr w:type="gramEnd"/>
+      <w:r>
+        <w:rPr>
+          <w:rFonts w:ascii="Times New Roman" w:eastAsia="Times New Roman" w:hAnsi="Times New Roman" w:cs="Times New Roman"/>
+          <w:sz w:val="24"/>
+          <w:szCs w:val="24"/>
+          <w:lang w:val="en-US"/>
+        </w:rPr>
+        <w:t xml:space="preserve"> them to work, they must have different arguments passed. </w:t>
+      </w:r>
+    </w:p>
+    <w:p>
+      <w:pPr>
+        <w:spacing w:before="100" w:beforeAutospacing="1" w:after="100" w:afterAutospacing="1" w:line="240" w:lineRule="auto"/>
+        <w:rPr>
+          <w:rFonts w:ascii="Times New Roman" w:eastAsia="Times New Roman" w:hAnsi="Times New Roman" w:cs="Times New Roman"/>
+          <w:sz w:val="24"/>
+          <w:szCs w:val="24"/>
+          <w:lang w:val="en-US"/>
+        </w:rPr>
+      </w:pPr>
+    </w:p>
+    <w:p>
+      <w:pPr>
+        <w:spacing w:before="100" w:beforeAutospacing="1" w:after="100" w:afterAutospacing="1" w:line="240" w:lineRule="auto"/>
+        <w:rPr>
+          <w:rFonts w:ascii="Times New Roman" w:eastAsia="Times New Roman" w:hAnsi="Times New Roman" w:cs="Times New Roman"/>
+          <w:sz w:val="24"/>
+          <w:szCs w:val="24"/>
+          <w:lang w:val="en-US"/>
+        </w:rPr>
+      </w:pPr>
+      <w:r>
+        <w:rPr>
+          <w:rFonts w:ascii="Times New Roman" w:eastAsia="Times New Roman" w:hAnsi="Times New Roman" w:cs="Times New Roman"/>
+          <w:sz w:val="24"/>
+          <w:szCs w:val="24"/>
+          <w:lang w:val="en-US"/>
+        </w:rPr>
+        <w:t xml:space="preserve">4) Something I knew already - when creating the </w:t>
+      </w:r>
+      <w:proofErr w:type="gramStart"/>
+      <w:r>
+        <w:rPr>
+          <w:rFonts w:ascii="Times New Roman" w:eastAsia="Times New Roman" w:hAnsi="Times New Roman" w:cs="Times New Roman"/>
+          <w:sz w:val="24"/>
+          <w:szCs w:val="24"/>
+          <w:lang w:val="en-US"/>
+        </w:rPr>
+        <w:t>method</w:t>
+      </w:r>
+      <w:proofErr w:type="gramEnd"/>
+      <w:r>
+        <w:rPr>
+          <w:rFonts w:ascii="Times New Roman" w:eastAsia="Times New Roman" w:hAnsi="Times New Roman" w:cs="Times New Roman"/>
+          <w:sz w:val="24"/>
+          <w:szCs w:val="24"/>
+          <w:lang w:val="en-US"/>
+        </w:rPr>
+        <w:t xml:space="preserve"> you should specify the data type it will return and also give the data type of the arguments passed. There were </w:t>
+      </w:r>
+      <w:proofErr w:type="gramStart"/>
+      <w:r>
+        <w:rPr>
+          <w:rFonts w:ascii="Times New Roman" w:eastAsia="Times New Roman" w:hAnsi="Times New Roman" w:cs="Times New Roman"/>
+          <w:sz w:val="24"/>
+          <w:szCs w:val="24"/>
+          <w:lang w:val="en-US"/>
+        </w:rPr>
+        <w:t>definitely cases</w:t>
+      </w:r>
+      <w:proofErr w:type="gramEnd"/>
+      <w:r>
+        <w:rPr>
+          <w:rFonts w:ascii="Times New Roman" w:eastAsia="Times New Roman" w:hAnsi="Times New Roman" w:cs="Times New Roman"/>
+          <w:sz w:val="24"/>
+          <w:szCs w:val="24"/>
+          <w:lang w:val="en-US"/>
+        </w:rPr>
+        <w:t xml:space="preserve"> while coding in Python at work when I was thinking: "Oh, can't I just know what will come out of this function without writing validation". If you put </w:t>
+      </w:r>
+      <w:proofErr w:type="gramStart"/>
+      <w:r>
+        <w:rPr>
+          <w:rFonts w:ascii="Times New Roman" w:eastAsia="Times New Roman" w:hAnsi="Times New Roman" w:cs="Times New Roman"/>
+          <w:sz w:val="24"/>
+          <w:szCs w:val="24"/>
+          <w:lang w:val="en-US"/>
+        </w:rPr>
+        <w:t>a</w:t>
+      </w:r>
+      <w:proofErr w:type="gramEnd"/>
+      <w:r>
+        <w:rPr>
+          <w:rFonts w:ascii="Times New Roman" w:eastAsia="Times New Roman" w:hAnsi="Times New Roman" w:cs="Times New Roman"/>
+          <w:sz w:val="24"/>
+          <w:szCs w:val="24"/>
+          <w:lang w:val="en-US"/>
+        </w:rPr>
+        <w:t xml:space="preserve"> int, for example, as what the method will return, if after the return keyword you put something else, Java immediately errors and </w:t>
       </w:r>
       <w:proofErr w:type="spellStart"/>
       <w:r>
@@ -14635,7 +16895,27 @@
           <w:lang w:val="en-US"/>
         </w:rPr>
         <w:lastRenderedPageBreak/>
-        <w:t>It is funny that now IntelliJ idea actually gives errors for every case when I have missed a semi-colon. Because when writing React code (JS), for most cases it just "warns" to add one, but the code still runs.</w:t>
+        <w:t xml:space="preserve">It is funny that now IntelliJ idea </w:t>
+      </w:r>
+      <w:proofErr w:type="gramStart"/>
+      <w:r>
+        <w:rPr>
+          <w:rFonts w:ascii="Times New Roman" w:eastAsia="Times New Roman" w:hAnsi="Times New Roman" w:cs="Times New Roman"/>
+          <w:sz w:val="24"/>
+          <w:szCs w:val="24"/>
+          <w:lang w:val="en-US"/>
+        </w:rPr>
+        <w:t>actually gives</w:t>
+      </w:r>
+      <w:proofErr w:type="gramEnd"/>
+      <w:r>
+        <w:rPr>
+          <w:rFonts w:ascii="Times New Roman" w:eastAsia="Times New Roman" w:hAnsi="Times New Roman" w:cs="Times New Roman"/>
+          <w:sz w:val="24"/>
+          <w:szCs w:val="24"/>
+          <w:lang w:val="en-US"/>
+        </w:rPr>
+        <w:t xml:space="preserve"> errors for every case when I have missed a semi-colon. Because when writing React code (JS), for most cases it just "warns" to add one, but the code still runs.</w:t>
       </w:r>
     </w:p>
     <w:p>
@@ -14862,7 +17142,23 @@
         <w:pStyle w:val="NormalWeb"/>
       </w:pPr>
       <w:r>
-        <w:t xml:space="preserve"> - The first part of the intro to Java classes was about getters and setters. I remember when I started learning about React, there was a JS "refresher" course, which for me was completely new. But one of the things covered there was setters and getters. I did not really understand why and how can they be used. But of course it was the first time I had heard about getters and setters and my knowledge was not built. Time passed, word days as well and I learned how to use them and how they can be useful. The situation was not: "I do not really understand why are they important". it was more: "I have not experienced them in real life situations, and I am not confident with my understanding of them". But as I said, over time they became clearer and now when I learn about them in Java (they are kind of the same as in JavaScript) I am comfortable with them and know when and how I can </w:t>
+        <w:t xml:space="preserve"> - The first part of the intro to Java classes was about getters and setters. I remember when I started learning about React, there was a JS "refresher" course, which for me was completely new. But one of the things covered there was setters and getters. I did not really understand why and how </w:t>
+      </w:r>
+      <w:proofErr w:type="gramStart"/>
+      <w:r>
+        <w:t>can they</w:t>
+      </w:r>
+      <w:proofErr w:type="gramEnd"/>
+      <w:r>
+        <w:t xml:space="preserve"> be used. But </w:t>
+      </w:r>
+      <w:proofErr w:type="gramStart"/>
+      <w:r>
+        <w:t>of course</w:t>
+      </w:r>
+      <w:proofErr w:type="gramEnd"/>
+      <w:r>
+        <w:t xml:space="preserve"> it was the first time I had heard about getters and setters and my knowledge was not built. Time passed, word days as well and I learned how to use them and how they can be useful. The situation was not: "I do not really understand why are they important". it was more: "I have not experienced them in real life situations, and I am not confident with my understanding of them". But as I said, over time they became clearer and now when I learn about them in Java (they are kind of the same as in JavaScript) I am comfortable with them and know when and how I can </w:t>
       </w:r>
       <w:proofErr w:type="spellStart"/>
       <w:r>
@@ -14896,7 +17192,23 @@
         <w:pStyle w:val="NormalWeb"/>
       </w:pPr>
       <w:r>
-        <w:t xml:space="preserve"> - Inheritance. This is something I am familiar with from Python and JS. So nothing "really" new here. One thing to note, you can only extend a class once. I.e. public class Car extends Vehicle {...}. It is not (or so far I am taught) possible to extend Car from </w:t>
+        <w:t xml:space="preserve"> - Inheritance. This is something I am familiar with from Python and JS. </w:t>
+      </w:r>
+      <w:proofErr w:type="gramStart"/>
+      <w:r>
+        <w:t>So</w:t>
+      </w:r>
+      <w:proofErr w:type="gramEnd"/>
+      <w:r>
+        <w:t xml:space="preserve"> nothing "really" new here. One thing to note, you can only extend a class once. I.e. public class Car extends Vehicle {...}. It is not (or so </w:t>
+      </w:r>
+      <w:proofErr w:type="gramStart"/>
+      <w:r>
+        <w:t>far</w:t>
+      </w:r>
+      <w:proofErr w:type="gramEnd"/>
+      <w:r>
+        <w:t xml:space="preserve"> I am taught) possible to extend Car from </w:t>
       </w:r>
       <w:proofErr w:type="spellStart"/>
       <w:r>
@@ -14917,7 +17229,15 @@
         <w:pStyle w:val="NormalWeb"/>
       </w:pPr>
       <w:r>
-        <w:t> - this vs super. I believe I understand the difference between these two, but I do not think I can explain what </w:t>
+        <w:t xml:space="preserve"> - this vs </w:t>
+      </w:r>
+      <w:proofErr w:type="gramStart"/>
+      <w:r>
+        <w:t>super</w:t>
+      </w:r>
+      <w:proofErr w:type="gramEnd"/>
+      <w:r>
+        <w:t>. I believe I understand the difference between these two, but I do not think I can explain what </w:t>
       </w:r>
       <w:r>
         <w:rPr>
@@ -14943,7 +17263,15 @@
         <w:t>super </w:t>
       </w:r>
       <w:r>
-        <w:t xml:space="preserve">is when you inherit methods, variables from the parent class and you want to use the parent's methods or variables (not really sure if this explains it but I have a good understanding). Might need to </w:t>
+        <w:t xml:space="preserve">is when you inherit methods, variables from the parent class and you want to use the parent's methods or variables (not </w:t>
+      </w:r>
+      <w:proofErr w:type="gramStart"/>
+      <w:r>
+        <w:t>really sure</w:t>
+      </w:r>
+      <w:proofErr w:type="gramEnd"/>
+      <w:r>
+        <w:t xml:space="preserve"> if this explains it but I have a good understanding). Might need to </w:t>
       </w:r>
       <w:proofErr w:type="spellStart"/>
       <w:r>
@@ -14951,22 +17279,35 @@
       </w:r>
       <w:proofErr w:type="spellEnd"/>
       <w:r>
-        <w:t xml:space="preserve"> the </w:t>
+        <w:t xml:space="preserve"> </w:t>
+      </w:r>
+      <w:proofErr w:type="gramStart"/>
+      <w:r>
+        <w:t>the </w:t>
       </w:r>
       <w:r>
         <w:rPr>
           <w:rStyle w:val="Emphasis"/>
         </w:rPr>
-        <w:t>this vs super </w:t>
+        <w:t>this</w:t>
+      </w:r>
+      <w:proofErr w:type="gramEnd"/>
+      <w:r>
+        <w:rPr>
+          <w:rStyle w:val="Emphasis"/>
+        </w:rPr>
+        <w:t xml:space="preserve"> vs super </w:t>
       </w:r>
       <w:r>
         <w:t xml:space="preserve">video. One thing I learned is: if there is a method in the parent called sing(), and we write sing() in the child component, then the call will look first for a method called sing in the current class (child), if there is not, it will call the sing method from the parent. We can do </w:t>
       </w:r>
       <w:proofErr w:type="spellStart"/>
+      <w:proofErr w:type="gramStart"/>
       <w:r>
         <w:t>super.sing</w:t>
       </w:r>
       <w:proofErr w:type="spellEnd"/>
+      <w:proofErr w:type="gramEnd"/>
       <w:r>
         <w:t>() - this will always call the sing method from the parent. </w:t>
       </w:r>
@@ -15166,7 +17507,27 @@
           <w:szCs w:val="24"/>
           <w:lang w:val="en-US"/>
         </w:rPr>
-        <w:t>Material covered was composition, encapsulation and polymorphism I do not think there is much to talk about each one separately. Mainly because they all kind of complement each other and I was just being taught how we can structure different classes, how to create instances of classes in other classes. Passing methods around and also how to lock variables to their class only, so that we can access those variables only through the class' methods. </w:t>
+        <w:t xml:space="preserve">Material covered was composition, encapsulation and polymorphism I do not think there is much to talk about each one separately. Mainly because they all kind of complement each other and I was just being taught how we can structure different classes, how to create instances of classes in other classes. Passing methods around </w:t>
+      </w:r>
+      <w:proofErr w:type="gramStart"/>
+      <w:r>
+        <w:rPr>
+          <w:rFonts w:ascii="Times New Roman" w:eastAsia="Times New Roman" w:hAnsi="Times New Roman" w:cs="Times New Roman"/>
+          <w:sz w:val="24"/>
+          <w:szCs w:val="24"/>
+          <w:lang w:val="en-US"/>
+        </w:rPr>
+        <w:t>and also</w:t>
+      </w:r>
+      <w:proofErr w:type="gramEnd"/>
+      <w:r>
+        <w:rPr>
+          <w:rFonts w:ascii="Times New Roman" w:eastAsia="Times New Roman" w:hAnsi="Times New Roman" w:cs="Times New Roman"/>
+          <w:sz w:val="24"/>
+          <w:szCs w:val="24"/>
+          <w:lang w:val="en-US"/>
+        </w:rPr>
+        <w:t xml:space="preserve"> how to lock variables to their class only, so that we can access those variables only through the class' methods. </w:t>
       </w:r>
     </w:p>
     <w:p>
@@ -15198,7 +17559,27 @@
           <w:lang w:val="en-US"/>
         </w:rPr>
         <w:lastRenderedPageBreak/>
-        <w:t>One of the little things I did not talk about before is understanding the keywords - private, public and void when creating methods/variables. When creating a private variable in a class, then this variable is only accessible from inside the class, and in order to set it or get it(kind of giving it away here) we use setters and getters. </w:t>
+        <w:t xml:space="preserve">One of the little things I did not talk about before is understanding the keywords - private, public and void when creating methods/variables. When creating a private variable in a class, then this variable is only accessible from inside the class, and in order to set it or get </w:t>
+      </w:r>
+      <w:proofErr w:type="gramStart"/>
+      <w:r>
+        <w:rPr>
+          <w:rFonts w:ascii="Times New Roman" w:eastAsia="Times New Roman" w:hAnsi="Times New Roman" w:cs="Times New Roman"/>
+          <w:sz w:val="24"/>
+          <w:szCs w:val="24"/>
+          <w:lang w:val="en-US"/>
+        </w:rPr>
+        <w:t>it(</w:t>
+      </w:r>
+      <w:proofErr w:type="gramEnd"/>
+      <w:r>
+        <w:rPr>
+          <w:rFonts w:ascii="Times New Roman" w:eastAsia="Times New Roman" w:hAnsi="Times New Roman" w:cs="Times New Roman"/>
+          <w:sz w:val="24"/>
+          <w:szCs w:val="24"/>
+          <w:lang w:val="en-US"/>
+        </w:rPr>
+        <w:t>kind of giving it away here) we use setters and getters. </w:t>
       </w:r>
       <w:r>
         <w:rPr>
@@ -15289,7 +17670,27 @@
           <w:szCs w:val="24"/>
           <w:lang w:val="en-US"/>
         </w:rPr>
-        <w:t>Monday starting, I will be doing a Python for Finance course which uses Pandas and Matplotlib. Pandas I have experience with and am quite comfortable, but matplotlib not so much. It will for sure be interesting - might learn something new about Pandas and hopefully useful for work and also matplotlib is a widely used library which I want to learn. </w:t>
+        <w:t xml:space="preserve">Monday starting, I will be doing a Python for Finance course which uses Pandas and Matplotlib. Pandas I have experience with and am quite comfortable, but matplotlib not so much. It will for sure be interesting - might learn something new about Pandas and hopefully useful for work </w:t>
+      </w:r>
+      <w:proofErr w:type="gramStart"/>
+      <w:r>
+        <w:rPr>
+          <w:rFonts w:ascii="Times New Roman" w:eastAsia="Times New Roman" w:hAnsi="Times New Roman" w:cs="Times New Roman"/>
+          <w:sz w:val="24"/>
+          <w:szCs w:val="24"/>
+          <w:lang w:val="en-US"/>
+        </w:rPr>
+        <w:t>and also</w:t>
+      </w:r>
+      <w:proofErr w:type="gramEnd"/>
+      <w:r>
+        <w:rPr>
+          <w:rFonts w:ascii="Times New Roman" w:eastAsia="Times New Roman" w:hAnsi="Times New Roman" w:cs="Times New Roman"/>
+          <w:sz w:val="24"/>
+          <w:szCs w:val="24"/>
+          <w:lang w:val="en-US"/>
+        </w:rPr>
+        <w:t xml:space="preserve"> matplotlib is a widely used library which I want to learn. </w:t>
       </w:r>
     </w:p>
     <w:p>
@@ -15402,7 +17803,15 @@
         <w:t>Summary:</w:t>
       </w:r>
       <w:r>
-        <w:t xml:space="preserve"> Day 33 of 100. I was hyped to do the Python for finance course, mainly because it is using Pandas and Matplotlib. The former I know pretty well, but I was looking to applying it to something outside of work, and the later I have not used so I wanted to learn. But this was not the case...</w:t>
+        <w:t xml:space="preserve"> Day 33 of 100. I was hyped to do the Python for finance course, mainly because it is using Pandas and Matplotlib. The former I know </w:t>
+      </w:r>
+      <w:proofErr w:type="gramStart"/>
+      <w:r>
+        <w:t>pretty well</w:t>
+      </w:r>
+      <w:proofErr w:type="gramEnd"/>
+      <w:r>
+        <w:t>, but I was looking to applying it to something outside of work, and the later I have not used so I wanted to learn. But this was not the case...</w:t>
       </w:r>
     </w:p>
     <w:p/>
@@ -15462,7 +17871,27 @@
           <w:szCs w:val="24"/>
           <w:lang w:val="en-US"/>
         </w:rPr>
-        <w:t>I was hyped to do the Python for finance course, mainly because it is using Pandas and Matplotlib. The former I know pretty well, but I was looking to applying it to something outside of work, and the later I have not used so I wanted to learn. </w:t>
+        <w:t xml:space="preserve">I was hyped to do the Python for finance course, mainly because it is using Pandas and Matplotlib. The former I know </w:t>
+      </w:r>
+      <w:proofErr w:type="gramStart"/>
+      <w:r>
+        <w:rPr>
+          <w:rFonts w:ascii="Times New Roman" w:eastAsia="Times New Roman" w:hAnsi="Times New Roman" w:cs="Times New Roman"/>
+          <w:sz w:val="24"/>
+          <w:szCs w:val="24"/>
+          <w:lang w:val="en-US"/>
+        </w:rPr>
+        <w:t>pretty well</w:t>
+      </w:r>
+      <w:proofErr w:type="gramEnd"/>
+      <w:r>
+        <w:rPr>
+          <w:rFonts w:ascii="Times New Roman" w:eastAsia="Times New Roman" w:hAnsi="Times New Roman" w:cs="Times New Roman"/>
+          <w:sz w:val="24"/>
+          <w:szCs w:val="24"/>
+          <w:lang w:val="en-US"/>
+        </w:rPr>
+        <w:t>, but I was looking to applying it to something outside of work, and the later I have not used so I wanted to learn. </w:t>
       </w:r>
     </w:p>
     <w:p>
@@ -15544,7 +17973,47 @@
           <w:szCs w:val="24"/>
           <w:lang w:val="en-US"/>
         </w:rPr>
-        <w:t>1) Course was outdated. Proof of this was when the teacher extracted data from yahoo, the latest data was from march 2017. Also he was mixing Python 2 and Python 3. </w:t>
+        <w:t xml:space="preserve">1) Course was outdated. Proof of this was when the teacher extracted data from yahoo, the latest data was from </w:t>
+      </w:r>
+      <w:proofErr w:type="gramStart"/>
+      <w:r>
+        <w:rPr>
+          <w:rFonts w:ascii="Times New Roman" w:eastAsia="Times New Roman" w:hAnsi="Times New Roman" w:cs="Times New Roman"/>
+          <w:sz w:val="24"/>
+          <w:szCs w:val="24"/>
+          <w:lang w:val="en-US"/>
+        </w:rPr>
+        <w:t>march</w:t>
+      </w:r>
+      <w:proofErr w:type="gramEnd"/>
+      <w:r>
+        <w:rPr>
+          <w:rFonts w:ascii="Times New Roman" w:eastAsia="Times New Roman" w:hAnsi="Times New Roman" w:cs="Times New Roman"/>
+          <w:sz w:val="24"/>
+          <w:szCs w:val="24"/>
+          <w:lang w:val="en-US"/>
+        </w:rPr>
+        <w:t xml:space="preserve"> 2017. </w:t>
+      </w:r>
+      <w:proofErr w:type="gramStart"/>
+      <w:r>
+        <w:rPr>
+          <w:rFonts w:ascii="Times New Roman" w:eastAsia="Times New Roman" w:hAnsi="Times New Roman" w:cs="Times New Roman"/>
+          <w:sz w:val="24"/>
+          <w:szCs w:val="24"/>
+          <w:lang w:val="en-US"/>
+        </w:rPr>
+        <w:t>Also</w:t>
+      </w:r>
+      <w:proofErr w:type="gramEnd"/>
+      <w:r>
+        <w:rPr>
+          <w:rFonts w:ascii="Times New Roman" w:eastAsia="Times New Roman" w:hAnsi="Times New Roman" w:cs="Times New Roman"/>
+          <w:sz w:val="24"/>
+          <w:szCs w:val="24"/>
+          <w:lang w:val="en-US"/>
+        </w:rPr>
+        <w:t xml:space="preserve"> he was mixing Python 2 and Python 3. </w:t>
       </w:r>
     </w:p>
     <w:p>
@@ -15706,7 +18175,47 @@
           <w:szCs w:val="24"/>
           <w:lang w:val="en-US"/>
         </w:rPr>
-        <w:t>Since, I kind of skimmed over the content because it was for complete beginners, I finished early and I still wanted to code something. So I started these 10 python challenges. The first one is very simple - an English dictionary. A basic function and some input statements which take user input and return the definition of the word. Nothing too special so far, but will see how it goes. </w:t>
+        <w:t xml:space="preserve">Since, I kind of skimmed over the content because it was for complete beginners, I finished early and I still wanted to code something. </w:t>
+      </w:r>
+      <w:proofErr w:type="gramStart"/>
+      <w:r>
+        <w:rPr>
+          <w:rFonts w:ascii="Times New Roman" w:eastAsia="Times New Roman" w:hAnsi="Times New Roman" w:cs="Times New Roman"/>
+          <w:sz w:val="24"/>
+          <w:szCs w:val="24"/>
+          <w:lang w:val="en-US"/>
+        </w:rPr>
+        <w:t>So</w:t>
+      </w:r>
+      <w:proofErr w:type="gramEnd"/>
+      <w:r>
+        <w:rPr>
+          <w:rFonts w:ascii="Times New Roman" w:eastAsia="Times New Roman" w:hAnsi="Times New Roman" w:cs="Times New Roman"/>
+          <w:sz w:val="24"/>
+          <w:szCs w:val="24"/>
+          <w:lang w:val="en-US"/>
+        </w:rPr>
+        <w:t xml:space="preserve"> I started these 10 python challenges. The first one is very simple - an English dictionary. A basic function and some input statements which take user input and return the definition of the word. Nothing too special so </w:t>
+      </w:r>
+      <w:proofErr w:type="gramStart"/>
+      <w:r>
+        <w:rPr>
+          <w:rFonts w:ascii="Times New Roman" w:eastAsia="Times New Roman" w:hAnsi="Times New Roman" w:cs="Times New Roman"/>
+          <w:sz w:val="24"/>
+          <w:szCs w:val="24"/>
+          <w:lang w:val="en-US"/>
+        </w:rPr>
+        <w:t>far, but</w:t>
+      </w:r>
+      <w:proofErr w:type="gramEnd"/>
+      <w:r>
+        <w:rPr>
+          <w:rFonts w:ascii="Times New Roman" w:eastAsia="Times New Roman" w:hAnsi="Times New Roman" w:cs="Times New Roman"/>
+          <w:sz w:val="24"/>
+          <w:szCs w:val="24"/>
+          <w:lang w:val="en-US"/>
+        </w:rPr>
+        <w:t xml:space="preserve"> will see how it goes. </w:t>
       </w:r>
     </w:p>
     <w:p>
@@ -15738,7 +18247,27 @@
           <w:lang w:val="en-US"/>
         </w:rPr>
         <w:lastRenderedPageBreak/>
-        <w:t>To be honest, I was expecting to spend more time on the Python for Finance course, but no :( . </w:t>
+        <w:t xml:space="preserve">To be honest, I was expecting to spend more time on the Python for Finance course, but no </w:t>
+      </w:r>
+      <w:proofErr w:type="gramStart"/>
+      <w:r>
+        <w:rPr>
+          <w:rFonts w:ascii="Times New Roman" w:eastAsia="Times New Roman" w:hAnsi="Times New Roman" w:cs="Times New Roman"/>
+          <w:sz w:val="24"/>
+          <w:szCs w:val="24"/>
+          <w:lang w:val="en-US"/>
+        </w:rPr>
+        <w:t>:( .</w:t>
+      </w:r>
+      <w:proofErr w:type="gramEnd"/>
+      <w:r>
+        <w:rPr>
+          <w:rFonts w:ascii="Times New Roman" w:eastAsia="Times New Roman" w:hAnsi="Times New Roman" w:cs="Times New Roman"/>
+          <w:sz w:val="24"/>
+          <w:szCs w:val="24"/>
+          <w:lang w:val="en-US"/>
+        </w:rPr>
+        <w:t> </w:t>
       </w:r>
     </w:p>
     <w:p>
@@ -15902,7 +18431,27 @@
           <w:szCs w:val="24"/>
           <w:lang w:val="en-US"/>
         </w:rPr>
-        <w:t>I have not made a decision yet, but for tomorrow night I will have.</w:t>
+        <w:t xml:space="preserve">I have not </w:t>
+      </w:r>
+      <w:proofErr w:type="gramStart"/>
+      <w:r>
+        <w:rPr>
+          <w:rFonts w:ascii="Times New Roman" w:eastAsia="Times New Roman" w:hAnsi="Times New Roman" w:cs="Times New Roman"/>
+          <w:sz w:val="24"/>
+          <w:szCs w:val="24"/>
+          <w:lang w:val="en-US"/>
+        </w:rPr>
+        <w:t>made a decision</w:t>
+      </w:r>
+      <w:proofErr w:type="gramEnd"/>
+      <w:r>
+        <w:rPr>
+          <w:rFonts w:ascii="Times New Roman" w:eastAsia="Times New Roman" w:hAnsi="Times New Roman" w:cs="Times New Roman"/>
+          <w:sz w:val="24"/>
+          <w:szCs w:val="24"/>
+          <w:lang w:val="en-US"/>
+        </w:rPr>
+        <w:t xml:space="preserve"> yet, but for tomorrow night I will have.</w:t>
       </w:r>
     </w:p>
     <w:p>
@@ -16102,38 +18651,98 @@
           <w:szCs w:val="24"/>
           <w:lang w:val="en-US"/>
         </w:rPr>
-        <w:t xml:space="preserve"> was pretty bad, this one is as well - hence the early post today. I will need to come up with a plan for Tuesdays to do something so that I do not rely on internet (maybe work on existing projects), or do Python challenges from the 101 book.</w:t>
-      </w:r>
-    </w:p>
-    <w:p>
-      <w:pPr>
-        <w:spacing w:before="100" w:beforeAutospacing="1" w:after="100" w:afterAutospacing="1" w:line="240" w:lineRule="auto"/>
-        <w:rPr>
-          <w:rFonts w:ascii="Times New Roman" w:eastAsia="Times New Roman" w:hAnsi="Times New Roman" w:cs="Times New Roman"/>
-          <w:sz w:val="24"/>
-          <w:szCs w:val="24"/>
-          <w:lang w:val="en-US"/>
-        </w:rPr>
-      </w:pPr>
-    </w:p>
-    <w:p>
-      <w:pPr>
-        <w:spacing w:before="100" w:beforeAutospacing="1" w:after="100" w:afterAutospacing="1" w:line="240" w:lineRule="auto"/>
-        <w:rPr>
-          <w:rFonts w:ascii="Times New Roman" w:eastAsia="Times New Roman" w:hAnsi="Times New Roman" w:cs="Times New Roman"/>
-          <w:sz w:val="24"/>
-          <w:szCs w:val="24"/>
-          <w:lang w:val="en-US"/>
-        </w:rPr>
-      </w:pPr>
-      <w:r>
-        <w:rPr>
-          <w:rFonts w:ascii="Times New Roman" w:eastAsia="Times New Roman" w:hAnsi="Times New Roman" w:cs="Times New Roman"/>
-          <w:sz w:val="24"/>
-          <w:szCs w:val="24"/>
-          <w:lang w:val="en-US"/>
-        </w:rPr>
-        <w:t xml:space="preserve">Because it is an early post(due to the </w:t>
+        <w:t xml:space="preserve"> was </w:t>
+      </w:r>
+      <w:proofErr w:type="gramStart"/>
+      <w:r>
+        <w:rPr>
+          <w:rFonts w:ascii="Times New Roman" w:eastAsia="Times New Roman" w:hAnsi="Times New Roman" w:cs="Times New Roman"/>
+          <w:sz w:val="24"/>
+          <w:szCs w:val="24"/>
+          <w:lang w:val="en-US"/>
+        </w:rPr>
+        <w:t>pretty bad</w:t>
+      </w:r>
+      <w:proofErr w:type="gramEnd"/>
+      <w:r>
+        <w:rPr>
+          <w:rFonts w:ascii="Times New Roman" w:eastAsia="Times New Roman" w:hAnsi="Times New Roman" w:cs="Times New Roman"/>
+          <w:sz w:val="24"/>
+          <w:szCs w:val="24"/>
+          <w:lang w:val="en-US"/>
+        </w:rPr>
+        <w:t>, this one is as well - hence the early post today. I will need to come up with a plan for Tuesdays to do something so that I do not rely on internet (maybe work on existing projects</w:t>
+      </w:r>
+      <w:proofErr w:type="gramStart"/>
+      <w:r>
+        <w:rPr>
+          <w:rFonts w:ascii="Times New Roman" w:eastAsia="Times New Roman" w:hAnsi="Times New Roman" w:cs="Times New Roman"/>
+          <w:sz w:val="24"/>
+          <w:szCs w:val="24"/>
+          <w:lang w:val="en-US"/>
+        </w:rPr>
+        <w:t>), or</w:t>
+      </w:r>
+      <w:proofErr w:type="gramEnd"/>
+      <w:r>
+        <w:rPr>
+          <w:rFonts w:ascii="Times New Roman" w:eastAsia="Times New Roman" w:hAnsi="Times New Roman" w:cs="Times New Roman"/>
+          <w:sz w:val="24"/>
+          <w:szCs w:val="24"/>
+          <w:lang w:val="en-US"/>
+        </w:rPr>
+        <w:t xml:space="preserve"> do Python challenges from the 101 book.</w:t>
+      </w:r>
+    </w:p>
+    <w:p>
+      <w:pPr>
+        <w:spacing w:before="100" w:beforeAutospacing="1" w:after="100" w:afterAutospacing="1" w:line="240" w:lineRule="auto"/>
+        <w:rPr>
+          <w:rFonts w:ascii="Times New Roman" w:eastAsia="Times New Roman" w:hAnsi="Times New Roman" w:cs="Times New Roman"/>
+          <w:sz w:val="24"/>
+          <w:szCs w:val="24"/>
+          <w:lang w:val="en-US"/>
+        </w:rPr>
+      </w:pPr>
+    </w:p>
+    <w:p>
+      <w:pPr>
+        <w:spacing w:before="100" w:beforeAutospacing="1" w:after="100" w:afterAutospacing="1" w:line="240" w:lineRule="auto"/>
+        <w:rPr>
+          <w:rFonts w:ascii="Times New Roman" w:eastAsia="Times New Roman" w:hAnsi="Times New Roman" w:cs="Times New Roman"/>
+          <w:sz w:val="24"/>
+          <w:szCs w:val="24"/>
+          <w:lang w:val="en-US"/>
+        </w:rPr>
+      </w:pPr>
+      <w:r>
+        <w:rPr>
+          <w:rFonts w:ascii="Times New Roman" w:eastAsia="Times New Roman" w:hAnsi="Times New Roman" w:cs="Times New Roman"/>
+          <w:sz w:val="24"/>
+          <w:szCs w:val="24"/>
+          <w:lang w:val="en-US"/>
+        </w:rPr>
+        <w:t xml:space="preserve">Because it is an early </w:t>
+      </w:r>
+      <w:proofErr w:type="gramStart"/>
+      <w:r>
+        <w:rPr>
+          <w:rFonts w:ascii="Times New Roman" w:eastAsia="Times New Roman" w:hAnsi="Times New Roman" w:cs="Times New Roman"/>
+          <w:sz w:val="24"/>
+          <w:szCs w:val="24"/>
+          <w:lang w:val="en-US"/>
+        </w:rPr>
+        <w:t>post(</w:t>
+      </w:r>
+      <w:proofErr w:type="gramEnd"/>
+      <w:r>
+        <w:rPr>
+          <w:rFonts w:ascii="Times New Roman" w:eastAsia="Times New Roman" w:hAnsi="Times New Roman" w:cs="Times New Roman"/>
+          <w:sz w:val="24"/>
+          <w:szCs w:val="24"/>
+          <w:lang w:val="en-US"/>
+        </w:rPr>
+        <w:t xml:space="preserve">due to the </w:t>
       </w:r>
       <w:proofErr w:type="spellStart"/>
       <w:r>
@@ -16295,58 +18904,158 @@
           <w:szCs w:val="24"/>
           <w:lang w:val="en-US"/>
         </w:rPr>
-        <w:t>At home I could not do much - all I did was 2 small projects (from the 10 small projects course). The first one is using python's Folium package to create a map and then add some pointers on it for information. It is interesting because it is another package to be aware of, and I now know that I can use it in case I want to create some kind of a map program in Python. </w:t>
-      </w:r>
-    </w:p>
-    <w:p>
-      <w:pPr>
-        <w:spacing w:before="100" w:beforeAutospacing="1" w:after="100" w:afterAutospacing="1" w:line="240" w:lineRule="auto"/>
-        <w:rPr>
-          <w:rFonts w:ascii="Times New Roman" w:eastAsia="Times New Roman" w:hAnsi="Times New Roman" w:cs="Times New Roman"/>
-          <w:sz w:val="24"/>
-          <w:szCs w:val="24"/>
-          <w:lang w:val="en-US"/>
-        </w:rPr>
-      </w:pPr>
-      <w:r>
-        <w:rPr>
-          <w:rFonts w:ascii="Times New Roman" w:eastAsia="Times New Roman" w:hAnsi="Times New Roman" w:cs="Times New Roman"/>
-          <w:sz w:val="24"/>
-          <w:szCs w:val="24"/>
-          <w:lang w:val="en-US"/>
-        </w:rPr>
-        <w:t>The 2nd one is a small personal website with Flask. Obviously I have this one made with Django, but I did not want to skip over a project (they are small anyways). Flask definitely feels "lighter" and simpler (Django is simple as well). The website that is created is very simple - using Bootstrap and is one page. Nothing special, but did not want to skip it. </w:t>
-      </w:r>
-    </w:p>
-    <w:p>
-      <w:pPr>
-        <w:spacing w:before="100" w:beforeAutospacing="1" w:after="100" w:afterAutospacing="1" w:line="240" w:lineRule="auto"/>
-        <w:rPr>
-          <w:rFonts w:ascii="Times New Roman" w:eastAsia="Times New Roman" w:hAnsi="Times New Roman" w:cs="Times New Roman"/>
-          <w:sz w:val="24"/>
-          <w:szCs w:val="24"/>
-          <w:lang w:val="en-US"/>
-        </w:rPr>
-      </w:pPr>
-    </w:p>
-    <w:p>
-      <w:pPr>
-        <w:spacing w:before="100" w:beforeAutospacing="1" w:after="100" w:afterAutospacing="1" w:line="240" w:lineRule="auto"/>
-        <w:rPr>
-          <w:rFonts w:ascii="Times New Roman" w:eastAsia="Times New Roman" w:hAnsi="Times New Roman" w:cs="Times New Roman"/>
-          <w:sz w:val="24"/>
-          <w:szCs w:val="24"/>
-          <w:lang w:val="en-US"/>
-        </w:rPr>
-      </w:pPr>
-      <w:r>
-        <w:rPr>
-          <w:rFonts w:ascii="Times New Roman" w:eastAsia="Times New Roman" w:hAnsi="Times New Roman" w:cs="Times New Roman"/>
-          <w:sz w:val="24"/>
-          <w:szCs w:val="24"/>
-          <w:lang w:val="en-US"/>
-        </w:rPr>
-        <w:t>Tomorrow I want to go back to the Java course. At the moment I am hyped about learning more about Java and doing some kind of a project with it, but I still have not learned all the basics. The next section is about arrays and it is 5 hours long. Surprising, but maybe they have some complications and could be powerful. </w:t>
+        <w:t xml:space="preserve">At home I could not do much - all I did was 2 small projects (from the 10 small projects course). The first one is using python's Folium package to create a map and then add some pointers on it for information. It is interesting because it is another package to be aware of, and I now know that I can use it in case I want to create </w:t>
+      </w:r>
+      <w:proofErr w:type="gramStart"/>
+      <w:r>
+        <w:rPr>
+          <w:rFonts w:ascii="Times New Roman" w:eastAsia="Times New Roman" w:hAnsi="Times New Roman" w:cs="Times New Roman"/>
+          <w:sz w:val="24"/>
+          <w:szCs w:val="24"/>
+          <w:lang w:val="en-US"/>
+        </w:rPr>
+        <w:t>some kind of a</w:t>
+      </w:r>
+      <w:proofErr w:type="gramEnd"/>
+      <w:r>
+        <w:rPr>
+          <w:rFonts w:ascii="Times New Roman" w:eastAsia="Times New Roman" w:hAnsi="Times New Roman" w:cs="Times New Roman"/>
+          <w:sz w:val="24"/>
+          <w:szCs w:val="24"/>
+          <w:lang w:val="en-US"/>
+        </w:rPr>
+        <w:t xml:space="preserve"> map program in Python. </w:t>
+      </w:r>
+    </w:p>
+    <w:p>
+      <w:pPr>
+        <w:spacing w:before="100" w:beforeAutospacing="1" w:after="100" w:afterAutospacing="1" w:line="240" w:lineRule="auto"/>
+        <w:rPr>
+          <w:rFonts w:ascii="Times New Roman" w:eastAsia="Times New Roman" w:hAnsi="Times New Roman" w:cs="Times New Roman"/>
+          <w:sz w:val="24"/>
+          <w:szCs w:val="24"/>
+          <w:lang w:val="en-US"/>
+        </w:rPr>
+      </w:pPr>
+      <w:r>
+        <w:rPr>
+          <w:rFonts w:ascii="Times New Roman" w:eastAsia="Times New Roman" w:hAnsi="Times New Roman" w:cs="Times New Roman"/>
+          <w:sz w:val="24"/>
+          <w:szCs w:val="24"/>
+          <w:lang w:val="en-US"/>
+        </w:rPr>
+        <w:t xml:space="preserve">The 2nd one is a small personal website with Flask. </w:t>
+      </w:r>
+      <w:proofErr w:type="gramStart"/>
+      <w:r>
+        <w:rPr>
+          <w:rFonts w:ascii="Times New Roman" w:eastAsia="Times New Roman" w:hAnsi="Times New Roman" w:cs="Times New Roman"/>
+          <w:sz w:val="24"/>
+          <w:szCs w:val="24"/>
+          <w:lang w:val="en-US"/>
+        </w:rPr>
+        <w:t>Obviously</w:t>
+      </w:r>
+      <w:proofErr w:type="gramEnd"/>
+      <w:r>
+        <w:rPr>
+          <w:rFonts w:ascii="Times New Roman" w:eastAsia="Times New Roman" w:hAnsi="Times New Roman" w:cs="Times New Roman"/>
+          <w:sz w:val="24"/>
+          <w:szCs w:val="24"/>
+          <w:lang w:val="en-US"/>
+        </w:rPr>
+        <w:t xml:space="preserve"> I have this one made with Django, but I did not want to skip over a project (they are small anyways). Flask </w:t>
+      </w:r>
+      <w:proofErr w:type="gramStart"/>
+      <w:r>
+        <w:rPr>
+          <w:rFonts w:ascii="Times New Roman" w:eastAsia="Times New Roman" w:hAnsi="Times New Roman" w:cs="Times New Roman"/>
+          <w:sz w:val="24"/>
+          <w:szCs w:val="24"/>
+          <w:lang w:val="en-US"/>
+        </w:rPr>
+        <w:t>definitely feels</w:t>
+      </w:r>
+      <w:proofErr w:type="gramEnd"/>
+      <w:r>
+        <w:rPr>
+          <w:rFonts w:ascii="Times New Roman" w:eastAsia="Times New Roman" w:hAnsi="Times New Roman" w:cs="Times New Roman"/>
+          <w:sz w:val="24"/>
+          <w:szCs w:val="24"/>
+          <w:lang w:val="en-US"/>
+        </w:rPr>
+        <w:t xml:space="preserve"> "lighter" and simpler (Django is simple as well). The website that is created is very simple - using Bootstrap and is one page. Nothing </w:t>
+      </w:r>
+      <w:proofErr w:type="gramStart"/>
+      <w:r>
+        <w:rPr>
+          <w:rFonts w:ascii="Times New Roman" w:eastAsia="Times New Roman" w:hAnsi="Times New Roman" w:cs="Times New Roman"/>
+          <w:sz w:val="24"/>
+          <w:szCs w:val="24"/>
+          <w:lang w:val="en-US"/>
+        </w:rPr>
+        <w:t>special, but</w:t>
+      </w:r>
+      <w:proofErr w:type="gramEnd"/>
+      <w:r>
+        <w:rPr>
+          <w:rFonts w:ascii="Times New Roman" w:eastAsia="Times New Roman" w:hAnsi="Times New Roman" w:cs="Times New Roman"/>
+          <w:sz w:val="24"/>
+          <w:szCs w:val="24"/>
+          <w:lang w:val="en-US"/>
+        </w:rPr>
+        <w:t xml:space="preserve"> did not want to skip it. </w:t>
+      </w:r>
+    </w:p>
+    <w:p>
+      <w:pPr>
+        <w:spacing w:before="100" w:beforeAutospacing="1" w:after="100" w:afterAutospacing="1" w:line="240" w:lineRule="auto"/>
+        <w:rPr>
+          <w:rFonts w:ascii="Times New Roman" w:eastAsia="Times New Roman" w:hAnsi="Times New Roman" w:cs="Times New Roman"/>
+          <w:sz w:val="24"/>
+          <w:szCs w:val="24"/>
+          <w:lang w:val="en-US"/>
+        </w:rPr>
+      </w:pPr>
+    </w:p>
+    <w:p>
+      <w:pPr>
+        <w:spacing w:before="100" w:beforeAutospacing="1" w:after="100" w:afterAutospacing="1" w:line="240" w:lineRule="auto"/>
+        <w:rPr>
+          <w:rFonts w:ascii="Times New Roman" w:eastAsia="Times New Roman" w:hAnsi="Times New Roman" w:cs="Times New Roman"/>
+          <w:sz w:val="24"/>
+          <w:szCs w:val="24"/>
+          <w:lang w:val="en-US"/>
+        </w:rPr>
+      </w:pPr>
+      <w:r>
+        <w:rPr>
+          <w:rFonts w:ascii="Times New Roman" w:eastAsia="Times New Roman" w:hAnsi="Times New Roman" w:cs="Times New Roman"/>
+          <w:sz w:val="24"/>
+          <w:szCs w:val="24"/>
+          <w:lang w:val="en-US"/>
+        </w:rPr>
+        <w:t xml:space="preserve">Tomorrow I want to go back to the Java course. </w:t>
+      </w:r>
+      <w:proofErr w:type="gramStart"/>
+      <w:r>
+        <w:rPr>
+          <w:rFonts w:ascii="Times New Roman" w:eastAsia="Times New Roman" w:hAnsi="Times New Roman" w:cs="Times New Roman"/>
+          <w:sz w:val="24"/>
+          <w:szCs w:val="24"/>
+          <w:lang w:val="en-US"/>
+        </w:rPr>
+        <w:t>At the moment</w:t>
+      </w:r>
+      <w:proofErr w:type="gramEnd"/>
+      <w:r>
+        <w:rPr>
+          <w:rFonts w:ascii="Times New Roman" w:eastAsia="Times New Roman" w:hAnsi="Times New Roman" w:cs="Times New Roman"/>
+          <w:sz w:val="24"/>
+          <w:szCs w:val="24"/>
+          <w:lang w:val="en-US"/>
+        </w:rPr>
+        <w:t xml:space="preserve"> I am hyped about learning more about Java and doing some kind of a project with it, but I still have not learned all the basics. The next section is about arrays and it is 5 hours long. Surprising, but maybe they have some complications and could be powerful. </w:t>
       </w:r>
     </w:p>
     <w:p>
@@ -16506,7 +19215,31 @@
           <w:szCs w:val="24"/>
           <w:lang w:val="en-US"/>
         </w:rPr>
-        <w:t>Welcome to this late night post...</w:t>
+        <w:t xml:space="preserve">Welcome to this </w:t>
+      </w:r>
+      <w:proofErr w:type="gramStart"/>
+      <w:r>
+        <w:rPr>
+          <w:rFonts w:ascii="Times New Roman" w:eastAsia="Times New Roman" w:hAnsi="Times New Roman" w:cs="Times New Roman"/>
+          <w:i/>
+          <w:iCs/>
+          <w:sz w:val="24"/>
+          <w:szCs w:val="24"/>
+          <w:lang w:val="en-US"/>
+        </w:rPr>
+        <w:t>late night</w:t>
+      </w:r>
+      <w:proofErr w:type="gramEnd"/>
+      <w:r>
+        <w:rPr>
+          <w:rFonts w:ascii="Times New Roman" w:eastAsia="Times New Roman" w:hAnsi="Times New Roman" w:cs="Times New Roman"/>
+          <w:i/>
+          <w:iCs/>
+          <w:sz w:val="24"/>
+          <w:szCs w:val="24"/>
+          <w:lang w:val="en-US"/>
+        </w:rPr>
+        <w:t xml:space="preserve"> post...</w:t>
       </w:r>
     </w:p>
     <w:p>
@@ -16561,34 +19294,85 @@
           <w:lang w:val="en-US"/>
         </w:rPr>
       </w:pPr>
-      <w:r>
-        <w:rPr>
-          <w:rFonts w:ascii="Times New Roman" w:eastAsia="Times New Roman" w:hAnsi="Times New Roman" w:cs="Times New Roman"/>
-          <w:sz w:val="24"/>
-          <w:szCs w:val="24"/>
-          <w:lang w:val="en-US"/>
-        </w:rPr>
-        <w:t>First of all, the Java course.</w:t>
-      </w:r>
-    </w:p>
-    <w:p>
-      <w:pPr>
-        <w:spacing w:before="100" w:beforeAutospacing="1" w:after="100" w:afterAutospacing="1" w:line="240" w:lineRule="auto"/>
-        <w:rPr>
-          <w:rFonts w:ascii="Times New Roman" w:eastAsia="Times New Roman" w:hAnsi="Times New Roman" w:cs="Times New Roman"/>
-          <w:sz w:val="24"/>
-          <w:szCs w:val="24"/>
-          <w:lang w:val="en-US"/>
-        </w:rPr>
-      </w:pPr>
-      <w:r>
-        <w:rPr>
-          <w:rFonts w:ascii="Times New Roman" w:eastAsia="Times New Roman" w:hAnsi="Times New Roman" w:cs="Times New Roman"/>
-          <w:sz w:val="24"/>
-          <w:szCs w:val="24"/>
-          <w:lang w:val="en-US"/>
-        </w:rPr>
-        <w:t xml:space="preserve">The array sections is 5h 30m as I mentioned. Apparently there are couple of things that are interesting and need to be covered when we are talking about java arrays. I would say I have covered a third of the section which includes looping through an array and how to initialize one with int[] </w:t>
+      <w:proofErr w:type="gramStart"/>
+      <w:r>
+        <w:rPr>
+          <w:rFonts w:ascii="Times New Roman" w:eastAsia="Times New Roman" w:hAnsi="Times New Roman" w:cs="Times New Roman"/>
+          <w:sz w:val="24"/>
+          <w:szCs w:val="24"/>
+          <w:lang w:val="en-US"/>
+        </w:rPr>
+        <w:t>First of all</w:t>
+      </w:r>
+      <w:proofErr w:type="gramEnd"/>
+      <w:r>
+        <w:rPr>
+          <w:rFonts w:ascii="Times New Roman" w:eastAsia="Times New Roman" w:hAnsi="Times New Roman" w:cs="Times New Roman"/>
+          <w:sz w:val="24"/>
+          <w:szCs w:val="24"/>
+          <w:lang w:val="en-US"/>
+        </w:rPr>
+        <w:t>, the Java course.</w:t>
+      </w:r>
+    </w:p>
+    <w:p>
+      <w:pPr>
+        <w:spacing w:before="100" w:beforeAutospacing="1" w:after="100" w:afterAutospacing="1" w:line="240" w:lineRule="auto"/>
+        <w:rPr>
+          <w:rFonts w:ascii="Times New Roman" w:eastAsia="Times New Roman" w:hAnsi="Times New Roman" w:cs="Times New Roman"/>
+          <w:sz w:val="24"/>
+          <w:szCs w:val="24"/>
+          <w:lang w:val="en-US"/>
+        </w:rPr>
+      </w:pPr>
+      <w:r>
+        <w:rPr>
+          <w:rFonts w:ascii="Times New Roman" w:eastAsia="Times New Roman" w:hAnsi="Times New Roman" w:cs="Times New Roman"/>
+          <w:sz w:val="24"/>
+          <w:szCs w:val="24"/>
+          <w:lang w:val="en-US"/>
+        </w:rPr>
+        <w:t xml:space="preserve">The array sections </w:t>
+      </w:r>
+      <w:proofErr w:type="gramStart"/>
+      <w:r>
+        <w:rPr>
+          <w:rFonts w:ascii="Times New Roman" w:eastAsia="Times New Roman" w:hAnsi="Times New Roman" w:cs="Times New Roman"/>
+          <w:sz w:val="24"/>
+          <w:szCs w:val="24"/>
+          <w:lang w:val="en-US"/>
+        </w:rPr>
+        <w:t>is</w:t>
+      </w:r>
+      <w:proofErr w:type="gramEnd"/>
+      <w:r>
+        <w:rPr>
+          <w:rFonts w:ascii="Times New Roman" w:eastAsia="Times New Roman" w:hAnsi="Times New Roman" w:cs="Times New Roman"/>
+          <w:sz w:val="24"/>
+          <w:szCs w:val="24"/>
+          <w:lang w:val="en-US"/>
+        </w:rPr>
+        <w:t xml:space="preserve"> 5h 30m as I mentioned. </w:t>
+      </w:r>
+      <w:proofErr w:type="gramStart"/>
+      <w:r>
+        <w:rPr>
+          <w:rFonts w:ascii="Times New Roman" w:eastAsia="Times New Roman" w:hAnsi="Times New Roman" w:cs="Times New Roman"/>
+          <w:sz w:val="24"/>
+          <w:szCs w:val="24"/>
+          <w:lang w:val="en-US"/>
+        </w:rPr>
+        <w:t>Apparently</w:t>
+      </w:r>
+      <w:proofErr w:type="gramEnd"/>
+      <w:r>
+        <w:rPr>
+          <w:rFonts w:ascii="Times New Roman" w:eastAsia="Times New Roman" w:hAnsi="Times New Roman" w:cs="Times New Roman"/>
+          <w:sz w:val="24"/>
+          <w:szCs w:val="24"/>
+          <w:lang w:val="en-US"/>
+        </w:rPr>
+        <w:t xml:space="preserve"> there are couple of things that are interesting and need to be covered when we are talking about java arrays. I would say I have covered a third of the section which includes looping through an array and how to initialize one with int[] </w:t>
       </w:r>
       <w:proofErr w:type="spellStart"/>
       <w:r>
@@ -16811,7 +19595,27 @@
           <w:szCs w:val="24"/>
           <w:lang w:val="en-US"/>
         </w:rPr>
-        <w:t>After I closed the Java course, I found this beginner Machine Learning course for Python. I decided to give it a go, because it was still kind of early and also I was interested in learning more about ML. </w:t>
+        <w:t xml:space="preserve">After I closed the Java course, I found this beginner Machine Learning course for Python. I decided to give it a go, because it was still kind of early and </w:t>
+      </w:r>
+      <w:proofErr w:type="gramStart"/>
+      <w:r>
+        <w:rPr>
+          <w:rFonts w:ascii="Times New Roman" w:eastAsia="Times New Roman" w:hAnsi="Times New Roman" w:cs="Times New Roman"/>
+          <w:sz w:val="24"/>
+          <w:szCs w:val="24"/>
+          <w:lang w:val="en-US"/>
+        </w:rPr>
+        <w:t>also</w:t>
+      </w:r>
+      <w:proofErr w:type="gramEnd"/>
+      <w:r>
+        <w:rPr>
+          <w:rFonts w:ascii="Times New Roman" w:eastAsia="Times New Roman" w:hAnsi="Times New Roman" w:cs="Times New Roman"/>
+          <w:sz w:val="24"/>
+          <w:szCs w:val="24"/>
+          <w:lang w:val="en-US"/>
+        </w:rPr>
+        <w:t xml:space="preserve"> I was interested in learning more about ML. </w:t>
       </w:r>
     </w:p>
     <w:p>
@@ -16952,7 +19756,15 @@
         <w:t>Summary:</w:t>
       </w:r>
       <w:r>
-        <w:t xml:space="preserve"> Day 36 of 100. Learned some of the theory behind ML. More importantly - decided to learn about relational databases(PostgreSQL) and expand my </w:t>
+        <w:t xml:space="preserve"> Day 36 of 100. Learned some of the theory behind ML. More importantly - decided to learn about relational </w:t>
+      </w:r>
+      <w:proofErr w:type="gramStart"/>
+      <w:r>
+        <w:t>databases(</w:t>
+      </w:r>
+      <w:proofErr w:type="gramEnd"/>
+      <w:r>
+        <w:t xml:space="preserve">PostgreSQL) and expand my </w:t>
       </w:r>
       <w:proofErr w:type="spellStart"/>
       <w:r>
@@ -17020,7 +19832,47 @@
           <w:lang w:val="en-US"/>
         </w:rPr>
         <w:lastRenderedPageBreak/>
-        <w:t xml:space="preserve">Well today I continued with the Machine learning course, which mainly covered the theory behind different regressions that are used. Sadly there was not much coding, it was mostly theoretical. The only coding bits were when I being shown how to create a regression fit line on my own (without using </w:t>
+        <w:t xml:space="preserve">Well today I continued with the Machine learning course, which mainly covered the theory behind different regressions that are used. </w:t>
+      </w:r>
+      <w:proofErr w:type="gramStart"/>
+      <w:r>
+        <w:rPr>
+          <w:rFonts w:ascii="Times New Roman" w:eastAsia="Times New Roman" w:hAnsi="Times New Roman" w:cs="Times New Roman"/>
+          <w:sz w:val="24"/>
+          <w:szCs w:val="24"/>
+          <w:lang w:val="en-US"/>
+        </w:rPr>
+        <w:t>Sadly</w:t>
+      </w:r>
+      <w:proofErr w:type="gramEnd"/>
+      <w:r>
+        <w:rPr>
+          <w:rFonts w:ascii="Times New Roman" w:eastAsia="Times New Roman" w:hAnsi="Times New Roman" w:cs="Times New Roman"/>
+          <w:sz w:val="24"/>
+          <w:szCs w:val="24"/>
+          <w:lang w:val="en-US"/>
+        </w:rPr>
+        <w:t xml:space="preserve"> there was not much coding, it was mostly theoretical. The only coding bits were when I </w:t>
+      </w:r>
+      <w:proofErr w:type="gramStart"/>
+      <w:r>
+        <w:rPr>
+          <w:rFonts w:ascii="Times New Roman" w:eastAsia="Times New Roman" w:hAnsi="Times New Roman" w:cs="Times New Roman"/>
+          <w:sz w:val="24"/>
+          <w:szCs w:val="24"/>
+          <w:lang w:val="en-US"/>
+        </w:rPr>
+        <w:t>being</w:t>
+      </w:r>
+      <w:proofErr w:type="gramEnd"/>
+      <w:r>
+        <w:rPr>
+          <w:rFonts w:ascii="Times New Roman" w:eastAsia="Times New Roman" w:hAnsi="Times New Roman" w:cs="Times New Roman"/>
+          <w:sz w:val="24"/>
+          <w:szCs w:val="24"/>
+          <w:lang w:val="en-US"/>
+        </w:rPr>
+        <w:t xml:space="preserve"> shown how to create a regression fit line on my own (without using </w:t>
       </w:r>
       <w:proofErr w:type="spellStart"/>
       <w:r>
@@ -17448,7 +20300,27 @@
           <w:szCs w:val="24"/>
           <w:lang w:val="en-US"/>
         </w:rPr>
-        <w:t>Decided to stick with the "weekend" schedule where I post about Friday's activities Saturday morning and Saturday's activities on Sunday morning (so I can code till later on both days).</w:t>
+        <w:t xml:space="preserve">Decided to stick with the "weekend" schedule where I post about Friday's activities Saturday morning and Saturday's activities on Sunday morning (so I can code till </w:t>
+      </w:r>
+      <w:proofErr w:type="gramStart"/>
+      <w:r>
+        <w:rPr>
+          <w:rFonts w:ascii="Times New Roman" w:eastAsia="Times New Roman" w:hAnsi="Times New Roman" w:cs="Times New Roman"/>
+          <w:sz w:val="24"/>
+          <w:szCs w:val="24"/>
+          <w:lang w:val="en-US"/>
+        </w:rPr>
+        <w:t>later on</w:t>
+      </w:r>
+      <w:proofErr w:type="gramEnd"/>
+      <w:r>
+        <w:rPr>
+          <w:rFonts w:ascii="Times New Roman" w:eastAsia="Times New Roman" w:hAnsi="Times New Roman" w:cs="Times New Roman"/>
+          <w:sz w:val="24"/>
+          <w:szCs w:val="24"/>
+          <w:lang w:val="en-US"/>
+        </w:rPr>
+        <w:t xml:space="preserve"> both days).</w:t>
       </w:r>
     </w:p>
     <w:p>
@@ -17499,7 +20371,47 @@
           <w:szCs w:val="24"/>
           <w:lang w:val="en-US"/>
         </w:rPr>
-        <w:t xml:space="preserve"> software in particular. This morning I remembered the first time I "encountered" SQL, it was couple of hours before an Audit test which was worth 30% of the Audit mark (very detailed </w:t>
+        <w:t xml:space="preserve"> </w:t>
+      </w:r>
+      <w:proofErr w:type="gramStart"/>
+      <w:r>
+        <w:rPr>
+          <w:rFonts w:ascii="Times New Roman" w:eastAsia="Times New Roman" w:hAnsi="Times New Roman" w:cs="Times New Roman"/>
+          <w:sz w:val="24"/>
+          <w:szCs w:val="24"/>
+          <w:lang w:val="en-US"/>
+        </w:rPr>
+        <w:t>software in particular</w:t>
+      </w:r>
+      <w:proofErr w:type="gramEnd"/>
+      <w:r>
+        <w:rPr>
+          <w:rFonts w:ascii="Times New Roman" w:eastAsia="Times New Roman" w:hAnsi="Times New Roman" w:cs="Times New Roman"/>
+          <w:sz w:val="24"/>
+          <w:szCs w:val="24"/>
+          <w:lang w:val="en-US"/>
+        </w:rPr>
+        <w:t xml:space="preserve">. This morning I remembered the first time I "encountered" </w:t>
+      </w:r>
+      <w:proofErr w:type="gramStart"/>
+      <w:r>
+        <w:rPr>
+          <w:rFonts w:ascii="Times New Roman" w:eastAsia="Times New Roman" w:hAnsi="Times New Roman" w:cs="Times New Roman"/>
+          <w:sz w:val="24"/>
+          <w:szCs w:val="24"/>
+          <w:lang w:val="en-US"/>
+        </w:rPr>
+        <w:t>SQL,</w:t>
+      </w:r>
+      <w:proofErr w:type="gramEnd"/>
+      <w:r>
+        <w:rPr>
+          <w:rFonts w:ascii="Times New Roman" w:eastAsia="Times New Roman" w:hAnsi="Times New Roman" w:cs="Times New Roman"/>
+          <w:sz w:val="24"/>
+          <w:szCs w:val="24"/>
+          <w:lang w:val="en-US"/>
+        </w:rPr>
+        <w:t xml:space="preserve"> it was couple of hours before an Audit test which was worth 30% of the Audit mark (very detailed </w:t>
       </w:r>
       <w:proofErr w:type="spellStart"/>
       <w:r>
@@ -17532,14 +20444,25 @@
           <w:lang w:val="en-US"/>
         </w:rPr>
       </w:pPr>
-      <w:r>
-        <w:rPr>
-          <w:rFonts w:ascii="Times New Roman" w:eastAsia="Times New Roman" w:hAnsi="Times New Roman" w:cs="Times New Roman"/>
-          <w:sz w:val="24"/>
-          <w:szCs w:val="24"/>
-          <w:lang w:val="en-US"/>
-        </w:rPr>
-        <w:t>So I decided to learn a programming language (or what I thought was a programming language). SQL seemed like an easy syntax, easy to learn language. To be fair, SQL is technically a language (says it in the name as well) but it is a database language, not like Python, JS, Java, C, etc. which are considered programming languages. </w:t>
+      <w:proofErr w:type="gramStart"/>
+      <w:r>
+        <w:rPr>
+          <w:rFonts w:ascii="Times New Roman" w:eastAsia="Times New Roman" w:hAnsi="Times New Roman" w:cs="Times New Roman"/>
+          <w:sz w:val="24"/>
+          <w:szCs w:val="24"/>
+          <w:lang w:val="en-US"/>
+        </w:rPr>
+        <w:t>So</w:t>
+      </w:r>
+      <w:proofErr w:type="gramEnd"/>
+      <w:r>
+        <w:rPr>
+          <w:rFonts w:ascii="Times New Roman" w:eastAsia="Times New Roman" w:hAnsi="Times New Roman" w:cs="Times New Roman"/>
+          <w:sz w:val="24"/>
+          <w:szCs w:val="24"/>
+          <w:lang w:val="en-US"/>
+        </w:rPr>
+        <w:t xml:space="preserve"> I decided to learn a programming language (or what I thought was a programming language). SQL seemed like an easy syntax, easy to learn language. To be fair, SQL is technically a language (says it in the name as well) but it is a database language, not like Python, JS, Java, C, etc. which are considered programming languages. </w:t>
       </w:r>
     </w:p>
     <w:p>
@@ -17891,7 +20814,27 @@
           <w:lang w:val="en-US"/>
         </w:rPr>
         <w:lastRenderedPageBreak/>
-        <w:t>Knowing PostgreSQL(even the basics) is not bad since it is one of the most powerful relational databases. Doing this relatively short course on learning SQL, Postgres and making a connection to Python was useful because I did not have much experience using relational databases and I wanted to fill the gap (even if I just learned the basics). </w:t>
+        <w:t xml:space="preserve">Knowing </w:t>
+      </w:r>
+      <w:proofErr w:type="gramStart"/>
+      <w:r>
+        <w:rPr>
+          <w:rFonts w:ascii="Times New Roman" w:eastAsia="Times New Roman" w:hAnsi="Times New Roman" w:cs="Times New Roman"/>
+          <w:sz w:val="24"/>
+          <w:szCs w:val="24"/>
+          <w:lang w:val="en-US"/>
+        </w:rPr>
+        <w:t>PostgreSQL(</w:t>
+      </w:r>
+      <w:proofErr w:type="gramEnd"/>
+      <w:r>
+        <w:rPr>
+          <w:rFonts w:ascii="Times New Roman" w:eastAsia="Times New Roman" w:hAnsi="Times New Roman" w:cs="Times New Roman"/>
+          <w:sz w:val="24"/>
+          <w:szCs w:val="24"/>
+          <w:lang w:val="en-US"/>
+        </w:rPr>
+        <w:t>even the basics) is not bad since it is one of the most powerful relational databases. Doing this relatively short course on learning SQL, Postgres and making a connection to Python was useful because I did not have much experience using relational databases and I wanted to fill the gap (even if I just learned the basics). </w:t>
       </w:r>
     </w:p>
     <w:p>
@@ -18011,7 +20954,27 @@
           <w:szCs w:val="24"/>
           <w:lang w:val="en-US"/>
         </w:rPr>
-        <w:t xml:space="preserve"> and SQL have some kind of connection) and the most important thing was the SQL syntax that I learned. </w:t>
+        <w:t xml:space="preserve"> and SQL have </w:t>
+      </w:r>
+      <w:proofErr w:type="gramStart"/>
+      <w:r>
+        <w:rPr>
+          <w:rFonts w:ascii="Times New Roman" w:eastAsia="Times New Roman" w:hAnsi="Times New Roman" w:cs="Times New Roman"/>
+          <w:sz w:val="24"/>
+          <w:szCs w:val="24"/>
+          <w:lang w:val="en-US"/>
+        </w:rPr>
+        <w:t>some kind of connection</w:t>
+      </w:r>
+      <w:proofErr w:type="gramEnd"/>
+      <w:r>
+        <w:rPr>
+          <w:rFonts w:ascii="Times New Roman" w:eastAsia="Times New Roman" w:hAnsi="Times New Roman" w:cs="Times New Roman"/>
+          <w:sz w:val="24"/>
+          <w:szCs w:val="24"/>
+          <w:lang w:val="en-US"/>
+        </w:rPr>
+        <w:t>) and the most important thing was the SQL syntax that I learned. </w:t>
       </w:r>
     </w:p>
     <w:p>
@@ -18260,7 +21223,27 @@
           <w:szCs w:val="24"/>
           <w:lang w:val="en-US"/>
         </w:rPr>
-        <w:t xml:space="preserve"> will definitely not hurt. </w:t>
+        <w:t xml:space="preserve"> will </w:t>
+      </w:r>
+      <w:proofErr w:type="gramStart"/>
+      <w:r>
+        <w:rPr>
+          <w:rFonts w:ascii="Times New Roman" w:eastAsia="Times New Roman" w:hAnsi="Times New Roman" w:cs="Times New Roman"/>
+          <w:sz w:val="24"/>
+          <w:szCs w:val="24"/>
+          <w:lang w:val="en-US"/>
+        </w:rPr>
+        <w:t>definitely not</w:t>
+      </w:r>
+      <w:proofErr w:type="gramEnd"/>
+      <w:r>
+        <w:rPr>
+          <w:rFonts w:ascii="Times New Roman" w:eastAsia="Times New Roman" w:hAnsi="Times New Roman" w:cs="Times New Roman"/>
+          <w:sz w:val="24"/>
+          <w:szCs w:val="24"/>
+          <w:lang w:val="en-US"/>
+        </w:rPr>
+        <w:t xml:space="preserve"> hurt. </w:t>
       </w:r>
     </w:p>
     <w:p>
@@ -18393,7 +21376,15 @@
       </w:r>
       <w:proofErr w:type="spellEnd"/>
       <w:r>
-        <w:t xml:space="preserve"> has been on my mind for a while because it is the alternative to REST APIs. I am definitely not saying REST APIs are bad, I just wanted to see what the "competitor" </w:t>
+        <w:t xml:space="preserve"> has been on my mind for a while because it is the alternative to REST APIs. I am </w:t>
+      </w:r>
+      <w:proofErr w:type="gramStart"/>
+      <w:r>
+        <w:t>definitely not</w:t>
+      </w:r>
+      <w:proofErr w:type="gramEnd"/>
+      <w:r>
+        <w:t xml:space="preserve"> saying REST APIs are bad, I just wanted to see what the "competitor" </w:t>
       </w:r>
       <w:proofErr w:type="spellStart"/>
       <w:r>
@@ -18502,7 +21493,27 @@
           <w:szCs w:val="24"/>
           <w:lang w:val="en-US"/>
         </w:rPr>
-        <w:t xml:space="preserve"> has been on my mind for a while because it is the alternative to REST APIs. I am definitely not saying REST APIs are bad, I just wanted to see what the "competitor" </w:t>
+        <w:t xml:space="preserve"> has been on my mind for a while because it is the alternative to REST APIs. I am </w:t>
+      </w:r>
+      <w:proofErr w:type="gramStart"/>
+      <w:r>
+        <w:rPr>
+          <w:rFonts w:ascii="Times New Roman" w:eastAsia="Times New Roman" w:hAnsi="Times New Roman" w:cs="Times New Roman"/>
+          <w:sz w:val="24"/>
+          <w:szCs w:val="24"/>
+          <w:lang w:val="en-US"/>
+        </w:rPr>
+        <w:t>definitely not</w:t>
+      </w:r>
+      <w:proofErr w:type="gramEnd"/>
+      <w:r>
+        <w:rPr>
+          <w:rFonts w:ascii="Times New Roman" w:eastAsia="Times New Roman" w:hAnsi="Times New Roman" w:cs="Times New Roman"/>
+          <w:sz w:val="24"/>
+          <w:szCs w:val="24"/>
+          <w:lang w:val="en-US"/>
+        </w:rPr>
+        <w:t xml:space="preserve"> saying REST APIs are bad, I just wanted to see what the "competitor" </w:t>
       </w:r>
       <w:proofErr w:type="spellStart"/>
       <w:r>
@@ -18859,6 +21870,7 @@
           <w:lang w:val="en-US"/>
         </w:rPr>
       </w:pPr>
+      <w:proofErr w:type="gramStart"/>
       <w:r>
         <w:rPr>
           <w:rFonts w:ascii="Times New Roman" w:eastAsia="Times New Roman" w:hAnsi="Times New Roman" w:cs="Times New Roman"/>
@@ -18867,7 +21879,17 @@
           <w:lang w:val="en-US"/>
         </w:rPr>
         <w:lastRenderedPageBreak/>
-        <w:t xml:space="preserve">At the moment someone can say that I am all over the place with different language and </w:t>
+        <w:t>At the moment</w:t>
+      </w:r>
+      <w:proofErr w:type="gramEnd"/>
+      <w:r>
+        <w:rPr>
+          <w:rFonts w:ascii="Times New Roman" w:eastAsia="Times New Roman" w:hAnsi="Times New Roman" w:cs="Times New Roman"/>
+          <w:sz w:val="24"/>
+          <w:szCs w:val="24"/>
+          <w:lang w:val="en-US"/>
+        </w:rPr>
+        <w:t xml:space="preserve"> someone can say that I am all over the place with different language and </w:t>
       </w:r>
       <w:proofErr w:type="spellStart"/>
       <w:r>
@@ -19007,7 +22029,27 @@
           <w:szCs w:val="24"/>
           <w:lang w:val="en-US"/>
         </w:rPr>
-        <w:t>). I have gained basic (more for some) knowledge about 4 of those, but I want to explore further one or two of them. At the moment I cannot say anything for certain because I have not made my mind. But knowing the basics of those "competition" technologies is very nice because it gives me different perspective of each one and their pros and cons. </w:t>
+        <w:t xml:space="preserve">). I have gained basic (more for some) knowledge about 4 of those, but I want to explore further one or two of them. </w:t>
+      </w:r>
+      <w:proofErr w:type="gramStart"/>
+      <w:r>
+        <w:rPr>
+          <w:rFonts w:ascii="Times New Roman" w:eastAsia="Times New Roman" w:hAnsi="Times New Roman" w:cs="Times New Roman"/>
+          <w:sz w:val="24"/>
+          <w:szCs w:val="24"/>
+          <w:lang w:val="en-US"/>
+        </w:rPr>
+        <w:t>At the moment</w:t>
+      </w:r>
+      <w:proofErr w:type="gramEnd"/>
+      <w:r>
+        <w:rPr>
+          <w:rFonts w:ascii="Times New Roman" w:eastAsia="Times New Roman" w:hAnsi="Times New Roman" w:cs="Times New Roman"/>
+          <w:sz w:val="24"/>
+          <w:szCs w:val="24"/>
+          <w:lang w:val="en-US"/>
+        </w:rPr>
+        <w:t xml:space="preserve"> I cannot say anything for certain because I have not made my mind. But knowing the basics of those "competition" technologies is very nice because it gives me different perspective of each one and their pros and cons. </w:t>
       </w:r>
     </w:p>
     <w:p>
@@ -19139,8 +22181,21 @@
           <w:szCs w:val="24"/>
           <w:lang w:val="en-US"/>
         </w:rPr>
-        <w:t>Welcome to day 40 of my 100 days of code (yay, a round number)...</w:t>
-      </w:r>
+        <w:t xml:space="preserve">Welcome to day 40 of my 100 days of code (yay, a round </w:t>
+      </w:r>
+      <w:proofErr w:type="gramStart"/>
+      <w:r>
+        <w:rPr>
+          <w:rFonts w:ascii="Times New Roman" w:eastAsia="Times New Roman" w:hAnsi="Times New Roman" w:cs="Times New Roman"/>
+          <w:i/>
+          <w:iCs/>
+          <w:sz w:val="24"/>
+          <w:szCs w:val="24"/>
+          <w:lang w:val="en-US"/>
+        </w:rPr>
+        <w:t>number)...</w:t>
+      </w:r>
+      <w:proofErr w:type="gramEnd"/>
     </w:p>
     <w:p>
       <w:pPr>
@@ -19201,7 +22256,47 @@
           <w:szCs w:val="24"/>
           <w:lang w:val="en-US"/>
         </w:rPr>
-        <w:t>One day, I had a programming question, I wanted to ask this other intern how can I approach a certain problem. The other intern (just intern from now on) is studying Computer Science at university and is a Java master. Though I am coding in Python, I knew I could seek his advice because one of the most important things I found about programming is - learning how to think, how to approach a problem. Even though he did not know Python, I could ask for guidelines on how can I approach the problem I was having. </w:t>
+        <w:t xml:space="preserve">One day, I had a programming question, I wanted to ask this other intern how </w:t>
+      </w:r>
+      <w:proofErr w:type="gramStart"/>
+      <w:r>
+        <w:rPr>
+          <w:rFonts w:ascii="Times New Roman" w:eastAsia="Times New Roman" w:hAnsi="Times New Roman" w:cs="Times New Roman"/>
+          <w:sz w:val="24"/>
+          <w:szCs w:val="24"/>
+          <w:lang w:val="en-US"/>
+        </w:rPr>
+        <w:t>can I</w:t>
+      </w:r>
+      <w:proofErr w:type="gramEnd"/>
+      <w:r>
+        <w:rPr>
+          <w:rFonts w:ascii="Times New Roman" w:eastAsia="Times New Roman" w:hAnsi="Times New Roman" w:cs="Times New Roman"/>
+          <w:sz w:val="24"/>
+          <w:szCs w:val="24"/>
+          <w:lang w:val="en-US"/>
+        </w:rPr>
+        <w:t xml:space="preserve"> approach a certain problem. The other intern (just intern from now on) is studying Computer Science at university and is a Java master. Though I am coding in Python, I knew I could seek his advice because one of the most important things I found about programming is - learning how to think, how to approach a problem. Even though he did not know Python, I could ask for guidelines on how </w:t>
+      </w:r>
+      <w:proofErr w:type="gramStart"/>
+      <w:r>
+        <w:rPr>
+          <w:rFonts w:ascii="Times New Roman" w:eastAsia="Times New Roman" w:hAnsi="Times New Roman" w:cs="Times New Roman"/>
+          <w:sz w:val="24"/>
+          <w:szCs w:val="24"/>
+          <w:lang w:val="en-US"/>
+        </w:rPr>
+        <w:t>can I</w:t>
+      </w:r>
+      <w:proofErr w:type="gramEnd"/>
+      <w:r>
+        <w:rPr>
+          <w:rFonts w:ascii="Times New Roman" w:eastAsia="Times New Roman" w:hAnsi="Times New Roman" w:cs="Times New Roman"/>
+          <w:sz w:val="24"/>
+          <w:szCs w:val="24"/>
+          <w:lang w:val="en-US"/>
+        </w:rPr>
+        <w:t xml:space="preserve"> approach the problem I was having. </w:t>
       </w:r>
     </w:p>
     <w:p>
@@ -19222,7 +22317,27 @@
           <w:lang w:val="en-US"/>
         </w:rPr>
         <w:lastRenderedPageBreak/>
-        <w:t>I sat down with him for 10 minutes and after seeing my piece of code he asked me whether I can teach him simple Python because he could use it for data analysis in his own job which is in SAS at the moment. I said yes, because one - he is my friend, and 2nd - it would have been a good opportunity to see if I can explain Python to a complete beginner. </w:t>
+        <w:t xml:space="preserve">I sat down with him for 10 minutes and after seeing my piece of code he asked me whether I can teach him simple Python because he could use it for data analysis in his own job which is in SAS </w:t>
+      </w:r>
+      <w:proofErr w:type="gramStart"/>
+      <w:r>
+        <w:rPr>
+          <w:rFonts w:ascii="Times New Roman" w:eastAsia="Times New Roman" w:hAnsi="Times New Roman" w:cs="Times New Roman"/>
+          <w:sz w:val="24"/>
+          <w:szCs w:val="24"/>
+          <w:lang w:val="en-US"/>
+        </w:rPr>
+        <w:t>at the moment</w:t>
+      </w:r>
+      <w:proofErr w:type="gramEnd"/>
+      <w:r>
+        <w:rPr>
+          <w:rFonts w:ascii="Times New Roman" w:eastAsia="Times New Roman" w:hAnsi="Times New Roman" w:cs="Times New Roman"/>
+          <w:sz w:val="24"/>
+          <w:szCs w:val="24"/>
+          <w:lang w:val="en-US"/>
+        </w:rPr>
+        <w:t>. I said yes, because one - he is my friend, and 2nd - it would have been a good opportunity to see if I can explain Python to a complete beginner. </w:t>
       </w:r>
     </w:p>
     <w:p>
@@ -19273,7 +22388,27 @@
           <w:szCs w:val="24"/>
           <w:lang w:val="en-US"/>
         </w:rPr>
-        <w:t>Prior to the day I made a lot of notes and simple exercises about variables, lists, if statements, loops and functions, and also some intro to Python's Pandas library. </w:t>
+        <w:t xml:space="preserve">Prior to the day I made a lot of notes and simple exercises about variables, lists, if statements, loops and functions, </w:t>
+      </w:r>
+      <w:proofErr w:type="gramStart"/>
+      <w:r>
+        <w:rPr>
+          <w:rFonts w:ascii="Times New Roman" w:eastAsia="Times New Roman" w:hAnsi="Times New Roman" w:cs="Times New Roman"/>
+          <w:sz w:val="24"/>
+          <w:szCs w:val="24"/>
+          <w:lang w:val="en-US"/>
+        </w:rPr>
+        <w:t>and also</w:t>
+      </w:r>
+      <w:proofErr w:type="gramEnd"/>
+      <w:r>
+        <w:rPr>
+          <w:rFonts w:ascii="Times New Roman" w:eastAsia="Times New Roman" w:hAnsi="Times New Roman" w:cs="Times New Roman"/>
+          <w:sz w:val="24"/>
+          <w:szCs w:val="24"/>
+          <w:lang w:val="en-US"/>
+        </w:rPr>
+        <w:t xml:space="preserve"> some intro to Python's Pandas library. </w:t>
       </w:r>
     </w:p>
     <w:p>
@@ -19366,7 +22501,27 @@
           <w:szCs w:val="24"/>
           <w:lang w:val="en-US"/>
         </w:rPr>
-        <w:t>The python class will be on the 25th of Feb, and tomorrow we will have our 2nd planning session where we will go in depth of the material that we will cover. (The first one we had was in mid-Jan, to set up dates and get rough guidelines about content and planning). On that first meeting we agreed that the session should not be too long and we should cover just the basics of Python so that we can "spark" interest in people attending and give them an idea of what is Python. </w:t>
+        <w:t xml:space="preserve">The python class will be on the 25th of Feb, and tomorrow we will have our 2nd planning session where we will go in depth of the material that we will cover. (The first one we had was in mid-Jan, to set up dates and get rough guidelines about content and planning). On that first meeting we agreed that the session should not be too </w:t>
+      </w:r>
+      <w:proofErr w:type="gramStart"/>
+      <w:r>
+        <w:rPr>
+          <w:rFonts w:ascii="Times New Roman" w:eastAsia="Times New Roman" w:hAnsi="Times New Roman" w:cs="Times New Roman"/>
+          <w:sz w:val="24"/>
+          <w:szCs w:val="24"/>
+          <w:lang w:val="en-US"/>
+        </w:rPr>
+        <w:t>long</w:t>
+      </w:r>
+      <w:proofErr w:type="gramEnd"/>
+      <w:r>
+        <w:rPr>
+          <w:rFonts w:ascii="Times New Roman" w:eastAsia="Times New Roman" w:hAnsi="Times New Roman" w:cs="Times New Roman"/>
+          <w:sz w:val="24"/>
+          <w:szCs w:val="24"/>
+          <w:lang w:val="en-US"/>
+        </w:rPr>
+        <w:t xml:space="preserve"> and we should cover just the basics of Python so that we can "spark" interest in people attending and give them an idea of what is Python. </w:t>
       </w:r>
     </w:p>
     <w:p>
@@ -19549,7 +22704,27 @@
           <w:szCs w:val="24"/>
           <w:lang w:val="en-US"/>
         </w:rPr>
-        <w:t xml:space="preserve"> slides and short pieces of code that we will be teaching. Of course tomorrow when we meet up we will go over them together and stuff will probably change, but the overall content is created - simple explanations going along with simple exercises. </w:t>
+        <w:t xml:space="preserve"> slides and short pieces of code that we will be teaching. </w:t>
+      </w:r>
+      <w:proofErr w:type="gramStart"/>
+      <w:r>
+        <w:rPr>
+          <w:rFonts w:ascii="Times New Roman" w:eastAsia="Times New Roman" w:hAnsi="Times New Roman" w:cs="Times New Roman"/>
+          <w:sz w:val="24"/>
+          <w:szCs w:val="24"/>
+          <w:lang w:val="en-US"/>
+        </w:rPr>
+        <w:t>Of course</w:t>
+      </w:r>
+      <w:proofErr w:type="gramEnd"/>
+      <w:r>
+        <w:rPr>
+          <w:rFonts w:ascii="Times New Roman" w:eastAsia="Times New Roman" w:hAnsi="Times New Roman" w:cs="Times New Roman"/>
+          <w:sz w:val="24"/>
+          <w:szCs w:val="24"/>
+          <w:lang w:val="en-US"/>
+        </w:rPr>
+        <w:t xml:space="preserve"> tomorrow when we meet up we will go over them together and stuff will probably change, but the overall content is created - simple explanations going along with simple exercises. </w:t>
       </w:r>
     </w:p>
     <w:p>
@@ -19894,7 +23069,27 @@
           <w:szCs w:val="24"/>
           <w:lang w:val="en-US"/>
         </w:rPr>
-        <w:t>For 2 hours we went over the first three. I believe we expected 2 hours to be enough, just to go over the material, but today we also went over and repeated what we want to say exactly, because we want to be very clear on the basics. For loops and functions we agreed to meet for another 2 hours this Thursday. </w:t>
+        <w:t xml:space="preserve">For 2 hours we went over the first three. I believe we expected 2 hours to be enough, just to go over the material, but today we also went over and repeated what we want to say exactly, because we want to be very clear on the basics. For loops and </w:t>
+      </w:r>
+      <w:proofErr w:type="gramStart"/>
+      <w:r>
+        <w:rPr>
+          <w:rFonts w:ascii="Times New Roman" w:eastAsia="Times New Roman" w:hAnsi="Times New Roman" w:cs="Times New Roman"/>
+          <w:sz w:val="24"/>
+          <w:szCs w:val="24"/>
+          <w:lang w:val="en-US"/>
+        </w:rPr>
+        <w:t>functions</w:t>
+      </w:r>
+      <w:proofErr w:type="gramEnd"/>
+      <w:r>
+        <w:rPr>
+          <w:rFonts w:ascii="Times New Roman" w:eastAsia="Times New Roman" w:hAnsi="Times New Roman" w:cs="Times New Roman"/>
+          <w:sz w:val="24"/>
+          <w:szCs w:val="24"/>
+          <w:lang w:val="en-US"/>
+        </w:rPr>
+        <w:t xml:space="preserve"> we agreed to meet for another 2 hours this Thursday. </w:t>
       </w:r>
     </w:p>
     <w:p>
@@ -19934,7 +23129,27 @@
           <w:szCs w:val="24"/>
           <w:lang w:val="en-US"/>
         </w:rPr>
-        <w:t>It is going well so far, at home I even went over the stuff we talked about and practiced presenting the first three parts. </w:t>
+        <w:t xml:space="preserve">It is going well so </w:t>
+      </w:r>
+      <w:proofErr w:type="gramStart"/>
+      <w:r>
+        <w:rPr>
+          <w:rFonts w:ascii="Times New Roman" w:eastAsia="Times New Roman" w:hAnsi="Times New Roman" w:cs="Times New Roman"/>
+          <w:sz w:val="24"/>
+          <w:szCs w:val="24"/>
+          <w:lang w:val="en-US"/>
+        </w:rPr>
+        <w:t>far,</w:t>
+      </w:r>
+      <w:proofErr w:type="gramEnd"/>
+      <w:r>
+        <w:rPr>
+          <w:rFonts w:ascii="Times New Roman" w:eastAsia="Times New Roman" w:hAnsi="Times New Roman" w:cs="Times New Roman"/>
+          <w:sz w:val="24"/>
+          <w:szCs w:val="24"/>
+          <w:lang w:val="en-US"/>
+        </w:rPr>
+        <w:t xml:space="preserve"> at home I even went over the stuff we talked about and practiced presenting the first three parts. </w:t>
       </w:r>
     </w:p>
     <w:p>
@@ -19985,7 +23200,27 @@
           <w:szCs w:val="24"/>
           <w:lang w:val="en-US"/>
         </w:rPr>
-        <w:t xml:space="preserve"> Java masterclass course on Udemy is just amazing. It is 80 hours but it is high quality and very well explained. I believe I am 30% in. </w:t>
+        <w:t xml:space="preserve"> Java masterclass course on Udemy is just amazing. It is 80 </w:t>
+      </w:r>
+      <w:proofErr w:type="gramStart"/>
+      <w:r>
+        <w:rPr>
+          <w:rFonts w:ascii="Times New Roman" w:eastAsia="Times New Roman" w:hAnsi="Times New Roman" w:cs="Times New Roman"/>
+          <w:sz w:val="24"/>
+          <w:szCs w:val="24"/>
+          <w:lang w:val="en-US"/>
+        </w:rPr>
+        <w:t>hours</w:t>
+      </w:r>
+      <w:proofErr w:type="gramEnd"/>
+      <w:r>
+        <w:rPr>
+          <w:rFonts w:ascii="Times New Roman" w:eastAsia="Times New Roman" w:hAnsi="Times New Roman" w:cs="Times New Roman"/>
+          <w:sz w:val="24"/>
+          <w:szCs w:val="24"/>
+          <w:lang w:val="en-US"/>
+        </w:rPr>
+        <w:t xml:space="preserve"> but it is high quality and very well explained. I believe I am 30% in. </w:t>
       </w:r>
     </w:p>
     <w:p>
@@ -20258,7 +23493,47 @@
           <w:szCs w:val="24"/>
           <w:lang w:eastAsia="en-GB"/>
         </w:rPr>
-        <w:t xml:space="preserve">The Array section is 5h 49mins. Who would think there is so much to cover about lists ? I am not saying they are not important, but this section was long because of the different types of lists there are in Java and also their specifications (also half of the time is probably in exercises which is very nice). </w:t>
+        <w:t xml:space="preserve">The Array section is 5h 49mins. Who would think there is so much to cover about </w:t>
+      </w:r>
+      <w:proofErr w:type="gramStart"/>
+      <w:r>
+        <w:rPr>
+          <w:rFonts w:ascii="Times New Roman" w:eastAsia="Times New Roman" w:hAnsi="Times New Roman" w:cs="Times New Roman"/>
+          <w:sz w:val="24"/>
+          <w:szCs w:val="24"/>
+          <w:lang w:eastAsia="en-GB"/>
+        </w:rPr>
+        <w:t>lists ?</w:t>
+      </w:r>
+      <w:proofErr w:type="gramEnd"/>
+      <w:r>
+        <w:rPr>
+          <w:rFonts w:ascii="Times New Roman" w:eastAsia="Times New Roman" w:hAnsi="Times New Roman" w:cs="Times New Roman"/>
+          <w:sz w:val="24"/>
+          <w:szCs w:val="24"/>
+          <w:lang w:eastAsia="en-GB"/>
+        </w:rPr>
+        <w:t xml:space="preserve"> I am not saying they are not important, but this section was long because of the different types of lists there are in Java </w:t>
+      </w:r>
+      <w:proofErr w:type="gramStart"/>
+      <w:r>
+        <w:rPr>
+          <w:rFonts w:ascii="Times New Roman" w:eastAsia="Times New Roman" w:hAnsi="Times New Roman" w:cs="Times New Roman"/>
+          <w:sz w:val="24"/>
+          <w:szCs w:val="24"/>
+          <w:lang w:eastAsia="en-GB"/>
+        </w:rPr>
+        <w:t>and also</w:t>
+      </w:r>
+      <w:proofErr w:type="gramEnd"/>
+      <w:r>
+        <w:rPr>
+          <w:rFonts w:ascii="Times New Roman" w:eastAsia="Times New Roman" w:hAnsi="Times New Roman" w:cs="Times New Roman"/>
+          <w:sz w:val="24"/>
+          <w:szCs w:val="24"/>
+          <w:lang w:eastAsia="en-GB"/>
+        </w:rPr>
+        <w:t xml:space="preserve"> their specifications (also half of the time is probably in exercises which is very nice). </w:t>
       </w:r>
     </w:p>
     <w:p>
@@ -20327,7 +23602,27 @@
           <w:szCs w:val="24"/>
           <w:lang w:eastAsia="en-GB"/>
         </w:rPr>
-        <w:t>    - Arrays - they do not have much methods assigned to them. They need to be initialized with a length. Which I saw as a disadvantage but it could be good because you will know that this array will have a constant amount of elements. (Cannot exactly remember if we can add new items to this type of array, will revise with notes)</w:t>
+        <w:t xml:space="preserve">    - Arrays - they do not have much methods assigned to them. They need to be initialized with a length. Which I saw as a </w:t>
+      </w:r>
+      <w:proofErr w:type="gramStart"/>
+      <w:r>
+        <w:rPr>
+          <w:rFonts w:ascii="Times New Roman" w:eastAsia="Times New Roman" w:hAnsi="Times New Roman" w:cs="Times New Roman"/>
+          <w:sz w:val="24"/>
+          <w:szCs w:val="24"/>
+          <w:lang w:eastAsia="en-GB"/>
+        </w:rPr>
+        <w:t>disadvantage</w:t>
+      </w:r>
+      <w:proofErr w:type="gramEnd"/>
+      <w:r>
+        <w:rPr>
+          <w:rFonts w:ascii="Times New Roman" w:eastAsia="Times New Roman" w:hAnsi="Times New Roman" w:cs="Times New Roman"/>
+          <w:sz w:val="24"/>
+          <w:szCs w:val="24"/>
+          <w:lang w:eastAsia="en-GB"/>
+        </w:rPr>
+        <w:t xml:space="preserve"> but it could be good because you will know that this array will have a constant amount of elements. (Cannot exactly remember if we can add new items to this type of array, will revise with notes)</w:t>
       </w:r>
     </w:p>
     <w:p>
@@ -20367,7 +23662,27 @@
           <w:szCs w:val="24"/>
           <w:lang w:eastAsia="en-GB"/>
         </w:rPr>
-        <w:t xml:space="preserve"> - arrays that are similar to Python's lists. There are the usual functionalities to add/remove/modify/get index of an item, etc. You can only initialize such an </w:t>
+        <w:t xml:space="preserve"> - arrays that are </w:t>
+      </w:r>
+      <w:proofErr w:type="gramStart"/>
+      <w:r>
+        <w:rPr>
+          <w:rFonts w:ascii="Times New Roman" w:eastAsia="Times New Roman" w:hAnsi="Times New Roman" w:cs="Times New Roman"/>
+          <w:sz w:val="24"/>
+          <w:szCs w:val="24"/>
+          <w:lang w:eastAsia="en-GB"/>
+        </w:rPr>
+        <w:t>similar to</w:t>
+      </w:r>
+      <w:proofErr w:type="gramEnd"/>
+      <w:r>
+        <w:rPr>
+          <w:rFonts w:ascii="Times New Roman" w:eastAsia="Times New Roman" w:hAnsi="Times New Roman" w:cs="Times New Roman"/>
+          <w:sz w:val="24"/>
+          <w:szCs w:val="24"/>
+          <w:lang w:eastAsia="en-GB"/>
+        </w:rPr>
+        <w:t xml:space="preserve"> Python's lists. There are the usual functionalities to add/remove/modify/get index of an item, etc. You can only initialize such an </w:t>
       </w:r>
       <w:proofErr w:type="spellStart"/>
       <w:r>
@@ -20497,7 +23812,27 @@
           <w:szCs w:val="24"/>
           <w:lang w:eastAsia="en-GB"/>
         </w:rPr>
-        <w:t xml:space="preserve"> - I learned about them today. I get the idea that items are linked to each other, and with Java's iterator class we can iterate and use the next(), </w:t>
+        <w:t xml:space="preserve"> - I learned about them today. I get the idea that items are linked to each other, and with Java's iterator class we can iterate and use the </w:t>
+      </w:r>
+      <w:proofErr w:type="gramStart"/>
+      <w:r>
+        <w:rPr>
+          <w:rFonts w:ascii="Times New Roman" w:eastAsia="Times New Roman" w:hAnsi="Times New Roman" w:cs="Times New Roman"/>
+          <w:sz w:val="24"/>
+          <w:szCs w:val="24"/>
+          <w:lang w:eastAsia="en-GB"/>
+        </w:rPr>
+        <w:t>next(</w:t>
+      </w:r>
+      <w:proofErr w:type="gramEnd"/>
+      <w:r>
+        <w:rPr>
+          <w:rFonts w:ascii="Times New Roman" w:eastAsia="Times New Roman" w:hAnsi="Times New Roman" w:cs="Times New Roman"/>
+          <w:sz w:val="24"/>
+          <w:szCs w:val="24"/>
+          <w:lang w:eastAsia="en-GB"/>
+        </w:rPr>
+        <w:t xml:space="preserve">), </w:t>
       </w:r>
       <w:proofErr w:type="spellStart"/>
       <w:r>
@@ -20517,38 +23852,78 @@
           <w:szCs w:val="24"/>
           <w:lang w:eastAsia="en-GB"/>
         </w:rPr>
-        <w:t xml:space="preserve">() and other provided methods. The teacher said that they are very powerful. I see some little bits of "power" but at the moment without using them in practice I cannot argue for that statement. </w:t>
-      </w:r>
-    </w:p>
-    <w:p>
-      <w:pPr>
-        <w:spacing w:before="100" w:beforeAutospacing="1" w:after="100" w:afterAutospacing="1" w:line="240" w:lineRule="auto"/>
-        <w:rPr>
-          <w:rFonts w:ascii="Times New Roman" w:eastAsia="Times New Roman" w:hAnsi="Times New Roman" w:cs="Times New Roman"/>
-          <w:sz w:val="24"/>
-          <w:szCs w:val="24"/>
-          <w:lang w:eastAsia="en-GB"/>
-        </w:rPr>
-      </w:pPr>
-    </w:p>
-    <w:p>
-      <w:pPr>
-        <w:spacing w:before="100" w:beforeAutospacing="1" w:after="100" w:afterAutospacing="1" w:line="240" w:lineRule="auto"/>
-        <w:rPr>
-          <w:rFonts w:ascii="Times New Roman" w:eastAsia="Times New Roman" w:hAnsi="Times New Roman" w:cs="Times New Roman"/>
-          <w:sz w:val="24"/>
-          <w:szCs w:val="24"/>
-          <w:lang w:eastAsia="en-GB"/>
-        </w:rPr>
-      </w:pPr>
-      <w:r>
-        <w:rPr>
-          <w:rFonts w:ascii="Times New Roman" w:eastAsia="Times New Roman" w:hAnsi="Times New Roman" w:cs="Times New Roman"/>
-          <w:sz w:val="24"/>
-          <w:szCs w:val="24"/>
-          <w:lang w:eastAsia="en-GB"/>
-        </w:rPr>
-        <w:t>Next bits are on Interfaces, inner and abstract classes. Caught a glimpse of the Interfaces videos. They seem to be bringing some kind of structure to classes, but I cannot say anything else at the moment because I am not so familiar with them.</w:t>
+        <w:t xml:space="preserve">() and other provided methods. The teacher said that they are very powerful. I see some little bits of "power" but </w:t>
+      </w:r>
+      <w:proofErr w:type="gramStart"/>
+      <w:r>
+        <w:rPr>
+          <w:rFonts w:ascii="Times New Roman" w:eastAsia="Times New Roman" w:hAnsi="Times New Roman" w:cs="Times New Roman"/>
+          <w:sz w:val="24"/>
+          <w:szCs w:val="24"/>
+          <w:lang w:eastAsia="en-GB"/>
+        </w:rPr>
+        <w:t>at the moment</w:t>
+      </w:r>
+      <w:proofErr w:type="gramEnd"/>
+      <w:r>
+        <w:rPr>
+          <w:rFonts w:ascii="Times New Roman" w:eastAsia="Times New Roman" w:hAnsi="Times New Roman" w:cs="Times New Roman"/>
+          <w:sz w:val="24"/>
+          <w:szCs w:val="24"/>
+          <w:lang w:eastAsia="en-GB"/>
+        </w:rPr>
+        <w:t xml:space="preserve"> without using them in practice I cannot argue for that statement. </w:t>
+      </w:r>
+    </w:p>
+    <w:p>
+      <w:pPr>
+        <w:spacing w:before="100" w:beforeAutospacing="1" w:after="100" w:afterAutospacing="1" w:line="240" w:lineRule="auto"/>
+        <w:rPr>
+          <w:rFonts w:ascii="Times New Roman" w:eastAsia="Times New Roman" w:hAnsi="Times New Roman" w:cs="Times New Roman"/>
+          <w:sz w:val="24"/>
+          <w:szCs w:val="24"/>
+          <w:lang w:eastAsia="en-GB"/>
+        </w:rPr>
+      </w:pPr>
+    </w:p>
+    <w:p>
+      <w:pPr>
+        <w:spacing w:before="100" w:beforeAutospacing="1" w:after="100" w:afterAutospacing="1" w:line="240" w:lineRule="auto"/>
+        <w:rPr>
+          <w:rFonts w:ascii="Times New Roman" w:eastAsia="Times New Roman" w:hAnsi="Times New Roman" w:cs="Times New Roman"/>
+          <w:sz w:val="24"/>
+          <w:szCs w:val="24"/>
+          <w:lang w:eastAsia="en-GB"/>
+        </w:rPr>
+      </w:pPr>
+      <w:r>
+        <w:rPr>
+          <w:rFonts w:ascii="Times New Roman" w:eastAsia="Times New Roman" w:hAnsi="Times New Roman" w:cs="Times New Roman"/>
+          <w:sz w:val="24"/>
+          <w:szCs w:val="24"/>
+          <w:lang w:eastAsia="en-GB"/>
+        </w:rPr>
+        <w:t xml:space="preserve">Next bits are on Interfaces, inner and abstract classes. Caught a glimpse of the Interfaces videos. They seem to be bringing </w:t>
+      </w:r>
+      <w:proofErr w:type="gramStart"/>
+      <w:r>
+        <w:rPr>
+          <w:rFonts w:ascii="Times New Roman" w:eastAsia="Times New Roman" w:hAnsi="Times New Roman" w:cs="Times New Roman"/>
+          <w:sz w:val="24"/>
+          <w:szCs w:val="24"/>
+          <w:lang w:eastAsia="en-GB"/>
+        </w:rPr>
+        <w:t>some kind of structure</w:t>
+      </w:r>
+      <w:proofErr w:type="gramEnd"/>
+      <w:r>
+        <w:rPr>
+          <w:rFonts w:ascii="Times New Roman" w:eastAsia="Times New Roman" w:hAnsi="Times New Roman" w:cs="Times New Roman"/>
+          <w:sz w:val="24"/>
+          <w:szCs w:val="24"/>
+          <w:lang w:eastAsia="en-GB"/>
+        </w:rPr>
+        <w:t xml:space="preserve"> to classes, but I cannot say anything else at the moment because I am not so familiar with them.</w:t>
       </w:r>
     </w:p>
     <w:p>
@@ -20650,7 +24025,15 @@
         <w:t>Summary:</w:t>
       </w:r>
       <w:r>
-        <w:t xml:space="preserve"> Day 43 of 100. I will need to do some extra research in order to better understand interfaces, abstract classes and generics in Java. Also will aim to finish the Esports app by day 50.</w:t>
+        <w:t xml:space="preserve"> Day 43 of 100. I will need to do some extra research in order to better understand interfaces, abstract classes and generics in Java. </w:t>
+      </w:r>
+      <w:proofErr w:type="gramStart"/>
+      <w:r>
+        <w:t>Also</w:t>
+      </w:r>
+      <w:proofErr w:type="gramEnd"/>
+      <w:r>
+        <w:t xml:space="preserve"> will aim to finish the Esports app by day 50.</w:t>
       </w:r>
     </w:p>
     <w:p/>
@@ -20730,7 +24113,27 @@
           <w:lang w:eastAsia="en-GB"/>
         </w:rPr>
         <w:lastRenderedPageBreak/>
-        <w:t xml:space="preserve">I felt like I was more just listening than learning and "participating" by coding along. The concepts of abstract classes, and interfaces trouble me at the moment because I do not fully understand them, cannot use them and so I cannot see a benefit. </w:t>
+        <w:t xml:space="preserve">I felt like I was more just listening than learning and "participating" by coding along. The concepts of abstract classes, and interfaces trouble me </w:t>
+      </w:r>
+      <w:proofErr w:type="gramStart"/>
+      <w:r>
+        <w:rPr>
+          <w:rFonts w:ascii="Times New Roman" w:eastAsia="Times New Roman" w:hAnsi="Times New Roman" w:cs="Times New Roman"/>
+          <w:sz w:val="24"/>
+          <w:szCs w:val="24"/>
+          <w:lang w:eastAsia="en-GB"/>
+        </w:rPr>
+        <w:t>at the moment</w:t>
+      </w:r>
+      <w:proofErr w:type="gramEnd"/>
+      <w:r>
+        <w:rPr>
+          <w:rFonts w:ascii="Times New Roman" w:eastAsia="Times New Roman" w:hAnsi="Times New Roman" w:cs="Times New Roman"/>
+          <w:sz w:val="24"/>
+          <w:szCs w:val="24"/>
+          <w:lang w:eastAsia="en-GB"/>
+        </w:rPr>
+        <w:t xml:space="preserve"> because I do not fully understand them, cannot use them and so I cannot see a benefit. </w:t>
       </w:r>
     </w:p>
     <w:p>
@@ -20799,7 +24202,27 @@
           <w:szCs w:val="24"/>
           <w:lang w:eastAsia="en-GB"/>
         </w:rPr>
-        <w:t xml:space="preserve">The other thing I did at home was practice presenting the Python course bits that I will be doing and doing the examples, making sure my explanations are as clean as possible. It is going great so far. Today we had our second preparation meeting with the other intern and we went over all of the material together. Made sure explanations were clear and examples were easy and understandable (and working, as well, </w:t>
+        <w:t xml:space="preserve">The other thing I did at home was practice presenting the Python course bits that I will be doing and doing the examples, making sure my explanations are as clean as possible. It is going great so far. Today we had our second preparation meeting with the other </w:t>
+      </w:r>
+      <w:proofErr w:type="gramStart"/>
+      <w:r>
+        <w:rPr>
+          <w:rFonts w:ascii="Times New Roman" w:eastAsia="Times New Roman" w:hAnsi="Times New Roman" w:cs="Times New Roman"/>
+          <w:sz w:val="24"/>
+          <w:szCs w:val="24"/>
+          <w:lang w:eastAsia="en-GB"/>
+        </w:rPr>
+        <w:t>intern</w:t>
+      </w:r>
+      <w:proofErr w:type="gramEnd"/>
+      <w:r>
+        <w:rPr>
+          <w:rFonts w:ascii="Times New Roman" w:eastAsia="Times New Roman" w:hAnsi="Times New Roman" w:cs="Times New Roman"/>
+          <w:sz w:val="24"/>
+          <w:szCs w:val="24"/>
+          <w:lang w:eastAsia="en-GB"/>
+        </w:rPr>
+        <w:t xml:space="preserve"> and we went over all of the material together. Made sure explanations were clear and examples were easy and understandable (and working, as well, </w:t>
       </w:r>
       <w:proofErr w:type="spellStart"/>
       <w:r>
@@ -20883,7 +24306,27 @@
           <w:szCs w:val="24"/>
           <w:lang w:eastAsia="en-GB"/>
         </w:rPr>
-        <w:t>Soon it will be day 50 and I wanted something important to happen before it/on it. So I will aim to finish the Esports app by day 50 which is in 1 week (7 days). Stuff that needs to be done off the top of my head:</w:t>
+        <w:t xml:space="preserve">Soon it will be day 50 and I wanted something important to happen before it/on it. </w:t>
+      </w:r>
+      <w:proofErr w:type="gramStart"/>
+      <w:r>
+        <w:rPr>
+          <w:rFonts w:ascii="Times New Roman" w:eastAsia="Times New Roman" w:hAnsi="Times New Roman" w:cs="Times New Roman"/>
+          <w:sz w:val="24"/>
+          <w:szCs w:val="24"/>
+          <w:lang w:eastAsia="en-GB"/>
+        </w:rPr>
+        <w:t>So</w:t>
+      </w:r>
+      <w:proofErr w:type="gramEnd"/>
+      <w:r>
+        <w:rPr>
+          <w:rFonts w:ascii="Times New Roman" w:eastAsia="Times New Roman" w:hAnsi="Times New Roman" w:cs="Times New Roman"/>
+          <w:sz w:val="24"/>
+          <w:szCs w:val="24"/>
+          <w:lang w:eastAsia="en-GB"/>
+        </w:rPr>
+        <w:t xml:space="preserve"> I will aim to finish the Esports app by day 50 which is in 1 week (7 days). Stuff that needs to be done off the top of my head:</w:t>
       </w:r>
     </w:p>
     <w:p>
@@ -20974,7 +24417,27 @@
           <w:szCs w:val="24"/>
           <w:lang w:eastAsia="en-GB"/>
         </w:rPr>
-        <w:t>It is exciting now that I am setting a deadline for it and it will actually get finished. Looking forward to working on it again!</w:t>
+        <w:t xml:space="preserve">It is exciting now that I am setting a deadline for it and it will </w:t>
+      </w:r>
+      <w:proofErr w:type="gramStart"/>
+      <w:r>
+        <w:rPr>
+          <w:rFonts w:ascii="Times New Roman" w:eastAsia="Times New Roman" w:hAnsi="Times New Roman" w:cs="Times New Roman"/>
+          <w:sz w:val="24"/>
+          <w:szCs w:val="24"/>
+          <w:lang w:eastAsia="en-GB"/>
+        </w:rPr>
+        <w:t>actually get</w:t>
+      </w:r>
+      <w:proofErr w:type="gramEnd"/>
+      <w:r>
+        <w:rPr>
+          <w:rFonts w:ascii="Times New Roman" w:eastAsia="Times New Roman" w:hAnsi="Times New Roman" w:cs="Times New Roman"/>
+          <w:sz w:val="24"/>
+          <w:szCs w:val="24"/>
+          <w:lang w:eastAsia="en-GB"/>
+        </w:rPr>
+        <w:t xml:space="preserve"> finished. Looking forward to working on it again!</w:t>
       </w:r>
     </w:p>
     <w:p>
@@ -21186,7 +24649,23 @@
       </w:pPr>
       <w:r>
         <w:lastRenderedPageBreak/>
-        <w:t xml:space="preserve">I ran into one issue - the update info button did not actually work. I had the button, a modal opens with the current game info, but I was not happy with the input fields I had put and also the "submit changes" button did not do anything. I am blaming myself here for not doing this correctly (Of course I am blaming myself, it is not like someone else works on this </w:t>
+        <w:t xml:space="preserve">I ran into one issue - the update info button did not actually work. I had the button, a modal opens with the current game info, but I was not happy with the input fields I had put </w:t>
+      </w:r>
+      <w:proofErr w:type="gramStart"/>
+      <w:r>
+        <w:t>and also</w:t>
+      </w:r>
+      <w:proofErr w:type="gramEnd"/>
+      <w:r>
+        <w:t xml:space="preserve"> the "submit changes" button did not do anything. I am blaming myself here for not doing this correctly (Of course I am blaming </w:t>
+      </w:r>
+      <w:proofErr w:type="gramStart"/>
+      <w:r>
+        <w:t>myself,</w:t>
+      </w:r>
+      <w:proofErr w:type="gramEnd"/>
+      <w:r>
+        <w:t xml:space="preserve"> it is not like someone else works on this </w:t>
       </w:r>
       <w:proofErr w:type="spellStart"/>
       <w:r>
@@ -21207,7 +24686,15 @@
         <w:pStyle w:val="NormalWeb"/>
       </w:pPr>
       <w:r>
-        <w:t>Because my goal for the night was to connect the frontend and the backend I made the decision to comment out the code of the "update game info" button. I wanted the two pieces connected and even if some functionality is not there yet, I can add it later.</w:t>
+        <w:t xml:space="preserve">Because my goal for the night was to connect the frontend and the </w:t>
+      </w:r>
+      <w:proofErr w:type="gramStart"/>
+      <w:r>
+        <w:t>backend</w:t>
+      </w:r>
+      <w:proofErr w:type="gramEnd"/>
+      <w:r>
+        <w:t xml:space="preserve"> I made the decision to comment out the code of the "update game info" button. I wanted the two pieces connected and even if some functionality is not there yet, I can add it later.</w:t>
       </w:r>
     </w:p>
     <w:p>
@@ -21257,7 +24744,15 @@
         <w:pStyle w:val="NormalWeb"/>
       </w:pPr>
       <w:r>
-        <w:t xml:space="preserve">I find it very important to make gradual moves up until the point where the code is flexible, nothing is hard-coded and you are happy with it. It is important to have something working in the first place and from there I can improve it. I feel this method is nice for learners because our minds (or at least mine) are not yet trained to immediately be able to write the most efficient code. If I initially write some code that works (even though it is bad) afterwards I know where I can improve it and make it better. </w:t>
+        <w:t>I find it very important to make gradual moves up until the point where the code is flexible, nothing is hard-</w:t>
+      </w:r>
+      <w:proofErr w:type="gramStart"/>
+      <w:r>
+        <w:t>coded</w:t>
+      </w:r>
+      <w:proofErr w:type="gramEnd"/>
+      <w:r>
+        <w:t xml:space="preserve"> and you are happy with it. It is important to have something working in the first place and from there I can improve it. I feel this method is nice for learners because our minds (or at least mine) are not yet trained to immediately be able to write the most efficient code. If I initially write some code that works (even though it is bad) afterwards I know where I can improve it and make it better. </w:t>
       </w:r>
     </w:p>
     <w:p>
@@ -21316,7 +24811,15 @@
       </w:r>
       <w:proofErr w:type="spellEnd"/>
       <w:r>
-        <w:t xml:space="preserve"> what needs to be improved and how it can be improved and I took notes.   </w:t>
+        <w:t xml:space="preserve"> what needs to be improved and how it can be </w:t>
+      </w:r>
+      <w:proofErr w:type="gramStart"/>
+      <w:r>
+        <w:t>improved</w:t>
+      </w:r>
+      <w:proofErr w:type="gramEnd"/>
+      <w:r>
+        <w:t xml:space="preserve"> and I took notes.   </w:t>
       </w:r>
     </w:p>
     <w:p>
@@ -21329,20 +24832,33 @@
         <w:pStyle w:val="Heading3"/>
       </w:pPr>
       <w:r>
-        <w:t>What is next ?</w:t>
-      </w:r>
-    </w:p>
-    <w:p>
-      <w:pPr>
-        <w:pStyle w:val="NormalWeb"/>
-      </w:pPr>
-    </w:p>
-    <w:p>
-      <w:pPr>
-        <w:pStyle w:val="NormalWeb"/>
-      </w:pPr>
-      <w:r>
-        <w:t xml:space="preserve">Well, immediate next actions are make the frontend code better. Create components for repeated code. </w:t>
+        <w:t xml:space="preserve">What is </w:t>
+      </w:r>
+      <w:proofErr w:type="gramStart"/>
+      <w:r>
+        <w:t>next ?</w:t>
+      </w:r>
+      <w:proofErr w:type="gramEnd"/>
+    </w:p>
+    <w:p>
+      <w:pPr>
+        <w:pStyle w:val="NormalWeb"/>
+      </w:pPr>
+    </w:p>
+    <w:p>
+      <w:pPr>
+        <w:pStyle w:val="NormalWeb"/>
+      </w:pPr>
+      <w:r>
+        <w:t xml:space="preserve">Well, immediate next actions are </w:t>
+      </w:r>
+      <w:proofErr w:type="gramStart"/>
+      <w:r>
+        <w:t>make</w:t>
+      </w:r>
+      <w:proofErr w:type="gramEnd"/>
+      <w:r>
+        <w:t xml:space="preserve"> the frontend code better. Create components for repeated code. </w:t>
       </w:r>
     </w:p>
     <w:p>
@@ -21463,7 +24979,31 @@
           <w:szCs w:val="24"/>
           <w:lang w:eastAsia="en-GB"/>
         </w:rPr>
-        <w:t>Welcome to another day time travellers...</w:t>
+        <w:t xml:space="preserve">Welcome to another </w:t>
+      </w:r>
+      <w:proofErr w:type="gramStart"/>
+      <w:r>
+        <w:rPr>
+          <w:rFonts w:ascii="Times New Roman" w:eastAsia="Times New Roman" w:hAnsi="Times New Roman" w:cs="Times New Roman"/>
+          <w:i/>
+          <w:iCs/>
+          <w:sz w:val="24"/>
+          <w:szCs w:val="24"/>
+          <w:lang w:eastAsia="en-GB"/>
+        </w:rPr>
+        <w:t>day time</w:t>
+      </w:r>
+      <w:proofErr w:type="gramEnd"/>
+      <w:r>
+        <w:rPr>
+          <w:rFonts w:ascii="Times New Roman" w:eastAsia="Times New Roman" w:hAnsi="Times New Roman" w:cs="Times New Roman"/>
+          <w:i/>
+          <w:iCs/>
+          <w:sz w:val="24"/>
+          <w:szCs w:val="24"/>
+          <w:lang w:eastAsia="en-GB"/>
+        </w:rPr>
+        <w:t xml:space="preserve"> travellers...</w:t>
       </w:r>
     </w:p>
     <w:p>
@@ -21584,7 +25124,47 @@
           <w:szCs w:val="24"/>
           <w:lang w:eastAsia="en-GB"/>
         </w:rPr>
-        <w:t xml:space="preserve"> hook is created which I decided to copy and use in my app as well because it make stuff cleaner. I also realised that hooks are just functions. Like components (for their reusability) and like functions for returning variables. The hook handles error checking and loading state in itself, instead of me having to use </w:t>
+        <w:t xml:space="preserve"> hook is created which I decided to copy and use in my app as well because it </w:t>
+      </w:r>
+      <w:proofErr w:type="gramStart"/>
+      <w:r>
+        <w:rPr>
+          <w:rFonts w:ascii="Times New Roman" w:eastAsia="Times New Roman" w:hAnsi="Times New Roman" w:cs="Times New Roman"/>
+          <w:sz w:val="24"/>
+          <w:szCs w:val="24"/>
+          <w:lang w:eastAsia="en-GB"/>
+        </w:rPr>
+        <w:t>make</w:t>
+      </w:r>
+      <w:proofErr w:type="gramEnd"/>
+      <w:r>
+        <w:rPr>
+          <w:rFonts w:ascii="Times New Roman" w:eastAsia="Times New Roman" w:hAnsi="Times New Roman" w:cs="Times New Roman"/>
+          <w:sz w:val="24"/>
+          <w:szCs w:val="24"/>
+          <w:lang w:eastAsia="en-GB"/>
+        </w:rPr>
+        <w:t xml:space="preserve"> stuff cleaner. I also realised that hooks are just functions. Like components (for their reusability) and like functions for returning variables. The hook handles error checking and loading </w:t>
+      </w:r>
+      <w:proofErr w:type="gramStart"/>
+      <w:r>
+        <w:rPr>
+          <w:rFonts w:ascii="Times New Roman" w:eastAsia="Times New Roman" w:hAnsi="Times New Roman" w:cs="Times New Roman"/>
+          <w:sz w:val="24"/>
+          <w:szCs w:val="24"/>
+          <w:lang w:eastAsia="en-GB"/>
+        </w:rPr>
+        <w:t>state in itself, instead</w:t>
+      </w:r>
+      <w:proofErr w:type="gramEnd"/>
+      <w:r>
+        <w:rPr>
+          <w:rFonts w:ascii="Times New Roman" w:eastAsia="Times New Roman" w:hAnsi="Times New Roman" w:cs="Times New Roman"/>
+          <w:sz w:val="24"/>
+          <w:szCs w:val="24"/>
+          <w:lang w:eastAsia="en-GB"/>
+        </w:rPr>
+        <w:t xml:space="preserve"> of me having to use </w:t>
       </w:r>
       <w:proofErr w:type="spellStart"/>
       <w:r>
@@ -21795,7 +25375,27 @@
           <w:szCs w:val="24"/>
           <w:lang w:eastAsia="en-GB"/>
         </w:rPr>
-        <w:t xml:space="preserve"> I am questioning whether there is an improvement I can make to use less state in that one component. I think the first answer that comes to mind is to clean up the code and create a component for each or related states. I think creating smaller components will definitely help because the code in the return statement is long and can be repeated with a component or two. </w:t>
+        <w:t xml:space="preserve"> I am questioning whether there is an improvement I can make to use less state in that one component. I think the first answer that comes to mind is to clean up the code and create a component for each or related states. I think creating smaller components will </w:t>
+      </w:r>
+      <w:proofErr w:type="gramStart"/>
+      <w:r>
+        <w:rPr>
+          <w:rFonts w:ascii="Times New Roman" w:eastAsia="Times New Roman" w:hAnsi="Times New Roman" w:cs="Times New Roman"/>
+          <w:sz w:val="24"/>
+          <w:szCs w:val="24"/>
+          <w:lang w:eastAsia="en-GB"/>
+        </w:rPr>
+        <w:t>definitely help</w:t>
+      </w:r>
+      <w:proofErr w:type="gramEnd"/>
+      <w:r>
+        <w:rPr>
+          <w:rFonts w:ascii="Times New Roman" w:eastAsia="Times New Roman" w:hAnsi="Times New Roman" w:cs="Times New Roman"/>
+          <w:sz w:val="24"/>
+          <w:szCs w:val="24"/>
+          <w:lang w:eastAsia="en-GB"/>
+        </w:rPr>
+        <w:t xml:space="preserve"> because the code in the return statement is long and can be repeated with a component or two. </w:t>
       </w:r>
     </w:p>
     <w:p>
@@ -21994,6 +25594,7 @@
         </w:rPr>
         <w:t xml:space="preserve">What I decided to do from Friday is to </w:t>
       </w:r>
+      <w:proofErr w:type="gramStart"/>
       <w:r>
         <w:rPr>
           <w:rFonts w:ascii="Times New Roman" w:eastAsia="Times New Roman" w:hAnsi="Times New Roman" w:cs="Times New Roman"/>
@@ -22010,27 +25611,68 @@
           <w:szCs w:val="24"/>
           <w:lang w:eastAsia="en-GB"/>
         </w:rPr>
-        <w:t xml:space="preserve"> commit small changes bit by bit. So I can easily remember what I did exactly and talk about commits in these posts. </w:t>
-      </w:r>
-    </w:p>
-    <w:p>
-      <w:pPr>
-        <w:spacing w:before="100" w:beforeAutospacing="1" w:after="100" w:afterAutospacing="1" w:line="240" w:lineRule="auto"/>
-        <w:rPr>
-          <w:rFonts w:ascii="Times New Roman" w:eastAsia="Times New Roman" w:hAnsi="Times New Roman" w:cs="Times New Roman"/>
-          <w:sz w:val="24"/>
-          <w:szCs w:val="24"/>
-          <w:lang w:eastAsia="en-GB"/>
-        </w:rPr>
-      </w:pPr>
-      <w:r>
-        <w:rPr>
-          <w:rFonts w:ascii="Times New Roman" w:eastAsia="Times New Roman" w:hAnsi="Times New Roman" w:cs="Times New Roman"/>
-          <w:sz w:val="24"/>
-          <w:szCs w:val="24"/>
-          <w:lang w:eastAsia="en-GB"/>
-        </w:rPr>
-        <w:t xml:space="preserve">Also in general, not </w:t>
+        <w:t xml:space="preserve"> commit</w:t>
+      </w:r>
+      <w:proofErr w:type="gramEnd"/>
+      <w:r>
+        <w:rPr>
+          <w:rFonts w:ascii="Times New Roman" w:eastAsia="Times New Roman" w:hAnsi="Times New Roman" w:cs="Times New Roman"/>
+          <w:sz w:val="24"/>
+          <w:szCs w:val="24"/>
+          <w:lang w:eastAsia="en-GB"/>
+        </w:rPr>
+        <w:t xml:space="preserve"> small changes bit by bit. </w:t>
+      </w:r>
+      <w:proofErr w:type="gramStart"/>
+      <w:r>
+        <w:rPr>
+          <w:rFonts w:ascii="Times New Roman" w:eastAsia="Times New Roman" w:hAnsi="Times New Roman" w:cs="Times New Roman"/>
+          <w:sz w:val="24"/>
+          <w:szCs w:val="24"/>
+          <w:lang w:eastAsia="en-GB"/>
+        </w:rPr>
+        <w:t>So</w:t>
+      </w:r>
+      <w:proofErr w:type="gramEnd"/>
+      <w:r>
+        <w:rPr>
+          <w:rFonts w:ascii="Times New Roman" w:eastAsia="Times New Roman" w:hAnsi="Times New Roman" w:cs="Times New Roman"/>
+          <w:sz w:val="24"/>
+          <w:szCs w:val="24"/>
+          <w:lang w:eastAsia="en-GB"/>
+        </w:rPr>
+        <w:t xml:space="preserve"> I can easily remember what I did exactly and talk about commits in these posts. </w:t>
+      </w:r>
+    </w:p>
+    <w:p>
+      <w:pPr>
+        <w:spacing w:before="100" w:beforeAutospacing="1" w:after="100" w:afterAutospacing="1" w:line="240" w:lineRule="auto"/>
+        <w:rPr>
+          <w:rFonts w:ascii="Times New Roman" w:eastAsia="Times New Roman" w:hAnsi="Times New Roman" w:cs="Times New Roman"/>
+          <w:sz w:val="24"/>
+          <w:szCs w:val="24"/>
+          <w:lang w:eastAsia="en-GB"/>
+        </w:rPr>
+      </w:pPr>
+      <w:proofErr w:type="gramStart"/>
+      <w:r>
+        <w:rPr>
+          <w:rFonts w:ascii="Times New Roman" w:eastAsia="Times New Roman" w:hAnsi="Times New Roman" w:cs="Times New Roman"/>
+          <w:sz w:val="24"/>
+          <w:szCs w:val="24"/>
+          <w:lang w:eastAsia="en-GB"/>
+        </w:rPr>
+        <w:t>Also</w:t>
+      </w:r>
+      <w:proofErr w:type="gramEnd"/>
+      <w:r>
+        <w:rPr>
+          <w:rFonts w:ascii="Times New Roman" w:eastAsia="Times New Roman" w:hAnsi="Times New Roman" w:cs="Times New Roman"/>
+          <w:sz w:val="24"/>
+          <w:szCs w:val="24"/>
+          <w:lang w:eastAsia="en-GB"/>
+        </w:rPr>
+        <w:t xml:space="preserve"> in general, not </w:t>
       </w:r>
       <w:r>
         <w:rPr>
@@ -22190,7 +25832,47 @@
           <w:szCs w:val="24"/>
           <w:lang w:eastAsia="en-GB"/>
         </w:rPr>
-        <w:t xml:space="preserve"> else "Top lane". I.e. if the champion was not picked for the specific role, a text string appeared instead and I wanted to change this. There are "role" pictures for each role and now instead of the text, the picture appears and visuals are just nicer. Feels closer to the real champion select experience. </w:t>
+        <w:t xml:space="preserve"> else "Top lane". I.e. if the champion was not picked for the specific role, a text string appeared </w:t>
+      </w:r>
+      <w:proofErr w:type="gramStart"/>
+      <w:r>
+        <w:rPr>
+          <w:rFonts w:ascii="Times New Roman" w:eastAsia="Times New Roman" w:hAnsi="Times New Roman" w:cs="Times New Roman"/>
+          <w:sz w:val="24"/>
+          <w:szCs w:val="24"/>
+          <w:lang w:eastAsia="en-GB"/>
+        </w:rPr>
+        <w:t>instead</w:t>
+      </w:r>
+      <w:proofErr w:type="gramEnd"/>
+      <w:r>
+        <w:rPr>
+          <w:rFonts w:ascii="Times New Roman" w:eastAsia="Times New Roman" w:hAnsi="Times New Roman" w:cs="Times New Roman"/>
+          <w:sz w:val="24"/>
+          <w:szCs w:val="24"/>
+          <w:lang w:eastAsia="en-GB"/>
+        </w:rPr>
+        <w:t xml:space="preserve"> and I wanted to change this. There are "role" pictures for each role and now instead of the text, the picture </w:t>
+      </w:r>
+      <w:proofErr w:type="gramStart"/>
+      <w:r>
+        <w:rPr>
+          <w:rFonts w:ascii="Times New Roman" w:eastAsia="Times New Roman" w:hAnsi="Times New Roman" w:cs="Times New Roman"/>
+          <w:sz w:val="24"/>
+          <w:szCs w:val="24"/>
+          <w:lang w:eastAsia="en-GB"/>
+        </w:rPr>
+        <w:t>appears</w:t>
+      </w:r>
+      <w:proofErr w:type="gramEnd"/>
+      <w:r>
+        <w:rPr>
+          <w:rFonts w:ascii="Times New Roman" w:eastAsia="Times New Roman" w:hAnsi="Times New Roman" w:cs="Times New Roman"/>
+          <w:sz w:val="24"/>
+          <w:szCs w:val="24"/>
+          <w:lang w:eastAsia="en-GB"/>
+        </w:rPr>
+        <w:t xml:space="preserve"> and visuals are just nicer. Feels closer to the real champion select experience. </w:t>
       </w:r>
     </w:p>
     <w:p>
@@ -22230,16 +25912,36 @@
           <w:szCs w:val="24"/>
           <w:lang w:eastAsia="en-GB"/>
         </w:rPr>
-        <w:t>clean up</w:t>
-      </w:r>
-      <w:r>
-        <w:rPr>
-          <w:rFonts w:ascii="Times New Roman" w:eastAsia="Times New Roman" w:hAnsi="Times New Roman" w:cs="Times New Roman"/>
-          <w:sz w:val="24"/>
-          <w:szCs w:val="24"/>
-          <w:lang w:eastAsia="en-GB"/>
-        </w:rPr>
-        <w:t xml:space="preserve">(removed unused components and code) and moved components to better folders - making the folder structure nicer as well. </w:t>
+        <w:t xml:space="preserve">clean </w:t>
+      </w:r>
+      <w:proofErr w:type="gramStart"/>
+      <w:r>
+        <w:rPr>
+          <w:rFonts w:ascii="Times New Roman" w:eastAsia="Times New Roman" w:hAnsi="Times New Roman" w:cs="Times New Roman"/>
+          <w:sz w:val="24"/>
+          <w:szCs w:val="24"/>
+          <w:lang w:eastAsia="en-GB"/>
+        </w:rPr>
+        <w:t>up</w:t>
+      </w:r>
+      <w:r>
+        <w:rPr>
+          <w:rFonts w:ascii="Times New Roman" w:eastAsia="Times New Roman" w:hAnsi="Times New Roman" w:cs="Times New Roman"/>
+          <w:sz w:val="24"/>
+          <w:szCs w:val="24"/>
+          <w:lang w:eastAsia="en-GB"/>
+        </w:rPr>
+        <w:t>(</w:t>
+      </w:r>
+      <w:proofErr w:type="gramEnd"/>
+      <w:r>
+        <w:rPr>
+          <w:rFonts w:ascii="Times New Roman" w:eastAsia="Times New Roman" w:hAnsi="Times New Roman" w:cs="Times New Roman"/>
+          <w:sz w:val="24"/>
+          <w:szCs w:val="24"/>
+          <w:lang w:eastAsia="en-GB"/>
+        </w:rPr>
+        <w:t xml:space="preserve">removed unused components and code) and moved components to better folders - making the folder structure nicer as well. </w:t>
       </w:r>
     </w:p>
     <w:p>
@@ -22290,7 +25992,27 @@
           <w:szCs w:val="24"/>
           <w:lang w:eastAsia="en-GB"/>
         </w:rPr>
-        <w:t xml:space="preserve">I cannot remember if I had talked about the importance of documentation in this blog. But one of the first tasks (which is still ongoing) is to look after documentation of our UI and also </w:t>
+        <w:t xml:space="preserve">I cannot remember if I had talked about the importance of documentation in this blog. But one of the first tasks (which is still ongoing) is to look after documentation of our UI </w:t>
+      </w:r>
+      <w:proofErr w:type="gramStart"/>
+      <w:r>
+        <w:rPr>
+          <w:rFonts w:ascii="Times New Roman" w:eastAsia="Times New Roman" w:hAnsi="Times New Roman" w:cs="Times New Roman"/>
+          <w:sz w:val="24"/>
+          <w:szCs w:val="24"/>
+          <w:lang w:eastAsia="en-GB"/>
+        </w:rPr>
+        <w:t>and also</w:t>
+      </w:r>
+      <w:proofErr w:type="gramEnd"/>
+      <w:r>
+        <w:rPr>
+          <w:rFonts w:ascii="Times New Roman" w:eastAsia="Times New Roman" w:hAnsi="Times New Roman" w:cs="Times New Roman"/>
+          <w:sz w:val="24"/>
+          <w:szCs w:val="24"/>
+          <w:lang w:eastAsia="en-GB"/>
+        </w:rPr>
+        <w:t xml:space="preserve"> </w:t>
       </w:r>
       <w:proofErr w:type="spellStart"/>
       <w:r>
@@ -22310,7 +26032,27 @@
           <w:szCs w:val="24"/>
           <w:lang w:eastAsia="en-GB"/>
         </w:rPr>
-        <w:t xml:space="preserve"> code. I have definitely gotten into the </w:t>
+        <w:t xml:space="preserve"> code. I have </w:t>
+      </w:r>
+      <w:proofErr w:type="gramStart"/>
+      <w:r>
+        <w:rPr>
+          <w:rFonts w:ascii="Times New Roman" w:eastAsia="Times New Roman" w:hAnsi="Times New Roman" w:cs="Times New Roman"/>
+          <w:sz w:val="24"/>
+          <w:szCs w:val="24"/>
+          <w:lang w:eastAsia="en-GB"/>
+        </w:rPr>
+        <w:t>definitely gotten</w:t>
+      </w:r>
+      <w:proofErr w:type="gramEnd"/>
+      <w:r>
+        <w:rPr>
+          <w:rFonts w:ascii="Times New Roman" w:eastAsia="Times New Roman" w:hAnsi="Times New Roman" w:cs="Times New Roman"/>
+          <w:sz w:val="24"/>
+          <w:szCs w:val="24"/>
+          <w:lang w:eastAsia="en-GB"/>
+        </w:rPr>
+        <w:t xml:space="preserve"> into the </w:t>
       </w:r>
       <w:r>
         <w:rPr>
@@ -22328,7 +26070,27 @@
           <w:szCs w:val="24"/>
           <w:lang w:eastAsia="en-GB"/>
         </w:rPr>
-        <w:t xml:space="preserve"> of documenting my code and also "bugging" my colleagues when they have not and should have documented theirs. Also I have talked to them about the importance of documenting code. </w:t>
+        <w:t xml:space="preserve"> of documenting my code and also "bugging" my colleagues when they have not and should have documented theirs. </w:t>
+      </w:r>
+      <w:proofErr w:type="gramStart"/>
+      <w:r>
+        <w:rPr>
+          <w:rFonts w:ascii="Times New Roman" w:eastAsia="Times New Roman" w:hAnsi="Times New Roman" w:cs="Times New Roman"/>
+          <w:sz w:val="24"/>
+          <w:szCs w:val="24"/>
+          <w:lang w:eastAsia="en-GB"/>
+        </w:rPr>
+        <w:t>Also</w:t>
+      </w:r>
+      <w:proofErr w:type="gramEnd"/>
+      <w:r>
+        <w:rPr>
+          <w:rFonts w:ascii="Times New Roman" w:eastAsia="Times New Roman" w:hAnsi="Times New Roman" w:cs="Times New Roman"/>
+          <w:sz w:val="24"/>
+          <w:szCs w:val="24"/>
+          <w:lang w:eastAsia="en-GB"/>
+        </w:rPr>
+        <w:t xml:space="preserve"> I have talked to them about the importance of documenting code. </w:t>
       </w:r>
     </w:p>
     <w:p>
@@ -22519,7 +26281,27 @@
           <w:szCs w:val="24"/>
           <w:lang w:eastAsia="en-GB"/>
         </w:rPr>
-        <w:t>Today I did 2 things, make some minor changes/improvements to the UI and also was preparing for the test session for the Python class we have tomorrow.</w:t>
+        <w:t xml:space="preserve">Today I did 2 things, make some minor changes/improvements to the UI </w:t>
+      </w:r>
+      <w:proofErr w:type="gramStart"/>
+      <w:r>
+        <w:rPr>
+          <w:rFonts w:ascii="Times New Roman" w:eastAsia="Times New Roman" w:hAnsi="Times New Roman" w:cs="Times New Roman"/>
+          <w:sz w:val="24"/>
+          <w:szCs w:val="24"/>
+          <w:lang w:eastAsia="en-GB"/>
+        </w:rPr>
+        <w:t>and also</w:t>
+      </w:r>
+      <w:proofErr w:type="gramEnd"/>
+      <w:r>
+        <w:rPr>
+          <w:rFonts w:ascii="Times New Roman" w:eastAsia="Times New Roman" w:hAnsi="Times New Roman" w:cs="Times New Roman"/>
+          <w:sz w:val="24"/>
+          <w:szCs w:val="24"/>
+          <w:lang w:eastAsia="en-GB"/>
+        </w:rPr>
+        <w:t xml:space="preserve"> was preparing for the test session for the Python class we have tomorrow.</w:t>
       </w:r>
     </w:p>
     <w:p>
@@ -22621,27 +26403,58 @@
           <w:szCs w:val="24"/>
           <w:lang w:eastAsia="en-GB"/>
         </w:rPr>
-        <w:t xml:space="preserve">G2 and FNC standing for two of the LEC teams which I used for testing. I decided to add all the LEC teams in a dropdown menu. Since I added all teams, that meant that for some I might not have a game. And at the moment I did not have any validation whether the database actually returns something because till now I had only G2 and FNC and I always had a game for each. </w:t>
-      </w:r>
-    </w:p>
-    <w:p>
-      <w:pPr>
-        <w:spacing w:before="100" w:beforeAutospacing="1" w:after="100" w:afterAutospacing="1" w:line="240" w:lineRule="auto"/>
-        <w:rPr>
-          <w:rFonts w:ascii="Times New Roman" w:eastAsia="Times New Roman" w:hAnsi="Times New Roman" w:cs="Times New Roman"/>
-          <w:sz w:val="24"/>
-          <w:szCs w:val="24"/>
-          <w:lang w:eastAsia="en-GB"/>
-        </w:rPr>
-      </w:pPr>
-      <w:r>
-        <w:rPr>
-          <w:rFonts w:ascii="Times New Roman" w:eastAsia="Times New Roman" w:hAnsi="Times New Roman" w:cs="Times New Roman"/>
-          <w:sz w:val="24"/>
-          <w:szCs w:val="24"/>
-          <w:lang w:eastAsia="en-GB"/>
-        </w:rPr>
-        <w:t xml:space="preserve">So I wrote a simple </w:t>
+        <w:t xml:space="preserve">G2 and FNC standing for two of the LEC teams which I used for testing. I decided to add all the LEC teams in a dropdown menu. Since I added all teams, that meant that for some I might not have a game. And </w:t>
+      </w:r>
+      <w:proofErr w:type="gramStart"/>
+      <w:r>
+        <w:rPr>
+          <w:rFonts w:ascii="Times New Roman" w:eastAsia="Times New Roman" w:hAnsi="Times New Roman" w:cs="Times New Roman"/>
+          <w:sz w:val="24"/>
+          <w:szCs w:val="24"/>
+          <w:lang w:eastAsia="en-GB"/>
+        </w:rPr>
+        <w:t>at the moment</w:t>
+      </w:r>
+      <w:proofErr w:type="gramEnd"/>
+      <w:r>
+        <w:rPr>
+          <w:rFonts w:ascii="Times New Roman" w:eastAsia="Times New Roman" w:hAnsi="Times New Roman" w:cs="Times New Roman"/>
+          <w:sz w:val="24"/>
+          <w:szCs w:val="24"/>
+          <w:lang w:eastAsia="en-GB"/>
+        </w:rPr>
+        <w:t xml:space="preserve"> I did not have any validation whether the database actually returns something because till now I had only G2 and FNC and I always had a game for each. </w:t>
+      </w:r>
+    </w:p>
+    <w:p>
+      <w:pPr>
+        <w:spacing w:before="100" w:beforeAutospacing="1" w:after="100" w:afterAutospacing="1" w:line="240" w:lineRule="auto"/>
+        <w:rPr>
+          <w:rFonts w:ascii="Times New Roman" w:eastAsia="Times New Roman" w:hAnsi="Times New Roman" w:cs="Times New Roman"/>
+          <w:sz w:val="24"/>
+          <w:szCs w:val="24"/>
+          <w:lang w:eastAsia="en-GB"/>
+        </w:rPr>
+      </w:pPr>
+      <w:proofErr w:type="gramStart"/>
+      <w:r>
+        <w:rPr>
+          <w:rFonts w:ascii="Times New Roman" w:eastAsia="Times New Roman" w:hAnsi="Times New Roman" w:cs="Times New Roman"/>
+          <w:sz w:val="24"/>
+          <w:szCs w:val="24"/>
+          <w:lang w:eastAsia="en-GB"/>
+        </w:rPr>
+        <w:t>So</w:t>
+      </w:r>
+      <w:proofErr w:type="gramEnd"/>
+      <w:r>
+        <w:rPr>
+          <w:rFonts w:ascii="Times New Roman" w:eastAsia="Times New Roman" w:hAnsi="Times New Roman" w:cs="Times New Roman"/>
+          <w:sz w:val="24"/>
+          <w:szCs w:val="24"/>
+          <w:lang w:eastAsia="en-GB"/>
+        </w:rPr>
+        <w:t xml:space="preserve"> I wrote a simple </w:t>
       </w:r>
       <w:proofErr w:type="spellStart"/>
       <w:r>
@@ -22681,7 +26494,27 @@
           <w:szCs w:val="24"/>
           <w:lang w:eastAsia="en-GB"/>
         </w:rPr>
-        <w:t xml:space="preserve">I was thinking whether I want to "publish" the app so that people can view it and I can put it on social media. But because at the moment I do not have user validation, or any form of control who can add/delete games I cannot do that because everyone will see any additions of random games (tests) and games will be deleted. </w:t>
+        <w:t xml:space="preserve">I was thinking whether I want to "publish" the app so that people can view it and I can put it on social media. But because </w:t>
+      </w:r>
+      <w:proofErr w:type="gramStart"/>
+      <w:r>
+        <w:rPr>
+          <w:rFonts w:ascii="Times New Roman" w:eastAsia="Times New Roman" w:hAnsi="Times New Roman" w:cs="Times New Roman"/>
+          <w:sz w:val="24"/>
+          <w:szCs w:val="24"/>
+          <w:lang w:eastAsia="en-GB"/>
+        </w:rPr>
+        <w:t>at the moment</w:t>
+      </w:r>
+      <w:proofErr w:type="gramEnd"/>
+      <w:r>
+        <w:rPr>
+          <w:rFonts w:ascii="Times New Roman" w:eastAsia="Times New Roman" w:hAnsi="Times New Roman" w:cs="Times New Roman"/>
+          <w:sz w:val="24"/>
+          <w:szCs w:val="24"/>
+          <w:lang w:eastAsia="en-GB"/>
+        </w:rPr>
+        <w:t xml:space="preserve"> I do not have user validation, or any form of control who can add/delete games I cannot do that because everyone will see any additions of random games (tests) and games will be deleted. </w:t>
       </w:r>
     </w:p>
     <w:p>
@@ -22732,7 +26565,27 @@
           <w:szCs w:val="24"/>
           <w:lang w:eastAsia="en-GB"/>
         </w:rPr>
-        <w:t xml:space="preserve">One of the main things that they will probably say is: "there is no update game info button" and that is an actual drawback but at the moment (until day 50) I am not concentrating on this. </w:t>
+        <w:t xml:space="preserve">One of the main things that they will probably say is: "there is no update game info button" and that is an actual drawback but </w:t>
+      </w:r>
+      <w:proofErr w:type="gramStart"/>
+      <w:r>
+        <w:rPr>
+          <w:rFonts w:ascii="Times New Roman" w:eastAsia="Times New Roman" w:hAnsi="Times New Roman" w:cs="Times New Roman"/>
+          <w:sz w:val="24"/>
+          <w:szCs w:val="24"/>
+          <w:lang w:eastAsia="en-GB"/>
+        </w:rPr>
+        <w:t>at the moment</w:t>
+      </w:r>
+      <w:proofErr w:type="gramEnd"/>
+      <w:r>
+        <w:rPr>
+          <w:rFonts w:ascii="Times New Roman" w:eastAsia="Times New Roman" w:hAnsi="Times New Roman" w:cs="Times New Roman"/>
+          <w:sz w:val="24"/>
+          <w:szCs w:val="24"/>
+          <w:lang w:eastAsia="en-GB"/>
+        </w:rPr>
+        <w:t xml:space="preserve"> (until day 50) I am not concentrating on this. </w:t>
       </w:r>
     </w:p>
     <w:p>
@@ -22892,20 +26745,47 @@
         <w:rPr>
           <w:rStyle w:val="Emphasis"/>
         </w:rPr>
-        <w:t>Hello, and welcome to this late night post about day 48.</w:t>
-      </w:r>
-    </w:p>
-    <w:p>
-      <w:pPr>
-        <w:pStyle w:val="NormalWeb"/>
-      </w:pPr>
-    </w:p>
-    <w:p>
-      <w:pPr>
-        <w:pStyle w:val="NormalWeb"/>
-      </w:pPr>
-      <w:r>
-        <w:t xml:space="preserve">First of all, today was the test session for our python class. We "performed" everything in front of 2 test interns so that we can gather instant feedback and also see how much time it will take us. </w:t>
+        <w:t xml:space="preserve">Hello, and welcome to this </w:t>
+      </w:r>
+      <w:proofErr w:type="gramStart"/>
+      <w:r>
+        <w:rPr>
+          <w:rStyle w:val="Emphasis"/>
+        </w:rPr>
+        <w:t>late night</w:t>
+      </w:r>
+      <w:proofErr w:type="gramEnd"/>
+      <w:r>
+        <w:rPr>
+          <w:rStyle w:val="Emphasis"/>
+        </w:rPr>
+        <w:t xml:space="preserve"> post about day 48.</w:t>
+      </w:r>
+    </w:p>
+    <w:p>
+      <w:pPr>
+        <w:pStyle w:val="NormalWeb"/>
+      </w:pPr>
+    </w:p>
+    <w:p>
+      <w:pPr>
+        <w:pStyle w:val="NormalWeb"/>
+      </w:pPr>
+      <w:proofErr w:type="gramStart"/>
+      <w:r>
+        <w:t>First of all</w:t>
+      </w:r>
+      <w:proofErr w:type="gramEnd"/>
+      <w:r>
+        <w:t xml:space="preserve">, today was the test session for our python class. We "performed" everything in front of 2 test interns so that we can gather instant feedback </w:t>
+      </w:r>
+      <w:proofErr w:type="gramStart"/>
+      <w:r>
+        <w:t>and also</w:t>
+      </w:r>
+      <w:proofErr w:type="gramEnd"/>
+      <w:r>
+        <w:t xml:space="preserve"> see how much time it will take us. </w:t>
       </w:r>
     </w:p>
     <w:p>
@@ -22934,7 +26814,15 @@
         <w:pStyle w:val="NormalWeb"/>
       </w:pPr>
       <w:r>
-        <w:t>Another good comment from the 2 interns was our collaboration between my teaching partner and myself. This has definitely improved based on the planning sessions we had where we discussed what we are going to say at any point of the presentation, who is saying what and also practice presenting each component with each other.</w:t>
+        <w:t xml:space="preserve">Another good comment from the 2 interns was our collaboration between my teaching partner and myself. This has </w:t>
+      </w:r>
+      <w:proofErr w:type="gramStart"/>
+      <w:r>
+        <w:t>definitely improved</w:t>
+      </w:r>
+      <w:proofErr w:type="gramEnd"/>
+      <w:r>
+        <w:t xml:space="preserve"> based on the planning sessions we had where we discussed what we are going to say at any point of the presentation, who is saying what and also practice presenting each component with each other.</w:t>
       </w:r>
     </w:p>
     <w:p>
@@ -23005,7 +26893,15 @@
         <w:pStyle w:val="NormalWeb"/>
       </w:pPr>
       <w:r>
-        <w:t xml:space="preserve">Firebase hosting - something I have used before so I had no struggles there. </w:t>
+        <w:t xml:space="preserve">Firebase hosting - something I have used </w:t>
+      </w:r>
+      <w:proofErr w:type="gramStart"/>
+      <w:r>
+        <w:t>before</w:t>
+      </w:r>
+      <w:proofErr w:type="gramEnd"/>
+      <w:r>
+        <w:t xml:space="preserve"> so I had no struggles there. </w:t>
       </w:r>
     </w:p>
     <w:p>
@@ -23030,8 +26926,21 @@
       <w:pPr>
         <w:pStyle w:val="NormalWeb"/>
       </w:pPr>
-      <w:r>
-        <w:t xml:space="preserve">Yes I deployed it, but the way I transitioned from Dev to Prod is not very nice. I need to do some environmental variables setting, code splitting in the React UI. This is not an actual Prod environment I just wanted to see that it works. I will go back to local development when I am making changes. I need to make the change from environments more dynamic so I do not have to change a lot of code so that I move from prod to dev and vice versa. </w:t>
+      <w:proofErr w:type="gramStart"/>
+      <w:r>
+        <w:t>Yes</w:t>
+      </w:r>
+      <w:proofErr w:type="gramEnd"/>
+      <w:r>
+        <w:t xml:space="preserve"> I deployed it, but the way I transitioned from Dev to Prod is not very nice. I need to do some environmental variables setting, code splitting in the React UI. This is not an actual Prod environment I just wanted to see that it works. I will go back to local development when I am making changes. I need to make the change from environments more </w:t>
+      </w:r>
+      <w:proofErr w:type="gramStart"/>
+      <w:r>
+        <w:t>dynamic</w:t>
+      </w:r>
+      <w:proofErr w:type="gramEnd"/>
+      <w:r>
+        <w:t xml:space="preserve"> so I do not have to change a lot of code so that I move from prod to dev and vice versa. </w:t>
       </w:r>
     </w:p>
     <w:p>
@@ -23089,7 +26998,23 @@
         <w:t xml:space="preserve">Summary: </w:t>
       </w:r>
       <w:r>
-        <w:t>Day 49 of 100. Found some weird errors after I deployed. Also the path from dev to prod was not that good but I learned a lot and it will be way easier next time when I decided to go to prod. This deployment was like a test one and I am pretty happy with it. Deploying the server and the UI was not hard but there is more to learn about deployment.</w:t>
+        <w:t xml:space="preserve">Day 49 of 100. Found some weird errors after I deployed. </w:t>
+      </w:r>
+      <w:proofErr w:type="gramStart"/>
+      <w:r>
+        <w:t>Also</w:t>
+      </w:r>
+      <w:proofErr w:type="gramEnd"/>
+      <w:r>
+        <w:t xml:space="preserve"> the path from dev to prod was not that good but I learned a lot and it will be way easier next time when I decided to go to prod. This deployment was like a test one and I am </w:t>
+      </w:r>
+      <w:proofErr w:type="gramStart"/>
+      <w:r>
+        <w:t>pretty happy</w:t>
+      </w:r>
+      <w:proofErr w:type="gramEnd"/>
+      <w:r>
+        <w:t xml:space="preserve"> with it. Deploying the server and the UI was not hard but there is more to learn about deployment.</w:t>
       </w:r>
     </w:p>
     <w:p/>
@@ -23117,7 +27042,31 @@
           <w:szCs w:val="24"/>
           <w:lang w:val="en-US"/>
         </w:rPr>
-        <w:t>Welcome to the day before the half way point...</w:t>
+        <w:t xml:space="preserve">Welcome to the day before the </w:t>
+      </w:r>
+      <w:proofErr w:type="gramStart"/>
+      <w:r>
+        <w:rPr>
+          <w:rFonts w:ascii="Times New Roman" w:eastAsia="Times New Roman" w:hAnsi="Times New Roman" w:cs="Times New Roman"/>
+          <w:i/>
+          <w:iCs/>
+          <w:sz w:val="24"/>
+          <w:szCs w:val="24"/>
+          <w:lang w:val="en-US"/>
+        </w:rPr>
+        <w:t>half way</w:t>
+      </w:r>
+      <w:proofErr w:type="gramEnd"/>
+      <w:r>
+        <w:rPr>
+          <w:rFonts w:ascii="Times New Roman" w:eastAsia="Times New Roman" w:hAnsi="Times New Roman" w:cs="Times New Roman"/>
+          <w:i/>
+          <w:iCs/>
+          <w:sz w:val="24"/>
+          <w:szCs w:val="24"/>
+          <w:lang w:val="en-US"/>
+        </w:rPr>
+        <w:t xml:space="preserve"> point...</w:t>
       </w:r>
     </w:p>
     <w:p>
@@ -23168,38 +27117,78 @@
           <w:szCs w:val="24"/>
           <w:lang w:val="en-US"/>
         </w:rPr>
-        <w:t>Today I had the esports bar hosted and actually showed it to 3 friends. When I showed it to one of them, when I added a game with an invalid link and then tried to view the game. I was getting an error and I could not even delete the game. </w:t>
-      </w:r>
-    </w:p>
-    <w:p>
-      <w:pPr>
-        <w:spacing w:before="100" w:beforeAutospacing="1" w:after="100" w:afterAutospacing="1" w:line="240" w:lineRule="auto"/>
-        <w:rPr>
-          <w:rFonts w:ascii="Times New Roman" w:eastAsia="Times New Roman" w:hAnsi="Times New Roman" w:cs="Times New Roman"/>
-          <w:sz w:val="24"/>
-          <w:szCs w:val="24"/>
-          <w:lang w:val="en-US"/>
-        </w:rPr>
-      </w:pPr>
-    </w:p>
-    <w:p>
-      <w:pPr>
-        <w:spacing w:before="100" w:beforeAutospacing="1" w:after="100" w:afterAutospacing="1" w:line="240" w:lineRule="auto"/>
-        <w:rPr>
-          <w:rFonts w:ascii="Times New Roman" w:eastAsia="Times New Roman" w:hAnsi="Times New Roman" w:cs="Times New Roman"/>
-          <w:sz w:val="24"/>
-          <w:szCs w:val="24"/>
-          <w:lang w:val="en-US"/>
-        </w:rPr>
-      </w:pPr>
-      <w:r>
-        <w:rPr>
-          <w:rFonts w:ascii="Times New Roman" w:eastAsia="Times New Roman" w:hAnsi="Times New Roman" w:cs="Times New Roman"/>
-          <w:sz w:val="24"/>
-          <w:szCs w:val="24"/>
-          <w:lang w:val="en-US"/>
-        </w:rPr>
-        <w:t xml:space="preserve">When I came home, I decided to check this up. And this was coming from a line of code where I was splitting(at specific point) the video </w:t>
+        <w:t xml:space="preserve">Today I had the esports bar hosted and </w:t>
+      </w:r>
+      <w:proofErr w:type="gramStart"/>
+      <w:r>
+        <w:rPr>
+          <w:rFonts w:ascii="Times New Roman" w:eastAsia="Times New Roman" w:hAnsi="Times New Roman" w:cs="Times New Roman"/>
+          <w:sz w:val="24"/>
+          <w:szCs w:val="24"/>
+          <w:lang w:val="en-US"/>
+        </w:rPr>
+        <w:t>actually showed</w:t>
+      </w:r>
+      <w:proofErr w:type="gramEnd"/>
+      <w:r>
+        <w:rPr>
+          <w:rFonts w:ascii="Times New Roman" w:eastAsia="Times New Roman" w:hAnsi="Times New Roman" w:cs="Times New Roman"/>
+          <w:sz w:val="24"/>
+          <w:szCs w:val="24"/>
+          <w:lang w:val="en-US"/>
+        </w:rPr>
+        <w:t xml:space="preserve"> it to 3 friends. When I showed it to one of them, when I added a game with an invalid link and then tried to view the game. I was getting an error and I could not even delete the game. </w:t>
+      </w:r>
+    </w:p>
+    <w:p>
+      <w:pPr>
+        <w:spacing w:before="100" w:beforeAutospacing="1" w:after="100" w:afterAutospacing="1" w:line="240" w:lineRule="auto"/>
+        <w:rPr>
+          <w:rFonts w:ascii="Times New Roman" w:eastAsia="Times New Roman" w:hAnsi="Times New Roman" w:cs="Times New Roman"/>
+          <w:sz w:val="24"/>
+          <w:szCs w:val="24"/>
+          <w:lang w:val="en-US"/>
+        </w:rPr>
+      </w:pPr>
+    </w:p>
+    <w:p>
+      <w:pPr>
+        <w:spacing w:before="100" w:beforeAutospacing="1" w:after="100" w:afterAutospacing="1" w:line="240" w:lineRule="auto"/>
+        <w:rPr>
+          <w:rFonts w:ascii="Times New Roman" w:eastAsia="Times New Roman" w:hAnsi="Times New Roman" w:cs="Times New Roman"/>
+          <w:sz w:val="24"/>
+          <w:szCs w:val="24"/>
+          <w:lang w:val="en-US"/>
+        </w:rPr>
+      </w:pPr>
+      <w:r>
+        <w:rPr>
+          <w:rFonts w:ascii="Times New Roman" w:eastAsia="Times New Roman" w:hAnsi="Times New Roman" w:cs="Times New Roman"/>
+          <w:sz w:val="24"/>
+          <w:szCs w:val="24"/>
+          <w:lang w:val="en-US"/>
+        </w:rPr>
+        <w:t xml:space="preserve">When I came home, I decided to check this up. And this was coming from a line of code where I was </w:t>
+      </w:r>
+      <w:proofErr w:type="gramStart"/>
+      <w:r>
+        <w:rPr>
+          <w:rFonts w:ascii="Times New Roman" w:eastAsia="Times New Roman" w:hAnsi="Times New Roman" w:cs="Times New Roman"/>
+          <w:sz w:val="24"/>
+          <w:szCs w:val="24"/>
+          <w:lang w:val="en-US"/>
+        </w:rPr>
+        <w:t>splitting(</w:t>
+      </w:r>
+      <w:proofErr w:type="gramEnd"/>
+      <w:r>
+        <w:rPr>
+          <w:rFonts w:ascii="Times New Roman" w:eastAsia="Times New Roman" w:hAnsi="Times New Roman" w:cs="Times New Roman"/>
+          <w:sz w:val="24"/>
+          <w:szCs w:val="24"/>
+          <w:lang w:val="en-US"/>
+        </w:rPr>
+        <w:t xml:space="preserve">at specific point) the video </w:t>
       </w:r>
       <w:proofErr w:type="spellStart"/>
       <w:r>
@@ -23239,7 +27228,27 @@
           <w:szCs w:val="24"/>
           <w:lang w:val="en-US"/>
         </w:rPr>
-        <w:t xml:space="preserve"> I was getting an error. So I made some small changes to the server and the UI so that I can check whether the link provided is a </w:t>
+        <w:t xml:space="preserve"> I was getting an error. </w:t>
+      </w:r>
+      <w:proofErr w:type="gramStart"/>
+      <w:r>
+        <w:rPr>
+          <w:rFonts w:ascii="Times New Roman" w:eastAsia="Times New Roman" w:hAnsi="Times New Roman" w:cs="Times New Roman"/>
+          <w:sz w:val="24"/>
+          <w:szCs w:val="24"/>
+          <w:lang w:val="en-US"/>
+        </w:rPr>
+        <w:t>So</w:t>
+      </w:r>
+      <w:proofErr w:type="gramEnd"/>
+      <w:r>
+        <w:rPr>
+          <w:rFonts w:ascii="Times New Roman" w:eastAsia="Times New Roman" w:hAnsi="Times New Roman" w:cs="Times New Roman"/>
+          <w:sz w:val="24"/>
+          <w:szCs w:val="24"/>
+          <w:lang w:val="en-US"/>
+        </w:rPr>
+        <w:t xml:space="preserve"> I made some small changes to the server and the UI so that I can check whether the link provided is a </w:t>
       </w:r>
       <w:proofErr w:type="spellStart"/>
       <w:r>
@@ -23283,45 +27292,116 @@
           <w:lang w:val="en-US"/>
         </w:rPr>
       </w:pPr>
-      <w:r>
-        <w:rPr>
-          <w:rFonts w:ascii="Times New Roman" w:eastAsia="Times New Roman" w:hAnsi="Times New Roman" w:cs="Times New Roman"/>
-          <w:sz w:val="24"/>
-          <w:szCs w:val="24"/>
-          <w:lang w:val="en-US"/>
-        </w:rPr>
-        <w:t>Obviously the app is nowhere finished. One of the main things. On a smaller screen it does not look that nice. I am talking mainly about the View Game page. The others are fine as they are. And the other main things is being able to update a game's information (champions). A further idea would be to introduce authentication, which would allow the app to be actually published and shared with the public.</w:t>
-      </w:r>
-    </w:p>
-    <w:p>
-      <w:pPr>
-        <w:spacing w:before="100" w:beforeAutospacing="1" w:after="100" w:afterAutospacing="1" w:line="240" w:lineRule="auto"/>
-        <w:rPr>
-          <w:rFonts w:ascii="Times New Roman" w:eastAsia="Times New Roman" w:hAnsi="Times New Roman" w:cs="Times New Roman"/>
-          <w:sz w:val="24"/>
-          <w:szCs w:val="24"/>
-          <w:lang w:val="en-US"/>
-        </w:rPr>
-      </w:pPr>
-    </w:p>
-    <w:p>
-      <w:pPr>
-        <w:spacing w:before="100" w:beforeAutospacing="1" w:after="100" w:afterAutospacing="1" w:line="240" w:lineRule="auto"/>
-        <w:rPr>
-          <w:rFonts w:ascii="Times New Roman" w:eastAsia="Times New Roman" w:hAnsi="Times New Roman" w:cs="Times New Roman"/>
-          <w:sz w:val="24"/>
-          <w:szCs w:val="24"/>
-          <w:lang w:val="en-US"/>
-        </w:rPr>
-      </w:pPr>
-      <w:r>
-        <w:rPr>
-          <w:rFonts w:ascii="Times New Roman" w:eastAsia="Times New Roman" w:hAnsi="Times New Roman" w:cs="Times New Roman"/>
-          <w:sz w:val="24"/>
-          <w:szCs w:val="24"/>
-          <w:lang w:val="en-US"/>
-        </w:rPr>
-        <w:t>But for now or for the foreseeable future my plans are to fix the CSS issue on smaller screens and also create functionality to allow the user to update a game's information. </w:t>
+      <w:proofErr w:type="gramStart"/>
+      <w:r>
+        <w:rPr>
+          <w:rFonts w:ascii="Times New Roman" w:eastAsia="Times New Roman" w:hAnsi="Times New Roman" w:cs="Times New Roman"/>
+          <w:sz w:val="24"/>
+          <w:szCs w:val="24"/>
+          <w:lang w:val="en-US"/>
+        </w:rPr>
+        <w:t>Obviously</w:t>
+      </w:r>
+      <w:proofErr w:type="gramEnd"/>
+      <w:r>
+        <w:rPr>
+          <w:rFonts w:ascii="Times New Roman" w:eastAsia="Times New Roman" w:hAnsi="Times New Roman" w:cs="Times New Roman"/>
+          <w:sz w:val="24"/>
+          <w:szCs w:val="24"/>
+          <w:lang w:val="en-US"/>
+        </w:rPr>
+        <w:t xml:space="preserve"> the app is nowhere finished. One of the main things. On a smaller screen it does not look that nice. I am talking mainly about the View Game page. The others are fine as they are. And the other main things </w:t>
+      </w:r>
+      <w:proofErr w:type="gramStart"/>
+      <w:r>
+        <w:rPr>
+          <w:rFonts w:ascii="Times New Roman" w:eastAsia="Times New Roman" w:hAnsi="Times New Roman" w:cs="Times New Roman"/>
+          <w:sz w:val="24"/>
+          <w:szCs w:val="24"/>
+          <w:lang w:val="en-US"/>
+        </w:rPr>
+        <w:t>is</w:t>
+      </w:r>
+      <w:proofErr w:type="gramEnd"/>
+      <w:r>
+        <w:rPr>
+          <w:rFonts w:ascii="Times New Roman" w:eastAsia="Times New Roman" w:hAnsi="Times New Roman" w:cs="Times New Roman"/>
+          <w:sz w:val="24"/>
+          <w:szCs w:val="24"/>
+          <w:lang w:val="en-US"/>
+        </w:rPr>
+        <w:t xml:space="preserve"> being able to update a game's information (champions). A further idea would be to introduce authentication, which would allow the app to be </w:t>
+      </w:r>
+      <w:proofErr w:type="gramStart"/>
+      <w:r>
+        <w:rPr>
+          <w:rFonts w:ascii="Times New Roman" w:eastAsia="Times New Roman" w:hAnsi="Times New Roman" w:cs="Times New Roman"/>
+          <w:sz w:val="24"/>
+          <w:szCs w:val="24"/>
+          <w:lang w:val="en-US"/>
+        </w:rPr>
+        <w:t>actually published</w:t>
+      </w:r>
+      <w:proofErr w:type="gramEnd"/>
+      <w:r>
+        <w:rPr>
+          <w:rFonts w:ascii="Times New Roman" w:eastAsia="Times New Roman" w:hAnsi="Times New Roman" w:cs="Times New Roman"/>
+          <w:sz w:val="24"/>
+          <w:szCs w:val="24"/>
+          <w:lang w:val="en-US"/>
+        </w:rPr>
+        <w:t xml:space="preserve"> and shared with the public.</w:t>
+      </w:r>
+    </w:p>
+    <w:p>
+      <w:pPr>
+        <w:spacing w:before="100" w:beforeAutospacing="1" w:after="100" w:afterAutospacing="1" w:line="240" w:lineRule="auto"/>
+        <w:rPr>
+          <w:rFonts w:ascii="Times New Roman" w:eastAsia="Times New Roman" w:hAnsi="Times New Roman" w:cs="Times New Roman"/>
+          <w:sz w:val="24"/>
+          <w:szCs w:val="24"/>
+          <w:lang w:val="en-US"/>
+        </w:rPr>
+      </w:pPr>
+    </w:p>
+    <w:p>
+      <w:pPr>
+        <w:spacing w:before="100" w:beforeAutospacing="1" w:after="100" w:afterAutospacing="1" w:line="240" w:lineRule="auto"/>
+        <w:rPr>
+          <w:rFonts w:ascii="Times New Roman" w:eastAsia="Times New Roman" w:hAnsi="Times New Roman" w:cs="Times New Roman"/>
+          <w:sz w:val="24"/>
+          <w:szCs w:val="24"/>
+          <w:lang w:val="en-US"/>
+        </w:rPr>
+      </w:pPr>
+      <w:r>
+        <w:rPr>
+          <w:rFonts w:ascii="Times New Roman" w:eastAsia="Times New Roman" w:hAnsi="Times New Roman" w:cs="Times New Roman"/>
+          <w:sz w:val="24"/>
+          <w:szCs w:val="24"/>
+          <w:lang w:val="en-US"/>
+        </w:rPr>
+        <w:t xml:space="preserve">But for </w:t>
+      </w:r>
+      <w:proofErr w:type="gramStart"/>
+      <w:r>
+        <w:rPr>
+          <w:rFonts w:ascii="Times New Roman" w:eastAsia="Times New Roman" w:hAnsi="Times New Roman" w:cs="Times New Roman"/>
+          <w:sz w:val="24"/>
+          <w:szCs w:val="24"/>
+          <w:lang w:val="en-US"/>
+        </w:rPr>
+        <w:t>now</w:t>
+      </w:r>
+      <w:proofErr w:type="gramEnd"/>
+      <w:r>
+        <w:rPr>
+          <w:rFonts w:ascii="Times New Roman" w:eastAsia="Times New Roman" w:hAnsi="Times New Roman" w:cs="Times New Roman"/>
+          <w:sz w:val="24"/>
+          <w:szCs w:val="24"/>
+          <w:lang w:val="en-US"/>
+        </w:rPr>
+        <w:t xml:space="preserve"> or for the foreseeable future my plans are to fix the CSS issue on smaller screens and also create functionality to allow the user to update a game's information. </w:t>
       </w:r>
     </w:p>
     <w:p>
@@ -23353,7 +27433,27 @@
           <w:lang w:val="en-US"/>
         </w:rPr>
         <w:lastRenderedPageBreak/>
-        <w:t>For tomorrow I do not have anything planned. I was actually thinking to do something else for couple of days after day 50 so there is variety. </w:t>
+        <w:t xml:space="preserve">For tomorrow I do not have anything planned. I was </w:t>
+      </w:r>
+      <w:proofErr w:type="gramStart"/>
+      <w:r>
+        <w:rPr>
+          <w:rFonts w:ascii="Times New Roman" w:eastAsia="Times New Roman" w:hAnsi="Times New Roman" w:cs="Times New Roman"/>
+          <w:sz w:val="24"/>
+          <w:szCs w:val="24"/>
+          <w:lang w:val="en-US"/>
+        </w:rPr>
+        <w:t>actually thinking</w:t>
+      </w:r>
+      <w:proofErr w:type="gramEnd"/>
+      <w:r>
+        <w:rPr>
+          <w:rFonts w:ascii="Times New Roman" w:eastAsia="Times New Roman" w:hAnsi="Times New Roman" w:cs="Times New Roman"/>
+          <w:sz w:val="24"/>
+          <w:szCs w:val="24"/>
+          <w:lang w:val="en-US"/>
+        </w:rPr>
+        <w:t xml:space="preserve"> to do something else for couple of days after day 50 so there is variety. </w:t>
       </w:r>
     </w:p>
     <w:p>
@@ -23522,7 +27622,15 @@
         <w:pStyle w:val="NormalWeb"/>
       </w:pPr>
       <w:r>
-        <w:t xml:space="preserve">I was coding the first few days but I deployed this blog on day 3 or 4 I believe. I basically decided to do this on the 1st of January after the party </w:t>
+        <w:t xml:space="preserve">I was coding the first few </w:t>
+      </w:r>
+      <w:proofErr w:type="gramStart"/>
+      <w:r>
+        <w:t>days</w:t>
+      </w:r>
+      <w:proofErr w:type="gramEnd"/>
+      <w:r>
+        <w:t xml:space="preserve"> but I deployed this blog on day 3 or 4 I believe. I basically decided to do this on the 1st of January after the party </w:t>
       </w:r>
       <w:proofErr w:type="spellStart"/>
       <w:r>
@@ -23530,7 +27638,15 @@
       </w:r>
       <w:proofErr w:type="spellEnd"/>
       <w:r>
-        <w:t>. I had no idea on how to create this blog or deploy it, but it turned out it was not hard at all. Yes I had to spend a whole day figuring out Heroku, but in the big picture it is not that much time. Creating the blog was very easy as I mentioned in one of the first posts, I just followed a simple guide and I ended up with a very good build which I needed to tweak. </w:t>
+        <w:t xml:space="preserve">. I had no idea on how to create this blog or deploy it, but it turned out it was not hard at all. </w:t>
+      </w:r>
+      <w:proofErr w:type="gramStart"/>
+      <w:r>
+        <w:t>Yes</w:t>
+      </w:r>
+      <w:proofErr w:type="gramEnd"/>
+      <w:r>
+        <w:t xml:space="preserve"> I had to spend a whole day figuring out Heroku, but in the big picture it is not that much time. Creating the blog was very easy as I mentioned in one of the first posts, I just followed a simple guide and I ended up with a very good build which I needed to tweak. </w:t>
       </w:r>
     </w:p>
     <w:p>
@@ -23544,15 +27660,36 @@
       </w:pPr>
       <w:r>
         <w:lastRenderedPageBreak/>
-        <w:t>How great are APIs ?!</w:t>
-      </w:r>
-    </w:p>
-    <w:p>
-      <w:pPr>
-        <w:pStyle w:val="NormalWeb"/>
-      </w:pPr>
-      <w:r>
-        <w:t>Day 7 was the first time I learned the very basics of APIs and how they serve websites and what is their purpose. I knew that there is the UI of a website and also there is a database and the two could contact with each other. But I could not understand how this all happened. On day 7 I did the node/express part of the MERN course and the picture became clearer. Once I saw a REST API being built from scratch and at the same time being explained what is happening I found this "last piece of the puzzle". Things became much clearer when I wrote the REST API for my Esports app which was a very productive Friday (day 16). </w:t>
+        <w:t xml:space="preserve">How great are </w:t>
+      </w:r>
+      <w:proofErr w:type="gramStart"/>
+      <w:r>
+        <w:t>APIs ?!</w:t>
+      </w:r>
+      <w:proofErr w:type="gramEnd"/>
+    </w:p>
+    <w:p>
+      <w:pPr>
+        <w:pStyle w:val="NormalWeb"/>
+      </w:pPr>
+      <w:r>
+        <w:t xml:space="preserve">Day 7 was the first time I learned the very basics of APIs and how they serve websites and what is their purpose. I knew that there is the UI of a website and also there is a database and the two could </w:t>
+      </w:r>
+      <w:proofErr w:type="gramStart"/>
+      <w:r>
+        <w:t>contact with</w:t>
+      </w:r>
+      <w:proofErr w:type="gramEnd"/>
+      <w:r>
+        <w:t xml:space="preserve"> each other. But I could not understand how this all happened. On day 7 I did the node/express part of the MERN course and the picture became clearer. Once I saw a REST API being built from scratch and at the same time being explained what is </w:t>
+      </w:r>
+      <w:proofErr w:type="gramStart"/>
+      <w:r>
+        <w:t>happening</w:t>
+      </w:r>
+      <w:proofErr w:type="gramEnd"/>
+      <w:r>
+        <w:t xml:space="preserve"> I found this "last piece of the puzzle". Things became much clearer when I wrote the REST API for my Esports app which was a very productive Friday (day 16). </w:t>
       </w:r>
     </w:p>
     <w:p>
@@ -23573,7 +27710,15 @@
         <w:pStyle w:val="NormalWeb"/>
       </w:pPr>
       <w:r>
-        <w:t xml:space="preserve">After doing the MERN course I was keen on putting this new knowledge to practice so that I can actually learn it by doing it. Since I am a huge Esports fan (League of Legends in particular) I decided to do this Esports app where the user can view games of </w:t>
+        <w:t xml:space="preserve">After doing the MERN course I was keen on putting this new knowledge to practice so that I can </w:t>
+      </w:r>
+      <w:proofErr w:type="gramStart"/>
+      <w:r>
+        <w:t>actually learn</w:t>
+      </w:r>
+      <w:proofErr w:type="gramEnd"/>
+      <w:r>
+        <w:t xml:space="preserve"> it by doing it. Since I am a huge Esports fan (League of Legends in particular) I decided to do this Esports app where the user can view games of </w:t>
       </w:r>
       <w:proofErr w:type="spellStart"/>
       <w:r>
@@ -23637,7 +27782,15 @@
         <w:pStyle w:val="NormalWeb"/>
       </w:pPr>
       <w:r>
-        <w:t>    - At the moment I am not really using the error messages that come from the backend and I need to fix that. </w:t>
+        <w:t xml:space="preserve">    - </w:t>
+      </w:r>
+      <w:proofErr w:type="gramStart"/>
+      <w:r>
+        <w:t>At the moment</w:t>
+      </w:r>
+      <w:proofErr w:type="gramEnd"/>
+      <w:r>
+        <w:t xml:space="preserve"> I am not really using the error messages that come from the backend and I need to fix that. </w:t>
       </w:r>
     </w:p>
     <w:p>
@@ -23666,7 +27819,15 @@
         <w:pStyle w:val="NormalWeb"/>
       </w:pPr>
       <w:r>
-        <w:t>I honestly cannot give a logical reason why I decided to start this 80 hour Java course. I can only say that the language looks cool and I want to learn more about Object-Oriented-Programming. </w:t>
+        <w:t xml:space="preserve">I honestly cannot give a logical reason why I decided to start this </w:t>
+      </w:r>
+      <w:proofErr w:type="gramStart"/>
+      <w:r>
+        <w:t>80 hour</w:t>
+      </w:r>
+      <w:proofErr w:type="gramEnd"/>
+      <w:r>
+        <w:t xml:space="preserve"> Java course. I can only say that the language looks cool and I want to learn more about Object-Oriented-Programming. </w:t>
       </w:r>
     </w:p>
     <w:p>
@@ -23707,7 +27868,15 @@
         <w:pStyle w:val="NormalWeb"/>
       </w:pPr>
       <w:r>
-        <w:t>    - Interfaces and Abstract classes (I do not fully understand them at the moment). </w:t>
+        <w:t xml:space="preserve">    - Interfaces and Abstract classes (I do not fully understand them </w:t>
+      </w:r>
+      <w:proofErr w:type="gramStart"/>
+      <w:r>
+        <w:t>at the moment</w:t>
+      </w:r>
+      <w:proofErr w:type="gramEnd"/>
+      <w:r>
+        <w:t>). </w:t>
       </w:r>
     </w:p>
     <w:p>
@@ -23776,7 +27945,15 @@
         <w:pStyle w:val="NormalWeb"/>
       </w:pPr>
       <w:r>
-        <w:t>Maybe one of the reasons I am not doing so much at home in Python is because most of my time at work is spent in looking/reading/debugging/writing Python code and there I am trying to improve my knowledge on a daily basis. </w:t>
+        <w:t xml:space="preserve">Maybe one of the reasons I am not doing so much at home in Python is because most of my time at work is spent in looking/reading/debugging/writing Python code and there I am trying to improve my knowledge </w:t>
+      </w:r>
+      <w:proofErr w:type="gramStart"/>
+      <w:r>
+        <w:t>on a daily basis</w:t>
+      </w:r>
+      <w:proofErr w:type="gramEnd"/>
+      <w:r>
+        <w:t>. </w:t>
       </w:r>
     </w:p>
     <w:p>
@@ -23797,7 +27974,15 @@
       </w:r>
       <w:proofErr w:type="spellEnd"/>
       <w:r>
-        <w:t>). Unless the code base disappears all of a sudden (yikes). </w:t>
+        <w:t xml:space="preserve">). Unless the code base disappears </w:t>
+      </w:r>
+      <w:proofErr w:type="gramStart"/>
+      <w:r>
+        <w:t>all of a sudden</w:t>
+      </w:r>
+      <w:proofErr w:type="gramEnd"/>
+      <w:r>
+        <w:t xml:space="preserve"> (yikes). </w:t>
       </w:r>
     </w:p>
     <w:p>
@@ -23899,10 +28084,7 @@
         <w:t>Title:</w:t>
       </w:r>
       <w:r>
-        <w:t xml:space="preserve"> </w:t>
-      </w:r>
-      <w:r>
-        <w:t>Python algorithms</w:t>
+        <w:t xml:space="preserve"> Python algorithms</w:t>
       </w:r>
     </w:p>
     <w:p/>
@@ -23930,7 +28112,6 @@
           <w:lang w:val="en-US"/>
         </w:rPr>
       </w:pPr>
-      <w:bookmarkStart w:id="0" w:name="_GoBack"/>
       <w:r>
         <w:rPr>
           <w:rFonts w:ascii="Times New Roman" w:eastAsia="Times New Roman" w:hAnsi="Times New Roman" w:cs="Times New Roman"/>
@@ -23971,7 +28152,27 @@
           <w:szCs w:val="24"/>
           <w:lang w:val="en-US"/>
         </w:rPr>
-        <w:t>Last night (Friday) I mostly did some python challenges. Some from the 100 challenges book, some from online practice websites. Reason for the practice is that I have some tech tests sent over to me. So I will do them today or tomorrow. </w:t>
+        <w:t xml:space="preserve">Last night (Friday) I mostly did some python challenges. Some from the 100 challenges book, some from online practice websites. Reason for the practice is that I have some tech tests sent over to me. </w:t>
+      </w:r>
+      <w:proofErr w:type="gramStart"/>
+      <w:r>
+        <w:rPr>
+          <w:rFonts w:ascii="Times New Roman" w:eastAsia="Times New Roman" w:hAnsi="Times New Roman" w:cs="Times New Roman"/>
+          <w:sz w:val="24"/>
+          <w:szCs w:val="24"/>
+          <w:lang w:val="en-US"/>
+        </w:rPr>
+        <w:t>So</w:t>
+      </w:r>
+      <w:proofErr w:type="gramEnd"/>
+      <w:r>
+        <w:rPr>
+          <w:rFonts w:ascii="Times New Roman" w:eastAsia="Times New Roman" w:hAnsi="Times New Roman" w:cs="Times New Roman"/>
+          <w:sz w:val="24"/>
+          <w:szCs w:val="24"/>
+          <w:lang w:val="en-US"/>
+        </w:rPr>
+        <w:t xml:space="preserve"> I will do them today or tomorrow. </w:t>
       </w:r>
     </w:p>
     <w:p>
@@ -24034,7 +28235,47 @@
           <w:lang w:val="en-US"/>
         </w:rPr>
         <w:lastRenderedPageBreak/>
-        <w:t>Work was kind of interesting. I had to play with the UI we are building a bit, before we gave it to some of the actual testers. It is busy times and people are overstaying so I decided to stay as well so I am with the team. More importantly I decided to stay a bit more because a colleague and I were optimizing some of his code. He had 3 pieces of code (written by someone else) that had a 50 iteration loop in each of them. But the loops did EXACTLY the same thing in all 3 codes. I guess it was like that because the person who wrote the code, just copied what came directly from SAS. </w:t>
+        <w:t xml:space="preserve">Work was kind of interesting. I had to play with the UI we are building a bit, before we gave it to some of the actual testers. It is busy times and people are overstaying so I decided to stay as well so I am with the team. More importantly I decided to stay a bit more because a colleague and I were optimizing some of his code. He had 3 pieces of code (written by someone else) that had a </w:t>
+      </w:r>
+      <w:proofErr w:type="gramStart"/>
+      <w:r>
+        <w:rPr>
+          <w:rFonts w:ascii="Times New Roman" w:eastAsia="Times New Roman" w:hAnsi="Times New Roman" w:cs="Times New Roman"/>
+          <w:sz w:val="24"/>
+          <w:szCs w:val="24"/>
+          <w:lang w:val="en-US"/>
+        </w:rPr>
+        <w:t>50 iteration</w:t>
+      </w:r>
+      <w:proofErr w:type="gramEnd"/>
+      <w:r>
+        <w:rPr>
+          <w:rFonts w:ascii="Times New Roman" w:eastAsia="Times New Roman" w:hAnsi="Times New Roman" w:cs="Times New Roman"/>
+          <w:sz w:val="24"/>
+          <w:szCs w:val="24"/>
+          <w:lang w:val="en-US"/>
+        </w:rPr>
+        <w:t xml:space="preserve"> loop in each of them. But the loops did </w:t>
+      </w:r>
+      <w:proofErr w:type="gramStart"/>
+      <w:r>
+        <w:rPr>
+          <w:rFonts w:ascii="Times New Roman" w:eastAsia="Times New Roman" w:hAnsi="Times New Roman" w:cs="Times New Roman"/>
+          <w:sz w:val="24"/>
+          <w:szCs w:val="24"/>
+          <w:lang w:val="en-US"/>
+        </w:rPr>
+        <w:t>EXACTLY the same</w:t>
+      </w:r>
+      <w:proofErr w:type="gramEnd"/>
+      <w:r>
+        <w:rPr>
+          <w:rFonts w:ascii="Times New Roman" w:eastAsia="Times New Roman" w:hAnsi="Times New Roman" w:cs="Times New Roman"/>
+          <w:sz w:val="24"/>
+          <w:szCs w:val="24"/>
+          <w:lang w:val="en-US"/>
+        </w:rPr>
+        <w:t xml:space="preserve"> thing in all 3 codes. I guess it was like that because the person who wrote the code, just copied what came directly from SAS. </w:t>
       </w:r>
     </w:p>
     <w:p>
@@ -24150,9 +28391,506 @@
         <w:t>Ivan</w:t>
       </w:r>
     </w:p>
-    <w:bookmarkEnd w:id="0"/>
     <w:p/>
     <w:p/>
+    <w:p/>
+    <w:p>
+      <w:r>
+        <w:t xml:space="preserve">Title: </w:t>
+      </w:r>
+      <w:r>
+        <w:t>Doing a Node.js complete guide</w:t>
+      </w:r>
+    </w:p>
+    <w:p/>
+    <w:p>
+      <w:r>
+        <w:t xml:space="preserve">Summary: </w:t>
+      </w:r>
+      <w:r>
+        <w:t>Day 52 of 100. Let's get better at creating servers with node.js</w:t>
+      </w:r>
+    </w:p>
+    <w:p/>
+    <w:p>
+      <w:r>
+        <w:t xml:space="preserve">Content: </w:t>
+      </w:r>
+    </w:p>
+    <w:p>
+      <w:pPr>
+        <w:spacing w:before="100" w:beforeAutospacing="1" w:after="100" w:afterAutospacing="1" w:line="240" w:lineRule="auto"/>
+        <w:rPr>
+          <w:rFonts w:ascii="Times New Roman" w:eastAsia="Times New Roman" w:hAnsi="Times New Roman" w:cs="Times New Roman"/>
+          <w:sz w:val="24"/>
+          <w:szCs w:val="24"/>
+          <w:lang w:eastAsia="en-GB"/>
+        </w:rPr>
+      </w:pPr>
+      <w:r>
+        <w:rPr>
+          <w:rFonts w:ascii="Times New Roman" w:eastAsia="Times New Roman" w:hAnsi="Times New Roman" w:cs="Times New Roman"/>
+          <w:i/>
+          <w:iCs/>
+          <w:sz w:val="24"/>
+          <w:szCs w:val="24"/>
+          <w:lang w:eastAsia="en-GB"/>
+        </w:rPr>
+        <w:t>Welcome to the next day of the 100 days of challenge...</w:t>
+      </w:r>
+    </w:p>
+    <w:p>
+      <w:pPr>
+        <w:spacing w:before="100" w:beforeAutospacing="1" w:after="100" w:afterAutospacing="1" w:line="240" w:lineRule="auto"/>
+        <w:rPr>
+          <w:rFonts w:ascii="Times New Roman" w:eastAsia="Times New Roman" w:hAnsi="Times New Roman" w:cs="Times New Roman"/>
+          <w:sz w:val="24"/>
+          <w:szCs w:val="24"/>
+          <w:lang w:eastAsia="en-GB"/>
+        </w:rPr>
+      </w:pPr>
+    </w:p>
+    <w:p>
+      <w:pPr>
+        <w:spacing w:before="100" w:beforeAutospacing="1" w:after="100" w:afterAutospacing="1" w:line="240" w:lineRule="auto"/>
+        <w:rPr>
+          <w:rFonts w:ascii="Times New Roman" w:eastAsia="Times New Roman" w:hAnsi="Times New Roman" w:cs="Times New Roman"/>
+          <w:sz w:val="24"/>
+          <w:szCs w:val="24"/>
+          <w:lang w:eastAsia="en-GB"/>
+        </w:rPr>
+      </w:pPr>
+      <w:r>
+        <w:rPr>
+          <w:rFonts w:ascii="Times New Roman" w:eastAsia="Times New Roman" w:hAnsi="Times New Roman" w:cs="Times New Roman"/>
+          <w:sz w:val="24"/>
+          <w:szCs w:val="24"/>
+          <w:lang w:eastAsia="en-GB"/>
+        </w:rPr>
+        <w:t xml:space="preserve">I decided to start this Node.js - The complete guide course. </w:t>
+      </w:r>
+    </w:p>
+    <w:p>
+      <w:pPr>
+        <w:spacing w:before="100" w:beforeAutospacing="1" w:after="100" w:afterAutospacing="1" w:line="240" w:lineRule="auto"/>
+        <w:rPr>
+          <w:rFonts w:ascii="Times New Roman" w:eastAsia="Times New Roman" w:hAnsi="Times New Roman" w:cs="Times New Roman"/>
+          <w:sz w:val="24"/>
+          <w:szCs w:val="24"/>
+          <w:lang w:eastAsia="en-GB"/>
+        </w:rPr>
+      </w:pPr>
+      <w:r>
+        <w:rPr>
+          <w:rFonts w:ascii="Times New Roman" w:eastAsia="Times New Roman" w:hAnsi="Times New Roman" w:cs="Times New Roman"/>
+          <w:sz w:val="24"/>
+          <w:szCs w:val="24"/>
+          <w:lang w:eastAsia="en-GB"/>
+        </w:rPr>
+        <w:t xml:space="preserve">At the moment my node knowledge is </w:t>
+      </w:r>
+      <w:proofErr w:type="gramStart"/>
+      <w:r>
+        <w:rPr>
+          <w:rFonts w:ascii="Times New Roman" w:eastAsia="Times New Roman" w:hAnsi="Times New Roman" w:cs="Times New Roman"/>
+          <w:sz w:val="24"/>
+          <w:szCs w:val="24"/>
+          <w:lang w:eastAsia="en-GB"/>
+        </w:rPr>
+        <w:t>good</w:t>
+      </w:r>
+      <w:proofErr w:type="gramEnd"/>
+      <w:r>
+        <w:rPr>
+          <w:rFonts w:ascii="Times New Roman" w:eastAsia="Times New Roman" w:hAnsi="Times New Roman" w:cs="Times New Roman"/>
+          <w:sz w:val="24"/>
+          <w:szCs w:val="24"/>
+          <w:lang w:eastAsia="en-GB"/>
+        </w:rPr>
+        <w:t xml:space="preserve"> and I know how to create a server that covers basic CRUD operations but in the real world there is more than just those basic operations.</w:t>
+      </w:r>
+    </w:p>
+    <w:p>
+      <w:pPr>
+        <w:spacing w:before="100" w:beforeAutospacing="1" w:after="100" w:afterAutospacing="1" w:line="240" w:lineRule="auto"/>
+        <w:rPr>
+          <w:rFonts w:ascii="Times New Roman" w:eastAsia="Times New Roman" w:hAnsi="Times New Roman" w:cs="Times New Roman"/>
+          <w:sz w:val="24"/>
+          <w:szCs w:val="24"/>
+          <w:lang w:eastAsia="en-GB"/>
+        </w:rPr>
+      </w:pPr>
+    </w:p>
+    <w:p>
+      <w:pPr>
+        <w:spacing w:before="100" w:beforeAutospacing="1" w:after="100" w:afterAutospacing="1" w:line="240" w:lineRule="auto"/>
+        <w:rPr>
+          <w:rFonts w:ascii="Times New Roman" w:eastAsia="Times New Roman" w:hAnsi="Times New Roman" w:cs="Times New Roman"/>
+          <w:sz w:val="24"/>
+          <w:szCs w:val="24"/>
+          <w:lang w:eastAsia="en-GB"/>
+        </w:rPr>
+      </w:pPr>
+      <w:r>
+        <w:rPr>
+          <w:rFonts w:ascii="Times New Roman" w:eastAsia="Times New Roman" w:hAnsi="Times New Roman" w:cs="Times New Roman"/>
+          <w:sz w:val="24"/>
+          <w:szCs w:val="24"/>
+          <w:lang w:eastAsia="en-GB"/>
+        </w:rPr>
+        <w:lastRenderedPageBreak/>
+        <w:t>The course covers:</w:t>
+      </w:r>
+    </w:p>
+    <w:p>
+      <w:pPr>
+        <w:spacing w:before="100" w:beforeAutospacing="1" w:after="100" w:afterAutospacing="1" w:line="240" w:lineRule="auto"/>
+        <w:rPr>
+          <w:rFonts w:ascii="Times New Roman" w:eastAsia="Times New Roman" w:hAnsi="Times New Roman" w:cs="Times New Roman"/>
+          <w:sz w:val="24"/>
+          <w:szCs w:val="24"/>
+          <w:lang w:eastAsia="en-GB"/>
+        </w:rPr>
+      </w:pPr>
+      <w:r>
+        <w:rPr>
+          <w:rFonts w:ascii="Times New Roman" w:eastAsia="Times New Roman" w:hAnsi="Times New Roman" w:cs="Times New Roman"/>
+          <w:sz w:val="24"/>
+          <w:szCs w:val="24"/>
+          <w:lang w:eastAsia="en-GB"/>
+        </w:rPr>
+        <w:t xml:space="preserve">    - creating a server to </w:t>
+      </w:r>
+      <w:proofErr w:type="spellStart"/>
+      <w:r>
+        <w:rPr>
+          <w:rFonts w:ascii="Times New Roman" w:eastAsia="Times New Roman" w:hAnsi="Times New Roman" w:cs="Times New Roman"/>
+          <w:sz w:val="24"/>
+          <w:szCs w:val="24"/>
+          <w:lang w:eastAsia="en-GB"/>
+        </w:rPr>
+        <w:t>sql</w:t>
+      </w:r>
+      <w:proofErr w:type="spellEnd"/>
+      <w:r>
+        <w:rPr>
+          <w:rFonts w:ascii="Times New Roman" w:eastAsia="Times New Roman" w:hAnsi="Times New Roman" w:cs="Times New Roman"/>
+          <w:sz w:val="24"/>
+          <w:szCs w:val="24"/>
+          <w:lang w:eastAsia="en-GB"/>
+        </w:rPr>
+        <w:t xml:space="preserve"> and </w:t>
+      </w:r>
+      <w:proofErr w:type="spellStart"/>
+      <w:r>
+        <w:rPr>
+          <w:rFonts w:ascii="Times New Roman" w:eastAsia="Times New Roman" w:hAnsi="Times New Roman" w:cs="Times New Roman"/>
+          <w:sz w:val="24"/>
+          <w:szCs w:val="24"/>
+          <w:lang w:eastAsia="en-GB"/>
+        </w:rPr>
+        <w:t>nosql</w:t>
+      </w:r>
+      <w:proofErr w:type="spellEnd"/>
+      <w:r>
+        <w:rPr>
+          <w:rFonts w:ascii="Times New Roman" w:eastAsia="Times New Roman" w:hAnsi="Times New Roman" w:cs="Times New Roman"/>
+          <w:sz w:val="24"/>
+          <w:szCs w:val="24"/>
+          <w:lang w:eastAsia="en-GB"/>
+        </w:rPr>
+        <w:t xml:space="preserve"> databases</w:t>
+      </w:r>
+    </w:p>
+    <w:p>
+      <w:pPr>
+        <w:spacing w:before="100" w:beforeAutospacing="1" w:after="100" w:afterAutospacing="1" w:line="240" w:lineRule="auto"/>
+        <w:rPr>
+          <w:rFonts w:ascii="Times New Roman" w:eastAsia="Times New Roman" w:hAnsi="Times New Roman" w:cs="Times New Roman"/>
+          <w:sz w:val="24"/>
+          <w:szCs w:val="24"/>
+          <w:lang w:eastAsia="en-GB"/>
+        </w:rPr>
+      </w:pPr>
+      <w:r>
+        <w:rPr>
+          <w:rFonts w:ascii="Times New Roman" w:eastAsia="Times New Roman" w:hAnsi="Times New Roman" w:cs="Times New Roman"/>
+          <w:sz w:val="24"/>
+          <w:szCs w:val="24"/>
+          <w:lang w:eastAsia="en-GB"/>
+        </w:rPr>
+        <w:t>    - authentication</w:t>
+      </w:r>
+    </w:p>
+    <w:p>
+      <w:pPr>
+        <w:spacing w:before="100" w:beforeAutospacing="1" w:after="100" w:afterAutospacing="1" w:line="240" w:lineRule="auto"/>
+        <w:rPr>
+          <w:rFonts w:ascii="Times New Roman" w:eastAsia="Times New Roman" w:hAnsi="Times New Roman" w:cs="Times New Roman"/>
+          <w:sz w:val="24"/>
+          <w:szCs w:val="24"/>
+          <w:lang w:eastAsia="en-GB"/>
+        </w:rPr>
+      </w:pPr>
+      <w:r>
+        <w:rPr>
+          <w:rFonts w:ascii="Times New Roman" w:eastAsia="Times New Roman" w:hAnsi="Times New Roman" w:cs="Times New Roman"/>
+          <w:sz w:val="24"/>
+          <w:szCs w:val="24"/>
+          <w:lang w:eastAsia="en-GB"/>
+        </w:rPr>
+        <w:t>    - validation</w:t>
+      </w:r>
+    </w:p>
+    <w:p>
+      <w:pPr>
+        <w:spacing w:before="100" w:beforeAutospacing="1" w:after="100" w:afterAutospacing="1" w:line="240" w:lineRule="auto"/>
+        <w:rPr>
+          <w:rFonts w:ascii="Times New Roman" w:eastAsia="Times New Roman" w:hAnsi="Times New Roman" w:cs="Times New Roman"/>
+          <w:sz w:val="24"/>
+          <w:szCs w:val="24"/>
+          <w:lang w:eastAsia="en-GB"/>
+        </w:rPr>
+      </w:pPr>
+      <w:r>
+        <w:rPr>
+          <w:rFonts w:ascii="Times New Roman" w:eastAsia="Times New Roman" w:hAnsi="Times New Roman" w:cs="Times New Roman"/>
+          <w:sz w:val="24"/>
+          <w:szCs w:val="24"/>
+          <w:lang w:eastAsia="en-GB"/>
+        </w:rPr>
+        <w:t xml:space="preserve">    - error handling </w:t>
+      </w:r>
+    </w:p>
+    <w:p>
+      <w:pPr>
+        <w:spacing w:before="100" w:beforeAutospacing="1" w:after="100" w:afterAutospacing="1" w:line="240" w:lineRule="auto"/>
+        <w:rPr>
+          <w:rFonts w:ascii="Times New Roman" w:eastAsia="Times New Roman" w:hAnsi="Times New Roman" w:cs="Times New Roman"/>
+          <w:sz w:val="24"/>
+          <w:szCs w:val="24"/>
+          <w:lang w:eastAsia="en-GB"/>
+        </w:rPr>
+      </w:pPr>
+      <w:r>
+        <w:rPr>
+          <w:rFonts w:ascii="Times New Roman" w:eastAsia="Times New Roman" w:hAnsi="Times New Roman" w:cs="Times New Roman"/>
+          <w:sz w:val="24"/>
+          <w:szCs w:val="24"/>
+          <w:lang w:eastAsia="en-GB"/>
+        </w:rPr>
+        <w:t>    - async code</w:t>
+      </w:r>
+    </w:p>
+    <w:p>
+      <w:pPr>
+        <w:spacing w:before="100" w:beforeAutospacing="1" w:after="100" w:afterAutospacing="1" w:line="240" w:lineRule="auto"/>
+        <w:rPr>
+          <w:rFonts w:ascii="Times New Roman" w:eastAsia="Times New Roman" w:hAnsi="Times New Roman" w:cs="Times New Roman"/>
+          <w:sz w:val="24"/>
+          <w:szCs w:val="24"/>
+          <w:lang w:eastAsia="en-GB"/>
+        </w:rPr>
+      </w:pPr>
+      <w:r>
+        <w:rPr>
+          <w:rFonts w:ascii="Times New Roman" w:eastAsia="Times New Roman" w:hAnsi="Times New Roman" w:cs="Times New Roman"/>
+          <w:sz w:val="24"/>
+          <w:szCs w:val="24"/>
+          <w:lang w:eastAsia="en-GB"/>
+        </w:rPr>
+        <w:t>    - node.js in depth</w:t>
+      </w:r>
+    </w:p>
+    <w:p>
+      <w:pPr>
+        <w:spacing w:before="100" w:beforeAutospacing="1" w:after="100" w:afterAutospacing="1" w:line="240" w:lineRule="auto"/>
+        <w:rPr>
+          <w:rFonts w:ascii="Times New Roman" w:eastAsia="Times New Roman" w:hAnsi="Times New Roman" w:cs="Times New Roman"/>
+          <w:sz w:val="24"/>
+          <w:szCs w:val="24"/>
+          <w:lang w:eastAsia="en-GB"/>
+        </w:rPr>
+      </w:pPr>
+    </w:p>
+    <w:p>
+      <w:pPr>
+        <w:spacing w:before="100" w:beforeAutospacing="1" w:after="100" w:afterAutospacing="1" w:line="240" w:lineRule="auto"/>
+        <w:rPr>
+          <w:rFonts w:ascii="Times New Roman" w:eastAsia="Times New Roman" w:hAnsi="Times New Roman" w:cs="Times New Roman"/>
+          <w:sz w:val="24"/>
+          <w:szCs w:val="24"/>
+          <w:lang w:eastAsia="en-GB"/>
+        </w:rPr>
+      </w:pPr>
+      <w:r>
+        <w:rPr>
+          <w:rFonts w:ascii="Times New Roman" w:eastAsia="Times New Roman" w:hAnsi="Times New Roman" w:cs="Times New Roman"/>
+          <w:sz w:val="24"/>
+          <w:szCs w:val="24"/>
+          <w:lang w:eastAsia="en-GB"/>
+        </w:rPr>
+        <w:t xml:space="preserve">The MERN course covered the tip of the iceberg for node and I want to learn more about it, get more in-depth knowledge. </w:t>
+      </w:r>
+    </w:p>
+    <w:p>
+      <w:pPr>
+        <w:spacing w:before="100" w:beforeAutospacing="1" w:after="100" w:afterAutospacing="1" w:line="240" w:lineRule="auto"/>
+        <w:rPr>
+          <w:rFonts w:ascii="Times New Roman" w:eastAsia="Times New Roman" w:hAnsi="Times New Roman" w:cs="Times New Roman"/>
+          <w:sz w:val="24"/>
+          <w:szCs w:val="24"/>
+          <w:lang w:eastAsia="en-GB"/>
+        </w:rPr>
+      </w:pPr>
+    </w:p>
+    <w:p>
+      <w:pPr>
+        <w:spacing w:before="100" w:beforeAutospacing="1" w:after="100" w:afterAutospacing="1" w:line="240" w:lineRule="auto"/>
+        <w:rPr>
+          <w:rFonts w:ascii="Times New Roman" w:eastAsia="Times New Roman" w:hAnsi="Times New Roman" w:cs="Times New Roman"/>
+          <w:sz w:val="24"/>
+          <w:szCs w:val="24"/>
+          <w:lang w:eastAsia="en-GB"/>
+        </w:rPr>
+      </w:pPr>
+      <w:r>
+        <w:rPr>
+          <w:rFonts w:ascii="Times New Roman" w:eastAsia="Times New Roman" w:hAnsi="Times New Roman" w:cs="Times New Roman"/>
+          <w:sz w:val="24"/>
+          <w:szCs w:val="24"/>
+          <w:lang w:eastAsia="en-GB"/>
+        </w:rPr>
+        <w:t xml:space="preserve">So </w:t>
+      </w:r>
+      <w:proofErr w:type="gramStart"/>
+      <w:r>
+        <w:rPr>
+          <w:rFonts w:ascii="Times New Roman" w:eastAsia="Times New Roman" w:hAnsi="Times New Roman" w:cs="Times New Roman"/>
+          <w:sz w:val="24"/>
+          <w:szCs w:val="24"/>
+          <w:lang w:eastAsia="en-GB"/>
+        </w:rPr>
+        <w:t>far</w:t>
+      </w:r>
+      <w:proofErr w:type="gramEnd"/>
+      <w:r>
+        <w:rPr>
+          <w:rFonts w:ascii="Times New Roman" w:eastAsia="Times New Roman" w:hAnsi="Times New Roman" w:cs="Times New Roman"/>
+          <w:sz w:val="24"/>
+          <w:szCs w:val="24"/>
+          <w:lang w:eastAsia="en-GB"/>
+        </w:rPr>
+        <w:t xml:space="preserve"> the course covered the basics of </w:t>
+      </w:r>
+      <w:proofErr w:type="spellStart"/>
+      <w:r>
+        <w:rPr>
+          <w:rFonts w:ascii="Times New Roman" w:eastAsia="Times New Roman" w:hAnsi="Times New Roman" w:cs="Times New Roman"/>
+          <w:sz w:val="24"/>
+          <w:szCs w:val="24"/>
+          <w:lang w:eastAsia="en-GB"/>
+        </w:rPr>
+        <w:t>javascript</w:t>
+      </w:r>
+      <w:proofErr w:type="spellEnd"/>
+      <w:r>
+        <w:rPr>
+          <w:rFonts w:ascii="Times New Roman" w:eastAsia="Times New Roman" w:hAnsi="Times New Roman" w:cs="Times New Roman"/>
+          <w:sz w:val="24"/>
+          <w:szCs w:val="24"/>
+          <w:lang w:eastAsia="en-GB"/>
+        </w:rPr>
+        <w:t xml:space="preserve"> as a language (did not spend much time on this) and the basics of node and "how the internet works".</w:t>
+      </w:r>
+    </w:p>
+    <w:p>
+      <w:pPr>
+        <w:spacing w:before="100" w:beforeAutospacing="1" w:after="100" w:afterAutospacing="1" w:line="240" w:lineRule="auto"/>
+        <w:rPr>
+          <w:rFonts w:ascii="Times New Roman" w:eastAsia="Times New Roman" w:hAnsi="Times New Roman" w:cs="Times New Roman"/>
+          <w:sz w:val="24"/>
+          <w:szCs w:val="24"/>
+          <w:lang w:eastAsia="en-GB"/>
+        </w:rPr>
+      </w:pPr>
+    </w:p>
+    <w:p>
+      <w:pPr>
+        <w:spacing w:before="100" w:beforeAutospacing="1" w:after="100" w:afterAutospacing="1" w:line="240" w:lineRule="auto"/>
+        <w:rPr>
+          <w:rFonts w:ascii="Times New Roman" w:eastAsia="Times New Roman" w:hAnsi="Times New Roman" w:cs="Times New Roman"/>
+          <w:sz w:val="24"/>
+          <w:szCs w:val="24"/>
+          <w:lang w:eastAsia="en-GB"/>
+        </w:rPr>
+      </w:pPr>
+      <w:r>
+        <w:rPr>
+          <w:rFonts w:ascii="Times New Roman" w:eastAsia="Times New Roman" w:hAnsi="Times New Roman" w:cs="Times New Roman"/>
+          <w:sz w:val="24"/>
+          <w:szCs w:val="24"/>
+          <w:lang w:eastAsia="en-GB"/>
+        </w:rPr>
+        <w:t>That is all for yesterday.</w:t>
+      </w:r>
+    </w:p>
+    <w:p>
+      <w:pPr>
+        <w:spacing w:before="100" w:beforeAutospacing="1" w:after="100" w:afterAutospacing="1" w:line="240" w:lineRule="auto"/>
+        <w:rPr>
+          <w:rFonts w:ascii="Times New Roman" w:eastAsia="Times New Roman" w:hAnsi="Times New Roman" w:cs="Times New Roman"/>
+          <w:sz w:val="24"/>
+          <w:szCs w:val="24"/>
+          <w:lang w:eastAsia="en-GB"/>
+        </w:rPr>
+      </w:pPr>
+    </w:p>
+    <w:p>
+      <w:pPr>
+        <w:spacing w:before="100" w:beforeAutospacing="1" w:after="100" w:afterAutospacing="1" w:line="240" w:lineRule="auto"/>
+        <w:rPr>
+          <w:rFonts w:ascii="Times New Roman" w:eastAsia="Times New Roman" w:hAnsi="Times New Roman" w:cs="Times New Roman"/>
+          <w:sz w:val="24"/>
+          <w:szCs w:val="24"/>
+          <w:lang w:eastAsia="en-GB"/>
+        </w:rPr>
+      </w:pPr>
+      <w:r>
+        <w:rPr>
+          <w:rFonts w:ascii="Times New Roman" w:eastAsia="Times New Roman" w:hAnsi="Times New Roman" w:cs="Times New Roman"/>
+          <w:sz w:val="24"/>
+          <w:szCs w:val="24"/>
+          <w:lang w:eastAsia="en-GB"/>
+        </w:rPr>
+        <w:t>See you later today,</w:t>
+      </w:r>
+    </w:p>
+    <w:p>
+      <w:pPr>
+        <w:spacing w:before="100" w:beforeAutospacing="1" w:after="100" w:afterAutospacing="1" w:line="240" w:lineRule="auto"/>
+        <w:rPr>
+          <w:rFonts w:ascii="Times New Roman" w:eastAsia="Times New Roman" w:hAnsi="Times New Roman" w:cs="Times New Roman"/>
+          <w:sz w:val="24"/>
+          <w:szCs w:val="24"/>
+          <w:lang w:eastAsia="en-GB"/>
+        </w:rPr>
+      </w:pPr>
+      <w:r>
+        <w:rPr>
+          <w:rFonts w:ascii="Times New Roman" w:eastAsia="Times New Roman" w:hAnsi="Times New Roman" w:cs="Times New Roman"/>
+          <w:sz w:val="24"/>
+          <w:szCs w:val="24"/>
+          <w:lang w:eastAsia="en-GB"/>
+        </w:rPr>
+        <w:t>Ivan</w:t>
+      </w:r>
+    </w:p>
+    <w:p/>
+    <w:p>
+      <w:bookmarkStart w:id="0" w:name="_GoBack"/>
+      <w:bookmarkEnd w:id="0"/>
+    </w:p>
     <w:sectPr>
       <w:pgSz w:w="12240" w:h="15840"/>
       <w:pgMar w:top="1440" w:right="1440" w:bottom="1440" w:left="1440" w:header="720" w:footer="720" w:gutter="0"/>

--- a/Events throughout the day.docx
+++ b/Events throughout the day.docx
@@ -28887,10 +28887,631 @@
       </w:r>
     </w:p>
     <w:p/>
-    <w:p>
+    <w:p/>
+    <w:p/>
+    <w:p>
+      <w:r>
+        <w:t xml:space="preserve">Title: </w:t>
+      </w:r>
       <w:bookmarkStart w:id="0" w:name="_GoBack"/>
+      <w:r>
+        <w:t xml:space="preserve">What was the world like before REST </w:t>
+      </w:r>
+      <w:proofErr w:type="gramStart"/>
+      <w:r>
+        <w:t>APIs ?</w:t>
+      </w:r>
       <w:bookmarkEnd w:id="0"/>
-    </w:p>
+      <w:proofErr w:type="gramEnd"/>
+    </w:p>
+    <w:p/>
+    <w:p>
+      <w:r>
+        <w:t>Summary:</w:t>
+      </w:r>
+      <w:r>
+        <w:t xml:space="preserve"> </w:t>
+      </w:r>
+      <w:r>
+        <w:t xml:space="preserve">Day 53 of 100. Rendering HTML pages for different requests does not seem nice now that we have REST </w:t>
+      </w:r>
+      <w:proofErr w:type="spellStart"/>
+      <w:r>
+        <w:t>apis</w:t>
+      </w:r>
+      <w:proofErr w:type="spellEnd"/>
+      <w:r>
+        <w:t>.</w:t>
+      </w:r>
+    </w:p>
+    <w:p/>
+    <w:p>
+      <w:r>
+        <w:lastRenderedPageBreak/>
+        <w:t>Content:</w:t>
+      </w:r>
+    </w:p>
+    <w:p>
+      <w:pPr>
+        <w:spacing w:before="100" w:beforeAutospacing="1" w:after="100" w:afterAutospacing="1" w:line="240" w:lineRule="auto"/>
+        <w:rPr>
+          <w:rFonts w:ascii="Times New Roman" w:eastAsia="Times New Roman" w:hAnsi="Times New Roman" w:cs="Times New Roman"/>
+          <w:sz w:val="24"/>
+          <w:szCs w:val="24"/>
+          <w:lang w:eastAsia="en-GB"/>
+        </w:rPr>
+      </w:pPr>
+      <w:r>
+        <w:rPr>
+          <w:rFonts w:ascii="Times New Roman" w:eastAsia="Times New Roman" w:hAnsi="Times New Roman" w:cs="Times New Roman"/>
+          <w:i/>
+          <w:iCs/>
+          <w:sz w:val="24"/>
+          <w:szCs w:val="24"/>
+          <w:lang w:eastAsia="en-GB"/>
+        </w:rPr>
+        <w:t>Welcome to the end of another week...</w:t>
+      </w:r>
+    </w:p>
+    <w:p>
+      <w:pPr>
+        <w:spacing w:before="100" w:beforeAutospacing="1" w:after="100" w:afterAutospacing="1" w:line="240" w:lineRule="auto"/>
+        <w:rPr>
+          <w:rFonts w:ascii="Times New Roman" w:eastAsia="Times New Roman" w:hAnsi="Times New Roman" w:cs="Times New Roman"/>
+          <w:sz w:val="24"/>
+          <w:szCs w:val="24"/>
+          <w:lang w:eastAsia="en-GB"/>
+        </w:rPr>
+      </w:pPr>
+    </w:p>
+    <w:p>
+      <w:pPr>
+        <w:spacing w:before="100" w:beforeAutospacing="1" w:after="100" w:afterAutospacing="1" w:line="240" w:lineRule="auto"/>
+        <w:rPr>
+          <w:rFonts w:ascii="Times New Roman" w:eastAsia="Times New Roman" w:hAnsi="Times New Roman" w:cs="Times New Roman"/>
+          <w:sz w:val="24"/>
+          <w:szCs w:val="24"/>
+          <w:lang w:eastAsia="en-GB"/>
+        </w:rPr>
+      </w:pPr>
+      <w:r>
+        <w:rPr>
+          <w:rFonts w:ascii="Times New Roman" w:eastAsia="Times New Roman" w:hAnsi="Times New Roman" w:cs="Times New Roman"/>
+          <w:sz w:val="24"/>
+          <w:szCs w:val="24"/>
+          <w:lang w:eastAsia="en-GB"/>
+        </w:rPr>
+        <w:t>Today I was going over the node course.</w:t>
+      </w:r>
+    </w:p>
+    <w:p>
+      <w:pPr>
+        <w:spacing w:before="100" w:beforeAutospacing="1" w:after="100" w:afterAutospacing="1" w:line="240" w:lineRule="auto"/>
+        <w:rPr>
+          <w:rFonts w:ascii="Times New Roman" w:eastAsia="Times New Roman" w:hAnsi="Times New Roman" w:cs="Times New Roman"/>
+          <w:sz w:val="24"/>
+          <w:szCs w:val="24"/>
+          <w:lang w:eastAsia="en-GB"/>
+        </w:rPr>
+      </w:pPr>
+      <w:r>
+        <w:rPr>
+          <w:rFonts w:ascii="Times New Roman" w:eastAsia="Times New Roman" w:hAnsi="Times New Roman" w:cs="Times New Roman"/>
+          <w:sz w:val="24"/>
+          <w:szCs w:val="24"/>
+          <w:lang w:eastAsia="en-GB"/>
+        </w:rPr>
+        <w:t>It started by explaining how websites worked when each request rendered a different html page.</w:t>
+      </w:r>
+    </w:p>
+    <w:p>
+      <w:pPr>
+        <w:spacing w:before="100" w:beforeAutospacing="1" w:after="100" w:afterAutospacing="1" w:line="240" w:lineRule="auto"/>
+        <w:rPr>
+          <w:rFonts w:ascii="Times New Roman" w:eastAsia="Times New Roman" w:hAnsi="Times New Roman" w:cs="Times New Roman"/>
+          <w:sz w:val="24"/>
+          <w:szCs w:val="24"/>
+          <w:lang w:eastAsia="en-GB"/>
+        </w:rPr>
+      </w:pPr>
+      <w:r>
+        <w:rPr>
+          <w:rFonts w:ascii="Times New Roman" w:eastAsia="Times New Roman" w:hAnsi="Times New Roman" w:cs="Times New Roman"/>
+          <w:sz w:val="24"/>
+          <w:szCs w:val="24"/>
+          <w:lang w:eastAsia="en-GB"/>
+        </w:rPr>
+        <w:t xml:space="preserve">It not only explained what </w:t>
+      </w:r>
+      <w:proofErr w:type="gramStart"/>
+      <w:r>
+        <w:rPr>
+          <w:rFonts w:ascii="Times New Roman" w:eastAsia="Times New Roman" w:hAnsi="Times New Roman" w:cs="Times New Roman"/>
+          <w:sz w:val="24"/>
+          <w:szCs w:val="24"/>
+          <w:lang w:eastAsia="en-GB"/>
+        </w:rPr>
+        <w:t>was the concept of rendering html pages</w:t>
+      </w:r>
+      <w:proofErr w:type="gramEnd"/>
+      <w:r>
+        <w:rPr>
+          <w:rFonts w:ascii="Times New Roman" w:eastAsia="Times New Roman" w:hAnsi="Times New Roman" w:cs="Times New Roman"/>
+          <w:sz w:val="24"/>
+          <w:szCs w:val="24"/>
+          <w:lang w:eastAsia="en-GB"/>
+        </w:rPr>
+        <w:t xml:space="preserve"> but also went onto probably 4 hours of creating a website and a server that upon requests rendered different html pages. </w:t>
+      </w:r>
+    </w:p>
+    <w:p>
+      <w:pPr>
+        <w:spacing w:before="100" w:beforeAutospacing="1" w:after="100" w:afterAutospacing="1" w:line="240" w:lineRule="auto"/>
+        <w:rPr>
+          <w:rFonts w:ascii="Times New Roman" w:eastAsia="Times New Roman" w:hAnsi="Times New Roman" w:cs="Times New Roman"/>
+          <w:sz w:val="24"/>
+          <w:szCs w:val="24"/>
+          <w:lang w:eastAsia="en-GB"/>
+        </w:rPr>
+      </w:pPr>
+    </w:p>
+    <w:p>
+      <w:pPr>
+        <w:spacing w:before="100" w:beforeAutospacing="1" w:after="100" w:afterAutospacing="1" w:line="240" w:lineRule="auto"/>
+        <w:rPr>
+          <w:rFonts w:ascii="Times New Roman" w:eastAsia="Times New Roman" w:hAnsi="Times New Roman" w:cs="Times New Roman"/>
+          <w:sz w:val="24"/>
+          <w:szCs w:val="24"/>
+          <w:lang w:eastAsia="en-GB"/>
+        </w:rPr>
+      </w:pPr>
+      <w:r>
+        <w:rPr>
+          <w:rFonts w:ascii="Times New Roman" w:eastAsia="Times New Roman" w:hAnsi="Times New Roman" w:cs="Times New Roman"/>
+          <w:sz w:val="24"/>
+          <w:szCs w:val="24"/>
+          <w:lang w:eastAsia="en-GB"/>
+        </w:rPr>
+        <w:t xml:space="preserve">Though it is good to know what </w:t>
+      </w:r>
+      <w:proofErr w:type="gramStart"/>
+      <w:r>
+        <w:rPr>
+          <w:rFonts w:ascii="Times New Roman" w:eastAsia="Times New Roman" w:hAnsi="Times New Roman" w:cs="Times New Roman"/>
+          <w:sz w:val="24"/>
+          <w:szCs w:val="24"/>
+          <w:lang w:eastAsia="en-GB"/>
+        </w:rPr>
+        <w:t>was it</w:t>
+      </w:r>
+      <w:proofErr w:type="gramEnd"/>
+      <w:r>
+        <w:rPr>
+          <w:rFonts w:ascii="Times New Roman" w:eastAsia="Times New Roman" w:hAnsi="Times New Roman" w:cs="Times New Roman"/>
+          <w:sz w:val="24"/>
+          <w:szCs w:val="24"/>
+          <w:lang w:eastAsia="en-GB"/>
+        </w:rPr>
+        <w:t xml:space="preserve"> like in the past, I felt like too much time was spent on developing a website and a server in a way that is no longer used. I decided to quickly go over it and I got to the REST </w:t>
+      </w:r>
+      <w:proofErr w:type="spellStart"/>
+      <w:r>
+        <w:rPr>
+          <w:rFonts w:ascii="Times New Roman" w:eastAsia="Times New Roman" w:hAnsi="Times New Roman" w:cs="Times New Roman"/>
+          <w:sz w:val="24"/>
+          <w:szCs w:val="24"/>
+          <w:lang w:eastAsia="en-GB"/>
+        </w:rPr>
+        <w:t>api</w:t>
+      </w:r>
+      <w:proofErr w:type="spellEnd"/>
+      <w:r>
+        <w:rPr>
+          <w:rFonts w:ascii="Times New Roman" w:eastAsia="Times New Roman" w:hAnsi="Times New Roman" w:cs="Times New Roman"/>
+          <w:sz w:val="24"/>
+          <w:szCs w:val="24"/>
+          <w:lang w:eastAsia="en-GB"/>
+        </w:rPr>
+        <w:t xml:space="preserve"> part.</w:t>
+      </w:r>
+    </w:p>
+    <w:p>
+      <w:pPr>
+        <w:spacing w:before="100" w:beforeAutospacing="1" w:after="100" w:afterAutospacing="1" w:line="240" w:lineRule="auto"/>
+        <w:rPr>
+          <w:rFonts w:ascii="Times New Roman" w:eastAsia="Times New Roman" w:hAnsi="Times New Roman" w:cs="Times New Roman"/>
+          <w:sz w:val="24"/>
+          <w:szCs w:val="24"/>
+          <w:lang w:eastAsia="en-GB"/>
+        </w:rPr>
+      </w:pPr>
+    </w:p>
+    <w:p>
+      <w:pPr>
+        <w:spacing w:before="100" w:beforeAutospacing="1" w:after="100" w:afterAutospacing="1" w:line="240" w:lineRule="auto"/>
+        <w:rPr>
+          <w:rFonts w:ascii="Times New Roman" w:eastAsia="Times New Roman" w:hAnsi="Times New Roman" w:cs="Times New Roman"/>
+          <w:sz w:val="24"/>
+          <w:szCs w:val="24"/>
+          <w:lang w:eastAsia="en-GB"/>
+        </w:rPr>
+      </w:pPr>
+      <w:r>
+        <w:rPr>
+          <w:rFonts w:ascii="Times New Roman" w:eastAsia="Times New Roman" w:hAnsi="Times New Roman" w:cs="Times New Roman"/>
+          <w:sz w:val="24"/>
+          <w:szCs w:val="24"/>
+          <w:lang w:eastAsia="en-GB"/>
+        </w:rPr>
+        <w:t xml:space="preserve">Couple of hours spent, nothing new or important taught which I did not quite like. But once I hit the REST </w:t>
+      </w:r>
+      <w:proofErr w:type="spellStart"/>
+      <w:r>
+        <w:rPr>
+          <w:rFonts w:ascii="Times New Roman" w:eastAsia="Times New Roman" w:hAnsi="Times New Roman" w:cs="Times New Roman"/>
+          <w:sz w:val="24"/>
+          <w:szCs w:val="24"/>
+          <w:lang w:eastAsia="en-GB"/>
+        </w:rPr>
+        <w:t>api</w:t>
+      </w:r>
+      <w:proofErr w:type="spellEnd"/>
+      <w:r>
+        <w:rPr>
+          <w:rFonts w:ascii="Times New Roman" w:eastAsia="Times New Roman" w:hAnsi="Times New Roman" w:cs="Times New Roman"/>
+          <w:sz w:val="24"/>
+          <w:szCs w:val="24"/>
+          <w:lang w:eastAsia="en-GB"/>
+        </w:rPr>
+        <w:t xml:space="preserve"> part all would be nice.</w:t>
+      </w:r>
+    </w:p>
+    <w:p>
+      <w:pPr>
+        <w:spacing w:before="100" w:beforeAutospacing="1" w:after="100" w:afterAutospacing="1" w:line="240" w:lineRule="auto"/>
+        <w:rPr>
+          <w:rFonts w:ascii="Times New Roman" w:eastAsia="Times New Roman" w:hAnsi="Times New Roman" w:cs="Times New Roman"/>
+          <w:sz w:val="24"/>
+          <w:szCs w:val="24"/>
+          <w:lang w:eastAsia="en-GB"/>
+        </w:rPr>
+      </w:pPr>
+      <w:r>
+        <w:rPr>
+          <w:rFonts w:ascii="Times New Roman" w:eastAsia="Times New Roman" w:hAnsi="Times New Roman" w:cs="Times New Roman"/>
+          <w:sz w:val="24"/>
+          <w:szCs w:val="24"/>
+          <w:lang w:eastAsia="en-GB"/>
+        </w:rPr>
+        <w:t xml:space="preserve">And it was good. </w:t>
+      </w:r>
+      <w:proofErr w:type="gramStart"/>
+      <w:r>
+        <w:rPr>
+          <w:rFonts w:ascii="Times New Roman" w:eastAsia="Times New Roman" w:hAnsi="Times New Roman" w:cs="Times New Roman"/>
+          <w:sz w:val="24"/>
+          <w:szCs w:val="24"/>
+          <w:lang w:eastAsia="en-GB"/>
+        </w:rPr>
+        <w:t>At the moment</w:t>
+      </w:r>
+      <w:proofErr w:type="gramEnd"/>
+      <w:r>
+        <w:rPr>
+          <w:rFonts w:ascii="Times New Roman" w:eastAsia="Times New Roman" w:hAnsi="Times New Roman" w:cs="Times New Roman"/>
+          <w:sz w:val="24"/>
+          <w:szCs w:val="24"/>
+          <w:lang w:eastAsia="en-GB"/>
+        </w:rPr>
+        <w:t xml:space="preserve"> I am ending on material that I already know which is connecting the server to </w:t>
+      </w:r>
+      <w:proofErr w:type="spellStart"/>
+      <w:r>
+        <w:rPr>
+          <w:rFonts w:ascii="Times New Roman" w:eastAsia="Times New Roman" w:hAnsi="Times New Roman" w:cs="Times New Roman"/>
+          <w:sz w:val="24"/>
+          <w:szCs w:val="24"/>
+          <w:lang w:eastAsia="en-GB"/>
+        </w:rPr>
+        <w:t>mongodb</w:t>
+      </w:r>
+      <w:proofErr w:type="spellEnd"/>
+      <w:r>
+        <w:rPr>
+          <w:rFonts w:ascii="Times New Roman" w:eastAsia="Times New Roman" w:hAnsi="Times New Roman" w:cs="Times New Roman"/>
+          <w:sz w:val="24"/>
+          <w:szCs w:val="24"/>
+          <w:lang w:eastAsia="en-GB"/>
+        </w:rPr>
+        <w:t xml:space="preserve">. Creating </w:t>
+      </w:r>
+      <w:proofErr w:type="spellStart"/>
+      <w:r>
+        <w:rPr>
+          <w:rFonts w:ascii="Times New Roman" w:eastAsia="Times New Roman" w:hAnsi="Times New Roman" w:cs="Times New Roman"/>
+          <w:sz w:val="24"/>
+          <w:szCs w:val="24"/>
+          <w:lang w:eastAsia="en-GB"/>
+        </w:rPr>
+        <w:t>mongoDB</w:t>
+      </w:r>
+      <w:proofErr w:type="spellEnd"/>
+      <w:r>
+        <w:rPr>
+          <w:rFonts w:ascii="Times New Roman" w:eastAsia="Times New Roman" w:hAnsi="Times New Roman" w:cs="Times New Roman"/>
+          <w:sz w:val="24"/>
+          <w:szCs w:val="24"/>
+          <w:lang w:eastAsia="en-GB"/>
+        </w:rPr>
+        <w:t xml:space="preserve"> </w:t>
+      </w:r>
+      <w:proofErr w:type="gramStart"/>
+      <w:r>
+        <w:rPr>
+          <w:rFonts w:ascii="Times New Roman" w:eastAsia="Times New Roman" w:hAnsi="Times New Roman" w:cs="Times New Roman"/>
+          <w:sz w:val="24"/>
+          <w:szCs w:val="24"/>
+          <w:lang w:eastAsia="en-GB"/>
+        </w:rPr>
+        <w:t>schemas, and</w:t>
+      </w:r>
+      <w:proofErr w:type="gramEnd"/>
+      <w:r>
+        <w:rPr>
+          <w:rFonts w:ascii="Times New Roman" w:eastAsia="Times New Roman" w:hAnsi="Times New Roman" w:cs="Times New Roman"/>
+          <w:sz w:val="24"/>
+          <w:szCs w:val="24"/>
+          <w:lang w:eastAsia="en-GB"/>
+        </w:rPr>
+        <w:t xml:space="preserve"> doing the CRUD operations with mongoose's functionality. One of the things I want to learn from this course is implementing authentication into a server </w:t>
+      </w:r>
+      <w:proofErr w:type="gramStart"/>
+      <w:r>
+        <w:rPr>
+          <w:rFonts w:ascii="Times New Roman" w:eastAsia="Times New Roman" w:hAnsi="Times New Roman" w:cs="Times New Roman"/>
+          <w:sz w:val="24"/>
+          <w:szCs w:val="24"/>
+          <w:lang w:eastAsia="en-GB"/>
+        </w:rPr>
+        <w:t>and also</w:t>
+      </w:r>
+      <w:proofErr w:type="gramEnd"/>
+      <w:r>
+        <w:rPr>
+          <w:rFonts w:ascii="Times New Roman" w:eastAsia="Times New Roman" w:hAnsi="Times New Roman" w:cs="Times New Roman"/>
+          <w:sz w:val="24"/>
+          <w:szCs w:val="24"/>
+          <w:lang w:eastAsia="en-GB"/>
+        </w:rPr>
+        <w:t xml:space="preserve"> saving static files to the </w:t>
+      </w:r>
+      <w:proofErr w:type="spellStart"/>
+      <w:r>
+        <w:rPr>
+          <w:rFonts w:ascii="Times New Roman" w:eastAsia="Times New Roman" w:hAnsi="Times New Roman" w:cs="Times New Roman"/>
+          <w:sz w:val="24"/>
+          <w:szCs w:val="24"/>
+          <w:lang w:eastAsia="en-GB"/>
+        </w:rPr>
+        <w:t>mongoDB</w:t>
+      </w:r>
+      <w:proofErr w:type="spellEnd"/>
+      <w:r>
+        <w:rPr>
+          <w:rFonts w:ascii="Times New Roman" w:eastAsia="Times New Roman" w:hAnsi="Times New Roman" w:cs="Times New Roman"/>
+          <w:sz w:val="24"/>
+          <w:szCs w:val="24"/>
+          <w:lang w:eastAsia="en-GB"/>
+        </w:rPr>
+        <w:t xml:space="preserve"> database. </w:t>
+      </w:r>
+    </w:p>
+    <w:p>
+      <w:pPr>
+        <w:spacing w:before="100" w:beforeAutospacing="1" w:after="100" w:afterAutospacing="1" w:line="240" w:lineRule="auto"/>
+        <w:rPr>
+          <w:rFonts w:ascii="Times New Roman" w:eastAsia="Times New Roman" w:hAnsi="Times New Roman" w:cs="Times New Roman"/>
+          <w:sz w:val="24"/>
+          <w:szCs w:val="24"/>
+          <w:lang w:eastAsia="en-GB"/>
+        </w:rPr>
+      </w:pPr>
+      <w:r>
+        <w:rPr>
+          <w:rFonts w:ascii="Times New Roman" w:eastAsia="Times New Roman" w:hAnsi="Times New Roman" w:cs="Times New Roman"/>
+          <w:sz w:val="24"/>
+          <w:szCs w:val="24"/>
+          <w:lang w:eastAsia="en-GB"/>
+        </w:rPr>
+        <w:t xml:space="preserve">There is also a 2h and 30m part on </w:t>
+      </w:r>
+      <w:proofErr w:type="spellStart"/>
+      <w:r>
+        <w:rPr>
+          <w:rFonts w:ascii="Times New Roman" w:eastAsia="Times New Roman" w:hAnsi="Times New Roman" w:cs="Times New Roman"/>
+          <w:sz w:val="24"/>
+          <w:szCs w:val="24"/>
+          <w:lang w:eastAsia="en-GB"/>
+        </w:rPr>
+        <w:t>GraphQL</w:t>
+      </w:r>
+      <w:proofErr w:type="spellEnd"/>
+      <w:r>
+        <w:rPr>
+          <w:rFonts w:ascii="Times New Roman" w:eastAsia="Times New Roman" w:hAnsi="Times New Roman" w:cs="Times New Roman"/>
+          <w:sz w:val="24"/>
+          <w:szCs w:val="24"/>
+          <w:lang w:eastAsia="en-GB"/>
+        </w:rPr>
+        <w:t xml:space="preserve"> which I will go over, but as I did this </w:t>
+      </w:r>
+      <w:proofErr w:type="spellStart"/>
+      <w:r>
+        <w:rPr>
+          <w:rFonts w:ascii="Times New Roman" w:eastAsia="Times New Roman" w:hAnsi="Times New Roman" w:cs="Times New Roman"/>
+          <w:sz w:val="24"/>
+          <w:szCs w:val="24"/>
+          <w:lang w:eastAsia="en-GB"/>
+        </w:rPr>
+        <w:t>youtube</w:t>
+      </w:r>
+      <w:proofErr w:type="spellEnd"/>
+      <w:r>
+        <w:rPr>
+          <w:rFonts w:ascii="Times New Roman" w:eastAsia="Times New Roman" w:hAnsi="Times New Roman" w:cs="Times New Roman"/>
+          <w:sz w:val="24"/>
+          <w:szCs w:val="24"/>
+          <w:lang w:eastAsia="en-GB"/>
+        </w:rPr>
+        <w:t xml:space="preserve"> course I do not know if it covers the basics or anything more interesting. I will </w:t>
+      </w:r>
+      <w:proofErr w:type="gramStart"/>
+      <w:r>
+        <w:rPr>
+          <w:rFonts w:ascii="Times New Roman" w:eastAsia="Times New Roman" w:hAnsi="Times New Roman" w:cs="Times New Roman"/>
+          <w:sz w:val="24"/>
+          <w:szCs w:val="24"/>
+          <w:lang w:eastAsia="en-GB"/>
+        </w:rPr>
+        <w:t>definitely check</w:t>
+      </w:r>
+      <w:proofErr w:type="gramEnd"/>
+      <w:r>
+        <w:rPr>
+          <w:rFonts w:ascii="Times New Roman" w:eastAsia="Times New Roman" w:hAnsi="Times New Roman" w:cs="Times New Roman"/>
+          <w:sz w:val="24"/>
+          <w:szCs w:val="24"/>
+          <w:lang w:eastAsia="en-GB"/>
+        </w:rPr>
+        <w:t xml:space="preserve"> it out, though. </w:t>
+      </w:r>
+    </w:p>
+    <w:p>
+      <w:pPr>
+        <w:spacing w:before="100" w:beforeAutospacing="1" w:after="100" w:afterAutospacing="1" w:line="240" w:lineRule="auto"/>
+        <w:rPr>
+          <w:rFonts w:ascii="Times New Roman" w:eastAsia="Times New Roman" w:hAnsi="Times New Roman" w:cs="Times New Roman"/>
+          <w:sz w:val="24"/>
+          <w:szCs w:val="24"/>
+          <w:lang w:eastAsia="en-GB"/>
+        </w:rPr>
+      </w:pPr>
+    </w:p>
+    <w:p>
+      <w:pPr>
+        <w:spacing w:before="100" w:beforeAutospacing="1" w:after="100" w:afterAutospacing="1" w:line="240" w:lineRule="auto"/>
+        <w:rPr>
+          <w:rFonts w:ascii="Times New Roman" w:eastAsia="Times New Roman" w:hAnsi="Times New Roman" w:cs="Times New Roman"/>
+          <w:sz w:val="24"/>
+          <w:szCs w:val="24"/>
+          <w:lang w:eastAsia="en-GB"/>
+        </w:rPr>
+      </w:pPr>
+    </w:p>
+    <w:p>
+      <w:pPr>
+        <w:spacing w:before="100" w:beforeAutospacing="1" w:after="100" w:afterAutospacing="1" w:line="240" w:lineRule="auto"/>
+        <w:rPr>
+          <w:rFonts w:ascii="Times New Roman" w:eastAsia="Times New Roman" w:hAnsi="Times New Roman" w:cs="Times New Roman"/>
+          <w:sz w:val="24"/>
+          <w:szCs w:val="24"/>
+          <w:lang w:eastAsia="en-GB"/>
+        </w:rPr>
+      </w:pPr>
+      <w:r>
+        <w:rPr>
+          <w:rFonts w:ascii="Times New Roman" w:eastAsia="Times New Roman" w:hAnsi="Times New Roman" w:cs="Times New Roman"/>
+          <w:sz w:val="24"/>
+          <w:szCs w:val="24"/>
+          <w:lang w:eastAsia="en-GB"/>
+        </w:rPr>
+        <w:t>I do not have a plan for the next days. Will see "where the wind takes" me tomorrow.</w:t>
+      </w:r>
+    </w:p>
+    <w:p>
+      <w:pPr>
+        <w:spacing w:before="100" w:beforeAutospacing="1" w:after="100" w:afterAutospacing="1" w:line="240" w:lineRule="auto"/>
+        <w:rPr>
+          <w:rFonts w:ascii="Times New Roman" w:eastAsia="Times New Roman" w:hAnsi="Times New Roman" w:cs="Times New Roman"/>
+          <w:sz w:val="24"/>
+          <w:szCs w:val="24"/>
+          <w:lang w:eastAsia="en-GB"/>
+        </w:rPr>
+      </w:pPr>
+    </w:p>
+    <w:p>
+      <w:pPr>
+        <w:spacing w:before="100" w:beforeAutospacing="1" w:after="100" w:afterAutospacing="1" w:line="240" w:lineRule="auto"/>
+        <w:rPr>
+          <w:rFonts w:ascii="Times New Roman" w:eastAsia="Times New Roman" w:hAnsi="Times New Roman" w:cs="Times New Roman"/>
+          <w:sz w:val="24"/>
+          <w:szCs w:val="24"/>
+          <w:lang w:eastAsia="en-GB"/>
+        </w:rPr>
+      </w:pPr>
+      <w:r>
+        <w:rPr>
+          <w:rFonts w:ascii="Times New Roman" w:eastAsia="Times New Roman" w:hAnsi="Times New Roman" w:cs="Times New Roman"/>
+          <w:sz w:val="24"/>
+          <w:szCs w:val="24"/>
+          <w:lang w:eastAsia="en-GB"/>
+        </w:rPr>
+        <w:t>That is all for today and this week.</w:t>
+      </w:r>
+    </w:p>
+    <w:p>
+      <w:pPr>
+        <w:spacing w:before="100" w:beforeAutospacing="1" w:after="100" w:afterAutospacing="1" w:line="240" w:lineRule="auto"/>
+        <w:rPr>
+          <w:rFonts w:ascii="Times New Roman" w:eastAsia="Times New Roman" w:hAnsi="Times New Roman" w:cs="Times New Roman"/>
+          <w:sz w:val="24"/>
+          <w:szCs w:val="24"/>
+          <w:lang w:eastAsia="en-GB"/>
+        </w:rPr>
+      </w:pPr>
+    </w:p>
+    <w:p>
+      <w:pPr>
+        <w:spacing w:before="100" w:beforeAutospacing="1" w:after="100" w:afterAutospacing="1" w:line="240" w:lineRule="auto"/>
+        <w:rPr>
+          <w:rFonts w:ascii="Times New Roman" w:eastAsia="Times New Roman" w:hAnsi="Times New Roman" w:cs="Times New Roman"/>
+          <w:sz w:val="24"/>
+          <w:szCs w:val="24"/>
+          <w:lang w:eastAsia="en-GB"/>
+        </w:rPr>
+      </w:pPr>
+      <w:r>
+        <w:rPr>
+          <w:rFonts w:ascii="Times New Roman" w:eastAsia="Times New Roman" w:hAnsi="Times New Roman" w:cs="Times New Roman"/>
+          <w:sz w:val="24"/>
+          <w:szCs w:val="24"/>
+          <w:lang w:eastAsia="en-GB"/>
+        </w:rPr>
+        <w:t>See you in the next one,</w:t>
+      </w:r>
+    </w:p>
+    <w:p>
+      <w:pPr>
+        <w:spacing w:before="100" w:beforeAutospacing="1" w:after="100" w:afterAutospacing="1" w:line="240" w:lineRule="auto"/>
+        <w:rPr>
+          <w:rFonts w:ascii="Times New Roman" w:eastAsia="Times New Roman" w:hAnsi="Times New Roman" w:cs="Times New Roman"/>
+          <w:sz w:val="24"/>
+          <w:szCs w:val="24"/>
+          <w:lang w:eastAsia="en-GB"/>
+        </w:rPr>
+      </w:pPr>
+      <w:r>
+        <w:rPr>
+          <w:rFonts w:ascii="Times New Roman" w:eastAsia="Times New Roman" w:hAnsi="Times New Roman" w:cs="Times New Roman"/>
+          <w:sz w:val="24"/>
+          <w:szCs w:val="24"/>
+          <w:lang w:eastAsia="en-GB"/>
+        </w:rPr>
+        <w:lastRenderedPageBreak/>
+        <w:t>Ivan</w:t>
+      </w:r>
+    </w:p>
+    <w:p/>
     <w:sectPr>
       <w:pgSz w:w="12240" w:h="15840"/>
       <w:pgMar w:top="1440" w:right="1440" w:bottom="1440" w:left="1440" w:header="720" w:footer="720" w:gutter="0"/>
